--- a/Abnt.docx
+++ b/Abnt.docx
@@ -120,7 +120,6 @@
     <w:p>
       <w:pPr>
         <w:rPr>
-          <w:rFonts w:ascii="Arial" w:hAnsi="Arial"/>
           <w:b/>
           <w:sz w:val="28"/>
         </w:rPr>
@@ -259,6 +258,7 @@
         <w:pStyle w:val="SemEspaamento"/>
       </w:pPr>
       <w:r>
+        <w:lastRenderedPageBreak/>
         <w:t>2026</w:t>
       </w:r>
     </w:p>
@@ -325,13 +325,11 @@
     </w:p>
     <w:p>
       <w:r>
+        <w:lastRenderedPageBreak/>
         <w:t>Autor</w:t>
       </w:r>
     </w:p>
-    <w:p>
-      <w:bookmarkStart w:id="0" w:name="_GoBack"/>
-      <w:bookmarkEnd w:id="0"/>
-    </w:p>
+    <w:p/>
     <w:p>
       <w:pPr>
         <w:pStyle w:val="SemEspaamento"/>
@@ -379,6 +377,2694 @@
         <w:t>engrish</w:t>
       </w:r>
       <w:proofErr w:type="spellEnd"/>
+    </w:p>
+    <w:p>
+      <w:r>
+        <w:br w:type="page"/>
+      </w:r>
+    </w:p>
+    <w:p>
+      <w:pPr>
+        <w:pStyle w:val="SemEspaamento"/>
+      </w:pPr>
+      <w:r>
+        <w:lastRenderedPageBreak/>
+        <w:t>ÍNDICE DE ILUSTRAÇÕES</w:t>
+      </w:r>
+    </w:p>
+    <w:p>
+      <w:r>
+        <w:t>Aqui vão ficar as ilustrações</w:t>
+      </w:r>
+    </w:p>
+    <w:p>
+      <w:r>
+        <w:br w:type="page"/>
+      </w:r>
+    </w:p>
+    <w:p>
+      <w:pPr>
+        <w:pStyle w:val="SemEspaamento"/>
+      </w:pPr>
+      <w:r>
+        <w:lastRenderedPageBreak/>
+        <w:t>SUMÁRIO</w:t>
+      </w:r>
+    </w:p>
+    <w:p>
+      <w:pPr>
+        <w:pStyle w:val="Sumrio1"/>
+        <w:rPr>
+          <w:rFonts w:asciiTheme="minorHAnsi" w:eastAsiaTheme="minorEastAsia" w:hAnsiTheme="minorHAnsi"/>
+          <w:noProof/>
+          <w:sz w:val="22"/>
+          <w:lang w:eastAsia="pt-BR"/>
+        </w:rPr>
+      </w:pPr>
+      <w:r>
+        <w:fldChar w:fldCharType="begin"/>
+      </w:r>
+      <w:r>
+        <w:instrText xml:space="preserve"> TOC \o "1-5" \h \z \u </w:instrText>
+      </w:r>
+      <w:r>
+        <w:fldChar w:fldCharType="separate"/>
+      </w:r>
+      <w:hyperlink w:anchor="_Toc225406424" w:history="1">
+        <w:r>
+          <w:rPr>
+            <w:rStyle w:val="Hyperlink"/>
+            <w:noProof/>
+          </w:rPr>
+          <w:t>1</w:t>
+        </w:r>
+        <w:r>
+          <w:rPr>
+            <w:rFonts w:asciiTheme="minorHAnsi" w:eastAsiaTheme="minorEastAsia" w:hAnsiTheme="minorHAnsi"/>
+            <w:noProof/>
+            <w:sz w:val="22"/>
+            <w:lang w:eastAsia="pt-BR"/>
+          </w:rPr>
+          <w:tab/>
+        </w:r>
+        <w:r>
+          <w:rPr>
+            <w:rStyle w:val="Hyperlink"/>
+            <w:noProof/>
+          </w:rPr>
+          <w:t>INTRODUÇÃO</w:t>
+        </w:r>
+        <w:r>
+          <w:rPr>
+            <w:noProof/>
+            <w:webHidden/>
+          </w:rPr>
+          <w:tab/>
+        </w:r>
+        <w:r>
+          <w:rPr>
+            <w:noProof/>
+            <w:webHidden/>
+          </w:rPr>
+          <w:fldChar w:fldCharType="begin"/>
+        </w:r>
+        <w:r>
+          <w:rPr>
+            <w:noProof/>
+            <w:webHidden/>
+          </w:rPr>
+          <w:instrText xml:space="preserve"> PAGEREF _Toc225406424 \h </w:instrText>
+        </w:r>
+        <w:r>
+          <w:rPr>
+            <w:noProof/>
+            <w:webHidden/>
+          </w:rPr>
+        </w:r>
+        <w:r>
+          <w:rPr>
+            <w:noProof/>
+            <w:webHidden/>
+          </w:rPr>
+          <w:fldChar w:fldCharType="separate"/>
+        </w:r>
+        <w:r>
+          <w:rPr>
+            <w:noProof/>
+            <w:webHidden/>
+          </w:rPr>
+          <w:t>12</w:t>
+        </w:r>
+        <w:r>
+          <w:rPr>
+            <w:noProof/>
+            <w:webHidden/>
+          </w:rPr>
+          <w:fldChar w:fldCharType="end"/>
+        </w:r>
+      </w:hyperlink>
+    </w:p>
+    <w:p>
+      <w:pPr>
+        <w:pStyle w:val="Sumrio2"/>
+        <w:rPr>
+          <w:rFonts w:asciiTheme="minorHAnsi" w:eastAsiaTheme="minorEastAsia" w:hAnsiTheme="minorHAnsi"/>
+          <w:noProof/>
+          <w:sz w:val="22"/>
+          <w:lang w:eastAsia="pt-BR"/>
+        </w:rPr>
+      </w:pPr>
+      <w:hyperlink w:anchor="_Toc225406425" w:history="1">
+        <w:r>
+          <w:rPr>
+            <w:rStyle w:val="Hyperlink"/>
+            <w:noProof/>
+          </w:rPr>
+          <w:t>1.1</w:t>
+        </w:r>
+        <w:r>
+          <w:rPr>
+            <w:rFonts w:asciiTheme="minorHAnsi" w:eastAsiaTheme="minorEastAsia" w:hAnsiTheme="minorHAnsi"/>
+            <w:noProof/>
+            <w:sz w:val="22"/>
+            <w:lang w:eastAsia="pt-BR"/>
+          </w:rPr>
+          <w:tab/>
+        </w:r>
+        <w:r>
+          <w:rPr>
+            <w:rStyle w:val="Hyperlink"/>
+            <w:noProof/>
+          </w:rPr>
+          <w:t>Problemática</w:t>
+        </w:r>
+        <w:r>
+          <w:rPr>
+            <w:noProof/>
+            <w:webHidden/>
+          </w:rPr>
+          <w:tab/>
+        </w:r>
+        <w:r>
+          <w:rPr>
+            <w:noProof/>
+            <w:webHidden/>
+          </w:rPr>
+          <w:fldChar w:fldCharType="begin"/>
+        </w:r>
+        <w:r>
+          <w:rPr>
+            <w:noProof/>
+            <w:webHidden/>
+          </w:rPr>
+          <w:instrText xml:space="preserve"> PAGEREF _Toc225406425 \h </w:instrText>
+        </w:r>
+        <w:r>
+          <w:rPr>
+            <w:noProof/>
+            <w:webHidden/>
+          </w:rPr>
+        </w:r>
+        <w:r>
+          <w:rPr>
+            <w:noProof/>
+            <w:webHidden/>
+          </w:rPr>
+          <w:fldChar w:fldCharType="separate"/>
+        </w:r>
+        <w:r>
+          <w:rPr>
+            <w:noProof/>
+            <w:webHidden/>
+          </w:rPr>
+          <w:t>12</w:t>
+        </w:r>
+        <w:r>
+          <w:rPr>
+            <w:noProof/>
+            <w:webHidden/>
+          </w:rPr>
+          <w:fldChar w:fldCharType="end"/>
+        </w:r>
+      </w:hyperlink>
+    </w:p>
+    <w:p>
+      <w:pPr>
+        <w:pStyle w:val="Sumrio2"/>
+        <w:rPr>
+          <w:rFonts w:asciiTheme="minorHAnsi" w:eastAsiaTheme="minorEastAsia" w:hAnsiTheme="minorHAnsi"/>
+          <w:noProof/>
+          <w:sz w:val="22"/>
+          <w:lang w:eastAsia="pt-BR"/>
+        </w:rPr>
+      </w:pPr>
+      <w:hyperlink w:anchor="_Toc225406426" w:history="1">
+        <w:r>
+          <w:rPr>
+            <w:rStyle w:val="Hyperlink"/>
+            <w:noProof/>
+          </w:rPr>
+          <w:t>1.2</w:t>
+        </w:r>
+        <w:r>
+          <w:rPr>
+            <w:rFonts w:asciiTheme="minorHAnsi" w:eastAsiaTheme="minorEastAsia" w:hAnsiTheme="minorHAnsi"/>
+            <w:noProof/>
+            <w:sz w:val="22"/>
+            <w:lang w:eastAsia="pt-BR"/>
+          </w:rPr>
+          <w:tab/>
+        </w:r>
+        <w:r>
+          <w:rPr>
+            <w:rStyle w:val="Hyperlink"/>
+            <w:noProof/>
+          </w:rPr>
+          <w:t>Justificativa</w:t>
+        </w:r>
+        <w:r>
+          <w:rPr>
+            <w:noProof/>
+            <w:webHidden/>
+          </w:rPr>
+          <w:tab/>
+        </w:r>
+        <w:r>
+          <w:rPr>
+            <w:noProof/>
+            <w:webHidden/>
+          </w:rPr>
+          <w:fldChar w:fldCharType="begin"/>
+        </w:r>
+        <w:r>
+          <w:rPr>
+            <w:noProof/>
+            <w:webHidden/>
+          </w:rPr>
+          <w:instrText xml:space="preserve"> PAGEREF _Toc225406426 \h </w:instrText>
+        </w:r>
+        <w:r>
+          <w:rPr>
+            <w:noProof/>
+            <w:webHidden/>
+          </w:rPr>
+        </w:r>
+        <w:r>
+          <w:rPr>
+            <w:noProof/>
+            <w:webHidden/>
+          </w:rPr>
+          <w:fldChar w:fldCharType="separate"/>
+        </w:r>
+        <w:r>
+          <w:rPr>
+            <w:noProof/>
+            <w:webHidden/>
+          </w:rPr>
+          <w:t>12</w:t>
+        </w:r>
+        <w:r>
+          <w:rPr>
+            <w:noProof/>
+            <w:webHidden/>
+          </w:rPr>
+          <w:fldChar w:fldCharType="end"/>
+        </w:r>
+      </w:hyperlink>
+    </w:p>
+    <w:p>
+      <w:pPr>
+        <w:pStyle w:val="Sumrio2"/>
+        <w:rPr>
+          <w:rFonts w:asciiTheme="minorHAnsi" w:eastAsiaTheme="minorEastAsia" w:hAnsiTheme="minorHAnsi"/>
+          <w:noProof/>
+          <w:sz w:val="22"/>
+          <w:lang w:eastAsia="pt-BR"/>
+        </w:rPr>
+      </w:pPr>
+      <w:hyperlink w:anchor="_Toc225406427" w:history="1">
+        <w:r>
+          <w:rPr>
+            <w:rStyle w:val="Hyperlink"/>
+            <w:noProof/>
+          </w:rPr>
+          <w:t>1.3</w:t>
+        </w:r>
+        <w:r>
+          <w:rPr>
+            <w:rFonts w:asciiTheme="minorHAnsi" w:eastAsiaTheme="minorEastAsia" w:hAnsiTheme="minorHAnsi"/>
+            <w:noProof/>
+            <w:sz w:val="22"/>
+            <w:lang w:eastAsia="pt-BR"/>
+          </w:rPr>
+          <w:tab/>
+        </w:r>
+        <w:r>
+          <w:rPr>
+            <w:rStyle w:val="Hyperlink"/>
+            <w:noProof/>
+          </w:rPr>
+          <w:t>Objetivos</w:t>
+        </w:r>
+        <w:r>
+          <w:rPr>
+            <w:noProof/>
+            <w:webHidden/>
+          </w:rPr>
+          <w:tab/>
+        </w:r>
+        <w:r>
+          <w:rPr>
+            <w:noProof/>
+            <w:webHidden/>
+          </w:rPr>
+          <w:fldChar w:fldCharType="begin"/>
+        </w:r>
+        <w:r>
+          <w:rPr>
+            <w:noProof/>
+            <w:webHidden/>
+          </w:rPr>
+          <w:instrText xml:space="preserve"> PAGEREF _Toc225406427 \h </w:instrText>
+        </w:r>
+        <w:r>
+          <w:rPr>
+            <w:noProof/>
+            <w:webHidden/>
+          </w:rPr>
+        </w:r>
+        <w:r>
+          <w:rPr>
+            <w:noProof/>
+            <w:webHidden/>
+          </w:rPr>
+          <w:fldChar w:fldCharType="separate"/>
+        </w:r>
+        <w:r>
+          <w:rPr>
+            <w:noProof/>
+            <w:webHidden/>
+          </w:rPr>
+          <w:t>13</w:t>
+        </w:r>
+        <w:r>
+          <w:rPr>
+            <w:noProof/>
+            <w:webHidden/>
+          </w:rPr>
+          <w:fldChar w:fldCharType="end"/>
+        </w:r>
+      </w:hyperlink>
+    </w:p>
+    <w:p>
+      <w:pPr>
+        <w:pStyle w:val="Sumrio3"/>
+        <w:rPr>
+          <w:rFonts w:asciiTheme="minorHAnsi" w:eastAsiaTheme="minorEastAsia" w:hAnsiTheme="minorHAnsi"/>
+          <w:noProof/>
+          <w:sz w:val="22"/>
+          <w:lang w:eastAsia="pt-BR"/>
+        </w:rPr>
+      </w:pPr>
+      <w:hyperlink w:anchor="_Toc225406428" w:history="1">
+        <w:r>
+          <w:rPr>
+            <w:rStyle w:val="Hyperlink"/>
+            <w:noProof/>
+          </w:rPr>
+          <w:t>1.3.1</w:t>
+        </w:r>
+        <w:r>
+          <w:rPr>
+            <w:rFonts w:asciiTheme="minorHAnsi" w:eastAsiaTheme="minorEastAsia" w:hAnsiTheme="minorHAnsi"/>
+            <w:noProof/>
+            <w:sz w:val="22"/>
+            <w:lang w:eastAsia="pt-BR"/>
+          </w:rPr>
+          <w:tab/>
+        </w:r>
+        <w:r>
+          <w:rPr>
+            <w:rStyle w:val="Hyperlink"/>
+            <w:noProof/>
+          </w:rPr>
+          <w:t>Objetivo Geral</w:t>
+        </w:r>
+        <w:r>
+          <w:rPr>
+            <w:noProof/>
+            <w:webHidden/>
+          </w:rPr>
+          <w:tab/>
+        </w:r>
+        <w:r>
+          <w:rPr>
+            <w:noProof/>
+            <w:webHidden/>
+          </w:rPr>
+          <w:fldChar w:fldCharType="begin"/>
+        </w:r>
+        <w:r>
+          <w:rPr>
+            <w:noProof/>
+            <w:webHidden/>
+          </w:rPr>
+          <w:instrText xml:space="preserve"> PAGEREF _Toc225406428 \h </w:instrText>
+        </w:r>
+        <w:r>
+          <w:rPr>
+            <w:noProof/>
+            <w:webHidden/>
+          </w:rPr>
+        </w:r>
+        <w:r>
+          <w:rPr>
+            <w:noProof/>
+            <w:webHidden/>
+          </w:rPr>
+          <w:fldChar w:fldCharType="separate"/>
+        </w:r>
+        <w:r>
+          <w:rPr>
+            <w:noProof/>
+            <w:webHidden/>
+          </w:rPr>
+          <w:t>13</w:t>
+        </w:r>
+        <w:r>
+          <w:rPr>
+            <w:noProof/>
+            <w:webHidden/>
+          </w:rPr>
+          <w:fldChar w:fldCharType="end"/>
+        </w:r>
+      </w:hyperlink>
+    </w:p>
+    <w:p>
+      <w:pPr>
+        <w:pStyle w:val="Sumrio3"/>
+        <w:rPr>
+          <w:rFonts w:asciiTheme="minorHAnsi" w:eastAsiaTheme="minorEastAsia" w:hAnsiTheme="minorHAnsi"/>
+          <w:noProof/>
+          <w:sz w:val="22"/>
+          <w:lang w:eastAsia="pt-BR"/>
+        </w:rPr>
+      </w:pPr>
+      <w:hyperlink w:anchor="_Toc225406429" w:history="1">
+        <w:r>
+          <w:rPr>
+            <w:rStyle w:val="Hyperlink"/>
+            <w:noProof/>
+          </w:rPr>
+          <w:t>1.3.2</w:t>
+        </w:r>
+        <w:r>
+          <w:rPr>
+            <w:rFonts w:asciiTheme="minorHAnsi" w:eastAsiaTheme="minorEastAsia" w:hAnsiTheme="minorHAnsi"/>
+            <w:noProof/>
+            <w:sz w:val="22"/>
+            <w:lang w:eastAsia="pt-BR"/>
+          </w:rPr>
+          <w:tab/>
+        </w:r>
+        <w:r>
+          <w:rPr>
+            <w:rStyle w:val="Hyperlink"/>
+            <w:noProof/>
+          </w:rPr>
+          <w:t>Objetivos Específicos</w:t>
+        </w:r>
+        <w:r>
+          <w:rPr>
+            <w:noProof/>
+            <w:webHidden/>
+          </w:rPr>
+          <w:tab/>
+        </w:r>
+        <w:r>
+          <w:rPr>
+            <w:noProof/>
+            <w:webHidden/>
+          </w:rPr>
+          <w:fldChar w:fldCharType="begin"/>
+        </w:r>
+        <w:r>
+          <w:rPr>
+            <w:noProof/>
+            <w:webHidden/>
+          </w:rPr>
+          <w:instrText xml:space="preserve"> PAGEREF _Toc225406429 \h </w:instrText>
+        </w:r>
+        <w:r>
+          <w:rPr>
+            <w:noProof/>
+            <w:webHidden/>
+          </w:rPr>
+        </w:r>
+        <w:r>
+          <w:rPr>
+            <w:noProof/>
+            <w:webHidden/>
+          </w:rPr>
+          <w:fldChar w:fldCharType="separate"/>
+        </w:r>
+        <w:r>
+          <w:rPr>
+            <w:noProof/>
+            <w:webHidden/>
+          </w:rPr>
+          <w:t>13</w:t>
+        </w:r>
+        <w:r>
+          <w:rPr>
+            <w:noProof/>
+            <w:webHidden/>
+          </w:rPr>
+          <w:fldChar w:fldCharType="end"/>
+        </w:r>
+      </w:hyperlink>
+    </w:p>
+    <w:p>
+      <w:pPr>
+        <w:pStyle w:val="Sumrio2"/>
+        <w:rPr>
+          <w:rFonts w:asciiTheme="minorHAnsi" w:eastAsiaTheme="minorEastAsia" w:hAnsiTheme="minorHAnsi"/>
+          <w:noProof/>
+          <w:sz w:val="22"/>
+          <w:lang w:eastAsia="pt-BR"/>
+        </w:rPr>
+      </w:pPr>
+      <w:hyperlink w:anchor="_Toc225406430" w:history="1">
+        <w:r>
+          <w:rPr>
+            <w:rStyle w:val="Hyperlink"/>
+            <w:noProof/>
+          </w:rPr>
+          <w:t>1.4</w:t>
+        </w:r>
+        <w:r>
+          <w:rPr>
+            <w:rFonts w:asciiTheme="minorHAnsi" w:eastAsiaTheme="minorEastAsia" w:hAnsiTheme="minorHAnsi"/>
+            <w:noProof/>
+            <w:sz w:val="22"/>
+            <w:lang w:eastAsia="pt-BR"/>
+          </w:rPr>
+          <w:tab/>
+        </w:r>
+        <w:r>
+          <w:rPr>
+            <w:rStyle w:val="Hyperlink"/>
+            <w:noProof/>
+          </w:rPr>
+          <w:t>Metodologia</w:t>
+        </w:r>
+        <w:r>
+          <w:rPr>
+            <w:noProof/>
+            <w:webHidden/>
+          </w:rPr>
+          <w:tab/>
+        </w:r>
+        <w:r>
+          <w:rPr>
+            <w:noProof/>
+            <w:webHidden/>
+          </w:rPr>
+          <w:fldChar w:fldCharType="begin"/>
+        </w:r>
+        <w:r>
+          <w:rPr>
+            <w:noProof/>
+            <w:webHidden/>
+          </w:rPr>
+          <w:instrText xml:space="preserve"> PAGEREF _Toc225406430 \h </w:instrText>
+        </w:r>
+        <w:r>
+          <w:rPr>
+            <w:noProof/>
+            <w:webHidden/>
+          </w:rPr>
+        </w:r>
+        <w:r>
+          <w:rPr>
+            <w:noProof/>
+            <w:webHidden/>
+          </w:rPr>
+          <w:fldChar w:fldCharType="separate"/>
+        </w:r>
+        <w:r>
+          <w:rPr>
+            <w:noProof/>
+            <w:webHidden/>
+          </w:rPr>
+          <w:t>14</w:t>
+        </w:r>
+        <w:r>
+          <w:rPr>
+            <w:noProof/>
+            <w:webHidden/>
+          </w:rPr>
+          <w:fldChar w:fldCharType="end"/>
+        </w:r>
+      </w:hyperlink>
+    </w:p>
+    <w:p>
+      <w:pPr>
+        <w:pStyle w:val="Sumrio2"/>
+        <w:rPr>
+          <w:rFonts w:asciiTheme="minorHAnsi" w:eastAsiaTheme="minorEastAsia" w:hAnsiTheme="minorHAnsi"/>
+          <w:noProof/>
+          <w:sz w:val="22"/>
+          <w:lang w:eastAsia="pt-BR"/>
+        </w:rPr>
+      </w:pPr>
+      <w:hyperlink w:anchor="_Toc225406431" w:history="1">
+        <w:r>
+          <w:rPr>
+            <w:rStyle w:val="Hyperlink"/>
+            <w:noProof/>
+          </w:rPr>
+          <w:t>1.5</w:t>
+        </w:r>
+        <w:r>
+          <w:rPr>
+            <w:rFonts w:asciiTheme="minorHAnsi" w:eastAsiaTheme="minorEastAsia" w:hAnsiTheme="minorHAnsi"/>
+            <w:noProof/>
+            <w:sz w:val="22"/>
+            <w:lang w:eastAsia="pt-BR"/>
+          </w:rPr>
+          <w:tab/>
+        </w:r>
+        <w:r>
+          <w:rPr>
+            <w:rStyle w:val="Hyperlink"/>
+            <w:noProof/>
+          </w:rPr>
+          <w:t>Resultados Esperados</w:t>
+        </w:r>
+        <w:r>
+          <w:rPr>
+            <w:noProof/>
+            <w:webHidden/>
+          </w:rPr>
+          <w:tab/>
+        </w:r>
+        <w:r>
+          <w:rPr>
+            <w:noProof/>
+            <w:webHidden/>
+          </w:rPr>
+          <w:fldChar w:fldCharType="begin"/>
+        </w:r>
+        <w:r>
+          <w:rPr>
+            <w:noProof/>
+            <w:webHidden/>
+          </w:rPr>
+          <w:instrText xml:space="preserve"> PAGEREF _Toc225406431 \h </w:instrText>
+        </w:r>
+        <w:r>
+          <w:rPr>
+            <w:noProof/>
+            <w:webHidden/>
+          </w:rPr>
+        </w:r>
+        <w:r>
+          <w:rPr>
+            <w:noProof/>
+            <w:webHidden/>
+          </w:rPr>
+          <w:fldChar w:fldCharType="separate"/>
+        </w:r>
+        <w:r>
+          <w:rPr>
+            <w:noProof/>
+            <w:webHidden/>
+          </w:rPr>
+          <w:t>14</w:t>
+        </w:r>
+        <w:r>
+          <w:rPr>
+            <w:noProof/>
+            <w:webHidden/>
+          </w:rPr>
+          <w:fldChar w:fldCharType="end"/>
+        </w:r>
+      </w:hyperlink>
+    </w:p>
+    <w:p>
+      <w:pPr>
+        <w:pStyle w:val="Sumrio1"/>
+        <w:rPr>
+          <w:rFonts w:asciiTheme="minorHAnsi" w:eastAsiaTheme="minorEastAsia" w:hAnsiTheme="minorHAnsi"/>
+          <w:noProof/>
+          <w:sz w:val="22"/>
+          <w:lang w:eastAsia="pt-BR"/>
+        </w:rPr>
+      </w:pPr>
+      <w:hyperlink w:anchor="_Toc225406432" w:history="1">
+        <w:r>
+          <w:rPr>
+            <w:rStyle w:val="Hyperlink"/>
+            <w:noProof/>
+          </w:rPr>
+          <w:t>2</w:t>
+        </w:r>
+        <w:r>
+          <w:rPr>
+            <w:rFonts w:asciiTheme="minorHAnsi" w:eastAsiaTheme="minorEastAsia" w:hAnsiTheme="minorHAnsi"/>
+            <w:noProof/>
+            <w:sz w:val="22"/>
+            <w:lang w:eastAsia="pt-BR"/>
+          </w:rPr>
+          <w:tab/>
+        </w:r>
+        <w:r>
+          <w:rPr>
+            <w:rStyle w:val="Hyperlink"/>
+            <w:noProof/>
+          </w:rPr>
+          <w:t>REFERENCIAL TEÓRICO</w:t>
+        </w:r>
+        <w:r>
+          <w:rPr>
+            <w:noProof/>
+            <w:webHidden/>
+          </w:rPr>
+          <w:tab/>
+        </w:r>
+        <w:r>
+          <w:rPr>
+            <w:noProof/>
+            <w:webHidden/>
+          </w:rPr>
+          <w:fldChar w:fldCharType="begin"/>
+        </w:r>
+        <w:r>
+          <w:rPr>
+            <w:noProof/>
+            <w:webHidden/>
+          </w:rPr>
+          <w:instrText xml:space="preserve"> PAGEREF _Toc225406432 \h </w:instrText>
+        </w:r>
+        <w:r>
+          <w:rPr>
+            <w:noProof/>
+            <w:webHidden/>
+          </w:rPr>
+        </w:r>
+        <w:r>
+          <w:rPr>
+            <w:noProof/>
+            <w:webHidden/>
+          </w:rPr>
+          <w:fldChar w:fldCharType="separate"/>
+        </w:r>
+        <w:r>
+          <w:rPr>
+            <w:noProof/>
+            <w:webHidden/>
+          </w:rPr>
+          <w:t>15</w:t>
+        </w:r>
+        <w:r>
+          <w:rPr>
+            <w:noProof/>
+            <w:webHidden/>
+          </w:rPr>
+          <w:fldChar w:fldCharType="end"/>
+        </w:r>
+      </w:hyperlink>
+    </w:p>
+    <w:p>
+      <w:pPr>
+        <w:pStyle w:val="Sumrio2"/>
+        <w:rPr>
+          <w:rFonts w:asciiTheme="minorHAnsi" w:eastAsiaTheme="minorEastAsia" w:hAnsiTheme="minorHAnsi"/>
+          <w:noProof/>
+          <w:sz w:val="22"/>
+          <w:lang w:eastAsia="pt-BR"/>
+        </w:rPr>
+      </w:pPr>
+      <w:hyperlink w:anchor="_Toc225406433" w:history="1">
+        <w:r>
+          <w:rPr>
+            <w:rStyle w:val="Hyperlink"/>
+            <w:noProof/>
+          </w:rPr>
+          <w:t>2.1</w:t>
+        </w:r>
+        <w:r>
+          <w:rPr>
+            <w:rFonts w:asciiTheme="minorHAnsi" w:eastAsiaTheme="minorEastAsia" w:hAnsiTheme="minorHAnsi"/>
+            <w:noProof/>
+            <w:sz w:val="22"/>
+            <w:lang w:eastAsia="pt-BR"/>
+          </w:rPr>
+          <w:tab/>
+        </w:r>
+        <w:r>
+          <w:rPr>
+            <w:rStyle w:val="Hyperlink"/>
+            <w:noProof/>
+          </w:rPr>
+          <w:t>Simulando um subtítulo</w:t>
+        </w:r>
+        <w:r>
+          <w:rPr>
+            <w:noProof/>
+            <w:webHidden/>
+          </w:rPr>
+          <w:tab/>
+        </w:r>
+        <w:r>
+          <w:rPr>
+            <w:noProof/>
+            <w:webHidden/>
+          </w:rPr>
+          <w:fldChar w:fldCharType="begin"/>
+        </w:r>
+        <w:r>
+          <w:rPr>
+            <w:noProof/>
+            <w:webHidden/>
+          </w:rPr>
+          <w:instrText xml:space="preserve"> PAGEREF _Toc225406433 \h </w:instrText>
+        </w:r>
+        <w:r>
+          <w:rPr>
+            <w:noProof/>
+            <w:webHidden/>
+          </w:rPr>
+        </w:r>
+        <w:r>
+          <w:rPr>
+            <w:noProof/>
+            <w:webHidden/>
+          </w:rPr>
+          <w:fldChar w:fldCharType="separate"/>
+        </w:r>
+        <w:r>
+          <w:rPr>
+            <w:noProof/>
+            <w:webHidden/>
+          </w:rPr>
+          <w:t>15</w:t>
+        </w:r>
+        <w:r>
+          <w:rPr>
+            <w:noProof/>
+            <w:webHidden/>
+          </w:rPr>
+          <w:fldChar w:fldCharType="end"/>
+        </w:r>
+      </w:hyperlink>
+    </w:p>
+    <w:p>
+      <w:pPr>
+        <w:pStyle w:val="Sumrio3"/>
+        <w:rPr>
+          <w:rFonts w:asciiTheme="minorHAnsi" w:eastAsiaTheme="minorEastAsia" w:hAnsiTheme="minorHAnsi"/>
+          <w:noProof/>
+          <w:sz w:val="22"/>
+          <w:lang w:eastAsia="pt-BR"/>
+        </w:rPr>
+      </w:pPr>
+      <w:hyperlink w:anchor="_Toc225406434" w:history="1">
+        <w:r>
+          <w:rPr>
+            <w:rStyle w:val="Hyperlink"/>
+            <w:noProof/>
+          </w:rPr>
+          <w:t>2.1.1</w:t>
+        </w:r>
+        <w:r>
+          <w:rPr>
+            <w:rFonts w:asciiTheme="minorHAnsi" w:eastAsiaTheme="minorEastAsia" w:hAnsiTheme="minorHAnsi"/>
+            <w:noProof/>
+            <w:sz w:val="22"/>
+            <w:lang w:eastAsia="pt-BR"/>
+          </w:rPr>
+          <w:tab/>
+        </w:r>
+        <w:r>
+          <w:rPr>
+            <w:rStyle w:val="Hyperlink"/>
+            <w:noProof/>
+          </w:rPr>
+          <w:t>Aura</w:t>
+        </w:r>
+        <w:r>
+          <w:rPr>
+            <w:noProof/>
+            <w:webHidden/>
+          </w:rPr>
+          <w:tab/>
+        </w:r>
+        <w:r>
+          <w:rPr>
+            <w:noProof/>
+            <w:webHidden/>
+          </w:rPr>
+          <w:fldChar w:fldCharType="begin"/>
+        </w:r>
+        <w:r>
+          <w:rPr>
+            <w:noProof/>
+            <w:webHidden/>
+          </w:rPr>
+          <w:instrText xml:space="preserve"> PAGEREF _Toc225406434 \h </w:instrText>
+        </w:r>
+        <w:r>
+          <w:rPr>
+            <w:noProof/>
+            <w:webHidden/>
+          </w:rPr>
+        </w:r>
+        <w:r>
+          <w:rPr>
+            <w:noProof/>
+            <w:webHidden/>
+          </w:rPr>
+          <w:fldChar w:fldCharType="separate"/>
+        </w:r>
+        <w:r>
+          <w:rPr>
+            <w:noProof/>
+            <w:webHidden/>
+          </w:rPr>
+          <w:t>15</w:t>
+        </w:r>
+        <w:r>
+          <w:rPr>
+            <w:noProof/>
+            <w:webHidden/>
+          </w:rPr>
+          <w:fldChar w:fldCharType="end"/>
+        </w:r>
+      </w:hyperlink>
+    </w:p>
+    <w:p>
+      <w:pPr>
+        <w:pStyle w:val="Sumrio2"/>
+        <w:rPr>
+          <w:rFonts w:asciiTheme="minorHAnsi" w:eastAsiaTheme="minorEastAsia" w:hAnsiTheme="minorHAnsi"/>
+          <w:noProof/>
+          <w:sz w:val="22"/>
+          <w:lang w:eastAsia="pt-BR"/>
+        </w:rPr>
+      </w:pPr>
+      <w:hyperlink w:anchor="_Toc225406435" w:history="1">
+        <w:r>
+          <w:rPr>
+            <w:rStyle w:val="Hyperlink"/>
+            <w:noProof/>
+          </w:rPr>
+          <w:t>2.2</w:t>
+        </w:r>
+        <w:r>
+          <w:rPr>
+            <w:rFonts w:asciiTheme="minorHAnsi" w:eastAsiaTheme="minorEastAsia" w:hAnsiTheme="minorHAnsi"/>
+            <w:noProof/>
+            <w:sz w:val="22"/>
+            <w:lang w:eastAsia="pt-BR"/>
+          </w:rPr>
+          <w:tab/>
+        </w:r>
+        <w:r>
+          <w:rPr>
+            <w:rStyle w:val="Hyperlink"/>
+            <w:noProof/>
+          </w:rPr>
+          <w:t>Outro subtítulo</w:t>
+        </w:r>
+        <w:r>
+          <w:rPr>
+            <w:noProof/>
+            <w:webHidden/>
+          </w:rPr>
+          <w:tab/>
+        </w:r>
+        <w:r>
+          <w:rPr>
+            <w:noProof/>
+            <w:webHidden/>
+          </w:rPr>
+          <w:fldChar w:fldCharType="begin"/>
+        </w:r>
+        <w:r>
+          <w:rPr>
+            <w:noProof/>
+            <w:webHidden/>
+          </w:rPr>
+          <w:instrText xml:space="preserve"> PAGEREF _Toc225406435 \h </w:instrText>
+        </w:r>
+        <w:r>
+          <w:rPr>
+            <w:noProof/>
+            <w:webHidden/>
+          </w:rPr>
+        </w:r>
+        <w:r>
+          <w:rPr>
+            <w:noProof/>
+            <w:webHidden/>
+          </w:rPr>
+          <w:fldChar w:fldCharType="separate"/>
+        </w:r>
+        <w:r>
+          <w:rPr>
+            <w:noProof/>
+            <w:webHidden/>
+          </w:rPr>
+          <w:t>16</w:t>
+        </w:r>
+        <w:r>
+          <w:rPr>
+            <w:noProof/>
+            <w:webHidden/>
+          </w:rPr>
+          <w:fldChar w:fldCharType="end"/>
+        </w:r>
+      </w:hyperlink>
+    </w:p>
+    <w:p>
+      <w:pPr>
+        <w:pStyle w:val="Sumrio3"/>
+        <w:rPr>
+          <w:rFonts w:asciiTheme="minorHAnsi" w:eastAsiaTheme="minorEastAsia" w:hAnsiTheme="minorHAnsi"/>
+          <w:noProof/>
+          <w:sz w:val="22"/>
+          <w:lang w:eastAsia="pt-BR"/>
+        </w:rPr>
+      </w:pPr>
+      <w:hyperlink w:anchor="_Toc225406436" w:history="1">
+        <w:r>
+          <w:rPr>
+            <w:rStyle w:val="Hyperlink"/>
+            <w:noProof/>
+          </w:rPr>
+          <w:t>2.2.1</w:t>
+        </w:r>
+        <w:r>
+          <w:rPr>
+            <w:rFonts w:asciiTheme="minorHAnsi" w:eastAsiaTheme="minorEastAsia" w:hAnsiTheme="minorHAnsi"/>
+            <w:noProof/>
+            <w:sz w:val="22"/>
+            <w:lang w:eastAsia="pt-BR"/>
+          </w:rPr>
+          <w:tab/>
+        </w:r>
+        <w:r>
+          <w:rPr>
+            <w:rStyle w:val="Hyperlink"/>
+            <w:noProof/>
+          </w:rPr>
+          <w:t>Eita</w:t>
+        </w:r>
+        <w:r>
+          <w:rPr>
+            <w:noProof/>
+            <w:webHidden/>
+          </w:rPr>
+          <w:tab/>
+        </w:r>
+        <w:r>
+          <w:rPr>
+            <w:noProof/>
+            <w:webHidden/>
+          </w:rPr>
+          <w:fldChar w:fldCharType="begin"/>
+        </w:r>
+        <w:r>
+          <w:rPr>
+            <w:noProof/>
+            <w:webHidden/>
+          </w:rPr>
+          <w:instrText xml:space="preserve"> PAGEREF _Toc225406436 \h </w:instrText>
+        </w:r>
+        <w:r>
+          <w:rPr>
+            <w:noProof/>
+            <w:webHidden/>
+          </w:rPr>
+        </w:r>
+        <w:r>
+          <w:rPr>
+            <w:noProof/>
+            <w:webHidden/>
+          </w:rPr>
+          <w:fldChar w:fldCharType="separate"/>
+        </w:r>
+        <w:r>
+          <w:rPr>
+            <w:noProof/>
+            <w:webHidden/>
+          </w:rPr>
+          <w:t>16</w:t>
+        </w:r>
+        <w:r>
+          <w:rPr>
+            <w:noProof/>
+            <w:webHidden/>
+          </w:rPr>
+          <w:fldChar w:fldCharType="end"/>
+        </w:r>
+      </w:hyperlink>
+    </w:p>
+    <w:p>
+      <w:pPr>
+        <w:pStyle w:val="Sumrio4"/>
+        <w:rPr>
+          <w:rFonts w:asciiTheme="minorHAnsi" w:eastAsiaTheme="minorEastAsia" w:hAnsiTheme="minorHAnsi"/>
+          <w:noProof/>
+          <w:sz w:val="22"/>
+          <w:lang w:eastAsia="pt-BR"/>
+        </w:rPr>
+      </w:pPr>
+      <w:hyperlink w:anchor="_Toc225406437" w:history="1">
+        <w:r>
+          <w:rPr>
+            <w:rStyle w:val="Hyperlink"/>
+            <w:noProof/>
+          </w:rPr>
+          <w:t>2.2.1.1</w:t>
+        </w:r>
+        <w:r>
+          <w:rPr>
+            <w:rFonts w:asciiTheme="minorHAnsi" w:eastAsiaTheme="minorEastAsia" w:hAnsiTheme="minorHAnsi"/>
+            <w:noProof/>
+            <w:sz w:val="22"/>
+            <w:lang w:eastAsia="pt-BR"/>
+          </w:rPr>
+          <w:tab/>
+        </w:r>
+        <w:r>
+          <w:rPr>
+            <w:rStyle w:val="Hyperlink"/>
+            <w:noProof/>
+          </w:rPr>
+          <w:t>Echa</w:t>
+        </w:r>
+        <w:r>
+          <w:rPr>
+            <w:noProof/>
+            <w:webHidden/>
+          </w:rPr>
+          <w:tab/>
+        </w:r>
+        <w:r>
+          <w:rPr>
+            <w:noProof/>
+            <w:webHidden/>
+          </w:rPr>
+          <w:fldChar w:fldCharType="begin"/>
+        </w:r>
+        <w:r>
+          <w:rPr>
+            <w:noProof/>
+            <w:webHidden/>
+          </w:rPr>
+          <w:instrText xml:space="preserve"> PAGEREF _Toc225406437 \h </w:instrText>
+        </w:r>
+        <w:r>
+          <w:rPr>
+            <w:noProof/>
+            <w:webHidden/>
+          </w:rPr>
+        </w:r>
+        <w:r>
+          <w:rPr>
+            <w:noProof/>
+            <w:webHidden/>
+          </w:rPr>
+          <w:fldChar w:fldCharType="separate"/>
+        </w:r>
+        <w:r>
+          <w:rPr>
+            <w:noProof/>
+            <w:webHidden/>
+          </w:rPr>
+          <w:t>16</w:t>
+        </w:r>
+        <w:r>
+          <w:rPr>
+            <w:noProof/>
+            <w:webHidden/>
+          </w:rPr>
+          <w:fldChar w:fldCharType="end"/>
+        </w:r>
+      </w:hyperlink>
+    </w:p>
+    <w:p>
+      <w:pPr>
+        <w:pStyle w:val="Sumrio5"/>
+        <w:rPr>
+          <w:rFonts w:asciiTheme="minorHAnsi" w:eastAsiaTheme="minorEastAsia" w:hAnsiTheme="minorHAnsi"/>
+          <w:noProof/>
+          <w:sz w:val="22"/>
+          <w:lang w:eastAsia="pt-BR"/>
+        </w:rPr>
+      </w:pPr>
+      <w:hyperlink w:anchor="_Toc225406438" w:history="1">
+        <w:r>
+          <w:rPr>
+            <w:rStyle w:val="Hyperlink"/>
+            <w:noProof/>
+          </w:rPr>
+          <w:t>2.2.1.1.1</w:t>
+        </w:r>
+        <w:r>
+          <w:rPr>
+            <w:rFonts w:asciiTheme="minorHAnsi" w:eastAsiaTheme="minorEastAsia" w:hAnsiTheme="minorHAnsi"/>
+            <w:noProof/>
+            <w:sz w:val="22"/>
+            <w:lang w:eastAsia="pt-BR"/>
+          </w:rPr>
+          <w:tab/>
+        </w:r>
+        <w:r>
+          <w:rPr>
+            <w:rStyle w:val="Hyperlink"/>
+            <w:noProof/>
+          </w:rPr>
+          <w:t>Ave</w:t>
+        </w:r>
+        <w:r>
+          <w:rPr>
+            <w:noProof/>
+            <w:webHidden/>
+          </w:rPr>
+          <w:tab/>
+        </w:r>
+        <w:r>
+          <w:rPr>
+            <w:noProof/>
+            <w:webHidden/>
+          </w:rPr>
+          <w:fldChar w:fldCharType="begin"/>
+        </w:r>
+        <w:r>
+          <w:rPr>
+            <w:noProof/>
+            <w:webHidden/>
+          </w:rPr>
+          <w:instrText xml:space="preserve"> PAGEREF _Toc225406438 \h </w:instrText>
+        </w:r>
+        <w:r>
+          <w:rPr>
+            <w:noProof/>
+            <w:webHidden/>
+          </w:rPr>
+        </w:r>
+        <w:r>
+          <w:rPr>
+            <w:noProof/>
+            <w:webHidden/>
+          </w:rPr>
+          <w:fldChar w:fldCharType="separate"/>
+        </w:r>
+        <w:r>
+          <w:rPr>
+            <w:noProof/>
+            <w:webHidden/>
+          </w:rPr>
+          <w:t>16</w:t>
+        </w:r>
+        <w:r>
+          <w:rPr>
+            <w:noProof/>
+            <w:webHidden/>
+          </w:rPr>
+          <w:fldChar w:fldCharType="end"/>
+        </w:r>
+      </w:hyperlink>
+    </w:p>
+    <w:p>
+      <w:pPr>
+        <w:pStyle w:val="Sumrio1"/>
+        <w:rPr>
+          <w:rFonts w:asciiTheme="minorHAnsi" w:eastAsiaTheme="minorEastAsia" w:hAnsiTheme="minorHAnsi"/>
+          <w:noProof/>
+          <w:sz w:val="22"/>
+          <w:lang w:eastAsia="pt-BR"/>
+        </w:rPr>
+      </w:pPr>
+      <w:hyperlink w:anchor="_Toc225406439" w:history="1">
+        <w:r>
+          <w:rPr>
+            <w:rStyle w:val="Hyperlink"/>
+            <w:noProof/>
+          </w:rPr>
+          <w:t>3</w:t>
+        </w:r>
+        <w:r>
+          <w:rPr>
+            <w:rFonts w:asciiTheme="minorHAnsi" w:eastAsiaTheme="minorEastAsia" w:hAnsiTheme="minorHAnsi"/>
+            <w:noProof/>
+            <w:sz w:val="22"/>
+            <w:lang w:eastAsia="pt-BR"/>
+          </w:rPr>
+          <w:tab/>
+        </w:r>
+        <w:r>
+          <w:rPr>
+            <w:rStyle w:val="Hyperlink"/>
+            <w:noProof/>
+          </w:rPr>
+          <w:t>IMERSÃO</w:t>
+        </w:r>
+        <w:r>
+          <w:rPr>
+            <w:noProof/>
+            <w:webHidden/>
+          </w:rPr>
+          <w:tab/>
+        </w:r>
+        <w:r>
+          <w:rPr>
+            <w:noProof/>
+            <w:webHidden/>
+          </w:rPr>
+          <w:fldChar w:fldCharType="begin"/>
+        </w:r>
+        <w:r>
+          <w:rPr>
+            <w:noProof/>
+            <w:webHidden/>
+          </w:rPr>
+          <w:instrText xml:space="preserve"> PAGEREF _Toc225406439 \h </w:instrText>
+        </w:r>
+        <w:r>
+          <w:rPr>
+            <w:noProof/>
+            <w:webHidden/>
+          </w:rPr>
+        </w:r>
+        <w:r>
+          <w:rPr>
+            <w:noProof/>
+            <w:webHidden/>
+          </w:rPr>
+          <w:fldChar w:fldCharType="separate"/>
+        </w:r>
+        <w:r>
+          <w:rPr>
+            <w:noProof/>
+            <w:webHidden/>
+          </w:rPr>
+          <w:t>17</w:t>
+        </w:r>
+        <w:r>
+          <w:rPr>
+            <w:noProof/>
+            <w:webHidden/>
+          </w:rPr>
+          <w:fldChar w:fldCharType="end"/>
+        </w:r>
+      </w:hyperlink>
+    </w:p>
+    <w:p>
+      <w:pPr>
+        <w:pStyle w:val="Sumrio1"/>
+        <w:rPr>
+          <w:rFonts w:asciiTheme="minorHAnsi" w:eastAsiaTheme="minorEastAsia" w:hAnsiTheme="minorHAnsi"/>
+          <w:noProof/>
+          <w:sz w:val="22"/>
+          <w:lang w:eastAsia="pt-BR"/>
+        </w:rPr>
+      </w:pPr>
+      <w:hyperlink w:anchor="_Toc225406440" w:history="1">
+        <w:r>
+          <w:rPr>
+            <w:rStyle w:val="Hyperlink"/>
+            <w:noProof/>
+          </w:rPr>
+          <w:t>4</w:t>
+        </w:r>
+        <w:r>
+          <w:rPr>
+            <w:rFonts w:asciiTheme="minorHAnsi" w:eastAsiaTheme="minorEastAsia" w:hAnsiTheme="minorHAnsi"/>
+            <w:noProof/>
+            <w:sz w:val="22"/>
+            <w:lang w:eastAsia="pt-BR"/>
+          </w:rPr>
+          <w:tab/>
+        </w:r>
+        <w:r>
+          <w:rPr>
+            <w:rStyle w:val="Hyperlink"/>
+            <w:noProof/>
+          </w:rPr>
+          <w:t>ANÁLISE E SÍNTESE</w:t>
+        </w:r>
+        <w:r>
+          <w:rPr>
+            <w:noProof/>
+            <w:webHidden/>
+          </w:rPr>
+          <w:tab/>
+        </w:r>
+        <w:r>
+          <w:rPr>
+            <w:noProof/>
+            <w:webHidden/>
+          </w:rPr>
+          <w:fldChar w:fldCharType="begin"/>
+        </w:r>
+        <w:r>
+          <w:rPr>
+            <w:noProof/>
+            <w:webHidden/>
+          </w:rPr>
+          <w:instrText xml:space="preserve"> PAGEREF _Toc225406440 \h </w:instrText>
+        </w:r>
+        <w:r>
+          <w:rPr>
+            <w:noProof/>
+            <w:webHidden/>
+          </w:rPr>
+        </w:r>
+        <w:r>
+          <w:rPr>
+            <w:noProof/>
+            <w:webHidden/>
+          </w:rPr>
+          <w:fldChar w:fldCharType="separate"/>
+        </w:r>
+        <w:r>
+          <w:rPr>
+            <w:noProof/>
+            <w:webHidden/>
+          </w:rPr>
+          <w:t>18</w:t>
+        </w:r>
+        <w:r>
+          <w:rPr>
+            <w:noProof/>
+            <w:webHidden/>
+          </w:rPr>
+          <w:fldChar w:fldCharType="end"/>
+        </w:r>
+      </w:hyperlink>
+    </w:p>
+    <w:p>
+      <w:pPr>
+        <w:pStyle w:val="Sumrio2"/>
+        <w:rPr>
+          <w:rFonts w:asciiTheme="minorHAnsi" w:eastAsiaTheme="minorEastAsia" w:hAnsiTheme="minorHAnsi"/>
+          <w:noProof/>
+          <w:sz w:val="22"/>
+          <w:lang w:eastAsia="pt-BR"/>
+        </w:rPr>
+      </w:pPr>
+      <w:hyperlink w:anchor="_Toc225406441" w:history="1">
+        <w:r>
+          <w:rPr>
+            <w:rStyle w:val="Hyperlink"/>
+            <w:noProof/>
+          </w:rPr>
+          <w:t>4.1</w:t>
+        </w:r>
+        <w:r>
+          <w:rPr>
+            <w:rFonts w:asciiTheme="minorHAnsi" w:eastAsiaTheme="minorEastAsia" w:hAnsiTheme="minorHAnsi"/>
+            <w:noProof/>
+            <w:sz w:val="22"/>
+            <w:lang w:eastAsia="pt-BR"/>
+          </w:rPr>
+          <w:tab/>
+        </w:r>
+        <w:r>
+          <w:rPr>
+            <w:rStyle w:val="Hyperlink"/>
+            <w:noProof/>
+          </w:rPr>
+          <w:t>Persona</w:t>
+        </w:r>
+        <w:r>
+          <w:rPr>
+            <w:noProof/>
+            <w:webHidden/>
+          </w:rPr>
+          <w:tab/>
+        </w:r>
+        <w:r>
+          <w:rPr>
+            <w:noProof/>
+            <w:webHidden/>
+          </w:rPr>
+          <w:fldChar w:fldCharType="begin"/>
+        </w:r>
+        <w:r>
+          <w:rPr>
+            <w:noProof/>
+            <w:webHidden/>
+          </w:rPr>
+          <w:instrText xml:space="preserve"> PAGEREF _Toc225406441 \h </w:instrText>
+        </w:r>
+        <w:r>
+          <w:rPr>
+            <w:noProof/>
+            <w:webHidden/>
+          </w:rPr>
+        </w:r>
+        <w:r>
+          <w:rPr>
+            <w:noProof/>
+            <w:webHidden/>
+          </w:rPr>
+          <w:fldChar w:fldCharType="separate"/>
+        </w:r>
+        <w:r>
+          <w:rPr>
+            <w:noProof/>
+            <w:webHidden/>
+          </w:rPr>
+          <w:t>18</w:t>
+        </w:r>
+        <w:r>
+          <w:rPr>
+            <w:noProof/>
+            <w:webHidden/>
+          </w:rPr>
+          <w:fldChar w:fldCharType="end"/>
+        </w:r>
+      </w:hyperlink>
+    </w:p>
+    <w:p>
+      <w:r>
+        <w:fldChar w:fldCharType="end"/>
+      </w:r>
+      <w:r>
+        <w:br w:type="page"/>
+      </w:r>
+    </w:p>
+    <w:p>
+      <w:pPr>
+        <w:pStyle w:val="Ttulo1"/>
+      </w:pPr>
+      <w:bookmarkStart w:id="0" w:name="_Toc225406424"/>
+      <w:r>
+        <w:lastRenderedPageBreak/>
+        <w:t>INTRODUÇÃO</w:t>
+      </w:r>
+      <w:bookmarkEnd w:id="0"/>
+    </w:p>
+    <w:p>
+      <w:pPr>
+        <w:rPr>
+          <w:noProof/>
+        </w:rPr>
+      </w:pPr>
+      <w:r>
+        <w:rPr>
+          <w:noProof/>
+        </w:rPr>
+        <w:t>Lorem ipsum dolor sit amet, consectetuer adipiscing elit. Maecenas porttitor congue massa. Fusce posuere, magna sed pulvinar ultricies, purus lectus malesuada libero, sit amet commodo magna eros quis urna.</w:t>
+      </w:r>
+    </w:p>
+    <w:p>
+      <w:pPr>
+        <w:rPr>
+          <w:noProof/>
+        </w:rPr>
+      </w:pPr>
+      <w:r>
+        <w:rPr>
+          <w:noProof/>
+        </w:rPr>
+        <w:t>Nunc viverra imperdiet enim. Fusce est. Vivamus a tellus.</w:t>
+      </w:r>
+    </w:p>
+    <w:p>
+      <w:pPr>
+        <w:rPr>
+          <w:noProof/>
+        </w:rPr>
+      </w:pPr>
+      <w:r>
+        <w:rPr>
+          <w:noProof/>
+        </w:rPr>
+        <w:t>Pellentesque habitant morbi tristique senectus et netus et malesuada fames ac turpis egestas. Proin pharetra nonummy pede. Mauris et orci.</w:t>
+      </w:r>
+    </w:p>
+    <w:p>
+      <w:pPr>
+        <w:rPr>
+          <w:noProof/>
+        </w:rPr>
+      </w:pPr>
+      <w:r>
+        <w:rPr>
+          <w:noProof/>
+        </w:rPr>
+        <w:t>Aenean nec lorem. In porttitor. Donec laoreet nonummy augue.</w:t>
+      </w:r>
+    </w:p>
+    <w:p>
+      <w:r>
+        <w:rPr>
+          <w:noProof/>
+        </w:rPr>
+        <w:t>Suspendisse dui purus, scelerisque at, vulputate vitae, pretium mattis, nunc. Mauris eget neque at sem venenatis eleifend. Ut nonummy.</w:t>
+      </w:r>
+    </w:p>
+    <w:p/>
+    <w:p>
+      <w:pPr>
+        <w:pStyle w:val="Ttulo2"/>
+      </w:pPr>
+      <w:bookmarkStart w:id="1" w:name="_Toc225406425"/>
+      <w:r>
+        <w:t>Problemática</w:t>
+      </w:r>
+      <w:bookmarkEnd w:id="1"/>
+    </w:p>
+    <w:p>
+      <w:pPr>
+        <w:rPr>
+          <w:noProof/>
+        </w:rPr>
+      </w:pPr>
+      <w:r>
+        <w:rPr>
+          <w:noProof/>
+        </w:rPr>
+        <w:t>Lorem ipsum dolor sit amet, consectetuer adipiscing elit. Maecenas porttitor congue massa. Fusce posuere, magna sed pulvinar ultricies, purus lectus malesuada libero, sit amet commodo magna eros quis urna.</w:t>
+      </w:r>
+    </w:p>
+    <w:p>
+      <w:pPr>
+        <w:rPr>
+          <w:noProof/>
+        </w:rPr>
+      </w:pPr>
+      <w:r>
+        <w:rPr>
+          <w:noProof/>
+        </w:rPr>
+        <w:t>Nunc viverra imperdiet enim. Fusce est. Vivamus a tellus.</w:t>
+      </w:r>
+    </w:p>
+    <w:p>
+      <w:pPr>
+        <w:rPr>
+          <w:noProof/>
+        </w:rPr>
+      </w:pPr>
+      <w:r>
+        <w:rPr>
+          <w:noProof/>
+        </w:rPr>
+        <w:t>Pellentesque habitant morbi tristique senectus et netus et malesuada fames ac turpis egestas. Proin pharetra nonummy pede. Mauris et orci.</w:t>
+      </w:r>
+    </w:p>
+    <w:p>
+      <w:pPr>
+        <w:rPr>
+          <w:noProof/>
+        </w:rPr>
+      </w:pPr>
+      <w:r>
+        <w:rPr>
+          <w:noProof/>
+        </w:rPr>
+        <w:t>Aenean nec lorem. In porttitor. Donec laoreet nonummy augue.</w:t>
+      </w:r>
+    </w:p>
+    <w:p>
+      <w:r>
+        <w:rPr>
+          <w:noProof/>
+        </w:rPr>
+        <w:t>Suspendisse dui purus, scelerisque at, vulputate vitae, pretium mattis, nunc. Mauris eget neque at sem venenatis eleifend. Ut nonummy.</w:t>
+      </w:r>
+    </w:p>
+    <w:p>
+      <w:pPr>
+        <w:pStyle w:val="Ttulo2"/>
+      </w:pPr>
+      <w:bookmarkStart w:id="2" w:name="_Toc225406426"/>
+      <w:r>
+        <w:t>Justificativa</w:t>
+      </w:r>
+      <w:bookmarkEnd w:id="2"/>
+    </w:p>
+    <w:p>
+      <w:pPr>
+        <w:rPr>
+          <w:noProof/>
+        </w:rPr>
+      </w:pPr>
+      <w:r>
+        <w:rPr>
+          <w:noProof/>
+        </w:rPr>
+        <w:t>Lorem ipsum dolor sit amet, consectetuer adipiscing elit. Maecenas porttitor congue massa. Fusce posuere, magna sed pulvinar ultricies, purus lectus malesuada libero, sit amet commodo magna eros quis urna.</w:t>
+      </w:r>
+    </w:p>
+    <w:p>
+      <w:pPr>
+        <w:rPr>
+          <w:noProof/>
+        </w:rPr>
+      </w:pPr>
+      <w:r>
+        <w:rPr>
+          <w:noProof/>
+        </w:rPr>
+        <w:t>Nunc viverra imperdiet enim. Fusce est. Vivamus a tellus.</w:t>
+      </w:r>
+    </w:p>
+    <w:p>
+      <w:pPr>
+        <w:rPr>
+          <w:noProof/>
+        </w:rPr>
+      </w:pPr>
+      <w:r>
+        <w:rPr>
+          <w:noProof/>
+        </w:rPr>
+        <w:t>Pellentesque habitant morbi tristique senectus et netus et malesuada fames ac turpis egestas. Proin pharetra nonummy pede. Mauris et orci.</w:t>
+      </w:r>
+    </w:p>
+    <w:p>
+      <w:pPr>
+        <w:rPr>
+          <w:noProof/>
+        </w:rPr>
+      </w:pPr>
+      <w:r>
+        <w:rPr>
+          <w:noProof/>
+        </w:rPr>
+        <w:lastRenderedPageBreak/>
+        <w:t>Aenean nec lorem. In porttitor. Donec laoreet nonummy augue.</w:t>
+      </w:r>
+    </w:p>
+    <w:p>
+      <w:r>
+        <w:rPr>
+          <w:noProof/>
+        </w:rPr>
+        <w:t>Suspendisse dui purus, scelerisque at, vulputate vitae, pretium mattis, nunc. Mauris eget neque at sem venenatis eleifend. Ut nonummy.</w:t>
+      </w:r>
+    </w:p>
+    <w:p>
+      <w:pPr>
+        <w:pStyle w:val="Ttulo2"/>
+      </w:pPr>
+      <w:bookmarkStart w:id="3" w:name="_Toc225406427"/>
+      <w:r>
+        <w:t>Objetivos</w:t>
+      </w:r>
+      <w:bookmarkEnd w:id="3"/>
+    </w:p>
+    <w:p>
+      <w:pPr>
+        <w:pStyle w:val="Ttulo3"/>
+      </w:pPr>
+      <w:bookmarkStart w:id="4" w:name="_Toc225406428"/>
+      <w:r>
+        <w:t>Objetivo Geral</w:t>
+      </w:r>
+      <w:bookmarkEnd w:id="4"/>
+    </w:p>
+    <w:p>
+      <w:pPr>
+        <w:rPr>
+          <w:noProof/>
+        </w:rPr>
+      </w:pPr>
+      <w:r>
+        <w:rPr>
+          <w:noProof/>
+        </w:rPr>
+        <w:t>Lorem ipsum dolor sit amet, consectetuer adipiscing elit. Maecenas porttitor congue massa. Fusce posuere, magna sed pulvinar ultricies, purus lectus malesuada libero, sit amet commodo magna eros quis urna.</w:t>
+      </w:r>
+    </w:p>
+    <w:p>
+      <w:pPr>
+        <w:rPr>
+          <w:noProof/>
+        </w:rPr>
+      </w:pPr>
+      <w:r>
+        <w:rPr>
+          <w:noProof/>
+        </w:rPr>
+        <w:t>Nunc viverra imperdiet enim. Fusce est. Vivamus a tellus.</w:t>
+      </w:r>
+    </w:p>
+    <w:p>
+      <w:pPr>
+        <w:rPr>
+          <w:noProof/>
+        </w:rPr>
+      </w:pPr>
+      <w:r>
+        <w:rPr>
+          <w:noProof/>
+        </w:rPr>
+        <w:t>Pellentesque habitant morbi tristique senectus et netus et malesuada fames ac turpis egestas. Proin pharetra nonummy pede. Mauris et orci.</w:t>
+      </w:r>
+    </w:p>
+    <w:p>
+      <w:pPr>
+        <w:rPr>
+          <w:noProof/>
+        </w:rPr>
+      </w:pPr>
+      <w:r>
+        <w:rPr>
+          <w:noProof/>
+        </w:rPr>
+        <w:t>Aenean nec lorem. In porttitor. Donec laoreet nonummy augue.</w:t>
+      </w:r>
+    </w:p>
+    <w:p>
+      <w:r>
+        <w:rPr>
+          <w:noProof/>
+        </w:rPr>
+        <w:t>Suspendisse dui purus, scelerisque at, vulputate vitae, pretium mattis, nunc. Mauris eget neque at sem venenatis eleifend. Ut nonummy.</w:t>
+      </w:r>
+    </w:p>
+    <w:p>
+      <w:pPr>
+        <w:pStyle w:val="Ttulo3"/>
+      </w:pPr>
+      <w:bookmarkStart w:id="5" w:name="_Toc225406429"/>
+      <w:r>
+        <w:t>Objetivos Específicos</w:t>
+      </w:r>
+      <w:bookmarkEnd w:id="5"/>
+    </w:p>
+    <w:p>
+      <w:pPr>
+        <w:rPr>
+          <w:noProof/>
+        </w:rPr>
+      </w:pPr>
+      <w:r>
+        <w:rPr>
+          <w:noProof/>
+        </w:rPr>
+        <w:t>Lorem ipsum dolor sit amet, consectetuer adipiscing elit. Maecenas porttitor congue massa. Fusce posuere, magna sed pulvinar ultricies, purus lectus malesuada libero, sit amet commodo magna eros quis urna.</w:t>
+      </w:r>
+    </w:p>
+    <w:p>
+      <w:pPr>
+        <w:rPr>
+          <w:noProof/>
+        </w:rPr>
+      </w:pPr>
+      <w:r>
+        <w:rPr>
+          <w:noProof/>
+        </w:rPr>
+        <w:t>Nunc viverra imperdiet enim. Fusce est. Vivamus a tellus.</w:t>
+      </w:r>
+    </w:p>
+    <w:p>
+      <w:pPr>
+        <w:rPr>
+          <w:noProof/>
+        </w:rPr>
+      </w:pPr>
+      <w:r>
+        <w:rPr>
+          <w:noProof/>
+        </w:rPr>
+        <w:t>Pellentesque habitant morbi tristique senectus et netus et malesuada fames ac turpis egestas. Proin pharetra nonummy pede. Mauris et orci.</w:t>
+      </w:r>
+    </w:p>
+    <w:p>
+      <w:pPr>
+        <w:rPr>
+          <w:noProof/>
+        </w:rPr>
+      </w:pPr>
+      <w:r>
+        <w:rPr>
+          <w:noProof/>
+        </w:rPr>
+        <w:t>Aenean nec lorem. In porttitor. Donec laoreet nonummy augue.</w:t>
+      </w:r>
+    </w:p>
+    <w:p>
+      <w:r>
+        <w:rPr>
+          <w:noProof/>
+        </w:rPr>
+        <w:t>Suspendisse dui purus, scelerisque at, vulputate vitae, pretium mattis, nunc. Mauris eget neque at sem venenatis eleifend. Ut nonummy.</w:t>
+      </w:r>
+    </w:p>
+    <w:p>
+      <w:pPr>
+        <w:pStyle w:val="Ttulo2"/>
+      </w:pPr>
+      <w:bookmarkStart w:id="6" w:name="_Toc225406430"/>
+      <w:r>
+        <w:lastRenderedPageBreak/>
+        <w:t>Metodologia</w:t>
+      </w:r>
+      <w:bookmarkEnd w:id="6"/>
+    </w:p>
+    <w:p>
+      <w:pPr>
+        <w:rPr>
+          <w:noProof/>
+        </w:rPr>
+      </w:pPr>
+      <w:r>
+        <w:rPr>
+          <w:noProof/>
+        </w:rPr>
+        <w:t>Lorem ipsum dolor sit amet, consectetuer adipiscing elit. Maecenas porttitor congue massa. Fusce posuere, magna sed pulvinar ultricies, purus lectus malesuada libero, sit amet commodo magna eros quis urna.</w:t>
+      </w:r>
+    </w:p>
+    <w:p>
+      <w:pPr>
+        <w:rPr>
+          <w:noProof/>
+        </w:rPr>
+      </w:pPr>
+      <w:r>
+        <w:rPr>
+          <w:noProof/>
+        </w:rPr>
+        <w:t>Nunc viverra imperdiet enim. Fusce est. Vivamus a tellus.</w:t>
+      </w:r>
+    </w:p>
+    <w:p>
+      <w:pPr>
+        <w:rPr>
+          <w:noProof/>
+        </w:rPr>
+      </w:pPr>
+      <w:r>
+        <w:rPr>
+          <w:noProof/>
+        </w:rPr>
+        <w:t>Pellentesque habitant morbi tristique senectus et netus et malesuada fames ac turpis egestas. Proin pharetra nonummy pede. Mauris et orci.</w:t>
+      </w:r>
+    </w:p>
+    <w:p>
+      <w:pPr>
+        <w:rPr>
+          <w:noProof/>
+        </w:rPr>
+      </w:pPr>
+      <w:r>
+        <w:rPr>
+          <w:noProof/>
+        </w:rPr>
+        <w:t>Aenean nec lorem. In porttitor. Donec laoreet nonummy augue.</w:t>
+      </w:r>
+    </w:p>
+    <w:p>
+      <w:r>
+        <w:rPr>
+          <w:noProof/>
+        </w:rPr>
+        <w:t>Suspendisse dui purus, scelerisque at, vulputate vitae, pretium mattis, nunc. Mauris eget neque at sem venenatis eleifend. Ut nonummy.</w:t>
+      </w:r>
+    </w:p>
+    <w:p>
+      <w:pPr>
+        <w:pStyle w:val="Ttulo2"/>
+      </w:pPr>
+      <w:bookmarkStart w:id="7" w:name="_Toc225406431"/>
+      <w:r>
+        <w:t>Resultados Esperados</w:t>
+      </w:r>
+      <w:bookmarkEnd w:id="7"/>
+    </w:p>
+    <w:p>
+      <w:pPr>
+        <w:rPr>
+          <w:noProof/>
+        </w:rPr>
+      </w:pPr>
+      <w:r>
+        <w:rPr>
+          <w:noProof/>
+        </w:rPr>
+        <w:t>Lorem ipsum dolor sit amet, consectetuer adipiscing elit. Maecenas porttitor congue massa. Fusce posuere, magna sed pulvinar ultricies, purus lectus malesuada libero, sit amet commodo magna eros quis urna.</w:t>
+      </w:r>
+    </w:p>
+    <w:p>
+      <w:pPr>
+        <w:rPr>
+          <w:noProof/>
+        </w:rPr>
+      </w:pPr>
+      <w:r>
+        <w:rPr>
+          <w:noProof/>
+        </w:rPr>
+        <w:t>Nunc viverra imperdiet enim. Fusce est. Vivamus a tellus.</w:t>
+      </w:r>
+    </w:p>
+    <w:p>
+      <w:pPr>
+        <w:rPr>
+          <w:noProof/>
+        </w:rPr>
+      </w:pPr>
+      <w:r>
+        <w:rPr>
+          <w:noProof/>
+        </w:rPr>
+        <w:t>Pellentesque habitant morbi tristique senectus et netus et malesuada fames ac turpis egestas. Proin pharetra nonummy pede. Mauris et orci.</w:t>
+      </w:r>
+    </w:p>
+    <w:p>
+      <w:pPr>
+        <w:rPr>
+          <w:noProof/>
+        </w:rPr>
+      </w:pPr>
+      <w:r>
+        <w:rPr>
+          <w:noProof/>
+        </w:rPr>
+        <w:t>Aenean nec lorem. In porttitor. Donec laoreet nonummy augue.</w:t>
+      </w:r>
+    </w:p>
+    <w:p>
+      <w:r>
+        <w:rPr>
+          <w:noProof/>
+        </w:rPr>
+        <w:t>Suspendisse dui purus, scelerisque at, vulputate vitae, pretium mattis, nunc. Mauris eget neque at sem venenatis eleifend. Ut nonummy.</w:t>
+      </w:r>
+    </w:p>
+    <w:p>
+      <w:r>
+        <w:br w:type="page"/>
+      </w:r>
+    </w:p>
+    <w:p>
+      <w:pPr>
+        <w:pStyle w:val="Ttulo1"/>
+      </w:pPr>
+      <w:bookmarkStart w:id="8" w:name="_Toc225406432"/>
+      <w:r>
+        <w:lastRenderedPageBreak/>
+        <w:t>REFERENCIAL TEÓRICO</w:t>
+      </w:r>
+      <w:bookmarkEnd w:id="8"/>
+    </w:p>
+    <w:p>
+      <w:pPr>
+        <w:rPr>
+          <w:noProof/>
+        </w:rPr>
+      </w:pPr>
+      <w:r>
+        <w:rPr>
+          <w:noProof/>
+        </w:rPr>
+        <w:t>Lorem ipsum dolor sit amet, consectetuer adipiscing elit. Maecenas porttitor congue massa. Fusce posuere, magna sed pulvinar ultricies, purus lectus malesuada libero, sit amet commodo magna eros quis urna.</w:t>
+      </w:r>
+    </w:p>
+    <w:p>
+      <w:pPr>
+        <w:rPr>
+          <w:noProof/>
+        </w:rPr>
+      </w:pPr>
+      <w:r>
+        <w:rPr>
+          <w:noProof/>
+        </w:rPr>
+        <w:t>Nunc viverra imperdiet enim. Fusce est. Vivamus a tellus.</w:t>
+      </w:r>
+    </w:p>
+    <w:p>
+      <w:pPr>
+        <w:rPr>
+          <w:noProof/>
+        </w:rPr>
+      </w:pPr>
+      <w:r>
+        <w:rPr>
+          <w:noProof/>
+        </w:rPr>
+        <w:t>Pellentesque habitant morbi tristique senectus et netus et malesuada fames ac turpis egestas. Proin pharetra nonummy pede. Mauris et orci.</w:t>
+      </w:r>
+    </w:p>
+    <w:p>
+      <w:pPr>
+        <w:rPr>
+          <w:noProof/>
+        </w:rPr>
+      </w:pPr>
+      <w:r>
+        <w:rPr>
+          <w:noProof/>
+        </w:rPr>
+        <w:t>Aenean nec lorem. In porttitor. Donec laoreet nonummy augue.</w:t>
+      </w:r>
+    </w:p>
+    <w:p>
+      <w:r>
+        <w:rPr>
+          <w:noProof/>
+        </w:rPr>
+        <w:t>Suspendisse dui purus, scelerisque at, vulputate vitae, pretium mattis, nunc. Mauris eget neque at sem venenatis eleifend. Ut nonummy.</w:t>
+      </w:r>
+    </w:p>
+    <w:p>
+      <w:pPr>
+        <w:pStyle w:val="Ttulo2"/>
+      </w:pPr>
+      <w:bookmarkStart w:id="9" w:name="_Toc225406433"/>
+      <w:r>
+        <w:t>Simulando um subtítulo</w:t>
+      </w:r>
+      <w:bookmarkEnd w:id="9"/>
+    </w:p>
+    <w:p>
+      <w:pPr>
+        <w:rPr>
+          <w:noProof/>
+        </w:rPr>
+      </w:pPr>
+      <w:r>
+        <w:rPr>
+          <w:noProof/>
+        </w:rPr>
+        <w:t>Lorem ipsum dolor sit amet, consectetuer adipiscing elit. Maecenas porttitor congue massa. Fusce posuere, magna sed pulvinar ultricies, purus lectus malesuada libero, sit amet commodo magna eros quis urna.</w:t>
+      </w:r>
+    </w:p>
+    <w:p>
+      <w:pPr>
+        <w:rPr>
+          <w:noProof/>
+        </w:rPr>
+      </w:pPr>
+      <w:r>
+        <w:rPr>
+          <w:noProof/>
+        </w:rPr>
+        <w:t>Nunc viverra imperdiet enim. Fusce est. Vivamus a tellus.</w:t>
+      </w:r>
+    </w:p>
+    <w:p>
+      <w:pPr>
+        <w:rPr>
+          <w:noProof/>
+        </w:rPr>
+      </w:pPr>
+      <w:r>
+        <w:rPr>
+          <w:noProof/>
+        </w:rPr>
+        <w:t>Pellentesque habitant morbi tristique senectus et netus et malesuada fames ac turpis egestas. Proin pharetra nonummy pede. Mauris et orci.</w:t>
+      </w:r>
+    </w:p>
+    <w:p>
+      <w:pPr>
+        <w:rPr>
+          <w:noProof/>
+        </w:rPr>
+      </w:pPr>
+      <w:r>
+        <w:rPr>
+          <w:noProof/>
+        </w:rPr>
+        <w:t>Aenean nec lorem. In porttitor. Donec laoreet nonummy augue.</w:t>
+      </w:r>
+    </w:p>
+    <w:p>
+      <w:r>
+        <w:rPr>
+          <w:noProof/>
+        </w:rPr>
+        <w:t>Suspendisse dui purus, scelerisque at, vulputate vitae, pretium mattis, nunc. Mauris eget neque at sem venenatis eleifend. Ut nonummy.</w:t>
+      </w:r>
+    </w:p>
+    <w:p>
+      <w:pPr>
+        <w:pStyle w:val="Ttulo3"/>
+      </w:pPr>
+      <w:bookmarkStart w:id="10" w:name="_Toc225406434"/>
+      <w:r>
+        <w:t>Aura</w:t>
+      </w:r>
+      <w:bookmarkEnd w:id="10"/>
+    </w:p>
+    <w:p>
+      <w:pPr>
+        <w:rPr>
+          <w:noProof/>
+        </w:rPr>
+      </w:pPr>
+      <w:r>
+        <w:rPr>
+          <w:noProof/>
+        </w:rPr>
+        <w:t>Lorem ipsum dolor sit amet, consectetuer adipiscing elit. Maecenas porttitor congue massa. Fusce posuere, magna sed pulvinar ultricies, purus lectus malesuada libero, sit amet commodo magna eros quis urna.</w:t>
+      </w:r>
+    </w:p>
+    <w:p>
+      <w:pPr>
+        <w:rPr>
+          <w:noProof/>
+        </w:rPr>
+      </w:pPr>
+      <w:r>
+        <w:rPr>
+          <w:noProof/>
+        </w:rPr>
+        <w:t>Nunc viverra imperdiet enim. Fusce est. Vivamus a tellus.</w:t>
+      </w:r>
+    </w:p>
+    <w:p>
+      <w:pPr>
+        <w:rPr>
+          <w:noProof/>
+        </w:rPr>
+      </w:pPr>
+      <w:r>
+        <w:rPr>
+          <w:noProof/>
+        </w:rPr>
+        <w:t>Pellentesque habitant morbi tristique senectus et netus et malesuada fames ac turpis egestas. Proin pharetra nonummy pede. Mauris et orci.</w:t>
+      </w:r>
+    </w:p>
+    <w:p>
+      <w:pPr>
+        <w:rPr>
+          <w:noProof/>
+        </w:rPr>
+      </w:pPr>
+      <w:r>
+        <w:rPr>
+          <w:noProof/>
+        </w:rPr>
+        <w:t>Aenean nec lorem. In porttitor. Donec laoreet nonummy augue.</w:t>
+      </w:r>
+    </w:p>
+    <w:p>
+      <w:r>
+        <w:rPr>
+          <w:noProof/>
+        </w:rPr>
+        <w:lastRenderedPageBreak/>
+        <w:t>Suspendisse dui purus, scelerisque at, vulputate vitae, pretium mattis, nunc. Mauris eget neque at sem venenatis eleifend. Ut nonummy.</w:t>
+      </w:r>
+    </w:p>
+    <w:p>
+      <w:pPr>
+        <w:pStyle w:val="Ttulo2"/>
+      </w:pPr>
+      <w:bookmarkStart w:id="11" w:name="_Toc225406435"/>
+      <w:r>
+        <w:t>Outro subtítulo</w:t>
+      </w:r>
+      <w:bookmarkEnd w:id="11"/>
+    </w:p>
+    <w:p>
+      <w:pPr>
+        <w:rPr>
+          <w:noProof/>
+        </w:rPr>
+      </w:pPr>
+      <w:r>
+        <w:rPr>
+          <w:noProof/>
+        </w:rPr>
+        <w:t>Lorem ipsum dolor sit amet, consectetuer adipiscing elit. Maecenas porttitor congue massa. Fusce posuere, magna sed pulvinar ultricies, purus lectus malesuada libero, sit amet commodo magna eros quis urna.</w:t>
+      </w:r>
+    </w:p>
+    <w:p>
+      <w:pPr>
+        <w:rPr>
+          <w:noProof/>
+        </w:rPr>
+      </w:pPr>
+      <w:r>
+        <w:rPr>
+          <w:noProof/>
+        </w:rPr>
+        <w:t>Nunc viverra imperdiet enim. Fusce est. Vivamus a tellus.</w:t>
+      </w:r>
+    </w:p>
+    <w:p>
+      <w:pPr>
+        <w:rPr>
+          <w:noProof/>
+        </w:rPr>
+      </w:pPr>
+      <w:r>
+        <w:rPr>
+          <w:noProof/>
+        </w:rPr>
+        <w:t>Pellentesque habitant morbi tristique senectus et netus et malesuada fames ac turpis egestas. Proin pharetra nonummy pede. Mauris et orci.</w:t>
+      </w:r>
+    </w:p>
+    <w:p>
+      <w:pPr>
+        <w:rPr>
+          <w:noProof/>
+        </w:rPr>
+      </w:pPr>
+      <w:r>
+        <w:rPr>
+          <w:noProof/>
+        </w:rPr>
+        <w:t>Aenean nec lorem. In porttitor. Donec laoreet nonummy augue.</w:t>
+      </w:r>
+    </w:p>
+    <w:p>
+      <w:r>
+        <w:rPr>
+          <w:noProof/>
+        </w:rPr>
+        <w:t>Suspendisse dui purus, scelerisque at, vulputate vitae, pretium mattis, nunc. Mauris eget neque at sem venenatis eleifend. Ut nonummy.</w:t>
+      </w:r>
+    </w:p>
+    <w:p>
+      <w:pPr>
+        <w:pStyle w:val="Ttulo3"/>
+      </w:pPr>
+      <w:bookmarkStart w:id="12" w:name="_Toc225406436"/>
+      <w:proofErr w:type="spellStart"/>
+      <w:r>
+        <w:t>Eita</w:t>
+      </w:r>
+      <w:bookmarkEnd w:id="12"/>
+      <w:proofErr w:type="spellEnd"/>
+    </w:p>
+    <w:p>
+      <w:pPr>
+        <w:rPr>
+          <w:noProof/>
+        </w:rPr>
+      </w:pPr>
+      <w:r>
+        <w:rPr>
+          <w:noProof/>
+        </w:rPr>
+        <w:t>Lorem ipsum dolor sit amet, consectetuer adipiscing elit. Maecenas porttitor congue massa. Fusce posuere, magna sed pulvinar ultricies, purus lectus malesuada libero, sit amet commodo magna eros quis urna.</w:t>
+      </w:r>
+    </w:p>
+    <w:p>
+      <w:pPr>
+        <w:rPr>
+          <w:noProof/>
+        </w:rPr>
+      </w:pPr>
+      <w:r>
+        <w:rPr>
+          <w:noProof/>
+        </w:rPr>
+        <w:t>Nunc viverra imperdiet enim. Fusce est. Vivamus a tellus.</w:t>
+      </w:r>
+    </w:p>
+    <w:p>
+      <w:pPr>
+        <w:rPr>
+          <w:noProof/>
+        </w:rPr>
+      </w:pPr>
+      <w:r>
+        <w:rPr>
+          <w:noProof/>
+        </w:rPr>
+        <w:t>Pellentesque habitant morbi tristique senectus et netus et malesuada fames ac turpis egestas. Proin pharetra nonummy pede. Mauris et orci.</w:t>
+      </w:r>
+    </w:p>
+    <w:p>
+      <w:pPr>
+        <w:rPr>
+          <w:noProof/>
+        </w:rPr>
+      </w:pPr>
+      <w:r>
+        <w:rPr>
+          <w:noProof/>
+        </w:rPr>
+        <w:t>Aenean nec lorem. In porttitor. Donec laoreet nonummy augue.</w:t>
+      </w:r>
+    </w:p>
+    <w:p>
+      <w:pPr>
+        <w:rPr>
+          <w:noProof/>
+        </w:rPr>
+      </w:pPr>
+      <w:r>
+        <w:rPr>
+          <w:noProof/>
+        </w:rPr>
+        <w:t>Suspendisse dui purus, scelerisque at, vulputate vitae, pretium mattis, nunc. Mauris eget neque at sem venenatis eleifend. Ut nonummy.</w:t>
+      </w:r>
+    </w:p>
+    <w:p>
+      <w:pPr>
+        <w:pStyle w:val="Ttulo4"/>
+        <w:rPr>
+          <w:noProof/>
+        </w:rPr>
+      </w:pPr>
+      <w:bookmarkStart w:id="13" w:name="_Toc225406437"/>
+      <w:r>
+        <w:rPr>
+          <w:noProof/>
+        </w:rPr>
+        <w:t>Echa</w:t>
+      </w:r>
+      <w:bookmarkEnd w:id="13"/>
+    </w:p>
+    <w:p>
+      <w:pPr>
+        <w:pStyle w:val="Ttulo5"/>
+      </w:pPr>
+      <w:bookmarkStart w:id="14" w:name="_Toc225406438"/>
+      <w:r>
+        <w:t>Ave</w:t>
+      </w:r>
+      <w:bookmarkEnd w:id="14"/>
+    </w:p>
+    <w:p>
+      <w:pPr>
+        <w:rPr>
+          <w:noProof/>
+        </w:rPr>
+      </w:pPr>
+      <w:r>
+        <w:rPr>
+          <w:noProof/>
+        </w:rPr>
+        <w:br w:type="page"/>
+      </w:r>
+    </w:p>
+    <w:p>
+      <w:pPr>
+        <w:pStyle w:val="Ttulo1"/>
+      </w:pPr>
+      <w:bookmarkStart w:id="15" w:name="_Toc225406439"/>
+      <w:r>
+        <w:lastRenderedPageBreak/>
+        <w:t>IMERSÃO</w:t>
+      </w:r>
+      <w:bookmarkEnd w:id="15"/>
+    </w:p>
+    <w:p>
+      <w:pPr>
+        <w:rPr>
+          <w:noProof/>
+        </w:rPr>
+      </w:pPr>
+      <w:r>
+        <w:rPr>
+          <w:noProof/>
+        </w:rPr>
+        <w:t>Lorem ipsum dolor sit amet, consectetuer adipiscing elit. Maecenas porttitor congue massa. Fusce posuere, magna sed pulvinar ultricies, purus lectus malesuada libero, sit amet commodo magna eros quis urna.</w:t>
+      </w:r>
+    </w:p>
+    <w:p>
+      <w:pPr>
+        <w:rPr>
+          <w:noProof/>
+        </w:rPr>
+      </w:pPr>
+      <w:r>
+        <w:rPr>
+          <w:noProof/>
+        </w:rPr>
+        <w:t>Nunc viverra imperdiet enim. Fusce est. Vivamus a tellus.</w:t>
+      </w:r>
+    </w:p>
+    <w:p>
+      <w:pPr>
+        <w:rPr>
+          <w:noProof/>
+        </w:rPr>
+      </w:pPr>
+      <w:r>
+        <w:rPr>
+          <w:noProof/>
+        </w:rPr>
+        <w:t>Pellentesque habitant morbi tristique senectus et netus et malesuada fames ac turpis egestas. Proin pharetra nonummy pede. Mauris et orci.</w:t>
+      </w:r>
+    </w:p>
+    <w:p>
+      <w:pPr>
+        <w:rPr>
+          <w:noProof/>
+        </w:rPr>
+      </w:pPr>
+      <w:r>
+        <w:rPr>
+          <w:noProof/>
+        </w:rPr>
+        <w:t>Aenean nec lorem. In porttitor. Donec laoreet nonummy augue.</w:t>
+      </w:r>
+    </w:p>
+    <w:p>
+      <w:pPr>
+        <w:rPr>
+          <w:noProof/>
+        </w:rPr>
+      </w:pPr>
+      <w:r>
+        <w:rPr>
+          <w:noProof/>
+        </w:rPr>
+        <w:t>Suspendisse dui purus, scelerisque at, vulputate vitae, pretium mattis, nunc. Mauris eget neque at sem venenatis eleifend. Ut nonummy.</w:t>
+      </w:r>
+    </w:p>
+    <w:p>
+      <w:pPr>
+        <w:pStyle w:val="Ttulo2"/>
+      </w:pPr>
+      <w:r>
+        <w:rPr>
+          <w:noProof/>
+        </w:rPr>
+        <w:t>Caderno de Sensibilidade</w:t>
+      </w:r>
+    </w:p>
+    <w:p>
+      <w:pPr>
+        <w:pStyle w:val="ImagenseFontes"/>
+        <w:ind w:firstLine="0"/>
+      </w:pPr>
+      <w:r>
+        <w:drawing>
+          <wp:inline distT="0" distB="0" distL="0" distR="0">
+            <wp:extent cx="2787650" cy="2736114"/>
+            <wp:effectExtent l="0" t="0" r="0" b="7620"/>
+            <wp:docPr id="2" name="Imagem 2" descr="Descubra o que é e como organizar uma Sessão Generativa"/>
+            <wp:cNvGraphicFramePr>
+              <a:graphicFrameLocks xmlns:a="http://schemas.openxmlformats.org/drawingml/2006/main" noChangeAspect="1"/>
+            </wp:cNvGraphicFramePr>
+            <a:graphic xmlns:a="http://schemas.openxmlformats.org/drawingml/2006/main">
+              <a:graphicData uri="http://schemas.openxmlformats.org/drawingml/2006/picture">
+                <pic:pic xmlns:pic="http://schemas.openxmlformats.org/drawingml/2006/picture">
+                  <pic:nvPicPr>
+                    <pic:cNvPr id="0" name="Picture 3" descr="Descubra o que é e como organizar uma Sessão Generativa"/>
+                    <pic:cNvPicPr>
+                      <a:picLocks noChangeAspect="1" noChangeArrowheads="1"/>
+                    </pic:cNvPicPr>
+                  </pic:nvPicPr>
+                  <pic:blipFill>
+                    <a:blip r:embed="rId6">
+                      <a:extLst>
+                        <a:ext uri="{28A0092B-C50C-407E-A947-70E740481C1C}">
+                          <a14:useLocalDpi xmlns:a14="http://schemas.microsoft.com/office/drawing/2010/main" val="0"/>
+                        </a:ext>
+                      </a:extLst>
+                    </a:blip>
+                    <a:srcRect/>
+                    <a:stretch>
+                      <a:fillRect/>
+                    </a:stretch>
+                  </pic:blipFill>
+                  <pic:spPr bwMode="auto">
+                    <a:xfrm>
+                      <a:off x="0" y="0"/>
+                      <a:ext cx="2813761" cy="2761742"/>
+                    </a:xfrm>
+                    <a:prstGeom prst="rect">
+                      <a:avLst/>
+                    </a:prstGeom>
+                    <a:noFill/>
+                    <a:ln>
+                      <a:noFill/>
+                    </a:ln>
+                  </pic:spPr>
+                </pic:pic>
+              </a:graphicData>
+            </a:graphic>
+          </wp:inline>
+        </w:drawing>
+      </w:r>
+    </w:p>
+    <w:p>
+      <w:pPr>
+        <w:pStyle w:val="ImagenseFontes"/>
+        <w:ind w:firstLine="0"/>
+      </w:pPr>
+      <w:r>
+        <w:t>Fonte: M</w:t>
+      </w:r>
+      <w:r>
+        <w:t>jvinnovation</w:t>
+      </w:r>
+      <w:r>
+        <w:t>, 2015</w:t>
+      </w:r>
+      <w:bookmarkStart w:id="16" w:name="_GoBack"/>
+      <w:bookmarkEnd w:id="16"/>
+    </w:p>
+    <w:p>
+      <w:pPr>
+        <w:rPr>
+          <w:rFonts w:eastAsiaTheme="majorEastAsia" w:cstheme="majorBidi"/>
+          <w:szCs w:val="32"/>
+        </w:rPr>
+      </w:pPr>
+      <w:r>
+        <w:br w:type="page"/>
+      </w:r>
+    </w:p>
+    <w:p>
+      <w:pPr>
+        <w:pStyle w:val="Ttulo1"/>
+      </w:pPr>
+      <w:bookmarkStart w:id="17" w:name="_Toc225406440"/>
+      <w:r>
+        <w:lastRenderedPageBreak/>
+        <w:t>ANÁLISE E SÍNTESE</w:t>
+      </w:r>
+      <w:bookmarkEnd w:id="17"/>
+    </w:p>
+    <w:p>
+      <w:pPr>
+        <w:pStyle w:val="Ttulo2"/>
+      </w:pPr>
+      <w:bookmarkStart w:id="18" w:name="_Toc225406441"/>
+      <w:r>
+        <w:t>Person</w:t>
+      </w:r>
+      <w:bookmarkEnd w:id="18"/>
+      <w:r>
+        <w:t>a</w:t>
+      </w:r>
+    </w:p>
+    <w:p>
+      <w:pPr>
+        <w:spacing w:after="160" w:line="259" w:lineRule="auto"/>
+        <w:ind w:firstLine="0"/>
+        <w:jc w:val="left"/>
+      </w:pPr>
+      <w:r>
+        <w:br w:type="page"/>
+      </w:r>
+    </w:p>
+    <w:p>
+      <w:pPr>
+        <w:pStyle w:val="Ttulo1"/>
+        <w:numPr>
+          <w:ilvl w:val="0"/>
+          <w:numId w:val="0"/>
+        </w:numPr>
+        <w:ind w:left="709" w:hanging="709"/>
+      </w:pPr>
+      <w:r>
+        <w:lastRenderedPageBreak/>
+        <w:t>REFERÊNCIAS</w:t>
+      </w:r>
     </w:p>
     <w:sectPr>
       <w:pgSz w:w="11906" w:h="16838"/>
@@ -388,6 +3074,232 @@
     </w:sectPr>
   </w:body>
 </w:document>
+</file>
+
+<file path=word/numbering.xml><?xml version="1.0" encoding="utf-8"?>
+<w:numbering xmlns:wpc="http://schemas.microsoft.com/office/word/2010/wordprocessingCanvas" xmlns:cx="http://schemas.microsoft.com/office/drawing/2014/chartex" xmlns:cx1="http://schemas.microsoft.com/office/drawing/2015/9/8/chartex" xmlns:mc="http://schemas.openxmlformats.org/markup-compatibility/2006" xmlns:o="urn:schemas-microsoft-com:office:office" xmlns:r="http://schemas.openxmlformats.org/officeDocument/2006/relationships" xmlns:m="http://schemas.openxmlformats.org/officeDocument/2006/math" xmlns:v="urn:schemas-microsoft-com:vml" xmlns:wp14="http://schemas.microsoft.com/office/word/2010/wordprocessingDrawing" xmlns:wp="http://schemas.openxmlformats.org/drawingml/2006/wordprocessingDrawing" xmlns:w10="urn:schemas-microsoft-com:office:word" xmlns:w="http://schemas.openxmlformats.org/wordprocessingml/2006/main" xmlns:w14="http://schemas.microsoft.com/office/word/2010/wordml" xmlns:w15="http://schemas.microsoft.com/office/word/2012/wordml" xmlns:w16se="http://schemas.microsoft.com/office/word/2015/wordml/symex" xmlns:wpg="http://schemas.microsoft.com/office/word/2010/wordprocessingGroup" xmlns:wpi="http://schemas.microsoft.com/office/word/2010/wordprocessingInk" xmlns:wne="http://schemas.microsoft.com/office/word/2006/wordml" xmlns:wps="http://schemas.microsoft.com/office/word/2010/wordprocessingShape" mc:Ignorable="w14 w15 w16se wp14">
+  <w:abstractNum w:abstractNumId="0" w15:restartNumberingAfterBreak="0">
+    <w:nsid w:val="33161917"/>
+    <w:multiLevelType w:val="hybridMultilevel"/>
+    <w:tmpl w:val="7EECBDFE"/>
+    <w:lvl w:ilvl="0" w:tplc="0676376C">
+      <w:start w:val="1"/>
+      <w:numFmt w:val="decimal"/>
+      <w:lvlText w:val="%1"/>
+      <w:lvlJc w:val="left"/>
+      <w:pPr>
+        <w:ind w:left="1069" w:hanging="360"/>
+      </w:pPr>
+      <w:rPr>
+        <w:rFonts w:hint="default"/>
+      </w:rPr>
+    </w:lvl>
+    <w:lvl w:ilvl="1" w:tplc="04160019" w:tentative="1">
+      <w:start w:val="1"/>
+      <w:numFmt w:val="lowerLetter"/>
+      <w:lvlText w:val="%2."/>
+      <w:lvlJc w:val="left"/>
+      <w:pPr>
+        <w:ind w:left="1789" w:hanging="360"/>
+      </w:pPr>
+    </w:lvl>
+    <w:lvl w:ilvl="2" w:tplc="0416001B" w:tentative="1">
+      <w:start w:val="1"/>
+      <w:numFmt w:val="lowerRoman"/>
+      <w:lvlText w:val="%3."/>
+      <w:lvlJc w:val="right"/>
+      <w:pPr>
+        <w:ind w:left="2509" w:hanging="180"/>
+      </w:pPr>
+    </w:lvl>
+    <w:lvl w:ilvl="3" w:tplc="0416000F" w:tentative="1">
+      <w:start w:val="1"/>
+      <w:numFmt w:val="decimal"/>
+      <w:lvlText w:val="%4."/>
+      <w:lvlJc w:val="left"/>
+      <w:pPr>
+        <w:ind w:left="3229" w:hanging="360"/>
+      </w:pPr>
+    </w:lvl>
+    <w:lvl w:ilvl="4" w:tplc="04160019" w:tentative="1">
+      <w:start w:val="1"/>
+      <w:numFmt w:val="lowerLetter"/>
+      <w:lvlText w:val="%5."/>
+      <w:lvlJc w:val="left"/>
+      <w:pPr>
+        <w:ind w:left="3949" w:hanging="360"/>
+      </w:pPr>
+    </w:lvl>
+    <w:lvl w:ilvl="5" w:tplc="0416001B" w:tentative="1">
+      <w:start w:val="1"/>
+      <w:numFmt w:val="lowerRoman"/>
+      <w:lvlText w:val="%6."/>
+      <w:lvlJc w:val="right"/>
+      <w:pPr>
+        <w:ind w:left="4669" w:hanging="180"/>
+      </w:pPr>
+    </w:lvl>
+    <w:lvl w:ilvl="6" w:tplc="0416000F" w:tentative="1">
+      <w:start w:val="1"/>
+      <w:numFmt w:val="decimal"/>
+      <w:lvlText w:val="%7."/>
+      <w:lvlJc w:val="left"/>
+      <w:pPr>
+        <w:ind w:left="5389" w:hanging="360"/>
+      </w:pPr>
+    </w:lvl>
+    <w:lvl w:ilvl="7" w:tplc="04160019" w:tentative="1">
+      <w:start w:val="1"/>
+      <w:numFmt w:val="lowerLetter"/>
+      <w:lvlText w:val="%8."/>
+      <w:lvlJc w:val="left"/>
+      <w:pPr>
+        <w:ind w:left="6109" w:hanging="360"/>
+      </w:pPr>
+    </w:lvl>
+    <w:lvl w:ilvl="8" w:tplc="0416001B" w:tentative="1">
+      <w:start w:val="1"/>
+      <w:numFmt w:val="lowerRoman"/>
+      <w:lvlText w:val="%9."/>
+      <w:lvlJc w:val="right"/>
+      <w:pPr>
+        <w:ind w:left="6829" w:hanging="180"/>
+      </w:pPr>
+    </w:lvl>
+  </w:abstractNum>
+  <w:abstractNum w:abstractNumId="1" w15:restartNumberingAfterBreak="0">
+    <w:nsid w:val="71662EA5"/>
+    <w:multiLevelType w:val="multilevel"/>
+    <w:tmpl w:val="B096E712"/>
+    <w:lvl w:ilvl="0">
+      <w:start w:val="1"/>
+      <w:numFmt w:val="decimal"/>
+      <w:pStyle w:val="Ttulo1"/>
+      <w:lvlText w:val="%1"/>
+      <w:lvlJc w:val="left"/>
+      <w:pPr>
+        <w:ind w:left="1069" w:hanging="360"/>
+      </w:pPr>
+      <w:rPr>
+        <w:rFonts w:hint="default"/>
+      </w:rPr>
+    </w:lvl>
+    <w:lvl w:ilvl="1">
+      <w:start w:val="1"/>
+      <w:numFmt w:val="decimal"/>
+      <w:pStyle w:val="Ttulo2"/>
+      <w:isLgl/>
+      <w:lvlText w:val="%1.%2"/>
+      <w:lvlJc w:val="left"/>
+      <w:pPr>
+        <w:ind w:left="1099" w:hanging="390"/>
+      </w:pPr>
+      <w:rPr>
+        <w:rFonts w:hint="default"/>
+      </w:rPr>
+    </w:lvl>
+    <w:lvl w:ilvl="2">
+      <w:start w:val="1"/>
+      <w:numFmt w:val="decimal"/>
+      <w:pStyle w:val="Ttulo3"/>
+      <w:isLgl/>
+      <w:lvlText w:val="%1.%2.%3"/>
+      <w:lvlJc w:val="left"/>
+      <w:pPr>
+        <w:ind w:left="1429" w:hanging="720"/>
+      </w:pPr>
+      <w:rPr>
+        <w:rFonts w:hint="default"/>
+      </w:rPr>
+    </w:lvl>
+    <w:lvl w:ilvl="3">
+      <w:start w:val="1"/>
+      <w:numFmt w:val="decimal"/>
+      <w:pStyle w:val="Ttulo4"/>
+      <w:isLgl/>
+      <w:lvlText w:val="%1.%2.%3.%4"/>
+      <w:lvlJc w:val="left"/>
+      <w:pPr>
+        <w:ind w:left="1429" w:hanging="720"/>
+      </w:pPr>
+      <w:rPr>
+        <w:rFonts w:hint="default"/>
+      </w:rPr>
+    </w:lvl>
+    <w:lvl w:ilvl="4">
+      <w:start w:val="1"/>
+      <w:numFmt w:val="decimal"/>
+      <w:pStyle w:val="Ttulo5"/>
+      <w:isLgl/>
+      <w:lvlText w:val="%1.%2.%3.%4.%5"/>
+      <w:lvlJc w:val="left"/>
+      <w:pPr>
+        <w:ind w:left="1789" w:hanging="1080"/>
+      </w:pPr>
+      <w:rPr>
+        <w:rFonts w:hint="default"/>
+      </w:rPr>
+    </w:lvl>
+    <w:lvl w:ilvl="5">
+      <w:start w:val="1"/>
+      <w:numFmt w:val="decimal"/>
+      <w:isLgl/>
+      <w:lvlText w:val="%1.%2.%3.%4.%5.%6"/>
+      <w:lvlJc w:val="left"/>
+      <w:pPr>
+        <w:ind w:left="2149" w:hanging="1440"/>
+      </w:pPr>
+      <w:rPr>
+        <w:rFonts w:hint="default"/>
+      </w:rPr>
+    </w:lvl>
+    <w:lvl w:ilvl="6">
+      <w:start w:val="1"/>
+      <w:numFmt w:val="decimal"/>
+      <w:isLgl/>
+      <w:lvlText w:val="%1.%2.%3.%4.%5.%6.%7"/>
+      <w:lvlJc w:val="left"/>
+      <w:pPr>
+        <w:ind w:left="2149" w:hanging="1440"/>
+      </w:pPr>
+      <w:rPr>
+        <w:rFonts w:hint="default"/>
+      </w:rPr>
+    </w:lvl>
+    <w:lvl w:ilvl="7">
+      <w:start w:val="1"/>
+      <w:numFmt w:val="decimal"/>
+      <w:isLgl/>
+      <w:lvlText w:val="%1.%2.%3.%4.%5.%6.%7.%8"/>
+      <w:lvlJc w:val="left"/>
+      <w:pPr>
+        <w:ind w:left="2509" w:hanging="1800"/>
+      </w:pPr>
+      <w:rPr>
+        <w:rFonts w:hint="default"/>
+      </w:rPr>
+    </w:lvl>
+    <w:lvl w:ilvl="8">
+      <w:start w:val="1"/>
+      <w:numFmt w:val="decimal"/>
+      <w:isLgl/>
+      <w:lvlText w:val="%1.%2.%3.%4.%5.%6.%7.%8.%9"/>
+      <w:lvlJc w:val="left"/>
+      <w:pPr>
+        <w:ind w:left="2509" w:hanging="1800"/>
+      </w:pPr>
+      <w:rPr>
+        <w:rFonts w:hint="default"/>
+      </w:rPr>
+    </w:lvl>
+  </w:abstractNum>
+  <w:num w:numId="1">
+    <w:abstractNumId w:val="0"/>
+  </w:num>
+  <w:num w:numId="2">
+    <w:abstractNumId w:val="1"/>
+  </w:num>
+</w:numbering>
 </file>
 
 <file path=word/styles.xml><?xml version="1.0" encoding="utf-8"?>
@@ -783,6 +3695,16 @@
   <w:style w:type="paragraph" w:default="1" w:styleId="Normal">
     <w:name w:val="Normal"/>
     <w:qFormat/>
+    <w:rsid w:val="0049782E"/>
+    <w:pPr>
+      <w:spacing w:after="120" w:line="360" w:lineRule="auto"/>
+      <w:ind w:firstLine="709"/>
+      <w:jc w:val="both"/>
+    </w:pPr>
+    <w:rPr>
+      <w:rFonts w:ascii="Arial" w:hAnsi="Arial"/>
+      <w:sz w:val="24"/>
+    </w:rPr>
   </w:style>
   <w:style w:type="paragraph" w:styleId="Ttulo1">
     <w:name w:val="heading 1"/>
@@ -791,23 +3713,135 @@
     <w:link w:val="Ttulo1Char"/>
     <w:uiPriority w:val="9"/>
     <w:qFormat/>
-    <w:rsid w:val="00927624"/>
+    <w:rsid w:val="0026684F"/>
     <w:pPr>
       <w:keepNext/>
       <w:keepLines/>
-      <w:spacing w:before="240" w:after="0"/>
+      <w:numPr>
+        <w:numId w:val="2"/>
+      </w:numPr>
+      <w:spacing w:after="300" w:line="240" w:lineRule="auto"/>
+      <w:ind w:left="709" w:hanging="709"/>
+      <w:jc w:val="left"/>
       <w:outlineLvl w:val="0"/>
     </w:pPr>
     <w:rPr>
-      <w:rFonts w:asciiTheme="majorHAnsi" w:eastAsiaTheme="majorEastAsia" w:hAnsiTheme="majorHAnsi" w:cstheme="majorBidi"/>
-      <w:color w:val="2E74B5" w:themeColor="accent1" w:themeShade="BF"/>
-      <w:sz w:val="32"/>
+      <w:rFonts w:eastAsiaTheme="majorEastAsia" w:cstheme="majorBidi"/>
+      <w:b/>
       <w:szCs w:val="32"/>
+    </w:rPr>
+  </w:style>
+  <w:style w:type="paragraph" w:styleId="Ttulo2">
+    <w:name w:val="heading 2"/>
+    <w:basedOn w:val="Normal"/>
+    <w:next w:val="Normal"/>
+    <w:link w:val="Ttulo2Char"/>
+    <w:uiPriority w:val="9"/>
+    <w:unhideWhenUsed/>
+    <w:qFormat/>
+    <w:rsid w:val="002E7F5C"/>
+    <w:pPr>
+      <w:keepNext/>
+      <w:keepLines/>
+      <w:numPr>
+        <w:ilvl w:val="1"/>
+        <w:numId w:val="2"/>
+      </w:numPr>
+      <w:spacing w:before="300" w:after="300" w:line="240" w:lineRule="auto"/>
+      <w:ind w:left="709" w:hanging="709"/>
+      <w:jc w:val="left"/>
+      <w:outlineLvl w:val="1"/>
+    </w:pPr>
+    <w:rPr>
+      <w:rFonts w:eastAsiaTheme="majorEastAsia" w:cstheme="majorBidi"/>
+      <w:b/>
+      <w:szCs w:val="26"/>
+    </w:rPr>
+  </w:style>
+  <w:style w:type="paragraph" w:styleId="Ttulo3">
+    <w:name w:val="heading 3"/>
+    <w:basedOn w:val="Normal"/>
+    <w:next w:val="Normal"/>
+    <w:link w:val="Ttulo3Char"/>
+    <w:uiPriority w:val="9"/>
+    <w:unhideWhenUsed/>
+    <w:qFormat/>
+    <w:rsid w:val="002E7F5C"/>
+    <w:pPr>
+      <w:keepNext/>
+      <w:keepLines/>
+      <w:numPr>
+        <w:ilvl w:val="2"/>
+        <w:numId w:val="2"/>
+      </w:numPr>
+      <w:spacing w:before="300" w:after="300" w:line="240" w:lineRule="auto"/>
+      <w:ind w:left="709"/>
+      <w:jc w:val="left"/>
+      <w:outlineLvl w:val="2"/>
+    </w:pPr>
+    <w:rPr>
+      <w:rFonts w:eastAsiaTheme="majorEastAsia" w:cstheme="majorBidi"/>
+      <w:b/>
+      <w:szCs w:val="24"/>
+    </w:rPr>
+  </w:style>
+  <w:style w:type="paragraph" w:styleId="Ttulo4">
+    <w:name w:val="heading 4"/>
+    <w:basedOn w:val="Normal"/>
+    <w:next w:val="Normal"/>
+    <w:link w:val="Ttulo4Char"/>
+    <w:uiPriority w:val="9"/>
+    <w:unhideWhenUsed/>
+    <w:qFormat/>
+    <w:rsid w:val="002E7F5C"/>
+    <w:pPr>
+      <w:keepNext/>
+      <w:keepLines/>
+      <w:numPr>
+        <w:ilvl w:val="3"/>
+        <w:numId w:val="2"/>
+      </w:numPr>
+      <w:spacing w:before="300" w:after="300" w:line="240" w:lineRule="auto"/>
+      <w:ind w:left="709"/>
+      <w:jc w:val="left"/>
+      <w:outlineLvl w:val="3"/>
+    </w:pPr>
+    <w:rPr>
+      <w:rFonts w:eastAsiaTheme="majorEastAsia" w:cstheme="majorBidi"/>
+      <w:b/>
+      <w:iCs/>
+    </w:rPr>
+  </w:style>
+  <w:style w:type="paragraph" w:styleId="Ttulo5">
+    <w:name w:val="heading 5"/>
+    <w:basedOn w:val="Normal"/>
+    <w:next w:val="Normal"/>
+    <w:link w:val="Ttulo5Char"/>
+    <w:uiPriority w:val="9"/>
+    <w:unhideWhenUsed/>
+    <w:qFormat/>
+    <w:rsid w:val="002E7F5C"/>
+    <w:pPr>
+      <w:keepNext/>
+      <w:keepLines/>
+      <w:numPr>
+        <w:ilvl w:val="4"/>
+        <w:numId w:val="2"/>
+      </w:numPr>
+      <w:spacing w:before="300" w:after="300" w:line="240" w:lineRule="auto"/>
+      <w:ind w:left="1134" w:hanging="1134"/>
+      <w:jc w:val="left"/>
+      <w:outlineLvl w:val="4"/>
+    </w:pPr>
+    <w:rPr>
+      <w:rFonts w:eastAsiaTheme="majorEastAsia" w:cstheme="majorBidi"/>
+      <w:b/>
     </w:rPr>
   </w:style>
   <w:style w:type="character" w:default="1" w:styleId="Fontepargpadro">
     <w:name w:val="Default Paragraph Font"/>
     <w:uiPriority w:val="1"/>
+    <w:semiHidden/>
     <w:unhideWhenUsed/>
   </w:style>
   <w:style w:type="table" w:default="1" w:styleId="Tabelanormal">
@@ -852,12 +3886,198 @@
     <w:basedOn w:val="Fontepargpadro"/>
     <w:link w:val="Ttulo1"/>
     <w:uiPriority w:val="9"/>
-    <w:rsid w:val="00927624"/>
+    <w:rsid w:val="0026684F"/>
     <w:rPr>
-      <w:rFonts w:asciiTheme="majorHAnsi" w:eastAsiaTheme="majorEastAsia" w:hAnsiTheme="majorHAnsi" w:cstheme="majorBidi"/>
-      <w:color w:val="2E74B5" w:themeColor="accent1" w:themeShade="BF"/>
-      <w:sz w:val="32"/>
+      <w:rFonts w:ascii="Arial" w:eastAsiaTheme="majorEastAsia" w:hAnsi="Arial" w:cstheme="majorBidi"/>
+      <w:b/>
+      <w:sz w:val="24"/>
       <w:szCs w:val="32"/>
+    </w:rPr>
+  </w:style>
+  <w:style w:type="paragraph" w:styleId="PargrafodaLista">
+    <w:name w:val="List Paragraph"/>
+    <w:basedOn w:val="Normal"/>
+    <w:uiPriority w:val="34"/>
+    <w:qFormat/>
+    <w:rsid w:val="00F8562B"/>
+    <w:pPr>
+      <w:ind w:left="720"/>
+      <w:contextualSpacing/>
+    </w:pPr>
+  </w:style>
+  <w:style w:type="character" w:customStyle="1" w:styleId="Ttulo2Char">
+    <w:name w:val="Título 2 Char"/>
+    <w:basedOn w:val="Fontepargpadro"/>
+    <w:link w:val="Ttulo2"/>
+    <w:uiPriority w:val="9"/>
+    <w:rsid w:val="002E7F5C"/>
+    <w:rPr>
+      <w:rFonts w:ascii="Arial" w:eastAsiaTheme="majorEastAsia" w:hAnsi="Arial" w:cstheme="majorBidi"/>
+      <w:b/>
+      <w:sz w:val="24"/>
+      <w:szCs w:val="26"/>
+    </w:rPr>
+  </w:style>
+  <w:style w:type="character" w:customStyle="1" w:styleId="Ttulo3Char">
+    <w:name w:val="Título 3 Char"/>
+    <w:basedOn w:val="Fontepargpadro"/>
+    <w:link w:val="Ttulo3"/>
+    <w:uiPriority w:val="9"/>
+    <w:rsid w:val="002E7F5C"/>
+    <w:rPr>
+      <w:rFonts w:ascii="Arial" w:eastAsiaTheme="majorEastAsia" w:hAnsi="Arial" w:cstheme="majorBidi"/>
+      <w:b/>
+      <w:sz w:val="24"/>
+      <w:szCs w:val="24"/>
+    </w:rPr>
+  </w:style>
+  <w:style w:type="character" w:customStyle="1" w:styleId="Ttulo4Char">
+    <w:name w:val="Título 4 Char"/>
+    <w:basedOn w:val="Fontepargpadro"/>
+    <w:link w:val="Ttulo4"/>
+    <w:uiPriority w:val="9"/>
+    <w:rsid w:val="002E7F5C"/>
+    <w:rPr>
+      <w:rFonts w:ascii="Arial" w:eastAsiaTheme="majorEastAsia" w:hAnsi="Arial" w:cstheme="majorBidi"/>
+      <w:b/>
+      <w:iCs/>
+      <w:sz w:val="24"/>
+    </w:rPr>
+  </w:style>
+  <w:style w:type="character" w:customStyle="1" w:styleId="Ttulo5Char">
+    <w:name w:val="Título 5 Char"/>
+    <w:basedOn w:val="Fontepargpadro"/>
+    <w:link w:val="Ttulo5"/>
+    <w:uiPriority w:val="9"/>
+    <w:rsid w:val="002E7F5C"/>
+    <w:rPr>
+      <w:rFonts w:ascii="Arial" w:eastAsiaTheme="majorEastAsia" w:hAnsi="Arial" w:cstheme="majorBidi"/>
+      <w:b/>
+      <w:sz w:val="24"/>
+    </w:rPr>
+  </w:style>
+  <w:style w:type="paragraph" w:styleId="Sumrio1">
+    <w:name w:val="toc 1"/>
+    <w:basedOn w:val="Normal"/>
+    <w:next w:val="Normal"/>
+    <w:autoRedefine/>
+    <w:uiPriority w:val="39"/>
+    <w:unhideWhenUsed/>
+    <w:rsid w:val="002E7F5C"/>
+    <w:pPr>
+      <w:tabs>
+        <w:tab w:val="left" w:pos="1276"/>
+        <w:tab w:val="right" w:leader="dot" w:pos="9061"/>
+      </w:tabs>
+      <w:spacing w:after="100"/>
+      <w:ind w:firstLine="0"/>
+    </w:pPr>
+  </w:style>
+  <w:style w:type="paragraph" w:styleId="Sumrio2">
+    <w:name w:val="toc 2"/>
+    <w:basedOn w:val="Normal"/>
+    <w:next w:val="Normal"/>
+    <w:autoRedefine/>
+    <w:uiPriority w:val="39"/>
+    <w:unhideWhenUsed/>
+    <w:rsid w:val="003808B3"/>
+    <w:pPr>
+      <w:tabs>
+        <w:tab w:val="left" w:pos="1276"/>
+        <w:tab w:val="right" w:leader="dot" w:pos="9061"/>
+      </w:tabs>
+      <w:spacing w:after="100"/>
+      <w:ind w:firstLine="0"/>
+    </w:pPr>
+  </w:style>
+  <w:style w:type="paragraph" w:styleId="Sumrio3">
+    <w:name w:val="toc 3"/>
+    <w:basedOn w:val="Normal"/>
+    <w:next w:val="Normal"/>
+    <w:autoRedefine/>
+    <w:uiPriority w:val="39"/>
+    <w:unhideWhenUsed/>
+    <w:rsid w:val="003808B3"/>
+    <w:pPr>
+      <w:tabs>
+        <w:tab w:val="left" w:pos="1276"/>
+        <w:tab w:val="right" w:leader="dot" w:pos="9061"/>
+      </w:tabs>
+      <w:spacing w:after="100"/>
+      <w:ind w:firstLine="0"/>
+    </w:pPr>
+  </w:style>
+  <w:style w:type="character" w:styleId="Hyperlink">
+    <w:name w:val="Hyperlink"/>
+    <w:basedOn w:val="Fontepargpadro"/>
+    <w:uiPriority w:val="99"/>
+    <w:unhideWhenUsed/>
+    <w:rsid w:val="002E7F5C"/>
+    <w:rPr>
+      <w:color w:val="0563C1" w:themeColor="hyperlink"/>
+      <w:u w:val="single"/>
+    </w:rPr>
+  </w:style>
+  <w:style w:type="paragraph" w:styleId="Sumrio4">
+    <w:name w:val="toc 4"/>
+    <w:basedOn w:val="Normal"/>
+    <w:next w:val="Normal"/>
+    <w:autoRedefine/>
+    <w:uiPriority w:val="39"/>
+    <w:unhideWhenUsed/>
+    <w:rsid w:val="003808B3"/>
+    <w:pPr>
+      <w:tabs>
+        <w:tab w:val="left" w:pos="1276"/>
+        <w:tab w:val="right" w:leader="dot" w:pos="9061"/>
+      </w:tabs>
+      <w:spacing w:after="100"/>
+      <w:ind w:firstLine="0"/>
+    </w:pPr>
+  </w:style>
+  <w:style w:type="paragraph" w:styleId="Sumrio5">
+    <w:name w:val="toc 5"/>
+    <w:basedOn w:val="Normal"/>
+    <w:next w:val="Normal"/>
+    <w:autoRedefine/>
+    <w:uiPriority w:val="39"/>
+    <w:unhideWhenUsed/>
+    <w:rsid w:val="003808B3"/>
+    <w:pPr>
+      <w:tabs>
+        <w:tab w:val="left" w:pos="1276"/>
+        <w:tab w:val="right" w:leader="dot" w:pos="9061"/>
+      </w:tabs>
+      <w:spacing w:after="100"/>
+      <w:ind w:firstLine="0"/>
+    </w:pPr>
+  </w:style>
+  <w:style w:type="paragraph" w:customStyle="1" w:styleId="ImagenseFontes">
+    <w:name w:val="Imagens e Fontes"/>
+    <w:basedOn w:val="Normal"/>
+    <w:link w:val="ImagenseFontesChar"/>
+    <w:qFormat/>
+    <w:rsid w:val="00921B6A"/>
+    <w:pPr>
+      <w:spacing w:before="120"/>
+      <w:jc w:val="center"/>
+    </w:pPr>
+    <w:rPr>
+      <w:noProof/>
+      <w:sz w:val="20"/>
+      <w:lang w:eastAsia="pt-BR"/>
+    </w:rPr>
+  </w:style>
+  <w:style w:type="character" w:customStyle="1" w:styleId="ImagenseFontesChar">
+    <w:name w:val="Imagens e Fontes Char"/>
+    <w:basedOn w:val="Fontepargpadro"/>
+    <w:link w:val="ImagenseFontes"/>
+    <w:rsid w:val="00921B6A"/>
+    <w:rPr>
+      <w:rFonts w:ascii="Arial" w:hAnsi="Arial"/>
+      <w:noProof/>
+      <w:sz w:val="20"/>
+      <w:lang w:eastAsia="pt-BR"/>
     </w:rPr>
   </w:style>
 </w:styles>
@@ -1129,7 +4349,7 @@
 </file>
 
 <file path=customXml/itemProps1.xml><?xml version="1.0" encoding="utf-8"?>
-<ds:datastoreItem xmlns:ds="http://schemas.openxmlformats.org/officeDocument/2006/customXml" ds:itemID="{F64C4461-916B-4F54-AF00-5BE98ABB8A4C}">
+<ds:datastoreItem xmlns:ds="http://schemas.openxmlformats.org/officeDocument/2006/customXml" ds:itemID="{CDAFACA9-86DF-49FF-95B2-0365D75F5705}">
   <ds:schemaRefs>
     <ds:schemaRef ds:uri="http://schemas.openxmlformats.org/officeDocument/2006/bibliography"/>
   </ds:schemaRefs>

--- a/Abnt.docx
+++ b/Abnt.docx
@@ -3004,8 +3004,6 @@
       <w:r>
         <w:t>, 2015</w:t>
       </w:r>
-      <w:bookmarkStart w:id="16" w:name="_GoBack"/>
-      <w:bookmarkEnd w:id="16"/>
     </w:p>
     <w:p>
       <w:pPr>
@@ -3022,22 +3020,22 @@
       <w:pPr>
         <w:pStyle w:val="Ttulo1"/>
       </w:pPr>
-      <w:bookmarkStart w:id="17" w:name="_Toc225406440"/>
+      <w:bookmarkStart w:id="16" w:name="_Toc225406440"/>
       <w:r>
         <w:lastRenderedPageBreak/>
         <w:t>ANÁLISE E SÍNTESE</w:t>
       </w:r>
+      <w:bookmarkEnd w:id="16"/>
+    </w:p>
+    <w:p>
+      <w:pPr>
+        <w:pStyle w:val="Ttulo2"/>
+      </w:pPr>
+      <w:bookmarkStart w:id="17" w:name="_Toc225406441"/>
+      <w:r>
+        <w:t>Person</w:t>
+      </w:r>
       <w:bookmarkEnd w:id="17"/>
-    </w:p>
-    <w:p>
-      <w:pPr>
-        <w:pStyle w:val="Ttulo2"/>
-      </w:pPr>
-      <w:bookmarkStart w:id="18" w:name="_Toc225406441"/>
-      <w:r>
-        <w:t>Person</w:t>
-      </w:r>
-      <w:bookmarkEnd w:id="18"/>
       <w:r>
         <w:t>a</w:t>
       </w:r>
@@ -3065,6 +3063,28 @@
         <w:lastRenderedPageBreak/>
         <w:t>REFERÊNCIAS</w:t>
       </w:r>
+    </w:p>
+    <w:p>
+      <w:proofErr w:type="spellStart"/>
+      <w:r>
+        <w:t>Nãolembro</w:t>
+      </w:r>
+      <w:proofErr w:type="spellEnd"/>
+      <w:r>
+        <w:t xml:space="preserve">: </w:t>
+      </w:r>
+      <w:hyperlink r:id="rId7" w:history="1">
+        <w:r>
+          <w:rPr>
+            <w:rStyle w:val="Hyperlink"/>
+          </w:rPr>
+          <w:t>https://www.mjvinnovation.com/pt-br/blog/conheca-a-sessao-generativa-e-entenda-seus-usuarios/</w:t>
+        </w:r>
+      </w:hyperlink>
+    </w:p>
+    <w:p>
+      <w:bookmarkStart w:id="18" w:name="_GoBack"/>
+      <w:bookmarkEnd w:id="18"/>
     </w:p>
     <w:sectPr>
       <w:pgSz w:w="11906" w:h="16838"/>
@@ -4349,7 +4369,7 @@
 </file>
 
 <file path=customXml/itemProps1.xml><?xml version="1.0" encoding="utf-8"?>
-<ds:datastoreItem xmlns:ds="http://schemas.openxmlformats.org/officeDocument/2006/customXml" ds:itemID="{CDAFACA9-86DF-49FF-95B2-0365D75F5705}">
+<ds:datastoreItem xmlns:ds="http://schemas.openxmlformats.org/officeDocument/2006/customXml" ds:itemID="{CEFDCE83-3AF1-4163-AB60-817DD6C95CFA}">
   <ds:schemaRefs>
     <ds:schemaRef ds:uri="http://schemas.openxmlformats.org/officeDocument/2006/bibliography"/>
   </ds:schemaRefs>

--- a/Abnt.docx
+++ b/Abnt.docx
@@ -1,6 +1,6 @@
 
 <file path=word/document.xml><?xml version="1.0" encoding="utf-8"?>
-<w:document xmlns:wpc="http://schemas.microsoft.com/office/word/2010/wordprocessingCanvas" xmlns:cx="http://schemas.microsoft.com/office/drawing/2014/chartex" xmlns:cx1="http://schemas.microsoft.com/office/drawing/2015/9/8/chartex" xmlns:mc="http://schemas.openxmlformats.org/markup-compatibility/2006" xmlns:o="urn:schemas-microsoft-com:office:office" xmlns:r="http://schemas.openxmlformats.org/officeDocument/2006/relationships" xmlns:m="http://schemas.openxmlformats.org/officeDocument/2006/math" xmlns:v="urn:schemas-microsoft-com:vml" xmlns:wp14="http://schemas.microsoft.com/office/word/2010/wordprocessingDrawing" xmlns:wp="http://schemas.openxmlformats.org/drawingml/2006/wordprocessingDrawing" xmlns:w10="urn:schemas-microsoft-com:office:word" xmlns:w="http://schemas.openxmlformats.org/wordprocessingml/2006/main" xmlns:w14="http://schemas.microsoft.com/office/word/2010/wordml" xmlns:w15="http://schemas.microsoft.com/office/word/2012/wordml" xmlns:w16se="http://schemas.microsoft.com/office/word/2015/wordml/symex" xmlns:wpg="http://schemas.microsoft.com/office/word/2010/wordprocessingGroup" xmlns:wpi="http://schemas.microsoft.com/office/word/2010/wordprocessingInk" xmlns:wne="http://schemas.microsoft.com/office/word/2006/wordml" xmlns:wps="http://schemas.microsoft.com/office/word/2010/wordprocessingShape" mc:Ignorable="w14 w15 w16se wp14">
+<w:document xmlns:wpc="http://schemas.microsoft.com/office/word/2010/wordprocessingCanvas" xmlns:cx="http://schemas.microsoft.com/office/drawing/2014/chartex" xmlns:mc="http://schemas.openxmlformats.org/markup-compatibility/2006" xmlns:o="urn:schemas-microsoft-com:office:office" xmlns:r="http://schemas.openxmlformats.org/officeDocument/2006/relationships" xmlns:m="http://schemas.openxmlformats.org/officeDocument/2006/math" xmlns:v="urn:schemas-microsoft-com:vml" xmlns:wp14="http://schemas.microsoft.com/office/word/2010/wordprocessingDrawing" xmlns:wp="http://schemas.openxmlformats.org/drawingml/2006/wordprocessingDrawing" xmlns:w10="urn:schemas-microsoft-com:office:word" xmlns:w="http://schemas.openxmlformats.org/wordprocessingml/2006/main" xmlns:w14="http://schemas.microsoft.com/office/word/2010/wordml" xmlns:w15="http://schemas.microsoft.com/office/word/2012/wordml" xmlns:w16se="http://schemas.microsoft.com/office/word/2015/wordml/symex" xmlns:wpg="http://schemas.microsoft.com/office/word/2010/wordprocessingGroup" xmlns:wpi="http://schemas.microsoft.com/office/word/2010/wordprocessingInk" xmlns:wne="http://schemas.microsoft.com/office/word/2006/wordml" xmlns:wps="http://schemas.microsoft.com/office/word/2010/wordprocessingShape" mc:Ignorable="w14 w15 w16se wp14">
   <w:body>
     <w:p>
       <w:pPr>
@@ -2932,6 +2932,43 @@
           <w:noProof/>
         </w:rPr>
         <w:t>Caderno de Sensibilidade</w:t>
+      </w:r>
+    </w:p>
+    <w:p>
+      <w:pPr>
+        <w:pStyle w:val="Legenda"/>
+        <w:keepNext/>
+        <w:jc w:val="both"/>
+      </w:pPr>
+    </w:p>
+    <w:p>
+      <w:pPr>
+        <w:pStyle w:val="Legenda"/>
+        <w:keepNext/>
+      </w:pPr>
+      <w:r>
+        <w:t xml:space="preserve">Figura </w:t>
+      </w:r>
+      <w:r>
+        <w:fldChar w:fldCharType="begin"/>
+      </w:r>
+      <w:r>
+        <w:instrText xml:space="preserve"> SEQ Figura \* ARABIC </w:instrText>
+      </w:r>
+      <w:r>
+        <w:fldChar w:fldCharType="separate"/>
+      </w:r>
+      <w:r>
+        <w:rPr>
+          <w:noProof/>
+        </w:rPr>
+        <w:t>1</w:t>
+      </w:r>
+      <w:r>
+        <w:fldChar w:fldCharType="end"/>
+      </w:r>
+      <w:r>
+        <w:t>: Caderno de Sensibilidade</w:t>
       </w:r>
     </w:p>
     <w:p>
@@ -3018,6 +3055,489 @@
     </w:p>
     <w:p>
       <w:pPr>
+        <w:pStyle w:val="Legenda"/>
+        <w:keepNext/>
+      </w:pPr>
+      <w:r>
+        <w:lastRenderedPageBreak/>
+        <w:t xml:space="preserve">Quadro </w:t>
+      </w:r>
+      <w:r>
+        <w:fldChar w:fldCharType="begin"/>
+      </w:r>
+      <w:r>
+        <w:instrText xml:space="preserve"> SEQ Quadro \* ARABIC </w:instrText>
+      </w:r>
+      <w:r>
+        <w:fldChar w:fldCharType="separate"/>
+      </w:r>
+      <w:r>
+        <w:rPr>
+          <w:noProof/>
+        </w:rPr>
+        <w:t>1</w:t>
+      </w:r>
+      <w:r>
+        <w:fldChar w:fldCharType="end"/>
+      </w:r>
+    </w:p>
+    <w:tbl>
+      <w:tblPr>
+        <w:tblStyle w:val="Tabelacomgrade"/>
+        <w:tblW w:w="0" w:type="auto"/>
+        <w:tblLook w:val="04A0" w:firstRow="1" w:lastRow="0" w:firstColumn="1" w:lastColumn="0" w:noHBand="0" w:noVBand="1"/>
+      </w:tblPr>
+      <w:tblGrid>
+        <w:gridCol w:w="7225"/>
+        <w:gridCol w:w="1836"/>
+      </w:tblGrid>
+      <w:tr>
+        <w:tc>
+          <w:tcPr>
+            <w:tcW w:w="7225" w:type="dxa"/>
+          </w:tcPr>
+          <w:p>
+            <w:pPr>
+              <w:ind w:firstLine="0"/>
+              <w:rPr>
+                <w:rFonts w:eastAsiaTheme="majorEastAsia" w:cstheme="majorBidi"/>
+                <w:szCs w:val="32"/>
+              </w:rPr>
+            </w:pPr>
+            <w:r>
+              <w:rPr>
+                <w:rFonts w:eastAsiaTheme="majorEastAsia" w:cstheme="majorBidi"/>
+                <w:szCs w:val="32"/>
+              </w:rPr>
+              <w:t>Sentimento</w:t>
+            </w:r>
+          </w:p>
+        </w:tc>
+        <w:tc>
+          <w:tcPr>
+            <w:tcW w:w="1836" w:type="dxa"/>
+          </w:tcPr>
+          <w:p>
+            <w:pPr>
+              <w:ind w:firstLine="0"/>
+              <w:rPr>
+                <w:rFonts w:eastAsiaTheme="majorEastAsia" w:cstheme="majorBidi"/>
+                <w:szCs w:val="32"/>
+              </w:rPr>
+            </w:pPr>
+            <w:r>
+              <w:rPr>
+                <w:rFonts w:eastAsiaTheme="majorEastAsia" w:cstheme="majorBidi"/>
+                <w:szCs w:val="32"/>
+              </w:rPr>
+              <w:t>Reação</w:t>
+            </w:r>
+          </w:p>
+        </w:tc>
+      </w:tr>
+      <w:tr>
+        <w:tc>
+          <w:tcPr>
+            <w:tcW w:w="7225" w:type="dxa"/>
+          </w:tcPr>
+          <w:p>
+            <w:pPr>
+              <w:ind w:firstLine="0"/>
+              <w:rPr>
+                <w:rFonts w:eastAsiaTheme="majorEastAsia" w:cstheme="majorBidi"/>
+                <w:noProof/>
+                <w:szCs w:val="32"/>
+              </w:rPr>
+            </w:pPr>
+            <w:r>
+              <w:rPr>
+                <w:rFonts w:eastAsiaTheme="majorEastAsia" w:cstheme="majorBidi"/>
+                <w:noProof/>
+                <w:szCs w:val="32"/>
+              </w:rPr>
+              <w:t>Lorem ipsum dolor sit amet, consectetuer adipiscing elit. Maecenas porttitor congue massa. Fusce posuere, magna sed pulvinar ultricies, purus lectus malesuada libero, sit amet.</w:t>
+            </w:r>
+          </w:p>
+        </w:tc>
+        <w:tc>
+          <w:tcPr>
+            <w:tcW w:w="1836" w:type="dxa"/>
+          </w:tcPr>
+          <w:p>
+            <w:pPr>
+              <w:ind w:firstLine="0"/>
+              <w:rPr>
+                <w:rFonts w:eastAsiaTheme="majorEastAsia" w:cstheme="majorBidi"/>
+                <w:szCs w:val="32"/>
+              </w:rPr>
+            </w:pPr>
+          </w:p>
+        </w:tc>
+      </w:tr>
+      <w:tr>
+        <w:tc>
+          <w:tcPr>
+            <w:tcW w:w="7225" w:type="dxa"/>
+          </w:tcPr>
+          <w:p>
+            <w:pPr>
+              <w:ind w:firstLine="0"/>
+              <w:rPr>
+                <w:rFonts w:eastAsiaTheme="majorEastAsia" w:cstheme="majorBidi"/>
+                <w:noProof/>
+                <w:szCs w:val="32"/>
+              </w:rPr>
+            </w:pPr>
+            <w:r>
+              <w:rPr>
+                <w:rFonts w:eastAsiaTheme="majorEastAsia" w:cstheme="majorBidi"/>
+                <w:noProof/>
+                <w:szCs w:val="32"/>
+              </w:rPr>
+              <w:t>Nunc viverra imperdiet enim. Fusce est. Vivamus a tellus.</w:t>
+            </w:r>
+          </w:p>
+          <w:p>
+            <w:pPr>
+              <w:ind w:firstLine="0"/>
+              <w:rPr>
+                <w:rFonts w:eastAsiaTheme="majorEastAsia" w:cstheme="majorBidi"/>
+                <w:noProof/>
+                <w:szCs w:val="32"/>
+              </w:rPr>
+            </w:pPr>
+            <w:r>
+              <w:rPr>
+                <w:rFonts w:eastAsiaTheme="majorEastAsia" w:cstheme="majorBidi"/>
+                <w:noProof/>
+                <w:szCs w:val="32"/>
+              </w:rPr>
+              <w:t>Pellentesque habitant morbi tristique senectus et netus et malesuada fames ac turpis egestas. Proin pharet</w:t>
+            </w:r>
+            <w:r>
+              <w:rPr>
+                <w:rFonts w:eastAsiaTheme="majorEastAsia" w:cstheme="majorBidi"/>
+                <w:noProof/>
+                <w:szCs w:val="32"/>
+              </w:rPr>
+              <w:t>ra nonummy pede. Mauris et orci.</w:t>
+            </w:r>
+          </w:p>
+        </w:tc>
+        <w:tc>
+          <w:tcPr>
+            <w:tcW w:w="1836" w:type="dxa"/>
+          </w:tcPr>
+          <w:p>
+            <w:pPr>
+              <w:ind w:firstLine="0"/>
+              <w:rPr>
+                <w:rFonts w:eastAsiaTheme="majorEastAsia" w:cstheme="majorBidi"/>
+                <w:szCs w:val="32"/>
+              </w:rPr>
+            </w:pPr>
+          </w:p>
+        </w:tc>
+      </w:tr>
+      <w:tr>
+        <w:tc>
+          <w:tcPr>
+            <w:tcW w:w="7225" w:type="dxa"/>
+          </w:tcPr>
+          <w:p>
+            <w:pPr>
+              <w:ind w:firstLine="0"/>
+              <w:rPr>
+                <w:rFonts w:eastAsiaTheme="majorEastAsia" w:cstheme="majorBidi"/>
+                <w:noProof/>
+                <w:szCs w:val="32"/>
+              </w:rPr>
+            </w:pPr>
+            <w:r>
+              <w:rPr>
+                <w:rFonts w:eastAsiaTheme="majorEastAsia" w:cstheme="majorBidi"/>
+                <w:noProof/>
+                <w:szCs w:val="32"/>
+              </w:rPr>
+              <w:t>Aenean nec lorem. In porttitor. Donec laoreet nonummy augue.</w:t>
+            </w:r>
+          </w:p>
+          <w:p>
+            <w:pPr>
+              <w:ind w:firstLine="0"/>
+              <w:rPr>
+                <w:rFonts w:eastAsiaTheme="majorEastAsia" w:cstheme="majorBidi"/>
+                <w:szCs w:val="32"/>
+              </w:rPr>
+            </w:pPr>
+            <w:r>
+              <w:rPr>
+                <w:rFonts w:eastAsiaTheme="majorEastAsia" w:cstheme="majorBidi"/>
+                <w:noProof/>
+                <w:szCs w:val="32"/>
+              </w:rPr>
+              <w:t>Suspendisse dui purus, scelerisque at, vulputate vitae, pretium mattis, nunc. Mauris eget neque at sem venenatis eleifend. Ut nonummy</w:t>
+            </w:r>
+          </w:p>
+        </w:tc>
+        <w:tc>
+          <w:tcPr>
+            <w:tcW w:w="1836" w:type="dxa"/>
+          </w:tcPr>
+          <w:p>
+            <w:pPr>
+              <w:ind w:firstLine="0"/>
+              <w:rPr>
+                <w:rFonts w:eastAsiaTheme="majorEastAsia" w:cstheme="majorBidi"/>
+                <w:szCs w:val="32"/>
+              </w:rPr>
+            </w:pPr>
+          </w:p>
+        </w:tc>
+      </w:tr>
+      <w:tr>
+        <w:tc>
+          <w:tcPr>
+            <w:tcW w:w="7225" w:type="dxa"/>
+          </w:tcPr>
+          <w:p>
+            <w:pPr>
+              <w:ind w:firstLine="0"/>
+              <w:rPr>
+                <w:rFonts w:eastAsiaTheme="majorEastAsia" w:cstheme="majorBidi"/>
+                <w:noProof/>
+                <w:szCs w:val="32"/>
+              </w:rPr>
+            </w:pPr>
+            <w:r>
+              <w:rPr>
+                <w:rFonts w:eastAsiaTheme="majorEastAsia" w:cstheme="majorBidi"/>
+                <w:noProof/>
+                <w:szCs w:val="32"/>
+              </w:rPr>
+              <w:t>Lorem ipsum dolor sit amet, consectetuer adipiscing elit. Maecenas porttitor congue massa. Fusce posuere, magna sed pulvinar ultricies, purus lectus malesuada libero, sit amet commodo magna eros quis urna.</w:t>
+            </w:r>
+          </w:p>
+        </w:tc>
+        <w:tc>
+          <w:tcPr>
+            <w:tcW w:w="1836" w:type="dxa"/>
+          </w:tcPr>
+          <w:p>
+            <w:pPr>
+              <w:ind w:firstLine="0"/>
+              <w:rPr>
+                <w:rFonts w:eastAsiaTheme="majorEastAsia" w:cstheme="majorBidi"/>
+                <w:szCs w:val="32"/>
+              </w:rPr>
+            </w:pPr>
+          </w:p>
+        </w:tc>
+      </w:tr>
+      <w:tr>
+        <w:tc>
+          <w:tcPr>
+            <w:tcW w:w="7225" w:type="dxa"/>
+          </w:tcPr>
+          <w:p>
+            <w:pPr>
+              <w:ind w:firstLine="0"/>
+              <w:rPr>
+                <w:rFonts w:eastAsiaTheme="majorEastAsia" w:cstheme="majorBidi"/>
+                <w:noProof/>
+                <w:szCs w:val="32"/>
+              </w:rPr>
+            </w:pPr>
+            <w:r>
+              <w:rPr>
+                <w:rFonts w:eastAsiaTheme="majorEastAsia" w:cstheme="majorBidi"/>
+                <w:noProof/>
+                <w:szCs w:val="32"/>
+              </w:rPr>
+              <w:t>Nunc viverra imperdiet enim. Fusce est. Vivamus a tellus.</w:t>
+            </w:r>
+          </w:p>
+          <w:p>
+            <w:pPr>
+              <w:ind w:firstLine="0"/>
+              <w:rPr>
+                <w:rFonts w:eastAsiaTheme="majorEastAsia" w:cstheme="majorBidi"/>
+                <w:noProof/>
+                <w:szCs w:val="32"/>
+              </w:rPr>
+            </w:pPr>
+            <w:r>
+              <w:rPr>
+                <w:rFonts w:eastAsiaTheme="majorEastAsia" w:cstheme="majorBidi"/>
+                <w:noProof/>
+                <w:szCs w:val="32"/>
+              </w:rPr>
+              <w:t>Pellentesque habitant morbi tristique senectus et netus et malesuada fames ac turpis egestas. Proin pharetr</w:t>
+            </w:r>
+            <w:r>
+              <w:rPr>
+                <w:rFonts w:eastAsiaTheme="majorEastAsia" w:cstheme="majorBidi"/>
+                <w:noProof/>
+                <w:szCs w:val="32"/>
+              </w:rPr>
+              <w:t>a nonummy pede. Mauris et orci.</w:t>
+            </w:r>
+          </w:p>
+        </w:tc>
+        <w:tc>
+          <w:tcPr>
+            <w:tcW w:w="1836" w:type="dxa"/>
+          </w:tcPr>
+          <w:p>
+            <w:pPr>
+              <w:ind w:firstLine="0"/>
+              <w:rPr>
+                <w:rFonts w:eastAsiaTheme="majorEastAsia" w:cstheme="majorBidi"/>
+                <w:szCs w:val="32"/>
+              </w:rPr>
+            </w:pPr>
+          </w:p>
+        </w:tc>
+      </w:tr>
+      <w:tr>
+        <w:tc>
+          <w:tcPr>
+            <w:tcW w:w="7225" w:type="dxa"/>
+          </w:tcPr>
+          <w:p>
+            <w:pPr>
+              <w:ind w:firstLine="0"/>
+              <w:rPr>
+                <w:rFonts w:eastAsiaTheme="majorEastAsia" w:cstheme="majorBidi"/>
+                <w:noProof/>
+                <w:szCs w:val="32"/>
+              </w:rPr>
+            </w:pPr>
+            <w:r>
+              <w:rPr>
+                <w:rFonts w:eastAsiaTheme="majorEastAsia" w:cstheme="majorBidi"/>
+                <w:noProof/>
+                <w:szCs w:val="32"/>
+              </w:rPr>
+              <w:t>Aenean nec lorem. In porttitor. Donec laoreet nonummy augue.</w:t>
+            </w:r>
+          </w:p>
+          <w:p>
+            <w:pPr>
+              <w:ind w:firstLine="0"/>
+              <w:rPr>
+                <w:rFonts w:eastAsiaTheme="majorEastAsia" w:cstheme="majorBidi"/>
+                <w:szCs w:val="32"/>
+              </w:rPr>
+            </w:pPr>
+            <w:r>
+              <w:rPr>
+                <w:rFonts w:eastAsiaTheme="majorEastAsia" w:cstheme="majorBidi"/>
+                <w:noProof/>
+                <w:szCs w:val="32"/>
+              </w:rPr>
+              <w:t>Suspendisse dui purus, scelerisque at, vulputate vitae, pretium mattis, nunc. Mauris eget neque at sem venenatis eleifend. Ut nonummy</w:t>
+            </w:r>
+            <w:r>
+              <w:rPr>
+                <w:rFonts w:eastAsiaTheme="majorEastAsia" w:cstheme="majorBidi"/>
+                <w:noProof/>
+                <w:szCs w:val="32"/>
+              </w:rPr>
+              <w:t>.</w:t>
+            </w:r>
+          </w:p>
+        </w:tc>
+        <w:tc>
+          <w:tcPr>
+            <w:tcW w:w="1836" w:type="dxa"/>
+          </w:tcPr>
+          <w:p>
+            <w:pPr>
+              <w:ind w:firstLine="0"/>
+              <w:rPr>
+                <w:rFonts w:eastAsiaTheme="majorEastAsia" w:cstheme="majorBidi"/>
+                <w:szCs w:val="32"/>
+              </w:rPr>
+            </w:pPr>
+          </w:p>
+        </w:tc>
+      </w:tr>
+      <w:tr>
+        <w:tc>
+          <w:tcPr>
+            <w:tcW w:w="7225" w:type="dxa"/>
+          </w:tcPr>
+          <w:p>
+            <w:pPr>
+              <w:ind w:firstLine="0"/>
+              <w:rPr>
+                <w:rFonts w:eastAsiaTheme="majorEastAsia" w:cstheme="majorBidi"/>
+                <w:noProof/>
+                <w:szCs w:val="32"/>
+              </w:rPr>
+            </w:pPr>
+            <w:r>
+              <w:rPr>
+                <w:rFonts w:eastAsiaTheme="majorEastAsia" w:cstheme="majorBidi"/>
+                <w:noProof/>
+                <w:szCs w:val="32"/>
+              </w:rPr>
+              <w:t>Aenean nec lorem. In porttitor. Donec laoreet nonummy augue.</w:t>
+            </w:r>
+          </w:p>
+          <w:p>
+            <w:pPr>
+              <w:ind w:firstLine="0"/>
+              <w:rPr>
+                <w:rFonts w:eastAsiaTheme="majorEastAsia" w:cstheme="majorBidi"/>
+                <w:szCs w:val="32"/>
+              </w:rPr>
+            </w:pPr>
+            <w:r>
+              <w:rPr>
+                <w:rFonts w:eastAsiaTheme="majorEastAsia" w:cstheme="majorBidi"/>
+                <w:noProof/>
+                <w:szCs w:val="32"/>
+              </w:rPr>
+              <w:t>Suspendisse dui purus, scelerisque at, vulputate vitae, pretium mattis, nunc. Mauris eget neque at sem venenatis eleifend. Ut nonummy</w:t>
+            </w:r>
+            <w:r>
+              <w:rPr>
+                <w:rFonts w:eastAsiaTheme="majorEastAsia" w:cstheme="majorBidi"/>
+                <w:noProof/>
+                <w:szCs w:val="32"/>
+              </w:rPr>
+              <w:t>.</w:t>
+            </w:r>
+          </w:p>
+        </w:tc>
+        <w:tc>
+          <w:tcPr>
+            <w:tcW w:w="1836" w:type="dxa"/>
+          </w:tcPr>
+          <w:p>
+            <w:pPr>
+              <w:ind w:firstLine="0"/>
+              <w:rPr>
+                <w:rFonts w:eastAsiaTheme="majorEastAsia" w:cstheme="majorBidi"/>
+                <w:szCs w:val="32"/>
+              </w:rPr>
+            </w:pPr>
+          </w:p>
+        </w:tc>
+      </w:tr>
+    </w:tbl>
+    <w:p>
+      <w:pPr>
+        <w:pStyle w:val="ImagenseFontes"/>
+      </w:pPr>
+      <w:r>
+        <w:t>Fonte: Os Autores, 2026.</w:t>
+      </w:r>
+    </w:p>
+    <w:p>
+      <w:pPr>
         <w:pStyle w:val="Ttulo1"/>
       </w:pPr>
       <w:bookmarkStart w:id="16" w:name="_Toc225406440"/>
@@ -3038,6 +3558,185 @@
       <w:bookmarkEnd w:id="17"/>
       <w:r>
         <w:t>a</w:t>
+      </w:r>
+    </w:p>
+    <w:p>
+      <w:pPr>
+        <w:pStyle w:val="Citao"/>
+        <w:rPr>
+          <w:noProof/>
+        </w:rPr>
+      </w:pPr>
+      <w:r>
+        <w:rPr>
+          <w:noProof/>
+        </w:rPr>
+        <w:t>Lorem ipsum dolor sit amet, consectetuer adipiscing elit. Maecenas porttitor congue massa. Fusce posuere, magna sed pulvinar ultricies, purus lectus malesuada libero, sit amet commodo magna eros quis urna.</w:t>
+      </w:r>
+    </w:p>
+    <w:p>
+      <w:pPr>
+        <w:pStyle w:val="Citao"/>
+        <w:rPr>
+          <w:noProof/>
+        </w:rPr>
+      </w:pPr>
+      <w:r>
+        <w:rPr>
+          <w:noProof/>
+        </w:rPr>
+        <w:t>Nunc viverra imperdiet enim. Fusce est. Vivamus a tellus.</w:t>
+      </w:r>
+    </w:p>
+    <w:p>
+      <w:pPr>
+        <w:pStyle w:val="Citao"/>
+        <w:rPr>
+          <w:noProof/>
+        </w:rPr>
+      </w:pPr>
+      <w:r>
+        <w:rPr>
+          <w:noProof/>
+        </w:rPr>
+        <w:t>Pellentesque habitant morbi tristique senectus et netus et malesuada fames ac turpis egestas. Proin pharetra nonummy pede. Mauris et orci.</w:t>
+      </w:r>
+    </w:p>
+    <w:p>
+      <w:pPr>
+        <w:pStyle w:val="Citao"/>
+        <w:rPr>
+          <w:noProof/>
+        </w:rPr>
+      </w:pPr>
+      <w:r>
+        <w:rPr>
+          <w:noProof/>
+        </w:rPr>
+        <w:t>Aenean nec lorem. In porttitor. Donec laoreet nonummy augue.</w:t>
+      </w:r>
+    </w:p>
+    <w:p>
+      <w:pPr>
+        <w:pStyle w:val="Citao"/>
+        <w:rPr>
+          <w:noProof/>
+        </w:rPr>
+      </w:pPr>
+      <w:r>
+        <w:rPr>
+          <w:noProof/>
+        </w:rPr>
+        <w:t>Suspendisse dui purus, scelerisque at, vulputate vitae, pretium mattis, nunc. Mauris eget neque at sem venenatis eleifend. Ut nonummy.</w:t>
+      </w:r>
+    </w:p>
+    <w:p>
+      <w:pPr>
+        <w:pStyle w:val="Legenda"/>
+        <w:keepNext/>
+        <w:jc w:val="both"/>
+      </w:pPr>
+      <w:r>
+        <w:t xml:space="preserve">Figura </w:t>
+      </w:r>
+      <w:r>
+        <w:fldChar w:fldCharType="begin"/>
+      </w:r>
+      <w:r>
+        <w:instrText xml:space="preserve"> SEQ Figura \* ARABIC </w:instrText>
+      </w:r>
+      <w:r>
+        <w:fldChar w:fldCharType="separate"/>
+      </w:r>
+      <w:r>
+        <w:rPr>
+          <w:noProof/>
+        </w:rPr>
+        <w:t>2</w:t>
+      </w:r>
+      <w:r>
+        <w:fldChar w:fldCharType="end"/>
+      </w:r>
+      <w:r>
+        <w:rPr>
+          <w:noProof/>
+        </w:rPr>
+        <w:t>: Imagem de Personas</w:t>
+      </w:r>
+    </w:p>
+    <w:p>
+      <w:pPr>
+        <w:jc w:val="left"/>
+      </w:pPr>
+      <w:r>
+        <w:rPr>
+          <w:noProof/>
+          <w:lang w:eastAsia="pt-BR"/>
+        </w:rPr>
+        <w:drawing>
+          <wp:inline distT="0" distB="0" distL="0" distR="0">
+            <wp:extent cx="5760085" cy="978923"/>
+            <wp:effectExtent l="0" t="0" r="0" b="2540"/>
+            <wp:docPr id="1" name="Imagem 1" descr="Storyboard That Family"/>
+            <wp:cNvGraphicFramePr>
+              <a:graphicFrameLocks xmlns:a="http://schemas.openxmlformats.org/drawingml/2006/main" noChangeAspect="1"/>
+            </wp:cNvGraphicFramePr>
+            <a:graphic xmlns:a="http://schemas.openxmlformats.org/drawingml/2006/main">
+              <a:graphicData uri="http://schemas.openxmlformats.org/drawingml/2006/picture">
+                <pic:pic xmlns:pic="http://schemas.openxmlformats.org/drawingml/2006/picture">
+                  <pic:nvPicPr>
+                    <pic:cNvPr id="0" name="Picture 1" descr="Storyboard That Family"/>
+                    <pic:cNvPicPr>
+                      <a:picLocks noChangeAspect="1" noChangeArrowheads="1"/>
+                    </pic:cNvPicPr>
+                  </pic:nvPicPr>
+                  <pic:blipFill>
+                    <a:blip r:embed="rId7" cstate="print">
+                      <a:extLst>
+                        <a:ext uri="{28A0092B-C50C-407E-A947-70E740481C1C}">
+                          <a14:useLocalDpi xmlns:a14="http://schemas.microsoft.com/office/drawing/2010/main" val="0"/>
+                        </a:ext>
+                      </a:extLst>
+                    </a:blip>
+                    <a:srcRect/>
+                    <a:stretch>
+                      <a:fillRect/>
+                    </a:stretch>
+                  </pic:blipFill>
+                  <pic:spPr bwMode="auto">
+                    <a:xfrm>
+                      <a:off x="0" y="0"/>
+                      <a:ext cx="5760085" cy="978923"/>
+                    </a:xfrm>
+                    <a:prstGeom prst="rect">
+                      <a:avLst/>
+                    </a:prstGeom>
+                    <a:noFill/>
+                    <a:ln>
+                      <a:noFill/>
+                    </a:ln>
+                  </pic:spPr>
+                </pic:pic>
+              </a:graphicData>
+            </a:graphic>
+          </wp:inline>
+        </w:drawing>
+      </w:r>
+    </w:p>
+    <w:p>
+      <w:pPr>
+        <w:pStyle w:val="ImagenseFontes"/>
+      </w:pPr>
+      <w:r>
+        <w:t xml:space="preserve">Fonte: </w:t>
+      </w:r>
+      <w:proofErr w:type="spellStart"/>
+      <w:r>
+        <w:t>StoryboardThat</w:t>
+      </w:r>
+      <w:proofErr w:type="spellEnd"/>
+      <w:r>
+        <w:t>, 2026.</w:t>
       </w:r>
     </w:p>
     <w:p>
@@ -3045,10 +3744,36 @@
         <w:spacing w:after="160" w:line="259" w:lineRule="auto"/>
         <w:ind w:firstLine="0"/>
         <w:jc w:val="left"/>
-      </w:pPr>
-      <w:r>
+        <w:rPr>
+          <w:noProof/>
+          <w:lang w:eastAsia="pt-BR"/>
+        </w:rPr>
+      </w:pPr>
+      <w:r>
+        <w:rPr>
+          <w:noProof/>
+          <w:lang w:eastAsia="pt-BR"/>
+        </w:rPr>
         <w:br w:type="page"/>
       </w:r>
+    </w:p>
+    <w:p>
+      <w:pPr>
+        <w:pStyle w:val="SemEspaamento"/>
+        <w:jc w:val="both"/>
+      </w:pPr>
+      <w:bookmarkStart w:id="18" w:name="_GoBack"/>
+      <w:bookmarkEnd w:id="18"/>
+      <w:r>
+        <w:lastRenderedPageBreak/>
+        <w:br w:type="page"/>
+      </w:r>
+      <w:proofErr w:type="spellStart"/>
+      <w:r>
+        <w:lastRenderedPageBreak/>
+        <w:t>Sdsffdsfsdf</w:t>
+      </w:r>
+      <w:proofErr w:type="spellEnd"/>
     </w:p>
     <w:p>
       <w:pPr>
@@ -3060,20 +3785,25 @@
         <w:ind w:left="709" w:hanging="709"/>
       </w:pPr>
       <w:r>
-        <w:lastRenderedPageBreak/>
         <w:t>REFERÊNCIAS</w:t>
       </w:r>
     </w:p>
     <w:p>
+      <w:pPr>
+        <w:ind w:firstLine="0"/>
+      </w:pPr>
       <w:proofErr w:type="spellStart"/>
       <w:r>
-        <w:t>Nãolembro</w:t>
+        <w:t>M</w:t>
+      </w:r>
+      <w:r>
+        <w:t>jvinnovation</w:t>
       </w:r>
       <w:proofErr w:type="spellEnd"/>
       <w:r>
         <w:t xml:space="preserve">: </w:t>
       </w:r>
-      <w:hyperlink r:id="rId7" w:history="1">
+      <w:hyperlink r:id="rId8" w:history="1">
         <w:r>
           <w:rPr>
             <w:rStyle w:val="Hyperlink"/>
@@ -3083,8 +3813,30 @@
       </w:hyperlink>
     </w:p>
     <w:p>
-      <w:bookmarkStart w:id="18" w:name="_GoBack"/>
-      <w:bookmarkEnd w:id="18"/>
+      <w:pPr>
+        <w:ind w:firstLine="0"/>
+      </w:pPr>
+      <w:proofErr w:type="spellStart"/>
+      <w:r>
+        <w:t>StoryboardThat</w:t>
+      </w:r>
+      <w:proofErr w:type="spellEnd"/>
+      <w:r>
+        <w:t xml:space="preserve">: </w:t>
+      </w:r>
+      <w:hyperlink r:id="rId9" w:history="1">
+        <w:r>
+          <w:rPr>
+            <w:rStyle w:val="Hyperlink"/>
+          </w:rPr>
+          <w:t>https://www.storyboardthat.com/pt/design-thinking/usu%C3%A1rio-persona</w:t>
+        </w:r>
+      </w:hyperlink>
+    </w:p>
+    <w:p>
+      <w:pPr>
+        <w:ind w:firstLine="0"/>
+      </w:pPr>
     </w:p>
     <w:sectPr>
       <w:pgSz w:w="11906" w:h="16838"/>
@@ -3097,7 +3849,7 @@
 </file>
 
 <file path=word/numbering.xml><?xml version="1.0" encoding="utf-8"?>
-<w:numbering xmlns:wpc="http://schemas.microsoft.com/office/word/2010/wordprocessingCanvas" xmlns:cx="http://schemas.microsoft.com/office/drawing/2014/chartex" xmlns:cx1="http://schemas.microsoft.com/office/drawing/2015/9/8/chartex" xmlns:mc="http://schemas.openxmlformats.org/markup-compatibility/2006" xmlns:o="urn:schemas-microsoft-com:office:office" xmlns:r="http://schemas.openxmlformats.org/officeDocument/2006/relationships" xmlns:m="http://schemas.openxmlformats.org/officeDocument/2006/math" xmlns:v="urn:schemas-microsoft-com:vml" xmlns:wp14="http://schemas.microsoft.com/office/word/2010/wordprocessingDrawing" xmlns:wp="http://schemas.openxmlformats.org/drawingml/2006/wordprocessingDrawing" xmlns:w10="urn:schemas-microsoft-com:office:word" xmlns:w="http://schemas.openxmlformats.org/wordprocessingml/2006/main" xmlns:w14="http://schemas.microsoft.com/office/word/2010/wordml" xmlns:w15="http://schemas.microsoft.com/office/word/2012/wordml" xmlns:w16se="http://schemas.microsoft.com/office/word/2015/wordml/symex" xmlns:wpg="http://schemas.microsoft.com/office/word/2010/wordprocessingGroup" xmlns:wpi="http://schemas.microsoft.com/office/word/2010/wordprocessingInk" xmlns:wne="http://schemas.microsoft.com/office/word/2006/wordml" xmlns:wps="http://schemas.microsoft.com/office/word/2010/wordprocessingShape" mc:Ignorable="w14 w15 w16se wp14">
+<w:numbering xmlns:wpc="http://schemas.microsoft.com/office/word/2010/wordprocessingCanvas" xmlns:cx="http://schemas.microsoft.com/office/drawing/2014/chartex" xmlns:mc="http://schemas.openxmlformats.org/markup-compatibility/2006" xmlns:o="urn:schemas-microsoft-com:office:office" xmlns:r="http://schemas.openxmlformats.org/officeDocument/2006/relationships" xmlns:m="http://schemas.openxmlformats.org/officeDocument/2006/math" xmlns:v="urn:schemas-microsoft-com:vml" xmlns:wp14="http://schemas.microsoft.com/office/word/2010/wordprocessingDrawing" xmlns:wp="http://schemas.openxmlformats.org/drawingml/2006/wordprocessingDrawing" xmlns:w10="urn:schemas-microsoft-com:office:word" xmlns:w="http://schemas.openxmlformats.org/wordprocessingml/2006/main" xmlns:w14="http://schemas.microsoft.com/office/word/2010/wordml" xmlns:w15="http://schemas.microsoft.com/office/word/2012/wordml" xmlns:w16se="http://schemas.microsoft.com/office/word/2015/wordml/symex" xmlns:wpg="http://schemas.microsoft.com/office/word/2010/wordprocessingGroup" xmlns:wpi="http://schemas.microsoft.com/office/word/2010/wordprocessingInk" xmlns:wne="http://schemas.microsoft.com/office/word/2006/wordml" xmlns:wps="http://schemas.microsoft.com/office/word/2010/wordprocessingShape" mc:Ignorable="w14 w15 w16se wp14">
   <w:abstractNum w:abstractNumId="0" w15:restartNumberingAfterBreak="0">
     <w:nsid w:val="33161917"/>
     <w:multiLevelType w:val="hybridMultilevel"/>
@@ -3861,7 +4613,6 @@
   <w:style w:type="character" w:default="1" w:styleId="Fontepargpadro">
     <w:name w:val="Default Paragraph Font"/>
     <w:uiPriority w:val="1"/>
-    <w:semiHidden/>
     <w:unhideWhenUsed/>
   </w:style>
   <w:style w:type="table" w:default="1" w:styleId="Tabelanormal">
@@ -4099,6 +4850,74 @@
       <w:sz w:val="20"/>
       <w:lang w:eastAsia="pt-BR"/>
     </w:rPr>
+  </w:style>
+  <w:style w:type="paragraph" w:styleId="Legenda">
+    <w:name w:val="caption"/>
+    <w:basedOn w:val="Normal"/>
+    <w:next w:val="Normal"/>
+    <w:uiPriority w:val="35"/>
+    <w:unhideWhenUsed/>
+    <w:qFormat/>
+    <w:rsid w:val="00E43652"/>
+    <w:pPr>
+      <w:spacing w:before="120" w:line="240" w:lineRule="auto"/>
+      <w:ind w:firstLine="0"/>
+      <w:jc w:val="center"/>
+    </w:pPr>
+    <w:rPr>
+      <w:b/>
+      <w:iCs/>
+      <w:sz w:val="20"/>
+      <w:szCs w:val="18"/>
+    </w:rPr>
+  </w:style>
+  <w:style w:type="paragraph" w:styleId="Citao">
+    <w:name w:val="Quote"/>
+    <w:basedOn w:val="Normal"/>
+    <w:next w:val="Normal"/>
+    <w:link w:val="CitaoChar"/>
+    <w:uiPriority w:val="29"/>
+    <w:qFormat/>
+    <w:rsid w:val="001C1BF0"/>
+    <w:pPr>
+      <w:spacing w:before="120" w:line="240" w:lineRule="auto"/>
+      <w:ind w:left="2268" w:firstLine="0"/>
+    </w:pPr>
+    <w:rPr>
+      <w:iCs/>
+      <w:sz w:val="20"/>
+    </w:rPr>
+  </w:style>
+  <w:style w:type="character" w:customStyle="1" w:styleId="CitaoChar">
+    <w:name w:val="Citação Char"/>
+    <w:basedOn w:val="Fontepargpadro"/>
+    <w:link w:val="Citao"/>
+    <w:uiPriority w:val="29"/>
+    <w:rsid w:val="001C1BF0"/>
+    <w:rPr>
+      <w:rFonts w:ascii="Arial" w:hAnsi="Arial"/>
+      <w:iCs/>
+      <w:sz w:val="20"/>
+    </w:rPr>
+  </w:style>
+  <w:style w:type="table" w:styleId="Tabelacomgrade">
+    <w:name w:val="Table Grid"/>
+    <w:basedOn w:val="Tabelanormal"/>
+    <w:uiPriority w:val="39"/>
+    <w:rsid w:val="001C1BF0"/>
+    <w:pPr>
+      <w:spacing w:after="0" w:line="240" w:lineRule="auto"/>
+    </w:pPr>
+    <w:tblPr>
+      <w:tblBorders>
+        <w:top w:val="single" w:sz="4" w:space="0" w:color="auto"/>
+        <w:left w:val="single" w:sz="4" w:space="0" w:color="auto"/>
+        <w:bottom w:val="single" w:sz="4" w:space="0" w:color="auto"/>
+        <w:right w:val="single" w:sz="4" w:space="0" w:color="auto"/>
+        <w:insideH w:val="single" w:sz="4" w:space="0" w:color="auto"/>
+        <w:insideV w:val="single" w:sz="4" w:space="0" w:color="auto"/>
+      </w:tblBorders>
+    </w:tblPr>
   </w:style>
 </w:styles>
 </file>
@@ -4369,7 +5188,7 @@
 </file>
 
 <file path=customXml/itemProps1.xml><?xml version="1.0" encoding="utf-8"?>
-<ds:datastoreItem xmlns:ds="http://schemas.openxmlformats.org/officeDocument/2006/customXml" ds:itemID="{CEFDCE83-3AF1-4163-AB60-817DD6C95CFA}">
+<ds:datastoreItem xmlns:ds="http://schemas.openxmlformats.org/officeDocument/2006/customXml" ds:itemID="{ABADC646-434D-4B59-9C2F-F173151E27F1}">
   <ds:schemaRefs>
     <ds:schemaRef ds:uri="http://schemas.openxmlformats.org/officeDocument/2006/bibliography"/>
   </ds:schemaRefs>

--- a/Abnt.docx
+++ b/Abnt.docx
@@ -1,6 +1,6 @@
 
 <file path=word/document.xml><?xml version="1.0" encoding="utf-8"?>
-<w:document xmlns:wpc="http://schemas.microsoft.com/office/word/2010/wordprocessingCanvas" xmlns:cx="http://schemas.microsoft.com/office/drawing/2014/chartex" xmlns:mc="http://schemas.openxmlformats.org/markup-compatibility/2006" xmlns:o="urn:schemas-microsoft-com:office:office" xmlns:r="http://schemas.openxmlformats.org/officeDocument/2006/relationships" xmlns:m="http://schemas.openxmlformats.org/officeDocument/2006/math" xmlns:v="urn:schemas-microsoft-com:vml" xmlns:wp14="http://schemas.microsoft.com/office/word/2010/wordprocessingDrawing" xmlns:wp="http://schemas.openxmlformats.org/drawingml/2006/wordprocessingDrawing" xmlns:w10="urn:schemas-microsoft-com:office:word" xmlns:w="http://schemas.openxmlformats.org/wordprocessingml/2006/main" xmlns:w14="http://schemas.microsoft.com/office/word/2010/wordml" xmlns:w15="http://schemas.microsoft.com/office/word/2012/wordml" xmlns:w16se="http://schemas.microsoft.com/office/word/2015/wordml/symex" xmlns:wpg="http://schemas.microsoft.com/office/word/2010/wordprocessingGroup" xmlns:wpi="http://schemas.microsoft.com/office/word/2010/wordprocessingInk" xmlns:wne="http://schemas.microsoft.com/office/word/2006/wordml" xmlns:wps="http://schemas.microsoft.com/office/word/2010/wordprocessingShape" mc:Ignorable="w14 w15 w16se wp14">
+<w:document xmlns:wpc="http://schemas.microsoft.com/office/word/2010/wordprocessingCanvas" xmlns:cx="http://schemas.microsoft.com/office/drawing/2014/chartex" xmlns:cx1="http://schemas.microsoft.com/office/drawing/2015/9/8/chartex" xmlns:mc="http://schemas.openxmlformats.org/markup-compatibility/2006" xmlns:o="urn:schemas-microsoft-com:office:office" xmlns:r="http://schemas.openxmlformats.org/officeDocument/2006/relationships" xmlns:m="http://schemas.openxmlformats.org/officeDocument/2006/math" xmlns:v="urn:schemas-microsoft-com:vml" xmlns:wp14="http://schemas.microsoft.com/office/word/2010/wordprocessingDrawing" xmlns:wp="http://schemas.openxmlformats.org/drawingml/2006/wordprocessingDrawing" xmlns:w10="urn:schemas-microsoft-com:office:word" xmlns:w="http://schemas.openxmlformats.org/wordprocessingml/2006/main" xmlns:w14="http://schemas.microsoft.com/office/word/2010/wordml" xmlns:w15="http://schemas.microsoft.com/office/word/2012/wordml" xmlns:w16se="http://schemas.microsoft.com/office/word/2015/wordml/symex" xmlns:wpg="http://schemas.microsoft.com/office/word/2010/wordprocessingGroup" xmlns:wpi="http://schemas.microsoft.com/office/word/2010/wordprocessingInk" xmlns:wne="http://schemas.microsoft.com/office/word/2006/wordml" xmlns:wps="http://schemas.microsoft.com/office/word/2010/wordprocessingShape" mc:Ignorable="w14 w15 w16se wp14">
   <w:body>
     <w:p>
       <w:pPr>
@@ -15,15 +15,7 @@
         <w:pStyle w:val="SemEspaamento"/>
       </w:pPr>
       <w:r>
-        <w:t xml:space="preserve">ETEC </w:t>
-      </w:r>
-      <w:proofErr w:type="spellStart"/>
-      <w:r>
-        <w:t>PROFª</w:t>
-      </w:r>
-      <w:proofErr w:type="spellEnd"/>
-      <w:r>
-        <w:t xml:space="preserve"> MARIA CRISTINA MEDEIROS</w:t>
+        <w:t>ETEC PROFª MARIA CRISTINA MEDEIROS</w:t>
       </w:r>
     </w:p>
     <w:p>
@@ -56,13 +48,8 @@
         <w:pStyle w:val="SemEspaamento"/>
       </w:pPr>
       <w:r>
-        <w:t xml:space="preserve">Eduardo Luiz </w:t>
-      </w:r>
-      <w:proofErr w:type="spellStart"/>
-      <w:r>
-        <w:t>Franceliano</w:t>
-      </w:r>
-      <w:proofErr w:type="spellEnd"/>
+        <w:t>Eduardo Luiz Franceliano</w:t>
+      </w:r>
     </w:p>
     <w:p>
       <w:pPr>
@@ -77,15 +64,7 @@
         <w:pStyle w:val="SemEspaamento"/>
       </w:pPr>
       <w:r>
-        <w:t xml:space="preserve">João Arthur </w:t>
-      </w:r>
-      <w:proofErr w:type="spellStart"/>
-      <w:r>
-        <w:t>Rípoli</w:t>
-      </w:r>
-      <w:proofErr w:type="spellEnd"/>
-      <w:r>
-        <w:t xml:space="preserve"> Pereira Nunes</w:t>
+        <w:t>João Arthur Rípoli Pereira Nunes</w:t>
       </w:r>
     </w:p>
     <w:p>
@@ -146,13 +125,8 @@
         <w:pStyle w:val="SemEspaamento"/>
       </w:pPr>
       <w:r>
-        <w:t xml:space="preserve">Eduardo Luiz </w:t>
-      </w:r>
-      <w:proofErr w:type="spellStart"/>
-      <w:r>
-        <w:t>Franceliano</w:t>
-      </w:r>
-      <w:proofErr w:type="spellEnd"/>
+        <w:t>Eduardo Luiz Franceliano</w:t>
+      </w:r>
     </w:p>
     <w:p>
       <w:pPr>
@@ -167,15 +141,7 @@
         <w:pStyle w:val="SemEspaamento"/>
       </w:pPr>
       <w:r>
-        <w:t xml:space="preserve">João Arthur </w:t>
-      </w:r>
-      <w:proofErr w:type="spellStart"/>
-      <w:r>
-        <w:t>Rípoli</w:t>
-      </w:r>
-      <w:proofErr w:type="spellEnd"/>
-      <w:r>
-        <w:t xml:space="preserve"> Pereira Nunes</w:t>
+        <w:t>João Arthur Rípoli Pereira Nunes</w:t>
       </w:r>
     </w:p>
     <w:p>
@@ -203,62 +169,29 @@
           <w:b w:val="0"/>
           <w:sz w:val="22"/>
         </w:rPr>
-        <w:t xml:space="preserve">Trabalho de Conclusão de curso apresentado ao Curso Técnico em Informática para Internet Integrado ao Ensino Médio da ETEC </w:t>
-      </w:r>
-      <w:proofErr w:type="spellStart"/>
-      <w:r>
-        <w:rPr>
-          <w:b w:val="0"/>
+        <w:t>Trabalho de Conclusão de curso apresentado ao Curso Técnico em Informática para Internet Integrado ao Ensino Médio da ETEC ProfªMaria Cristina Medeiros, orientado pela ProfªMe. Cíntia Maria de Araújo Pinho, como requisito parcial para obtenção do título de técnico em Informática para Internet</w:t>
+      </w:r>
+    </w:p>
+    <w:p>
+      <w:pPr>
+        <w:pStyle w:val="SemEspaamento"/>
+        <w:spacing w:before="2880"/>
+        <w:rPr>
           <w:sz w:val="22"/>
         </w:rPr>
-        <w:t>ProfªMaria</w:t>
-      </w:r>
-      <w:proofErr w:type="spellEnd"/>
-      <w:r>
-        <w:rPr>
-          <w:b w:val="0"/>
+      </w:pPr>
+      <w:r>
+        <w:rPr>
           <w:sz w:val="22"/>
         </w:rPr>
-        <w:t xml:space="preserve"> Cristina Medeiros, orientado pela </w:t>
-      </w:r>
-      <w:proofErr w:type="spellStart"/>
-      <w:r>
-        <w:rPr>
-          <w:b w:val="0"/>
-          <w:sz w:val="22"/>
-        </w:rPr>
-        <w:t>ProfªMe</w:t>
-      </w:r>
-      <w:proofErr w:type="spellEnd"/>
-      <w:r>
-        <w:rPr>
-          <w:b w:val="0"/>
-          <w:sz w:val="22"/>
-        </w:rPr>
-        <w:t>. Cíntia Maria de Araújo Pinho, como requisito parcial para obtenção do título de técnico em Informática para Internet</w:t>
+        <w:t>Ribeirão Pires</w:t>
       </w:r>
     </w:p>
     <w:p>
       <w:pPr>
         <w:pStyle w:val="SemEspaamento"/>
-        <w:spacing w:before="3000"/>
-        <w:rPr>
-          <w:sz w:val="22"/>
-        </w:rPr>
-      </w:pPr>
-      <w:r>
-        <w:rPr>
-          <w:sz w:val="22"/>
-        </w:rPr>
-        <w:t>Ribeirão Pires</w:t>
-      </w:r>
-    </w:p>
-    <w:p>
-      <w:pPr>
-        <w:pStyle w:val="SemEspaamento"/>
-      </w:pPr>
-      <w:r>
-        <w:lastRenderedPageBreak/>
+      </w:pPr>
+      <w:r>
         <w:t>2026</w:t>
       </w:r>
     </w:p>
@@ -317,7 +250,7 @@
     <w:p/>
     <w:p>
       <w:pPr>
-        <w:spacing w:before="12960"/>
+        <w:spacing w:before="12600"/>
       </w:pPr>
       <w:r>
         <w:t>Frase</w:t>
@@ -325,7 +258,6 @@
     </w:p>
     <w:p>
       <w:r>
-        <w:lastRenderedPageBreak/>
         <w:t>Autor</w:t>
       </w:r>
     </w:p>
@@ -358,7 +290,6 @@
       </w:r>
     </w:p>
     <w:p>
-      <w:proofErr w:type="spellStart"/>
       <w:r>
         <w:t>Res</w:t>
       </w:r>
@@ -366,17 +297,8 @@
         <w:t>uma</w:t>
       </w:r>
       <w:r>
-        <w:t>tion</w:t>
-      </w:r>
-      <w:proofErr w:type="spellEnd"/>
-      <w:r>
-        <w:t xml:space="preserve"> em </w:t>
-      </w:r>
-      <w:proofErr w:type="spellStart"/>
-      <w:r>
-        <w:t>engrish</w:t>
-      </w:r>
-      <w:proofErr w:type="spellEnd"/>
+        <w:t>tion em engrish</w:t>
+      </w:r>
     </w:p>
     <w:p>
       <w:r>
@@ -393,27 +315,200 @@
       </w:r>
     </w:p>
     <w:p>
-      <w:r>
-        <w:t>Aqui vão ficar as ilustrações</w:t>
-      </w:r>
-    </w:p>
-    <w:p>
-      <w:r>
-        <w:br w:type="page"/>
-      </w:r>
-    </w:p>
-    <w:p>
       <w:pPr>
         <w:pStyle w:val="SemEspaamento"/>
       </w:pPr>
-      <w:r>
-        <w:lastRenderedPageBreak/>
-        <w:t>SUMÁRIO</w:t>
-      </w:r>
-    </w:p>
-    <w:p>
-      <w:pPr>
-        <w:pStyle w:val="Sumrio1"/>
+    </w:p>
+    <w:p>
+      <w:pPr>
+        <w:pStyle w:val="SemEspaamento"/>
+      </w:pPr>
+    </w:p>
+    <w:p>
+      <w:pPr>
+        <w:pStyle w:val="SemEspaamento"/>
+      </w:pPr>
+      <w:r>
+        <w:t>FIGURAS</w:t>
+      </w:r>
+    </w:p>
+    <w:p>
+      <w:pPr>
+        <w:pStyle w:val="SemEspaamento"/>
+      </w:pPr>
+    </w:p>
+    <w:p>
+      <w:pPr>
+        <w:pStyle w:val="ndicedeilustraes"/>
+        <w:tabs>
+          <w:tab w:val="right" w:leader="dot" w:pos="9061"/>
+        </w:tabs>
+        <w:rPr>
+          <w:noProof/>
+        </w:rPr>
+      </w:pPr>
+      <w:r>
+        <w:fldChar w:fldCharType="begin"/>
+      </w:r>
+      <w:r>
+        <w:instrText xml:space="preserve"> TOC \h \z \c "Figura" </w:instrText>
+      </w:r>
+      <w:r>
+        <w:fldChar w:fldCharType="separate"/>
+      </w:r>
+      <w:hyperlink w:anchor="_Toc226613146" w:history="1">
+        <w:r>
+          <w:rPr>
+            <w:rStyle w:val="Hyperlink"/>
+            <w:noProof/>
+          </w:rPr>
+          <w:t>Figura 1: Caderno de Sensibilidade</w:t>
+        </w:r>
+        <w:r>
+          <w:rPr>
+            <w:noProof/>
+            <w:webHidden/>
+          </w:rPr>
+          <w:tab/>
+        </w:r>
+        <w:r>
+          <w:rPr>
+            <w:noProof/>
+            <w:webHidden/>
+          </w:rPr>
+          <w:fldChar w:fldCharType="begin"/>
+        </w:r>
+        <w:r>
+          <w:rPr>
+            <w:noProof/>
+            <w:webHidden/>
+          </w:rPr>
+          <w:instrText xml:space="preserve"> PAGEREF _Toc226613146 \h </w:instrText>
+        </w:r>
+        <w:r>
+          <w:rPr>
+            <w:noProof/>
+            <w:webHidden/>
+          </w:rPr>
+        </w:r>
+        <w:r>
+          <w:rPr>
+            <w:noProof/>
+            <w:webHidden/>
+          </w:rPr>
+          <w:fldChar w:fldCharType="separate"/>
+        </w:r>
+        <w:r>
+          <w:rPr>
+            <w:noProof/>
+            <w:webHidden/>
+          </w:rPr>
+          <w:t>16</w:t>
+        </w:r>
+        <w:r>
+          <w:rPr>
+            <w:noProof/>
+            <w:webHidden/>
+          </w:rPr>
+          <w:fldChar w:fldCharType="end"/>
+        </w:r>
+      </w:hyperlink>
+    </w:p>
+    <w:p>
+      <w:pPr>
+        <w:pStyle w:val="ndicedeilustraes"/>
+        <w:tabs>
+          <w:tab w:val="right" w:leader="dot" w:pos="9061"/>
+        </w:tabs>
+        <w:rPr>
+          <w:noProof/>
+        </w:rPr>
+      </w:pPr>
+      <w:hyperlink w:anchor="_Toc226613147" w:history="1">
+        <w:r>
+          <w:rPr>
+            <w:rStyle w:val="Hyperlink"/>
+            <w:noProof/>
+          </w:rPr>
+          <w:t>Figura 2: Personas</w:t>
+        </w:r>
+        <w:r>
+          <w:rPr>
+            <w:noProof/>
+            <w:webHidden/>
+          </w:rPr>
+          <w:tab/>
+        </w:r>
+        <w:r>
+          <w:rPr>
+            <w:noProof/>
+            <w:webHidden/>
+          </w:rPr>
+          <w:fldChar w:fldCharType="begin"/>
+        </w:r>
+        <w:r>
+          <w:rPr>
+            <w:noProof/>
+            <w:webHidden/>
+          </w:rPr>
+          <w:instrText xml:space="preserve"> PAGEREF _Toc226613147 \h </w:instrText>
+        </w:r>
+        <w:r>
+          <w:rPr>
+            <w:noProof/>
+            <w:webHidden/>
+          </w:rPr>
+        </w:r>
+        <w:r>
+          <w:rPr>
+            <w:noProof/>
+            <w:webHidden/>
+          </w:rPr>
+          <w:fldChar w:fldCharType="separate"/>
+        </w:r>
+        <w:r>
+          <w:rPr>
+            <w:noProof/>
+            <w:webHidden/>
+          </w:rPr>
+          <w:t>19</w:t>
+        </w:r>
+        <w:r>
+          <w:rPr>
+            <w:noProof/>
+            <w:webHidden/>
+          </w:rPr>
+          <w:fldChar w:fldCharType="end"/>
+        </w:r>
+      </w:hyperlink>
+    </w:p>
+    <w:p>
+      <w:pPr>
+        <w:pStyle w:val="SemEspaamento"/>
+      </w:pPr>
+      <w:r>
+        <w:fldChar w:fldCharType="end"/>
+      </w:r>
+    </w:p>
+    <w:p>
+      <w:pPr>
+        <w:pStyle w:val="SemEspaamento"/>
+      </w:pPr>
+      <w:r>
+        <w:t>QUADROS</w:t>
+      </w:r>
+    </w:p>
+    <w:p>
+      <w:pPr>
+        <w:pStyle w:val="SemEspaamento"/>
+      </w:pPr>
+    </w:p>
+    <w:p>
+      <w:pPr>
+        <w:pStyle w:val="ndicedeilustraes"/>
+        <w:tabs>
+          <w:tab w:val="right" w:leader="dot" w:pos="9061"/>
+        </w:tabs>
         <w:rPr>
           <w:rFonts w:asciiTheme="minorHAnsi" w:eastAsiaTheme="minorEastAsia" w:hAnsiTheme="minorHAnsi"/>
           <w:noProof/>
@@ -425,18 +520,329 @@
         <w:fldChar w:fldCharType="begin"/>
       </w:r>
       <w:r>
+        <w:instrText xml:space="preserve"> TOC \h \z \c "Quadro" </w:instrText>
+      </w:r>
+      <w:r>
+        <w:fldChar w:fldCharType="separate"/>
+      </w:r>
+      <w:hyperlink w:anchor="_Toc226613168" w:history="1">
+        <w:r>
+          <w:rPr>
+            <w:rStyle w:val="Hyperlink"/>
+            <w:noProof/>
+          </w:rPr>
+          <w:t>Quadro 1: Sentimentos e Reações</w:t>
+        </w:r>
+        <w:r>
+          <w:rPr>
+            <w:noProof/>
+            <w:webHidden/>
+          </w:rPr>
+          <w:tab/>
+        </w:r>
+        <w:r>
+          <w:rPr>
+            <w:noProof/>
+            <w:webHidden/>
+          </w:rPr>
+          <w:fldChar w:fldCharType="begin"/>
+        </w:r>
+        <w:r>
+          <w:rPr>
+            <w:noProof/>
+            <w:webHidden/>
+          </w:rPr>
+          <w:instrText xml:space="preserve"> PAGEREF _Toc226613168 \h </w:instrText>
+        </w:r>
+        <w:r>
+          <w:rPr>
+            <w:noProof/>
+            <w:webHidden/>
+          </w:rPr>
+        </w:r>
+        <w:r>
+          <w:rPr>
+            <w:noProof/>
+            <w:webHidden/>
+          </w:rPr>
+          <w:fldChar w:fldCharType="separate"/>
+        </w:r>
+        <w:r>
+          <w:rPr>
+            <w:noProof/>
+            <w:webHidden/>
+          </w:rPr>
+          <w:t>16</w:t>
+        </w:r>
+        <w:r>
+          <w:rPr>
+            <w:noProof/>
+            <w:webHidden/>
+          </w:rPr>
+          <w:fldChar w:fldCharType="end"/>
+        </w:r>
+      </w:hyperlink>
+    </w:p>
+    <w:p>
+      <w:pPr>
+        <w:pStyle w:val="SemEspaamento"/>
+        <w:jc w:val="both"/>
+      </w:pPr>
+      <w:r>
+        <w:fldChar w:fldCharType="end"/>
+      </w:r>
+    </w:p>
+    <w:p>
+      <w:pPr>
+        <w:pStyle w:val="SemEspaamento"/>
+      </w:pPr>
+      <w:r>
+        <w:t>GRÁFICOS</w:t>
+      </w:r>
+    </w:p>
+    <w:p>
+      <w:pPr>
+        <w:pStyle w:val="SemEspaamento"/>
+      </w:pPr>
+    </w:p>
+    <w:p>
+      <w:pPr>
+        <w:pStyle w:val="ndicedeilustraes"/>
+        <w:tabs>
+          <w:tab w:val="right" w:leader="dot" w:pos="9061"/>
+        </w:tabs>
+        <w:rPr>
+          <w:rFonts w:asciiTheme="minorHAnsi" w:eastAsiaTheme="minorEastAsia" w:hAnsiTheme="minorHAnsi"/>
+          <w:noProof/>
+          <w:sz w:val="22"/>
+          <w:lang w:eastAsia="pt-BR"/>
+        </w:rPr>
+      </w:pPr>
+      <w:r>
+        <w:fldChar w:fldCharType="begin"/>
+      </w:r>
+      <w:r>
+        <w:instrText xml:space="preserve"> TOC \h \z \c "Grafico" </w:instrText>
+      </w:r>
+      <w:r>
+        <w:fldChar w:fldCharType="separate"/>
+      </w:r>
+      <w:hyperlink w:anchor="_Toc226613243" w:history="1">
+        <w:r>
+          <w:rPr>
+            <w:rStyle w:val="Hyperlink"/>
+            <w:noProof/>
+          </w:rPr>
+          <w:t>Grafico 1: Idade dos Entrevistados</w:t>
+        </w:r>
+        <w:r>
+          <w:rPr>
+            <w:noProof/>
+            <w:webHidden/>
+          </w:rPr>
+          <w:tab/>
+        </w:r>
+        <w:r>
+          <w:rPr>
+            <w:noProof/>
+            <w:webHidden/>
+          </w:rPr>
+          <w:fldChar w:fldCharType="begin"/>
+        </w:r>
+        <w:r>
+          <w:rPr>
+            <w:noProof/>
+            <w:webHidden/>
+          </w:rPr>
+          <w:instrText xml:space="preserve"> PAGEREF _Toc226613243 \h </w:instrText>
+        </w:r>
+        <w:r>
+          <w:rPr>
+            <w:noProof/>
+            <w:webHidden/>
+          </w:rPr>
+        </w:r>
+        <w:r>
+          <w:rPr>
+            <w:noProof/>
+            <w:webHidden/>
+          </w:rPr>
+          <w:fldChar w:fldCharType="separate"/>
+        </w:r>
+        <w:r>
+          <w:rPr>
+            <w:noProof/>
+            <w:webHidden/>
+          </w:rPr>
+          <w:t>18</w:t>
+        </w:r>
+        <w:r>
+          <w:rPr>
+            <w:noProof/>
+            <w:webHidden/>
+          </w:rPr>
+          <w:fldChar w:fldCharType="end"/>
+        </w:r>
+      </w:hyperlink>
+    </w:p>
+    <w:p>
+      <w:pPr>
+        <w:pStyle w:val="SemEspaamento"/>
+      </w:pPr>
+      <w:r>
+        <w:fldChar w:fldCharType="end"/>
+      </w:r>
+    </w:p>
+    <w:p>
+      <w:pPr>
+        <w:pStyle w:val="SemEspaamento"/>
+      </w:pPr>
+      <w:r>
+        <w:t>TABELAS</w:t>
+      </w:r>
+    </w:p>
+    <w:p>
+      <w:pPr>
+        <w:pStyle w:val="SemEspaamento"/>
+      </w:pPr>
+    </w:p>
+    <w:p>
+      <w:pPr>
+        <w:pStyle w:val="ndicedeilustraes"/>
+        <w:tabs>
+          <w:tab w:val="right" w:leader="dot" w:pos="9061"/>
+        </w:tabs>
+        <w:rPr>
+          <w:rFonts w:asciiTheme="minorHAnsi" w:eastAsiaTheme="minorEastAsia" w:hAnsiTheme="minorHAnsi"/>
+          <w:noProof/>
+          <w:sz w:val="22"/>
+          <w:lang w:eastAsia="pt-BR"/>
+        </w:rPr>
+      </w:pPr>
+      <w:r>
+        <w:fldChar w:fldCharType="begin"/>
+      </w:r>
+      <w:r>
+        <w:instrText xml:space="preserve"> TOC \h \z \c "Tabela" </w:instrText>
+      </w:r>
+      <w:r>
+        <w:fldChar w:fldCharType="separate"/>
+      </w:r>
+      <w:hyperlink w:anchor="_Toc226613252" w:history="1">
+        <w:r>
+          <w:rPr>
+            <w:rStyle w:val="Hyperlink"/>
+            <w:noProof/>
+          </w:rPr>
+          <w:t>Tabela 1: Pacotes</w:t>
+        </w:r>
+        <w:r>
+          <w:rPr>
+            <w:noProof/>
+            <w:webHidden/>
+          </w:rPr>
+          <w:tab/>
+        </w:r>
+        <w:r>
+          <w:rPr>
+            <w:noProof/>
+            <w:webHidden/>
+          </w:rPr>
+          <w:fldChar w:fldCharType="begin"/>
+        </w:r>
+        <w:r>
+          <w:rPr>
+            <w:noProof/>
+            <w:webHidden/>
+          </w:rPr>
+          <w:instrText xml:space="preserve"> PAGEREF _Toc226613252 \h </w:instrText>
+        </w:r>
+        <w:r>
+          <w:rPr>
+            <w:noProof/>
+            <w:webHidden/>
+          </w:rPr>
+        </w:r>
+        <w:r>
+          <w:rPr>
+            <w:noProof/>
+            <w:webHidden/>
+          </w:rPr>
+          <w:fldChar w:fldCharType="separate"/>
+        </w:r>
+        <w:r>
+          <w:rPr>
+            <w:noProof/>
+            <w:webHidden/>
+          </w:rPr>
+          <w:t>20</w:t>
+        </w:r>
+        <w:r>
+          <w:rPr>
+            <w:noProof/>
+            <w:webHidden/>
+          </w:rPr>
+          <w:fldChar w:fldCharType="end"/>
+        </w:r>
+      </w:hyperlink>
+    </w:p>
+    <w:p>
+      <w:pPr>
+        <w:pStyle w:val="SemEspaamento"/>
+      </w:pPr>
+      <w:r>
+        <w:fldChar w:fldCharType="end"/>
+      </w:r>
+    </w:p>
+    <w:p>
+      <w:pPr>
+        <w:rPr>
+          <w:sz w:val="28"/>
+        </w:rPr>
+      </w:pPr>
+      <w:r>
+        <w:br w:type="page"/>
+      </w:r>
+    </w:p>
+    <w:p>
+      <w:pPr>
+        <w:pStyle w:val="SemEspaamento"/>
+      </w:pPr>
+    </w:p>
+    <w:p>
+      <w:pPr>
+        <w:pStyle w:val="SemEspaamento"/>
+      </w:pPr>
+      <w:r>
+        <w:t>SUMÁRIO</w:t>
+      </w:r>
+    </w:p>
+    <w:p>
+      <w:pPr>
+        <w:pStyle w:val="Sumrio2"/>
+        <w:rPr>
+          <w:rFonts w:asciiTheme="minorHAnsi" w:eastAsiaTheme="minorEastAsia" w:hAnsiTheme="minorHAnsi"/>
+          <w:noProof/>
+          <w:sz w:val="22"/>
+          <w:lang w:eastAsia="pt-BR"/>
+        </w:rPr>
+      </w:pPr>
+      <w:r>
+        <w:fldChar w:fldCharType="begin"/>
+      </w:r>
+      <w:r>
         <w:instrText xml:space="preserve"> TOC \o "1-5" \h \z \u </w:instrText>
       </w:r>
       <w:r>
         <w:fldChar w:fldCharType="separate"/>
       </w:r>
-      <w:hyperlink w:anchor="_Toc225406424" w:history="1">
+      <w:hyperlink w:anchor="_Toc226614211" w:history="1">
         <w:r>
           <w:rPr>
             <w:rStyle w:val="Hyperlink"/>
             <w:noProof/>
           </w:rPr>
-          <w:t>1</w:t>
+          <w:t>1.1</w:t>
         </w:r>
         <w:r>
           <w:rPr>
@@ -452,7 +858,7 @@
             <w:rStyle w:val="Hyperlink"/>
             <w:noProof/>
           </w:rPr>
-          <w:t>INTRODUÇÃO</w:t>
+          <w:t>Problemática</w:t>
         </w:r>
         <w:r>
           <w:rPr>
@@ -473,7 +879,7 @@
             <w:noProof/>
             <w:webHidden/>
           </w:rPr>
-          <w:instrText xml:space="preserve"> PAGEREF _Toc225406424 \h </w:instrText>
+          <w:instrText xml:space="preserve"> PAGEREF _Toc226614211 \h </w:instrText>
         </w:r>
         <w:r>
           <w:rPr>
@@ -493,7 +899,7 @@
             <w:noProof/>
             <w:webHidden/>
           </w:rPr>
-          <w:t>12</w:t>
+          <w:t>11</w:t>
         </w:r>
         <w:r>
           <w:rPr>
@@ -514,13 +920,13 @@
           <w:lang w:eastAsia="pt-BR"/>
         </w:rPr>
       </w:pPr>
-      <w:hyperlink w:anchor="_Toc225406425" w:history="1">
+      <w:hyperlink w:anchor="_Toc226614212" w:history="1">
         <w:r>
           <w:rPr>
             <w:rStyle w:val="Hyperlink"/>
             <w:noProof/>
           </w:rPr>
-          <w:t>1.1</w:t>
+          <w:t>1.2</w:t>
         </w:r>
         <w:r>
           <w:rPr>
@@ -536,7 +942,7 @@
             <w:rStyle w:val="Hyperlink"/>
             <w:noProof/>
           </w:rPr>
-          <w:t>Problemática</w:t>
+          <w:t>Justificativa</w:t>
         </w:r>
         <w:r>
           <w:rPr>
@@ -557,7 +963,7 @@
             <w:noProof/>
             <w:webHidden/>
           </w:rPr>
-          <w:instrText xml:space="preserve"> PAGEREF _Toc225406425 \h </w:instrText>
+          <w:instrText xml:space="preserve"> PAGEREF _Toc226614212 \h </w:instrText>
         </w:r>
         <w:r>
           <w:rPr>
@@ -577,7 +983,7 @@
             <w:noProof/>
             <w:webHidden/>
           </w:rPr>
-          <w:t>12</w:t>
+          <w:t>11</w:t>
         </w:r>
         <w:r>
           <w:rPr>
@@ -598,13 +1004,13 @@
           <w:lang w:eastAsia="pt-BR"/>
         </w:rPr>
       </w:pPr>
-      <w:hyperlink w:anchor="_Toc225406426" w:history="1">
+      <w:hyperlink w:anchor="_Toc226614213" w:history="1">
         <w:r>
           <w:rPr>
             <w:rStyle w:val="Hyperlink"/>
             <w:noProof/>
           </w:rPr>
-          <w:t>1.2</w:t>
+          <w:t>1.3</w:t>
         </w:r>
         <w:r>
           <w:rPr>
@@ -620,7 +1026,7 @@
             <w:rStyle w:val="Hyperlink"/>
             <w:noProof/>
           </w:rPr>
-          <w:t>Justificativa</w:t>
+          <w:t>Objetivos</w:t>
         </w:r>
         <w:r>
           <w:rPr>
@@ -641,7 +1047,7 @@
             <w:noProof/>
             <w:webHidden/>
           </w:rPr>
-          <w:instrText xml:space="preserve"> PAGEREF _Toc225406426 \h </w:instrText>
+          <w:instrText xml:space="preserve"> PAGEREF _Toc226614213 \h </w:instrText>
         </w:r>
         <w:r>
           <w:rPr>
@@ -674,7 +1080,7 @@
     </w:p>
     <w:p>
       <w:pPr>
-        <w:pStyle w:val="Sumrio2"/>
+        <w:pStyle w:val="Sumrio3"/>
         <w:rPr>
           <w:rFonts w:asciiTheme="minorHAnsi" w:eastAsiaTheme="minorEastAsia" w:hAnsiTheme="minorHAnsi"/>
           <w:noProof/>
@@ -682,13 +1088,13 @@
           <w:lang w:eastAsia="pt-BR"/>
         </w:rPr>
       </w:pPr>
-      <w:hyperlink w:anchor="_Toc225406427" w:history="1">
+      <w:hyperlink w:anchor="_Toc226614214" w:history="1">
         <w:r>
           <w:rPr>
             <w:rStyle w:val="Hyperlink"/>
             <w:noProof/>
           </w:rPr>
-          <w:t>1.3</w:t>
+          <w:t>1.3.1</w:t>
         </w:r>
         <w:r>
           <w:rPr>
@@ -704,7 +1110,7 @@
             <w:rStyle w:val="Hyperlink"/>
             <w:noProof/>
           </w:rPr>
-          <w:t>Objetivos</w:t>
+          <w:t>Objetivo Geral</w:t>
         </w:r>
         <w:r>
           <w:rPr>
@@ -725,7 +1131,7 @@
             <w:noProof/>
             <w:webHidden/>
           </w:rPr>
-          <w:instrText xml:space="preserve"> PAGEREF _Toc225406427 \h </w:instrText>
+          <w:instrText xml:space="preserve"> PAGEREF _Toc226614214 \h </w:instrText>
         </w:r>
         <w:r>
           <w:rPr>
@@ -745,7 +1151,7 @@
             <w:noProof/>
             <w:webHidden/>
           </w:rPr>
-          <w:t>13</w:t>
+          <w:t>12</w:t>
         </w:r>
         <w:r>
           <w:rPr>
@@ -766,13 +1172,13 @@
           <w:lang w:eastAsia="pt-BR"/>
         </w:rPr>
       </w:pPr>
-      <w:hyperlink w:anchor="_Toc225406428" w:history="1">
+      <w:hyperlink w:anchor="_Toc226614215" w:history="1">
         <w:r>
           <w:rPr>
             <w:rStyle w:val="Hyperlink"/>
             <w:noProof/>
           </w:rPr>
-          <w:t>1.3.1</w:t>
+          <w:t>1.3.2</w:t>
         </w:r>
         <w:r>
           <w:rPr>
@@ -788,7 +1194,7 @@
             <w:rStyle w:val="Hyperlink"/>
             <w:noProof/>
           </w:rPr>
-          <w:t>Objetivo Geral</w:t>
+          <w:t>Objetivos Específicos</w:t>
         </w:r>
         <w:r>
           <w:rPr>
@@ -809,7 +1215,7 @@
             <w:noProof/>
             <w:webHidden/>
           </w:rPr>
-          <w:instrText xml:space="preserve"> PAGEREF _Toc225406428 \h </w:instrText>
+          <w:instrText xml:space="preserve"> PAGEREF _Toc226614215 \h </w:instrText>
         </w:r>
         <w:r>
           <w:rPr>
@@ -829,7 +1235,7 @@
             <w:noProof/>
             <w:webHidden/>
           </w:rPr>
-          <w:t>13</w:t>
+          <w:t>12</w:t>
         </w:r>
         <w:r>
           <w:rPr>
@@ -842,7 +1248,7 @@
     </w:p>
     <w:p>
       <w:pPr>
-        <w:pStyle w:val="Sumrio3"/>
+        <w:pStyle w:val="Sumrio2"/>
         <w:rPr>
           <w:rFonts w:asciiTheme="minorHAnsi" w:eastAsiaTheme="minorEastAsia" w:hAnsiTheme="minorHAnsi"/>
           <w:noProof/>
@@ -850,13 +1256,13 @@
           <w:lang w:eastAsia="pt-BR"/>
         </w:rPr>
       </w:pPr>
-      <w:hyperlink w:anchor="_Toc225406429" w:history="1">
+      <w:hyperlink w:anchor="_Toc226614216" w:history="1">
         <w:r>
           <w:rPr>
             <w:rStyle w:val="Hyperlink"/>
             <w:noProof/>
           </w:rPr>
-          <w:t>1.3.2</w:t>
+          <w:t>1.4</w:t>
         </w:r>
         <w:r>
           <w:rPr>
@@ -872,7 +1278,7 @@
             <w:rStyle w:val="Hyperlink"/>
             <w:noProof/>
           </w:rPr>
-          <w:t>Objetivos Específicos</w:t>
+          <w:t>Metodologia</w:t>
         </w:r>
         <w:r>
           <w:rPr>
@@ -893,7 +1299,7 @@
             <w:noProof/>
             <w:webHidden/>
           </w:rPr>
-          <w:instrText xml:space="preserve"> PAGEREF _Toc225406429 \h </w:instrText>
+          <w:instrText xml:space="preserve"> PAGEREF _Toc226614216 \h </w:instrText>
         </w:r>
         <w:r>
           <w:rPr>
@@ -913,7 +1319,7 @@
             <w:noProof/>
             <w:webHidden/>
           </w:rPr>
-          <w:t>13</w:t>
+          <w:t>12</w:t>
         </w:r>
         <w:r>
           <w:rPr>
@@ -934,13 +1340,13 @@
           <w:lang w:eastAsia="pt-BR"/>
         </w:rPr>
       </w:pPr>
-      <w:hyperlink w:anchor="_Toc225406430" w:history="1">
+      <w:hyperlink w:anchor="_Toc226614217" w:history="1">
         <w:r>
           <w:rPr>
             <w:rStyle w:val="Hyperlink"/>
             <w:noProof/>
           </w:rPr>
-          <w:t>1.4</w:t>
+          <w:t>1.5</w:t>
         </w:r>
         <w:r>
           <w:rPr>
@@ -956,7 +1362,7 @@
             <w:rStyle w:val="Hyperlink"/>
             <w:noProof/>
           </w:rPr>
-          <w:t>Metodologia</w:t>
+          <w:t>Resultados Esperados</w:t>
         </w:r>
         <w:r>
           <w:rPr>
@@ -977,7 +1383,7 @@
             <w:noProof/>
             <w:webHidden/>
           </w:rPr>
-          <w:instrText xml:space="preserve"> PAGEREF _Toc225406430 \h </w:instrText>
+          <w:instrText xml:space="preserve"> PAGEREF _Toc226614217 \h </w:instrText>
         </w:r>
         <w:r>
           <w:rPr>
@@ -997,7 +1403,7 @@
             <w:noProof/>
             <w:webHidden/>
           </w:rPr>
-          <w:t>14</w:t>
+          <w:t>13</w:t>
         </w:r>
         <w:r>
           <w:rPr>
@@ -1010,7 +1416,7 @@
     </w:p>
     <w:p>
       <w:pPr>
-        <w:pStyle w:val="Sumrio2"/>
+        <w:pStyle w:val="Sumrio1"/>
         <w:rPr>
           <w:rFonts w:asciiTheme="minorHAnsi" w:eastAsiaTheme="minorEastAsia" w:hAnsiTheme="minorHAnsi"/>
           <w:noProof/>
@@ -1018,13 +1424,13 @@
           <w:lang w:eastAsia="pt-BR"/>
         </w:rPr>
       </w:pPr>
-      <w:hyperlink w:anchor="_Toc225406431" w:history="1">
+      <w:hyperlink w:anchor="_Toc226614218" w:history="1">
         <w:r>
           <w:rPr>
             <w:rStyle w:val="Hyperlink"/>
             <w:noProof/>
           </w:rPr>
-          <w:t>1.5</w:t>
+          <w:t>2</w:t>
         </w:r>
         <w:r>
           <w:rPr>
@@ -1040,7 +1446,7 @@
             <w:rStyle w:val="Hyperlink"/>
             <w:noProof/>
           </w:rPr>
-          <w:t>Resultados Esperados</w:t>
+          <w:t>REFERENCIAL TEÓRICO</w:t>
         </w:r>
         <w:r>
           <w:rPr>
@@ -1061,7 +1467,7 @@
             <w:noProof/>
             <w:webHidden/>
           </w:rPr>
-          <w:instrText xml:space="preserve"> PAGEREF _Toc225406431 \h </w:instrText>
+          <w:instrText xml:space="preserve"> PAGEREF _Toc226614218 \h </w:instrText>
         </w:r>
         <w:r>
           <w:rPr>
@@ -1094,7 +1500,7 @@
     </w:p>
     <w:p>
       <w:pPr>
-        <w:pStyle w:val="Sumrio1"/>
+        <w:pStyle w:val="Sumrio2"/>
         <w:rPr>
           <w:rFonts w:asciiTheme="minorHAnsi" w:eastAsiaTheme="minorEastAsia" w:hAnsiTheme="minorHAnsi"/>
           <w:noProof/>
@@ -1102,13 +1508,13 @@
           <w:lang w:eastAsia="pt-BR"/>
         </w:rPr>
       </w:pPr>
-      <w:hyperlink w:anchor="_Toc225406432" w:history="1">
+      <w:hyperlink w:anchor="_Toc226614219" w:history="1">
         <w:r>
           <w:rPr>
             <w:rStyle w:val="Hyperlink"/>
             <w:noProof/>
           </w:rPr>
-          <w:t>2</w:t>
+          <w:t>2.1</w:t>
         </w:r>
         <w:r>
           <w:rPr>
@@ -1124,7 +1530,7 @@
             <w:rStyle w:val="Hyperlink"/>
             <w:noProof/>
           </w:rPr>
-          <w:t>REFERENCIAL TEÓRICO</w:t>
+          <w:t>Simulando um subtítulo</w:t>
         </w:r>
         <w:r>
           <w:rPr>
@@ -1145,7 +1551,7 @@
             <w:noProof/>
             <w:webHidden/>
           </w:rPr>
-          <w:instrText xml:space="preserve"> PAGEREF _Toc225406432 \h </w:instrText>
+          <w:instrText xml:space="preserve"> PAGEREF _Toc226614219 \h </w:instrText>
         </w:r>
         <w:r>
           <w:rPr>
@@ -1165,7 +1571,7 @@
             <w:noProof/>
             <w:webHidden/>
           </w:rPr>
-          <w:t>15</w:t>
+          <w:t>14</w:t>
         </w:r>
         <w:r>
           <w:rPr>
@@ -1178,7 +1584,7 @@
     </w:p>
     <w:p>
       <w:pPr>
-        <w:pStyle w:val="Sumrio2"/>
+        <w:pStyle w:val="Sumrio3"/>
         <w:rPr>
           <w:rFonts w:asciiTheme="minorHAnsi" w:eastAsiaTheme="minorEastAsia" w:hAnsiTheme="minorHAnsi"/>
           <w:noProof/>
@@ -1186,13 +1592,13 @@
           <w:lang w:eastAsia="pt-BR"/>
         </w:rPr>
       </w:pPr>
-      <w:hyperlink w:anchor="_Toc225406433" w:history="1">
+      <w:hyperlink w:anchor="_Toc226614220" w:history="1">
         <w:r>
           <w:rPr>
             <w:rStyle w:val="Hyperlink"/>
             <w:noProof/>
           </w:rPr>
-          <w:t>2.1</w:t>
+          <w:t>2.1.1</w:t>
         </w:r>
         <w:r>
           <w:rPr>
@@ -1208,7 +1614,7 @@
             <w:rStyle w:val="Hyperlink"/>
             <w:noProof/>
           </w:rPr>
-          <w:t>Simulando um subtítulo</w:t>
+          <w:t>Aura</w:t>
         </w:r>
         <w:r>
           <w:rPr>
@@ -1229,7 +1635,7 @@
             <w:noProof/>
             <w:webHidden/>
           </w:rPr>
-          <w:instrText xml:space="preserve"> PAGEREF _Toc225406433 \h </w:instrText>
+          <w:instrText xml:space="preserve"> PAGEREF _Toc226614220 \h </w:instrText>
         </w:r>
         <w:r>
           <w:rPr>
@@ -1249,7 +1655,7 @@
             <w:noProof/>
             <w:webHidden/>
           </w:rPr>
-          <w:t>15</w:t>
+          <w:t>14</w:t>
         </w:r>
         <w:r>
           <w:rPr>
@@ -1262,7 +1668,7 @@
     </w:p>
     <w:p>
       <w:pPr>
-        <w:pStyle w:val="Sumrio3"/>
+        <w:pStyle w:val="Sumrio2"/>
         <w:rPr>
           <w:rFonts w:asciiTheme="minorHAnsi" w:eastAsiaTheme="minorEastAsia" w:hAnsiTheme="minorHAnsi"/>
           <w:noProof/>
@@ -1270,13 +1676,13 @@
           <w:lang w:eastAsia="pt-BR"/>
         </w:rPr>
       </w:pPr>
-      <w:hyperlink w:anchor="_Toc225406434" w:history="1">
+      <w:hyperlink w:anchor="_Toc226614221" w:history="1">
         <w:r>
           <w:rPr>
             <w:rStyle w:val="Hyperlink"/>
             <w:noProof/>
           </w:rPr>
-          <w:t>2.1.1</w:t>
+          <w:t>2.2</w:t>
         </w:r>
         <w:r>
           <w:rPr>
@@ -1292,7 +1698,7 @@
             <w:rStyle w:val="Hyperlink"/>
             <w:noProof/>
           </w:rPr>
-          <w:t>Aura</w:t>
+          <w:t>Outro subtítulo</w:t>
         </w:r>
         <w:r>
           <w:rPr>
@@ -1313,7 +1719,7 @@
             <w:noProof/>
             <w:webHidden/>
           </w:rPr>
-          <w:instrText xml:space="preserve"> PAGEREF _Toc225406434 \h </w:instrText>
+          <w:instrText xml:space="preserve"> PAGEREF _Toc226614221 \h </w:instrText>
         </w:r>
         <w:r>
           <w:rPr>
@@ -1346,7 +1752,7 @@
     </w:p>
     <w:p>
       <w:pPr>
-        <w:pStyle w:val="Sumrio2"/>
+        <w:pStyle w:val="Sumrio3"/>
         <w:rPr>
           <w:rFonts w:asciiTheme="minorHAnsi" w:eastAsiaTheme="minorEastAsia" w:hAnsiTheme="minorHAnsi"/>
           <w:noProof/>
@@ -1354,13 +1760,13 @@
           <w:lang w:eastAsia="pt-BR"/>
         </w:rPr>
       </w:pPr>
-      <w:hyperlink w:anchor="_Toc225406435" w:history="1">
+      <w:hyperlink w:anchor="_Toc226614222" w:history="1">
         <w:r>
           <w:rPr>
             <w:rStyle w:val="Hyperlink"/>
             <w:noProof/>
           </w:rPr>
-          <w:t>2.2</w:t>
+          <w:t>2.2.1</w:t>
         </w:r>
         <w:r>
           <w:rPr>
@@ -1376,7 +1782,7 @@
             <w:rStyle w:val="Hyperlink"/>
             <w:noProof/>
           </w:rPr>
-          <w:t>Outro subtítulo</w:t>
+          <w:t>Eita</w:t>
         </w:r>
         <w:r>
           <w:rPr>
@@ -1397,7 +1803,7 @@
             <w:noProof/>
             <w:webHidden/>
           </w:rPr>
-          <w:instrText xml:space="preserve"> PAGEREF _Toc225406435 \h </w:instrText>
+          <w:instrText xml:space="preserve"> PAGEREF _Toc226614222 \h </w:instrText>
         </w:r>
         <w:r>
           <w:rPr>
@@ -1417,7 +1823,7 @@
             <w:noProof/>
             <w:webHidden/>
           </w:rPr>
-          <w:t>16</w:t>
+          <w:t>15</w:t>
         </w:r>
         <w:r>
           <w:rPr>
@@ -1430,7 +1836,7 @@
     </w:p>
     <w:p>
       <w:pPr>
-        <w:pStyle w:val="Sumrio3"/>
+        <w:pStyle w:val="Sumrio4"/>
         <w:rPr>
           <w:rFonts w:asciiTheme="minorHAnsi" w:eastAsiaTheme="minorEastAsia" w:hAnsiTheme="minorHAnsi"/>
           <w:noProof/>
@@ -1438,13 +1844,13 @@
           <w:lang w:eastAsia="pt-BR"/>
         </w:rPr>
       </w:pPr>
-      <w:hyperlink w:anchor="_Toc225406436" w:history="1">
+      <w:hyperlink w:anchor="_Toc226614223" w:history="1">
         <w:r>
           <w:rPr>
             <w:rStyle w:val="Hyperlink"/>
             <w:noProof/>
           </w:rPr>
-          <w:t>2.2.1</w:t>
+          <w:t>2.2.1.1</w:t>
         </w:r>
         <w:r>
           <w:rPr>
@@ -1460,7 +1866,7 @@
             <w:rStyle w:val="Hyperlink"/>
             <w:noProof/>
           </w:rPr>
-          <w:t>Eita</w:t>
+          <w:t>Echa</w:t>
         </w:r>
         <w:r>
           <w:rPr>
@@ -1481,7 +1887,7 @@
             <w:noProof/>
             <w:webHidden/>
           </w:rPr>
-          <w:instrText xml:space="preserve"> PAGEREF _Toc225406436 \h </w:instrText>
+          <w:instrText xml:space="preserve"> PAGEREF _Toc226614223 \h </w:instrText>
         </w:r>
         <w:r>
           <w:rPr>
@@ -1501,7 +1907,7 @@
             <w:noProof/>
             <w:webHidden/>
           </w:rPr>
-          <w:t>16</w:t>
+          <w:t>15</w:t>
         </w:r>
         <w:r>
           <w:rPr>
@@ -1514,7 +1920,7 @@
     </w:p>
     <w:p>
       <w:pPr>
-        <w:pStyle w:val="Sumrio4"/>
+        <w:pStyle w:val="Sumrio5"/>
         <w:rPr>
           <w:rFonts w:asciiTheme="minorHAnsi" w:eastAsiaTheme="minorEastAsia" w:hAnsiTheme="minorHAnsi"/>
           <w:noProof/>
@@ -1522,13 +1928,13 @@
           <w:lang w:eastAsia="pt-BR"/>
         </w:rPr>
       </w:pPr>
-      <w:hyperlink w:anchor="_Toc225406437" w:history="1">
+      <w:hyperlink w:anchor="_Toc226614224" w:history="1">
         <w:r>
           <w:rPr>
             <w:rStyle w:val="Hyperlink"/>
             <w:noProof/>
           </w:rPr>
-          <w:t>2.2.1.1</w:t>
+          <w:t>2.2.1.1.1</w:t>
         </w:r>
         <w:r>
           <w:rPr>
@@ -1544,7 +1950,7 @@
             <w:rStyle w:val="Hyperlink"/>
             <w:noProof/>
           </w:rPr>
-          <w:t>Echa</w:t>
+          <w:t>Ave</w:t>
         </w:r>
         <w:r>
           <w:rPr>
@@ -1565,7 +1971,7 @@
             <w:noProof/>
             <w:webHidden/>
           </w:rPr>
-          <w:instrText xml:space="preserve"> PAGEREF _Toc225406437 \h </w:instrText>
+          <w:instrText xml:space="preserve"> PAGEREF _Toc226614224 \h </w:instrText>
         </w:r>
         <w:r>
           <w:rPr>
@@ -1585,7 +1991,7 @@
             <w:noProof/>
             <w:webHidden/>
           </w:rPr>
-          <w:t>16</w:t>
+          <w:t>15</w:t>
         </w:r>
         <w:r>
           <w:rPr>
@@ -1598,7 +2004,7 @@
     </w:p>
     <w:p>
       <w:pPr>
-        <w:pStyle w:val="Sumrio5"/>
+        <w:pStyle w:val="Sumrio1"/>
         <w:rPr>
           <w:rFonts w:asciiTheme="minorHAnsi" w:eastAsiaTheme="minorEastAsia" w:hAnsiTheme="minorHAnsi"/>
           <w:noProof/>
@@ -1606,13 +2012,13 @@
           <w:lang w:eastAsia="pt-BR"/>
         </w:rPr>
       </w:pPr>
-      <w:hyperlink w:anchor="_Toc225406438" w:history="1">
+      <w:hyperlink w:anchor="_Toc226614225" w:history="1">
         <w:r>
           <w:rPr>
             <w:rStyle w:val="Hyperlink"/>
             <w:noProof/>
           </w:rPr>
-          <w:t>2.2.1.1.1</w:t>
+          <w:t>3</w:t>
         </w:r>
         <w:r>
           <w:rPr>
@@ -1628,7 +2034,7 @@
             <w:rStyle w:val="Hyperlink"/>
             <w:noProof/>
           </w:rPr>
-          <w:t>Ave</w:t>
+          <w:t>IMERSÃO</w:t>
         </w:r>
         <w:r>
           <w:rPr>
@@ -1649,7 +2055,7 @@
             <w:noProof/>
             <w:webHidden/>
           </w:rPr>
-          <w:instrText xml:space="preserve"> PAGEREF _Toc225406438 \h </w:instrText>
+          <w:instrText xml:space="preserve"> PAGEREF _Toc226614225 \h </w:instrText>
         </w:r>
         <w:r>
           <w:rPr>
@@ -1682,7 +2088,7 @@
     </w:p>
     <w:p>
       <w:pPr>
-        <w:pStyle w:val="Sumrio1"/>
+        <w:pStyle w:val="Sumrio2"/>
         <w:rPr>
           <w:rFonts w:asciiTheme="minorHAnsi" w:eastAsiaTheme="minorEastAsia" w:hAnsiTheme="minorHAnsi"/>
           <w:noProof/>
@@ -1690,13 +2096,13 @@
           <w:lang w:eastAsia="pt-BR"/>
         </w:rPr>
       </w:pPr>
-      <w:hyperlink w:anchor="_Toc225406439" w:history="1">
+      <w:hyperlink w:anchor="_Toc226614226" w:history="1">
         <w:r>
           <w:rPr>
             <w:rStyle w:val="Hyperlink"/>
             <w:noProof/>
           </w:rPr>
-          <w:t>3</w:t>
+          <w:t>3.1</w:t>
         </w:r>
         <w:r>
           <w:rPr>
@@ -1712,7 +2118,7 @@
             <w:rStyle w:val="Hyperlink"/>
             <w:noProof/>
           </w:rPr>
-          <w:t>IMERSÃO</w:t>
+          <w:t>Caderno de Sensibilidade</w:t>
         </w:r>
         <w:r>
           <w:rPr>
@@ -1733,7 +2139,7 @@
             <w:noProof/>
             <w:webHidden/>
           </w:rPr>
-          <w:instrText xml:space="preserve"> PAGEREF _Toc225406439 \h </w:instrText>
+          <w:instrText xml:space="preserve"> PAGEREF _Toc226614226 \h </w:instrText>
         </w:r>
         <w:r>
           <w:rPr>
@@ -1753,7 +2159,7 @@
             <w:noProof/>
             <w:webHidden/>
           </w:rPr>
-          <w:t>17</w:t>
+          <w:t>16</w:t>
         </w:r>
         <w:r>
           <w:rPr>
@@ -1766,7 +2172,7 @@
     </w:p>
     <w:p>
       <w:pPr>
-        <w:pStyle w:val="Sumrio1"/>
+        <w:pStyle w:val="Sumrio2"/>
         <w:rPr>
           <w:rFonts w:asciiTheme="minorHAnsi" w:eastAsiaTheme="minorEastAsia" w:hAnsiTheme="minorHAnsi"/>
           <w:noProof/>
@@ -1774,13 +2180,13 @@
           <w:lang w:eastAsia="pt-BR"/>
         </w:rPr>
       </w:pPr>
-      <w:hyperlink w:anchor="_Toc225406440" w:history="1">
+      <w:hyperlink w:anchor="_Toc226614227" w:history="1">
         <w:r>
           <w:rPr>
             <w:rStyle w:val="Hyperlink"/>
             <w:noProof/>
           </w:rPr>
-          <w:t>4</w:t>
+          <w:t>3.2</w:t>
         </w:r>
         <w:r>
           <w:rPr>
@@ -1796,7 +2202,7 @@
             <w:rStyle w:val="Hyperlink"/>
             <w:noProof/>
           </w:rPr>
-          <w:t>ANÁLISE E SÍNTESE</w:t>
+          <w:t>Pesquisa de Campo</w:t>
         </w:r>
         <w:r>
           <w:rPr>
@@ -1817,7 +2223,7 @@
             <w:noProof/>
             <w:webHidden/>
           </w:rPr>
-          <w:instrText xml:space="preserve"> PAGEREF _Toc225406440 \h </w:instrText>
+          <w:instrText xml:space="preserve"> PAGEREF _Toc226614227 \h </w:instrText>
         </w:r>
         <w:r>
           <w:rPr>
@@ -1850,7 +2256,7 @@
     </w:p>
     <w:p>
       <w:pPr>
-        <w:pStyle w:val="Sumrio2"/>
+        <w:pStyle w:val="Sumrio1"/>
         <w:rPr>
           <w:rFonts w:asciiTheme="minorHAnsi" w:eastAsiaTheme="minorEastAsia" w:hAnsiTheme="minorHAnsi"/>
           <w:noProof/>
@@ -1858,13 +2264,13 @@
           <w:lang w:eastAsia="pt-BR"/>
         </w:rPr>
       </w:pPr>
-      <w:hyperlink w:anchor="_Toc225406441" w:history="1">
+      <w:hyperlink w:anchor="_Toc226614228" w:history="1">
         <w:r>
           <w:rPr>
             <w:rStyle w:val="Hyperlink"/>
             <w:noProof/>
           </w:rPr>
-          <w:t>4.1</w:t>
+          <w:t>4</w:t>
         </w:r>
         <w:r>
           <w:rPr>
@@ -1880,6 +2286,90 @@
             <w:rStyle w:val="Hyperlink"/>
             <w:noProof/>
           </w:rPr>
+          <w:t>ANÁLISE E SÍNTESE</w:t>
+        </w:r>
+        <w:r>
+          <w:rPr>
+            <w:noProof/>
+            <w:webHidden/>
+          </w:rPr>
+          <w:tab/>
+        </w:r>
+        <w:r>
+          <w:rPr>
+            <w:noProof/>
+            <w:webHidden/>
+          </w:rPr>
+          <w:fldChar w:fldCharType="begin"/>
+        </w:r>
+        <w:r>
+          <w:rPr>
+            <w:noProof/>
+            <w:webHidden/>
+          </w:rPr>
+          <w:instrText xml:space="preserve"> PAGEREF _Toc226614228 \h </w:instrText>
+        </w:r>
+        <w:r>
+          <w:rPr>
+            <w:noProof/>
+            <w:webHidden/>
+          </w:rPr>
+        </w:r>
+        <w:r>
+          <w:rPr>
+            <w:noProof/>
+            <w:webHidden/>
+          </w:rPr>
+          <w:fldChar w:fldCharType="separate"/>
+        </w:r>
+        <w:r>
+          <w:rPr>
+            <w:noProof/>
+            <w:webHidden/>
+          </w:rPr>
+          <w:t>20</w:t>
+        </w:r>
+        <w:r>
+          <w:rPr>
+            <w:noProof/>
+            <w:webHidden/>
+          </w:rPr>
+          <w:fldChar w:fldCharType="end"/>
+        </w:r>
+      </w:hyperlink>
+    </w:p>
+    <w:p>
+      <w:pPr>
+        <w:pStyle w:val="Sumrio2"/>
+        <w:rPr>
+          <w:rFonts w:asciiTheme="minorHAnsi" w:eastAsiaTheme="minorEastAsia" w:hAnsiTheme="minorHAnsi"/>
+          <w:noProof/>
+          <w:sz w:val="22"/>
+          <w:lang w:eastAsia="pt-BR"/>
+        </w:rPr>
+      </w:pPr>
+      <w:hyperlink w:anchor="_Toc226614229" w:history="1">
+        <w:r>
+          <w:rPr>
+            <w:rStyle w:val="Hyperlink"/>
+            <w:noProof/>
+          </w:rPr>
+          <w:t>4.1</w:t>
+        </w:r>
+        <w:r>
+          <w:rPr>
+            <w:rFonts w:asciiTheme="minorHAnsi" w:eastAsiaTheme="minorEastAsia" w:hAnsiTheme="minorHAnsi"/>
+            <w:noProof/>
+            <w:sz w:val="22"/>
+            <w:lang w:eastAsia="pt-BR"/>
+          </w:rPr>
+          <w:tab/>
+        </w:r>
+        <w:r>
+          <w:rPr>
+            <w:rStyle w:val="Hyperlink"/>
+            <w:noProof/>
+          </w:rPr>
           <w:t>Persona</w:t>
         </w:r>
         <w:r>
@@ -1901,7 +2391,7 @@
             <w:noProof/>
             <w:webHidden/>
           </w:rPr>
-          <w:instrText xml:space="preserve"> PAGEREF _Toc225406441 \h </w:instrText>
+          <w:instrText xml:space="preserve"> PAGEREF _Toc226614229 \h </w:instrText>
         </w:r>
         <w:r>
           <w:rPr>
@@ -1921,7 +2411,7 @@
             <w:noProof/>
             <w:webHidden/>
           </w:rPr>
-          <w:t>18</w:t>
+          <w:t>20</w:t>
         </w:r>
         <w:r>
           <w:rPr>
@@ -1933,22 +2423,337 @@
       </w:hyperlink>
     </w:p>
     <w:p>
+      <w:pPr>
+        <w:pStyle w:val="Sumrio1"/>
+        <w:rPr>
+          <w:rFonts w:asciiTheme="minorHAnsi" w:eastAsiaTheme="minorEastAsia" w:hAnsiTheme="minorHAnsi"/>
+          <w:noProof/>
+          <w:sz w:val="22"/>
+          <w:lang w:eastAsia="pt-BR"/>
+        </w:rPr>
+      </w:pPr>
+      <w:hyperlink w:anchor="_Toc226614230" w:history="1">
+        <w:r>
+          <w:rPr>
+            <w:rStyle w:val="Hyperlink"/>
+            <w:noProof/>
+          </w:rPr>
+          <w:t>5</w:t>
+        </w:r>
+        <w:r>
+          <w:rPr>
+            <w:rFonts w:asciiTheme="minorHAnsi" w:eastAsiaTheme="minorEastAsia" w:hAnsiTheme="minorHAnsi"/>
+            <w:noProof/>
+            <w:sz w:val="22"/>
+            <w:lang w:eastAsia="pt-BR"/>
+          </w:rPr>
+          <w:tab/>
+        </w:r>
+        <w:r>
+          <w:rPr>
+            <w:rStyle w:val="Hyperlink"/>
+            <w:noProof/>
+          </w:rPr>
+          <w:t>ASPECTOS ESTRATÉGICOS</w:t>
+        </w:r>
+        <w:r>
+          <w:rPr>
+            <w:noProof/>
+            <w:webHidden/>
+          </w:rPr>
+          <w:tab/>
+        </w:r>
+        <w:r>
+          <w:rPr>
+            <w:noProof/>
+            <w:webHidden/>
+          </w:rPr>
+          <w:fldChar w:fldCharType="begin"/>
+        </w:r>
+        <w:r>
+          <w:rPr>
+            <w:noProof/>
+            <w:webHidden/>
+          </w:rPr>
+          <w:instrText xml:space="preserve"> PAGEREF _Toc226614230 \h </w:instrText>
+        </w:r>
+        <w:r>
+          <w:rPr>
+            <w:noProof/>
+            <w:webHidden/>
+          </w:rPr>
+        </w:r>
+        <w:r>
+          <w:rPr>
+            <w:noProof/>
+            <w:webHidden/>
+          </w:rPr>
+          <w:fldChar w:fldCharType="separate"/>
+        </w:r>
+        <w:r>
+          <w:rPr>
+            <w:noProof/>
+            <w:webHidden/>
+          </w:rPr>
+          <w:t>21</w:t>
+        </w:r>
+        <w:r>
+          <w:rPr>
+            <w:noProof/>
+            <w:webHidden/>
+          </w:rPr>
+          <w:fldChar w:fldCharType="end"/>
+        </w:r>
+      </w:hyperlink>
+    </w:p>
+    <w:p>
+      <w:pPr>
+        <w:pStyle w:val="Sumrio2"/>
+        <w:rPr>
+          <w:rFonts w:asciiTheme="minorHAnsi" w:eastAsiaTheme="minorEastAsia" w:hAnsiTheme="minorHAnsi"/>
+          <w:noProof/>
+          <w:sz w:val="22"/>
+          <w:lang w:eastAsia="pt-BR"/>
+        </w:rPr>
+      </w:pPr>
+      <w:hyperlink w:anchor="_Toc226614231" w:history="1">
+        <w:r>
+          <w:rPr>
+            <w:rStyle w:val="Hyperlink"/>
+            <w:noProof/>
+          </w:rPr>
+          <w:t>5.1</w:t>
+        </w:r>
+        <w:r>
+          <w:rPr>
+            <w:rFonts w:asciiTheme="minorHAnsi" w:eastAsiaTheme="minorEastAsia" w:hAnsiTheme="minorHAnsi"/>
+            <w:noProof/>
+            <w:sz w:val="22"/>
+            <w:lang w:eastAsia="pt-BR"/>
+          </w:rPr>
+          <w:tab/>
+        </w:r>
+        <w:r>
+          <w:rPr>
+            <w:rStyle w:val="Hyperlink"/>
+            <w:noProof/>
+          </w:rPr>
+          <w:t>Planejamento Financeiro</w:t>
+        </w:r>
+        <w:r>
+          <w:rPr>
+            <w:noProof/>
+            <w:webHidden/>
+          </w:rPr>
+          <w:tab/>
+        </w:r>
+        <w:r>
+          <w:rPr>
+            <w:noProof/>
+            <w:webHidden/>
+          </w:rPr>
+          <w:fldChar w:fldCharType="begin"/>
+        </w:r>
+        <w:r>
+          <w:rPr>
+            <w:noProof/>
+            <w:webHidden/>
+          </w:rPr>
+          <w:instrText xml:space="preserve"> PAGEREF _Toc226614231 \h </w:instrText>
+        </w:r>
+        <w:r>
+          <w:rPr>
+            <w:noProof/>
+            <w:webHidden/>
+          </w:rPr>
+        </w:r>
+        <w:r>
+          <w:rPr>
+            <w:noProof/>
+            <w:webHidden/>
+          </w:rPr>
+          <w:fldChar w:fldCharType="separate"/>
+        </w:r>
+        <w:r>
+          <w:rPr>
+            <w:noProof/>
+            <w:webHidden/>
+          </w:rPr>
+          <w:t>21</w:t>
+        </w:r>
+        <w:r>
+          <w:rPr>
+            <w:noProof/>
+            <w:webHidden/>
+          </w:rPr>
+          <w:fldChar w:fldCharType="end"/>
+        </w:r>
+      </w:hyperlink>
+    </w:p>
+    <w:p>
+      <w:pPr>
+        <w:pStyle w:val="Sumrio1"/>
+        <w:rPr>
+          <w:rFonts w:asciiTheme="minorHAnsi" w:eastAsiaTheme="minorEastAsia" w:hAnsiTheme="minorHAnsi"/>
+          <w:noProof/>
+          <w:sz w:val="22"/>
+          <w:lang w:eastAsia="pt-BR"/>
+        </w:rPr>
+      </w:pPr>
+      <w:hyperlink w:anchor="_Toc226614232" w:history="1">
+        <w:r>
+          <w:rPr>
+            <w:rStyle w:val="Hyperlink"/>
+            <w:noProof/>
+          </w:rPr>
+          <w:t>REFERÊNCIAS</w:t>
+        </w:r>
+        <w:r>
+          <w:rPr>
+            <w:noProof/>
+            <w:webHidden/>
+          </w:rPr>
+          <w:tab/>
+        </w:r>
+        <w:r>
+          <w:rPr>
+            <w:noProof/>
+            <w:webHidden/>
+          </w:rPr>
+          <w:fldChar w:fldCharType="begin"/>
+        </w:r>
+        <w:r>
+          <w:rPr>
+            <w:noProof/>
+            <w:webHidden/>
+          </w:rPr>
+          <w:instrText xml:space="preserve"> PAGEREF _Toc226614232 \h </w:instrText>
+        </w:r>
+        <w:r>
+          <w:rPr>
+            <w:noProof/>
+            <w:webHidden/>
+          </w:rPr>
+        </w:r>
+        <w:r>
+          <w:rPr>
+            <w:noProof/>
+            <w:webHidden/>
+          </w:rPr>
+          <w:fldChar w:fldCharType="separate"/>
+        </w:r>
+        <w:r>
+          <w:rPr>
+            <w:noProof/>
+            <w:webHidden/>
+          </w:rPr>
+          <w:t>22</w:t>
+        </w:r>
+        <w:r>
+          <w:rPr>
+            <w:noProof/>
+            <w:webHidden/>
+          </w:rPr>
+          <w:fldChar w:fldCharType="end"/>
+        </w:r>
+      </w:hyperlink>
+    </w:p>
+    <w:p>
+      <w:pPr>
+        <w:ind w:firstLine="0"/>
+      </w:pPr>
       <w:r>
         <w:fldChar w:fldCharType="end"/>
       </w:r>
+    </w:p>
+    <w:p>
+      <w:pPr>
+        <w:spacing w:after="160" w:line="259" w:lineRule="auto"/>
+        <w:ind w:firstLine="0"/>
+        <w:jc w:val="left"/>
+      </w:pPr>
       <w:r>
         <w:br w:type="page"/>
       </w:r>
     </w:p>
     <w:p>
       <w:pPr>
-        <w:pStyle w:val="Ttulo1"/>
-      </w:pPr>
-      <w:bookmarkStart w:id="0" w:name="_Toc225406424"/>
+        <w:ind w:firstLine="0"/>
+      </w:pPr>
       <w:r>
         <w:lastRenderedPageBreak/>
         <w:t>INTRODUÇÃO</w:t>
       </w:r>
+    </w:p>
+    <w:p>
+      <w:pPr>
+        <w:rPr>
+          <w:noProof/>
+        </w:rPr>
+      </w:pPr>
+      <w:r>
+        <w:rPr>
+          <w:noProof/>
+        </w:rPr>
+        <w:t>Lorem ipsum dolor sit amet, consectetuer adipiscing elit. Maecenas porttitor congue massa. Fusce posuere, magna sed pulvinar ultricies, purus lectus malesuada libero, sit amet commodo magna eros quis urna.</w:t>
+      </w:r>
+    </w:p>
+    <w:p>
+      <w:pPr>
+        <w:rPr>
+          <w:noProof/>
+        </w:rPr>
+      </w:pPr>
+      <w:r>
+        <w:rPr>
+          <w:noProof/>
+        </w:rPr>
+        <w:t>Nunc viverra imperdiet enim. Fusce est. Vivamus a tellus.</w:t>
+      </w:r>
+    </w:p>
+    <w:p>
+      <w:pPr>
+        <w:rPr>
+          <w:noProof/>
+        </w:rPr>
+      </w:pPr>
+      <w:r>
+        <w:rPr>
+          <w:noProof/>
+        </w:rPr>
+        <w:t>Pellentesque habitant morbi tristique senectus et netus et malesuada fames ac turpis egestas. Proin pharetra nonummy pede. Mauris et orci.</w:t>
+      </w:r>
+    </w:p>
+    <w:p>
+      <w:pPr>
+        <w:rPr>
+          <w:noProof/>
+        </w:rPr>
+      </w:pPr>
+      <w:r>
+        <w:rPr>
+          <w:noProof/>
+        </w:rPr>
+        <w:t>Aenean nec lorem. In porttitor. Donec laoreet nonummy augue.</w:t>
+      </w:r>
+    </w:p>
+    <w:p>
+      <w:r>
+        <w:rPr>
+          <w:noProof/>
+        </w:rPr>
+        <w:t>Suspendisse dui purus, scelerisque at, vulputate vitae, pretium mattis, nunc. Mauris eget neque at sem venenatis eleifend. Ut nonummy.</w:t>
+      </w:r>
+    </w:p>
+    <w:p/>
+    <w:p>
+      <w:pPr>
+        <w:pStyle w:val="Ttulo2"/>
+      </w:pPr>
+      <w:bookmarkStart w:id="0" w:name="_Toc226614211"/>
+      <w:r>
+        <w:t>Problemática</w:t>
+      </w:r>
       <w:bookmarkEnd w:id="0"/>
     </w:p>
     <w:p>
@@ -2011,86 +2816,15 @@
         <w:t>Suspendisse dui purus, scelerisque at, vulputate vitae, pretium mattis, nunc. Mauris eget neque at sem venenatis eleifend. Ut nonummy.</w:t>
       </w:r>
     </w:p>
-    <w:p/>
     <w:p>
       <w:pPr>
         <w:pStyle w:val="Ttulo2"/>
       </w:pPr>
-      <w:bookmarkStart w:id="1" w:name="_Toc225406425"/>
-      <w:r>
-        <w:t>Problemática</w:t>
+      <w:bookmarkStart w:id="1" w:name="_Toc226614212"/>
+      <w:r>
+        <w:t>Justificativa</w:t>
       </w:r>
       <w:bookmarkEnd w:id="1"/>
-    </w:p>
-    <w:p>
-      <w:pPr>
-        <w:rPr>
-          <w:noProof/>
-        </w:rPr>
-      </w:pPr>
-      <w:r>
-        <w:rPr>
-          <w:noProof/>
-        </w:rPr>
-        <w:t>Lorem ipsum dolor sit amet, consectetuer adipiscing elit. Maecenas porttitor congue massa. Fusce posuere, magna sed pulvinar ultricies, purus lectus malesuada libero, sit amet commodo magna eros quis urna.</w:t>
-      </w:r>
-    </w:p>
-    <w:p>
-      <w:pPr>
-        <w:rPr>
-          <w:noProof/>
-        </w:rPr>
-      </w:pPr>
-      <w:r>
-        <w:rPr>
-          <w:noProof/>
-        </w:rPr>
-        <w:t>Nunc viverra imperdiet enim. Fusce est. Vivamus a tellus.</w:t>
-      </w:r>
-    </w:p>
-    <w:p>
-      <w:pPr>
-        <w:rPr>
-          <w:noProof/>
-        </w:rPr>
-      </w:pPr>
-      <w:r>
-        <w:rPr>
-          <w:noProof/>
-        </w:rPr>
-        <w:t>Pellentesque habitant morbi tristique senectus et netus et malesuada fames ac turpis egestas. Proin pharetra nonummy pede. Mauris et orci.</w:t>
-      </w:r>
-    </w:p>
-    <w:p>
-      <w:pPr>
-        <w:rPr>
-          <w:noProof/>
-        </w:rPr>
-      </w:pPr>
-      <w:r>
-        <w:rPr>
-          <w:noProof/>
-        </w:rPr>
-        <w:t>Aenean nec lorem. In porttitor. Donec laoreet nonummy augue.</w:t>
-      </w:r>
-    </w:p>
-    <w:p>
-      <w:r>
-        <w:rPr>
-          <w:noProof/>
-        </w:rPr>
-        <w:t>Suspendisse dui purus, scelerisque at, vulputate vitae, pretium mattis, nunc. Mauris eget neque at sem venenatis eleifend. Ut nonummy.</w:t>
-      </w:r>
-    </w:p>
-    <w:p>
-      <w:pPr>
-        <w:pStyle w:val="Ttulo2"/>
-      </w:pPr>
-      <w:bookmarkStart w:id="2" w:name="_Toc225406426"/>
-      <w:r>
-        <w:t>Justificativa</w:t>
-      </w:r>
-      <w:bookmarkEnd w:id="2"/>
     </w:p>
     <w:p>
       <w:pPr>
@@ -2157,19 +2891,89 @@
       <w:pPr>
         <w:pStyle w:val="Ttulo2"/>
       </w:pPr>
-      <w:bookmarkStart w:id="3" w:name="_Toc225406427"/>
+      <w:bookmarkStart w:id="2" w:name="_Toc226614213"/>
       <w:r>
         <w:t>Objetivos</w:t>
       </w:r>
+      <w:bookmarkEnd w:id="2"/>
+    </w:p>
+    <w:p>
+      <w:pPr>
+        <w:pStyle w:val="Ttulo3"/>
+      </w:pPr>
+      <w:bookmarkStart w:id="3" w:name="_Toc226614214"/>
+      <w:r>
+        <w:t>Objetivo Geral</w:t>
+      </w:r>
       <w:bookmarkEnd w:id="3"/>
     </w:p>
     <w:p>
       <w:pPr>
+        <w:rPr>
+          <w:noProof/>
+        </w:rPr>
+      </w:pPr>
+      <w:r>
+        <w:rPr>
+          <w:noProof/>
+        </w:rPr>
+        <w:t>Lorem ipsum dolor sit amet, consectetuer adipiscing elit. Maecenas porttitor congue massa. Fusce posuere, magna sed pulvinar ultricies, purus lectus malesuada libero, sit amet commodo magna eros quis urna.</w:t>
+      </w:r>
+    </w:p>
+    <w:p>
+      <w:pPr>
+        <w:rPr>
+          <w:noProof/>
+        </w:rPr>
+      </w:pPr>
+      <w:r>
+        <w:rPr>
+          <w:noProof/>
+        </w:rPr>
+        <w:t>Nunc viverra imperdiet enim. Fusce est. Vivamus a tellus.</w:t>
+      </w:r>
+    </w:p>
+    <w:p>
+      <w:pPr>
+        <w:rPr>
+          <w:noProof/>
+        </w:rPr>
+      </w:pPr>
+      <w:r>
+        <w:rPr>
+          <w:noProof/>
+        </w:rPr>
+        <w:t>Pellentesque habitant morbi tristique senectus et netus et malesuada fames ac turpis egestas. Proin pharetra nonummy pede. Mauris et orci.</w:t>
+      </w:r>
+    </w:p>
+    <w:p>
+      <w:pPr>
+        <w:rPr>
+          <w:noProof/>
+        </w:rPr>
+      </w:pPr>
+      <w:r>
+        <w:rPr>
+          <w:noProof/>
+        </w:rPr>
+        <w:t>Aenean nec lorem. In porttitor. Donec laoreet nonummy augue.</w:t>
+      </w:r>
+    </w:p>
+    <w:p>
+      <w:r>
+        <w:rPr>
+          <w:noProof/>
+        </w:rPr>
+        <w:t>Suspendisse dui purus, scelerisque at, vulputate vitae, pretium mattis, nunc. Mauris eget neque at sem venenatis eleifend. Ut nonummy.</w:t>
+      </w:r>
+    </w:p>
+    <w:p>
+      <w:pPr>
         <w:pStyle w:val="Ttulo3"/>
       </w:pPr>
-      <w:bookmarkStart w:id="4" w:name="_Toc225406428"/>
-      <w:r>
-        <w:t>Objetivo Geral</w:t>
+      <w:bookmarkStart w:id="4" w:name="_Toc226614215"/>
+      <w:r>
+        <w:t>Objetivos Específicos</w:t>
       </w:r>
       <w:bookmarkEnd w:id="4"/>
     </w:p>
@@ -2235,83 +3039,83 @@
     </w:p>
     <w:p>
       <w:pPr>
-        <w:pStyle w:val="Ttulo3"/>
-      </w:pPr>
-      <w:bookmarkStart w:id="5" w:name="_Toc225406429"/>
-      <w:r>
-        <w:t>Objetivos Específicos</w:t>
-      </w:r>
-      <w:bookmarkEnd w:id="5"/>
-    </w:p>
-    <w:p>
-      <w:pPr>
-        <w:rPr>
-          <w:noProof/>
-        </w:rPr>
-      </w:pPr>
-      <w:r>
-        <w:rPr>
-          <w:noProof/>
-        </w:rPr>
-        <w:t>Lorem ipsum dolor sit amet, consectetuer adipiscing elit. Maecenas porttitor congue massa. Fusce posuere, magna sed pulvinar ultricies, purus lectus malesuada libero, sit amet commodo magna eros quis urna.</w:t>
-      </w:r>
-    </w:p>
-    <w:p>
-      <w:pPr>
-        <w:rPr>
-          <w:noProof/>
-        </w:rPr>
-      </w:pPr>
-      <w:r>
-        <w:rPr>
-          <w:noProof/>
-        </w:rPr>
-        <w:t>Nunc viverra imperdiet enim. Fusce est. Vivamus a tellus.</w:t>
-      </w:r>
-    </w:p>
-    <w:p>
-      <w:pPr>
-        <w:rPr>
-          <w:noProof/>
-        </w:rPr>
-      </w:pPr>
-      <w:r>
-        <w:rPr>
-          <w:noProof/>
-        </w:rPr>
-        <w:t>Pellentesque habitant morbi tristique senectus et netus et malesuada fames ac turpis egestas. Proin pharetra nonummy pede. Mauris et orci.</w:t>
-      </w:r>
-    </w:p>
-    <w:p>
-      <w:pPr>
-        <w:rPr>
-          <w:noProof/>
-        </w:rPr>
-      </w:pPr>
-      <w:r>
-        <w:rPr>
-          <w:noProof/>
-        </w:rPr>
-        <w:t>Aenean nec lorem. In porttitor. Donec laoreet nonummy augue.</w:t>
-      </w:r>
-    </w:p>
-    <w:p>
-      <w:r>
-        <w:rPr>
-          <w:noProof/>
-        </w:rPr>
-        <w:t>Suspendisse dui purus, scelerisque at, vulputate vitae, pretium mattis, nunc. Mauris eget neque at sem venenatis eleifend. Ut nonummy.</w:t>
-      </w:r>
-    </w:p>
-    <w:p>
-      <w:pPr>
         <w:pStyle w:val="Ttulo2"/>
       </w:pPr>
-      <w:bookmarkStart w:id="6" w:name="_Toc225406430"/>
+      <w:bookmarkStart w:id="5" w:name="_Toc226614216"/>
       <w:r>
         <w:lastRenderedPageBreak/>
         <w:t>Metodologia</w:t>
       </w:r>
+      <w:bookmarkEnd w:id="5"/>
+    </w:p>
+    <w:p>
+      <w:pPr>
+        <w:rPr>
+          <w:noProof/>
+        </w:rPr>
+      </w:pPr>
+      <w:r>
+        <w:rPr>
+          <w:noProof/>
+        </w:rPr>
+        <w:t>Lorem ipsum dolor sit amet, consectetuer adipiscing elit. Maecenas porttitor congue massa. Fusce posuere, magna sed pulvinar ultricies, purus lectus malesuada libero, sit amet commodo magna eros quis urna.</w:t>
+      </w:r>
+    </w:p>
+    <w:p>
+      <w:pPr>
+        <w:rPr>
+          <w:noProof/>
+        </w:rPr>
+      </w:pPr>
+      <w:r>
+        <w:rPr>
+          <w:noProof/>
+        </w:rPr>
+        <w:t>Nunc viverra imperdiet enim. Fusce est. Vivamus a tellus.</w:t>
+      </w:r>
+    </w:p>
+    <w:p>
+      <w:pPr>
+        <w:rPr>
+          <w:noProof/>
+        </w:rPr>
+      </w:pPr>
+      <w:r>
+        <w:rPr>
+          <w:noProof/>
+        </w:rPr>
+        <w:t>Pellentesque habitant morbi tristique senectus et netus et malesuada fames ac turpis egestas. Proin pharetra nonummy pede. Mauris et orci.</w:t>
+      </w:r>
+    </w:p>
+    <w:p>
+      <w:pPr>
+        <w:rPr>
+          <w:noProof/>
+        </w:rPr>
+      </w:pPr>
+      <w:r>
+        <w:rPr>
+          <w:noProof/>
+        </w:rPr>
+        <w:t>Aenean nec lorem. In porttitor. Donec laoreet nonummy augue.</w:t>
+      </w:r>
+    </w:p>
+    <w:p>
+      <w:r>
+        <w:rPr>
+          <w:noProof/>
+        </w:rPr>
+        <w:t>Suspendisse dui purus, scelerisque at, vulputate vitae, pretium mattis, nunc. Mauris eget neque at sem venenatis eleifend. Ut nonummy.</w:t>
+      </w:r>
+    </w:p>
+    <w:p>
+      <w:pPr>
+        <w:pStyle w:val="Ttulo2"/>
+      </w:pPr>
+      <w:bookmarkStart w:id="6" w:name="_Toc226614217"/>
+      <w:r>
+        <w:t>Resultados Esperados</w:t>
+      </w:r>
       <w:bookmarkEnd w:id="6"/>
     </w:p>
     <w:p>
@@ -2375,76 +3179,6 @@
       </w:r>
     </w:p>
     <w:p>
-      <w:pPr>
-        <w:pStyle w:val="Ttulo2"/>
-      </w:pPr>
-      <w:bookmarkStart w:id="7" w:name="_Toc225406431"/>
-      <w:r>
-        <w:t>Resultados Esperados</w:t>
-      </w:r>
-      <w:bookmarkEnd w:id="7"/>
-    </w:p>
-    <w:p>
-      <w:pPr>
-        <w:rPr>
-          <w:noProof/>
-        </w:rPr>
-      </w:pPr>
-      <w:r>
-        <w:rPr>
-          <w:noProof/>
-        </w:rPr>
-        <w:t>Lorem ipsum dolor sit amet, consectetuer adipiscing elit. Maecenas porttitor congue massa. Fusce posuere, magna sed pulvinar ultricies, purus lectus malesuada libero, sit amet commodo magna eros quis urna.</w:t>
-      </w:r>
-    </w:p>
-    <w:p>
-      <w:pPr>
-        <w:rPr>
-          <w:noProof/>
-        </w:rPr>
-      </w:pPr>
-      <w:r>
-        <w:rPr>
-          <w:noProof/>
-        </w:rPr>
-        <w:t>Nunc viverra imperdiet enim. Fusce est. Vivamus a tellus.</w:t>
-      </w:r>
-    </w:p>
-    <w:p>
-      <w:pPr>
-        <w:rPr>
-          <w:noProof/>
-        </w:rPr>
-      </w:pPr>
-      <w:r>
-        <w:rPr>
-          <w:noProof/>
-        </w:rPr>
-        <w:t>Pellentesque habitant morbi tristique senectus et netus et malesuada fames ac turpis egestas. Proin pharetra nonummy pede. Mauris et orci.</w:t>
-      </w:r>
-    </w:p>
-    <w:p>
-      <w:pPr>
-        <w:rPr>
-          <w:noProof/>
-        </w:rPr>
-      </w:pPr>
-      <w:r>
-        <w:rPr>
-          <w:noProof/>
-        </w:rPr>
-        <w:t>Aenean nec lorem. In porttitor. Donec laoreet nonummy augue.</w:t>
-      </w:r>
-    </w:p>
-    <w:p>
-      <w:r>
-        <w:rPr>
-          <w:noProof/>
-        </w:rPr>
-        <w:t>Suspendisse dui purus, scelerisque at, vulputate vitae, pretium mattis, nunc. Mauris eget neque at sem venenatis eleifend. Ut nonummy.</w:t>
-      </w:r>
-    </w:p>
-    <w:p>
       <w:r>
         <w:br w:type="page"/>
       </w:r>
@@ -2453,11 +3187,81 @@
       <w:pPr>
         <w:pStyle w:val="Ttulo1"/>
       </w:pPr>
-      <w:bookmarkStart w:id="8" w:name="_Toc225406432"/>
+      <w:bookmarkStart w:id="7" w:name="_Toc226614218"/>
       <w:r>
         <w:lastRenderedPageBreak/>
         <w:t>REFERENCIAL TEÓRICO</w:t>
       </w:r>
+      <w:bookmarkEnd w:id="7"/>
+    </w:p>
+    <w:p>
+      <w:pPr>
+        <w:rPr>
+          <w:noProof/>
+        </w:rPr>
+      </w:pPr>
+      <w:r>
+        <w:rPr>
+          <w:noProof/>
+        </w:rPr>
+        <w:t>Lorem ipsum dolor sit amet, consectetuer adipiscing elit. Maecenas porttitor congue massa. Fusce posuere, magna sed pulvinar ultricies, purus lectus malesuada libero, sit amet commodo magna eros quis urna.</w:t>
+      </w:r>
+    </w:p>
+    <w:p>
+      <w:pPr>
+        <w:rPr>
+          <w:noProof/>
+        </w:rPr>
+      </w:pPr>
+      <w:r>
+        <w:rPr>
+          <w:noProof/>
+        </w:rPr>
+        <w:t>Nunc viverra imperdiet enim. Fusce est. Vivamus a tellus.</w:t>
+      </w:r>
+    </w:p>
+    <w:p>
+      <w:pPr>
+        <w:rPr>
+          <w:noProof/>
+        </w:rPr>
+      </w:pPr>
+      <w:r>
+        <w:rPr>
+          <w:noProof/>
+        </w:rPr>
+        <w:t>Pellentesque habitant morbi tristique senectus et netus et malesuada fames ac turpis egestas. Proin pharetra nonummy pede. Mauris et orci.</w:t>
+      </w:r>
+    </w:p>
+    <w:p>
+      <w:pPr>
+        <w:rPr>
+          <w:noProof/>
+        </w:rPr>
+      </w:pPr>
+      <w:r>
+        <w:rPr>
+          <w:noProof/>
+        </w:rPr>
+        <w:t>Aenean nec lorem. In porttitor. Donec laoreet nonummy augue.</w:t>
+      </w:r>
+    </w:p>
+    <w:p>
+      <w:r>
+        <w:rPr>
+          <w:noProof/>
+        </w:rPr>
+        <w:t>Suspendisse dui purus, scelerisque at, vulputate vitae, pretium mattis, nunc. Mauris eget neque at sem venenatis eleifend. Ut nonummy.</w:t>
+      </w:r>
+    </w:p>
+    <w:p>
+      <w:pPr>
+        <w:pStyle w:val="Ttulo2"/>
+      </w:pPr>
+      <w:bookmarkStart w:id="8" w:name="_Toc226614219"/>
+      <w:r>
+        <w:t>Simulando um subtítulo</w:t>
+      </w:r>
       <w:bookmarkEnd w:id="8"/>
     </w:p>
     <w:p>
@@ -2522,83 +3326,13 @@
     </w:p>
     <w:p>
       <w:pPr>
-        <w:pStyle w:val="Ttulo2"/>
-      </w:pPr>
-      <w:bookmarkStart w:id="9" w:name="_Toc225406433"/>
-      <w:r>
-        <w:t>Simulando um subtítulo</w:t>
+        <w:pStyle w:val="Ttulo3"/>
+      </w:pPr>
+      <w:bookmarkStart w:id="9" w:name="_Toc226614220"/>
+      <w:r>
+        <w:t>Aura</w:t>
       </w:r>
       <w:bookmarkEnd w:id="9"/>
-    </w:p>
-    <w:p>
-      <w:pPr>
-        <w:rPr>
-          <w:noProof/>
-        </w:rPr>
-      </w:pPr>
-      <w:r>
-        <w:rPr>
-          <w:noProof/>
-        </w:rPr>
-        <w:t>Lorem ipsum dolor sit amet, consectetuer adipiscing elit. Maecenas porttitor congue massa. Fusce posuere, magna sed pulvinar ultricies, purus lectus malesuada libero, sit amet commodo magna eros quis urna.</w:t>
-      </w:r>
-    </w:p>
-    <w:p>
-      <w:pPr>
-        <w:rPr>
-          <w:noProof/>
-        </w:rPr>
-      </w:pPr>
-      <w:r>
-        <w:rPr>
-          <w:noProof/>
-        </w:rPr>
-        <w:t>Nunc viverra imperdiet enim. Fusce est. Vivamus a tellus.</w:t>
-      </w:r>
-    </w:p>
-    <w:p>
-      <w:pPr>
-        <w:rPr>
-          <w:noProof/>
-        </w:rPr>
-      </w:pPr>
-      <w:r>
-        <w:rPr>
-          <w:noProof/>
-        </w:rPr>
-        <w:t>Pellentesque habitant morbi tristique senectus et netus et malesuada fames ac turpis egestas. Proin pharetra nonummy pede. Mauris et orci.</w:t>
-      </w:r>
-    </w:p>
-    <w:p>
-      <w:pPr>
-        <w:rPr>
-          <w:noProof/>
-        </w:rPr>
-      </w:pPr>
-      <w:r>
-        <w:rPr>
-          <w:noProof/>
-        </w:rPr>
-        <w:t>Aenean nec lorem. In porttitor. Donec laoreet nonummy augue.</w:t>
-      </w:r>
-    </w:p>
-    <w:p>
-      <w:r>
-        <w:rPr>
-          <w:noProof/>
-        </w:rPr>
-        <w:t>Suspendisse dui purus, scelerisque at, vulputate vitae, pretium mattis, nunc. Mauris eget neque at sem venenatis eleifend. Ut nonummy.</w:t>
-      </w:r>
-    </w:p>
-    <w:p>
-      <w:pPr>
-        <w:pStyle w:val="Ttulo3"/>
-      </w:pPr>
-      <w:bookmarkStart w:id="10" w:name="_Toc225406434"/>
-      <w:r>
-        <w:t>Aura</w:t>
-      </w:r>
-      <w:bookmarkEnd w:id="10"/>
     </w:p>
     <w:p>
       <w:pPr>
@@ -2665,10 +3399,80 @@
       <w:pPr>
         <w:pStyle w:val="Ttulo2"/>
       </w:pPr>
-      <w:bookmarkStart w:id="11" w:name="_Toc225406435"/>
+      <w:bookmarkStart w:id="10" w:name="_Toc226614221"/>
       <w:r>
         <w:t>Outro subtítulo</w:t>
       </w:r>
+      <w:bookmarkEnd w:id="10"/>
+    </w:p>
+    <w:p>
+      <w:pPr>
+        <w:rPr>
+          <w:noProof/>
+        </w:rPr>
+      </w:pPr>
+      <w:r>
+        <w:rPr>
+          <w:noProof/>
+        </w:rPr>
+        <w:t>Lorem ipsum dolor sit amet, consectetuer adipiscing elit. Maecenas porttitor congue massa. Fusce posuere, magna sed pulvinar ultricies, purus lectus malesuada libero, sit amet commodo magna eros quis urna.</w:t>
+      </w:r>
+    </w:p>
+    <w:p>
+      <w:pPr>
+        <w:rPr>
+          <w:noProof/>
+        </w:rPr>
+      </w:pPr>
+      <w:r>
+        <w:rPr>
+          <w:noProof/>
+        </w:rPr>
+        <w:t>Nunc viverra imperdiet enim. Fusce est. Vivamus a tellus.</w:t>
+      </w:r>
+    </w:p>
+    <w:p>
+      <w:pPr>
+        <w:rPr>
+          <w:noProof/>
+        </w:rPr>
+      </w:pPr>
+      <w:r>
+        <w:rPr>
+          <w:noProof/>
+        </w:rPr>
+        <w:t>Pellentesque habitant morbi tristique senectus et netus et malesuada fames ac turpis egestas. Proin pharetra nonummy pede. Mauris et orci.</w:t>
+      </w:r>
+    </w:p>
+    <w:p>
+      <w:pPr>
+        <w:rPr>
+          <w:noProof/>
+        </w:rPr>
+      </w:pPr>
+      <w:r>
+        <w:rPr>
+          <w:noProof/>
+        </w:rPr>
+        <w:t>Aenean nec lorem. In porttitor. Donec laoreet nonummy augue.</w:t>
+      </w:r>
+    </w:p>
+    <w:p>
+      <w:r>
+        <w:rPr>
+          <w:noProof/>
+        </w:rPr>
+        <w:t>Suspendisse dui purus, scelerisque at, vulputate vitae, pretium mattis, nunc. Mauris eget neque at sem venenatis eleifend. Ut nonummy.</w:t>
+      </w:r>
+    </w:p>
+    <w:p>
+      <w:pPr>
+        <w:pStyle w:val="Ttulo3"/>
+      </w:pPr>
+      <w:bookmarkStart w:id="11" w:name="_Toc226614222"/>
+      <w:r>
+        <w:t>Eita</w:t>
+      </w:r>
       <w:bookmarkEnd w:id="11"/>
     </w:p>
     <w:p>
@@ -2724,6 +3528,11 @@
       </w:r>
     </w:p>
     <w:p>
+      <w:pPr>
+        <w:rPr>
+          <w:noProof/>
+        </w:rPr>
+      </w:pPr>
       <w:r>
         <w:rPr>
           <w:noProof/>
@@ -2733,109 +3542,32 @@
     </w:p>
     <w:p>
       <w:pPr>
-        <w:pStyle w:val="Ttulo3"/>
-      </w:pPr>
-      <w:bookmarkStart w:id="12" w:name="_Toc225406436"/>
-      <w:proofErr w:type="spellStart"/>
-      <w:r>
-        <w:t>Eita</w:t>
+        <w:pStyle w:val="Ttulo4"/>
+        <w:rPr>
+          <w:noProof/>
+        </w:rPr>
+      </w:pPr>
+      <w:bookmarkStart w:id="12" w:name="_Toc226614223"/>
+      <w:r>
+        <w:rPr>
+          <w:noProof/>
+        </w:rPr>
+        <w:t>Echa</w:t>
       </w:r>
       <w:bookmarkEnd w:id="12"/>
-      <w:proofErr w:type="spellEnd"/>
-    </w:p>
-    <w:p>
-      <w:pPr>
-        <w:rPr>
-          <w:noProof/>
-        </w:rPr>
-      </w:pPr>
-      <w:r>
-        <w:rPr>
-          <w:noProof/>
-        </w:rPr>
-        <w:t>Lorem ipsum dolor sit amet, consectetuer adipiscing elit. Maecenas porttitor congue massa. Fusce posuere, magna sed pulvinar ultricies, purus lectus malesuada libero, sit amet commodo magna eros quis urna.</w:t>
-      </w:r>
-    </w:p>
-    <w:p>
-      <w:pPr>
-        <w:rPr>
-          <w:noProof/>
-        </w:rPr>
-      </w:pPr>
-      <w:r>
-        <w:rPr>
-          <w:noProof/>
-        </w:rPr>
-        <w:t>Nunc viverra imperdiet enim. Fusce est. Vivamus a tellus.</w:t>
-      </w:r>
-    </w:p>
-    <w:p>
-      <w:pPr>
-        <w:rPr>
-          <w:noProof/>
-        </w:rPr>
-      </w:pPr>
-      <w:r>
-        <w:rPr>
-          <w:noProof/>
-        </w:rPr>
-        <w:t>Pellentesque habitant morbi tristique senectus et netus et malesuada fames ac turpis egestas. Proin pharetra nonummy pede. Mauris et orci.</w:t>
-      </w:r>
-    </w:p>
-    <w:p>
-      <w:pPr>
-        <w:rPr>
-          <w:noProof/>
-        </w:rPr>
-      </w:pPr>
-      <w:r>
-        <w:rPr>
-          <w:noProof/>
-        </w:rPr>
-        <w:t>Aenean nec lorem. In porttitor. Donec laoreet nonummy augue.</w:t>
-      </w:r>
-    </w:p>
-    <w:p>
-      <w:pPr>
-        <w:rPr>
-          <w:noProof/>
-        </w:rPr>
-      </w:pPr>
-      <w:r>
-        <w:rPr>
-          <w:noProof/>
-        </w:rPr>
-        <w:t>Suspendisse dui purus, scelerisque at, vulputate vitae, pretium mattis, nunc. Mauris eget neque at sem venenatis eleifend. Ut nonummy.</w:t>
-      </w:r>
-    </w:p>
-    <w:p>
-      <w:pPr>
-        <w:pStyle w:val="Ttulo4"/>
-        <w:rPr>
-          <w:noProof/>
-        </w:rPr>
-      </w:pPr>
-      <w:bookmarkStart w:id="13" w:name="_Toc225406437"/>
-      <w:r>
-        <w:rPr>
-          <w:noProof/>
-        </w:rPr>
-        <w:t>Echa</w:t>
+    </w:p>
+    <w:p>
+      <w:pPr>
+        <w:pStyle w:val="Ttulo5"/>
+      </w:pPr>
+      <w:bookmarkStart w:id="13" w:name="_Toc226614224"/>
+      <w:r>
+        <w:t>Ave</w:t>
       </w:r>
       <w:bookmarkEnd w:id="13"/>
     </w:p>
     <w:p>
       <w:pPr>
-        <w:pStyle w:val="Ttulo5"/>
-      </w:pPr>
-      <w:bookmarkStart w:id="14" w:name="_Toc225406438"/>
-      <w:r>
-        <w:t>Ave</w:t>
-      </w:r>
-      <w:bookmarkEnd w:id="14"/>
-    </w:p>
-    <w:p>
-      <w:pPr>
         <w:rPr>
           <w:noProof/>
         </w:rPr>
@@ -2851,101 +3583,64 @@
       <w:pPr>
         <w:pStyle w:val="Ttulo1"/>
       </w:pPr>
-      <w:bookmarkStart w:id="15" w:name="_Toc225406439"/>
+      <w:bookmarkStart w:id="14" w:name="_Toc226614225"/>
       <w:r>
         <w:lastRenderedPageBreak/>
         <w:t>IMERSÃO</w:t>
       </w:r>
+      <w:bookmarkEnd w:id="14"/>
+    </w:p>
+    <w:p>
+      <w:r>
+        <w:t xml:space="preserve">A imersão constitui a primeira etapa do processo, voltada á </w:t>
+      </w:r>
+      <w:r>
+        <w:softHyphen/>
+        <w:t>compreensão aprofundada do problema a ser resolvido. No contexto do projeto, essa fase envolveu a observação do cenário e a realização de uma pesquisa de campo, com o objetivo de entender melhor as necessidades dos usuários e avaliar a viabilidade da proposta (Deterding, 2011)</w:t>
+      </w:r>
+    </w:p>
+    <w:p>
+      <w:pPr>
+        <w:pStyle w:val="Ttulo2"/>
+        <w:rPr>
+          <w:noProof/>
+        </w:rPr>
+      </w:pPr>
+      <w:bookmarkStart w:id="15" w:name="_Toc226614226"/>
+      <w:r>
+        <w:rPr>
+          <w:noProof/>
+        </w:rPr>
+        <w:t>Caderno de Sensibilidade</w:t>
+      </w:r>
       <w:bookmarkEnd w:id="15"/>
     </w:p>
     <w:p>
       <w:pPr>
-        <w:rPr>
-          <w:noProof/>
-        </w:rPr>
-      </w:pPr>
-      <w:r>
-        <w:rPr>
-          <w:noProof/>
-        </w:rPr>
-        <w:t>Lorem ipsum dolor sit amet, consectetuer adipiscing elit. Maecenas porttitor congue massa. Fusce posuere, magna sed pulvinar ultricies, purus lectus malesuada libero, sit amet commodo magna eros quis urna.</w:t>
-      </w:r>
-    </w:p>
-    <w:p>
-      <w:pPr>
-        <w:rPr>
-          <w:noProof/>
-        </w:rPr>
-      </w:pPr>
-      <w:r>
-        <w:rPr>
-          <w:noProof/>
-        </w:rPr>
-        <w:t>Nunc viverra imperdiet enim. Fusce est. Vivamus a tellus.</w:t>
-      </w:r>
-    </w:p>
-    <w:p>
-      <w:pPr>
-        <w:rPr>
-          <w:noProof/>
-        </w:rPr>
-      </w:pPr>
-      <w:r>
-        <w:rPr>
-          <w:noProof/>
-        </w:rPr>
-        <w:t>Pellentesque habitant morbi tristique senectus et netus et malesuada fames ac turpis egestas. Proin pharetra nonummy pede. Mauris et orci.</w:t>
-      </w:r>
-    </w:p>
-    <w:p>
-      <w:pPr>
-        <w:rPr>
-          <w:noProof/>
-        </w:rPr>
-      </w:pPr>
-      <w:r>
-        <w:rPr>
-          <w:noProof/>
-        </w:rPr>
-        <w:t>Aenean nec lorem. In porttitor. Donec laoreet nonummy augue.</w:t>
-      </w:r>
-    </w:p>
-    <w:p>
-      <w:pPr>
-        <w:rPr>
-          <w:noProof/>
-        </w:rPr>
-      </w:pPr>
-      <w:r>
-        <w:rPr>
-          <w:noProof/>
-        </w:rPr>
-        <w:t>Suspendisse dui purus, scelerisque at, vulputate vitae, pretium mattis, nunc. Mauris eget neque at sem venenatis eleifend. Ut nonummy.</w:t>
-      </w:r>
-    </w:p>
-    <w:p>
-      <w:pPr>
-        <w:pStyle w:val="Ttulo2"/>
-      </w:pPr>
-      <w:r>
-        <w:rPr>
-          <w:noProof/>
-        </w:rPr>
-        <w:t>Caderno de Sensibilidade</w:t>
+        <w:pStyle w:val="Citao"/>
+      </w:pPr>
+      <w:r>
+        <w:t>Os cadernos são uma forma de obter informações sobre pessoas e seus universos. Os cadernos possibilitam coletar dados do usuário com o mínimo de interferência sobre suas ações, ou quando a questão investigada se desenrola de forma intermitente ou dentro de um longo período.</w:t>
+      </w:r>
+      <w:r>
+        <w:br/>
+        <w:t>Ao contrário de uma abordagem de observação direta e presencial, esta técnica permite que o próprio usuário faça o relato de suas atividades, no contexto de seu dia a dia. Este tipo de informação é útil na fase de imersão, uma vez que possibilita o entendimento do universo do usuário, de seus sonhos e de suas expectativas, sem que o pesquisador precise ir até ele.</w:t>
+      </w:r>
+    </w:p>
+    <w:p>
+      <w:pPr>
+        <w:pStyle w:val="Citao"/>
+      </w:pPr>
+      <w:r>
+        <w:t>(MJV TECHNOLOGY &amp; INNOVATION, 2016)</w:t>
       </w:r>
     </w:p>
     <w:p>
       <w:pPr>
         <w:pStyle w:val="Legenda"/>
         <w:keepNext/>
-        <w:jc w:val="both"/>
-      </w:pPr>
-    </w:p>
-    <w:p>
-      <w:pPr>
-        <w:pStyle w:val="Legenda"/>
-        <w:keepNext/>
-      </w:pPr>
+      </w:pPr>
+      <w:bookmarkStart w:id="16" w:name="_Toc226613146"/>
       <w:r>
         <w:t xml:space="preserve">Figura </w:t>
       </w:r>
@@ -2970,6 +3665,7 @@
       <w:r>
         <w:t>: Caderno de Sensibilidade</w:t>
       </w:r>
+      <w:bookmarkEnd w:id="16"/>
     </w:p>
     <w:p>
       <w:pPr>
@@ -2995,7 +3691,7 @@
                     </pic:cNvPicPr>
                   </pic:nvPicPr>
                   <pic:blipFill>
-                    <a:blip r:embed="rId6">
+                    <a:blip r:embed="rId8">
                       <a:extLst>
                         <a:ext uri="{28A0092B-C50C-407E-A947-70E740481C1C}">
                           <a14:useLocalDpi xmlns:a14="http://schemas.microsoft.com/office/drawing/2010/main" val="0"/>
@@ -3044,22 +3740,11 @@
     </w:p>
     <w:p>
       <w:pPr>
-        <w:rPr>
-          <w:rFonts w:eastAsiaTheme="majorEastAsia" w:cstheme="majorBidi"/>
-          <w:szCs w:val="32"/>
-        </w:rPr>
-      </w:pPr>
-      <w:r>
-        <w:br w:type="page"/>
-      </w:r>
-    </w:p>
-    <w:p>
-      <w:pPr>
         <w:pStyle w:val="Legenda"/>
         <w:keepNext/>
       </w:pPr>
-      <w:r>
-        <w:lastRenderedPageBreak/>
+      <w:bookmarkStart w:id="17" w:name="_Toc226613168"/>
+      <w:r>
         <w:t xml:space="preserve">Quadro </w:t>
       </w:r>
       <w:r>
@@ -3080,6 +3765,10 @@
       <w:r>
         <w:fldChar w:fldCharType="end"/>
       </w:r>
+      <w:r>
+        <w:t>: Sentimentos e Reações</w:t>
+      </w:r>
+      <w:bookmarkEnd w:id="17"/>
     </w:p>
     <w:tbl>
       <w:tblPr>
@@ -3088,13 +3777,13 @@
         <w:tblLook w:val="04A0" w:firstRow="1" w:lastRow="0" w:firstColumn="1" w:lastColumn="0" w:noHBand="0" w:noVBand="1"/>
       </w:tblPr>
       <w:tblGrid>
-        <w:gridCol w:w="7225"/>
-        <w:gridCol w:w="1836"/>
+        <w:gridCol w:w="6516"/>
+        <w:gridCol w:w="2545"/>
       </w:tblGrid>
       <w:tr>
         <w:tc>
           <w:tcPr>
-            <w:tcW w:w="7225" w:type="dxa"/>
+            <w:tcW w:w="6516" w:type="dxa"/>
           </w:tcPr>
           <w:p>
             <w:pPr>
@@ -3115,7 +3804,7 @@
         </w:tc>
         <w:tc>
           <w:tcPr>
-            <w:tcW w:w="1836" w:type="dxa"/>
+            <w:tcW w:w="2545" w:type="dxa"/>
           </w:tcPr>
           <w:p>
             <w:pPr>
@@ -3138,31 +3827,72 @@
       <w:tr>
         <w:tc>
           <w:tcPr>
-            <w:tcW w:w="7225" w:type="dxa"/>
+            <w:tcW w:w="6516" w:type="dxa"/>
+          </w:tcPr>
+          <w:p>
+            <w:pPr>
+              <w:rPr>
+                <w:noProof/>
+              </w:rPr>
+            </w:pPr>
+            <w:r>
+              <w:rPr>
+                <w:noProof/>
+              </w:rPr>
+              <w:t xml:space="preserve">Lorem ipsum dolor sit amet, consectetuer adipiscing elit. Maecenas porttitor congue massa. Fusce posuere, </w:t>
+            </w:r>
+            <w:r>
+              <w:rPr>
+                <w:noProof/>
+              </w:rPr>
+              <w:lastRenderedPageBreak/>
+              <w:t>magna sed pulvinar ultricies, purus lectus malesuada libero, sit amet commodo magna eros quis urna.</w:t>
+            </w:r>
+          </w:p>
+        </w:tc>
+        <w:tc>
+          <w:tcPr>
+            <w:tcW w:w="2545" w:type="dxa"/>
           </w:tcPr>
           <w:p>
             <w:pPr>
               <w:ind w:firstLine="0"/>
               <w:rPr>
-                <w:rFonts w:eastAsiaTheme="majorEastAsia" w:cstheme="majorBidi"/>
-                <w:noProof/>
-                <w:szCs w:val="32"/>
+                <w:rFonts w:ascii="Segoe UI Symbol" w:eastAsiaTheme="majorEastAsia" w:hAnsi="Segoe UI Symbol" w:cstheme="majorBidi"/>
+                <w:sz w:val="72"/>
+                <w:szCs w:val="72"/>
               </w:rPr>
             </w:pPr>
             <w:r>
               <w:rPr>
-                <w:rFonts w:eastAsiaTheme="majorEastAsia" w:cstheme="majorBidi"/>
-                <w:noProof/>
-                <w:szCs w:val="32"/>
+                <w:rFonts w:ascii="Segoe UI Symbol" w:eastAsiaTheme="majorEastAsia" w:hAnsi="Segoe UI Symbol" w:cstheme="majorBidi"/>
+                <w:sz w:val="72"/>
+                <w:szCs w:val="72"/>
               </w:rPr>
-              <w:t>Lorem ipsum dolor sit amet, consectetuer adipiscing elit. Maecenas porttitor congue massa. Fusce posuere, magna sed pulvinar ultricies, purus lectus malesuada libero, sit amet.</w:t>
+              <w:lastRenderedPageBreak/>
+              <w:t>😊</w:t>
             </w:r>
           </w:p>
         </w:tc>
+      </w:tr>
+      <w:tr>
         <w:tc>
           <w:tcPr>
-            <w:tcW w:w="1836" w:type="dxa"/>
+            <w:tcW w:w="6516" w:type="dxa"/>
           </w:tcPr>
+          <w:p>
+            <w:pPr>
+              <w:rPr>
+                <w:noProof/>
+              </w:rPr>
+            </w:pPr>
+            <w:r>
+              <w:rPr>
+                <w:noProof/>
+              </w:rPr>
+              <w:t>Lorem ipsum dolor sit amet, consectetuer adipiscing elit. Maecenas porttitor congue massa. Fusce posuere, magna sed pulvinar ultricies, purus lectus malesuada libero, sit amet commodo magna eros quis urna.</w:t>
+            </w:r>
+          </w:p>
           <w:p>
             <w:pPr>
               <w:ind w:firstLine="0"/>
@@ -3173,61 +3903,47 @@
             </w:pPr>
           </w:p>
         </w:tc>
-      </w:tr>
-      <w:tr>
         <w:tc>
           <w:tcPr>
-            <w:tcW w:w="7225" w:type="dxa"/>
+            <w:tcW w:w="2545" w:type="dxa"/>
           </w:tcPr>
           <w:p>
             <w:pPr>
               <w:ind w:firstLine="0"/>
               <w:rPr>
                 <w:rFonts w:eastAsiaTheme="majorEastAsia" w:cstheme="majorBidi"/>
-                <w:noProof/>
                 <w:szCs w:val="32"/>
               </w:rPr>
             </w:pPr>
             <w:r>
               <w:rPr>
-                <w:rFonts w:eastAsiaTheme="majorEastAsia" w:cstheme="majorBidi"/>
-                <w:noProof/>
-                <w:szCs w:val="32"/>
+                <w:rFonts w:ascii="Segoe UI Symbol" w:eastAsiaTheme="majorEastAsia" w:hAnsi="Segoe UI Symbol" w:cstheme="majorBidi"/>
+                <w:sz w:val="72"/>
+                <w:szCs w:val="72"/>
               </w:rPr>
-              <w:t>Nunc viverra imperdiet enim. Fusce est. Vivamus a tellus.</w:t>
+              <w:t>😊</w:t>
             </w:r>
           </w:p>
+        </w:tc>
+      </w:tr>
+      <w:tr>
+        <w:tc>
+          <w:tcPr>
+            <w:tcW w:w="6516" w:type="dxa"/>
+          </w:tcPr>
           <w:p>
             <w:pPr>
-              <w:ind w:firstLine="0"/>
               <w:rPr>
-                <w:rFonts w:eastAsiaTheme="majorEastAsia" w:cstheme="majorBidi"/>
                 <w:noProof/>
-                <w:szCs w:val="32"/>
               </w:rPr>
             </w:pPr>
             <w:r>
               <w:rPr>
-                <w:rFonts w:eastAsiaTheme="majorEastAsia" w:cstheme="majorBidi"/>
                 <w:noProof/>
-                <w:szCs w:val="32"/>
               </w:rPr>
-              <w:t>Pellentesque habitant morbi tristique senectus et netus et malesuada fames ac turpis egestas. Proin pharet</w:t>
-            </w:r>
-            <w:r>
-              <w:rPr>
-                <w:rFonts w:eastAsiaTheme="majorEastAsia" w:cstheme="majorBidi"/>
-                <w:noProof/>
-                <w:szCs w:val="32"/>
-              </w:rPr>
-              <w:t>ra nonummy pede. Mauris et orci.</w:t>
+              <w:t>Lorem ipsum dolor sit amet, consectetuer adipiscing elit. Maecenas porttitor congue massa. Fusce posuere, magna sed pulvinar ultricies, purus lectus malesuada libero, sit amet commodo magna eros quis urna.</w:t>
             </w:r>
           </w:p>
-        </w:tc>
-        <w:tc>
-          <w:tcPr>
-            <w:tcW w:w="1836" w:type="dxa"/>
-          </w:tcPr>
           <w:p>
             <w:pPr>
               <w:ind w:firstLine="0"/>
@@ -3238,28 +3954,45 @@
             </w:pPr>
           </w:p>
         </w:tc>
-      </w:tr>
-      <w:tr>
         <w:tc>
           <w:tcPr>
-            <w:tcW w:w="7225" w:type="dxa"/>
+            <w:tcW w:w="2545" w:type="dxa"/>
           </w:tcPr>
           <w:p>
             <w:pPr>
               <w:ind w:firstLine="0"/>
               <w:rPr>
                 <w:rFonts w:eastAsiaTheme="majorEastAsia" w:cstheme="majorBidi"/>
-                <w:noProof/>
                 <w:szCs w:val="32"/>
               </w:rPr>
             </w:pPr>
             <w:r>
               <w:rPr>
-                <w:rFonts w:eastAsiaTheme="majorEastAsia" w:cstheme="majorBidi"/>
+                <w:rFonts w:ascii="Segoe UI Symbol" w:eastAsiaTheme="majorEastAsia" w:hAnsi="Segoe UI Symbol" w:cstheme="majorBidi"/>
+                <w:sz w:val="72"/>
+                <w:szCs w:val="72"/>
+              </w:rPr>
+              <w:t>😊</w:t>
+            </w:r>
+          </w:p>
+        </w:tc>
+      </w:tr>
+      <w:tr>
+        <w:tc>
+          <w:tcPr>
+            <w:tcW w:w="6516" w:type="dxa"/>
+          </w:tcPr>
+          <w:p>
+            <w:pPr>
+              <w:rPr>
                 <w:noProof/>
-                <w:szCs w:val="32"/>
               </w:rPr>
-              <w:t>Aenean nec lorem. In porttitor. Donec laoreet nonummy augue.</w:t>
+            </w:pPr>
+            <w:r>
+              <w:rPr>
+                <w:noProof/>
+              </w:rPr>
+              <w:t>Lorem ipsum dolor sit amet, consectetuer adipiscing elit. Maecenas porttitor congue massa. Fusce posuere, magna sed pulvinar ultricies, purus lectus malesuada libero, sit amet commodo magna eros quis urna.</w:t>
             </w:r>
           </w:p>
           <w:p>
@@ -3270,158 +4003,62 @@
                 <w:szCs w:val="32"/>
               </w:rPr>
             </w:pPr>
-            <w:r>
-              <w:rPr>
-                <w:rFonts w:eastAsiaTheme="majorEastAsia" w:cstheme="majorBidi"/>
-                <w:noProof/>
-                <w:szCs w:val="32"/>
-              </w:rPr>
-              <w:t>Suspendisse dui purus, scelerisque at, vulputate vitae, pretium mattis, nunc. Mauris eget neque at sem venenatis eleifend. Ut nonummy</w:t>
-            </w:r>
           </w:p>
         </w:tc>
         <w:tc>
           <w:tcPr>
-            <w:tcW w:w="1836" w:type="dxa"/>
+            <w:tcW w:w="2545" w:type="dxa"/>
           </w:tcPr>
           <w:p>
             <w:pPr>
               <w:ind w:firstLine="0"/>
               <w:rPr>
-                <w:rFonts w:eastAsiaTheme="majorEastAsia" w:cstheme="majorBidi"/>
-                <w:szCs w:val="32"/>
+                <w:rFonts w:ascii="Segoe UI Symbol" w:eastAsiaTheme="majorEastAsia" w:hAnsi="Segoe UI Symbol" w:cstheme="majorBidi"/>
+                <w:sz w:val="72"/>
+                <w:szCs w:val="72"/>
               </w:rPr>
             </w:pPr>
+            <w:r>
+              <w:rPr>
+                <w:rFonts w:ascii="Segoe UI Symbol" w:eastAsiaTheme="majorEastAsia" w:hAnsi="Segoe UI Symbol" w:cstheme="majorBidi"/>
+                <w:sz w:val="72"/>
+                <w:szCs w:val="72"/>
+              </w:rPr>
+              <w:t>😭</w:t>
+            </w:r>
           </w:p>
         </w:tc>
       </w:tr>
       <w:tr>
         <w:tc>
           <w:tcPr>
-            <w:tcW w:w="7225" w:type="dxa"/>
+            <w:tcW w:w="6516" w:type="dxa"/>
           </w:tcPr>
           <w:p>
             <w:pPr>
-              <w:ind w:firstLine="0"/>
               <w:rPr>
-                <w:rFonts w:eastAsiaTheme="majorEastAsia" w:cstheme="majorBidi"/>
                 <w:noProof/>
-                <w:szCs w:val="32"/>
               </w:rPr>
             </w:pPr>
             <w:r>
               <w:rPr>
-                <w:rFonts w:eastAsiaTheme="majorEastAsia" w:cstheme="majorBidi"/>
                 <w:noProof/>
-                <w:szCs w:val="32"/>
               </w:rPr>
               <w:t>Lorem ipsum dolor sit amet, consectetuer adipiscing elit. Maecenas porttitor congue massa. Fusce posuere, magna sed pulvinar ultricies, purus lectus malesuada libero, sit amet commodo magna eros quis urna.</w:t>
             </w:r>
           </w:p>
-        </w:tc>
-        <w:tc>
-          <w:tcPr>
-            <w:tcW w:w="1836" w:type="dxa"/>
-          </w:tcPr>
           <w:p>
             <w:pPr>
-              <w:ind w:firstLine="0"/>
               <w:rPr>
-                <w:rFonts w:eastAsiaTheme="majorEastAsia" w:cstheme="majorBidi"/>
-                <w:szCs w:val="32"/>
+                <w:noProof/>
               </w:rPr>
             </w:pPr>
           </w:p>
         </w:tc>
-      </w:tr>
-      <w:tr>
         <w:tc>
           <w:tcPr>
-            <w:tcW w:w="7225" w:type="dxa"/>
+            <w:tcW w:w="2545" w:type="dxa"/>
           </w:tcPr>
-          <w:p>
-            <w:pPr>
-              <w:ind w:firstLine="0"/>
-              <w:rPr>
-                <w:rFonts w:eastAsiaTheme="majorEastAsia" w:cstheme="majorBidi"/>
-                <w:noProof/>
-                <w:szCs w:val="32"/>
-              </w:rPr>
-            </w:pPr>
-            <w:r>
-              <w:rPr>
-                <w:rFonts w:eastAsiaTheme="majorEastAsia" w:cstheme="majorBidi"/>
-                <w:noProof/>
-                <w:szCs w:val="32"/>
-              </w:rPr>
-              <w:t>Nunc viverra imperdiet enim. Fusce est. Vivamus a tellus.</w:t>
-            </w:r>
-          </w:p>
-          <w:p>
-            <w:pPr>
-              <w:ind w:firstLine="0"/>
-              <w:rPr>
-                <w:rFonts w:eastAsiaTheme="majorEastAsia" w:cstheme="majorBidi"/>
-                <w:noProof/>
-                <w:szCs w:val="32"/>
-              </w:rPr>
-            </w:pPr>
-            <w:r>
-              <w:rPr>
-                <w:rFonts w:eastAsiaTheme="majorEastAsia" w:cstheme="majorBidi"/>
-                <w:noProof/>
-                <w:szCs w:val="32"/>
-              </w:rPr>
-              <w:t>Pellentesque habitant morbi tristique senectus et netus et malesuada fames ac turpis egestas. Proin pharetr</w:t>
-            </w:r>
-            <w:r>
-              <w:rPr>
-                <w:rFonts w:eastAsiaTheme="majorEastAsia" w:cstheme="majorBidi"/>
-                <w:noProof/>
-                <w:szCs w:val="32"/>
-              </w:rPr>
-              <w:t>a nonummy pede. Mauris et orci.</w:t>
-            </w:r>
-          </w:p>
-        </w:tc>
-        <w:tc>
-          <w:tcPr>
-            <w:tcW w:w="1836" w:type="dxa"/>
-          </w:tcPr>
-          <w:p>
-            <w:pPr>
-              <w:ind w:firstLine="0"/>
-              <w:rPr>
-                <w:rFonts w:eastAsiaTheme="majorEastAsia" w:cstheme="majorBidi"/>
-                <w:szCs w:val="32"/>
-              </w:rPr>
-            </w:pPr>
-          </w:p>
-        </w:tc>
-      </w:tr>
-      <w:tr>
-        <w:tc>
-          <w:tcPr>
-            <w:tcW w:w="7225" w:type="dxa"/>
-          </w:tcPr>
-          <w:p>
-            <w:pPr>
-              <w:ind w:firstLine="0"/>
-              <w:rPr>
-                <w:rFonts w:eastAsiaTheme="majorEastAsia" w:cstheme="majorBidi"/>
-                <w:noProof/>
-                <w:szCs w:val="32"/>
-              </w:rPr>
-            </w:pPr>
-            <w:r>
-              <w:rPr>
-                <w:rFonts w:eastAsiaTheme="majorEastAsia" w:cstheme="majorBidi"/>
-                <w:noProof/>
-                <w:szCs w:val="32"/>
-              </w:rPr>
-              <w:t>Aenean nec lorem. In porttitor. Donec laoreet nonummy augue.</w:t>
-            </w:r>
-          </w:p>
           <w:p>
             <w:pPr>
               <w:ind w:firstLine="0"/>
@@ -3432,60 +4069,45 @@
             </w:pPr>
             <w:r>
               <w:rPr>
-                <w:rFonts w:eastAsiaTheme="majorEastAsia" w:cstheme="majorBidi"/>
-                <w:noProof/>
-                <w:szCs w:val="32"/>
+                <w:rFonts w:ascii="Segoe UI Symbol" w:eastAsiaTheme="majorEastAsia" w:hAnsi="Segoe UI Symbol" w:cstheme="majorBidi"/>
+                <w:sz w:val="72"/>
+                <w:szCs w:val="72"/>
               </w:rPr>
-              <w:t>Suspendisse dui purus, scelerisque at, vulputate vitae, pretium mattis, nunc. Mauris eget neque at sem venenatis eleifend. Ut nonummy</w:t>
+              <w:t>😭</w:t>
             </w:r>
-            <w:r>
-              <w:rPr>
-                <w:rFonts w:eastAsiaTheme="majorEastAsia" w:cstheme="majorBidi"/>
-                <w:noProof/>
-                <w:szCs w:val="32"/>
-              </w:rPr>
-              <w:t>.</w:t>
-            </w:r>
-          </w:p>
-        </w:tc>
-        <w:tc>
-          <w:tcPr>
-            <w:tcW w:w="1836" w:type="dxa"/>
-          </w:tcPr>
-          <w:p>
-            <w:pPr>
-              <w:ind w:firstLine="0"/>
-              <w:rPr>
-                <w:rFonts w:eastAsiaTheme="majorEastAsia" w:cstheme="majorBidi"/>
-                <w:szCs w:val="32"/>
-              </w:rPr>
-            </w:pPr>
           </w:p>
         </w:tc>
       </w:tr>
       <w:tr>
         <w:tc>
           <w:tcPr>
-            <w:tcW w:w="7225" w:type="dxa"/>
+            <w:tcW w:w="6516" w:type="dxa"/>
           </w:tcPr>
           <w:p>
             <w:pPr>
-              <w:ind w:firstLine="0"/>
               <w:rPr>
-                <w:rFonts w:eastAsiaTheme="majorEastAsia" w:cstheme="majorBidi"/>
                 <w:noProof/>
-                <w:szCs w:val="32"/>
               </w:rPr>
             </w:pPr>
             <w:r>
               <w:rPr>
-                <w:rFonts w:eastAsiaTheme="majorEastAsia" w:cstheme="majorBidi"/>
                 <w:noProof/>
-                <w:szCs w:val="32"/>
               </w:rPr>
-              <w:t>Aenean nec lorem. In porttitor. Donec laoreet nonummy augue.</w:t>
+              <w:t>Lorem ipsum dolor sit amet, consectetuer adipiscing elit. Maecenas porttitor congue massa. Fusce posuere, magna sed pulvinar ultricies, purus lectus malesuada libero, sit amet commodo magna eros quis urna.</w:t>
             </w:r>
           </w:p>
+          <w:p>
+            <w:pPr>
+              <w:rPr>
+                <w:noProof/>
+              </w:rPr>
+            </w:pPr>
+          </w:p>
+        </w:tc>
+        <w:tc>
+          <w:tcPr>
+            <w:tcW w:w="2545" w:type="dxa"/>
+          </w:tcPr>
           <w:p>
             <w:pPr>
               <w:ind w:firstLine="0"/>
@@ -3496,25 +4118,45 @@
             </w:pPr>
             <w:r>
               <w:rPr>
-                <w:rFonts w:eastAsiaTheme="majorEastAsia" w:cstheme="majorBidi"/>
+                <w:rFonts w:ascii="Segoe UI Symbol" w:eastAsiaTheme="majorEastAsia" w:hAnsi="Segoe UI Symbol" w:cstheme="majorBidi"/>
+                <w:sz w:val="72"/>
+                <w:szCs w:val="72"/>
+              </w:rPr>
+              <w:t>😭</w:t>
+            </w:r>
+          </w:p>
+        </w:tc>
+      </w:tr>
+      <w:tr>
+        <w:tc>
+          <w:tcPr>
+            <w:tcW w:w="6516" w:type="dxa"/>
+          </w:tcPr>
+          <w:p>
+            <w:pPr>
+              <w:rPr>
                 <w:noProof/>
-                <w:szCs w:val="32"/>
               </w:rPr>
-              <w:t>Suspendisse dui purus, scelerisque at, vulputate vitae, pretium mattis, nunc. Mauris eget neque at sem venenatis eleifend. Ut nonummy</w:t>
-            </w:r>
+            </w:pPr>
             <w:r>
               <w:rPr>
-                <w:rFonts w:eastAsiaTheme="majorEastAsia" w:cstheme="majorBidi"/>
                 <w:noProof/>
-                <w:szCs w:val="32"/>
               </w:rPr>
-              <w:t>.</w:t>
+              <w:lastRenderedPageBreak/>
+              <w:t>Lorem ipsum dolor sit amet, consectetuer adipiscing elit. Maecenas porttitor congue massa. Fusce posuere, magna sed pulvinar ultricies, purus lectus malesuada libero, sit amet commodo magna eros quis urna.</w:t>
             </w:r>
+          </w:p>
+          <w:p>
+            <w:pPr>
+              <w:rPr>
+                <w:noProof/>
+              </w:rPr>
+            </w:pPr>
           </w:p>
         </w:tc>
         <w:tc>
           <w:tcPr>
-            <w:tcW w:w="1836" w:type="dxa"/>
+            <w:tcW w:w="2545" w:type="dxa"/>
           </w:tcPr>
           <w:p>
             <w:pPr>
@@ -3524,6 +4166,14 @@
                 <w:szCs w:val="32"/>
               </w:rPr>
             </w:pPr>
+            <w:r>
+              <w:rPr>
+                <w:rFonts w:ascii="Segoe UI Symbol" w:eastAsiaTheme="majorEastAsia" w:hAnsi="Segoe UI Symbol" w:cstheme="majorBidi"/>
+                <w:sz w:val="72"/>
+                <w:szCs w:val="72"/>
+              </w:rPr>
+              <w:t>😭</w:t>
+            </w:r>
           </w:p>
         </w:tc>
       </w:tr>
@@ -3533,109 +4183,212 @@
         <w:pStyle w:val="ImagenseFontes"/>
       </w:pPr>
       <w:r>
-        <w:t>Fonte: Os Autores, 2026.</w:t>
+        <w:t>Fonte: Os Autores, 2026</w:t>
+      </w:r>
+    </w:p>
+    <w:p>
+      <w:pPr>
+        <w:pStyle w:val="Ttulo2"/>
+        <w:rPr>
+          <w:szCs w:val="32"/>
+        </w:rPr>
+      </w:pPr>
+      <w:bookmarkStart w:id="18" w:name="_Toc226614227"/>
+      <w:r>
+        <w:t>Pesquisa de Campo</w:t>
+      </w:r>
+      <w:bookmarkEnd w:id="18"/>
+    </w:p>
+    <w:p>
+      <w:r>
+        <w:t>Introdução explicando sobre a pesquisa de campo</w:t>
+      </w:r>
+    </w:p>
+    <w:p>
+      <w:pPr>
+        <w:pStyle w:val="Legenda"/>
+        <w:keepNext/>
+      </w:pPr>
+      <w:bookmarkStart w:id="19" w:name="_Toc226613243"/>
+      <w:r>
+        <w:t xml:space="preserve">Grafico </w:t>
+      </w:r>
+      <w:r>
+        <w:fldChar w:fldCharType="begin"/>
+      </w:r>
+      <w:r>
+        <w:instrText xml:space="preserve"> SEQ Grafico \* ARABIC </w:instrText>
+      </w:r>
+      <w:r>
+        <w:fldChar w:fldCharType="separate"/>
+      </w:r>
+      <w:r>
+        <w:rPr>
+          <w:noProof/>
+        </w:rPr>
+        <w:t>1</w:t>
+      </w:r>
+      <w:r>
+        <w:fldChar w:fldCharType="end"/>
+      </w:r>
+      <w:r>
+        <w:t>: Idade dos Entrevistados</w:t>
+      </w:r>
+      <w:bookmarkEnd w:id="19"/>
+    </w:p>
+    <w:p>
+      <w:pPr>
+        <w:pStyle w:val="ImagenseFontes"/>
+        <w:keepNext/>
+      </w:pPr>
+      <w:r>
+        <w:drawing>
+          <wp:inline distT="0" distB="0" distL="0" distR="0">
+            <wp:extent cx="5486400" cy="3200400"/>
+            <wp:effectExtent l="0" t="0" r="0" b="0"/>
+            <wp:docPr id="4" name="Gráfico 4"/>
+            <wp:cNvGraphicFramePr/>
+            <a:graphic xmlns:a="http://schemas.openxmlformats.org/drawingml/2006/main">
+              <a:graphicData uri="http://schemas.openxmlformats.org/drawingml/2006/chart">
+                <c:chart xmlns:c="http://schemas.openxmlformats.org/drawingml/2006/chart" xmlns:r="http://schemas.openxmlformats.org/officeDocument/2006/relationships" r:id="rId9"/>
+              </a:graphicData>
+            </a:graphic>
+          </wp:inline>
+        </w:drawing>
+      </w:r>
+    </w:p>
+    <w:p>
+      <w:pPr>
+        <w:pStyle w:val="Legenda"/>
+      </w:pPr>
+      <w:r>
+        <w:t>Fonte</w:t>
+      </w:r>
+      <w:r>
+        <w:t>: Os A</w:t>
+      </w:r>
+      <w:r>
+        <w:t>utores</w:t>
+      </w:r>
+      <w:r>
+        <w:t>, 2026</w:t>
+      </w:r>
+    </w:p>
+    <w:p>
+      <w:pPr>
+        <w:pStyle w:val="Legenda"/>
+      </w:pPr>
+    </w:p>
+    <w:p>
+      <w:pPr>
+        <w:pStyle w:val="Legenda"/>
+        <w:keepNext/>
+      </w:pPr>
+      <w:r>
+        <w:lastRenderedPageBreak/>
+        <w:t xml:space="preserve">Grafico </w:t>
+      </w:r>
+      <w:r>
+        <w:fldChar w:fldCharType="begin"/>
+      </w:r>
+      <w:r>
+        <w:instrText xml:space="preserve"> SEQ Grafico \* ARABIC </w:instrText>
+      </w:r>
+      <w:r>
+        <w:fldChar w:fldCharType="separate"/>
+      </w:r>
+      <w:r>
+        <w:rPr>
+          <w:noProof/>
+        </w:rPr>
+        <w:t>2</w:t>
+      </w:r>
+      <w:r>
+        <w:fldChar w:fldCharType="end"/>
+      </w:r>
+      <w:r>
+        <w:t>: Gostos</w:t>
+      </w:r>
+    </w:p>
+    <w:p>
+      <w:pPr>
+        <w:pStyle w:val="Legenda"/>
+        <w:keepNext/>
+      </w:pPr>
+      <w:r>
+        <w:rPr>
+          <w:noProof/>
+          <w:lang w:eastAsia="pt-BR"/>
+        </w:rPr>
+        <w:drawing>
+          <wp:inline distT="0" distB="0" distL="0" distR="0">
+            <wp:extent cx="5486400" cy="3200400"/>
+            <wp:effectExtent l="0" t="0" r="0" b="0"/>
+            <wp:docPr id="6" name="Gráfico 6"/>
+            <wp:cNvGraphicFramePr/>
+            <a:graphic xmlns:a="http://schemas.openxmlformats.org/drawingml/2006/main">
+              <a:graphicData uri="http://schemas.openxmlformats.org/drawingml/2006/chart">
+                <c:chart xmlns:c="http://schemas.openxmlformats.org/drawingml/2006/chart" xmlns:r="http://schemas.openxmlformats.org/officeDocument/2006/relationships" r:id="rId10"/>
+              </a:graphicData>
+            </a:graphic>
+          </wp:inline>
+        </w:drawing>
+      </w:r>
+    </w:p>
+    <w:p>
+      <w:pPr>
+        <w:pStyle w:val="Legenda"/>
+      </w:pPr>
+      <w:r>
+        <w:t>Fonte: Os Autores, 2026</w:t>
+      </w:r>
+    </w:p>
+    <w:p>
+      <w:pPr>
+        <w:pStyle w:val="Legenda"/>
+      </w:pPr>
+      <w:r>
+        <w:br w:type="page"/>
       </w:r>
     </w:p>
     <w:p>
       <w:pPr>
         <w:pStyle w:val="Ttulo1"/>
       </w:pPr>
-      <w:bookmarkStart w:id="16" w:name="_Toc225406440"/>
+      <w:bookmarkStart w:id="20" w:name="_Toc226614228"/>
       <w:r>
         <w:lastRenderedPageBreak/>
         <w:t>ANÁLISE E SÍNTESE</w:t>
       </w:r>
-      <w:bookmarkEnd w:id="16"/>
+      <w:bookmarkEnd w:id="20"/>
     </w:p>
     <w:p>
       <w:pPr>
         <w:pStyle w:val="Ttulo2"/>
       </w:pPr>
-      <w:bookmarkStart w:id="17" w:name="_Toc225406441"/>
+      <w:bookmarkStart w:id="21" w:name="_Toc226614229"/>
       <w:r>
         <w:t>Person</w:t>
       </w:r>
-      <w:bookmarkEnd w:id="17"/>
       <w:r>
         <w:t>a</w:t>
       </w:r>
+      <w:bookmarkEnd w:id="21"/>
     </w:p>
     <w:p>
       <w:pPr>
         <w:pStyle w:val="Citao"/>
-        <w:rPr>
-          <w:noProof/>
-        </w:rPr>
-      </w:pPr>
-      <w:r>
-        <w:rPr>
-          <w:noProof/>
-        </w:rPr>
-        <w:t>Lorem ipsum dolor sit amet, consectetuer adipiscing elit. Maecenas porttitor congue massa. Fusce posuere, magna sed pulvinar ultricies, purus lectus malesuada libero, sit amet commodo magna eros quis urna.</w:t>
-      </w:r>
-    </w:p>
-    <w:p>
-      <w:pPr>
-        <w:pStyle w:val="Citao"/>
-        <w:rPr>
-          <w:noProof/>
-        </w:rPr>
-      </w:pPr>
-      <w:r>
-        <w:rPr>
-          <w:noProof/>
-        </w:rPr>
-        <w:t>Nunc viverra imperdiet enim. Fusce est. Vivamus a tellus.</w:t>
-      </w:r>
-    </w:p>
-    <w:p>
-      <w:pPr>
-        <w:pStyle w:val="Citao"/>
-        <w:rPr>
-          <w:noProof/>
-        </w:rPr>
-      </w:pPr>
-      <w:r>
-        <w:rPr>
-          <w:noProof/>
-        </w:rPr>
-        <w:t>Pellentesque habitant morbi tristique senectus et netus et malesuada fames ac turpis egestas. Proin pharetra nonummy pede. Mauris et orci.</w:t>
-      </w:r>
-    </w:p>
-    <w:p>
-      <w:pPr>
-        <w:pStyle w:val="Citao"/>
-        <w:rPr>
-          <w:noProof/>
-        </w:rPr>
-      </w:pPr>
-      <w:r>
-        <w:rPr>
-          <w:noProof/>
-        </w:rPr>
-        <w:t>Aenean nec lorem. In porttitor. Donec laoreet nonummy augue.</w:t>
-      </w:r>
-    </w:p>
-    <w:p>
-      <w:pPr>
-        <w:pStyle w:val="Citao"/>
-        <w:rPr>
-          <w:noProof/>
-        </w:rPr>
-      </w:pPr>
-      <w:r>
-        <w:rPr>
-          <w:noProof/>
-        </w:rPr>
-        <w:t>Suspendisse dui purus, scelerisque at, vulputate vitae, pretium mattis, nunc. Mauris eget neque at sem venenatis eleifend. Ut nonummy.</w:t>
+      </w:pPr>
+      <w:r>
+        <w:t>As personas são personagens ficcionais, criadas com base na síntese dos comportamentos observados dentre consumidores com perfis extremos. Traduzem motivações, desejos, expectativas e necessidades, que sintonizam características significativas dos públicos-alvo relevantes para os produtos e serviços das marcas e organizações. [...] Ao final, são atribuídos nomes, histórias e necessidades que contribuem para a personificação desses arquétipos.” (VIANNA et al., 2012, p. 80 apud COLLIER DE MENDONÇA et al., ANO).</w:t>
       </w:r>
     </w:p>
     <w:p>
       <w:pPr>
         <w:pStyle w:val="Legenda"/>
         <w:keepNext/>
-        <w:jc w:val="both"/>
-      </w:pPr>
+      </w:pPr>
+      <w:bookmarkStart w:id="22" w:name="_Toc226613147"/>
       <w:r>
         <w:t xml:space="preserve">Figura </w:t>
       </w:r>
@@ -3658,26 +4411,20 @@
         <w:fldChar w:fldCharType="end"/>
       </w:r>
       <w:r>
-        <w:rPr>
-          <w:noProof/>
-        </w:rPr>
-        <w:t>: Imagem de Personas</w:t>
-      </w:r>
-    </w:p>
-    <w:p>
-      <w:pPr>
-        <w:jc w:val="left"/>
-      </w:pPr>
-      <w:r>
-        <w:rPr>
-          <w:noProof/>
-          <w:lang w:eastAsia="pt-BR"/>
-        </w:rPr>
+        <w:t>: Personas</w:t>
+      </w:r>
+      <w:bookmarkEnd w:id="22"/>
+    </w:p>
+    <w:p>
+      <w:pPr>
+        <w:pStyle w:val="ImagenseFontes"/>
+      </w:pPr>
+      <w:r>
         <w:drawing>
           <wp:inline distT="0" distB="0" distL="0" distR="0">
-            <wp:extent cx="5760085" cy="978923"/>
-            <wp:effectExtent l="0" t="0" r="0" b="2540"/>
-            <wp:docPr id="1" name="Imagem 1" descr="Storyboard That Family"/>
+            <wp:extent cx="1775011" cy="1441476"/>
+            <wp:effectExtent l="0" t="0" r="0" b="6350"/>
+            <wp:docPr id="1" name="Imagem 1" descr="Como definir personas durante a aplicação do Design Thinking?"/>
             <wp:cNvGraphicFramePr>
               <a:graphicFrameLocks xmlns:a="http://schemas.openxmlformats.org/drawingml/2006/main" noChangeAspect="1"/>
             </wp:cNvGraphicFramePr>
@@ -3685,13 +4432,13 @@
               <a:graphicData uri="http://schemas.openxmlformats.org/drawingml/2006/picture">
                 <pic:pic xmlns:pic="http://schemas.openxmlformats.org/drawingml/2006/picture">
                   <pic:nvPicPr>
-                    <pic:cNvPr id="0" name="Picture 1" descr="Storyboard That Family"/>
+                    <pic:cNvPr id="0" name="Picture 1" descr="Como definir personas durante a aplicação do Design Thinking?"/>
                     <pic:cNvPicPr>
                       <a:picLocks noChangeAspect="1" noChangeArrowheads="1"/>
                     </pic:cNvPicPr>
                   </pic:nvPicPr>
                   <pic:blipFill>
-                    <a:blip r:embed="rId7" cstate="print">
+                    <a:blip r:embed="rId11" cstate="print">
                       <a:extLst>
                         <a:ext uri="{28A0092B-C50C-407E-A947-70E740481C1C}">
                           <a14:useLocalDpi xmlns:a14="http://schemas.microsoft.com/office/drawing/2010/main" val="0"/>
@@ -3706,7 +4453,7 @@
                   <pic:spPr bwMode="auto">
                     <a:xfrm>
                       <a:off x="0" y="0"/>
-                      <a:ext cx="5760085" cy="978923"/>
+                      <a:ext cx="1790488" cy="1454044"/>
                     </a:xfrm>
                     <a:prstGeom prst="rect">
                       <a:avLst/>
@@ -3728,52 +4475,239 @@
         <w:pStyle w:val="ImagenseFontes"/>
       </w:pPr>
       <w:r>
-        <w:t xml:space="preserve">Fonte: </w:t>
-      </w:r>
-      <w:proofErr w:type="spellStart"/>
-      <w:r>
-        <w:t>StoryboardThat</w:t>
-      </w:r>
-      <w:proofErr w:type="spellEnd"/>
-      <w:r>
-        <w:t>, 2026.</w:t>
-      </w:r>
+        <w:t>Fonte: Tallyson Faustino, 2024</w:t>
+      </w:r>
+    </w:p>
+    <w:p>
+      <w:r>
+        <w:t>Sendo assim nesse trabalho foi criado a persona xcx, que atende os requisitos da citação acima, então aqui está a persona xxxxxxxx.</w:t>
+      </w:r>
+    </w:p>
+    <w:p>
+      <w:pPr>
+        <w:pStyle w:val="Ttulo1"/>
+      </w:pPr>
+      <w:r>
+        <w:br w:type="page"/>
+      </w:r>
+      <w:bookmarkStart w:id="23" w:name="_Toc226614230"/>
+      <w:r>
+        <w:lastRenderedPageBreak/>
+        <w:t>A</w:t>
+      </w:r>
+      <w:r>
+        <w:t>SPECTOS ESTRATÉGICOS</w:t>
+      </w:r>
+      <w:bookmarkEnd w:id="23"/>
+    </w:p>
+    <w:p>
+      <w:pPr>
+        <w:pStyle w:val="Ttulo2"/>
+      </w:pPr>
+      <w:bookmarkStart w:id="24" w:name="_Toc226614231"/>
+      <w:r>
+        <w:t>Planejamento Financeiro</w:t>
+      </w:r>
+      <w:bookmarkEnd w:id="24"/>
+    </w:p>
+    <w:p>
+      <w:pPr>
+        <w:pStyle w:val="Legenda"/>
+        <w:keepNext/>
+        <w:rPr>
+          <w:vertAlign w:val="subscript"/>
+        </w:rPr>
+      </w:pPr>
+      <w:bookmarkStart w:id="25" w:name="_Toc226613252"/>
+      <w:r>
+        <w:t xml:space="preserve">Tabela </w:t>
+      </w:r>
+      <w:r>
+        <w:fldChar w:fldCharType="begin"/>
+      </w:r>
+      <w:r>
+        <w:instrText xml:space="preserve"> SEQ Tabela \* ARABIC </w:instrText>
+      </w:r>
+      <w:r>
+        <w:fldChar w:fldCharType="separate"/>
+      </w:r>
+      <w:r>
+        <w:rPr>
+          <w:noProof/>
+        </w:rPr>
+        <w:t>1</w:t>
+      </w:r>
+      <w:r>
+        <w:fldChar w:fldCharType="end"/>
+      </w:r>
+      <w:r>
+        <w:rPr>
+          <w:noProof/>
+        </w:rPr>
+        <w:t>: Pacotes</w:t>
+      </w:r>
+      <w:bookmarkEnd w:id="25"/>
+    </w:p>
+    <w:tbl>
+      <w:tblPr>
+        <w:tblStyle w:val="TabeladeGrade4-nfase5"/>
+        <w:tblW w:w="0" w:type="auto"/>
+        <w:tblBorders>
+          <w:top w:val="single" w:sz="4" w:space="0" w:color="auto"/>
+          <w:left w:val="none" w:sz="0" w:space="0" w:color="auto"/>
+          <w:bottom w:val="single" w:sz="4" w:space="0" w:color="auto"/>
+          <w:right w:val="none" w:sz="0" w:space="0" w:color="auto"/>
+          <w:insideH w:val="single" w:sz="4" w:space="0" w:color="auto"/>
+          <w:insideV w:val="single" w:sz="4" w:space="0" w:color="auto"/>
+        </w:tblBorders>
+        <w:tblLook w:val="04A0" w:firstRow="1" w:lastRow="0" w:firstColumn="1" w:lastColumn="0" w:noHBand="0" w:noVBand="1"/>
+      </w:tblPr>
+      <w:tblGrid>
+        <w:gridCol w:w="4530"/>
+        <w:gridCol w:w="4531"/>
+      </w:tblGrid>
+      <w:tr>
+        <w:trPr>
+          <w:cnfStyle w:val="100000000000" w:firstRow="1" w:lastRow="0" w:firstColumn="0" w:lastColumn="0" w:oddVBand="0" w:evenVBand="0" w:oddHBand="0" w:evenHBand="0" w:firstRowFirstColumn="0" w:firstRowLastColumn="0" w:lastRowFirstColumn="0" w:lastRowLastColumn="0"/>
+        </w:trPr>
+        <w:tc>
+          <w:tcPr>
+            <w:cnfStyle w:val="001000000000" w:firstRow="0" w:lastRow="0" w:firstColumn="1" w:lastColumn="0" w:oddVBand="0" w:evenVBand="0" w:oddHBand="0" w:evenHBand="0" w:firstRowFirstColumn="0" w:firstRowLastColumn="0" w:lastRowFirstColumn="0" w:lastRowLastColumn="0"/>
+            <w:tcW w:w="4530" w:type="dxa"/>
+            <w:tcBorders>
+              <w:top w:val="none" w:sz="0" w:space="0" w:color="auto"/>
+              <w:left w:val="none" w:sz="0" w:space="0" w:color="auto"/>
+              <w:bottom w:val="none" w:sz="0" w:space="0" w:color="auto"/>
+              <w:right w:val="none" w:sz="0" w:space="0" w:color="auto"/>
+            </w:tcBorders>
+          </w:tcPr>
+          <w:p>
+            <w:r>
+              <w:t>Pacote</w:t>
+            </w:r>
+          </w:p>
+        </w:tc>
+        <w:tc>
+          <w:tcPr>
+            <w:tcW w:w="4531" w:type="dxa"/>
+            <w:tcBorders>
+              <w:top w:val="none" w:sz="0" w:space="0" w:color="auto"/>
+              <w:left w:val="none" w:sz="0" w:space="0" w:color="auto"/>
+              <w:bottom w:val="none" w:sz="0" w:space="0" w:color="auto"/>
+              <w:right w:val="none" w:sz="0" w:space="0" w:color="auto"/>
+            </w:tcBorders>
+          </w:tcPr>
+          <w:p>
+            <w:pPr>
+              <w:cnfStyle w:val="100000000000" w:firstRow="1" w:lastRow="0" w:firstColumn="0" w:lastColumn="0" w:oddVBand="0" w:evenVBand="0" w:oddHBand="0" w:evenHBand="0" w:firstRowFirstColumn="0" w:firstRowLastColumn="0" w:lastRowFirstColumn="0" w:lastRowLastColumn="0"/>
+            </w:pPr>
+            <w:r>
+              <w:t>Valor</w:t>
+            </w:r>
+          </w:p>
+        </w:tc>
+      </w:tr>
+      <w:tr>
+        <w:trPr>
+          <w:cnfStyle w:val="000000100000" w:firstRow="0" w:lastRow="0" w:firstColumn="0" w:lastColumn="0" w:oddVBand="0" w:evenVBand="0" w:oddHBand="1" w:evenHBand="0" w:firstRowFirstColumn="0" w:firstRowLastColumn="0" w:lastRowFirstColumn="0" w:lastRowLastColumn="0"/>
+        </w:trPr>
+        <w:tc>
+          <w:tcPr>
+            <w:cnfStyle w:val="001000000000" w:firstRow="0" w:lastRow="0" w:firstColumn="1" w:lastColumn="0" w:oddVBand="0" w:evenVBand="0" w:oddHBand="0" w:evenHBand="0" w:firstRowFirstColumn="0" w:firstRowLastColumn="0" w:lastRowFirstColumn="0" w:lastRowLastColumn="0"/>
+            <w:tcW w:w="4530" w:type="dxa"/>
+          </w:tcPr>
+          <w:p>
+            <w:r>
+              <w:t>Pacote Prata</w:t>
+            </w:r>
+          </w:p>
+        </w:tc>
+        <w:tc>
+          <w:tcPr>
+            <w:tcW w:w="4531" w:type="dxa"/>
+          </w:tcPr>
+          <w:p>
+            <w:pPr>
+              <w:cnfStyle w:val="000000100000" w:firstRow="0" w:lastRow="0" w:firstColumn="0" w:lastColumn="0" w:oddVBand="0" w:evenVBand="0" w:oddHBand="1" w:evenHBand="0" w:firstRowFirstColumn="0" w:firstRowLastColumn="0" w:lastRowFirstColumn="0" w:lastRowLastColumn="0"/>
+            </w:pPr>
+            <w:r>
+              <w:t>27,00</w:t>
+            </w:r>
+          </w:p>
+        </w:tc>
+      </w:tr>
+      <w:tr>
+        <w:tc>
+          <w:tcPr>
+            <w:cnfStyle w:val="001000000000" w:firstRow="0" w:lastRow="0" w:firstColumn="1" w:lastColumn="0" w:oddVBand="0" w:evenVBand="0" w:oddHBand="0" w:evenHBand="0" w:firstRowFirstColumn="0" w:firstRowLastColumn="0" w:lastRowFirstColumn="0" w:lastRowLastColumn="0"/>
+            <w:tcW w:w="4530" w:type="dxa"/>
+          </w:tcPr>
+          <w:p>
+            <w:r>
+              <w:t>Pacote Ouro</w:t>
+            </w:r>
+          </w:p>
+        </w:tc>
+        <w:tc>
+          <w:tcPr>
+            <w:tcW w:w="4531" w:type="dxa"/>
+          </w:tcPr>
+          <w:p>
+            <w:pPr>
+              <w:cnfStyle w:val="000000000000" w:firstRow="0" w:lastRow="0" w:firstColumn="0" w:lastColumn="0" w:oddVBand="0" w:evenVBand="0" w:oddHBand="0" w:evenHBand="0" w:firstRowFirstColumn="0" w:firstRowLastColumn="0" w:lastRowFirstColumn="0" w:lastRowLastColumn="0"/>
+            </w:pPr>
+            <w:r>
+              <w:t>38,00</w:t>
+            </w:r>
+          </w:p>
+        </w:tc>
+      </w:tr>
+      <w:tr>
+        <w:trPr>
+          <w:cnfStyle w:val="000000100000" w:firstRow="0" w:lastRow="0" w:firstColumn="0" w:lastColumn="0" w:oddVBand="0" w:evenVBand="0" w:oddHBand="1" w:evenHBand="0" w:firstRowFirstColumn="0" w:firstRowLastColumn="0" w:lastRowFirstColumn="0" w:lastRowLastColumn="0"/>
+        </w:trPr>
+        <w:tc>
+          <w:tcPr>
+            <w:cnfStyle w:val="001000000000" w:firstRow="0" w:lastRow="0" w:firstColumn="1" w:lastColumn="0" w:oddVBand="0" w:evenVBand="0" w:oddHBand="0" w:evenHBand="0" w:firstRowFirstColumn="0" w:firstRowLastColumn="0" w:lastRowFirstColumn="0" w:lastRowLastColumn="0"/>
+            <w:tcW w:w="4530" w:type="dxa"/>
+          </w:tcPr>
+          <w:p>
+            <w:r>
+              <w:t>Pacote Premium</w:t>
+            </w:r>
+          </w:p>
+        </w:tc>
+        <w:tc>
+          <w:tcPr>
+            <w:tcW w:w="4531" w:type="dxa"/>
+          </w:tcPr>
+          <w:p>
+            <w:pPr>
+              <w:cnfStyle w:val="000000100000" w:firstRow="0" w:lastRow="0" w:firstColumn="0" w:lastColumn="0" w:oddVBand="0" w:evenVBand="0" w:oddHBand="1" w:evenHBand="0" w:firstRowFirstColumn="0" w:firstRowLastColumn="0" w:lastRowFirstColumn="0" w:lastRowLastColumn="0"/>
+            </w:pPr>
+            <w:r>
+              <w:t>56,00</w:t>
+            </w:r>
+          </w:p>
+        </w:tc>
+      </w:tr>
+    </w:tbl>
+    <w:p>
+      <w:pPr>
+        <w:pStyle w:val="Ttulo2"/>
+      </w:pPr>
+      <w:r>
+        <w:br w:type="page"/>
+      </w:r>
+      <w:bookmarkStart w:id="26" w:name="_GoBack"/>
+      <w:bookmarkEnd w:id="26"/>
     </w:p>
     <w:p>
       <w:pPr>
         <w:spacing w:after="160" w:line="259" w:lineRule="auto"/>
         <w:ind w:firstLine="0"/>
         <w:jc w:val="left"/>
-        <w:rPr>
-          <w:noProof/>
-          <w:lang w:eastAsia="pt-BR"/>
-        </w:rPr>
-      </w:pPr>
-      <w:r>
-        <w:rPr>
-          <w:noProof/>
-          <w:lang w:eastAsia="pt-BR"/>
-        </w:rPr>
-        <w:br w:type="page"/>
-      </w:r>
-    </w:p>
-    <w:p>
-      <w:pPr>
-        <w:pStyle w:val="SemEspaamento"/>
-        <w:jc w:val="both"/>
-      </w:pPr>
-      <w:bookmarkStart w:id="18" w:name="_GoBack"/>
-      <w:bookmarkEnd w:id="18"/>
-      <w:r>
-        <w:lastRenderedPageBreak/>
-        <w:br w:type="page"/>
-      </w:r>
-      <w:proofErr w:type="spellStart"/>
-      <w:r>
-        <w:lastRenderedPageBreak/>
-        <w:t>Sdsffdsfsdf</w:t>
-      </w:r>
-      <w:proofErr w:type="spellEnd"/>
+      </w:pPr>
     </w:p>
     <w:p>
       <w:pPr>
@@ -3784,26 +4718,20 @@
         </w:numPr>
         <w:ind w:left="709" w:hanging="709"/>
       </w:pPr>
+      <w:bookmarkStart w:id="27" w:name="_Toc226614232"/>
       <w:r>
         <w:t>REFERÊNCIAS</w:t>
       </w:r>
-    </w:p>
-    <w:p>
-      <w:pPr>
-        <w:ind w:firstLine="0"/>
-      </w:pPr>
-      <w:proofErr w:type="spellStart"/>
-      <w:r>
-        <w:t>M</w:t>
-      </w:r>
-      <w:r>
-        <w:t>jvinnovation</w:t>
-      </w:r>
-      <w:proofErr w:type="spellEnd"/>
-      <w:r>
-        <w:t xml:space="preserve">: </w:t>
-      </w:r>
-      <w:hyperlink r:id="rId8" w:history="1">
+      <w:bookmarkEnd w:id="27"/>
+    </w:p>
+    <w:p>
+      <w:pPr>
+        <w:spacing w:after="0"/>
+      </w:pPr>
+      <w:r>
+        <w:t xml:space="preserve">Nãolembro: </w:t>
+      </w:r>
+      <w:hyperlink r:id="rId12" w:history="1">
         <w:r>
           <w:rPr>
             <w:rStyle w:val="Hyperlink"/>
@@ -3812,33 +4740,278 @@
         </w:r>
       </w:hyperlink>
     </w:p>
-    <w:p>
-      <w:pPr>
-        <w:ind w:firstLine="0"/>
-      </w:pPr>
-      <w:proofErr w:type="spellStart"/>
-      <w:r>
-        <w:t>StoryboardThat</w:t>
-      </w:r>
-      <w:proofErr w:type="spellEnd"/>
-      <w:r>
-        <w:t xml:space="preserve">: </w:t>
-      </w:r>
-      <w:hyperlink r:id="rId9" w:history="1">
+    <w:p/>
+    <w:p>
+      <w:pPr>
+        <w:pStyle w:val="NormalWeb"/>
+        <w:spacing w:before="0" w:beforeAutospacing="0" w:after="0" w:afterAutospacing="0" w:line="360" w:lineRule="atLeast"/>
+        <w:rPr>
+          <w:rFonts w:ascii="Calibri" w:hAnsi="Calibri"/>
+          <w:color w:val="000000"/>
+          <w:sz w:val="27"/>
+          <w:szCs w:val="27"/>
+        </w:rPr>
+      </w:pPr>
+      <w:r>
+        <w:rPr>
+          <w:rFonts w:ascii="Calibri" w:hAnsi="Calibri"/>
+          <w:color w:val="000000"/>
+          <w:sz w:val="27"/>
+          <w:szCs w:val="27"/>
+        </w:rPr>
+        <w:t>TEAM, M. </w:t>
+      </w:r>
+      <w:r>
+        <w:rPr>
+          <w:rFonts w:ascii="Calibri" w:hAnsi="Calibri"/>
+          <w:b/>
+          <w:bCs/>
+          <w:color w:val="000000"/>
+          <w:sz w:val="27"/>
+          <w:szCs w:val="27"/>
+        </w:rPr>
+        <w:t>Design Thinking: o que são Cadernos de Sensibilização</w:t>
+      </w:r>
+      <w:r>
+        <w:rPr>
+          <w:rFonts w:ascii="Calibri" w:hAnsi="Calibri"/>
+          <w:color w:val="000000"/>
+          <w:sz w:val="27"/>
+          <w:szCs w:val="27"/>
+        </w:rPr>
+        <w:t xml:space="preserve">. Disponível em: &lt; </w:t>
+      </w:r>
+      <w:hyperlink r:id="rId13" w:history="1">
         <w:r>
           <w:rPr>
             <w:rStyle w:val="Hyperlink"/>
-          </w:rPr>
-          <w:t>https://www.storyboardthat.com/pt/design-thinking/usu%C3%A1rio-persona</w:t>
+            <w:rFonts w:ascii="Calibri" w:hAnsi="Calibri"/>
+            <w:sz w:val="27"/>
+            <w:szCs w:val="27"/>
+          </w:rPr>
+          <w:t>https://www.mjvinnovation.com/pt-br/blog/design-thinking-que-sao-cadernos-sensibilizacao/</w:t>
         </w:r>
       </w:hyperlink>
-    </w:p>
-    <w:p>
-      <w:pPr>
-        <w:ind w:firstLine="0"/>
-      </w:pPr>
-    </w:p>
+      <w:r>
+        <w:rPr>
+          <w:rFonts w:ascii="Calibri" w:hAnsi="Calibri"/>
+          <w:color w:val="000000"/>
+          <w:sz w:val="27"/>
+          <w:szCs w:val="27"/>
+        </w:rPr>
+        <w:t xml:space="preserve"> &gt;.</w:t>
+      </w:r>
+    </w:p>
+    <w:p>
+      <w:pPr>
+        <w:pStyle w:val="NormalWeb"/>
+        <w:spacing w:before="120" w:beforeAutospacing="0" w:after="0" w:afterAutospacing="0" w:line="360" w:lineRule="atLeast"/>
+        <w:rPr>
+          <w:rFonts w:ascii="Calibri" w:hAnsi="Calibri"/>
+          <w:color w:val="000000"/>
+          <w:sz w:val="27"/>
+          <w:szCs w:val="27"/>
+        </w:rPr>
+      </w:pPr>
+      <w:r>
+        <w:rPr>
+          <w:rFonts w:ascii="Calibri" w:hAnsi="Calibri"/>
+          <w:color w:val="000000"/>
+          <w:sz w:val="27"/>
+          <w:szCs w:val="27"/>
+        </w:rPr>
+        <w:t>TEAM, M. </w:t>
+      </w:r>
+      <w:r>
+        <w:rPr>
+          <w:rFonts w:ascii="Calibri" w:hAnsi="Calibri"/>
+          <w:b/>
+          <w:bCs/>
+          <w:color w:val="000000"/>
+          <w:sz w:val="27"/>
+          <w:szCs w:val="27"/>
+        </w:rPr>
+        <w:t>Design Thinking: o que são Cadernos de Sensibilização</w:t>
+      </w:r>
+      <w:r>
+        <w:rPr>
+          <w:rFonts w:ascii="Calibri" w:hAnsi="Calibri"/>
+          <w:color w:val="000000"/>
+          <w:sz w:val="27"/>
+          <w:szCs w:val="27"/>
+        </w:rPr>
+        <w:t>. Disponível em: &lt;https://www.mjvinnovation.com/pt-br/blog/design-thinking-que-sao-cadernos-sensibilizacao/&gt;.</w:t>
+      </w:r>
+    </w:p>
+    <w:p>
+      <w:pPr>
+        <w:pStyle w:val="NormalWeb"/>
+        <w:spacing w:before="120" w:beforeAutospacing="0" w:after="0" w:afterAutospacing="0" w:line="360" w:lineRule="atLeast"/>
+        <w:rPr>
+          <w:rFonts w:ascii="Calibri" w:hAnsi="Calibri"/>
+          <w:color w:val="000000"/>
+          <w:sz w:val="27"/>
+          <w:szCs w:val="27"/>
+        </w:rPr>
+      </w:pPr>
+      <w:r>
+        <w:rPr>
+          <w:rFonts w:ascii="Calibri" w:hAnsi="Calibri"/>
+          <w:color w:val="000000"/>
+          <w:sz w:val="27"/>
+          <w:szCs w:val="27"/>
+        </w:rPr>
+        <w:t>FAUSTINO, T. </w:t>
+      </w:r>
+      <w:r>
+        <w:rPr>
+          <w:rFonts w:ascii="Calibri" w:hAnsi="Calibri"/>
+          <w:b/>
+          <w:bCs/>
+          <w:color w:val="000000"/>
+          <w:sz w:val="27"/>
+          <w:szCs w:val="27"/>
+        </w:rPr>
+        <w:t>Hoje vamos falar sobre um recurso que pode ser utilizado em conjunto com o #MapadeEmpatia na etapa de análise e síntese do #DesignThinking - as personas. As personas são um importante recurso para o processo de descoberta e inovação em produtos, pois ela nos permitirá visualizar situações do ponto d</w:t>
+      </w:r>
+      <w:r>
+        <w:rPr>
+          <w:rFonts w:ascii="Calibri" w:hAnsi="Calibri"/>
+          <w:color w:val="000000"/>
+          <w:sz w:val="27"/>
+          <w:szCs w:val="27"/>
+        </w:rPr>
+        <w:t xml:space="preserve">. Disponível em: &lt; </w:t>
+      </w:r>
+      <w:hyperlink r:id="rId14" w:history="1">
+        <w:r>
+          <w:rPr>
+            <w:rStyle w:val="Hyperlink"/>
+            <w:rFonts w:ascii="Calibri" w:hAnsi="Calibri"/>
+            <w:sz w:val="27"/>
+            <w:szCs w:val="27"/>
+          </w:rPr>
+          <w:t>https://pt.linkedin.com/pulse/como-definir-personas-durante-aplica%C3%A7%C3%A3o-do-design-thinking-lucas-xhiyf</w:t>
+        </w:r>
+      </w:hyperlink>
+      <w:r>
+        <w:rPr>
+          <w:rFonts w:ascii="Calibri" w:hAnsi="Calibri"/>
+          <w:color w:val="000000"/>
+          <w:sz w:val="27"/>
+          <w:szCs w:val="27"/>
+        </w:rPr>
+        <w:t xml:space="preserve"> &gt;. Acesso em: 2 abr. 2026.</w:t>
+      </w:r>
+    </w:p>
+    <w:p>
+      <w:pPr>
+        <w:pStyle w:val="NormalWeb"/>
+        <w:rPr>
+          <w:rFonts w:ascii="Calibri" w:hAnsi="Calibri"/>
+          <w:color w:val="000000"/>
+          <w:sz w:val="27"/>
+          <w:szCs w:val="27"/>
+        </w:rPr>
+      </w:pPr>
+      <w:r>
+        <w:rPr>
+          <w:rFonts w:ascii="Calibri" w:hAnsi="Calibri"/>
+          <w:color w:val="000000"/>
+          <w:sz w:val="27"/>
+          <w:szCs w:val="27"/>
+        </w:rPr>
+        <w:t>‌</w:t>
+      </w:r>
+    </w:p>
+    <w:p>
+      <w:pPr>
+        <w:pStyle w:val="NormalWeb"/>
+        <w:spacing w:before="0" w:beforeAutospacing="0" w:after="0" w:afterAutospacing="0" w:line="360" w:lineRule="atLeast"/>
+        <w:rPr>
+          <w:rFonts w:ascii="Calibri" w:hAnsi="Calibri"/>
+          <w:color w:val="000000"/>
+          <w:sz w:val="27"/>
+          <w:szCs w:val="27"/>
+        </w:rPr>
+      </w:pPr>
+    </w:p>
+    <w:p>
+      <w:pPr>
+        <w:pStyle w:val="NormalWeb"/>
+        <w:rPr>
+          <w:rFonts w:ascii="Calibri" w:hAnsi="Calibri"/>
+          <w:color w:val="000000"/>
+          <w:sz w:val="27"/>
+          <w:szCs w:val="27"/>
+        </w:rPr>
+      </w:pPr>
+      <w:r>
+        <w:rPr>
+          <w:rFonts w:ascii="Calibri" w:hAnsi="Calibri"/>
+          <w:color w:val="000000"/>
+          <w:sz w:val="27"/>
+          <w:szCs w:val="27"/>
+        </w:rPr>
+        <w:t>‌</w:t>
+      </w:r>
+    </w:p>
+    <w:p>
+      <w:pPr>
+        <w:pStyle w:val="NormalWeb"/>
+        <w:rPr>
+          <w:rFonts w:ascii="Calibri" w:hAnsi="Calibri"/>
+          <w:color w:val="000000"/>
+          <w:sz w:val="27"/>
+          <w:szCs w:val="27"/>
+        </w:rPr>
+      </w:pPr>
+      <w:r>
+        <w:rPr>
+          <w:rFonts w:ascii="Calibri" w:hAnsi="Calibri"/>
+          <w:color w:val="000000"/>
+          <w:sz w:val="27"/>
+          <w:szCs w:val="27"/>
+        </w:rPr>
+        <w:t>‌</w:t>
+      </w:r>
+    </w:p>
+    <w:p>
+      <w:pPr>
+        <w:pStyle w:val="NormalWeb"/>
+        <w:spacing w:before="0" w:beforeAutospacing="0" w:after="0" w:afterAutospacing="0" w:line="360" w:lineRule="atLeast"/>
+        <w:rPr>
+          <w:rFonts w:ascii="Calibri" w:hAnsi="Calibri"/>
+          <w:color w:val="000000"/>
+          <w:sz w:val="27"/>
+          <w:szCs w:val="27"/>
+        </w:rPr>
+      </w:pPr>
+    </w:p>
+    <w:p>
+      <w:pPr>
+        <w:pStyle w:val="NormalWeb"/>
+        <w:rPr>
+          <w:rFonts w:ascii="Calibri" w:hAnsi="Calibri"/>
+          <w:color w:val="000000"/>
+          <w:sz w:val="27"/>
+          <w:szCs w:val="27"/>
+        </w:rPr>
+      </w:pPr>
+      <w:r>
+        <w:rPr>
+          <w:rFonts w:ascii="Calibri" w:hAnsi="Calibri"/>
+          <w:color w:val="000000"/>
+          <w:sz w:val="27"/>
+          <w:szCs w:val="27"/>
+        </w:rPr>
+        <w:t>‌</w:t>
+      </w:r>
+    </w:p>
+    <w:p/>
     <w:sectPr>
+      <w:headerReference w:type="default" r:id="rId15"/>
+      <w:footerReference w:type="default" r:id="rId16"/>
       <w:pgSz w:w="11906" w:h="16838"/>
       <w:pgMar w:top="1701" w:right="1134" w:bottom="1134" w:left="1701" w:header="709" w:footer="709" w:gutter="0"/>
       <w:cols w:space="708"/>
@@ -3848,8 +5021,113 @@
 </w:document>
 </file>
 
+<file path=word/endnotes.xml><?xml version="1.0" encoding="utf-8"?>
+<w:endnotes xmlns:wpc="http://schemas.microsoft.com/office/word/2010/wordprocessingCanvas" xmlns:cx="http://schemas.microsoft.com/office/drawing/2014/chartex" xmlns:cx1="http://schemas.microsoft.com/office/drawing/2015/9/8/chartex" xmlns:mc="http://schemas.openxmlformats.org/markup-compatibility/2006" xmlns:o="urn:schemas-microsoft-com:office:office" xmlns:r="http://schemas.openxmlformats.org/officeDocument/2006/relationships" xmlns:m="http://schemas.openxmlformats.org/officeDocument/2006/math" xmlns:v="urn:schemas-microsoft-com:vml" xmlns:wp14="http://schemas.microsoft.com/office/word/2010/wordprocessingDrawing" xmlns:wp="http://schemas.openxmlformats.org/drawingml/2006/wordprocessingDrawing" xmlns:w10="urn:schemas-microsoft-com:office:word" xmlns:w="http://schemas.openxmlformats.org/wordprocessingml/2006/main" xmlns:w14="http://schemas.microsoft.com/office/word/2010/wordml" xmlns:w15="http://schemas.microsoft.com/office/word/2012/wordml" xmlns:w16se="http://schemas.microsoft.com/office/word/2015/wordml/symex" xmlns:wpg="http://schemas.microsoft.com/office/word/2010/wordprocessingGroup" xmlns:wpi="http://schemas.microsoft.com/office/word/2010/wordprocessingInk" xmlns:wne="http://schemas.microsoft.com/office/word/2006/wordml" xmlns:wps="http://schemas.microsoft.com/office/word/2010/wordprocessingShape" mc:Ignorable="w14 w15 w16se wp14">
+  <w:endnote w:type="separator" w:id="-1">
+    <w:p>
+      <w:pPr>
+        <w:spacing w:after="0" w:line="240" w:lineRule="auto"/>
+      </w:pPr>
+      <w:r>
+        <w:separator/>
+      </w:r>
+    </w:p>
+  </w:endnote>
+  <w:endnote w:type="continuationSeparator" w:id="0">
+    <w:p>
+      <w:pPr>
+        <w:spacing w:after="0" w:line="240" w:lineRule="auto"/>
+      </w:pPr>
+      <w:r>
+        <w:continuationSeparator/>
+      </w:r>
+    </w:p>
+  </w:endnote>
+</w:endnotes>
+</file>
+
+<file path=word/footer1.xml><?xml version="1.0" encoding="utf-8"?>
+<w:ftr xmlns:wpc="http://schemas.microsoft.com/office/word/2010/wordprocessingCanvas" xmlns:cx="http://schemas.microsoft.com/office/drawing/2014/chartex" xmlns:cx1="http://schemas.microsoft.com/office/drawing/2015/9/8/chartex" xmlns:mc="http://schemas.openxmlformats.org/markup-compatibility/2006" xmlns:o="urn:schemas-microsoft-com:office:office" xmlns:r="http://schemas.openxmlformats.org/officeDocument/2006/relationships" xmlns:m="http://schemas.openxmlformats.org/officeDocument/2006/math" xmlns:v="urn:schemas-microsoft-com:vml" xmlns:wp14="http://schemas.microsoft.com/office/word/2010/wordprocessingDrawing" xmlns:wp="http://schemas.openxmlformats.org/drawingml/2006/wordprocessingDrawing" xmlns:w10="urn:schemas-microsoft-com:office:word" xmlns:w="http://schemas.openxmlformats.org/wordprocessingml/2006/main" xmlns:w14="http://schemas.microsoft.com/office/word/2010/wordml" xmlns:w15="http://schemas.microsoft.com/office/word/2012/wordml" xmlns:w16se="http://schemas.microsoft.com/office/word/2015/wordml/symex" xmlns:wpg="http://schemas.microsoft.com/office/word/2010/wordprocessingGroup" xmlns:wpi="http://schemas.microsoft.com/office/word/2010/wordprocessingInk" xmlns:wne="http://schemas.microsoft.com/office/word/2006/wordml" xmlns:wps="http://schemas.microsoft.com/office/word/2010/wordprocessingShape" mc:Ignorable="w14 w15 w16se wp14">
+  <w:p>
+    <w:pPr>
+      <w:pStyle w:val="Rodap"/>
+    </w:pPr>
+  </w:p>
+</w:ftr>
+</file>
+
+<file path=word/footnotes.xml><?xml version="1.0" encoding="utf-8"?>
+<w:footnotes xmlns:wpc="http://schemas.microsoft.com/office/word/2010/wordprocessingCanvas" xmlns:cx="http://schemas.microsoft.com/office/drawing/2014/chartex" xmlns:cx1="http://schemas.microsoft.com/office/drawing/2015/9/8/chartex" xmlns:mc="http://schemas.openxmlformats.org/markup-compatibility/2006" xmlns:o="urn:schemas-microsoft-com:office:office" xmlns:r="http://schemas.openxmlformats.org/officeDocument/2006/relationships" xmlns:m="http://schemas.openxmlformats.org/officeDocument/2006/math" xmlns:v="urn:schemas-microsoft-com:vml" xmlns:wp14="http://schemas.microsoft.com/office/word/2010/wordprocessingDrawing" xmlns:wp="http://schemas.openxmlformats.org/drawingml/2006/wordprocessingDrawing" xmlns:w10="urn:schemas-microsoft-com:office:word" xmlns:w="http://schemas.openxmlformats.org/wordprocessingml/2006/main" xmlns:w14="http://schemas.microsoft.com/office/word/2010/wordml" xmlns:w15="http://schemas.microsoft.com/office/word/2012/wordml" xmlns:w16se="http://schemas.microsoft.com/office/word/2015/wordml/symex" xmlns:wpg="http://schemas.microsoft.com/office/word/2010/wordprocessingGroup" xmlns:wpi="http://schemas.microsoft.com/office/word/2010/wordprocessingInk" xmlns:wne="http://schemas.microsoft.com/office/word/2006/wordml" xmlns:wps="http://schemas.microsoft.com/office/word/2010/wordprocessingShape" mc:Ignorable="w14 w15 w16se wp14">
+  <w:footnote w:type="separator" w:id="-1">
+    <w:p>
+      <w:pPr>
+        <w:spacing w:after="0" w:line="240" w:lineRule="auto"/>
+      </w:pPr>
+      <w:r>
+        <w:separator/>
+      </w:r>
+    </w:p>
+  </w:footnote>
+  <w:footnote w:type="continuationSeparator" w:id="0">
+    <w:p>
+      <w:pPr>
+        <w:spacing w:after="0" w:line="240" w:lineRule="auto"/>
+      </w:pPr>
+      <w:r>
+        <w:continuationSeparator/>
+      </w:r>
+    </w:p>
+  </w:footnote>
+</w:footnotes>
+</file>
+
+<file path=word/header1.xml><?xml version="1.0" encoding="utf-8"?>
+<w:hdr xmlns:wpc="http://schemas.microsoft.com/office/word/2010/wordprocessingCanvas" xmlns:cx="http://schemas.microsoft.com/office/drawing/2014/chartex" xmlns:cx1="http://schemas.microsoft.com/office/drawing/2015/9/8/chartex" xmlns:mc="http://schemas.openxmlformats.org/markup-compatibility/2006" xmlns:o="urn:schemas-microsoft-com:office:office" xmlns:r="http://schemas.openxmlformats.org/officeDocument/2006/relationships" xmlns:m="http://schemas.openxmlformats.org/officeDocument/2006/math" xmlns:v="urn:schemas-microsoft-com:vml" xmlns:wp14="http://schemas.microsoft.com/office/word/2010/wordprocessingDrawing" xmlns:wp="http://schemas.openxmlformats.org/drawingml/2006/wordprocessingDrawing" xmlns:w10="urn:schemas-microsoft-com:office:word" xmlns:w="http://schemas.openxmlformats.org/wordprocessingml/2006/main" xmlns:w14="http://schemas.microsoft.com/office/word/2010/wordml" xmlns:w15="http://schemas.microsoft.com/office/word/2012/wordml" xmlns:w16se="http://schemas.microsoft.com/office/word/2015/wordml/symex" xmlns:wpg="http://schemas.microsoft.com/office/word/2010/wordprocessingGroup" xmlns:wpi="http://schemas.microsoft.com/office/word/2010/wordprocessingInk" xmlns:wne="http://schemas.microsoft.com/office/word/2006/wordml" xmlns:wps="http://schemas.microsoft.com/office/word/2010/wordprocessingShape" mc:Ignorable="w14 w15 w16se wp14">
+  <w:sdt>
+    <w:sdtPr>
+      <w:id w:val="-953865624"/>
+      <w:docPartObj>
+        <w:docPartGallery w:val="Page Numbers (Top of Page)"/>
+        <w:docPartUnique/>
+      </w:docPartObj>
+    </w:sdtPr>
+    <w:sdtContent>
+      <w:p>
+        <w:pPr>
+          <w:pStyle w:val="Cabealho"/>
+          <w:jc w:val="right"/>
+        </w:pPr>
+        <w:r>
+          <w:fldChar w:fldCharType="begin"/>
+        </w:r>
+        <w:r>
+          <w:instrText>PAGE   \* MERGEFORMAT</w:instrText>
+        </w:r>
+        <w:r>
+          <w:fldChar w:fldCharType="separate"/>
+        </w:r>
+        <w:r>
+          <w:rPr>
+            <w:noProof/>
+          </w:rPr>
+          <w:t>22</w:t>
+        </w:r>
+        <w:r>
+          <w:fldChar w:fldCharType="end"/>
+        </w:r>
+      </w:p>
+    </w:sdtContent>
+  </w:sdt>
+  <w:p>
+    <w:pPr>
+      <w:pStyle w:val="Cabealho"/>
+    </w:pPr>
+  </w:p>
+</w:hdr>
+</file>
+
 <file path=word/numbering.xml><?xml version="1.0" encoding="utf-8"?>
-<w:numbering xmlns:wpc="http://schemas.microsoft.com/office/word/2010/wordprocessingCanvas" xmlns:cx="http://schemas.microsoft.com/office/drawing/2014/chartex" xmlns:mc="http://schemas.openxmlformats.org/markup-compatibility/2006" xmlns:o="urn:schemas-microsoft-com:office:office" xmlns:r="http://schemas.openxmlformats.org/officeDocument/2006/relationships" xmlns:m="http://schemas.openxmlformats.org/officeDocument/2006/math" xmlns:v="urn:schemas-microsoft-com:vml" xmlns:wp14="http://schemas.microsoft.com/office/word/2010/wordprocessingDrawing" xmlns:wp="http://schemas.openxmlformats.org/drawingml/2006/wordprocessingDrawing" xmlns:w10="urn:schemas-microsoft-com:office:word" xmlns:w="http://schemas.openxmlformats.org/wordprocessingml/2006/main" xmlns:w14="http://schemas.microsoft.com/office/word/2010/wordml" xmlns:w15="http://schemas.microsoft.com/office/word/2012/wordml" xmlns:w16se="http://schemas.microsoft.com/office/word/2015/wordml/symex" xmlns:wpg="http://schemas.microsoft.com/office/word/2010/wordprocessingGroup" xmlns:wpi="http://schemas.microsoft.com/office/word/2010/wordprocessingInk" xmlns:wne="http://schemas.microsoft.com/office/word/2006/wordml" xmlns:wps="http://schemas.microsoft.com/office/word/2010/wordprocessingShape" mc:Ignorable="w14 w15 w16se wp14">
+<w:numbering xmlns:wpc="http://schemas.microsoft.com/office/word/2010/wordprocessingCanvas" xmlns:cx="http://schemas.microsoft.com/office/drawing/2014/chartex" xmlns:cx1="http://schemas.microsoft.com/office/drawing/2015/9/8/chartex" xmlns:mc="http://schemas.openxmlformats.org/markup-compatibility/2006" xmlns:o="urn:schemas-microsoft-com:office:office" xmlns:r="http://schemas.openxmlformats.org/officeDocument/2006/relationships" xmlns:m="http://schemas.openxmlformats.org/officeDocument/2006/math" xmlns:v="urn:schemas-microsoft-com:vml" xmlns:wp14="http://schemas.microsoft.com/office/word/2010/wordprocessingDrawing" xmlns:wp="http://schemas.openxmlformats.org/drawingml/2006/wordprocessingDrawing" xmlns:w10="urn:schemas-microsoft-com:office:word" xmlns:w="http://schemas.openxmlformats.org/wordprocessingml/2006/main" xmlns:w14="http://schemas.microsoft.com/office/word/2010/wordml" xmlns:w15="http://schemas.microsoft.com/office/word/2012/wordml" xmlns:w16se="http://schemas.microsoft.com/office/word/2015/wordml/symex" xmlns:wpg="http://schemas.microsoft.com/office/word/2010/wordprocessingGroup" xmlns:wpi="http://schemas.microsoft.com/office/word/2010/wordprocessingInk" xmlns:wne="http://schemas.microsoft.com/office/word/2006/wordml" xmlns:wps="http://schemas.microsoft.com/office/word/2010/wordprocessingShape" mc:Ignorable="w14 w15 w16se wp14">
   <w:abstractNum w:abstractNumId="0" w15:restartNumberingAfterBreak="0">
     <w:nsid w:val="33161917"/>
     <w:multiLevelType w:val="hybridMultilevel"/>
@@ -4858,7 +6136,7 @@
     <w:uiPriority w:val="35"/>
     <w:unhideWhenUsed/>
     <w:qFormat/>
-    <w:rsid w:val="00E43652"/>
+    <w:rsid w:val="00426500"/>
     <w:pPr>
       <w:spacing w:before="120" w:line="240" w:lineRule="auto"/>
       <w:ind w:firstLine="0"/>
@@ -4871,6 +6149,64 @@
       <w:szCs w:val="18"/>
     </w:rPr>
   </w:style>
+  <w:style w:type="paragraph" w:styleId="NormalWeb">
+    <w:name w:val="Normal (Web)"/>
+    <w:basedOn w:val="Normal"/>
+    <w:uiPriority w:val="99"/>
+    <w:semiHidden/>
+    <w:unhideWhenUsed/>
+    <w:rsid w:val="00B1517F"/>
+    <w:pPr>
+      <w:spacing w:before="100" w:beforeAutospacing="1" w:after="100" w:afterAutospacing="1" w:line="240" w:lineRule="auto"/>
+      <w:ind w:firstLine="0"/>
+      <w:jc w:val="left"/>
+    </w:pPr>
+    <w:rPr>
+      <w:rFonts w:ascii="Times New Roman" w:eastAsia="Times New Roman" w:hAnsi="Times New Roman" w:cs="Times New Roman"/>
+      <w:szCs w:val="24"/>
+      <w:lang w:eastAsia="pt-BR"/>
+    </w:rPr>
+  </w:style>
+  <w:style w:type="paragraph" w:styleId="Textodenotadefim">
+    <w:name w:val="endnote text"/>
+    <w:basedOn w:val="Normal"/>
+    <w:link w:val="TextodenotadefimChar"/>
+    <w:uiPriority w:val="99"/>
+    <w:semiHidden/>
+    <w:unhideWhenUsed/>
+    <w:rsid w:val="00B1517F"/>
+    <w:pPr>
+      <w:spacing w:after="0" w:line="240" w:lineRule="auto"/>
+    </w:pPr>
+    <w:rPr>
+      <w:sz w:val="20"/>
+      <w:szCs w:val="20"/>
+    </w:rPr>
+  </w:style>
+  <w:style w:type="character" w:customStyle="1" w:styleId="TextodenotadefimChar">
+    <w:name w:val="Texto de nota de fim Char"/>
+    <w:basedOn w:val="Fontepargpadro"/>
+    <w:link w:val="Textodenotadefim"/>
+    <w:uiPriority w:val="99"/>
+    <w:semiHidden/>
+    <w:rsid w:val="00B1517F"/>
+    <w:rPr>
+      <w:rFonts w:ascii="Arial" w:hAnsi="Arial"/>
+      <w:sz w:val="20"/>
+      <w:szCs w:val="20"/>
+    </w:rPr>
+  </w:style>
+  <w:style w:type="character" w:styleId="Refdenotadefim">
+    <w:name w:val="endnote reference"/>
+    <w:basedOn w:val="Fontepargpadro"/>
+    <w:uiPriority w:val="99"/>
+    <w:semiHidden/>
+    <w:unhideWhenUsed/>
+    <w:rsid w:val="00B1517F"/>
+    <w:rPr>
+      <w:vertAlign w:val="superscript"/>
+    </w:rPr>
+  </w:style>
   <w:style w:type="paragraph" w:styleId="Citao">
     <w:name w:val="Quote"/>
     <w:basedOn w:val="Normal"/>
@@ -4878,7 +6214,7 @@
     <w:link w:val="CitaoChar"/>
     <w:uiPriority w:val="29"/>
     <w:qFormat/>
-    <w:rsid w:val="001C1BF0"/>
+    <w:rsid w:val="00B1517F"/>
     <w:pPr>
       <w:spacing w:before="120" w:line="240" w:lineRule="auto"/>
       <w:ind w:left="2268" w:firstLine="0"/>
@@ -4893,7 +6229,7 @@
     <w:basedOn w:val="Fontepargpadro"/>
     <w:link w:val="Citao"/>
     <w:uiPriority w:val="29"/>
-    <w:rsid w:val="001C1BF0"/>
+    <w:rsid w:val="00B1517F"/>
     <w:rPr>
       <w:rFonts w:ascii="Arial" w:hAnsi="Arial"/>
       <w:iCs/>
@@ -4904,7 +6240,7 @@
     <w:name w:val="Table Grid"/>
     <w:basedOn w:val="Tabelanormal"/>
     <w:uiPriority w:val="39"/>
-    <w:rsid w:val="001C1BF0"/>
+    <w:rsid w:val="004D69B4"/>
     <w:pPr>
       <w:spacing w:after="0" w:line="240" w:lineRule="auto"/>
     </w:pPr>
@@ -4919,7 +6255,1877 @@
       </w:tblBorders>
     </w:tblPr>
   </w:style>
+  <w:style w:type="table" w:styleId="TabeladeGrade4-nfase5">
+    <w:name w:val="Grid Table 4 Accent 5"/>
+    <w:basedOn w:val="Tabelanormal"/>
+    <w:uiPriority w:val="49"/>
+    <w:rsid w:val="00843C4D"/>
+    <w:pPr>
+      <w:spacing w:after="0" w:line="240" w:lineRule="auto"/>
+    </w:pPr>
+    <w:tblPr>
+      <w:tblStyleRowBandSize w:val="1"/>
+      <w:tblStyleColBandSize w:val="1"/>
+      <w:tblBorders>
+        <w:top w:val="single" w:sz="4" w:space="0" w:color="8EAADB" w:themeColor="accent5" w:themeTint="99"/>
+        <w:left w:val="single" w:sz="4" w:space="0" w:color="8EAADB" w:themeColor="accent5" w:themeTint="99"/>
+        <w:bottom w:val="single" w:sz="4" w:space="0" w:color="8EAADB" w:themeColor="accent5" w:themeTint="99"/>
+        <w:right w:val="single" w:sz="4" w:space="0" w:color="8EAADB" w:themeColor="accent5" w:themeTint="99"/>
+        <w:insideH w:val="single" w:sz="4" w:space="0" w:color="8EAADB" w:themeColor="accent5" w:themeTint="99"/>
+        <w:insideV w:val="single" w:sz="4" w:space="0" w:color="8EAADB" w:themeColor="accent5" w:themeTint="99"/>
+      </w:tblBorders>
+    </w:tblPr>
+    <w:tblStylePr w:type="firstRow">
+      <w:rPr>
+        <w:b/>
+        <w:bCs/>
+        <w:color w:val="FFFFFF" w:themeColor="background1"/>
+      </w:rPr>
+      <w:tblPr/>
+      <w:tcPr>
+        <w:tcBorders>
+          <w:top w:val="single" w:sz="4" w:space="0" w:color="4472C4" w:themeColor="accent5"/>
+          <w:left w:val="single" w:sz="4" w:space="0" w:color="4472C4" w:themeColor="accent5"/>
+          <w:bottom w:val="single" w:sz="4" w:space="0" w:color="4472C4" w:themeColor="accent5"/>
+          <w:right w:val="single" w:sz="4" w:space="0" w:color="4472C4" w:themeColor="accent5"/>
+          <w:insideH w:val="nil"/>
+          <w:insideV w:val="nil"/>
+        </w:tcBorders>
+        <w:shd w:val="clear" w:color="auto" w:fill="4472C4" w:themeFill="accent5"/>
+      </w:tcPr>
+    </w:tblStylePr>
+    <w:tblStylePr w:type="lastRow">
+      <w:rPr>
+        <w:b/>
+        <w:bCs/>
+      </w:rPr>
+      <w:tblPr/>
+      <w:tcPr>
+        <w:tcBorders>
+          <w:top w:val="double" w:sz="4" w:space="0" w:color="4472C4" w:themeColor="accent5"/>
+        </w:tcBorders>
+      </w:tcPr>
+    </w:tblStylePr>
+    <w:tblStylePr w:type="firstCol">
+      <w:rPr>
+        <w:b/>
+        <w:bCs/>
+      </w:rPr>
+    </w:tblStylePr>
+    <w:tblStylePr w:type="lastCol">
+      <w:rPr>
+        <w:b/>
+        <w:bCs/>
+      </w:rPr>
+    </w:tblStylePr>
+    <w:tblStylePr w:type="band1Vert">
+      <w:tblPr/>
+      <w:tcPr>
+        <w:shd w:val="clear" w:color="auto" w:fill="D9E2F3" w:themeFill="accent5" w:themeFillTint="33"/>
+      </w:tcPr>
+    </w:tblStylePr>
+    <w:tblStylePr w:type="band1Horz">
+      <w:tblPr/>
+      <w:tcPr>
+        <w:shd w:val="clear" w:color="auto" w:fill="D9E2F3" w:themeFill="accent5" w:themeFillTint="33"/>
+      </w:tcPr>
+    </w:tblStylePr>
+  </w:style>
+  <w:style w:type="paragraph" w:styleId="ndicedeilustraes">
+    <w:name w:val="table of figures"/>
+    <w:basedOn w:val="Normal"/>
+    <w:next w:val="Normal"/>
+    <w:uiPriority w:val="99"/>
+    <w:unhideWhenUsed/>
+    <w:rsid w:val="005D5B15"/>
+    <w:pPr>
+      <w:spacing w:after="0"/>
+    </w:pPr>
+  </w:style>
+  <w:style w:type="paragraph" w:styleId="Cabealho">
+    <w:name w:val="header"/>
+    <w:basedOn w:val="Normal"/>
+    <w:link w:val="CabealhoChar"/>
+    <w:uiPriority w:val="99"/>
+    <w:unhideWhenUsed/>
+    <w:rsid w:val="00280D0A"/>
+    <w:pPr>
+      <w:tabs>
+        <w:tab w:val="center" w:pos="4252"/>
+        <w:tab w:val="right" w:pos="8504"/>
+      </w:tabs>
+      <w:spacing w:after="0" w:line="240" w:lineRule="auto"/>
+    </w:pPr>
+  </w:style>
+  <w:style w:type="character" w:customStyle="1" w:styleId="CabealhoChar">
+    <w:name w:val="Cabeçalho Char"/>
+    <w:basedOn w:val="Fontepargpadro"/>
+    <w:link w:val="Cabealho"/>
+    <w:uiPriority w:val="99"/>
+    <w:rsid w:val="00280D0A"/>
+    <w:rPr>
+      <w:rFonts w:ascii="Arial" w:hAnsi="Arial"/>
+      <w:sz w:val="24"/>
+    </w:rPr>
+  </w:style>
+  <w:style w:type="paragraph" w:styleId="Rodap">
+    <w:name w:val="footer"/>
+    <w:basedOn w:val="Normal"/>
+    <w:link w:val="RodapChar"/>
+    <w:uiPriority w:val="99"/>
+    <w:unhideWhenUsed/>
+    <w:rsid w:val="00280D0A"/>
+    <w:pPr>
+      <w:tabs>
+        <w:tab w:val="center" w:pos="4252"/>
+        <w:tab w:val="right" w:pos="8504"/>
+      </w:tabs>
+      <w:spacing w:after="0" w:line="240" w:lineRule="auto"/>
+    </w:pPr>
+  </w:style>
+  <w:style w:type="character" w:customStyle="1" w:styleId="RodapChar">
+    <w:name w:val="Rodapé Char"/>
+    <w:basedOn w:val="Fontepargpadro"/>
+    <w:link w:val="Rodap"/>
+    <w:uiPriority w:val="99"/>
+    <w:rsid w:val="00280D0A"/>
+    <w:rPr>
+      <w:rFonts w:ascii="Arial" w:hAnsi="Arial"/>
+      <w:sz w:val="24"/>
+    </w:rPr>
+  </w:style>
 </w:styles>
+</file>
+
+<file path=word/charts/chart1.xml><?xml version="1.0" encoding="utf-8"?>
+<c:chartSpace xmlns:c="http://schemas.openxmlformats.org/drawingml/2006/chart" xmlns:a="http://schemas.openxmlformats.org/drawingml/2006/main" xmlns:r="http://schemas.openxmlformats.org/officeDocument/2006/relationships" xmlns:c16r2="http://schemas.microsoft.com/office/drawing/2015/06/chart">
+  <c:date1904 val="0"/>
+  <c:lang val="pt-BR"/>
+  <c:roundedCorners val="0"/>
+  <mc:AlternateContent xmlns:mc="http://schemas.openxmlformats.org/markup-compatibility/2006">
+    <mc:Choice xmlns:c14="http://schemas.microsoft.com/office/drawing/2007/8/2/chart" Requires="c14">
+      <c14:style val="102"/>
+    </mc:Choice>
+    <mc:Fallback>
+      <c:style val="2"/>
+    </mc:Fallback>
+  </mc:AlternateContent>
+  <c:chart>
+    <c:title>
+      <c:overlay val="0"/>
+      <c:spPr>
+        <a:noFill/>
+        <a:ln>
+          <a:noFill/>
+        </a:ln>
+        <a:effectLst/>
+      </c:spPr>
+      <c:txPr>
+        <a:bodyPr rot="0" spcFirstLastPara="1" vertOverflow="ellipsis" vert="horz" wrap="square" anchor="ctr" anchorCtr="1"/>
+        <a:lstStyle/>
+        <a:p>
+          <a:pPr>
+            <a:defRPr sz="1800" b="1" i="0" u="none" strike="noStrike" kern="1200" cap="all" spc="150" baseline="0">
+              <a:solidFill>
+                <a:schemeClr val="tx1">
+                  <a:lumMod val="50000"/>
+                  <a:lumOff val="50000"/>
+                </a:schemeClr>
+              </a:solidFill>
+              <a:latin typeface="+mn-lt"/>
+              <a:ea typeface="+mn-ea"/>
+              <a:cs typeface="+mn-cs"/>
+            </a:defRPr>
+          </a:pPr>
+          <a:endParaRPr lang="pt-BR"/>
+        </a:p>
+      </c:txPr>
+    </c:title>
+    <c:autoTitleDeleted val="0"/>
+    <c:plotArea>
+      <c:layout/>
+      <c:pieChart>
+        <c:varyColors val="1"/>
+        <c:ser>
+          <c:idx val="0"/>
+          <c:order val="0"/>
+          <c:tx>
+            <c:strRef>
+              <c:f>Planilha1!$B$1</c:f>
+              <c:strCache>
+                <c:ptCount val="1"/>
+                <c:pt idx="0">
+                  <c:v>Idade</c:v>
+                </c:pt>
+              </c:strCache>
+            </c:strRef>
+          </c:tx>
+          <c:dPt>
+            <c:idx val="0"/>
+            <c:bubble3D val="0"/>
+            <c:spPr>
+              <a:pattFill prst="ltUpDiag">
+                <a:fgClr>
+                  <a:schemeClr val="accent1"/>
+                </a:fgClr>
+                <a:bgClr>
+                  <a:schemeClr val="accent1">
+                    <a:lumMod val="20000"/>
+                    <a:lumOff val="80000"/>
+                  </a:schemeClr>
+                </a:bgClr>
+              </a:pattFill>
+              <a:ln w="19050">
+                <a:solidFill>
+                  <a:schemeClr val="lt1"/>
+                </a:solidFill>
+              </a:ln>
+              <a:effectLst>
+                <a:innerShdw blurRad="114300">
+                  <a:schemeClr val="accent1"/>
+                </a:innerShdw>
+              </a:effectLst>
+            </c:spPr>
+            <c:extLst>
+              <c:ext xmlns:c16="http://schemas.microsoft.com/office/drawing/2014/chart" uri="{C3380CC4-5D6E-409C-BE32-E72D297353CC}">
+                <c16:uniqueId val="{00000001-75F2-46A5-9C9C-164C9F711E77}"/>
+              </c:ext>
+            </c:extLst>
+          </c:dPt>
+          <c:dPt>
+            <c:idx val="1"/>
+            <c:bubble3D val="0"/>
+            <c:spPr>
+              <a:pattFill prst="ltUpDiag">
+                <a:fgClr>
+                  <a:schemeClr val="accent2"/>
+                </a:fgClr>
+                <a:bgClr>
+                  <a:schemeClr val="accent2">
+                    <a:lumMod val="20000"/>
+                    <a:lumOff val="80000"/>
+                  </a:schemeClr>
+                </a:bgClr>
+              </a:pattFill>
+              <a:ln w="19050">
+                <a:solidFill>
+                  <a:schemeClr val="lt1"/>
+                </a:solidFill>
+              </a:ln>
+              <a:effectLst>
+                <a:innerShdw blurRad="114300">
+                  <a:schemeClr val="accent2"/>
+                </a:innerShdw>
+              </a:effectLst>
+            </c:spPr>
+            <c:extLst>
+              <c:ext xmlns:c16="http://schemas.microsoft.com/office/drawing/2014/chart" uri="{C3380CC4-5D6E-409C-BE32-E72D297353CC}">
+                <c16:uniqueId val="{00000003-75F2-46A5-9C9C-164C9F711E77}"/>
+              </c:ext>
+            </c:extLst>
+          </c:dPt>
+          <c:dPt>
+            <c:idx val="2"/>
+            <c:bubble3D val="0"/>
+            <c:spPr>
+              <a:pattFill prst="ltUpDiag">
+                <a:fgClr>
+                  <a:schemeClr val="accent3"/>
+                </a:fgClr>
+                <a:bgClr>
+                  <a:schemeClr val="accent3">
+                    <a:lumMod val="20000"/>
+                    <a:lumOff val="80000"/>
+                  </a:schemeClr>
+                </a:bgClr>
+              </a:pattFill>
+              <a:ln w="19050">
+                <a:solidFill>
+                  <a:schemeClr val="lt1"/>
+                </a:solidFill>
+              </a:ln>
+              <a:effectLst>
+                <a:innerShdw blurRad="114300">
+                  <a:schemeClr val="accent3"/>
+                </a:innerShdw>
+              </a:effectLst>
+            </c:spPr>
+            <c:extLst>
+              <c:ext xmlns:c16="http://schemas.microsoft.com/office/drawing/2014/chart" uri="{C3380CC4-5D6E-409C-BE32-E72D297353CC}">
+                <c16:uniqueId val="{00000005-75F2-46A5-9C9C-164C9F711E77}"/>
+              </c:ext>
+            </c:extLst>
+          </c:dPt>
+          <c:dPt>
+            <c:idx val="3"/>
+            <c:bubble3D val="0"/>
+            <c:spPr>
+              <a:pattFill prst="ltUpDiag">
+                <a:fgClr>
+                  <a:schemeClr val="accent4"/>
+                </a:fgClr>
+                <a:bgClr>
+                  <a:schemeClr val="accent4">
+                    <a:lumMod val="20000"/>
+                    <a:lumOff val="80000"/>
+                  </a:schemeClr>
+                </a:bgClr>
+              </a:pattFill>
+              <a:ln w="19050">
+                <a:solidFill>
+                  <a:schemeClr val="lt1"/>
+                </a:solidFill>
+              </a:ln>
+              <a:effectLst>
+                <a:innerShdw blurRad="114300">
+                  <a:schemeClr val="accent4"/>
+                </a:innerShdw>
+              </a:effectLst>
+            </c:spPr>
+            <c:extLst>
+              <c:ext xmlns:c16="http://schemas.microsoft.com/office/drawing/2014/chart" uri="{C3380CC4-5D6E-409C-BE32-E72D297353CC}">
+                <c16:uniqueId val="{00000007-75F2-46A5-9C9C-164C9F711E77}"/>
+              </c:ext>
+            </c:extLst>
+          </c:dPt>
+          <c:cat>
+            <c:strRef>
+              <c:f>Planilha1!$A$2:$A$5</c:f>
+              <c:strCache>
+                <c:ptCount val="4"/>
+                <c:pt idx="0">
+                  <c:v>15 a 18 anos</c:v>
+                </c:pt>
+                <c:pt idx="1">
+                  <c:v>18 a 30 anos</c:v>
+                </c:pt>
+                <c:pt idx="2">
+                  <c:v>31 a 40 anos</c:v>
+                </c:pt>
+                <c:pt idx="3">
+                  <c:v>Acima de 40</c:v>
+                </c:pt>
+              </c:strCache>
+            </c:strRef>
+          </c:cat>
+          <c:val>
+            <c:numRef>
+              <c:f>Planilha1!$B$2:$B$5</c:f>
+              <c:numCache>
+                <c:formatCode>General</c:formatCode>
+                <c:ptCount val="4"/>
+                <c:pt idx="0">
+                  <c:v>10</c:v>
+                </c:pt>
+                <c:pt idx="1">
+                  <c:v>20</c:v>
+                </c:pt>
+                <c:pt idx="2">
+                  <c:v>60</c:v>
+                </c:pt>
+                <c:pt idx="3">
+                  <c:v>10</c:v>
+                </c:pt>
+              </c:numCache>
+            </c:numRef>
+          </c:val>
+          <c:extLst>
+            <c:ext xmlns:c16="http://schemas.microsoft.com/office/drawing/2014/chart" uri="{C3380CC4-5D6E-409C-BE32-E72D297353CC}">
+              <c16:uniqueId val="{00000000-69AD-45D3-B1FB-B8948AE61CA4}"/>
+            </c:ext>
+          </c:extLst>
+        </c:ser>
+        <c:dLbls>
+          <c:showLegendKey val="0"/>
+          <c:showVal val="0"/>
+          <c:showCatName val="0"/>
+          <c:showSerName val="0"/>
+          <c:showPercent val="0"/>
+          <c:showBubbleSize val="0"/>
+          <c:showLeaderLines val="1"/>
+        </c:dLbls>
+        <c:firstSliceAng val="0"/>
+      </c:pieChart>
+      <c:spPr>
+        <a:noFill/>
+        <a:ln>
+          <a:noFill/>
+        </a:ln>
+        <a:effectLst/>
+      </c:spPr>
+    </c:plotArea>
+    <c:legend>
+      <c:legendPos val="t"/>
+      <c:overlay val="0"/>
+      <c:spPr>
+        <a:noFill/>
+        <a:ln>
+          <a:noFill/>
+        </a:ln>
+        <a:effectLst/>
+      </c:spPr>
+      <c:txPr>
+        <a:bodyPr rot="0" spcFirstLastPara="1" vertOverflow="ellipsis" vert="horz" wrap="square" anchor="ctr" anchorCtr="1"/>
+        <a:lstStyle/>
+        <a:p>
+          <a:pPr>
+            <a:defRPr sz="900" b="0" i="0" u="none" strike="noStrike" kern="1200" baseline="0">
+              <a:solidFill>
+                <a:schemeClr val="tx1">
+                  <a:lumMod val="65000"/>
+                  <a:lumOff val="35000"/>
+                </a:schemeClr>
+              </a:solidFill>
+              <a:latin typeface="+mn-lt"/>
+              <a:ea typeface="+mn-ea"/>
+              <a:cs typeface="+mn-cs"/>
+            </a:defRPr>
+          </a:pPr>
+          <a:endParaRPr lang="pt-BR"/>
+        </a:p>
+      </c:txPr>
+    </c:legend>
+    <c:plotVisOnly val="1"/>
+    <c:dispBlanksAs val="gap"/>
+    <c:showDLblsOverMax val="0"/>
+  </c:chart>
+  <c:spPr>
+    <a:solidFill>
+      <a:schemeClr val="bg1"/>
+    </a:solidFill>
+    <a:ln w="9525" cap="flat" cmpd="sng" algn="ctr">
+      <a:solidFill>
+        <a:schemeClr val="tx1">
+          <a:lumMod val="15000"/>
+          <a:lumOff val="85000"/>
+        </a:schemeClr>
+      </a:solidFill>
+      <a:round/>
+    </a:ln>
+    <a:effectLst/>
+  </c:spPr>
+  <c:txPr>
+    <a:bodyPr/>
+    <a:lstStyle/>
+    <a:p>
+      <a:pPr>
+        <a:defRPr/>
+      </a:pPr>
+      <a:endParaRPr lang="pt-BR"/>
+    </a:p>
+  </c:txPr>
+  <c:externalData r:id="rId3">
+    <c:autoUpdate val="0"/>
+  </c:externalData>
+</c:chartSpace>
+</file>
+
+<file path=word/charts/chart2.xml><?xml version="1.0" encoding="utf-8"?>
+<c:chartSpace xmlns:c="http://schemas.openxmlformats.org/drawingml/2006/chart" xmlns:a="http://schemas.openxmlformats.org/drawingml/2006/main" xmlns:r="http://schemas.openxmlformats.org/officeDocument/2006/relationships" xmlns:c16r2="http://schemas.microsoft.com/office/drawing/2015/06/chart">
+  <c:date1904 val="0"/>
+  <c:lang val="pt-BR"/>
+  <c:roundedCorners val="0"/>
+  <mc:AlternateContent xmlns:mc="http://schemas.openxmlformats.org/markup-compatibility/2006">
+    <mc:Choice xmlns:c14="http://schemas.microsoft.com/office/drawing/2007/8/2/chart" Requires="c14">
+      <c14:style val="102"/>
+    </mc:Choice>
+    <mc:Fallback>
+      <c:style val="2"/>
+    </mc:Fallback>
+  </mc:AlternateContent>
+  <c:chart>
+    <c:title>
+      <c:overlay val="0"/>
+      <c:spPr>
+        <a:noFill/>
+        <a:ln>
+          <a:noFill/>
+        </a:ln>
+        <a:effectLst/>
+      </c:spPr>
+      <c:txPr>
+        <a:bodyPr rot="0" spcFirstLastPara="1" vertOverflow="ellipsis" vert="horz" wrap="square" anchor="ctr" anchorCtr="1"/>
+        <a:lstStyle/>
+        <a:p>
+          <a:pPr>
+            <a:defRPr sz="1400" b="0" i="0" u="none" strike="noStrike" kern="1200" spc="0" baseline="0">
+              <a:solidFill>
+                <a:schemeClr val="tx1">
+                  <a:lumMod val="65000"/>
+                  <a:lumOff val="35000"/>
+                </a:schemeClr>
+              </a:solidFill>
+              <a:latin typeface="+mn-lt"/>
+              <a:ea typeface="+mn-ea"/>
+              <a:cs typeface="+mn-cs"/>
+            </a:defRPr>
+          </a:pPr>
+          <a:endParaRPr lang="pt-BR"/>
+        </a:p>
+      </c:txPr>
+    </c:title>
+    <c:autoTitleDeleted val="0"/>
+    <c:plotArea>
+      <c:layout/>
+      <c:pieChart>
+        <c:varyColors val="1"/>
+        <c:ser>
+          <c:idx val="0"/>
+          <c:order val="0"/>
+          <c:tx>
+            <c:strRef>
+              <c:f>Planilha1!$B$1</c:f>
+              <c:strCache>
+                <c:ptCount val="1"/>
+                <c:pt idx="0">
+                  <c:v>Gostos</c:v>
+                </c:pt>
+              </c:strCache>
+            </c:strRef>
+          </c:tx>
+          <c:dPt>
+            <c:idx val="0"/>
+            <c:bubble3D val="0"/>
+            <c:spPr>
+              <a:solidFill>
+                <a:schemeClr val="accent1"/>
+              </a:solidFill>
+              <a:ln w="19050">
+                <a:solidFill>
+                  <a:schemeClr val="lt1"/>
+                </a:solidFill>
+              </a:ln>
+              <a:effectLst/>
+            </c:spPr>
+            <c:extLst>
+              <c:ext xmlns:c16="http://schemas.microsoft.com/office/drawing/2014/chart" uri="{C3380CC4-5D6E-409C-BE32-E72D297353CC}">
+                <c16:uniqueId val="{00000001-64DB-4831-A491-F0836019F8A5}"/>
+              </c:ext>
+            </c:extLst>
+          </c:dPt>
+          <c:dPt>
+            <c:idx val="1"/>
+            <c:bubble3D val="0"/>
+            <c:spPr>
+              <a:solidFill>
+                <a:schemeClr val="accent2"/>
+              </a:solidFill>
+              <a:ln w="19050">
+                <a:solidFill>
+                  <a:schemeClr val="lt1"/>
+                </a:solidFill>
+              </a:ln>
+              <a:effectLst/>
+            </c:spPr>
+            <c:extLst>
+              <c:ext xmlns:c16="http://schemas.microsoft.com/office/drawing/2014/chart" uri="{C3380CC4-5D6E-409C-BE32-E72D297353CC}">
+                <c16:uniqueId val="{00000003-64DB-4831-A491-F0836019F8A5}"/>
+              </c:ext>
+            </c:extLst>
+          </c:dPt>
+          <c:dPt>
+            <c:idx val="2"/>
+            <c:bubble3D val="0"/>
+            <c:spPr>
+              <a:solidFill>
+                <a:schemeClr val="accent3"/>
+              </a:solidFill>
+              <a:ln w="19050">
+                <a:solidFill>
+                  <a:schemeClr val="lt1"/>
+                </a:solidFill>
+              </a:ln>
+              <a:effectLst/>
+            </c:spPr>
+            <c:extLst>
+              <c:ext xmlns:c16="http://schemas.microsoft.com/office/drawing/2014/chart" uri="{C3380CC4-5D6E-409C-BE32-E72D297353CC}">
+                <c16:uniqueId val="{00000005-64DB-4831-A491-F0836019F8A5}"/>
+              </c:ext>
+            </c:extLst>
+          </c:dPt>
+          <c:dPt>
+            <c:idx val="3"/>
+            <c:bubble3D val="0"/>
+            <c:spPr>
+              <a:solidFill>
+                <a:schemeClr val="accent4"/>
+              </a:solidFill>
+              <a:ln w="19050">
+                <a:solidFill>
+                  <a:schemeClr val="lt1"/>
+                </a:solidFill>
+              </a:ln>
+              <a:effectLst/>
+            </c:spPr>
+            <c:extLst>
+              <c:ext xmlns:c16="http://schemas.microsoft.com/office/drawing/2014/chart" uri="{C3380CC4-5D6E-409C-BE32-E72D297353CC}">
+                <c16:uniqueId val="{00000007-64DB-4831-A491-F0836019F8A5}"/>
+              </c:ext>
+            </c:extLst>
+          </c:dPt>
+          <c:cat>
+            <c:strRef>
+              <c:f>Planilha1!$A$2:$A$5</c:f>
+              <c:strCache>
+                <c:ptCount val="4"/>
+                <c:pt idx="0">
+                  <c:v>Volei</c:v>
+                </c:pt>
+                <c:pt idx="1">
+                  <c:v>Futebol</c:v>
+                </c:pt>
+                <c:pt idx="2">
+                  <c:v>Basquete</c:v>
+                </c:pt>
+                <c:pt idx="3">
+                  <c:v>Hockey</c:v>
+                </c:pt>
+              </c:strCache>
+            </c:strRef>
+          </c:cat>
+          <c:val>
+            <c:numRef>
+              <c:f>Planilha1!$B$2:$B$5</c:f>
+              <c:numCache>
+                <c:formatCode>General</c:formatCode>
+                <c:ptCount val="4"/>
+                <c:pt idx="0">
+                  <c:v>30</c:v>
+                </c:pt>
+                <c:pt idx="1">
+                  <c:v>60</c:v>
+                </c:pt>
+                <c:pt idx="2">
+                  <c:v>80</c:v>
+                </c:pt>
+                <c:pt idx="3">
+                  <c:v>100</c:v>
+                </c:pt>
+              </c:numCache>
+            </c:numRef>
+          </c:val>
+          <c:extLst>
+            <c:ext xmlns:c16="http://schemas.microsoft.com/office/drawing/2014/chart" uri="{C3380CC4-5D6E-409C-BE32-E72D297353CC}">
+              <c16:uniqueId val="{00000000-C673-442C-8A78-3D51125C55F0}"/>
+            </c:ext>
+          </c:extLst>
+        </c:ser>
+        <c:dLbls>
+          <c:showLegendKey val="0"/>
+          <c:showVal val="0"/>
+          <c:showCatName val="0"/>
+          <c:showSerName val="0"/>
+          <c:showPercent val="0"/>
+          <c:showBubbleSize val="0"/>
+          <c:showLeaderLines val="1"/>
+        </c:dLbls>
+        <c:firstSliceAng val="0"/>
+      </c:pieChart>
+      <c:spPr>
+        <a:noFill/>
+        <a:ln>
+          <a:noFill/>
+        </a:ln>
+        <a:effectLst/>
+      </c:spPr>
+    </c:plotArea>
+    <c:legend>
+      <c:legendPos val="b"/>
+      <c:overlay val="0"/>
+      <c:spPr>
+        <a:noFill/>
+        <a:ln>
+          <a:noFill/>
+        </a:ln>
+        <a:effectLst/>
+      </c:spPr>
+      <c:txPr>
+        <a:bodyPr rot="0" spcFirstLastPara="1" vertOverflow="ellipsis" vert="horz" wrap="square" anchor="ctr" anchorCtr="1"/>
+        <a:lstStyle/>
+        <a:p>
+          <a:pPr>
+            <a:defRPr sz="900" b="0" i="0" u="none" strike="noStrike" kern="1200" baseline="0">
+              <a:solidFill>
+                <a:schemeClr val="tx1">
+                  <a:lumMod val="65000"/>
+                  <a:lumOff val="35000"/>
+                </a:schemeClr>
+              </a:solidFill>
+              <a:latin typeface="+mn-lt"/>
+              <a:ea typeface="+mn-ea"/>
+              <a:cs typeface="+mn-cs"/>
+            </a:defRPr>
+          </a:pPr>
+          <a:endParaRPr lang="pt-BR"/>
+        </a:p>
+      </c:txPr>
+    </c:legend>
+    <c:plotVisOnly val="1"/>
+    <c:dispBlanksAs val="gap"/>
+    <c:showDLblsOverMax val="0"/>
+  </c:chart>
+  <c:spPr>
+    <a:solidFill>
+      <a:schemeClr val="bg1"/>
+    </a:solidFill>
+    <a:ln w="9525" cap="flat" cmpd="sng" algn="ctr">
+      <a:solidFill>
+        <a:schemeClr val="tx1">
+          <a:lumMod val="15000"/>
+          <a:lumOff val="85000"/>
+        </a:schemeClr>
+      </a:solidFill>
+      <a:round/>
+    </a:ln>
+    <a:effectLst/>
+  </c:spPr>
+  <c:txPr>
+    <a:bodyPr/>
+    <a:lstStyle/>
+    <a:p>
+      <a:pPr>
+        <a:defRPr/>
+      </a:pPr>
+      <a:endParaRPr lang="pt-BR"/>
+    </a:p>
+  </c:txPr>
+  <c:externalData r:id="rId3">
+    <c:autoUpdate val="0"/>
+  </c:externalData>
+</c:chartSpace>
+</file>
+
+<file path=word/charts/colors1.xml><?xml version="1.0" encoding="utf-8"?>
+<cs:colorStyle xmlns:cs="http://schemas.microsoft.com/office/drawing/2012/chartStyle" xmlns:a="http://schemas.openxmlformats.org/drawingml/2006/main" meth="cycle" id="10">
+  <a:schemeClr val="accent1"/>
+  <a:schemeClr val="accent2"/>
+  <a:schemeClr val="accent3"/>
+  <a:schemeClr val="accent4"/>
+  <a:schemeClr val="accent5"/>
+  <a:schemeClr val="accent6"/>
+  <cs:variation/>
+  <cs:variation>
+    <a:lumMod val="60000"/>
+  </cs:variation>
+  <cs:variation>
+    <a:lumMod val="80000"/>
+    <a:lumOff val="20000"/>
+  </cs:variation>
+  <cs:variation>
+    <a:lumMod val="80000"/>
+  </cs:variation>
+  <cs:variation>
+    <a:lumMod val="60000"/>
+    <a:lumOff val="40000"/>
+  </cs:variation>
+  <cs:variation>
+    <a:lumMod val="50000"/>
+  </cs:variation>
+  <cs:variation>
+    <a:lumMod val="70000"/>
+    <a:lumOff val="30000"/>
+  </cs:variation>
+  <cs:variation>
+    <a:lumMod val="70000"/>
+  </cs:variation>
+  <cs:variation>
+    <a:lumMod val="50000"/>
+    <a:lumOff val="50000"/>
+  </cs:variation>
+</cs:colorStyle>
+</file>
+
+<file path=word/charts/colors2.xml><?xml version="1.0" encoding="utf-8"?>
+<cs:colorStyle xmlns:cs="http://schemas.microsoft.com/office/drawing/2012/chartStyle" xmlns:a="http://schemas.openxmlformats.org/drawingml/2006/main" meth="cycle" id="10">
+  <a:schemeClr val="accent1"/>
+  <a:schemeClr val="accent2"/>
+  <a:schemeClr val="accent3"/>
+  <a:schemeClr val="accent4"/>
+  <a:schemeClr val="accent5"/>
+  <a:schemeClr val="accent6"/>
+  <cs:variation/>
+  <cs:variation>
+    <a:lumMod val="60000"/>
+  </cs:variation>
+  <cs:variation>
+    <a:lumMod val="80000"/>
+    <a:lumOff val="20000"/>
+  </cs:variation>
+  <cs:variation>
+    <a:lumMod val="80000"/>
+  </cs:variation>
+  <cs:variation>
+    <a:lumMod val="60000"/>
+    <a:lumOff val="40000"/>
+  </cs:variation>
+  <cs:variation>
+    <a:lumMod val="50000"/>
+  </cs:variation>
+  <cs:variation>
+    <a:lumMod val="70000"/>
+    <a:lumOff val="30000"/>
+  </cs:variation>
+  <cs:variation>
+    <a:lumMod val="70000"/>
+  </cs:variation>
+  <cs:variation>
+    <a:lumMod val="50000"/>
+    <a:lumOff val="50000"/>
+  </cs:variation>
+</cs:colorStyle>
+</file>
+
+<file path=word/charts/style1.xml><?xml version="1.0" encoding="utf-8"?>
+<cs:chartStyle xmlns:cs="http://schemas.microsoft.com/office/drawing/2012/chartStyle" xmlns:a="http://schemas.openxmlformats.org/drawingml/2006/main" id="252">
+  <cs:axisTitle>
+    <cs:lnRef idx="0"/>
+    <cs:fillRef idx="0"/>
+    <cs:effectRef idx="0"/>
+    <cs:fontRef idx="minor">
+      <a:schemeClr val="tx1">
+        <a:lumMod val="65000"/>
+        <a:lumOff val="35000"/>
+      </a:schemeClr>
+    </cs:fontRef>
+    <cs:defRPr sz="900" b="1" kern="1200"/>
+  </cs:axisTitle>
+  <cs:categoryAxis>
+    <cs:lnRef idx="0"/>
+    <cs:fillRef idx="0"/>
+    <cs:effectRef idx="0"/>
+    <cs:fontRef idx="minor">
+      <a:schemeClr val="tx1">
+        <a:lumMod val="65000"/>
+        <a:lumOff val="35000"/>
+      </a:schemeClr>
+    </cs:fontRef>
+    <cs:spPr>
+      <a:ln w="19050" cap="flat" cmpd="sng" algn="ctr">
+        <a:solidFill>
+          <a:schemeClr val="tx1">
+            <a:lumMod val="25000"/>
+            <a:lumOff val="75000"/>
+          </a:schemeClr>
+        </a:solidFill>
+        <a:round/>
+      </a:ln>
+    </cs:spPr>
+    <cs:defRPr sz="900" kern="1200"/>
+  </cs:categoryAxis>
+  <cs:chartArea mods="allowNoFillOverride allowNoLineOverride">
+    <cs:lnRef idx="0"/>
+    <cs:fillRef idx="0"/>
+    <cs:effectRef idx="0"/>
+    <cs:fontRef idx="minor">
+      <a:schemeClr val="dk1"/>
+    </cs:fontRef>
+    <cs:spPr>
+      <a:solidFill>
+        <a:schemeClr val="bg1"/>
+      </a:solidFill>
+      <a:ln w="9525" cap="flat" cmpd="sng" algn="ctr">
+        <a:solidFill>
+          <a:schemeClr val="tx1">
+            <a:lumMod val="15000"/>
+            <a:lumOff val="85000"/>
+          </a:schemeClr>
+        </a:solidFill>
+        <a:round/>
+      </a:ln>
+    </cs:spPr>
+    <cs:defRPr sz="900" kern="1200"/>
+  </cs:chartArea>
+  <cs:dataLabel>
+    <cs:lnRef idx="0"/>
+    <cs:fillRef idx="0"/>
+    <cs:effectRef idx="0"/>
+    <cs:fontRef idx="minor">
+      <a:schemeClr val="tx1">
+        <a:lumMod val="75000"/>
+        <a:lumOff val="25000"/>
+      </a:schemeClr>
+    </cs:fontRef>
+    <cs:defRPr sz="900" kern="1200"/>
+  </cs:dataLabel>
+  <cs:dataLabelCallout>
+    <cs:lnRef idx="0"/>
+    <cs:fillRef idx="0"/>
+    <cs:effectRef idx="0"/>
+    <cs:fontRef idx="minor">
+      <a:schemeClr val="dk1">
+        <a:lumMod val="65000"/>
+        <a:lumOff val="35000"/>
+      </a:schemeClr>
+    </cs:fontRef>
+    <cs:spPr>
+      <a:solidFill>
+        <a:schemeClr val="lt1"/>
+      </a:solidFill>
+      <a:ln>
+        <a:solidFill>
+          <a:schemeClr val="dk1">
+            <a:lumMod val="25000"/>
+            <a:lumOff val="75000"/>
+          </a:schemeClr>
+        </a:solidFill>
+      </a:ln>
+    </cs:spPr>
+    <cs:defRPr sz="900" kern="1200"/>
+    <cs:bodyPr rot="0" spcFirstLastPara="1" vertOverflow="clip" horzOverflow="clip" vert="horz" wrap="square" lIns="36576" tIns="18288" rIns="36576" bIns="18288" anchor="ctr" anchorCtr="1">
+      <a:spAutoFit/>
+    </cs:bodyPr>
+  </cs:dataLabelCallout>
+  <cs:dataPoint>
+    <cs:lnRef idx="0"/>
+    <cs:fillRef idx="0">
+      <cs:styleClr val="auto"/>
+    </cs:fillRef>
+    <cs:effectRef idx="0">
+      <cs:styleClr val="auto"/>
+    </cs:effectRef>
+    <cs:fontRef idx="minor">
+      <a:schemeClr val="dk1"/>
+    </cs:fontRef>
+    <cs:spPr>
+      <a:pattFill prst="ltUpDiag">
+        <a:fgClr>
+          <a:schemeClr val="phClr"/>
+        </a:fgClr>
+        <a:bgClr>
+          <a:schemeClr val="phClr">
+            <a:lumMod val="20000"/>
+            <a:lumOff val="80000"/>
+          </a:schemeClr>
+        </a:bgClr>
+      </a:pattFill>
+      <a:ln w="19050">
+        <a:solidFill>
+          <a:schemeClr val="lt1"/>
+        </a:solidFill>
+      </a:ln>
+      <a:effectLst>
+        <a:innerShdw blurRad="114300">
+          <a:schemeClr val="phClr"/>
+        </a:innerShdw>
+      </a:effectLst>
+    </cs:spPr>
+  </cs:dataPoint>
+  <cs:dataPoint3D>
+    <cs:lnRef idx="0"/>
+    <cs:fillRef idx="0">
+      <cs:styleClr val="auto"/>
+    </cs:fillRef>
+    <cs:effectRef idx="0"/>
+    <cs:fontRef idx="minor">
+      <a:schemeClr val="dk1"/>
+    </cs:fontRef>
+    <cs:spPr>
+      <a:pattFill prst="ltUpDiag">
+        <a:fgClr>
+          <a:schemeClr val="phClr"/>
+        </a:fgClr>
+        <a:bgClr>
+          <a:schemeClr val="phClr">
+            <a:lumMod val="20000"/>
+            <a:lumOff val="80000"/>
+          </a:schemeClr>
+        </a:bgClr>
+      </a:pattFill>
+      <a:ln w="19050">
+        <a:solidFill>
+          <a:schemeClr val="lt1"/>
+        </a:solidFill>
+      </a:ln>
+      <a:effectLst>
+        <a:innerShdw blurRad="114300">
+          <a:schemeClr val="phClr"/>
+        </a:innerShdw>
+      </a:effectLst>
+    </cs:spPr>
+  </cs:dataPoint3D>
+  <cs:dataPointLine>
+    <cs:lnRef idx="0">
+      <cs:styleClr val="auto"/>
+    </cs:lnRef>
+    <cs:fillRef idx="0"/>
+    <cs:effectRef idx="0"/>
+    <cs:fontRef idx="minor">
+      <a:schemeClr val="dk1"/>
+    </cs:fontRef>
+    <cs:spPr>
+      <a:ln w="28575" cap="rnd">
+        <a:solidFill>
+          <a:schemeClr val="phClr"/>
+        </a:solidFill>
+        <a:round/>
+      </a:ln>
+    </cs:spPr>
+  </cs:dataPointLine>
+  <cs:dataPointMarker>
+    <cs:lnRef idx="0"/>
+    <cs:fillRef idx="0">
+      <cs:styleClr val="auto"/>
+    </cs:fillRef>
+    <cs:effectRef idx="0"/>
+    <cs:fontRef idx="minor">
+      <a:schemeClr val="dk1"/>
+    </cs:fontRef>
+    <cs:spPr>
+      <a:solidFill>
+        <a:schemeClr val="phClr"/>
+      </a:solidFill>
+      <a:ln w="9525">
+        <a:solidFill>
+          <a:schemeClr val="lt1"/>
+        </a:solidFill>
+      </a:ln>
+    </cs:spPr>
+  </cs:dataPointMarker>
+  <cs:dataPointMarkerLayout symbol="circle" size="6"/>
+  <cs:dataPointWireframe>
+    <cs:lnRef idx="0">
+      <cs:styleClr val="auto"/>
+    </cs:lnRef>
+    <cs:fillRef idx="0"/>
+    <cs:effectRef idx="0"/>
+    <cs:fontRef idx="minor">
+      <a:schemeClr val="dk1"/>
+    </cs:fontRef>
+    <cs:spPr>
+      <a:ln w="9525" cap="rnd">
+        <a:solidFill>
+          <a:schemeClr val="phClr"/>
+        </a:solidFill>
+        <a:round/>
+      </a:ln>
+    </cs:spPr>
+  </cs:dataPointWireframe>
+  <cs:dataTable>
+    <cs:lnRef idx="0"/>
+    <cs:fillRef idx="0"/>
+    <cs:effectRef idx="0"/>
+    <cs:fontRef idx="minor">
+      <a:schemeClr val="tx1">
+        <a:lumMod val="65000"/>
+        <a:lumOff val="35000"/>
+      </a:schemeClr>
+    </cs:fontRef>
+    <cs:spPr>
+      <a:ln w="9525">
+        <a:solidFill>
+          <a:schemeClr val="tx1">
+            <a:lumMod val="15000"/>
+            <a:lumOff val="85000"/>
+          </a:schemeClr>
+        </a:solidFill>
+      </a:ln>
+    </cs:spPr>
+    <cs:defRPr sz="900" kern="1200"/>
+  </cs:dataTable>
+  <cs:downBar>
+    <cs:lnRef idx="0"/>
+    <cs:fillRef idx="0"/>
+    <cs:effectRef idx="0"/>
+    <cs:fontRef idx="minor">
+      <a:schemeClr val="dk1"/>
+    </cs:fontRef>
+    <cs:spPr>
+      <a:solidFill>
+        <a:schemeClr val="dk1">
+          <a:lumMod val="75000"/>
+          <a:lumOff val="25000"/>
+        </a:schemeClr>
+      </a:solidFill>
+      <a:ln w="9525">
+        <a:solidFill>
+          <a:schemeClr val="tx1">
+            <a:lumMod val="50000"/>
+            <a:lumOff val="50000"/>
+          </a:schemeClr>
+        </a:solidFill>
+      </a:ln>
+    </cs:spPr>
+  </cs:downBar>
+  <cs:dropLine>
+    <cs:lnRef idx="0"/>
+    <cs:fillRef idx="0"/>
+    <cs:effectRef idx="0"/>
+    <cs:fontRef idx="minor">
+      <a:schemeClr val="dk1"/>
+    </cs:fontRef>
+    <cs:spPr>
+      <a:ln w="9525">
+        <a:solidFill>
+          <a:schemeClr val="tx1">
+            <a:lumMod val="35000"/>
+            <a:lumOff val="65000"/>
+          </a:schemeClr>
+        </a:solidFill>
+        <a:round/>
+      </a:ln>
+    </cs:spPr>
+  </cs:dropLine>
+  <cs:errorBar>
+    <cs:lnRef idx="0"/>
+    <cs:fillRef idx="0"/>
+    <cs:effectRef idx="0"/>
+    <cs:fontRef idx="minor">
+      <a:schemeClr val="dk1"/>
+    </cs:fontRef>
+    <cs:spPr>
+      <a:ln w="9525">
+        <a:solidFill>
+          <a:schemeClr val="tx1">
+            <a:lumMod val="50000"/>
+            <a:lumOff val="50000"/>
+          </a:schemeClr>
+        </a:solidFill>
+        <a:round/>
+      </a:ln>
+    </cs:spPr>
+  </cs:errorBar>
+  <cs:floor>
+    <cs:lnRef idx="0"/>
+    <cs:fillRef idx="0"/>
+    <cs:effectRef idx="0"/>
+    <cs:fontRef idx="minor">
+      <a:schemeClr val="dk1"/>
+    </cs:fontRef>
+  </cs:floor>
+  <cs:gridlineMajor>
+    <cs:lnRef idx="0"/>
+    <cs:fillRef idx="0"/>
+    <cs:effectRef idx="0"/>
+    <cs:fontRef idx="minor">
+      <a:schemeClr val="dk1"/>
+    </cs:fontRef>
+    <cs:spPr>
+      <a:ln>
+        <a:solidFill>
+          <a:schemeClr val="tx1">
+            <a:lumMod val="15000"/>
+            <a:lumOff val="85000"/>
+          </a:schemeClr>
+        </a:solidFill>
+      </a:ln>
+    </cs:spPr>
+  </cs:gridlineMajor>
+  <cs:gridlineMinor>
+    <cs:lnRef idx="0"/>
+    <cs:fillRef idx="0"/>
+    <cs:effectRef idx="0"/>
+    <cs:fontRef idx="minor">
+      <a:schemeClr val="dk1"/>
+    </cs:fontRef>
+    <cs:spPr>
+      <a:ln>
+        <a:solidFill>
+          <a:schemeClr val="tx1">
+            <a:lumMod val="5000"/>
+            <a:lumOff val="95000"/>
+          </a:schemeClr>
+        </a:solidFill>
+      </a:ln>
+    </cs:spPr>
+  </cs:gridlineMinor>
+  <cs:hiLoLine>
+    <cs:lnRef idx="0"/>
+    <cs:fillRef idx="0"/>
+    <cs:effectRef idx="0"/>
+    <cs:fontRef idx="minor">
+      <a:schemeClr val="dk1"/>
+    </cs:fontRef>
+    <cs:spPr>
+      <a:ln w="9525">
+        <a:solidFill>
+          <a:schemeClr val="tx1">
+            <a:lumMod val="35000"/>
+            <a:lumOff val="65000"/>
+          </a:schemeClr>
+        </a:solidFill>
+        <a:round/>
+      </a:ln>
+    </cs:spPr>
+  </cs:hiLoLine>
+  <cs:leaderLine>
+    <cs:lnRef idx="0"/>
+    <cs:fillRef idx="0"/>
+    <cs:effectRef idx="0"/>
+    <cs:fontRef idx="minor">
+      <a:schemeClr val="dk1"/>
+    </cs:fontRef>
+    <cs:spPr>
+      <a:ln w="9525">
+        <a:solidFill>
+          <a:schemeClr val="tx1">
+            <a:lumMod val="35000"/>
+            <a:lumOff val="65000"/>
+          </a:schemeClr>
+        </a:solidFill>
+      </a:ln>
+    </cs:spPr>
+  </cs:leaderLine>
+  <cs:legend>
+    <cs:lnRef idx="0"/>
+    <cs:fillRef idx="0"/>
+    <cs:effectRef idx="0"/>
+    <cs:fontRef idx="minor">
+      <a:schemeClr val="tx1">
+        <a:lumMod val="65000"/>
+        <a:lumOff val="35000"/>
+      </a:schemeClr>
+    </cs:fontRef>
+    <cs:defRPr sz="900" kern="1200"/>
+  </cs:legend>
+  <cs:plotArea mods="allowNoFillOverride allowNoLineOverride">
+    <cs:lnRef idx="0"/>
+    <cs:fillRef idx="0"/>
+    <cs:effectRef idx="0"/>
+    <cs:fontRef idx="minor">
+      <a:schemeClr val="dk1"/>
+    </cs:fontRef>
+  </cs:plotArea>
+  <cs:plotArea3D mods="allowNoFillOverride allowNoLineOverride">
+    <cs:lnRef idx="0"/>
+    <cs:fillRef idx="0"/>
+    <cs:effectRef idx="0"/>
+    <cs:fontRef idx="minor">
+      <a:schemeClr val="dk1"/>
+    </cs:fontRef>
+  </cs:plotArea3D>
+  <cs:seriesAxis>
+    <cs:lnRef idx="0"/>
+    <cs:fillRef idx="0"/>
+    <cs:effectRef idx="0"/>
+    <cs:fontRef idx="minor">
+      <a:schemeClr val="tx1">
+        <a:lumMod val="65000"/>
+        <a:lumOff val="35000"/>
+      </a:schemeClr>
+    </cs:fontRef>
+    <cs:defRPr sz="900" kern="1200"/>
+  </cs:seriesAxis>
+  <cs:seriesLine>
+    <cs:lnRef idx="0"/>
+    <cs:fillRef idx="0"/>
+    <cs:effectRef idx="0"/>
+    <cs:fontRef idx="minor">
+      <a:schemeClr val="dk1"/>
+    </cs:fontRef>
+    <cs:spPr>
+      <a:ln w="9525">
+        <a:solidFill>
+          <a:schemeClr val="tx1">
+            <a:lumMod val="35000"/>
+            <a:lumOff val="65000"/>
+          </a:schemeClr>
+        </a:solidFill>
+        <a:round/>
+      </a:ln>
+    </cs:spPr>
+  </cs:seriesLine>
+  <cs:title>
+    <cs:lnRef idx="0"/>
+    <cs:fillRef idx="0"/>
+    <cs:effectRef idx="0"/>
+    <cs:fontRef idx="minor">
+      <a:schemeClr val="tx1">
+        <a:lumMod val="50000"/>
+        <a:lumOff val="50000"/>
+      </a:schemeClr>
+    </cs:fontRef>
+    <cs:defRPr sz="1800" b="1" kern="1200" cap="all" spc="150" baseline="0"/>
+  </cs:title>
+  <cs:trendline>
+    <cs:lnRef idx="0">
+      <cs:styleClr val="auto"/>
+    </cs:lnRef>
+    <cs:fillRef idx="0"/>
+    <cs:effectRef idx="0"/>
+    <cs:fontRef idx="minor">
+      <a:schemeClr val="dk1"/>
+    </cs:fontRef>
+    <cs:spPr>
+      <a:ln w="19050" cap="rnd">
+        <a:solidFill>
+          <a:schemeClr val="phClr"/>
+        </a:solidFill>
+      </a:ln>
+    </cs:spPr>
+  </cs:trendline>
+  <cs:trendlineLabel>
+    <cs:lnRef idx="0"/>
+    <cs:fillRef idx="0"/>
+    <cs:effectRef idx="0"/>
+    <cs:fontRef idx="minor">
+      <a:schemeClr val="tx1">
+        <a:lumMod val="65000"/>
+        <a:lumOff val="35000"/>
+      </a:schemeClr>
+    </cs:fontRef>
+    <cs:defRPr sz="900" kern="1200"/>
+  </cs:trendlineLabel>
+  <cs:upBar>
+    <cs:lnRef idx="0"/>
+    <cs:fillRef idx="0"/>
+    <cs:effectRef idx="0"/>
+    <cs:fontRef idx="minor">
+      <a:schemeClr val="dk1"/>
+    </cs:fontRef>
+    <cs:spPr>
+      <a:solidFill>
+        <a:schemeClr val="lt1"/>
+      </a:solidFill>
+      <a:ln w="9525">
+        <a:solidFill>
+          <a:schemeClr val="tx1">
+            <a:lumMod val="50000"/>
+            <a:lumOff val="50000"/>
+          </a:schemeClr>
+        </a:solidFill>
+      </a:ln>
+    </cs:spPr>
+  </cs:upBar>
+  <cs:valueAxis>
+    <cs:lnRef idx="0"/>
+    <cs:fillRef idx="0"/>
+    <cs:effectRef idx="0"/>
+    <cs:fontRef idx="minor">
+      <a:schemeClr val="tx1">
+        <a:lumMod val="65000"/>
+        <a:lumOff val="35000"/>
+      </a:schemeClr>
+    </cs:fontRef>
+    <cs:defRPr sz="900" kern="1200"/>
+  </cs:valueAxis>
+  <cs:wall>
+    <cs:lnRef idx="0"/>
+    <cs:fillRef idx="0"/>
+    <cs:effectRef idx="0"/>
+    <cs:fontRef idx="minor">
+      <a:schemeClr val="dk1"/>
+    </cs:fontRef>
+  </cs:wall>
+</cs:chartStyle>
+</file>
+
+<file path=word/charts/style2.xml><?xml version="1.0" encoding="utf-8"?>
+<cs:chartStyle xmlns:cs="http://schemas.microsoft.com/office/drawing/2012/chartStyle" xmlns:a="http://schemas.openxmlformats.org/drawingml/2006/main" id="251">
+  <cs:axisTitle>
+    <cs:lnRef idx="0"/>
+    <cs:fillRef idx="0"/>
+    <cs:effectRef idx="0"/>
+    <cs:fontRef idx="minor">
+      <a:schemeClr val="tx1">
+        <a:lumMod val="65000"/>
+        <a:lumOff val="35000"/>
+      </a:schemeClr>
+    </cs:fontRef>
+    <cs:defRPr sz="1000" kern="1200"/>
+  </cs:axisTitle>
+  <cs:categoryAxis>
+    <cs:lnRef idx="0"/>
+    <cs:fillRef idx="0"/>
+    <cs:effectRef idx="0"/>
+    <cs:fontRef idx="minor">
+      <a:schemeClr val="tx1">
+        <a:lumMod val="65000"/>
+        <a:lumOff val="35000"/>
+      </a:schemeClr>
+    </cs:fontRef>
+    <cs:spPr>
+      <a:ln w="9525" cap="flat" cmpd="sng" algn="ctr">
+        <a:solidFill>
+          <a:schemeClr val="tx1">
+            <a:lumMod val="15000"/>
+            <a:lumOff val="85000"/>
+          </a:schemeClr>
+        </a:solidFill>
+        <a:round/>
+      </a:ln>
+    </cs:spPr>
+    <cs:defRPr sz="900" kern="1200"/>
+  </cs:categoryAxis>
+  <cs:chartArea mods="allowNoFillOverride allowNoLineOverride">
+    <cs:lnRef idx="0"/>
+    <cs:fillRef idx="0"/>
+    <cs:effectRef idx="0"/>
+    <cs:fontRef idx="minor">
+      <a:schemeClr val="tx1"/>
+    </cs:fontRef>
+    <cs:spPr>
+      <a:solidFill>
+        <a:schemeClr val="bg1"/>
+      </a:solidFill>
+      <a:ln w="9525" cap="flat" cmpd="sng" algn="ctr">
+        <a:solidFill>
+          <a:schemeClr val="tx1">
+            <a:lumMod val="15000"/>
+            <a:lumOff val="85000"/>
+          </a:schemeClr>
+        </a:solidFill>
+        <a:round/>
+      </a:ln>
+    </cs:spPr>
+    <cs:defRPr sz="900" kern="1200"/>
+  </cs:chartArea>
+  <cs:dataLabel>
+    <cs:lnRef idx="0"/>
+    <cs:fillRef idx="0"/>
+    <cs:effectRef idx="0"/>
+    <cs:fontRef idx="minor">
+      <a:schemeClr val="tx1">
+        <a:lumMod val="75000"/>
+        <a:lumOff val="25000"/>
+      </a:schemeClr>
+    </cs:fontRef>
+    <cs:defRPr sz="900" kern="1200"/>
+  </cs:dataLabel>
+  <cs:dataLabelCallout>
+    <cs:lnRef idx="0"/>
+    <cs:fillRef idx="0"/>
+    <cs:effectRef idx="0"/>
+    <cs:fontRef idx="minor">
+      <a:schemeClr val="dk1">
+        <a:lumMod val="65000"/>
+        <a:lumOff val="35000"/>
+      </a:schemeClr>
+    </cs:fontRef>
+    <cs:spPr>
+      <a:solidFill>
+        <a:schemeClr val="lt1"/>
+      </a:solidFill>
+      <a:ln>
+        <a:solidFill>
+          <a:schemeClr val="dk1">
+            <a:lumMod val="25000"/>
+            <a:lumOff val="75000"/>
+          </a:schemeClr>
+        </a:solidFill>
+      </a:ln>
+    </cs:spPr>
+    <cs:defRPr sz="900" kern="1200"/>
+    <cs:bodyPr rot="0" spcFirstLastPara="1" vertOverflow="clip" horzOverflow="clip" vert="horz" wrap="square" lIns="36576" tIns="18288" rIns="36576" bIns="18288" anchor="ctr" anchorCtr="1">
+      <a:spAutoFit/>
+    </cs:bodyPr>
+  </cs:dataLabelCallout>
+  <cs:dataPoint>
+    <cs:lnRef idx="0"/>
+    <cs:fillRef idx="1">
+      <cs:styleClr val="auto"/>
+    </cs:fillRef>
+    <cs:effectRef idx="0"/>
+    <cs:fontRef idx="minor">
+      <a:schemeClr val="tx1"/>
+    </cs:fontRef>
+    <cs:spPr>
+      <a:ln w="19050">
+        <a:solidFill>
+          <a:schemeClr val="lt1"/>
+        </a:solidFill>
+      </a:ln>
+    </cs:spPr>
+  </cs:dataPoint>
+  <cs:dataPoint3D>
+    <cs:lnRef idx="0"/>
+    <cs:fillRef idx="1">
+      <cs:styleClr val="auto"/>
+    </cs:fillRef>
+    <cs:effectRef idx="0"/>
+    <cs:fontRef idx="minor">
+      <a:schemeClr val="tx1"/>
+    </cs:fontRef>
+    <cs:spPr>
+      <a:ln w="25400">
+        <a:solidFill>
+          <a:schemeClr val="lt1"/>
+        </a:solidFill>
+      </a:ln>
+    </cs:spPr>
+  </cs:dataPoint3D>
+  <cs:dataPointLine>
+    <cs:lnRef idx="0">
+      <cs:styleClr val="auto"/>
+    </cs:lnRef>
+    <cs:fillRef idx="0"/>
+    <cs:effectRef idx="0"/>
+    <cs:fontRef idx="minor">
+      <a:schemeClr val="tx1"/>
+    </cs:fontRef>
+    <cs:spPr>
+      <a:ln w="28575" cap="rnd">
+        <a:solidFill>
+          <a:schemeClr val="phClr"/>
+        </a:solidFill>
+        <a:round/>
+      </a:ln>
+    </cs:spPr>
+  </cs:dataPointLine>
+  <cs:dataPointMarker>
+    <cs:lnRef idx="0">
+      <cs:styleClr val="auto"/>
+    </cs:lnRef>
+    <cs:fillRef idx="1">
+      <cs:styleClr val="auto"/>
+    </cs:fillRef>
+    <cs:effectRef idx="0"/>
+    <cs:fontRef idx="minor">
+      <a:schemeClr val="tx1"/>
+    </cs:fontRef>
+    <cs:spPr>
+      <a:ln w="9525">
+        <a:solidFill>
+          <a:schemeClr val="phClr"/>
+        </a:solidFill>
+      </a:ln>
+    </cs:spPr>
+  </cs:dataPointMarker>
+  <cs:dataPointMarkerLayout symbol="circle" size="5"/>
+  <cs:dataPointWireframe>
+    <cs:lnRef idx="0">
+      <cs:styleClr val="auto"/>
+    </cs:lnRef>
+    <cs:fillRef idx="0"/>
+    <cs:effectRef idx="0"/>
+    <cs:fontRef idx="minor">
+      <a:schemeClr val="tx1"/>
+    </cs:fontRef>
+    <cs:spPr>
+      <a:ln w="9525" cap="rnd">
+        <a:solidFill>
+          <a:schemeClr val="phClr"/>
+        </a:solidFill>
+        <a:round/>
+      </a:ln>
+    </cs:spPr>
+  </cs:dataPointWireframe>
+  <cs:dataTable>
+    <cs:lnRef idx="0"/>
+    <cs:fillRef idx="0"/>
+    <cs:effectRef idx="0"/>
+    <cs:fontRef idx="minor">
+      <a:schemeClr val="tx1">
+        <a:lumMod val="65000"/>
+        <a:lumOff val="35000"/>
+      </a:schemeClr>
+    </cs:fontRef>
+    <cs:spPr>
+      <a:noFill/>
+      <a:ln w="9525" cap="flat" cmpd="sng" algn="ctr">
+        <a:solidFill>
+          <a:schemeClr val="tx1">
+            <a:lumMod val="15000"/>
+            <a:lumOff val="85000"/>
+          </a:schemeClr>
+        </a:solidFill>
+        <a:round/>
+      </a:ln>
+    </cs:spPr>
+    <cs:defRPr sz="900" kern="1200"/>
+  </cs:dataTable>
+  <cs:downBar>
+    <cs:lnRef idx="0"/>
+    <cs:fillRef idx="0"/>
+    <cs:effectRef idx="0"/>
+    <cs:fontRef idx="minor">
+      <a:schemeClr val="tx1"/>
+    </cs:fontRef>
+    <cs:spPr>
+      <a:solidFill>
+        <a:schemeClr val="dk1">
+          <a:lumMod val="75000"/>
+          <a:lumOff val="25000"/>
+        </a:schemeClr>
+      </a:solidFill>
+      <a:ln w="9525" cap="flat" cmpd="sng" algn="ctr">
+        <a:solidFill>
+          <a:schemeClr val="tx1">
+            <a:lumMod val="65000"/>
+            <a:lumOff val="35000"/>
+          </a:schemeClr>
+        </a:solidFill>
+        <a:round/>
+      </a:ln>
+    </cs:spPr>
+  </cs:downBar>
+  <cs:dropLine>
+    <cs:lnRef idx="0"/>
+    <cs:fillRef idx="0"/>
+    <cs:effectRef idx="0"/>
+    <cs:fontRef idx="minor">
+      <a:schemeClr val="tx1"/>
+    </cs:fontRef>
+    <cs:spPr>
+      <a:ln w="9525" cap="flat" cmpd="sng" algn="ctr">
+        <a:solidFill>
+          <a:schemeClr val="tx1">
+            <a:lumMod val="35000"/>
+            <a:lumOff val="65000"/>
+          </a:schemeClr>
+        </a:solidFill>
+        <a:round/>
+      </a:ln>
+    </cs:spPr>
+  </cs:dropLine>
+  <cs:errorBar>
+    <cs:lnRef idx="0"/>
+    <cs:fillRef idx="0"/>
+    <cs:effectRef idx="0"/>
+    <cs:fontRef idx="minor">
+      <a:schemeClr val="tx1"/>
+    </cs:fontRef>
+    <cs:spPr>
+      <a:ln w="9525" cap="flat" cmpd="sng" algn="ctr">
+        <a:solidFill>
+          <a:schemeClr val="tx1">
+            <a:lumMod val="65000"/>
+            <a:lumOff val="35000"/>
+          </a:schemeClr>
+        </a:solidFill>
+        <a:round/>
+      </a:ln>
+    </cs:spPr>
+  </cs:errorBar>
+  <cs:floor>
+    <cs:lnRef idx="0"/>
+    <cs:fillRef idx="0"/>
+    <cs:effectRef idx="0"/>
+    <cs:fontRef idx="minor">
+      <a:schemeClr val="tx1"/>
+    </cs:fontRef>
+    <cs:spPr>
+      <a:noFill/>
+      <a:ln>
+        <a:noFill/>
+      </a:ln>
+    </cs:spPr>
+  </cs:floor>
+  <cs:gridlineMajor>
+    <cs:lnRef idx="0"/>
+    <cs:fillRef idx="0"/>
+    <cs:effectRef idx="0"/>
+    <cs:fontRef idx="minor">
+      <a:schemeClr val="tx1"/>
+    </cs:fontRef>
+    <cs:spPr>
+      <a:ln w="9525" cap="flat" cmpd="sng" algn="ctr">
+        <a:solidFill>
+          <a:schemeClr val="tx1">
+            <a:lumMod val="15000"/>
+            <a:lumOff val="85000"/>
+          </a:schemeClr>
+        </a:solidFill>
+        <a:round/>
+      </a:ln>
+    </cs:spPr>
+  </cs:gridlineMajor>
+  <cs:gridlineMinor>
+    <cs:lnRef idx="0"/>
+    <cs:fillRef idx="0"/>
+    <cs:effectRef idx="0"/>
+    <cs:fontRef idx="minor">
+      <a:schemeClr val="tx1"/>
+    </cs:fontRef>
+    <cs:spPr>
+      <a:ln w="9525" cap="flat" cmpd="sng" algn="ctr">
+        <a:solidFill>
+          <a:schemeClr val="tx1">
+            <a:lumMod val="5000"/>
+            <a:lumOff val="95000"/>
+          </a:schemeClr>
+        </a:solidFill>
+        <a:round/>
+      </a:ln>
+    </cs:spPr>
+  </cs:gridlineMinor>
+  <cs:hiLoLine>
+    <cs:lnRef idx="0"/>
+    <cs:fillRef idx="0"/>
+    <cs:effectRef idx="0"/>
+    <cs:fontRef idx="minor">
+      <a:schemeClr val="tx1"/>
+    </cs:fontRef>
+    <cs:spPr>
+      <a:ln w="9525" cap="flat" cmpd="sng" algn="ctr">
+        <a:solidFill>
+          <a:schemeClr val="tx1">
+            <a:lumMod val="50000"/>
+            <a:lumOff val="50000"/>
+          </a:schemeClr>
+        </a:solidFill>
+        <a:round/>
+      </a:ln>
+    </cs:spPr>
+  </cs:hiLoLine>
+  <cs:leaderLine>
+    <cs:lnRef idx="0"/>
+    <cs:fillRef idx="0"/>
+    <cs:effectRef idx="0"/>
+    <cs:fontRef idx="minor">
+      <a:schemeClr val="tx1"/>
+    </cs:fontRef>
+    <cs:spPr>
+      <a:ln w="9525" cap="flat" cmpd="sng" algn="ctr">
+        <a:solidFill>
+          <a:schemeClr val="tx1">
+            <a:lumMod val="35000"/>
+            <a:lumOff val="65000"/>
+          </a:schemeClr>
+        </a:solidFill>
+        <a:round/>
+      </a:ln>
+    </cs:spPr>
+  </cs:leaderLine>
+  <cs:legend>
+    <cs:lnRef idx="0"/>
+    <cs:fillRef idx="0"/>
+    <cs:effectRef idx="0"/>
+    <cs:fontRef idx="minor">
+      <a:schemeClr val="tx1">
+        <a:lumMod val="65000"/>
+        <a:lumOff val="35000"/>
+      </a:schemeClr>
+    </cs:fontRef>
+    <cs:defRPr sz="900" kern="1200"/>
+  </cs:legend>
+  <cs:plotArea mods="allowNoFillOverride allowNoLineOverride">
+    <cs:lnRef idx="0"/>
+    <cs:fillRef idx="0"/>
+    <cs:effectRef idx="0"/>
+    <cs:fontRef idx="minor">
+      <a:schemeClr val="tx1"/>
+    </cs:fontRef>
+  </cs:plotArea>
+  <cs:plotArea3D mods="allowNoFillOverride allowNoLineOverride">
+    <cs:lnRef idx="0"/>
+    <cs:fillRef idx="0"/>
+    <cs:effectRef idx="0"/>
+    <cs:fontRef idx="minor">
+      <a:schemeClr val="tx1"/>
+    </cs:fontRef>
+  </cs:plotArea3D>
+  <cs:seriesAxis>
+    <cs:lnRef idx="0"/>
+    <cs:fillRef idx="0"/>
+    <cs:effectRef idx="0"/>
+    <cs:fontRef idx="minor">
+      <a:schemeClr val="tx1">
+        <a:lumMod val="65000"/>
+        <a:lumOff val="35000"/>
+      </a:schemeClr>
+    </cs:fontRef>
+    <cs:defRPr sz="900" kern="1200"/>
+  </cs:seriesAxis>
+  <cs:seriesLine>
+    <cs:lnRef idx="0"/>
+    <cs:fillRef idx="0"/>
+    <cs:effectRef idx="0"/>
+    <cs:fontRef idx="minor">
+      <a:schemeClr val="tx1"/>
+    </cs:fontRef>
+    <cs:spPr>
+      <a:ln w="9525" cap="flat" cmpd="sng" algn="ctr">
+        <a:solidFill>
+          <a:schemeClr val="tx1">
+            <a:lumMod val="35000"/>
+            <a:lumOff val="65000"/>
+          </a:schemeClr>
+        </a:solidFill>
+        <a:round/>
+      </a:ln>
+    </cs:spPr>
+  </cs:seriesLine>
+  <cs:title>
+    <cs:lnRef idx="0"/>
+    <cs:fillRef idx="0"/>
+    <cs:effectRef idx="0"/>
+    <cs:fontRef idx="minor">
+      <a:schemeClr val="tx1">
+        <a:lumMod val="65000"/>
+        <a:lumOff val="35000"/>
+      </a:schemeClr>
+    </cs:fontRef>
+    <cs:defRPr sz="1400" b="0" kern="1200" spc="0" baseline="0"/>
+  </cs:title>
+  <cs:trendline>
+    <cs:lnRef idx="0">
+      <cs:styleClr val="auto"/>
+    </cs:lnRef>
+    <cs:fillRef idx="0"/>
+    <cs:effectRef idx="0"/>
+    <cs:fontRef idx="minor">
+      <a:schemeClr val="tx1"/>
+    </cs:fontRef>
+    <cs:spPr>
+      <a:ln w="19050" cap="rnd">
+        <a:solidFill>
+          <a:schemeClr val="phClr"/>
+        </a:solidFill>
+        <a:prstDash val="sysDot"/>
+      </a:ln>
+    </cs:spPr>
+  </cs:trendline>
+  <cs:trendlineLabel>
+    <cs:lnRef idx="0"/>
+    <cs:fillRef idx="0"/>
+    <cs:effectRef idx="0"/>
+    <cs:fontRef idx="minor">
+      <a:schemeClr val="tx1">
+        <a:lumMod val="65000"/>
+        <a:lumOff val="35000"/>
+      </a:schemeClr>
+    </cs:fontRef>
+    <cs:defRPr sz="900" kern="1200"/>
+  </cs:trendlineLabel>
+  <cs:upBar>
+    <cs:lnRef idx="0"/>
+    <cs:fillRef idx="0"/>
+    <cs:effectRef idx="0"/>
+    <cs:fontRef idx="minor">
+      <a:schemeClr val="tx1"/>
+    </cs:fontRef>
+    <cs:spPr>
+      <a:solidFill>
+        <a:schemeClr val="lt1"/>
+      </a:solidFill>
+      <a:ln w="9525" cap="flat" cmpd="sng" algn="ctr">
+        <a:solidFill>
+          <a:schemeClr val="tx1">
+            <a:lumMod val="65000"/>
+            <a:lumOff val="35000"/>
+          </a:schemeClr>
+        </a:solidFill>
+        <a:round/>
+      </a:ln>
+    </cs:spPr>
+  </cs:upBar>
+  <cs:valueAxis>
+    <cs:lnRef idx="0"/>
+    <cs:fillRef idx="0"/>
+    <cs:effectRef idx="0"/>
+    <cs:fontRef idx="minor">
+      <a:schemeClr val="tx1">
+        <a:lumMod val="65000"/>
+        <a:lumOff val="35000"/>
+      </a:schemeClr>
+    </cs:fontRef>
+    <cs:defRPr sz="900" kern="1200"/>
+  </cs:valueAxis>
+  <cs:wall>
+    <cs:lnRef idx="0"/>
+    <cs:fillRef idx="0"/>
+    <cs:effectRef idx="0"/>
+    <cs:fontRef idx="minor">
+      <a:schemeClr val="tx1"/>
+    </cs:fontRef>
+    <cs:spPr>
+      <a:noFill/>
+      <a:ln>
+        <a:noFill/>
+      </a:ln>
+    </cs:spPr>
+  </cs:wall>
+</cs:chartStyle>
 </file>
 
 <file path=word/theme/theme1.xml><?xml version="1.0" encoding="utf-8"?>
@@ -5188,7 +8394,7 @@
 </file>
 
 <file path=customXml/itemProps1.xml><?xml version="1.0" encoding="utf-8"?>
-<ds:datastoreItem xmlns:ds="http://schemas.openxmlformats.org/officeDocument/2006/customXml" ds:itemID="{ABADC646-434D-4B59-9C2F-F173151E27F1}">
+<ds:datastoreItem xmlns:ds="http://schemas.openxmlformats.org/officeDocument/2006/customXml" ds:itemID="{D8401A2E-E146-482C-81AF-37C09F53832E}">
   <ds:schemaRefs>
     <ds:schemaRef ds:uri="http://schemas.openxmlformats.org/officeDocument/2006/bibliography"/>
   </ds:schemaRefs>

--- a/Abnt.docx
+++ b/Abnt.docx
@@ -1,8 +1,8 @@
 
 <file path=word/document.xml><?xml version="1.0" encoding="utf-8"?>
-<w:document xmlns:wpc="http://schemas.microsoft.com/office/word/2010/wordprocessingCanvas" xmlns:cx="http://schemas.microsoft.com/office/drawing/2014/chartex" xmlns:cx1="http://schemas.microsoft.com/office/drawing/2015/9/8/chartex" xmlns:mc="http://schemas.openxmlformats.org/markup-compatibility/2006" xmlns:o="urn:schemas-microsoft-com:office:office" xmlns:r="http://schemas.openxmlformats.org/officeDocument/2006/relationships" xmlns:m="http://schemas.openxmlformats.org/officeDocument/2006/math" xmlns:v="urn:schemas-microsoft-com:vml" xmlns:wp14="http://schemas.microsoft.com/office/word/2010/wordprocessingDrawing" xmlns:wp="http://schemas.openxmlformats.org/drawingml/2006/wordprocessingDrawing" xmlns:w10="urn:schemas-microsoft-com:office:word" xmlns:w="http://schemas.openxmlformats.org/wordprocessingml/2006/main" xmlns:w14="http://schemas.microsoft.com/office/word/2010/wordml" xmlns:w15="http://schemas.microsoft.com/office/word/2012/wordml" xmlns:w16se="http://schemas.microsoft.com/office/word/2015/wordml/symex" xmlns:wpg="http://schemas.microsoft.com/office/word/2010/wordprocessingGroup" xmlns:wpi="http://schemas.microsoft.com/office/word/2010/wordprocessingInk" xmlns:wne="http://schemas.microsoft.com/office/word/2006/wordml" xmlns:wps="http://schemas.microsoft.com/office/word/2010/wordprocessingShape" mc:Ignorable="w14 w15 w16se wp14">
+<w:document xmlns:wpc="http://schemas.microsoft.com/office/word/2010/wordprocessingCanvas" xmlns:cx="http://schemas.microsoft.com/office/drawing/2014/chartex" xmlns:cx1="http://schemas.microsoft.com/office/drawing/2015/9/8/chartex" xmlns:mc="http://schemas.openxmlformats.org/markup-compatibility/2006" xmlns:o="urn:schemas-microsoft-com:office:office" xmlns:r="http://schemas.openxmlformats.org/officeDocument/2006/relationships" xmlns:m="http://schemas.openxmlformats.org/officeDocument/2006/math" xmlns:v="urn:schemas-microsoft-com:vml" xmlns:wp14="http://schemas.microsoft.com/office/word/2010/wordprocessingDrawing" xmlns:wp="http://schemas.openxmlformats.org/drawingml/2006/wordprocessingDrawing" xmlns:w10="urn:schemas-microsoft-com:office:word" xmlns:w="http://schemas.openxmlformats.org/wordprocessingml/2006/main" xmlns:w14="http://schemas.microsoft.com/office/word/2010/wordml" xmlns:w15="http://schemas.microsoft.com/office/word/2012/wordml" xmlns:w16se="http://schemas.microsoft.com/office/word/2015/wordml/symex" xmlns:wpg="http://schemas.microsoft.com/office/word/2010/wordprocessingGroup" xmlns:wpi="http://schemas.microsoft.com/office/word/2010/wordprocessingInk" xmlns:wne="http://schemas.microsoft.com/office/word/2006/wordml" xmlns:wps="http://schemas.microsoft.com/office/word/2010/wordprocessingShape" xmlns:a="http://schemas.openxmlformats.org/drawingml/2006/main" xmlns:pic="http://schemas.openxmlformats.org/drawingml/2006/picture" xmlns:a14="http://schemas.microsoft.com/office/drawing/2010/main" xmlns:c="http://schemas.openxmlformats.org/drawingml/2006/chart" mc:Ignorable="w14 w15 w16se wp14">
   <w:body>
-    <w:p>
+    <w:p xmlns:wp14="http://schemas.microsoft.com/office/word/2010/wordml" wp14:textId="77777777">
       <w:pPr>
         <w:pStyle w:val="SemEspaamento"/>
       </w:pPr>
@@ -10,7 +10,7 @@
         <w:t>CENTRO PAULA SOUZA</w:t>
       </w:r>
     </w:p>
-    <w:p>
+    <w:p xmlns:wp14="http://schemas.microsoft.com/office/word/2010/wordml" wp14:textId="77777777">
       <w:pPr>
         <w:pStyle w:val="SemEspaamento"/>
       </w:pPr>
@@ -18,7 +18,7 @@
         <w:t>ETEC PROFª MARIA CRISTINA MEDEIROS</w:t>
       </w:r>
     </w:p>
-    <w:p>
+    <w:p xmlns:wp14="http://schemas.microsoft.com/office/word/2010/wordml" wp14:textId="77777777">
       <w:pPr>
         <w:pStyle w:val="SemEspaamento"/>
       </w:pPr>
@@ -26,7 +26,7 @@
         <w:t>Informática para Internet Integrado ao Ensino Médio</w:t>
       </w:r>
     </w:p>
-    <w:p>
+    <w:p xmlns:wp14="http://schemas.microsoft.com/office/word/2010/wordml" wp14:textId="77777777">
       <w:pPr>
         <w:pStyle w:val="SemEspaamento"/>
         <w:spacing w:before="1920"/>
@@ -35,7 +35,7 @@
         <w:t>Arthur Ribeiro Luz</w:t>
       </w:r>
     </w:p>
-    <w:p>
+    <w:p xmlns:wp14="http://schemas.microsoft.com/office/word/2010/wordml" wp14:textId="77777777">
       <w:pPr>
         <w:pStyle w:val="SemEspaamento"/>
       </w:pPr>
@@ -43,7 +43,7 @@
         <w:t>Caio Oliveira Barreto</w:t>
       </w:r>
     </w:p>
-    <w:p>
+    <w:p xmlns:wp14="http://schemas.microsoft.com/office/word/2010/wordml" wp14:textId="77777777">
       <w:pPr>
         <w:pStyle w:val="SemEspaamento"/>
       </w:pPr>
@@ -51,7 +51,7 @@
         <w:t>Eduardo Luiz Franceliano</w:t>
       </w:r>
     </w:p>
-    <w:p>
+    <w:p xmlns:wp14="http://schemas.microsoft.com/office/word/2010/wordml" wp14:textId="77777777">
       <w:pPr>
         <w:pStyle w:val="SemEspaamento"/>
       </w:pPr>
@@ -59,7 +59,7 @@
         <w:t>Guilherme da Silva Gimenes</w:t>
       </w:r>
     </w:p>
-    <w:p>
+    <w:p xmlns:wp14="http://schemas.microsoft.com/office/word/2010/wordml" wp14:textId="77777777">
       <w:pPr>
         <w:pStyle w:val="SemEspaamento"/>
       </w:pPr>
@@ -67,7 +67,7 @@
         <w:t>João Arthur Rípoli Pereira Nunes</w:t>
       </w:r>
     </w:p>
-    <w:p>
+    <w:p xmlns:wp14="http://schemas.microsoft.com/office/word/2010/wordml" wp14:textId="77777777">
       <w:pPr>
         <w:pStyle w:val="SemEspaamento"/>
         <w:spacing w:before="2520"/>
@@ -79,7 +79,7 @@
         <w:t>: Jogo para conscientização sobre poluição, automação e política</w:t>
       </w:r>
     </w:p>
-    <w:p>
+    <w:p xmlns:wp14="http://schemas.microsoft.com/office/word/2010/wordml" wp14:textId="77777777">
       <w:pPr>
         <w:pStyle w:val="SemEspaamento"/>
         <w:spacing w:before="5640"/>
@@ -88,7 +88,7 @@
         <w:t>Ribeirão Pires</w:t>
       </w:r>
     </w:p>
-    <w:p>
+    <w:p xmlns:wp14="http://schemas.microsoft.com/office/word/2010/wordml" wp14:textId="77777777">
       <w:pPr>
         <w:pStyle w:val="SemEspaamento"/>
       </w:pPr>
@@ -96,7 +96,7 @@
         <w:t>2026</w:t>
       </w:r>
     </w:p>
-    <w:p>
+    <w:p xmlns:wp14="http://schemas.microsoft.com/office/word/2010/wordml" wp14:textId="77777777">
       <w:pPr>
         <w:rPr>
           <w:b/>
@@ -104,7 +104,7 @@
         </w:rPr>
       </w:pPr>
     </w:p>
-    <w:p>
+    <w:p xmlns:wp14="http://schemas.microsoft.com/office/word/2010/wordml" wp14:textId="77777777">
       <w:pPr>
         <w:pStyle w:val="SemEspaamento"/>
       </w:pPr>
@@ -112,7 +112,7 @@
         <w:t>Arthur Ribeiro Luz</w:t>
       </w:r>
     </w:p>
-    <w:p>
+    <w:p xmlns:wp14="http://schemas.microsoft.com/office/word/2010/wordml" wp14:textId="77777777">
       <w:pPr>
         <w:pStyle w:val="SemEspaamento"/>
       </w:pPr>
@@ -120,7 +120,7 @@
         <w:t>Caio Oliveira Barreto</w:t>
       </w:r>
     </w:p>
-    <w:p>
+    <w:p xmlns:wp14="http://schemas.microsoft.com/office/word/2010/wordml" wp14:textId="77777777">
       <w:pPr>
         <w:pStyle w:val="SemEspaamento"/>
       </w:pPr>
@@ -128,7 +128,7 @@
         <w:t>Eduardo Luiz Franceliano</w:t>
       </w:r>
     </w:p>
-    <w:p>
+    <w:p xmlns:wp14="http://schemas.microsoft.com/office/word/2010/wordml" wp14:textId="77777777">
       <w:pPr>
         <w:pStyle w:val="SemEspaamento"/>
       </w:pPr>
@@ -136,7 +136,7 @@
         <w:t>Guilherme da Silva Gimenes</w:t>
       </w:r>
     </w:p>
-    <w:p>
+    <w:p xmlns:wp14="http://schemas.microsoft.com/office/word/2010/wordml" wp14:textId="77777777">
       <w:pPr>
         <w:pStyle w:val="SemEspaamento"/>
       </w:pPr>
@@ -144,7 +144,7 @@
         <w:t>João Arthur Rípoli Pereira Nunes</w:t>
       </w:r>
     </w:p>
-    <w:p>
+    <w:p xmlns:wp14="http://schemas.microsoft.com/office/word/2010/wordml" wp14:textId="77777777">
       <w:pPr>
         <w:pStyle w:val="SemEspaamento"/>
         <w:spacing w:before="4920"/>
@@ -153,7 +153,7 @@
         <w:t>THERMAUTOMATA: Jogo para conscientização sobre poluição, automação e política</w:t>
       </w:r>
     </w:p>
-    <w:p>
+    <w:p xmlns:wp14="http://schemas.microsoft.com/office/word/2010/wordml" wp14:textId="77777777">
       <w:pPr>
         <w:pStyle w:val="SemEspaamento"/>
         <w:spacing w:before="960"/>
@@ -172,7 +172,7 @@
         <w:t>Trabalho de Conclusão de curso apresentado ao Curso Técnico em Informática para Internet Integrado ao Ensino Médio da ETEC ProfªMaria Cristina Medeiros, orientado pela ProfªMe. Cíntia Maria de Araújo Pinho, como requisito parcial para obtenção do título de técnico em Informática para Internet</w:t>
       </w:r>
     </w:p>
-    <w:p>
+    <w:p xmlns:wp14="http://schemas.microsoft.com/office/word/2010/wordml" wp14:textId="77777777">
       <w:pPr>
         <w:pStyle w:val="SemEspaamento"/>
         <w:spacing w:before="2880"/>
@@ -187,7 +187,7 @@
         <w:t>Ribeirão Pires</w:t>
       </w:r>
     </w:p>
-    <w:p>
+    <w:p xmlns:wp14="http://schemas.microsoft.com/office/word/2010/wordml" wp14:textId="77777777">
       <w:pPr>
         <w:pStyle w:val="SemEspaamento"/>
       </w:pPr>
@@ -195,60 +195,57 @@
         <w:t>2026</w:t>
       </w:r>
     </w:p>
-    <w:p>
+    <w:p xmlns:wp14="http://schemas.microsoft.com/office/word/2010/wordml" wp14:textId="77777777">
       <w:r>
         <w:br w:type="page"/>
       </w:r>
       <w:r>
-        <w:lastRenderedPageBreak/>
         <w:t>Ficha Catalográfica</w:t>
       </w:r>
     </w:p>
-    <w:p>
+    <w:p xmlns:wp14="http://schemas.microsoft.com/office/word/2010/wordml" wp14:textId="77777777">
       <w:r>
         <w:br w:type="page"/>
       </w:r>
     </w:p>
-    <w:p>
+    <w:p xmlns:wp14="http://schemas.microsoft.com/office/word/2010/wordml" wp14:textId="77777777">
       <w:pPr>
         <w:pStyle w:val="SemEspaamento"/>
       </w:pPr>
       <w:r>
-        <w:lastRenderedPageBreak/>
         <w:t>DEDICATÓRIA</w:t>
       </w:r>
     </w:p>
-    <w:p>
+    <w:p xmlns:wp14="http://schemas.microsoft.com/office/word/2010/wordml" wp14:textId="77777777">
       <w:r>
         <w:t>Aqui vai ficar a dedicatória</w:t>
       </w:r>
     </w:p>
-    <w:p>
+    <w:p xmlns:wp14="http://schemas.microsoft.com/office/word/2010/wordml" wp14:textId="77777777">
       <w:r>
         <w:br w:type="page"/>
       </w:r>
     </w:p>
-    <w:p>
+    <w:p xmlns:wp14="http://schemas.microsoft.com/office/word/2010/wordml" wp14:textId="77777777">
       <w:pPr>
         <w:pStyle w:val="SemEspaamento"/>
       </w:pPr>
       <w:r>
-        <w:lastRenderedPageBreak/>
         <w:t>AGRADECIMENTOS</w:t>
       </w:r>
     </w:p>
-    <w:p>
+    <w:p xmlns:wp14="http://schemas.microsoft.com/office/word/2010/wordml" wp14:textId="77777777">
       <w:r>
         <w:t>Aqui vai ficar os agradecimentos</w:t>
       </w:r>
     </w:p>
-    <w:p>
+    <w:p xmlns:wp14="http://schemas.microsoft.com/office/word/2010/wordml" wp14:textId="77777777">
       <w:r>
         <w:br w:type="page"/>
       </w:r>
     </w:p>
-    <w:p/>
-    <w:p>
+    <w:p xmlns:wp14="http://schemas.microsoft.com/office/word/2010/wordml" wp14:textId="77777777"/>
+    <w:p xmlns:wp14="http://schemas.microsoft.com/office/word/2010/wordml" wp14:textId="77777777">
       <w:pPr>
         <w:spacing w:before="12600"/>
       </w:pPr>
@@ -256,13 +253,13 @@
         <w:t>Frase</w:t>
       </w:r>
     </w:p>
-    <w:p>
+    <w:p xmlns:wp14="http://schemas.microsoft.com/office/word/2010/wordml" wp14:textId="77777777">
       <w:r>
         <w:t>Autor</w:t>
       </w:r>
     </w:p>
-    <w:p/>
-    <w:p>
+    <w:p xmlns:wp14="http://schemas.microsoft.com/office/word/2010/wordml" wp14:textId="77777777"/>
+    <w:p xmlns:wp14="http://schemas.microsoft.com/office/word/2010/wordml" wp14:textId="77777777">
       <w:pPr>
         <w:pStyle w:val="SemEspaamento"/>
       </w:pPr>
@@ -270,26 +267,25 @@
         <w:t>RESUMO</w:t>
       </w:r>
     </w:p>
-    <w:p>
+    <w:p xmlns:wp14="http://schemas.microsoft.com/office/word/2010/wordml" wp14:textId="77777777">
       <w:r>
         <w:t>Aqui jaz o resumo</w:t>
       </w:r>
     </w:p>
-    <w:p>
+    <w:p xmlns:wp14="http://schemas.microsoft.com/office/word/2010/wordml" wp14:textId="77777777">
       <w:r>
         <w:br w:type="page"/>
       </w:r>
     </w:p>
-    <w:p>
+    <w:p xmlns:wp14="http://schemas.microsoft.com/office/word/2010/wordml" wp14:textId="77777777">
       <w:pPr>
         <w:pStyle w:val="SemEspaamento"/>
       </w:pPr>
       <w:r>
-        <w:lastRenderedPageBreak/>
         <w:t>ABSTRACT</w:t>
       </w:r>
     </w:p>
-    <w:p>
+    <w:p xmlns:wp14="http://schemas.microsoft.com/office/word/2010/wordml" wp14:textId="77777777">
       <w:r>
         <w:t>Res</w:t>
       </w:r>
@@ -300,31 +296,30 @@
         <w:t>tion em engrish</w:t>
       </w:r>
     </w:p>
-    <w:p>
+    <w:p xmlns:wp14="http://schemas.microsoft.com/office/word/2010/wordml" wp14:textId="77777777">
       <w:r>
         <w:br w:type="page"/>
       </w:r>
     </w:p>
-    <w:p>
+    <w:p xmlns:wp14="http://schemas.microsoft.com/office/word/2010/wordml" wp14:textId="77777777">
       <w:pPr>
         <w:pStyle w:val="SemEspaamento"/>
       </w:pPr>
       <w:r>
-        <w:lastRenderedPageBreak/>
         <w:t>ÍNDICE DE ILUSTRAÇÕES</w:t>
       </w:r>
     </w:p>
-    <w:p>
+    <w:p xmlns:wp14="http://schemas.microsoft.com/office/word/2010/wordml" wp14:textId="77777777">
       <w:pPr>
         <w:pStyle w:val="SemEspaamento"/>
       </w:pPr>
     </w:p>
-    <w:p>
+    <w:p xmlns:wp14="http://schemas.microsoft.com/office/word/2010/wordml" wp14:textId="77777777">
       <w:pPr>
         <w:pStyle w:val="SemEspaamento"/>
       </w:pPr>
     </w:p>
-    <w:p>
+    <w:p xmlns:wp14="http://schemas.microsoft.com/office/word/2010/wordml" wp14:textId="77777777">
       <w:pPr>
         <w:pStyle w:val="SemEspaamento"/>
       </w:pPr>
@@ -332,12 +327,12 @@
         <w:t>FIGURAS</w:t>
       </w:r>
     </w:p>
-    <w:p>
+    <w:p xmlns:wp14="http://schemas.microsoft.com/office/word/2010/wordml" wp14:textId="77777777">
       <w:pPr>
         <w:pStyle w:val="SemEspaamento"/>
       </w:pPr>
     </w:p>
-    <w:p>
+    <w:p xmlns:wp14="http://schemas.microsoft.com/office/word/2010/wordml" wp14:textId="77777777">
       <w:pPr>
         <w:pStyle w:val="ndicedeilustraes"/>
         <w:tabs>
@@ -356,7 +351,7 @@
       <w:r>
         <w:fldChar w:fldCharType="separate"/>
       </w:r>
-      <w:hyperlink w:anchor="_Toc226613146" w:history="1">
+      <w:hyperlink w:history="1" w:anchor="_Toc226613146">
         <w:r>
           <w:rPr>
             <w:rStyle w:val="Hyperlink"/>
@@ -414,7 +409,7 @@
         </w:r>
       </w:hyperlink>
     </w:p>
-    <w:p>
+    <w:p xmlns:wp14="http://schemas.microsoft.com/office/word/2010/wordml" wp14:textId="77777777">
       <w:pPr>
         <w:pStyle w:val="ndicedeilustraes"/>
         <w:tabs>
@@ -424,7 +419,7 @@
           <w:noProof/>
         </w:rPr>
       </w:pPr>
-      <w:hyperlink w:anchor="_Toc226613147" w:history="1">
+      <w:hyperlink w:history="1" w:anchor="_Toc226613147">
         <w:r>
           <w:rPr>
             <w:rStyle w:val="Hyperlink"/>
@@ -482,7 +477,7 @@
         </w:r>
       </w:hyperlink>
     </w:p>
-    <w:p>
+    <w:p xmlns:wp14="http://schemas.microsoft.com/office/word/2010/wordml" wp14:textId="77777777">
       <w:pPr>
         <w:pStyle w:val="SemEspaamento"/>
       </w:pPr>
@@ -490,7 +485,7 @@
         <w:fldChar w:fldCharType="end"/>
       </w:r>
     </w:p>
-    <w:p>
+    <w:p xmlns:wp14="http://schemas.microsoft.com/office/word/2010/wordml" wp14:textId="77777777">
       <w:pPr>
         <w:pStyle w:val="SemEspaamento"/>
       </w:pPr>
@@ -498,19 +493,19 @@
         <w:t>QUADROS</w:t>
       </w:r>
     </w:p>
-    <w:p>
+    <w:p xmlns:wp14="http://schemas.microsoft.com/office/word/2010/wordml" wp14:textId="77777777">
       <w:pPr>
         <w:pStyle w:val="SemEspaamento"/>
       </w:pPr>
     </w:p>
-    <w:p>
+    <w:p xmlns:wp14="http://schemas.microsoft.com/office/word/2010/wordml" wp14:textId="77777777">
       <w:pPr>
         <w:pStyle w:val="ndicedeilustraes"/>
         <w:tabs>
           <w:tab w:val="right" w:leader="dot" w:pos="9061"/>
         </w:tabs>
         <w:rPr>
-          <w:rFonts w:asciiTheme="minorHAnsi" w:eastAsiaTheme="minorEastAsia" w:hAnsiTheme="minorHAnsi"/>
+          <w:rFonts w:asciiTheme="minorHAnsi" w:hAnsiTheme="minorHAnsi" w:eastAsiaTheme="minorEastAsia"/>
           <w:noProof/>
           <w:sz w:val="22"/>
           <w:lang w:eastAsia="pt-BR"/>
@@ -525,7 +520,7 @@
       <w:r>
         <w:fldChar w:fldCharType="separate"/>
       </w:r>
-      <w:hyperlink w:anchor="_Toc226613168" w:history="1">
+      <w:hyperlink w:history="1" w:anchor="_Toc226613168">
         <w:r>
           <w:rPr>
             <w:rStyle w:val="Hyperlink"/>
@@ -583,7 +578,7 @@
         </w:r>
       </w:hyperlink>
     </w:p>
-    <w:p>
+    <w:p xmlns:wp14="http://schemas.microsoft.com/office/word/2010/wordml" wp14:textId="77777777">
       <w:pPr>
         <w:pStyle w:val="SemEspaamento"/>
         <w:jc w:val="both"/>
@@ -592,7 +587,7 @@
         <w:fldChar w:fldCharType="end"/>
       </w:r>
     </w:p>
-    <w:p>
+    <w:p xmlns:wp14="http://schemas.microsoft.com/office/word/2010/wordml" wp14:textId="77777777">
       <w:pPr>
         <w:pStyle w:val="SemEspaamento"/>
       </w:pPr>
@@ -600,19 +595,19 @@
         <w:t>GRÁFICOS</w:t>
       </w:r>
     </w:p>
-    <w:p>
+    <w:p xmlns:wp14="http://schemas.microsoft.com/office/word/2010/wordml" wp14:textId="77777777">
       <w:pPr>
         <w:pStyle w:val="SemEspaamento"/>
       </w:pPr>
     </w:p>
-    <w:p>
+    <w:p xmlns:wp14="http://schemas.microsoft.com/office/word/2010/wordml" wp14:textId="77777777">
       <w:pPr>
         <w:pStyle w:val="ndicedeilustraes"/>
         <w:tabs>
           <w:tab w:val="right" w:leader="dot" w:pos="9061"/>
         </w:tabs>
         <w:rPr>
-          <w:rFonts w:asciiTheme="minorHAnsi" w:eastAsiaTheme="minorEastAsia" w:hAnsiTheme="minorHAnsi"/>
+          <w:rFonts w:asciiTheme="minorHAnsi" w:hAnsiTheme="minorHAnsi" w:eastAsiaTheme="minorEastAsia"/>
           <w:noProof/>
           <w:sz w:val="22"/>
           <w:lang w:eastAsia="pt-BR"/>
@@ -627,7 +622,7 @@
       <w:r>
         <w:fldChar w:fldCharType="separate"/>
       </w:r>
-      <w:hyperlink w:anchor="_Toc226613243" w:history="1">
+      <w:hyperlink w:history="1" w:anchor="_Toc226613243">
         <w:r>
           <w:rPr>
             <w:rStyle w:val="Hyperlink"/>
@@ -685,7 +680,7 @@
         </w:r>
       </w:hyperlink>
     </w:p>
-    <w:p>
+    <w:p xmlns:wp14="http://schemas.microsoft.com/office/word/2010/wordml" wp14:textId="77777777">
       <w:pPr>
         <w:pStyle w:val="SemEspaamento"/>
       </w:pPr>
@@ -693,7 +688,7 @@
         <w:fldChar w:fldCharType="end"/>
       </w:r>
     </w:p>
-    <w:p>
+    <w:p xmlns:wp14="http://schemas.microsoft.com/office/word/2010/wordml" wp14:textId="77777777">
       <w:pPr>
         <w:pStyle w:val="SemEspaamento"/>
       </w:pPr>
@@ -701,19 +696,19 @@
         <w:t>TABELAS</w:t>
       </w:r>
     </w:p>
-    <w:p>
+    <w:p xmlns:wp14="http://schemas.microsoft.com/office/word/2010/wordml" wp14:textId="77777777">
       <w:pPr>
         <w:pStyle w:val="SemEspaamento"/>
       </w:pPr>
     </w:p>
-    <w:p>
+    <w:p xmlns:wp14="http://schemas.microsoft.com/office/word/2010/wordml" wp14:textId="77777777">
       <w:pPr>
         <w:pStyle w:val="ndicedeilustraes"/>
         <w:tabs>
           <w:tab w:val="right" w:leader="dot" w:pos="9061"/>
         </w:tabs>
         <w:rPr>
-          <w:rFonts w:asciiTheme="minorHAnsi" w:eastAsiaTheme="minorEastAsia" w:hAnsiTheme="minorHAnsi"/>
+          <w:rFonts w:asciiTheme="minorHAnsi" w:hAnsiTheme="minorHAnsi" w:eastAsiaTheme="minorEastAsia"/>
           <w:noProof/>
           <w:sz w:val="22"/>
           <w:lang w:eastAsia="pt-BR"/>
@@ -728,7 +723,7 @@
       <w:r>
         <w:fldChar w:fldCharType="separate"/>
       </w:r>
-      <w:hyperlink w:anchor="_Toc226613252" w:history="1">
+      <w:hyperlink w:history="1" w:anchor="_Toc226613252">
         <w:r>
           <w:rPr>
             <w:rStyle w:val="Hyperlink"/>
@@ -786,1887 +781,1280 @@
         </w:r>
       </w:hyperlink>
     </w:p>
+    <w:p xmlns:wp14="http://schemas.microsoft.com/office/word/2010/wordml" wp14:textId="77777777">
+      <w:pPr>
+        <w:pStyle w:val="SemEspaamento"/>
+      </w:pPr>
+      <w:r>
+        <w:fldChar w:fldCharType="end"/>
+      </w:r>
+    </w:p>
+    <w:p xmlns:wp14="http://schemas.microsoft.com/office/word/2010/wordml" wp14:textId="77777777">
+      <w:pPr>
+        <w:rPr>
+          <w:sz w:val="28"/>
+        </w:rPr>
+      </w:pPr>
+      <w:r>
+        <w:br w:type="page"/>
+      </w:r>
+    </w:p>
+    <w:p xmlns:wp14="http://schemas.microsoft.com/office/word/2010/wordml" wp14:textId="77777777">
+      <w:pPr>
+        <w:pStyle w:val="SemEspaamento"/>
+      </w:pPr>
+    </w:p>
+    <w:p xmlns:wp14="http://schemas.microsoft.com/office/word/2010/wordml" wp14:textId="77777777">
+      <w:pPr>
+        <w:pStyle w:val="SemEspaamento"/>
+      </w:pPr>
+      <w:r>
+        <w:t>SUMÁRIO</w:t>
+      </w:r>
+    </w:p>
+    <w:p xmlns:wp14="http://schemas.microsoft.com/office/word/2010/wordml" wp14:textId="1599DDD4">
+      <w:pPr>
+        <w:pStyle w:val="Sumrio1"/>
+        <w:tabs>
+          <w:tab w:val="left" w:leader="none" w:pos="480"/>
+          <w:tab w:val="right" w:leader="dot" w:pos="9060"/>
+        </w:tabs>
+        <w:rPr>
+          <w:rFonts w:ascii="Calibri" w:hAnsi="Calibri" w:eastAsia="" w:asciiTheme="minorAscii" w:hAnsiTheme="minorAscii" w:eastAsiaTheme="minorEastAsia"/>
+          <w:noProof/>
+          <w:sz w:val="22"/>
+          <w:szCs w:val="22"/>
+          <w:lang w:eastAsia="pt-BR"/>
+        </w:rPr>
+      </w:pPr>
+      <w:r>
+        <w:fldChar w:fldCharType="begin"/>
+      </w:r>
+      <w:r>
+        <w:instrText xml:space="preserve">TOC \o "1-5" \z \u \h</w:instrText>
+      </w:r>
+      <w:r>
+        <w:fldChar w:fldCharType="separate"/>
+      </w:r>
+      <w:hyperlink w:anchor="_Toc577091244">
+        <w:r>
+          <w:rPr>
+            <w:rStyle w:val="Hyperlink"/>
+          </w:rPr>
+          <w:t>1</w:t>
+        </w:r>
+        <w:r>
+          <w:tab/>
+        </w:r>
+        <w:r>
+          <w:rPr>
+            <w:rStyle w:val="Hyperlink"/>
+          </w:rPr>
+          <w:t>INTRODUÇÃO</w:t>
+        </w:r>
+        <w:r>
+          <w:tab/>
+        </w:r>
+        <w:r>
+          <w:fldChar w:fldCharType="begin"/>
+        </w:r>
+        <w:r>
+          <w:instrText xml:space="preserve">PAGEREF _Toc577091244 \h</w:instrText>
+        </w:r>
+        <w:r>
+          <w:fldChar w:fldCharType="separate"/>
+        </w:r>
+        <w:r>
+          <w:rPr>
+            <w:rStyle w:val="Hyperlink"/>
+          </w:rPr>
+          <w:t>10</w:t>
+        </w:r>
+        <w:r>
+          <w:fldChar w:fldCharType="end"/>
+        </w:r>
+      </w:hyperlink>
+    </w:p>
+    <w:p xmlns:wp14="http://schemas.microsoft.com/office/word/2010/wordml" wp14:textId="5B77063B">
+      <w:pPr>
+        <w:pStyle w:val="Sumrio2"/>
+        <w:tabs>
+          <w:tab w:val="left" w:leader="none" w:pos="720"/>
+          <w:tab w:val="right" w:leader="dot" w:pos="9060"/>
+        </w:tabs>
+        <w:rPr>
+          <w:rFonts w:ascii="Calibri" w:hAnsi="Calibri" w:eastAsia="" w:asciiTheme="minorAscii" w:hAnsiTheme="minorAscii" w:eastAsiaTheme="minorEastAsia"/>
+          <w:noProof/>
+          <w:sz w:val="22"/>
+          <w:szCs w:val="22"/>
+          <w:lang w:eastAsia="pt-BR"/>
+        </w:rPr>
+      </w:pPr>
+      <w:hyperlink w:anchor="_Toc2006291682">
+        <w:r>
+          <w:rPr>
+            <w:rStyle w:val="Hyperlink"/>
+          </w:rPr>
+          <w:t>1.1</w:t>
+        </w:r>
+        <w:r>
+          <w:tab/>
+        </w:r>
+        <w:r>
+          <w:rPr>
+            <w:rStyle w:val="Hyperlink"/>
+          </w:rPr>
+          <w:t>Problemática</w:t>
+        </w:r>
+        <w:r>
+          <w:tab/>
+        </w:r>
+        <w:r>
+          <w:fldChar w:fldCharType="begin"/>
+        </w:r>
+        <w:r>
+          <w:instrText xml:space="preserve">PAGEREF _Toc2006291682 \h</w:instrText>
+        </w:r>
+        <w:r>
+          <w:fldChar w:fldCharType="separate"/>
+        </w:r>
+        <w:r>
+          <w:rPr>
+            <w:rStyle w:val="Hyperlink"/>
+          </w:rPr>
+          <w:t>11</w:t>
+        </w:r>
+        <w:r>
+          <w:fldChar w:fldCharType="end"/>
+        </w:r>
+      </w:hyperlink>
+    </w:p>
+    <w:p xmlns:wp14="http://schemas.microsoft.com/office/word/2010/wordml" wp14:textId="72C8E872">
+      <w:pPr>
+        <w:pStyle w:val="Sumrio2"/>
+        <w:tabs>
+          <w:tab w:val="left" w:leader="none" w:pos="720"/>
+          <w:tab w:val="right" w:leader="dot" w:pos="9060"/>
+        </w:tabs>
+        <w:rPr>
+          <w:rFonts w:ascii="Calibri" w:hAnsi="Calibri" w:eastAsia="" w:asciiTheme="minorAscii" w:hAnsiTheme="minorAscii" w:eastAsiaTheme="minorEastAsia"/>
+          <w:noProof/>
+          <w:sz w:val="22"/>
+          <w:szCs w:val="22"/>
+          <w:lang w:eastAsia="pt-BR"/>
+        </w:rPr>
+      </w:pPr>
+      <w:hyperlink w:anchor="_Toc741111477">
+        <w:r>
+          <w:rPr>
+            <w:rStyle w:val="Hyperlink"/>
+          </w:rPr>
+          <w:t>1.2</w:t>
+        </w:r>
+        <w:r>
+          <w:tab/>
+        </w:r>
+        <w:r>
+          <w:rPr>
+            <w:rStyle w:val="Hyperlink"/>
+          </w:rPr>
+          <w:t>Justificativa</w:t>
+        </w:r>
+        <w:r>
+          <w:tab/>
+        </w:r>
+        <w:r>
+          <w:fldChar w:fldCharType="begin"/>
+        </w:r>
+        <w:r>
+          <w:instrText xml:space="preserve">PAGEREF _Toc741111477 \h</w:instrText>
+        </w:r>
+        <w:r>
+          <w:fldChar w:fldCharType="separate"/>
+        </w:r>
+        <w:r>
+          <w:rPr>
+            <w:rStyle w:val="Hyperlink"/>
+          </w:rPr>
+          <w:t>11</w:t>
+        </w:r>
+        <w:r>
+          <w:fldChar w:fldCharType="end"/>
+        </w:r>
+      </w:hyperlink>
+    </w:p>
+    <w:p xmlns:wp14="http://schemas.microsoft.com/office/word/2010/wordml" wp14:textId="59B4CB28">
+      <w:pPr>
+        <w:pStyle w:val="Sumrio2"/>
+        <w:tabs>
+          <w:tab w:val="left" w:leader="none" w:pos="720"/>
+          <w:tab w:val="right" w:leader="dot" w:pos="9060"/>
+        </w:tabs>
+        <w:rPr>
+          <w:rFonts w:ascii="Calibri" w:hAnsi="Calibri" w:eastAsia="" w:asciiTheme="minorAscii" w:hAnsiTheme="minorAscii" w:eastAsiaTheme="minorEastAsia"/>
+          <w:noProof/>
+          <w:sz w:val="22"/>
+          <w:szCs w:val="22"/>
+          <w:lang w:eastAsia="pt-BR"/>
+        </w:rPr>
+      </w:pPr>
+      <w:hyperlink w:anchor="_Toc643444076">
+        <w:r>
+          <w:rPr>
+            <w:rStyle w:val="Hyperlink"/>
+          </w:rPr>
+          <w:t>1.3</w:t>
+        </w:r>
+        <w:r>
+          <w:tab/>
+        </w:r>
+        <w:r>
+          <w:rPr>
+            <w:rStyle w:val="Hyperlink"/>
+          </w:rPr>
+          <w:t>Objetivos</w:t>
+        </w:r>
+        <w:r>
+          <w:tab/>
+        </w:r>
+        <w:r>
+          <w:fldChar w:fldCharType="begin"/>
+        </w:r>
+        <w:r>
+          <w:instrText xml:space="preserve">PAGEREF _Toc643444076 \h</w:instrText>
+        </w:r>
+        <w:r>
+          <w:fldChar w:fldCharType="separate"/>
+        </w:r>
+        <w:r>
+          <w:rPr>
+            <w:rStyle w:val="Hyperlink"/>
+          </w:rPr>
+          <w:t>12</w:t>
+        </w:r>
+        <w:r>
+          <w:fldChar w:fldCharType="end"/>
+        </w:r>
+      </w:hyperlink>
+    </w:p>
+    <w:p xmlns:wp14="http://schemas.microsoft.com/office/word/2010/wordml" wp14:textId="1156C597">
+      <w:pPr>
+        <w:pStyle w:val="Sumrio3"/>
+        <w:tabs>
+          <w:tab w:val="left" w:leader="none" w:pos="1200"/>
+          <w:tab w:val="right" w:leader="dot" w:pos="9060"/>
+        </w:tabs>
+        <w:rPr>
+          <w:rFonts w:ascii="Calibri" w:hAnsi="Calibri" w:eastAsia="" w:asciiTheme="minorAscii" w:hAnsiTheme="minorAscii" w:eastAsiaTheme="minorEastAsia"/>
+          <w:noProof/>
+          <w:sz w:val="22"/>
+          <w:szCs w:val="22"/>
+          <w:lang w:eastAsia="pt-BR"/>
+        </w:rPr>
+      </w:pPr>
+      <w:hyperlink w:anchor="_Toc1095139646">
+        <w:r>
+          <w:rPr>
+            <w:rStyle w:val="Hyperlink"/>
+          </w:rPr>
+          <w:t>1.3.1</w:t>
+        </w:r>
+        <w:r>
+          <w:tab/>
+        </w:r>
+        <w:r>
+          <w:rPr>
+            <w:rStyle w:val="Hyperlink"/>
+          </w:rPr>
+          <w:t>Objetivo Geral</w:t>
+        </w:r>
+        <w:r>
+          <w:tab/>
+        </w:r>
+        <w:r>
+          <w:fldChar w:fldCharType="begin"/>
+        </w:r>
+        <w:r>
+          <w:instrText xml:space="preserve">PAGEREF _Toc1095139646 \h</w:instrText>
+        </w:r>
+        <w:r>
+          <w:fldChar w:fldCharType="separate"/>
+        </w:r>
+        <w:r>
+          <w:rPr>
+            <w:rStyle w:val="Hyperlink"/>
+          </w:rPr>
+          <w:t>12</w:t>
+        </w:r>
+        <w:r>
+          <w:fldChar w:fldCharType="end"/>
+        </w:r>
+      </w:hyperlink>
+    </w:p>
+    <w:p xmlns:wp14="http://schemas.microsoft.com/office/word/2010/wordml" wp14:textId="7FEF726D">
+      <w:pPr>
+        <w:pStyle w:val="Sumrio3"/>
+        <w:tabs>
+          <w:tab w:val="left" w:leader="none" w:pos="1200"/>
+          <w:tab w:val="right" w:leader="dot" w:pos="9060"/>
+        </w:tabs>
+        <w:rPr>
+          <w:rFonts w:ascii="Calibri" w:hAnsi="Calibri" w:eastAsia="" w:asciiTheme="minorAscii" w:hAnsiTheme="minorAscii" w:eastAsiaTheme="minorEastAsia"/>
+          <w:noProof/>
+          <w:sz w:val="22"/>
+          <w:szCs w:val="22"/>
+          <w:lang w:eastAsia="pt-BR"/>
+        </w:rPr>
+      </w:pPr>
+      <w:hyperlink w:anchor="_Toc1947799233">
+        <w:r>
+          <w:rPr>
+            <w:rStyle w:val="Hyperlink"/>
+          </w:rPr>
+          <w:t>1.3.2</w:t>
+        </w:r>
+        <w:r>
+          <w:tab/>
+        </w:r>
+        <w:r>
+          <w:rPr>
+            <w:rStyle w:val="Hyperlink"/>
+          </w:rPr>
+          <w:t>Objetivos Específicos</w:t>
+        </w:r>
+        <w:r>
+          <w:tab/>
+        </w:r>
+        <w:r>
+          <w:fldChar w:fldCharType="begin"/>
+        </w:r>
+        <w:r>
+          <w:instrText xml:space="preserve">PAGEREF _Toc1947799233 \h</w:instrText>
+        </w:r>
+        <w:r>
+          <w:fldChar w:fldCharType="separate"/>
+        </w:r>
+        <w:r>
+          <w:rPr>
+            <w:rStyle w:val="Hyperlink"/>
+          </w:rPr>
+          <w:t>12</w:t>
+        </w:r>
+        <w:r>
+          <w:fldChar w:fldCharType="end"/>
+        </w:r>
+      </w:hyperlink>
+    </w:p>
+    <w:p xmlns:wp14="http://schemas.microsoft.com/office/word/2010/wordml" wp14:textId="5E1EDF20">
+      <w:pPr>
+        <w:pStyle w:val="Sumrio2"/>
+        <w:tabs>
+          <w:tab w:val="left" w:leader="none" w:pos="720"/>
+          <w:tab w:val="right" w:leader="dot" w:pos="9060"/>
+        </w:tabs>
+        <w:rPr>
+          <w:rFonts w:ascii="Calibri" w:hAnsi="Calibri" w:eastAsia="" w:asciiTheme="minorAscii" w:hAnsiTheme="minorAscii" w:eastAsiaTheme="minorEastAsia"/>
+          <w:noProof/>
+          <w:sz w:val="22"/>
+          <w:szCs w:val="22"/>
+          <w:lang w:eastAsia="pt-BR"/>
+        </w:rPr>
+      </w:pPr>
+      <w:hyperlink w:anchor="_Toc1306546911">
+        <w:r>
+          <w:rPr>
+            <w:rStyle w:val="Hyperlink"/>
+          </w:rPr>
+          <w:t>1.4</w:t>
+        </w:r>
+        <w:r>
+          <w:tab/>
+        </w:r>
+        <w:r>
+          <w:rPr>
+            <w:rStyle w:val="Hyperlink"/>
+          </w:rPr>
+          <w:t>Metodologia</w:t>
+        </w:r>
+        <w:r>
+          <w:tab/>
+        </w:r>
+        <w:r>
+          <w:fldChar w:fldCharType="begin"/>
+        </w:r>
+        <w:r>
+          <w:instrText xml:space="preserve">PAGEREF _Toc1306546911 \h</w:instrText>
+        </w:r>
+        <w:r>
+          <w:fldChar w:fldCharType="separate"/>
+        </w:r>
+        <w:r>
+          <w:rPr>
+            <w:rStyle w:val="Hyperlink"/>
+          </w:rPr>
+          <w:t>12</w:t>
+        </w:r>
+        <w:r>
+          <w:fldChar w:fldCharType="end"/>
+        </w:r>
+      </w:hyperlink>
+    </w:p>
+    <w:p xmlns:wp14="http://schemas.microsoft.com/office/word/2010/wordml" wp14:textId="02AA0B02">
+      <w:pPr>
+        <w:pStyle w:val="Sumrio2"/>
+        <w:tabs>
+          <w:tab w:val="left" w:leader="none" w:pos="720"/>
+          <w:tab w:val="right" w:leader="dot" w:pos="9060"/>
+        </w:tabs>
+        <w:rPr>
+          <w:rFonts w:ascii="Calibri" w:hAnsi="Calibri" w:eastAsia="" w:asciiTheme="minorAscii" w:hAnsiTheme="minorAscii" w:eastAsiaTheme="minorEastAsia"/>
+          <w:noProof/>
+          <w:sz w:val="22"/>
+          <w:szCs w:val="22"/>
+          <w:lang w:eastAsia="pt-BR"/>
+        </w:rPr>
+      </w:pPr>
+      <w:hyperlink w:anchor="_Toc1255624074">
+        <w:r>
+          <w:rPr>
+            <w:rStyle w:val="Hyperlink"/>
+          </w:rPr>
+          <w:t>1.5</w:t>
+        </w:r>
+        <w:r>
+          <w:tab/>
+        </w:r>
+        <w:r>
+          <w:rPr>
+            <w:rStyle w:val="Hyperlink"/>
+          </w:rPr>
+          <w:t>Resultados Esperados</w:t>
+        </w:r>
+        <w:r>
+          <w:tab/>
+        </w:r>
+        <w:r>
+          <w:fldChar w:fldCharType="begin"/>
+        </w:r>
+        <w:r>
+          <w:instrText xml:space="preserve">PAGEREF _Toc1255624074 \h</w:instrText>
+        </w:r>
+        <w:r>
+          <w:fldChar w:fldCharType="separate"/>
+        </w:r>
+        <w:r>
+          <w:rPr>
+            <w:rStyle w:val="Hyperlink"/>
+          </w:rPr>
+          <w:t>13</w:t>
+        </w:r>
+        <w:r>
+          <w:fldChar w:fldCharType="end"/>
+        </w:r>
+      </w:hyperlink>
+    </w:p>
+    <w:p xmlns:wp14="http://schemas.microsoft.com/office/word/2010/wordml" wp14:textId="316DCE75">
+      <w:pPr>
+        <w:pStyle w:val="Sumrio1"/>
+        <w:tabs>
+          <w:tab w:val="left" w:leader="none" w:pos="480"/>
+          <w:tab w:val="right" w:leader="dot" w:pos="9060"/>
+        </w:tabs>
+        <w:rPr>
+          <w:rFonts w:ascii="Calibri" w:hAnsi="Calibri" w:eastAsia="" w:asciiTheme="minorAscii" w:hAnsiTheme="minorAscii" w:eastAsiaTheme="minorEastAsia"/>
+          <w:noProof/>
+          <w:sz w:val="22"/>
+          <w:szCs w:val="22"/>
+          <w:lang w:eastAsia="pt-BR"/>
+        </w:rPr>
+      </w:pPr>
+      <w:hyperlink w:anchor="_Toc1996055768">
+        <w:r>
+          <w:rPr>
+            <w:rStyle w:val="Hyperlink"/>
+          </w:rPr>
+          <w:t>2</w:t>
+        </w:r>
+        <w:r>
+          <w:tab/>
+        </w:r>
+        <w:r>
+          <w:rPr>
+            <w:rStyle w:val="Hyperlink"/>
+          </w:rPr>
+          <w:t>REFERENCIAL TEÓRICO</w:t>
+        </w:r>
+        <w:r>
+          <w:tab/>
+        </w:r>
+        <w:r>
+          <w:fldChar w:fldCharType="begin"/>
+        </w:r>
+        <w:r>
+          <w:instrText xml:space="preserve">PAGEREF _Toc1996055768 \h</w:instrText>
+        </w:r>
+        <w:r>
+          <w:fldChar w:fldCharType="separate"/>
+        </w:r>
+        <w:r>
+          <w:rPr>
+            <w:rStyle w:val="Hyperlink"/>
+          </w:rPr>
+          <w:t>13</w:t>
+        </w:r>
+        <w:r>
+          <w:fldChar w:fldCharType="end"/>
+        </w:r>
+      </w:hyperlink>
+    </w:p>
+    <w:p xmlns:wp14="http://schemas.microsoft.com/office/word/2010/wordml" wp14:textId="05E7DF09">
+      <w:pPr>
+        <w:pStyle w:val="Sumrio2"/>
+        <w:tabs>
+          <w:tab w:val="left" w:leader="none" w:pos="720"/>
+          <w:tab w:val="right" w:leader="dot" w:pos="9060"/>
+        </w:tabs>
+        <w:rPr>
+          <w:rFonts w:ascii="Calibri" w:hAnsi="Calibri" w:eastAsia="" w:asciiTheme="minorAscii" w:hAnsiTheme="minorAscii" w:eastAsiaTheme="minorEastAsia"/>
+          <w:noProof/>
+          <w:sz w:val="22"/>
+          <w:szCs w:val="22"/>
+          <w:lang w:eastAsia="pt-BR"/>
+        </w:rPr>
+      </w:pPr>
+      <w:hyperlink w:anchor="_Toc1286324886">
+        <w:r>
+          <w:rPr>
+            <w:rStyle w:val="Hyperlink"/>
+          </w:rPr>
+          <w:t>2.1</w:t>
+        </w:r>
+        <w:r>
+          <w:tab/>
+        </w:r>
+        <w:r>
+          <w:rPr>
+            <w:rStyle w:val="Hyperlink"/>
+          </w:rPr>
+          <w:t>Simulando um subtítulo</w:t>
+        </w:r>
+        <w:r>
+          <w:tab/>
+        </w:r>
+        <w:r>
+          <w:fldChar w:fldCharType="begin"/>
+        </w:r>
+        <w:r>
+          <w:instrText xml:space="preserve">PAGEREF _Toc1286324886 \h</w:instrText>
+        </w:r>
+        <w:r>
+          <w:fldChar w:fldCharType="separate"/>
+        </w:r>
+        <w:r>
+          <w:rPr>
+            <w:rStyle w:val="Hyperlink"/>
+          </w:rPr>
+          <w:t>14</w:t>
+        </w:r>
+        <w:r>
+          <w:fldChar w:fldCharType="end"/>
+        </w:r>
+      </w:hyperlink>
+    </w:p>
+    <w:p xmlns:wp14="http://schemas.microsoft.com/office/word/2010/wordml" wp14:textId="177A90CD">
+      <w:pPr>
+        <w:pStyle w:val="Sumrio3"/>
+        <w:tabs>
+          <w:tab w:val="left" w:leader="none" w:pos="1200"/>
+          <w:tab w:val="right" w:leader="dot" w:pos="9060"/>
+        </w:tabs>
+        <w:rPr>
+          <w:rFonts w:ascii="Calibri" w:hAnsi="Calibri" w:eastAsia="" w:asciiTheme="minorAscii" w:hAnsiTheme="minorAscii" w:eastAsiaTheme="minorEastAsia"/>
+          <w:noProof/>
+          <w:sz w:val="22"/>
+          <w:szCs w:val="22"/>
+          <w:lang w:eastAsia="pt-BR"/>
+        </w:rPr>
+      </w:pPr>
+      <w:hyperlink w:anchor="_Toc21309938">
+        <w:r>
+          <w:rPr>
+            <w:rStyle w:val="Hyperlink"/>
+          </w:rPr>
+          <w:t>2.1.1</w:t>
+        </w:r>
+        <w:r>
+          <w:tab/>
+        </w:r>
+        <w:r>
+          <w:rPr>
+            <w:rStyle w:val="Hyperlink"/>
+          </w:rPr>
+          <w:t>Aura</w:t>
+        </w:r>
+        <w:r>
+          <w:tab/>
+        </w:r>
+        <w:r>
+          <w:fldChar w:fldCharType="begin"/>
+        </w:r>
+        <w:r>
+          <w:instrText xml:space="preserve">PAGEREF _Toc21309938 \h</w:instrText>
+        </w:r>
+        <w:r>
+          <w:fldChar w:fldCharType="separate"/>
+        </w:r>
+        <w:r>
+          <w:rPr>
+            <w:rStyle w:val="Hyperlink"/>
+          </w:rPr>
+          <w:t>14</w:t>
+        </w:r>
+        <w:r>
+          <w:fldChar w:fldCharType="end"/>
+        </w:r>
+      </w:hyperlink>
+    </w:p>
+    <w:p xmlns:wp14="http://schemas.microsoft.com/office/word/2010/wordml" wp14:textId="78C973FC">
+      <w:pPr>
+        <w:pStyle w:val="Sumrio2"/>
+        <w:tabs>
+          <w:tab w:val="left" w:leader="none" w:pos="720"/>
+          <w:tab w:val="right" w:leader="dot" w:pos="9060"/>
+        </w:tabs>
+        <w:rPr>
+          <w:rFonts w:ascii="Calibri" w:hAnsi="Calibri" w:eastAsia="" w:asciiTheme="minorAscii" w:hAnsiTheme="minorAscii" w:eastAsiaTheme="minorEastAsia"/>
+          <w:noProof/>
+          <w:sz w:val="22"/>
+          <w:szCs w:val="22"/>
+          <w:lang w:eastAsia="pt-BR"/>
+        </w:rPr>
+      </w:pPr>
+      <w:hyperlink w:anchor="_Toc1888287247">
+        <w:r>
+          <w:rPr>
+            <w:rStyle w:val="Hyperlink"/>
+          </w:rPr>
+          <w:t>2.2</w:t>
+        </w:r>
+        <w:r>
+          <w:tab/>
+        </w:r>
+        <w:r>
+          <w:rPr>
+            <w:rStyle w:val="Hyperlink"/>
+          </w:rPr>
+          <w:t>Outro subtítulo</w:t>
+        </w:r>
+        <w:r>
+          <w:tab/>
+        </w:r>
+        <w:r>
+          <w:fldChar w:fldCharType="begin"/>
+        </w:r>
+        <w:r>
+          <w:instrText xml:space="preserve">PAGEREF _Toc1888287247 \h</w:instrText>
+        </w:r>
+        <w:r>
+          <w:fldChar w:fldCharType="separate"/>
+        </w:r>
+        <w:r>
+          <w:rPr>
+            <w:rStyle w:val="Hyperlink"/>
+          </w:rPr>
+          <w:t>15</w:t>
+        </w:r>
+        <w:r>
+          <w:fldChar w:fldCharType="end"/>
+        </w:r>
+      </w:hyperlink>
+    </w:p>
+    <w:p xmlns:wp14="http://schemas.microsoft.com/office/word/2010/wordml" wp14:textId="0E5A6289">
+      <w:pPr>
+        <w:pStyle w:val="Sumrio3"/>
+        <w:tabs>
+          <w:tab w:val="left" w:leader="none" w:pos="1200"/>
+          <w:tab w:val="right" w:leader="dot" w:pos="9060"/>
+        </w:tabs>
+        <w:rPr>
+          <w:rFonts w:ascii="Calibri" w:hAnsi="Calibri" w:eastAsia="" w:asciiTheme="minorAscii" w:hAnsiTheme="minorAscii" w:eastAsiaTheme="minorEastAsia"/>
+          <w:noProof/>
+          <w:sz w:val="22"/>
+          <w:szCs w:val="22"/>
+          <w:lang w:eastAsia="pt-BR"/>
+        </w:rPr>
+      </w:pPr>
+      <w:hyperlink w:anchor="_Toc1152342913">
+        <w:r>
+          <w:rPr>
+            <w:rStyle w:val="Hyperlink"/>
+          </w:rPr>
+          <w:t>2.2.1</w:t>
+        </w:r>
+        <w:r>
+          <w:tab/>
+        </w:r>
+        <w:r>
+          <w:rPr>
+            <w:rStyle w:val="Hyperlink"/>
+          </w:rPr>
+          <w:t>Eita</w:t>
+        </w:r>
+        <w:r>
+          <w:tab/>
+        </w:r>
+        <w:r>
+          <w:fldChar w:fldCharType="begin"/>
+        </w:r>
+        <w:r>
+          <w:instrText xml:space="preserve">PAGEREF _Toc1152342913 \h</w:instrText>
+        </w:r>
+        <w:r>
+          <w:fldChar w:fldCharType="separate"/>
+        </w:r>
+        <w:r>
+          <w:rPr>
+            <w:rStyle w:val="Hyperlink"/>
+          </w:rPr>
+          <w:t>15</w:t>
+        </w:r>
+        <w:r>
+          <w:fldChar w:fldCharType="end"/>
+        </w:r>
+      </w:hyperlink>
+    </w:p>
+    <w:p xmlns:wp14="http://schemas.microsoft.com/office/word/2010/wordml" wp14:textId="27C099B9">
+      <w:pPr>
+        <w:pStyle w:val="Sumrio4"/>
+        <w:tabs>
+          <w:tab w:val="left" w:leader="none" w:pos="1680"/>
+          <w:tab w:val="right" w:leader="dot" w:pos="9060"/>
+        </w:tabs>
+        <w:rPr>
+          <w:rFonts w:ascii="Calibri" w:hAnsi="Calibri" w:eastAsia="" w:asciiTheme="minorAscii" w:hAnsiTheme="minorAscii" w:eastAsiaTheme="minorEastAsia"/>
+          <w:noProof/>
+          <w:sz w:val="22"/>
+          <w:szCs w:val="22"/>
+          <w:lang w:eastAsia="pt-BR"/>
+        </w:rPr>
+      </w:pPr>
+      <w:hyperlink w:anchor="_Toc232959903">
+        <w:r>
+          <w:rPr>
+            <w:rStyle w:val="Hyperlink"/>
+          </w:rPr>
+          <w:t>2.2.1.1</w:t>
+        </w:r>
+        <w:r>
+          <w:tab/>
+        </w:r>
+        <w:r>
+          <w:rPr>
+            <w:rStyle w:val="Hyperlink"/>
+          </w:rPr>
+          <w:t>Echa</w:t>
+        </w:r>
+        <w:r>
+          <w:tab/>
+        </w:r>
+        <w:r>
+          <w:fldChar w:fldCharType="begin"/>
+        </w:r>
+        <w:r>
+          <w:instrText xml:space="preserve">PAGEREF _Toc232959903 \h</w:instrText>
+        </w:r>
+        <w:r>
+          <w:fldChar w:fldCharType="separate"/>
+        </w:r>
+        <w:r>
+          <w:rPr>
+            <w:rStyle w:val="Hyperlink"/>
+          </w:rPr>
+          <w:t>15</w:t>
+        </w:r>
+        <w:r>
+          <w:fldChar w:fldCharType="end"/>
+        </w:r>
+      </w:hyperlink>
+    </w:p>
+    <w:p xmlns:wp14="http://schemas.microsoft.com/office/word/2010/wordml" wp14:textId="4E20597D">
+      <w:pPr>
+        <w:pStyle w:val="Sumrio5"/>
+        <w:tabs>
+          <w:tab w:val="left" w:leader="none" w:pos="2160"/>
+          <w:tab w:val="right" w:leader="dot" w:pos="9060"/>
+        </w:tabs>
+        <w:rPr>
+          <w:rFonts w:ascii="Calibri" w:hAnsi="Calibri" w:eastAsia="" w:asciiTheme="minorAscii" w:hAnsiTheme="minorAscii" w:eastAsiaTheme="minorEastAsia"/>
+          <w:noProof/>
+          <w:sz w:val="22"/>
+          <w:szCs w:val="22"/>
+          <w:lang w:eastAsia="pt-BR"/>
+        </w:rPr>
+      </w:pPr>
+      <w:hyperlink w:anchor="_Toc1564280167">
+        <w:r>
+          <w:rPr>
+            <w:rStyle w:val="Hyperlink"/>
+          </w:rPr>
+          <w:t>2.2.1.1.1</w:t>
+        </w:r>
+        <w:r>
+          <w:tab/>
+        </w:r>
+        <w:r>
+          <w:rPr>
+            <w:rStyle w:val="Hyperlink"/>
+          </w:rPr>
+          <w:t>Ave</w:t>
+        </w:r>
+        <w:r>
+          <w:tab/>
+        </w:r>
+        <w:r>
+          <w:fldChar w:fldCharType="begin"/>
+        </w:r>
+        <w:r>
+          <w:instrText xml:space="preserve">PAGEREF _Toc1564280167 \h</w:instrText>
+        </w:r>
+        <w:r>
+          <w:fldChar w:fldCharType="separate"/>
+        </w:r>
+        <w:r>
+          <w:rPr>
+            <w:rStyle w:val="Hyperlink"/>
+          </w:rPr>
+          <w:t>15</w:t>
+        </w:r>
+        <w:r>
+          <w:fldChar w:fldCharType="end"/>
+        </w:r>
+      </w:hyperlink>
+    </w:p>
+    <w:p xmlns:wp14="http://schemas.microsoft.com/office/word/2010/wordml" wp14:textId="27076299">
+      <w:pPr>
+        <w:pStyle w:val="Sumrio1"/>
+        <w:tabs>
+          <w:tab w:val="left" w:leader="none" w:pos="480"/>
+          <w:tab w:val="right" w:leader="dot" w:pos="9060"/>
+        </w:tabs>
+        <w:rPr>
+          <w:rFonts w:ascii="Calibri" w:hAnsi="Calibri" w:eastAsia="" w:asciiTheme="minorAscii" w:hAnsiTheme="minorAscii" w:eastAsiaTheme="minorEastAsia"/>
+          <w:noProof/>
+          <w:sz w:val="22"/>
+          <w:szCs w:val="22"/>
+          <w:lang w:eastAsia="pt-BR"/>
+        </w:rPr>
+      </w:pPr>
+      <w:hyperlink w:anchor="_Toc1716222340">
+        <w:r>
+          <w:rPr>
+            <w:rStyle w:val="Hyperlink"/>
+          </w:rPr>
+          <w:t>3</w:t>
+        </w:r>
+        <w:r>
+          <w:tab/>
+        </w:r>
+        <w:r>
+          <w:rPr>
+            <w:rStyle w:val="Hyperlink"/>
+          </w:rPr>
+          <w:t>IMERSÃO</w:t>
+        </w:r>
+        <w:r>
+          <w:tab/>
+        </w:r>
+        <w:r>
+          <w:fldChar w:fldCharType="begin"/>
+        </w:r>
+        <w:r>
+          <w:instrText xml:space="preserve">PAGEREF _Toc1716222340 \h</w:instrText>
+        </w:r>
+        <w:r>
+          <w:fldChar w:fldCharType="separate"/>
+        </w:r>
+        <w:r>
+          <w:rPr>
+            <w:rStyle w:val="Hyperlink"/>
+          </w:rPr>
+          <w:t>15</w:t>
+        </w:r>
+        <w:r>
+          <w:fldChar w:fldCharType="end"/>
+        </w:r>
+      </w:hyperlink>
+    </w:p>
+    <w:p xmlns:wp14="http://schemas.microsoft.com/office/word/2010/wordml" wp14:textId="71D04EFF">
+      <w:pPr>
+        <w:pStyle w:val="Sumrio2"/>
+        <w:tabs>
+          <w:tab w:val="left" w:leader="none" w:pos="720"/>
+          <w:tab w:val="right" w:leader="dot" w:pos="9060"/>
+        </w:tabs>
+        <w:rPr>
+          <w:rFonts w:ascii="Calibri" w:hAnsi="Calibri" w:eastAsia="" w:asciiTheme="minorAscii" w:hAnsiTheme="minorAscii" w:eastAsiaTheme="minorEastAsia"/>
+          <w:noProof/>
+          <w:sz w:val="22"/>
+          <w:szCs w:val="22"/>
+          <w:lang w:eastAsia="pt-BR"/>
+        </w:rPr>
+      </w:pPr>
+      <w:hyperlink w:anchor="_Toc812206686">
+        <w:r>
+          <w:rPr>
+            <w:rStyle w:val="Hyperlink"/>
+          </w:rPr>
+          <w:t>3.1</w:t>
+        </w:r>
+        <w:r>
+          <w:tab/>
+        </w:r>
+        <w:r>
+          <w:rPr>
+            <w:rStyle w:val="Hyperlink"/>
+          </w:rPr>
+          <w:t>Caderno de Sensibilidade</w:t>
+        </w:r>
+        <w:r>
+          <w:tab/>
+        </w:r>
+        <w:r>
+          <w:fldChar w:fldCharType="begin"/>
+        </w:r>
+        <w:r>
+          <w:instrText xml:space="preserve">PAGEREF _Toc812206686 \h</w:instrText>
+        </w:r>
+        <w:r>
+          <w:fldChar w:fldCharType="separate"/>
+        </w:r>
+        <w:r>
+          <w:rPr>
+            <w:rStyle w:val="Hyperlink"/>
+          </w:rPr>
+          <w:t>16</w:t>
+        </w:r>
+        <w:r>
+          <w:fldChar w:fldCharType="end"/>
+        </w:r>
+      </w:hyperlink>
+    </w:p>
+    <w:p xmlns:wp14="http://schemas.microsoft.com/office/word/2010/wordml" wp14:textId="41C14903">
+      <w:pPr>
+        <w:pStyle w:val="Sumrio2"/>
+        <w:tabs>
+          <w:tab w:val="left" w:leader="none" w:pos="720"/>
+          <w:tab w:val="right" w:leader="dot" w:pos="9060"/>
+        </w:tabs>
+        <w:rPr>
+          <w:rFonts w:ascii="Calibri" w:hAnsi="Calibri" w:eastAsia="" w:asciiTheme="minorAscii" w:hAnsiTheme="minorAscii" w:eastAsiaTheme="minorEastAsia"/>
+          <w:noProof/>
+          <w:sz w:val="22"/>
+          <w:szCs w:val="22"/>
+          <w:lang w:eastAsia="pt-BR"/>
+        </w:rPr>
+      </w:pPr>
+      <w:hyperlink w:anchor="_Toc1991370755">
+        <w:r>
+          <w:rPr>
+            <w:rStyle w:val="Hyperlink"/>
+          </w:rPr>
+          <w:t>3.2</w:t>
+        </w:r>
+        <w:r>
+          <w:tab/>
+        </w:r>
+        <w:r>
+          <w:rPr>
+            <w:rStyle w:val="Hyperlink"/>
+          </w:rPr>
+          <w:t>Pesquisa de Campo</w:t>
+        </w:r>
+        <w:r>
+          <w:tab/>
+        </w:r>
+        <w:r>
+          <w:fldChar w:fldCharType="begin"/>
+        </w:r>
+        <w:r>
+          <w:instrText xml:space="preserve">PAGEREF _Toc1991370755 \h</w:instrText>
+        </w:r>
+        <w:r>
+          <w:fldChar w:fldCharType="separate"/>
+        </w:r>
+        <w:r>
+          <w:rPr>
+            <w:rStyle w:val="Hyperlink"/>
+          </w:rPr>
+          <w:t>18</w:t>
+        </w:r>
+        <w:r>
+          <w:fldChar w:fldCharType="end"/>
+        </w:r>
+      </w:hyperlink>
+    </w:p>
+    <w:p xmlns:wp14="http://schemas.microsoft.com/office/word/2010/wordml" wp14:textId="20144DDC">
+      <w:pPr>
+        <w:pStyle w:val="Sumrio1"/>
+        <w:tabs>
+          <w:tab w:val="left" w:leader="none" w:pos="480"/>
+          <w:tab w:val="right" w:leader="dot" w:pos="9060"/>
+        </w:tabs>
+        <w:rPr>
+          <w:rFonts w:ascii="Calibri" w:hAnsi="Calibri" w:eastAsia="" w:asciiTheme="minorAscii" w:hAnsiTheme="minorAscii" w:eastAsiaTheme="minorEastAsia"/>
+          <w:noProof/>
+          <w:sz w:val="22"/>
+          <w:szCs w:val="22"/>
+          <w:lang w:eastAsia="pt-BR"/>
+        </w:rPr>
+      </w:pPr>
+      <w:hyperlink w:anchor="_Toc1154099208">
+        <w:r>
+          <w:rPr>
+            <w:rStyle w:val="Hyperlink"/>
+          </w:rPr>
+          <w:t>4</w:t>
+        </w:r>
+        <w:r>
+          <w:tab/>
+        </w:r>
+        <w:r>
+          <w:rPr>
+            <w:rStyle w:val="Hyperlink"/>
+          </w:rPr>
+          <w:t>ANÁLISE E SÍNTESE</w:t>
+        </w:r>
+        <w:r>
+          <w:tab/>
+        </w:r>
+        <w:r>
+          <w:fldChar w:fldCharType="begin"/>
+        </w:r>
+        <w:r>
+          <w:instrText xml:space="preserve">PAGEREF _Toc1154099208 \h</w:instrText>
+        </w:r>
+        <w:r>
+          <w:fldChar w:fldCharType="separate"/>
+        </w:r>
+        <w:r>
+          <w:rPr>
+            <w:rStyle w:val="Hyperlink"/>
+          </w:rPr>
+          <w:t>19</w:t>
+        </w:r>
+        <w:r>
+          <w:fldChar w:fldCharType="end"/>
+        </w:r>
+      </w:hyperlink>
+    </w:p>
+    <w:p xmlns:wp14="http://schemas.microsoft.com/office/word/2010/wordml" wp14:textId="6B9396DE">
+      <w:pPr>
+        <w:pStyle w:val="Sumrio2"/>
+        <w:tabs>
+          <w:tab w:val="left" w:leader="none" w:pos="720"/>
+          <w:tab w:val="right" w:leader="dot" w:pos="9060"/>
+        </w:tabs>
+        <w:rPr>
+          <w:rFonts w:ascii="Calibri" w:hAnsi="Calibri" w:eastAsia="" w:asciiTheme="minorAscii" w:hAnsiTheme="minorAscii" w:eastAsiaTheme="minorEastAsia"/>
+          <w:noProof/>
+          <w:sz w:val="22"/>
+          <w:szCs w:val="22"/>
+          <w:lang w:eastAsia="pt-BR"/>
+        </w:rPr>
+      </w:pPr>
+      <w:hyperlink w:anchor="_Toc1115156005">
+        <w:r>
+          <w:rPr>
+            <w:rStyle w:val="Hyperlink"/>
+          </w:rPr>
+          <w:t>4.1</w:t>
+        </w:r>
+        <w:r>
+          <w:tab/>
+        </w:r>
+        <w:r>
+          <w:rPr>
+            <w:rStyle w:val="Hyperlink"/>
+          </w:rPr>
+          <w:t>Persona</w:t>
+        </w:r>
+        <w:r>
+          <w:tab/>
+        </w:r>
+        <w:r>
+          <w:fldChar w:fldCharType="begin"/>
+        </w:r>
+        <w:r>
+          <w:instrText xml:space="preserve">PAGEREF _Toc1115156005 \h</w:instrText>
+        </w:r>
+        <w:r>
+          <w:fldChar w:fldCharType="separate"/>
+        </w:r>
+        <w:r>
+          <w:rPr>
+            <w:rStyle w:val="Hyperlink"/>
+          </w:rPr>
+          <w:t>20</w:t>
+        </w:r>
+        <w:r>
+          <w:fldChar w:fldCharType="end"/>
+        </w:r>
+      </w:hyperlink>
+    </w:p>
+    <w:p xmlns:wp14="http://schemas.microsoft.com/office/word/2010/wordml" wp14:textId="01753F7D">
+      <w:pPr>
+        <w:pStyle w:val="Sumrio1"/>
+        <w:tabs>
+          <w:tab w:val="left" w:leader="none" w:pos="480"/>
+          <w:tab w:val="right" w:leader="dot" w:pos="9060"/>
+        </w:tabs>
+        <w:rPr>
+          <w:rFonts w:ascii="Calibri" w:hAnsi="Calibri" w:eastAsia="" w:asciiTheme="minorAscii" w:hAnsiTheme="minorAscii" w:eastAsiaTheme="minorEastAsia"/>
+          <w:noProof/>
+          <w:sz w:val="22"/>
+          <w:szCs w:val="22"/>
+          <w:lang w:eastAsia="pt-BR"/>
+        </w:rPr>
+      </w:pPr>
+      <w:hyperlink w:anchor="_Toc655292254">
+        <w:r>
+          <w:rPr>
+            <w:rStyle w:val="Hyperlink"/>
+          </w:rPr>
+          <w:t>5</w:t>
+        </w:r>
+        <w:r>
+          <w:tab/>
+        </w:r>
+        <w:r>
+          <w:rPr>
+            <w:rStyle w:val="Hyperlink"/>
+          </w:rPr>
+          <w:t>ASPECTOS ESTRATÉGICOS</w:t>
+        </w:r>
+        <w:r>
+          <w:tab/>
+        </w:r>
+        <w:r>
+          <w:fldChar w:fldCharType="begin"/>
+        </w:r>
+        <w:r>
+          <w:instrText xml:space="preserve">PAGEREF _Toc655292254 \h</w:instrText>
+        </w:r>
+        <w:r>
+          <w:fldChar w:fldCharType="separate"/>
+        </w:r>
+        <w:r>
+          <w:rPr>
+            <w:rStyle w:val="Hyperlink"/>
+          </w:rPr>
+          <w:t>20</w:t>
+        </w:r>
+        <w:r>
+          <w:fldChar w:fldCharType="end"/>
+        </w:r>
+      </w:hyperlink>
+    </w:p>
+    <w:p xmlns:wp14="http://schemas.microsoft.com/office/word/2010/wordml" wp14:textId="2E10F939">
+      <w:pPr>
+        <w:pStyle w:val="Sumrio2"/>
+        <w:tabs>
+          <w:tab w:val="left" w:leader="none" w:pos="720"/>
+          <w:tab w:val="right" w:leader="dot" w:pos="9060"/>
+        </w:tabs>
+        <w:rPr>
+          <w:rFonts w:ascii="Calibri" w:hAnsi="Calibri" w:eastAsia="" w:asciiTheme="minorAscii" w:hAnsiTheme="minorAscii" w:eastAsiaTheme="minorEastAsia"/>
+          <w:noProof/>
+          <w:sz w:val="22"/>
+          <w:szCs w:val="22"/>
+          <w:lang w:eastAsia="pt-BR"/>
+        </w:rPr>
+      </w:pPr>
+      <w:hyperlink w:anchor="_Toc21870507">
+        <w:r>
+          <w:rPr>
+            <w:rStyle w:val="Hyperlink"/>
+          </w:rPr>
+          <w:t>5.1</w:t>
+        </w:r>
+        <w:r>
+          <w:tab/>
+        </w:r>
+        <w:r>
+          <w:rPr>
+            <w:rStyle w:val="Hyperlink"/>
+          </w:rPr>
+          <w:t>Planejamento Financeiro</w:t>
+        </w:r>
+        <w:r>
+          <w:tab/>
+        </w:r>
+        <w:r>
+          <w:fldChar w:fldCharType="begin"/>
+        </w:r>
+        <w:r>
+          <w:instrText xml:space="preserve">PAGEREF _Toc21870507 \h</w:instrText>
+        </w:r>
+        <w:r>
+          <w:fldChar w:fldCharType="separate"/>
+        </w:r>
+        <w:r>
+          <w:rPr>
+            <w:rStyle w:val="Hyperlink"/>
+          </w:rPr>
+          <w:t>21</w:t>
+        </w:r>
+        <w:r>
+          <w:fldChar w:fldCharType="end"/>
+        </w:r>
+      </w:hyperlink>
+    </w:p>
     <w:p>
       <w:pPr>
-        <w:pStyle w:val="SemEspaamento"/>
-      </w:pPr>
+        <w:pStyle w:val="Sumrio1"/>
+        <w:tabs>
+          <w:tab w:val="right" w:leader="dot" w:pos="9060"/>
+        </w:tabs>
+      </w:pPr>
+      <w:hyperlink w:anchor="_Toc2067081538">
+        <w:r>
+          <w:rPr>
+            <w:rStyle w:val="Hyperlink"/>
+          </w:rPr>
+          <w:t>REFERÊNCIAS</w:t>
+        </w:r>
+        <w:r>
+          <w:tab/>
+        </w:r>
+        <w:r>
+          <w:fldChar w:fldCharType="begin"/>
+        </w:r>
+        <w:r>
+          <w:instrText xml:space="preserve">PAGEREF _Toc2067081538 \h</w:instrText>
+        </w:r>
+        <w:r>
+          <w:fldChar w:fldCharType="separate"/>
+        </w:r>
+        <w:r>
+          <w:rPr>
+            <w:rStyle w:val="Hyperlink"/>
+          </w:rPr>
+          <w:t>22</w:t>
+        </w:r>
+        <w:r>
+          <w:fldChar w:fldCharType="end"/>
+        </w:r>
+      </w:hyperlink>
       <w:r>
         <w:fldChar w:fldCharType="end"/>
       </w:r>
     </w:p>
-    <w:p>
-      <w:pPr>
-        <w:rPr>
-          <w:sz w:val="28"/>
-        </w:rPr>
-      </w:pPr>
-      <w:r>
-        <w:br w:type="page"/>
-      </w:r>
-    </w:p>
-    <w:p>
-      <w:pPr>
-        <w:pStyle w:val="SemEspaamento"/>
-      </w:pPr>
-    </w:p>
-    <w:p>
-      <w:pPr>
-        <w:pStyle w:val="SemEspaamento"/>
-      </w:pPr>
-      <w:r>
-        <w:t>SUMÁRIO</w:t>
-      </w:r>
-    </w:p>
-    <w:p>
-      <w:pPr>
-        <w:pStyle w:val="Sumrio2"/>
-        <w:rPr>
-          <w:rFonts w:asciiTheme="minorHAnsi" w:eastAsiaTheme="minorEastAsia" w:hAnsiTheme="minorHAnsi"/>
-          <w:noProof/>
-          <w:sz w:val="22"/>
-          <w:lang w:eastAsia="pt-BR"/>
-        </w:rPr>
-      </w:pPr>
-      <w:r>
-        <w:fldChar w:fldCharType="begin"/>
-      </w:r>
-      <w:r>
-        <w:instrText xml:space="preserve"> TOC \o "1-5" \h \z \u </w:instrText>
-      </w:r>
-      <w:r>
-        <w:fldChar w:fldCharType="separate"/>
-      </w:r>
-      <w:hyperlink w:anchor="_Toc226614211" w:history="1">
-        <w:r>
-          <w:rPr>
-            <w:rStyle w:val="Hyperlink"/>
-            <w:noProof/>
-          </w:rPr>
-          <w:t>1.1</w:t>
-        </w:r>
-        <w:r>
-          <w:rPr>
-            <w:rFonts w:asciiTheme="minorHAnsi" w:eastAsiaTheme="minorEastAsia" w:hAnsiTheme="minorHAnsi"/>
-            <w:noProof/>
-            <w:sz w:val="22"/>
-            <w:lang w:eastAsia="pt-BR"/>
-          </w:rPr>
-          <w:tab/>
-        </w:r>
-        <w:r>
-          <w:rPr>
-            <w:rStyle w:val="Hyperlink"/>
-            <w:noProof/>
-          </w:rPr>
-          <w:t>Problemática</w:t>
-        </w:r>
-        <w:r>
-          <w:rPr>
-            <w:noProof/>
-            <w:webHidden/>
-          </w:rPr>
-          <w:tab/>
-        </w:r>
-        <w:r>
-          <w:rPr>
-            <w:noProof/>
-            <w:webHidden/>
-          </w:rPr>
-          <w:fldChar w:fldCharType="begin"/>
-        </w:r>
-        <w:r>
-          <w:rPr>
-            <w:noProof/>
-            <w:webHidden/>
-          </w:rPr>
-          <w:instrText xml:space="preserve"> PAGEREF _Toc226614211 \h </w:instrText>
-        </w:r>
-        <w:r>
-          <w:rPr>
-            <w:noProof/>
-            <w:webHidden/>
-          </w:rPr>
-        </w:r>
-        <w:r>
-          <w:rPr>
-            <w:noProof/>
-            <w:webHidden/>
-          </w:rPr>
-          <w:fldChar w:fldCharType="separate"/>
-        </w:r>
-        <w:r>
-          <w:rPr>
-            <w:noProof/>
-            <w:webHidden/>
-          </w:rPr>
-          <w:t>11</w:t>
-        </w:r>
-        <w:r>
-          <w:rPr>
-            <w:noProof/>
-            <w:webHidden/>
-          </w:rPr>
-          <w:fldChar w:fldCharType="end"/>
-        </w:r>
-      </w:hyperlink>
-    </w:p>
-    <w:p>
-      <w:pPr>
-        <w:pStyle w:val="Sumrio2"/>
-        <w:rPr>
-          <w:rFonts w:asciiTheme="minorHAnsi" w:eastAsiaTheme="minorEastAsia" w:hAnsiTheme="minorHAnsi"/>
-          <w:noProof/>
-          <w:sz w:val="22"/>
-          <w:lang w:eastAsia="pt-BR"/>
-        </w:rPr>
-      </w:pPr>
-      <w:hyperlink w:anchor="_Toc226614212" w:history="1">
-        <w:r>
-          <w:rPr>
-            <w:rStyle w:val="Hyperlink"/>
-            <w:noProof/>
-          </w:rPr>
-          <w:t>1.2</w:t>
-        </w:r>
-        <w:r>
-          <w:rPr>
-            <w:rFonts w:asciiTheme="minorHAnsi" w:eastAsiaTheme="minorEastAsia" w:hAnsiTheme="minorHAnsi"/>
-            <w:noProof/>
-            <w:sz w:val="22"/>
-            <w:lang w:eastAsia="pt-BR"/>
-          </w:rPr>
-          <w:tab/>
-        </w:r>
-        <w:r>
-          <w:rPr>
-            <w:rStyle w:val="Hyperlink"/>
-            <w:noProof/>
-          </w:rPr>
-          <w:t>Justificativa</w:t>
-        </w:r>
-        <w:r>
-          <w:rPr>
-            <w:noProof/>
-            <w:webHidden/>
-          </w:rPr>
-          <w:tab/>
-        </w:r>
-        <w:r>
-          <w:rPr>
-            <w:noProof/>
-            <w:webHidden/>
-          </w:rPr>
-          <w:fldChar w:fldCharType="begin"/>
-        </w:r>
-        <w:r>
-          <w:rPr>
-            <w:noProof/>
-            <w:webHidden/>
-          </w:rPr>
-          <w:instrText xml:space="preserve"> PAGEREF _Toc226614212 \h </w:instrText>
-        </w:r>
-        <w:r>
-          <w:rPr>
-            <w:noProof/>
-            <w:webHidden/>
-          </w:rPr>
-        </w:r>
-        <w:r>
-          <w:rPr>
-            <w:noProof/>
-            <w:webHidden/>
-          </w:rPr>
-          <w:fldChar w:fldCharType="separate"/>
-        </w:r>
-        <w:r>
-          <w:rPr>
-            <w:noProof/>
-            <w:webHidden/>
-          </w:rPr>
-          <w:t>11</w:t>
-        </w:r>
-        <w:r>
-          <w:rPr>
-            <w:noProof/>
-            <w:webHidden/>
-          </w:rPr>
-          <w:fldChar w:fldCharType="end"/>
-        </w:r>
-      </w:hyperlink>
-    </w:p>
-    <w:p>
-      <w:pPr>
-        <w:pStyle w:val="Sumrio2"/>
-        <w:rPr>
-          <w:rFonts w:asciiTheme="minorHAnsi" w:eastAsiaTheme="minorEastAsia" w:hAnsiTheme="minorHAnsi"/>
-          <w:noProof/>
-          <w:sz w:val="22"/>
-          <w:lang w:eastAsia="pt-BR"/>
-        </w:rPr>
-      </w:pPr>
-      <w:hyperlink w:anchor="_Toc226614213" w:history="1">
-        <w:r>
-          <w:rPr>
-            <w:rStyle w:val="Hyperlink"/>
-            <w:noProof/>
-          </w:rPr>
-          <w:t>1.3</w:t>
-        </w:r>
-        <w:r>
-          <w:rPr>
-            <w:rFonts w:asciiTheme="minorHAnsi" w:eastAsiaTheme="minorEastAsia" w:hAnsiTheme="minorHAnsi"/>
-            <w:noProof/>
-            <w:sz w:val="22"/>
-            <w:lang w:eastAsia="pt-BR"/>
-          </w:rPr>
-          <w:tab/>
-        </w:r>
-        <w:r>
-          <w:rPr>
-            <w:rStyle w:val="Hyperlink"/>
-            <w:noProof/>
-          </w:rPr>
-          <w:t>Objetivos</w:t>
-        </w:r>
-        <w:r>
-          <w:rPr>
-            <w:noProof/>
-            <w:webHidden/>
-          </w:rPr>
-          <w:tab/>
-        </w:r>
-        <w:r>
-          <w:rPr>
-            <w:noProof/>
-            <w:webHidden/>
-          </w:rPr>
-          <w:fldChar w:fldCharType="begin"/>
-        </w:r>
-        <w:r>
-          <w:rPr>
-            <w:noProof/>
-            <w:webHidden/>
-          </w:rPr>
-          <w:instrText xml:space="preserve"> PAGEREF _Toc226614213 \h </w:instrText>
-        </w:r>
-        <w:r>
-          <w:rPr>
-            <w:noProof/>
-            <w:webHidden/>
-          </w:rPr>
-        </w:r>
-        <w:r>
-          <w:rPr>
-            <w:noProof/>
-            <w:webHidden/>
-          </w:rPr>
-          <w:fldChar w:fldCharType="separate"/>
-        </w:r>
-        <w:r>
-          <w:rPr>
-            <w:noProof/>
-            <w:webHidden/>
-          </w:rPr>
-          <w:t>12</w:t>
-        </w:r>
-        <w:r>
-          <w:rPr>
-            <w:noProof/>
-            <w:webHidden/>
-          </w:rPr>
-          <w:fldChar w:fldCharType="end"/>
-        </w:r>
-      </w:hyperlink>
-    </w:p>
-    <w:p>
-      <w:pPr>
-        <w:pStyle w:val="Sumrio3"/>
-        <w:rPr>
-          <w:rFonts w:asciiTheme="minorHAnsi" w:eastAsiaTheme="minorEastAsia" w:hAnsiTheme="minorHAnsi"/>
-          <w:noProof/>
-          <w:sz w:val="22"/>
-          <w:lang w:eastAsia="pt-BR"/>
-        </w:rPr>
-      </w:pPr>
-      <w:hyperlink w:anchor="_Toc226614214" w:history="1">
-        <w:r>
-          <w:rPr>
-            <w:rStyle w:val="Hyperlink"/>
-            <w:noProof/>
-          </w:rPr>
-          <w:t>1.3.1</w:t>
-        </w:r>
-        <w:r>
-          <w:rPr>
-            <w:rFonts w:asciiTheme="minorHAnsi" w:eastAsiaTheme="minorEastAsia" w:hAnsiTheme="minorHAnsi"/>
-            <w:noProof/>
-            <w:sz w:val="22"/>
-            <w:lang w:eastAsia="pt-BR"/>
-          </w:rPr>
-          <w:tab/>
-        </w:r>
-        <w:r>
-          <w:rPr>
-            <w:rStyle w:val="Hyperlink"/>
-            <w:noProof/>
-          </w:rPr>
-          <w:t>Objetivo Geral</w:t>
-        </w:r>
-        <w:r>
-          <w:rPr>
-            <w:noProof/>
-            <w:webHidden/>
-          </w:rPr>
-          <w:tab/>
-        </w:r>
-        <w:r>
-          <w:rPr>
-            <w:noProof/>
-            <w:webHidden/>
-          </w:rPr>
-          <w:fldChar w:fldCharType="begin"/>
-        </w:r>
-        <w:r>
-          <w:rPr>
-            <w:noProof/>
-            <w:webHidden/>
-          </w:rPr>
-          <w:instrText xml:space="preserve"> PAGEREF _Toc226614214 \h </w:instrText>
-        </w:r>
-        <w:r>
-          <w:rPr>
-            <w:noProof/>
-            <w:webHidden/>
-          </w:rPr>
-        </w:r>
-        <w:r>
-          <w:rPr>
-            <w:noProof/>
-            <w:webHidden/>
-          </w:rPr>
-          <w:fldChar w:fldCharType="separate"/>
-        </w:r>
-        <w:r>
-          <w:rPr>
-            <w:noProof/>
-            <w:webHidden/>
-          </w:rPr>
-          <w:t>12</w:t>
-        </w:r>
-        <w:r>
-          <w:rPr>
-            <w:noProof/>
-            <w:webHidden/>
-          </w:rPr>
-          <w:fldChar w:fldCharType="end"/>
-        </w:r>
-      </w:hyperlink>
-    </w:p>
-    <w:p>
-      <w:pPr>
-        <w:pStyle w:val="Sumrio3"/>
-        <w:rPr>
-          <w:rFonts w:asciiTheme="minorHAnsi" w:eastAsiaTheme="minorEastAsia" w:hAnsiTheme="minorHAnsi"/>
-          <w:noProof/>
-          <w:sz w:val="22"/>
-          <w:lang w:eastAsia="pt-BR"/>
-        </w:rPr>
-      </w:pPr>
-      <w:hyperlink w:anchor="_Toc226614215" w:history="1">
-        <w:r>
-          <w:rPr>
-            <w:rStyle w:val="Hyperlink"/>
-            <w:noProof/>
-          </w:rPr>
-          <w:t>1.3.2</w:t>
-        </w:r>
-        <w:r>
-          <w:rPr>
-            <w:rFonts w:asciiTheme="minorHAnsi" w:eastAsiaTheme="minorEastAsia" w:hAnsiTheme="minorHAnsi"/>
-            <w:noProof/>
-            <w:sz w:val="22"/>
-            <w:lang w:eastAsia="pt-BR"/>
-          </w:rPr>
-          <w:tab/>
-        </w:r>
-        <w:r>
-          <w:rPr>
-            <w:rStyle w:val="Hyperlink"/>
-            <w:noProof/>
-          </w:rPr>
-          <w:t>Objetivos Específicos</w:t>
-        </w:r>
-        <w:r>
-          <w:rPr>
-            <w:noProof/>
-            <w:webHidden/>
-          </w:rPr>
-          <w:tab/>
-        </w:r>
-        <w:r>
-          <w:rPr>
-            <w:noProof/>
-            <w:webHidden/>
-          </w:rPr>
-          <w:fldChar w:fldCharType="begin"/>
-        </w:r>
-        <w:r>
-          <w:rPr>
-            <w:noProof/>
-            <w:webHidden/>
-          </w:rPr>
-          <w:instrText xml:space="preserve"> PAGEREF _Toc226614215 \h </w:instrText>
-        </w:r>
-        <w:r>
-          <w:rPr>
-            <w:noProof/>
-            <w:webHidden/>
-          </w:rPr>
-        </w:r>
-        <w:r>
-          <w:rPr>
-            <w:noProof/>
-            <w:webHidden/>
-          </w:rPr>
-          <w:fldChar w:fldCharType="separate"/>
-        </w:r>
-        <w:r>
-          <w:rPr>
-            <w:noProof/>
-            <w:webHidden/>
-          </w:rPr>
-          <w:t>12</w:t>
-        </w:r>
-        <w:r>
-          <w:rPr>
-            <w:noProof/>
-            <w:webHidden/>
-          </w:rPr>
-          <w:fldChar w:fldCharType="end"/>
-        </w:r>
-      </w:hyperlink>
-    </w:p>
-    <w:p>
-      <w:pPr>
-        <w:pStyle w:val="Sumrio2"/>
-        <w:rPr>
-          <w:rFonts w:asciiTheme="minorHAnsi" w:eastAsiaTheme="minorEastAsia" w:hAnsiTheme="minorHAnsi"/>
-          <w:noProof/>
-          <w:sz w:val="22"/>
-          <w:lang w:eastAsia="pt-BR"/>
-        </w:rPr>
-      </w:pPr>
-      <w:hyperlink w:anchor="_Toc226614216" w:history="1">
-        <w:r>
-          <w:rPr>
-            <w:rStyle w:val="Hyperlink"/>
-            <w:noProof/>
-          </w:rPr>
-          <w:t>1.4</w:t>
-        </w:r>
-        <w:r>
-          <w:rPr>
-            <w:rFonts w:asciiTheme="minorHAnsi" w:eastAsiaTheme="minorEastAsia" w:hAnsiTheme="minorHAnsi"/>
-            <w:noProof/>
-            <w:sz w:val="22"/>
-            <w:lang w:eastAsia="pt-BR"/>
-          </w:rPr>
-          <w:tab/>
-        </w:r>
-        <w:r>
-          <w:rPr>
-            <w:rStyle w:val="Hyperlink"/>
-            <w:noProof/>
-          </w:rPr>
-          <w:t>Metodologia</w:t>
-        </w:r>
-        <w:r>
-          <w:rPr>
-            <w:noProof/>
-            <w:webHidden/>
-          </w:rPr>
-          <w:tab/>
-        </w:r>
-        <w:r>
-          <w:rPr>
-            <w:noProof/>
-            <w:webHidden/>
-          </w:rPr>
-          <w:fldChar w:fldCharType="begin"/>
-        </w:r>
-        <w:r>
-          <w:rPr>
-            <w:noProof/>
-            <w:webHidden/>
-          </w:rPr>
-          <w:instrText xml:space="preserve"> PAGEREF _Toc226614216 \h </w:instrText>
-        </w:r>
-        <w:r>
-          <w:rPr>
-            <w:noProof/>
-            <w:webHidden/>
-          </w:rPr>
-        </w:r>
-        <w:r>
-          <w:rPr>
-            <w:noProof/>
-            <w:webHidden/>
-          </w:rPr>
-          <w:fldChar w:fldCharType="separate"/>
-        </w:r>
-        <w:r>
-          <w:rPr>
-            <w:noProof/>
-            <w:webHidden/>
-          </w:rPr>
-          <w:t>12</w:t>
-        </w:r>
-        <w:r>
-          <w:rPr>
-            <w:noProof/>
-            <w:webHidden/>
-          </w:rPr>
-          <w:fldChar w:fldCharType="end"/>
-        </w:r>
-      </w:hyperlink>
-    </w:p>
-    <w:p>
-      <w:pPr>
-        <w:pStyle w:val="Sumrio2"/>
-        <w:rPr>
-          <w:rFonts w:asciiTheme="minorHAnsi" w:eastAsiaTheme="minorEastAsia" w:hAnsiTheme="minorHAnsi"/>
-          <w:noProof/>
-          <w:sz w:val="22"/>
-          <w:lang w:eastAsia="pt-BR"/>
-        </w:rPr>
-      </w:pPr>
-      <w:hyperlink w:anchor="_Toc226614217" w:history="1">
-        <w:r>
-          <w:rPr>
-            <w:rStyle w:val="Hyperlink"/>
-            <w:noProof/>
-          </w:rPr>
-          <w:t>1.5</w:t>
-        </w:r>
-        <w:r>
-          <w:rPr>
-            <w:rFonts w:asciiTheme="minorHAnsi" w:eastAsiaTheme="minorEastAsia" w:hAnsiTheme="minorHAnsi"/>
-            <w:noProof/>
-            <w:sz w:val="22"/>
-            <w:lang w:eastAsia="pt-BR"/>
-          </w:rPr>
-          <w:tab/>
-        </w:r>
-        <w:r>
-          <w:rPr>
-            <w:rStyle w:val="Hyperlink"/>
-            <w:noProof/>
-          </w:rPr>
-          <w:t>Resultados Esperados</w:t>
-        </w:r>
-        <w:r>
-          <w:rPr>
-            <w:noProof/>
-            <w:webHidden/>
-          </w:rPr>
-          <w:tab/>
-        </w:r>
-        <w:r>
-          <w:rPr>
-            <w:noProof/>
-            <w:webHidden/>
-          </w:rPr>
-          <w:fldChar w:fldCharType="begin"/>
-        </w:r>
-        <w:r>
-          <w:rPr>
-            <w:noProof/>
-            <w:webHidden/>
-          </w:rPr>
-          <w:instrText xml:space="preserve"> PAGEREF _Toc226614217 \h </w:instrText>
-        </w:r>
-        <w:r>
-          <w:rPr>
-            <w:noProof/>
-            <w:webHidden/>
-          </w:rPr>
-        </w:r>
-        <w:r>
-          <w:rPr>
-            <w:noProof/>
-            <w:webHidden/>
-          </w:rPr>
-          <w:fldChar w:fldCharType="separate"/>
-        </w:r>
-        <w:r>
-          <w:rPr>
-            <w:noProof/>
-            <w:webHidden/>
-          </w:rPr>
-          <w:t>13</w:t>
-        </w:r>
-        <w:r>
-          <w:rPr>
-            <w:noProof/>
-            <w:webHidden/>
-          </w:rPr>
-          <w:fldChar w:fldCharType="end"/>
-        </w:r>
-      </w:hyperlink>
-    </w:p>
-    <w:p>
-      <w:pPr>
-        <w:pStyle w:val="Sumrio1"/>
-        <w:rPr>
-          <w:rFonts w:asciiTheme="minorHAnsi" w:eastAsiaTheme="minorEastAsia" w:hAnsiTheme="minorHAnsi"/>
-          <w:noProof/>
-          <w:sz w:val="22"/>
-          <w:lang w:eastAsia="pt-BR"/>
-        </w:rPr>
-      </w:pPr>
-      <w:hyperlink w:anchor="_Toc226614218" w:history="1">
-        <w:r>
-          <w:rPr>
-            <w:rStyle w:val="Hyperlink"/>
-            <w:noProof/>
-          </w:rPr>
-          <w:t>2</w:t>
-        </w:r>
-        <w:r>
-          <w:rPr>
-            <w:rFonts w:asciiTheme="minorHAnsi" w:eastAsiaTheme="minorEastAsia" w:hAnsiTheme="minorHAnsi"/>
-            <w:noProof/>
-            <w:sz w:val="22"/>
-            <w:lang w:eastAsia="pt-BR"/>
-          </w:rPr>
-          <w:tab/>
-        </w:r>
-        <w:r>
-          <w:rPr>
-            <w:rStyle w:val="Hyperlink"/>
-            <w:noProof/>
-          </w:rPr>
-          <w:t>REFERENCIAL TEÓRICO</w:t>
-        </w:r>
-        <w:r>
-          <w:rPr>
-            <w:noProof/>
-            <w:webHidden/>
-          </w:rPr>
-          <w:tab/>
-        </w:r>
-        <w:r>
-          <w:rPr>
-            <w:noProof/>
-            <w:webHidden/>
-          </w:rPr>
-          <w:fldChar w:fldCharType="begin"/>
-        </w:r>
-        <w:r>
-          <w:rPr>
-            <w:noProof/>
-            <w:webHidden/>
-          </w:rPr>
-          <w:instrText xml:space="preserve"> PAGEREF _Toc226614218 \h </w:instrText>
-        </w:r>
-        <w:r>
-          <w:rPr>
-            <w:noProof/>
-            <w:webHidden/>
-          </w:rPr>
-        </w:r>
-        <w:r>
-          <w:rPr>
-            <w:noProof/>
-            <w:webHidden/>
-          </w:rPr>
-          <w:fldChar w:fldCharType="separate"/>
-        </w:r>
-        <w:r>
-          <w:rPr>
-            <w:noProof/>
-            <w:webHidden/>
-          </w:rPr>
-          <w:t>14</w:t>
-        </w:r>
-        <w:r>
-          <w:rPr>
-            <w:noProof/>
-            <w:webHidden/>
-          </w:rPr>
-          <w:fldChar w:fldCharType="end"/>
-        </w:r>
-      </w:hyperlink>
-    </w:p>
-    <w:p>
-      <w:pPr>
-        <w:pStyle w:val="Sumrio2"/>
-        <w:rPr>
-          <w:rFonts w:asciiTheme="minorHAnsi" w:eastAsiaTheme="minorEastAsia" w:hAnsiTheme="minorHAnsi"/>
-          <w:noProof/>
-          <w:sz w:val="22"/>
-          <w:lang w:eastAsia="pt-BR"/>
-        </w:rPr>
-      </w:pPr>
-      <w:hyperlink w:anchor="_Toc226614219" w:history="1">
-        <w:r>
-          <w:rPr>
-            <w:rStyle w:val="Hyperlink"/>
-            <w:noProof/>
-          </w:rPr>
-          <w:t>2.1</w:t>
-        </w:r>
-        <w:r>
-          <w:rPr>
-            <w:rFonts w:asciiTheme="minorHAnsi" w:eastAsiaTheme="minorEastAsia" w:hAnsiTheme="minorHAnsi"/>
-            <w:noProof/>
-            <w:sz w:val="22"/>
-            <w:lang w:eastAsia="pt-BR"/>
-          </w:rPr>
-          <w:tab/>
-        </w:r>
-        <w:r>
-          <w:rPr>
-            <w:rStyle w:val="Hyperlink"/>
-            <w:noProof/>
-          </w:rPr>
-          <w:t>Simulando um subtítulo</w:t>
-        </w:r>
-        <w:r>
-          <w:rPr>
-            <w:noProof/>
-            <w:webHidden/>
-          </w:rPr>
-          <w:tab/>
-        </w:r>
-        <w:r>
-          <w:rPr>
-            <w:noProof/>
-            <w:webHidden/>
-          </w:rPr>
-          <w:fldChar w:fldCharType="begin"/>
-        </w:r>
-        <w:r>
-          <w:rPr>
-            <w:noProof/>
-            <w:webHidden/>
-          </w:rPr>
-          <w:instrText xml:space="preserve"> PAGEREF _Toc226614219 \h </w:instrText>
-        </w:r>
-        <w:r>
-          <w:rPr>
-            <w:noProof/>
-            <w:webHidden/>
-          </w:rPr>
-        </w:r>
-        <w:r>
-          <w:rPr>
-            <w:noProof/>
-            <w:webHidden/>
-          </w:rPr>
-          <w:fldChar w:fldCharType="separate"/>
-        </w:r>
-        <w:r>
-          <w:rPr>
-            <w:noProof/>
-            <w:webHidden/>
-          </w:rPr>
-          <w:t>14</w:t>
-        </w:r>
-        <w:r>
-          <w:rPr>
-            <w:noProof/>
-            <w:webHidden/>
-          </w:rPr>
-          <w:fldChar w:fldCharType="end"/>
-        </w:r>
-      </w:hyperlink>
-    </w:p>
-    <w:p>
-      <w:pPr>
-        <w:pStyle w:val="Sumrio3"/>
-        <w:rPr>
-          <w:rFonts w:asciiTheme="minorHAnsi" w:eastAsiaTheme="minorEastAsia" w:hAnsiTheme="minorHAnsi"/>
-          <w:noProof/>
-          <w:sz w:val="22"/>
-          <w:lang w:eastAsia="pt-BR"/>
-        </w:rPr>
-      </w:pPr>
-      <w:hyperlink w:anchor="_Toc226614220" w:history="1">
-        <w:r>
-          <w:rPr>
-            <w:rStyle w:val="Hyperlink"/>
-            <w:noProof/>
-          </w:rPr>
-          <w:t>2.1.1</w:t>
-        </w:r>
-        <w:r>
-          <w:rPr>
-            <w:rFonts w:asciiTheme="minorHAnsi" w:eastAsiaTheme="minorEastAsia" w:hAnsiTheme="minorHAnsi"/>
-            <w:noProof/>
-            <w:sz w:val="22"/>
-            <w:lang w:eastAsia="pt-BR"/>
-          </w:rPr>
-          <w:tab/>
-        </w:r>
-        <w:r>
-          <w:rPr>
-            <w:rStyle w:val="Hyperlink"/>
-            <w:noProof/>
-          </w:rPr>
-          <w:t>Aura</w:t>
-        </w:r>
-        <w:r>
-          <w:rPr>
-            <w:noProof/>
-            <w:webHidden/>
-          </w:rPr>
-          <w:tab/>
-        </w:r>
-        <w:r>
-          <w:rPr>
-            <w:noProof/>
-            <w:webHidden/>
-          </w:rPr>
-          <w:fldChar w:fldCharType="begin"/>
-        </w:r>
-        <w:r>
-          <w:rPr>
-            <w:noProof/>
-            <w:webHidden/>
-          </w:rPr>
-          <w:instrText xml:space="preserve"> PAGEREF _Toc226614220 \h </w:instrText>
-        </w:r>
-        <w:r>
-          <w:rPr>
-            <w:noProof/>
-            <w:webHidden/>
-          </w:rPr>
-        </w:r>
-        <w:r>
-          <w:rPr>
-            <w:noProof/>
-            <w:webHidden/>
-          </w:rPr>
-          <w:fldChar w:fldCharType="separate"/>
-        </w:r>
-        <w:r>
-          <w:rPr>
-            <w:noProof/>
-            <w:webHidden/>
-          </w:rPr>
-          <w:t>14</w:t>
-        </w:r>
-        <w:r>
-          <w:rPr>
-            <w:noProof/>
-            <w:webHidden/>
-          </w:rPr>
-          <w:fldChar w:fldCharType="end"/>
-        </w:r>
-      </w:hyperlink>
-    </w:p>
-    <w:p>
-      <w:pPr>
-        <w:pStyle w:val="Sumrio2"/>
-        <w:rPr>
-          <w:rFonts w:asciiTheme="minorHAnsi" w:eastAsiaTheme="minorEastAsia" w:hAnsiTheme="minorHAnsi"/>
-          <w:noProof/>
-          <w:sz w:val="22"/>
-          <w:lang w:eastAsia="pt-BR"/>
-        </w:rPr>
-      </w:pPr>
-      <w:hyperlink w:anchor="_Toc226614221" w:history="1">
-        <w:r>
-          <w:rPr>
-            <w:rStyle w:val="Hyperlink"/>
-            <w:noProof/>
-          </w:rPr>
-          <w:t>2.2</w:t>
-        </w:r>
-        <w:r>
-          <w:rPr>
-            <w:rFonts w:asciiTheme="minorHAnsi" w:eastAsiaTheme="minorEastAsia" w:hAnsiTheme="minorHAnsi"/>
-            <w:noProof/>
-            <w:sz w:val="22"/>
-            <w:lang w:eastAsia="pt-BR"/>
-          </w:rPr>
-          <w:tab/>
-        </w:r>
-        <w:r>
-          <w:rPr>
-            <w:rStyle w:val="Hyperlink"/>
-            <w:noProof/>
-          </w:rPr>
-          <w:t>Outro subtítulo</w:t>
-        </w:r>
-        <w:r>
-          <w:rPr>
-            <w:noProof/>
-            <w:webHidden/>
-          </w:rPr>
-          <w:tab/>
-        </w:r>
-        <w:r>
-          <w:rPr>
-            <w:noProof/>
-            <w:webHidden/>
-          </w:rPr>
-          <w:fldChar w:fldCharType="begin"/>
-        </w:r>
-        <w:r>
-          <w:rPr>
-            <w:noProof/>
-            <w:webHidden/>
-          </w:rPr>
-          <w:instrText xml:space="preserve"> PAGEREF _Toc226614221 \h </w:instrText>
-        </w:r>
-        <w:r>
-          <w:rPr>
-            <w:noProof/>
-            <w:webHidden/>
-          </w:rPr>
-        </w:r>
-        <w:r>
-          <w:rPr>
-            <w:noProof/>
-            <w:webHidden/>
-          </w:rPr>
-          <w:fldChar w:fldCharType="separate"/>
-        </w:r>
-        <w:r>
-          <w:rPr>
-            <w:noProof/>
-            <w:webHidden/>
-          </w:rPr>
-          <w:t>15</w:t>
-        </w:r>
-        <w:r>
-          <w:rPr>
-            <w:noProof/>
-            <w:webHidden/>
-          </w:rPr>
-          <w:fldChar w:fldCharType="end"/>
-        </w:r>
-      </w:hyperlink>
-    </w:p>
-    <w:p>
-      <w:pPr>
-        <w:pStyle w:val="Sumrio3"/>
-        <w:rPr>
-          <w:rFonts w:asciiTheme="minorHAnsi" w:eastAsiaTheme="minorEastAsia" w:hAnsiTheme="minorHAnsi"/>
-          <w:noProof/>
-          <w:sz w:val="22"/>
-          <w:lang w:eastAsia="pt-BR"/>
-        </w:rPr>
-      </w:pPr>
-      <w:hyperlink w:anchor="_Toc226614222" w:history="1">
-        <w:r>
-          <w:rPr>
-            <w:rStyle w:val="Hyperlink"/>
-            <w:noProof/>
-          </w:rPr>
-          <w:t>2.2.1</w:t>
-        </w:r>
-        <w:r>
-          <w:rPr>
-            <w:rFonts w:asciiTheme="minorHAnsi" w:eastAsiaTheme="minorEastAsia" w:hAnsiTheme="minorHAnsi"/>
-            <w:noProof/>
-            <w:sz w:val="22"/>
-            <w:lang w:eastAsia="pt-BR"/>
-          </w:rPr>
-          <w:tab/>
-        </w:r>
-        <w:r>
-          <w:rPr>
-            <w:rStyle w:val="Hyperlink"/>
-            <w:noProof/>
-          </w:rPr>
-          <w:t>Eita</w:t>
-        </w:r>
-        <w:r>
-          <w:rPr>
-            <w:noProof/>
-            <w:webHidden/>
-          </w:rPr>
-          <w:tab/>
-        </w:r>
-        <w:r>
-          <w:rPr>
-            <w:noProof/>
-            <w:webHidden/>
-          </w:rPr>
-          <w:fldChar w:fldCharType="begin"/>
-        </w:r>
-        <w:r>
-          <w:rPr>
-            <w:noProof/>
-            <w:webHidden/>
-          </w:rPr>
-          <w:instrText xml:space="preserve"> PAGEREF _Toc226614222 \h </w:instrText>
-        </w:r>
-        <w:r>
-          <w:rPr>
-            <w:noProof/>
-            <w:webHidden/>
-          </w:rPr>
-        </w:r>
-        <w:r>
-          <w:rPr>
-            <w:noProof/>
-            <w:webHidden/>
-          </w:rPr>
-          <w:fldChar w:fldCharType="separate"/>
-        </w:r>
-        <w:r>
-          <w:rPr>
-            <w:noProof/>
-            <w:webHidden/>
-          </w:rPr>
-          <w:t>15</w:t>
-        </w:r>
-        <w:r>
-          <w:rPr>
-            <w:noProof/>
-            <w:webHidden/>
-          </w:rPr>
-          <w:fldChar w:fldCharType="end"/>
-        </w:r>
-      </w:hyperlink>
-    </w:p>
-    <w:p>
-      <w:pPr>
-        <w:pStyle w:val="Sumrio4"/>
-        <w:rPr>
-          <w:rFonts w:asciiTheme="minorHAnsi" w:eastAsiaTheme="minorEastAsia" w:hAnsiTheme="minorHAnsi"/>
-          <w:noProof/>
-          <w:sz w:val="22"/>
-          <w:lang w:eastAsia="pt-BR"/>
-        </w:rPr>
-      </w:pPr>
-      <w:hyperlink w:anchor="_Toc226614223" w:history="1">
-        <w:r>
-          <w:rPr>
-            <w:rStyle w:val="Hyperlink"/>
-            <w:noProof/>
-          </w:rPr>
-          <w:t>2.2.1.1</w:t>
-        </w:r>
-        <w:r>
-          <w:rPr>
-            <w:rFonts w:asciiTheme="minorHAnsi" w:eastAsiaTheme="minorEastAsia" w:hAnsiTheme="minorHAnsi"/>
-            <w:noProof/>
-            <w:sz w:val="22"/>
-            <w:lang w:eastAsia="pt-BR"/>
-          </w:rPr>
-          <w:tab/>
-        </w:r>
-        <w:r>
-          <w:rPr>
-            <w:rStyle w:val="Hyperlink"/>
-            <w:noProof/>
-          </w:rPr>
-          <w:t>Echa</w:t>
-        </w:r>
-        <w:r>
-          <w:rPr>
-            <w:noProof/>
-            <w:webHidden/>
-          </w:rPr>
-          <w:tab/>
-        </w:r>
-        <w:r>
-          <w:rPr>
-            <w:noProof/>
-            <w:webHidden/>
-          </w:rPr>
-          <w:fldChar w:fldCharType="begin"/>
-        </w:r>
-        <w:r>
-          <w:rPr>
-            <w:noProof/>
-            <w:webHidden/>
-          </w:rPr>
-          <w:instrText xml:space="preserve"> PAGEREF _Toc226614223 \h </w:instrText>
-        </w:r>
-        <w:r>
-          <w:rPr>
-            <w:noProof/>
-            <w:webHidden/>
-          </w:rPr>
-        </w:r>
-        <w:r>
-          <w:rPr>
-            <w:noProof/>
-            <w:webHidden/>
-          </w:rPr>
-          <w:fldChar w:fldCharType="separate"/>
-        </w:r>
-        <w:r>
-          <w:rPr>
-            <w:noProof/>
-            <w:webHidden/>
-          </w:rPr>
-          <w:t>15</w:t>
-        </w:r>
-        <w:r>
-          <w:rPr>
-            <w:noProof/>
-            <w:webHidden/>
-          </w:rPr>
-          <w:fldChar w:fldCharType="end"/>
-        </w:r>
-      </w:hyperlink>
-    </w:p>
-    <w:p>
-      <w:pPr>
-        <w:pStyle w:val="Sumrio5"/>
-        <w:rPr>
-          <w:rFonts w:asciiTheme="minorHAnsi" w:eastAsiaTheme="minorEastAsia" w:hAnsiTheme="minorHAnsi"/>
-          <w:noProof/>
-          <w:sz w:val="22"/>
-          <w:lang w:eastAsia="pt-BR"/>
-        </w:rPr>
-      </w:pPr>
-      <w:hyperlink w:anchor="_Toc226614224" w:history="1">
-        <w:r>
-          <w:rPr>
-            <w:rStyle w:val="Hyperlink"/>
-            <w:noProof/>
-          </w:rPr>
-          <w:t>2.2.1.1.1</w:t>
-        </w:r>
-        <w:r>
-          <w:rPr>
-            <w:rFonts w:asciiTheme="minorHAnsi" w:eastAsiaTheme="minorEastAsia" w:hAnsiTheme="minorHAnsi"/>
-            <w:noProof/>
-            <w:sz w:val="22"/>
-            <w:lang w:eastAsia="pt-BR"/>
-          </w:rPr>
-          <w:tab/>
-        </w:r>
-        <w:r>
-          <w:rPr>
-            <w:rStyle w:val="Hyperlink"/>
-            <w:noProof/>
-          </w:rPr>
-          <w:t>Ave</w:t>
-        </w:r>
-        <w:r>
-          <w:rPr>
-            <w:noProof/>
-            <w:webHidden/>
-          </w:rPr>
-          <w:tab/>
-        </w:r>
-        <w:r>
-          <w:rPr>
-            <w:noProof/>
-            <w:webHidden/>
-          </w:rPr>
-          <w:fldChar w:fldCharType="begin"/>
-        </w:r>
-        <w:r>
-          <w:rPr>
-            <w:noProof/>
-            <w:webHidden/>
-          </w:rPr>
-          <w:instrText xml:space="preserve"> PAGEREF _Toc226614224 \h </w:instrText>
-        </w:r>
-        <w:r>
-          <w:rPr>
-            <w:noProof/>
-            <w:webHidden/>
-          </w:rPr>
-        </w:r>
-        <w:r>
-          <w:rPr>
-            <w:noProof/>
-            <w:webHidden/>
-          </w:rPr>
-          <w:fldChar w:fldCharType="separate"/>
-        </w:r>
-        <w:r>
-          <w:rPr>
-            <w:noProof/>
-            <w:webHidden/>
-          </w:rPr>
-          <w:t>15</w:t>
-        </w:r>
-        <w:r>
-          <w:rPr>
-            <w:noProof/>
-            <w:webHidden/>
-          </w:rPr>
-          <w:fldChar w:fldCharType="end"/>
-        </w:r>
-      </w:hyperlink>
-    </w:p>
-    <w:p>
-      <w:pPr>
-        <w:pStyle w:val="Sumrio1"/>
-        <w:rPr>
-          <w:rFonts w:asciiTheme="minorHAnsi" w:eastAsiaTheme="minorEastAsia" w:hAnsiTheme="minorHAnsi"/>
-          <w:noProof/>
-          <w:sz w:val="22"/>
-          <w:lang w:eastAsia="pt-BR"/>
-        </w:rPr>
-      </w:pPr>
-      <w:hyperlink w:anchor="_Toc226614225" w:history="1">
-        <w:r>
-          <w:rPr>
-            <w:rStyle w:val="Hyperlink"/>
-            <w:noProof/>
-          </w:rPr>
-          <w:t>3</w:t>
-        </w:r>
-        <w:r>
-          <w:rPr>
-            <w:rFonts w:asciiTheme="minorHAnsi" w:eastAsiaTheme="minorEastAsia" w:hAnsiTheme="minorHAnsi"/>
-            <w:noProof/>
-            <w:sz w:val="22"/>
-            <w:lang w:eastAsia="pt-BR"/>
-          </w:rPr>
-          <w:tab/>
-        </w:r>
-        <w:r>
-          <w:rPr>
-            <w:rStyle w:val="Hyperlink"/>
-            <w:noProof/>
-          </w:rPr>
-          <w:t>IMERSÃO</w:t>
-        </w:r>
-        <w:r>
-          <w:rPr>
-            <w:noProof/>
-            <w:webHidden/>
-          </w:rPr>
-          <w:tab/>
-        </w:r>
-        <w:r>
-          <w:rPr>
-            <w:noProof/>
-            <w:webHidden/>
-          </w:rPr>
-          <w:fldChar w:fldCharType="begin"/>
-        </w:r>
-        <w:r>
-          <w:rPr>
-            <w:noProof/>
-            <w:webHidden/>
-          </w:rPr>
-          <w:instrText xml:space="preserve"> PAGEREF _Toc226614225 \h </w:instrText>
-        </w:r>
-        <w:r>
-          <w:rPr>
-            <w:noProof/>
-            <w:webHidden/>
-          </w:rPr>
-        </w:r>
-        <w:r>
-          <w:rPr>
-            <w:noProof/>
-            <w:webHidden/>
-          </w:rPr>
-          <w:fldChar w:fldCharType="separate"/>
-        </w:r>
-        <w:r>
-          <w:rPr>
-            <w:noProof/>
-            <w:webHidden/>
-          </w:rPr>
-          <w:t>16</w:t>
-        </w:r>
-        <w:r>
-          <w:rPr>
-            <w:noProof/>
-            <w:webHidden/>
-          </w:rPr>
-          <w:fldChar w:fldCharType="end"/>
-        </w:r>
-      </w:hyperlink>
-    </w:p>
-    <w:p>
-      <w:pPr>
-        <w:pStyle w:val="Sumrio2"/>
-        <w:rPr>
-          <w:rFonts w:asciiTheme="minorHAnsi" w:eastAsiaTheme="minorEastAsia" w:hAnsiTheme="minorHAnsi"/>
-          <w:noProof/>
-          <w:sz w:val="22"/>
-          <w:lang w:eastAsia="pt-BR"/>
-        </w:rPr>
-      </w:pPr>
-      <w:hyperlink w:anchor="_Toc226614226" w:history="1">
-        <w:r>
-          <w:rPr>
-            <w:rStyle w:val="Hyperlink"/>
-            <w:noProof/>
-          </w:rPr>
-          <w:t>3.1</w:t>
-        </w:r>
-        <w:r>
-          <w:rPr>
-            <w:rFonts w:asciiTheme="minorHAnsi" w:eastAsiaTheme="minorEastAsia" w:hAnsiTheme="minorHAnsi"/>
-            <w:noProof/>
-            <w:sz w:val="22"/>
-            <w:lang w:eastAsia="pt-BR"/>
-          </w:rPr>
-          <w:tab/>
-        </w:r>
-        <w:r>
-          <w:rPr>
-            <w:rStyle w:val="Hyperlink"/>
-            <w:noProof/>
-          </w:rPr>
-          <w:t>Caderno de Sensibilidade</w:t>
-        </w:r>
-        <w:r>
-          <w:rPr>
-            <w:noProof/>
-            <w:webHidden/>
-          </w:rPr>
-          <w:tab/>
-        </w:r>
-        <w:r>
-          <w:rPr>
-            <w:noProof/>
-            <w:webHidden/>
-          </w:rPr>
-          <w:fldChar w:fldCharType="begin"/>
-        </w:r>
-        <w:r>
-          <w:rPr>
-            <w:noProof/>
-            <w:webHidden/>
-          </w:rPr>
-          <w:instrText xml:space="preserve"> PAGEREF _Toc226614226 \h </w:instrText>
-        </w:r>
-        <w:r>
-          <w:rPr>
-            <w:noProof/>
-            <w:webHidden/>
-          </w:rPr>
-        </w:r>
-        <w:r>
-          <w:rPr>
-            <w:noProof/>
-            <w:webHidden/>
-          </w:rPr>
-          <w:fldChar w:fldCharType="separate"/>
-        </w:r>
-        <w:r>
-          <w:rPr>
-            <w:noProof/>
-            <w:webHidden/>
-          </w:rPr>
-          <w:t>16</w:t>
-        </w:r>
-        <w:r>
-          <w:rPr>
-            <w:noProof/>
-            <w:webHidden/>
-          </w:rPr>
-          <w:fldChar w:fldCharType="end"/>
-        </w:r>
-      </w:hyperlink>
-    </w:p>
-    <w:p>
-      <w:pPr>
-        <w:pStyle w:val="Sumrio2"/>
-        <w:rPr>
-          <w:rFonts w:asciiTheme="minorHAnsi" w:eastAsiaTheme="minorEastAsia" w:hAnsiTheme="minorHAnsi"/>
-          <w:noProof/>
-          <w:sz w:val="22"/>
-          <w:lang w:eastAsia="pt-BR"/>
-        </w:rPr>
-      </w:pPr>
-      <w:hyperlink w:anchor="_Toc226614227" w:history="1">
-        <w:r>
-          <w:rPr>
-            <w:rStyle w:val="Hyperlink"/>
-            <w:noProof/>
-          </w:rPr>
-          <w:t>3.2</w:t>
-        </w:r>
-        <w:r>
-          <w:rPr>
-            <w:rFonts w:asciiTheme="minorHAnsi" w:eastAsiaTheme="minorEastAsia" w:hAnsiTheme="minorHAnsi"/>
-            <w:noProof/>
-            <w:sz w:val="22"/>
-            <w:lang w:eastAsia="pt-BR"/>
-          </w:rPr>
-          <w:tab/>
-        </w:r>
-        <w:r>
-          <w:rPr>
-            <w:rStyle w:val="Hyperlink"/>
-            <w:noProof/>
-          </w:rPr>
-          <w:t>Pesquisa de Campo</w:t>
-        </w:r>
-        <w:r>
-          <w:rPr>
-            <w:noProof/>
-            <w:webHidden/>
-          </w:rPr>
-          <w:tab/>
-        </w:r>
-        <w:r>
-          <w:rPr>
-            <w:noProof/>
-            <w:webHidden/>
-          </w:rPr>
-          <w:fldChar w:fldCharType="begin"/>
-        </w:r>
-        <w:r>
-          <w:rPr>
-            <w:noProof/>
-            <w:webHidden/>
-          </w:rPr>
-          <w:instrText xml:space="preserve"> PAGEREF _Toc226614227 \h </w:instrText>
-        </w:r>
-        <w:r>
-          <w:rPr>
-            <w:noProof/>
-            <w:webHidden/>
-          </w:rPr>
-        </w:r>
-        <w:r>
-          <w:rPr>
-            <w:noProof/>
-            <w:webHidden/>
-          </w:rPr>
-          <w:fldChar w:fldCharType="separate"/>
-        </w:r>
-        <w:r>
-          <w:rPr>
-            <w:noProof/>
-            <w:webHidden/>
-          </w:rPr>
-          <w:t>18</w:t>
-        </w:r>
-        <w:r>
-          <w:rPr>
-            <w:noProof/>
-            <w:webHidden/>
-          </w:rPr>
-          <w:fldChar w:fldCharType="end"/>
-        </w:r>
-      </w:hyperlink>
-    </w:p>
-    <w:p>
-      <w:pPr>
-        <w:pStyle w:val="Sumrio1"/>
-        <w:rPr>
-          <w:rFonts w:asciiTheme="minorHAnsi" w:eastAsiaTheme="minorEastAsia" w:hAnsiTheme="minorHAnsi"/>
-          <w:noProof/>
-          <w:sz w:val="22"/>
-          <w:lang w:eastAsia="pt-BR"/>
-        </w:rPr>
-      </w:pPr>
-      <w:hyperlink w:anchor="_Toc226614228" w:history="1">
-        <w:r>
-          <w:rPr>
-            <w:rStyle w:val="Hyperlink"/>
-            <w:noProof/>
-          </w:rPr>
-          <w:t>4</w:t>
-        </w:r>
-        <w:r>
-          <w:rPr>
-            <w:rFonts w:asciiTheme="minorHAnsi" w:eastAsiaTheme="minorEastAsia" w:hAnsiTheme="minorHAnsi"/>
-            <w:noProof/>
-            <w:sz w:val="22"/>
-            <w:lang w:eastAsia="pt-BR"/>
-          </w:rPr>
-          <w:tab/>
-        </w:r>
-        <w:r>
-          <w:rPr>
-            <w:rStyle w:val="Hyperlink"/>
-            <w:noProof/>
-          </w:rPr>
-          <w:t>ANÁLISE E SÍNTESE</w:t>
-        </w:r>
-        <w:r>
-          <w:rPr>
-            <w:noProof/>
-            <w:webHidden/>
-          </w:rPr>
-          <w:tab/>
-        </w:r>
-        <w:r>
-          <w:rPr>
-            <w:noProof/>
-            <w:webHidden/>
-          </w:rPr>
-          <w:fldChar w:fldCharType="begin"/>
-        </w:r>
-        <w:r>
-          <w:rPr>
-            <w:noProof/>
-            <w:webHidden/>
-          </w:rPr>
-          <w:instrText xml:space="preserve"> PAGEREF _Toc226614228 \h </w:instrText>
-        </w:r>
-        <w:r>
-          <w:rPr>
-            <w:noProof/>
-            <w:webHidden/>
-          </w:rPr>
-        </w:r>
-        <w:r>
-          <w:rPr>
-            <w:noProof/>
-            <w:webHidden/>
-          </w:rPr>
-          <w:fldChar w:fldCharType="separate"/>
-        </w:r>
-        <w:r>
-          <w:rPr>
-            <w:noProof/>
-            <w:webHidden/>
-          </w:rPr>
-          <w:t>20</w:t>
-        </w:r>
-        <w:r>
-          <w:rPr>
-            <w:noProof/>
-            <w:webHidden/>
-          </w:rPr>
-          <w:fldChar w:fldCharType="end"/>
-        </w:r>
-      </w:hyperlink>
-    </w:p>
-    <w:p>
-      <w:pPr>
-        <w:pStyle w:val="Sumrio2"/>
-        <w:rPr>
-          <w:rFonts w:asciiTheme="minorHAnsi" w:eastAsiaTheme="minorEastAsia" w:hAnsiTheme="minorHAnsi"/>
-          <w:noProof/>
-          <w:sz w:val="22"/>
-          <w:lang w:eastAsia="pt-BR"/>
-        </w:rPr>
-      </w:pPr>
-      <w:hyperlink w:anchor="_Toc226614229" w:history="1">
-        <w:r>
-          <w:rPr>
-            <w:rStyle w:val="Hyperlink"/>
-            <w:noProof/>
-          </w:rPr>
-          <w:t>4.1</w:t>
-        </w:r>
-        <w:r>
-          <w:rPr>
-            <w:rFonts w:asciiTheme="minorHAnsi" w:eastAsiaTheme="minorEastAsia" w:hAnsiTheme="minorHAnsi"/>
-            <w:noProof/>
-            <w:sz w:val="22"/>
-            <w:lang w:eastAsia="pt-BR"/>
-          </w:rPr>
-          <w:tab/>
-        </w:r>
-        <w:r>
-          <w:rPr>
-            <w:rStyle w:val="Hyperlink"/>
-            <w:noProof/>
-          </w:rPr>
-          <w:t>Persona</w:t>
-        </w:r>
-        <w:r>
-          <w:rPr>
-            <w:noProof/>
-            <w:webHidden/>
-          </w:rPr>
-          <w:tab/>
-        </w:r>
-        <w:r>
-          <w:rPr>
-            <w:noProof/>
-            <w:webHidden/>
-          </w:rPr>
-          <w:fldChar w:fldCharType="begin"/>
-        </w:r>
-        <w:r>
-          <w:rPr>
-            <w:noProof/>
-            <w:webHidden/>
-          </w:rPr>
-          <w:instrText xml:space="preserve"> PAGEREF _Toc226614229 \h </w:instrText>
-        </w:r>
-        <w:r>
-          <w:rPr>
-            <w:noProof/>
-            <w:webHidden/>
-          </w:rPr>
-        </w:r>
-        <w:r>
-          <w:rPr>
-            <w:noProof/>
-            <w:webHidden/>
-          </w:rPr>
-          <w:fldChar w:fldCharType="separate"/>
-        </w:r>
-        <w:r>
-          <w:rPr>
-            <w:noProof/>
-            <w:webHidden/>
-          </w:rPr>
-          <w:t>20</w:t>
-        </w:r>
-        <w:r>
-          <w:rPr>
-            <w:noProof/>
-            <w:webHidden/>
-          </w:rPr>
-          <w:fldChar w:fldCharType="end"/>
-        </w:r>
-      </w:hyperlink>
-    </w:p>
-    <w:p>
-      <w:pPr>
-        <w:pStyle w:val="Sumrio1"/>
-        <w:rPr>
-          <w:rFonts w:asciiTheme="minorHAnsi" w:eastAsiaTheme="minorEastAsia" w:hAnsiTheme="minorHAnsi"/>
-          <w:noProof/>
-          <w:sz w:val="22"/>
-          <w:lang w:eastAsia="pt-BR"/>
-        </w:rPr>
-      </w:pPr>
-      <w:hyperlink w:anchor="_Toc226614230" w:history="1">
-        <w:r>
-          <w:rPr>
-            <w:rStyle w:val="Hyperlink"/>
-            <w:noProof/>
-          </w:rPr>
-          <w:t>5</w:t>
-        </w:r>
-        <w:r>
-          <w:rPr>
-            <w:rFonts w:asciiTheme="minorHAnsi" w:eastAsiaTheme="minorEastAsia" w:hAnsiTheme="minorHAnsi"/>
-            <w:noProof/>
-            <w:sz w:val="22"/>
-            <w:lang w:eastAsia="pt-BR"/>
-          </w:rPr>
-          <w:tab/>
-        </w:r>
-        <w:r>
-          <w:rPr>
-            <w:rStyle w:val="Hyperlink"/>
-            <w:noProof/>
-          </w:rPr>
-          <w:t>ASPECTOS ESTRATÉGICOS</w:t>
-        </w:r>
-        <w:r>
-          <w:rPr>
-            <w:noProof/>
-            <w:webHidden/>
-          </w:rPr>
-          <w:tab/>
-        </w:r>
-        <w:r>
-          <w:rPr>
-            <w:noProof/>
-            <w:webHidden/>
-          </w:rPr>
-          <w:fldChar w:fldCharType="begin"/>
-        </w:r>
-        <w:r>
-          <w:rPr>
-            <w:noProof/>
-            <w:webHidden/>
-          </w:rPr>
-          <w:instrText xml:space="preserve"> PAGEREF _Toc226614230 \h </w:instrText>
-        </w:r>
-        <w:r>
-          <w:rPr>
-            <w:noProof/>
-            <w:webHidden/>
-          </w:rPr>
-        </w:r>
-        <w:r>
-          <w:rPr>
-            <w:noProof/>
-            <w:webHidden/>
-          </w:rPr>
-          <w:fldChar w:fldCharType="separate"/>
-        </w:r>
-        <w:r>
-          <w:rPr>
-            <w:noProof/>
-            <w:webHidden/>
-          </w:rPr>
-          <w:t>21</w:t>
-        </w:r>
-        <w:r>
-          <w:rPr>
-            <w:noProof/>
-            <w:webHidden/>
-          </w:rPr>
-          <w:fldChar w:fldCharType="end"/>
-        </w:r>
-      </w:hyperlink>
-    </w:p>
-    <w:p>
-      <w:pPr>
-        <w:pStyle w:val="Sumrio2"/>
-        <w:rPr>
-          <w:rFonts w:asciiTheme="minorHAnsi" w:eastAsiaTheme="minorEastAsia" w:hAnsiTheme="minorHAnsi"/>
-          <w:noProof/>
-          <w:sz w:val="22"/>
-          <w:lang w:eastAsia="pt-BR"/>
-        </w:rPr>
-      </w:pPr>
-      <w:hyperlink w:anchor="_Toc226614231" w:history="1">
-        <w:r>
-          <w:rPr>
-            <w:rStyle w:val="Hyperlink"/>
-            <w:noProof/>
-          </w:rPr>
-          <w:t>5.1</w:t>
-        </w:r>
-        <w:r>
-          <w:rPr>
-            <w:rFonts w:asciiTheme="minorHAnsi" w:eastAsiaTheme="minorEastAsia" w:hAnsiTheme="minorHAnsi"/>
-            <w:noProof/>
-            <w:sz w:val="22"/>
-            <w:lang w:eastAsia="pt-BR"/>
-          </w:rPr>
-          <w:tab/>
-        </w:r>
-        <w:r>
-          <w:rPr>
-            <w:rStyle w:val="Hyperlink"/>
-            <w:noProof/>
-          </w:rPr>
-          <w:t>Planejamento Financeiro</w:t>
-        </w:r>
-        <w:r>
-          <w:rPr>
-            <w:noProof/>
-            <w:webHidden/>
-          </w:rPr>
-          <w:tab/>
-        </w:r>
-        <w:r>
-          <w:rPr>
-            <w:noProof/>
-            <w:webHidden/>
-          </w:rPr>
-          <w:fldChar w:fldCharType="begin"/>
-        </w:r>
-        <w:r>
-          <w:rPr>
-            <w:noProof/>
-            <w:webHidden/>
-          </w:rPr>
-          <w:instrText xml:space="preserve"> PAGEREF _Toc226614231 \h </w:instrText>
-        </w:r>
-        <w:r>
-          <w:rPr>
-            <w:noProof/>
-            <w:webHidden/>
-          </w:rPr>
-        </w:r>
-        <w:r>
-          <w:rPr>
-            <w:noProof/>
-            <w:webHidden/>
-          </w:rPr>
-          <w:fldChar w:fldCharType="separate"/>
-        </w:r>
-        <w:r>
-          <w:rPr>
-            <w:noProof/>
-            <w:webHidden/>
-          </w:rPr>
-          <w:t>21</w:t>
-        </w:r>
-        <w:r>
-          <w:rPr>
-            <w:noProof/>
-            <w:webHidden/>
-          </w:rPr>
-          <w:fldChar w:fldCharType="end"/>
-        </w:r>
-      </w:hyperlink>
-    </w:p>
-    <w:p>
-      <w:pPr>
-        <w:pStyle w:val="Sumrio1"/>
-        <w:rPr>
-          <w:rFonts w:asciiTheme="minorHAnsi" w:eastAsiaTheme="minorEastAsia" w:hAnsiTheme="minorHAnsi"/>
-          <w:noProof/>
-          <w:sz w:val="22"/>
-          <w:lang w:eastAsia="pt-BR"/>
-        </w:rPr>
-      </w:pPr>
-      <w:hyperlink w:anchor="_Toc226614232" w:history="1">
-        <w:r>
-          <w:rPr>
-            <w:rStyle w:val="Hyperlink"/>
-            <w:noProof/>
-          </w:rPr>
-          <w:t>REFERÊNCIAS</w:t>
-        </w:r>
-        <w:r>
-          <w:rPr>
-            <w:noProof/>
-            <w:webHidden/>
-          </w:rPr>
-          <w:tab/>
-        </w:r>
-        <w:r>
-          <w:rPr>
-            <w:noProof/>
-            <w:webHidden/>
-          </w:rPr>
-          <w:fldChar w:fldCharType="begin"/>
-        </w:r>
-        <w:r>
-          <w:rPr>
-            <w:noProof/>
-            <w:webHidden/>
-          </w:rPr>
-          <w:instrText xml:space="preserve"> PAGEREF _Toc226614232 \h </w:instrText>
-        </w:r>
-        <w:r>
-          <w:rPr>
-            <w:noProof/>
-            <w:webHidden/>
-          </w:rPr>
-        </w:r>
-        <w:r>
-          <w:rPr>
-            <w:noProof/>
-            <w:webHidden/>
-          </w:rPr>
-          <w:fldChar w:fldCharType="separate"/>
-        </w:r>
-        <w:r>
-          <w:rPr>
-            <w:noProof/>
-            <w:webHidden/>
-          </w:rPr>
-          <w:t>22</w:t>
-        </w:r>
-        <w:r>
-          <w:rPr>
-            <w:noProof/>
-            <w:webHidden/>
-          </w:rPr>
-          <w:fldChar w:fldCharType="end"/>
-        </w:r>
-      </w:hyperlink>
-    </w:p>
-    <w:p>
+    <w:p xmlns:wp14="http://schemas.microsoft.com/office/word/2010/wordml" wp14:textId="77777777">
       <w:pPr>
         <w:ind w:firstLine="0"/>
       </w:pPr>
-      <w:r>
-        <w:fldChar w:fldCharType="end"/>
-      </w:r>
-    </w:p>
-    <w:p>
+    </w:p>
+    <w:p xmlns:wp14="http://schemas.microsoft.com/office/word/2010/wordml" wp14:textId="77777777">
       <w:pPr>
         <w:spacing w:after="160" w:line="259" w:lineRule="auto"/>
         <w:ind w:firstLine="0"/>
@@ -2676,17 +2064,269 @@
         <w:br w:type="page"/>
       </w:r>
     </w:p>
+    <w:p xmlns:wp14="http://schemas.microsoft.com/office/word/2010/wordml" wp14:textId="77777777">
+      <w:pPr>
+        <w:pStyle w:val="Ttulo1"/>
+        <w:rPr/>
+      </w:pPr>
+      <w:bookmarkStart w:name="_Toc577091244" w:id="1790843314"/>
+      <w:r>
+        <w:rPr/>
+        <w:t>INTRODUÇÃO</w:t>
+      </w:r>
+      <w:bookmarkEnd w:id="1790843314"/>
+    </w:p>
+    <w:p xmlns:wp14="http://schemas.microsoft.com/office/word/2010/wordml" wp14:textId="12105188">
+      <w:pPr>
+        <w:rPr>
+          <w:noProof/>
+        </w:rPr>
+      </w:pPr>
+      <w:r>
+        <w:rPr>
+          <w:noProof/>
+        </w:rPr>
+        <w:t>A crescente presença da tecnologia na sociedade contemporânea tem impactado significativamente diferentes áreas</w:t>
+      </w:r>
+      <w:r>
+        <w:rPr>
+          <w:noProof/>
+        </w:rPr>
+        <w:t>, como a indústria, a economia e a organização das cidades. Nesse contexto, temas como automação, planejamento urbano e sustentabilidade tornam-se cada vez mais relevantes, especialmente diante dos desafios relacionados ao crescimento populacional e aos impactos ambientais. Alinhado a essas questões, destacam-se os Objetivos de Desenvolvimento Sustentável (ODS), em especial os de número 9, 11 e 12, que tratam, respectivamente, de indústria, inovação e infraestrutura; cidades e comunidades sustentáveis; e consumo e produção responsáveis.</w:t>
+      </w:r>
+    </w:p>
     <w:p>
       <w:pPr>
-        <w:ind w:firstLine="0"/>
-      </w:pPr>
-      <w:r>
-        <w:lastRenderedPageBreak/>
-        <w:t>INTRODUÇÃO</w:t>
+        <w:pStyle w:val="Normal"/>
+        <w:rPr>
+          <w:noProof/>
+        </w:rPr>
+      </w:pPr>
+      <w:r>
+        <w:rPr>
+          <w:noProof/>
+        </w:rPr>
+        <w:t xml:space="preserve">Diante desse cenário, o presente trabalho propõe </w:t>
+      </w:r>
+      <w:r>
+        <w:rPr>
+          <w:rFonts w:ascii="Arial" w:hAnsi="Arial" w:eastAsia="Arial" w:cs="Arial"/>
+          <w:noProof/>
+          <w:sz w:val="24"/>
+          <w:szCs w:val="24"/>
+          <w:lang w:val="pt-BR"/>
+        </w:rPr>
+        <w:t>o desenvolvimento do jogo eletrônico</w:t>
+      </w:r>
+      <w:r>
+        <w:rPr>
+          <w:rFonts w:ascii="Arial" w:hAnsi="Arial" w:eastAsia="Arial" w:cs="Arial"/>
+          <w:noProof/>
+          <w:sz w:val="24"/>
+          <w:szCs w:val="24"/>
+          <w:lang w:val="pt-BR"/>
+        </w:rPr>
+        <w:t xml:space="preserve"> Thermautomata</w:t>
+      </w:r>
+      <w:r>
+        <w:rPr>
+          <w:rFonts w:ascii="Arial" w:hAnsi="Arial" w:eastAsia="Arial" w:cs="Arial"/>
+          <w:noProof/>
+          <w:sz w:val="24"/>
+          <w:szCs w:val="24"/>
+          <w:lang w:val="pt-BR"/>
+        </w:rPr>
+        <w:t>, idealizado pelo estúdio independente Heart Roulette. O projeto busca utilizar o entretenimento digital como ferramenta de conscientização e educação, abordando conceitos complexos como política, economia, automação e seus impactos sociais e ambientais.</w:t>
       </w:r>
     </w:p>
     <w:p>
       <w:pPr>
+        <w:pStyle w:val="Normal"/>
+        <w:rPr>
+          <w:rFonts w:ascii="Arial" w:hAnsi="Arial" w:eastAsia="Arial" w:cs="Arial"/>
+          <w:noProof/>
+          <w:sz w:val="24"/>
+          <w:szCs w:val="24"/>
+          <w:lang w:val="pt-BR"/>
+        </w:rPr>
+      </w:pPr>
+      <w:r>
+        <w:rPr>
+          <w:rFonts w:ascii="Arial" w:hAnsi="Arial" w:eastAsia="Arial" w:cs="Arial"/>
+          <w:noProof/>
+          <w:sz w:val="24"/>
+          <w:szCs w:val="24"/>
+          <w:lang w:val="pt-BR"/>
+        </w:rPr>
+        <w:t>A problemática que orienta este estudo consiste em compreender como jogos digitais podem contribuir para a disseminação de conhecimento sobre temas como planejamento urbano, sustentabilidade e organização social, de forma acessível e interativa ao público. Assim, o objetivo geral deste trabalho é desenvolver um jogo que integre mecânicas de automação, gestão política e logística, promovendo a reflexão sobre os desafios contemporâneos relacionados ao desenvolvimento sustentável.</w:t>
+      </w:r>
+    </w:p>
+    <w:p>
+      <w:pPr>
+        <w:pStyle w:val="Normal"/>
+        <w:rPr>
+          <w:rFonts w:ascii="Arial" w:hAnsi="Arial" w:eastAsia="Arial" w:cs="Arial"/>
+          <w:noProof/>
+          <w:sz w:val="24"/>
+          <w:szCs w:val="24"/>
+          <w:lang w:val="pt-BR"/>
+        </w:rPr>
+      </w:pPr>
+      <w:r>
+        <w:rPr>
+          <w:rFonts w:ascii="Arial" w:hAnsi="Arial" w:eastAsia="Arial" w:cs="Arial"/>
+          <w:noProof/>
+          <w:sz w:val="24"/>
+          <w:szCs w:val="24"/>
+          <w:lang w:val="pt-BR"/>
+        </w:rPr>
+        <w:t>Como objetivos espec</w:t>
+      </w:r>
+      <w:r>
+        <w:rPr>
+          <w:rFonts w:ascii="Arial" w:hAnsi="Arial" w:eastAsia="Arial" w:cs="Arial"/>
+          <w:noProof/>
+          <w:sz w:val="24"/>
+          <w:szCs w:val="24"/>
+          <w:lang w:val="pt-BR"/>
+        </w:rPr>
+        <w:t>íficos, destacam-se a criação de sistemas compreensíveis de automação e logística, a implementação de mecânicas que representem decisões políticas e sociais, bem como a demonstração dos impactos ambientais decorrentes das ações do jogador dentro do jogo.</w:t>
+      </w:r>
+    </w:p>
+    <w:p>
+      <w:pPr>
+        <w:pStyle w:val="Normal"/>
+        <w:rPr>
+          <w:rFonts w:ascii="Arial" w:hAnsi="Arial" w:eastAsia="Arial" w:cs="Arial"/>
+          <w:noProof/>
+          <w:sz w:val="24"/>
+          <w:szCs w:val="24"/>
+          <w:lang w:val="pt-BR"/>
+        </w:rPr>
+      </w:pPr>
+      <w:r>
+        <w:rPr>
+          <w:rFonts w:ascii="Arial" w:hAnsi="Arial" w:eastAsia="Arial" w:cs="Arial"/>
+          <w:noProof/>
+          <w:sz w:val="24"/>
+          <w:szCs w:val="24"/>
+          <w:lang w:val="pt-BR"/>
+        </w:rPr>
+        <w:t>A realização deste projeto justifica-se pela crescente necessidade de abordar temas complexos de forma didática e acessível, especialmente para o público jovem, incentivando o pensamento crítico sobre questões sociais, econômicas e ambientais.</w:t>
+      </w:r>
+    </w:p>
+    <w:p>
+      <w:pPr>
+        <w:pStyle w:val="Normal"/>
+        <w:rPr>
+          <w:rFonts w:ascii="Arial" w:hAnsi="Arial" w:eastAsia="Arial" w:cs="Arial"/>
+          <w:noProof/>
+          <w:sz w:val="24"/>
+          <w:szCs w:val="24"/>
+          <w:lang w:val="pt-BR"/>
+        </w:rPr>
+      </w:pPr>
+      <w:r>
+        <w:rPr>
+          <w:rFonts w:ascii="Arial" w:hAnsi="Arial" w:eastAsia="Arial" w:cs="Arial"/>
+          <w:noProof/>
+          <w:sz w:val="24"/>
+          <w:szCs w:val="24"/>
+          <w:lang w:val="pt-BR"/>
+        </w:rPr>
+        <w:t>Para o desenvolvimento deste trabalho, foi adotada uma abordagem baseada em conceitos de design thinking, incluindo etapas de empatia e definição do problema, além de pesquisa teóricas sobre os temas abordados.</w:t>
+      </w:r>
+    </w:p>
+    <w:p xmlns:wp14="http://schemas.microsoft.com/office/word/2010/wordml" wp14:textId="77777777"/>
+    <w:p xmlns:wp14="http://schemas.microsoft.com/office/word/2010/wordml" wp14:textId="77777777">
+      <w:pPr>
+        <w:pStyle w:val="Ttulo2"/>
+        <w:rPr/>
+      </w:pPr>
+      <w:bookmarkStart w:name="_Toc2006291682" w:id="159824106"/>
+      <w:r>
+        <w:rPr/>
+        <w:t>Problemática</w:t>
+      </w:r>
+      <w:bookmarkEnd w:id="159824106"/>
+    </w:p>
+    <w:p xmlns:wp14="http://schemas.microsoft.com/office/word/2010/wordml" wp14:textId="670E77CE">
+      <w:pPr>
+        <w:rPr>
+          <w:noProof/>
+        </w:rPr>
+      </w:pPr>
+      <w:r>
+        <w:rPr>
+          <w:noProof/>
+        </w:rPr>
+        <w:t>A sociedade contemporânea enfrente um cenário marcado pela produção e consumo em excesso, muitas vezes desvinculados de necessidades reais. Esse padrão não apenas gera impactos ambientais e sociais, como também revela uma dificuldade generalizada da população em compreender os mecanismos políticos</w:t>
+      </w:r>
+      <w:r>
+        <w:rPr>
+          <w:noProof/>
+        </w:rPr>
+        <w:t xml:space="preserve"> e econômicos que sustentam táis práticas. A ausência de entendimento crítico sobre como funcionam os sistemas de produção, automação e planejamento urbano limita a capacidade de participação cidadã e dificulta a mobilização para mudanças estruturais.</w:t>
+      </w:r>
+    </w:p>
+    <w:p>
+      <w:pPr>
+        <w:rPr>
+          <w:noProof/>
+        </w:rPr>
+      </w:pPr>
+      <w:r>
+        <w:rPr>
+          <w:noProof/>
+        </w:rPr>
+        <w:t>Essa lacuna educacional se reflete na falta de consciencia sobre a importância de transformar hábitos de consumo e compreender a política por trás dessas mudanças. Em resumo, grande parte da população não entende por quea s coisas funcionam da forma como funcionam</w:t>
+      </w:r>
+      <w:r>
+        <w:rPr>
+          <w:noProof/>
+        </w:rPr>
+        <w:t>, nem como ou por que deveriam ser transformadas.</w:t>
+      </w:r>
+    </w:p>
+    <w:p>
+      <w:pPr>
+        <w:rPr>
+          <w:noProof/>
+        </w:rPr>
+      </w:pPr>
+      <w:r>
+        <w:rPr>
+          <w:noProof/>
+        </w:rPr>
+        <w:t xml:space="preserve">Nesse contexto, torna-se relevante propor estratégias inovadoras que facilitem o acesso a conceitos complexos de política, economia e sustentabilidade. A crianção de jogos digitais, como o projeto Thermautomata, surge como alternativa pedagóggica capaz de engajar jovens e adultos, permitindo que o jogador vivencie de forma prática e interativa </w:t>
+      </w:r>
+      <w:r>
+        <w:rPr>
+          <w:noProof/>
+        </w:rPr>
+        <w:t>os desafios relacionados à automação, ao consumo responsável e ao impacto ambiental. Dessa forma, o projeto se alinha diretamente às metas estabelecidas pelas ODS 9 (Indústria, Inovação e Infraestrutura), ODS 11 (Cidades e C</w:t>
+      </w:r>
+      <w:r>
+        <w:rPr>
+          <w:noProof/>
+        </w:rPr>
+        <w:t>omunidades Sustentáveis) e ODS 12 (Consumo e Produção Responsáveis), contribuindo para a conscientização e educação da sociedade em direção a um futuro mais sustentável.</w:t>
+      </w:r>
+    </w:p>
+    <w:p xmlns:wp14="http://schemas.microsoft.com/office/word/2010/wordml" wp14:textId="77777777">
+      <w:pPr>
+        <w:pStyle w:val="Ttulo2"/>
+        <w:rPr/>
+      </w:pPr>
+      <w:bookmarkStart w:name="_Toc741111477" w:id="415372277"/>
+      <w:r>
+        <w:rPr/>
+        <w:t>Justificativa</w:t>
+      </w:r>
+      <w:bookmarkEnd w:id="415372277"/>
+    </w:p>
+    <w:p xmlns:wp14="http://schemas.microsoft.com/office/word/2010/wordml" wp14:textId="77777777">
+      <w:pPr>
         <w:rPr>
           <w:noProof/>
         </w:rPr>
@@ -2698,7 +2338,7 @@
         <w:t>Lorem ipsum dolor sit amet, consectetuer adipiscing elit. Maecenas porttitor congue massa. Fusce posuere, magna sed pulvinar ultricies, purus lectus malesuada libero, sit amet commodo magna eros quis urna.</w:t>
       </w:r>
     </w:p>
-    <w:p>
+    <w:p xmlns:wp14="http://schemas.microsoft.com/office/word/2010/wordml" wp14:textId="77777777">
       <w:pPr>
         <w:rPr>
           <w:noProof/>
@@ -2711,7 +2351,7 @@
         <w:t>Nunc viverra imperdiet enim. Fusce est. Vivamus a tellus.</w:t>
       </w:r>
     </w:p>
-    <w:p>
+    <w:p xmlns:wp14="http://schemas.microsoft.com/office/word/2010/wordml" wp14:textId="77777777">
       <w:pPr>
         <w:rPr>
           <w:noProof/>
@@ -2724,7 +2364,7 @@
         <w:t>Pellentesque habitant morbi tristique senectus et netus et malesuada fames ac turpis egestas. Proin pharetra nonummy pede. Mauris et orci.</w:t>
       </w:r>
     </w:p>
-    <w:p>
+    <w:p xmlns:wp14="http://schemas.microsoft.com/office/word/2010/wordml" wp14:textId="77777777">
       <w:pPr>
         <w:rPr>
           <w:noProof/>
@@ -2737,7 +2377,7 @@
         <w:t>Aenean nec lorem. In porttitor. Donec laoreet nonummy augue.</w:t>
       </w:r>
     </w:p>
-    <w:p>
+    <w:p xmlns:wp14="http://schemas.microsoft.com/office/word/2010/wordml" wp14:textId="77777777">
       <w:r>
         <w:rPr>
           <w:noProof/>
@@ -2745,18 +2385,31 @@
         <w:t>Suspendisse dui purus, scelerisque at, vulputate vitae, pretium mattis, nunc. Mauris eget neque at sem venenatis eleifend. Ut nonummy.</w:t>
       </w:r>
     </w:p>
-    <w:p/>
-    <w:p>
+    <w:p xmlns:wp14="http://schemas.microsoft.com/office/word/2010/wordml" wp14:textId="77777777">
       <w:pPr>
         <w:pStyle w:val="Ttulo2"/>
-      </w:pPr>
-      <w:bookmarkStart w:id="0" w:name="_Toc226614211"/>
-      <w:r>
-        <w:t>Problemática</w:t>
-      </w:r>
-      <w:bookmarkEnd w:id="0"/>
-    </w:p>
-    <w:p>
+        <w:rPr/>
+      </w:pPr>
+      <w:bookmarkStart w:name="_Toc643444076" w:id="1188705902"/>
+      <w:r>
+        <w:rPr/>
+        <w:t>Objetivos</w:t>
+      </w:r>
+      <w:bookmarkEnd w:id="1188705902"/>
+    </w:p>
+    <w:p xmlns:wp14="http://schemas.microsoft.com/office/word/2010/wordml" wp14:textId="77777777">
+      <w:pPr>
+        <w:pStyle w:val="Ttulo3"/>
+        <w:rPr/>
+      </w:pPr>
+      <w:bookmarkStart w:name="_Toc1095139646" w:id="350244556"/>
+      <w:r>
+        <w:rPr/>
+        <w:t>Objetivo Geral</w:t>
+      </w:r>
+      <w:bookmarkEnd w:id="350244556"/>
+    </w:p>
+    <w:p xmlns:wp14="http://schemas.microsoft.com/office/word/2010/wordml" wp14:textId="77777777">
       <w:pPr>
         <w:rPr>
           <w:noProof/>
@@ -2769,7 +2422,7 @@
         <w:t>Lorem ipsum dolor sit amet, consectetuer adipiscing elit. Maecenas porttitor congue massa. Fusce posuere, magna sed pulvinar ultricies, purus lectus malesuada libero, sit amet commodo magna eros quis urna.</w:t>
       </w:r>
     </w:p>
-    <w:p>
+    <w:p xmlns:wp14="http://schemas.microsoft.com/office/word/2010/wordml" wp14:textId="77777777">
       <w:pPr>
         <w:rPr>
           <w:noProof/>
@@ -2782,7 +2435,7 @@
         <w:t>Nunc viverra imperdiet enim. Fusce est. Vivamus a tellus.</w:t>
       </w:r>
     </w:p>
-    <w:p>
+    <w:p xmlns:wp14="http://schemas.microsoft.com/office/word/2010/wordml" wp14:textId="77777777">
       <w:pPr>
         <w:rPr>
           <w:noProof/>
@@ -2795,7 +2448,7 @@
         <w:t>Pellentesque habitant morbi tristique senectus et netus et malesuada fames ac turpis egestas. Proin pharetra nonummy pede. Mauris et orci.</w:t>
       </w:r>
     </w:p>
-    <w:p>
+    <w:p xmlns:wp14="http://schemas.microsoft.com/office/word/2010/wordml" wp14:textId="77777777">
       <w:pPr>
         <w:rPr>
           <w:noProof/>
@@ -2808,7 +2461,7 @@
         <w:t>Aenean nec lorem. In porttitor. Donec laoreet nonummy augue.</w:t>
       </w:r>
     </w:p>
-    <w:p>
+    <w:p xmlns:wp14="http://schemas.microsoft.com/office/word/2010/wordml" wp14:textId="77777777">
       <w:r>
         <w:rPr>
           <w:noProof/>
@@ -2816,17 +2469,91 @@
         <w:t>Suspendisse dui purus, scelerisque at, vulputate vitae, pretium mattis, nunc. Mauris eget neque at sem venenatis eleifend. Ut nonummy.</w:t>
       </w:r>
     </w:p>
-    <w:p>
+    <w:p xmlns:wp14="http://schemas.microsoft.com/office/word/2010/wordml" wp14:textId="77777777">
+      <w:pPr>
+        <w:pStyle w:val="Ttulo3"/>
+        <w:rPr/>
+      </w:pPr>
+      <w:bookmarkStart w:name="_Toc1947799233" w:id="310532698"/>
+      <w:r>
+        <w:rPr/>
+        <w:t>Objetivos Específicos</w:t>
+      </w:r>
+      <w:bookmarkEnd w:id="310532698"/>
+    </w:p>
+    <w:p xmlns:wp14="http://schemas.microsoft.com/office/word/2010/wordml" wp14:textId="77777777">
+      <w:pPr>
+        <w:rPr>
+          <w:noProof/>
+        </w:rPr>
+      </w:pPr>
+      <w:r>
+        <w:rPr>
+          <w:noProof/>
+        </w:rPr>
+        <w:t>Lorem ipsum dolor sit amet, consectetuer adipiscing elit. Maecenas porttitor congue massa. Fusce posuere, magna sed pulvinar ultricies, purus lectus malesuada libero, sit amet commodo magna eros quis urna.</w:t>
+      </w:r>
+    </w:p>
+    <w:p xmlns:wp14="http://schemas.microsoft.com/office/word/2010/wordml" wp14:textId="77777777">
+      <w:pPr>
+        <w:rPr>
+          <w:noProof/>
+        </w:rPr>
+      </w:pPr>
+      <w:r>
+        <w:rPr>
+          <w:noProof/>
+        </w:rPr>
+        <w:t>Nunc viverra imperdiet enim. Fusce est. Vivamus a tellus.</w:t>
+      </w:r>
+    </w:p>
+    <w:p xmlns:wp14="http://schemas.microsoft.com/office/word/2010/wordml" wp14:textId="77777777">
+      <w:pPr>
+        <w:rPr>
+          <w:noProof/>
+        </w:rPr>
+      </w:pPr>
+      <w:r>
+        <w:rPr>
+          <w:noProof/>
+        </w:rPr>
+        <w:t>Pellentesque habitant morbi tristique senectus et netus et malesuada fames ac turpis egestas. Proin pharetra nonummy pede. Mauris et orci.</w:t>
+      </w:r>
+    </w:p>
+    <w:p xmlns:wp14="http://schemas.microsoft.com/office/word/2010/wordml" wp14:textId="77777777">
+      <w:pPr>
+        <w:rPr>
+          <w:noProof/>
+        </w:rPr>
+      </w:pPr>
+      <w:r>
+        <w:rPr>
+          <w:noProof/>
+        </w:rPr>
+        <w:t>Aenean nec lorem. In porttitor. Donec laoreet nonummy augue.</w:t>
+      </w:r>
+    </w:p>
+    <w:p xmlns:wp14="http://schemas.microsoft.com/office/word/2010/wordml" wp14:textId="77777777">
+      <w:r>
+        <w:rPr>
+          <w:noProof/>
+        </w:rPr>
+        <w:t>Suspendisse dui purus, scelerisque at, vulputate vitae, pretium mattis, nunc. Mauris eget neque at sem venenatis eleifend. Ut nonummy.</w:t>
+      </w:r>
+    </w:p>
+    <w:p xmlns:wp14="http://schemas.microsoft.com/office/word/2010/wordml" wp14:textId="77777777">
       <w:pPr>
         <w:pStyle w:val="Ttulo2"/>
-      </w:pPr>
-      <w:bookmarkStart w:id="1" w:name="_Toc226614212"/>
-      <w:r>
-        <w:t>Justificativa</w:t>
-      </w:r>
-      <w:bookmarkEnd w:id="1"/>
-    </w:p>
-    <w:p>
+        <w:rPr/>
+      </w:pPr>
+      <w:bookmarkStart w:name="_Toc1306546911" w:id="1507736859"/>
+      <w:r>
+        <w:rPr/>
+        <w:t>Metodologia</w:t>
+      </w:r>
+      <w:bookmarkEnd w:id="1507736859"/>
+    </w:p>
+    <w:p xmlns:wp14="http://schemas.microsoft.com/office/word/2010/wordml" wp14:textId="77777777">
       <w:pPr>
         <w:rPr>
           <w:noProof/>
@@ -2839,7 +2566,7 @@
         <w:t>Lorem ipsum dolor sit amet, consectetuer adipiscing elit. Maecenas porttitor congue massa. Fusce posuere, magna sed pulvinar ultricies, purus lectus malesuada libero, sit amet commodo magna eros quis urna.</w:t>
       </w:r>
     </w:p>
-    <w:p>
+    <w:p xmlns:wp14="http://schemas.microsoft.com/office/word/2010/wordml" wp14:textId="77777777">
       <w:pPr>
         <w:rPr>
           <w:noProof/>
@@ -2852,7 +2579,7 @@
         <w:t>Nunc viverra imperdiet enim. Fusce est. Vivamus a tellus.</w:t>
       </w:r>
     </w:p>
-    <w:p>
+    <w:p xmlns:wp14="http://schemas.microsoft.com/office/word/2010/wordml" wp14:textId="77777777">
       <w:pPr>
         <w:rPr>
           <w:noProof/>
@@ -2865,21 +2592,20 @@
         <w:t>Pellentesque habitant morbi tristique senectus et netus et malesuada fames ac turpis egestas. Proin pharetra nonummy pede. Mauris et orci.</w:t>
       </w:r>
     </w:p>
-    <w:p>
-      <w:pPr>
-        <w:rPr>
-          <w:noProof/>
-        </w:rPr>
-      </w:pPr>
-      <w:r>
-        <w:rPr>
-          <w:noProof/>
-        </w:rPr>
-        <w:lastRenderedPageBreak/>
+    <w:p xmlns:wp14="http://schemas.microsoft.com/office/word/2010/wordml" wp14:textId="77777777">
+      <w:pPr>
+        <w:rPr>
+          <w:noProof/>
+        </w:rPr>
+      </w:pPr>
+      <w:r>
+        <w:rPr>
+          <w:noProof/>
+        </w:rPr>
         <w:t>Aenean nec lorem. In porttitor. Donec laoreet nonummy augue.</w:t>
       </w:r>
     </w:p>
-    <w:p>
+    <w:p xmlns:wp14="http://schemas.microsoft.com/office/word/2010/wordml" wp14:textId="77777777">
       <w:r>
         <w:rPr>
           <w:noProof/>
@@ -2887,27 +2613,240 @@
         <w:t>Suspendisse dui purus, scelerisque at, vulputate vitae, pretium mattis, nunc. Mauris eget neque at sem venenatis eleifend. Ut nonummy.</w:t>
       </w:r>
     </w:p>
-    <w:p>
+    <w:p xmlns:wp14="http://schemas.microsoft.com/office/word/2010/wordml" wp14:textId="77777777">
       <w:pPr>
         <w:pStyle w:val="Ttulo2"/>
-      </w:pPr>
-      <w:bookmarkStart w:id="2" w:name="_Toc226614213"/>
-      <w:r>
-        <w:t>Objetivos</w:t>
-      </w:r>
-      <w:bookmarkEnd w:id="2"/>
-    </w:p>
-    <w:p>
+        <w:rPr/>
+      </w:pPr>
+      <w:bookmarkStart w:name="_Toc1255624074" w:id="709047219"/>
+      <w:r>
+        <w:rPr/>
+        <w:t>Resultados Esperados</w:t>
+      </w:r>
+      <w:bookmarkEnd w:id="709047219"/>
+    </w:p>
+    <w:p xmlns:wp14="http://schemas.microsoft.com/office/word/2010/wordml" wp14:textId="77777777">
+      <w:pPr>
+        <w:rPr>
+          <w:noProof/>
+        </w:rPr>
+      </w:pPr>
+      <w:r>
+        <w:rPr>
+          <w:noProof/>
+        </w:rPr>
+        <w:t>Lorem ipsum dolor sit amet, consectetuer adipiscing elit. Maecenas porttitor congue massa. Fusce posuere, magna sed pulvinar ultricies, purus lectus malesuada libero, sit amet commodo magna eros quis urna.</w:t>
+      </w:r>
+    </w:p>
+    <w:p xmlns:wp14="http://schemas.microsoft.com/office/word/2010/wordml" wp14:textId="77777777">
+      <w:pPr>
+        <w:rPr>
+          <w:noProof/>
+        </w:rPr>
+      </w:pPr>
+      <w:r>
+        <w:rPr>
+          <w:noProof/>
+        </w:rPr>
+        <w:t>Nunc viverra imperdiet enim. Fusce est. Vivamus a tellus.</w:t>
+      </w:r>
+    </w:p>
+    <w:p xmlns:wp14="http://schemas.microsoft.com/office/word/2010/wordml" wp14:textId="77777777">
+      <w:pPr>
+        <w:rPr>
+          <w:noProof/>
+        </w:rPr>
+      </w:pPr>
+      <w:r>
+        <w:rPr>
+          <w:noProof/>
+        </w:rPr>
+        <w:t>Pellentesque habitant morbi tristique senectus et netus et malesuada fames ac turpis egestas. Proin pharetra nonummy pede. Mauris et orci.</w:t>
+      </w:r>
+    </w:p>
+    <w:p xmlns:wp14="http://schemas.microsoft.com/office/word/2010/wordml" wp14:textId="77777777">
+      <w:pPr>
+        <w:rPr>
+          <w:noProof/>
+        </w:rPr>
+      </w:pPr>
+      <w:r>
+        <w:rPr>
+          <w:noProof/>
+        </w:rPr>
+        <w:t>Aenean nec lorem. In porttitor. Donec laoreet nonummy augue.</w:t>
+      </w:r>
+    </w:p>
+    <w:p xmlns:wp14="http://schemas.microsoft.com/office/word/2010/wordml" wp14:textId="77777777">
+      <w:r>
+        <w:rPr>
+          <w:noProof/>
+        </w:rPr>
+        <w:t>Suspendisse dui purus, scelerisque at, vulputate vitae, pretium mattis, nunc. Mauris eget neque at sem venenatis eleifend. Ut nonummy.</w:t>
+      </w:r>
+    </w:p>
+    <w:p xmlns:wp14="http://schemas.microsoft.com/office/word/2010/wordml" wp14:textId="77777777">
+      <w:r>
+        <w:br w:type="page"/>
+      </w:r>
+    </w:p>
+    <w:p xmlns:wp14="http://schemas.microsoft.com/office/word/2010/wordml" wp14:textId="77777777">
+      <w:pPr>
+        <w:pStyle w:val="Ttulo1"/>
+        <w:rPr/>
+      </w:pPr>
+      <w:bookmarkStart w:name="_Toc1996055768" w:id="112189521"/>
+      <w:r>
+        <w:rPr/>
+        <w:t>REFERENCIAL TEÓRICO</w:t>
+      </w:r>
+      <w:bookmarkEnd w:id="112189521"/>
+    </w:p>
+    <w:p xmlns:wp14="http://schemas.microsoft.com/office/word/2010/wordml" wp14:textId="77777777">
+      <w:pPr>
+        <w:rPr>
+          <w:noProof/>
+        </w:rPr>
+      </w:pPr>
+      <w:r>
+        <w:rPr>
+          <w:noProof/>
+        </w:rPr>
+        <w:t>Lorem ipsum dolor sit amet, consectetuer adipiscing elit. Maecenas porttitor congue massa. Fusce posuere, magna sed pulvinar ultricies, purus lectus malesuada libero, sit amet commodo magna eros quis urna.</w:t>
+      </w:r>
+    </w:p>
+    <w:p xmlns:wp14="http://schemas.microsoft.com/office/word/2010/wordml" wp14:textId="77777777">
+      <w:pPr>
+        <w:rPr>
+          <w:noProof/>
+        </w:rPr>
+      </w:pPr>
+      <w:r>
+        <w:rPr>
+          <w:noProof/>
+        </w:rPr>
+        <w:t>Nunc viverra imperdiet enim. Fusce est. Vivamus a tellus.</w:t>
+      </w:r>
+    </w:p>
+    <w:p xmlns:wp14="http://schemas.microsoft.com/office/word/2010/wordml" wp14:textId="77777777">
+      <w:pPr>
+        <w:rPr>
+          <w:noProof/>
+        </w:rPr>
+      </w:pPr>
+      <w:r>
+        <w:rPr>
+          <w:noProof/>
+        </w:rPr>
+        <w:t>Pellentesque habitant morbi tristique senectus et netus et malesuada fames ac turpis egestas. Proin pharetra nonummy pede. Mauris et orci.</w:t>
+      </w:r>
+    </w:p>
+    <w:p xmlns:wp14="http://schemas.microsoft.com/office/word/2010/wordml" wp14:textId="77777777">
+      <w:pPr>
+        <w:rPr>
+          <w:noProof/>
+        </w:rPr>
+      </w:pPr>
+      <w:r>
+        <w:rPr>
+          <w:noProof/>
+        </w:rPr>
+        <w:t>Aenean nec lorem. In porttitor. Donec laoreet nonummy augue.</w:t>
+      </w:r>
+    </w:p>
+    <w:p xmlns:wp14="http://schemas.microsoft.com/office/word/2010/wordml" wp14:textId="77777777">
+      <w:r>
+        <w:rPr>
+          <w:noProof/>
+        </w:rPr>
+        <w:t>Suspendisse dui purus, scelerisque at, vulputate vitae, pretium mattis, nunc. Mauris eget neque at sem venenatis eleifend. Ut nonummy.</w:t>
+      </w:r>
+    </w:p>
+    <w:p xmlns:wp14="http://schemas.microsoft.com/office/word/2010/wordml" wp14:textId="77777777">
+      <w:pPr>
+        <w:pStyle w:val="Ttulo2"/>
+        <w:rPr/>
+      </w:pPr>
+      <w:bookmarkStart w:name="_Toc1286324886" w:id="1452020961"/>
+      <w:r>
+        <w:rPr/>
+        <w:t>Simulando um subtítulo</w:t>
+      </w:r>
+      <w:bookmarkEnd w:id="1452020961"/>
+    </w:p>
+    <w:p xmlns:wp14="http://schemas.microsoft.com/office/word/2010/wordml" wp14:textId="77777777">
+      <w:pPr>
+        <w:rPr>
+          <w:noProof/>
+        </w:rPr>
+      </w:pPr>
+      <w:r>
+        <w:rPr>
+          <w:noProof/>
+        </w:rPr>
+        <w:t>Lorem ipsum dolor sit amet, consectetuer adipiscing elit. Maecenas porttitor congue massa. Fusce posuere, magna sed pulvinar ultricies, purus lectus malesuada libero, sit amet commodo magna eros quis urna.</w:t>
+      </w:r>
+    </w:p>
+    <w:p xmlns:wp14="http://schemas.microsoft.com/office/word/2010/wordml" wp14:textId="77777777">
+      <w:pPr>
+        <w:rPr>
+          <w:noProof/>
+        </w:rPr>
+      </w:pPr>
+      <w:r>
+        <w:rPr>
+          <w:noProof/>
+        </w:rPr>
+        <w:t>Nunc viverra imperdiet enim. Fusce est. Vivamus a tellus.</w:t>
+      </w:r>
+    </w:p>
+    <w:p xmlns:wp14="http://schemas.microsoft.com/office/word/2010/wordml" wp14:textId="77777777">
+      <w:pPr>
+        <w:rPr>
+          <w:noProof/>
+        </w:rPr>
+      </w:pPr>
+      <w:r>
+        <w:rPr>
+          <w:noProof/>
+        </w:rPr>
+        <w:t>Pellentesque habitant morbi tristique senectus et netus et malesuada fames ac turpis egestas. Proin pharetra nonummy pede. Mauris et orci.</w:t>
+      </w:r>
+    </w:p>
+    <w:p xmlns:wp14="http://schemas.microsoft.com/office/word/2010/wordml" wp14:textId="77777777">
+      <w:pPr>
+        <w:rPr>
+          <w:noProof/>
+        </w:rPr>
+      </w:pPr>
+      <w:r>
+        <w:rPr>
+          <w:noProof/>
+        </w:rPr>
+        <w:t>Aenean nec lorem. In porttitor. Donec laoreet nonummy augue.</w:t>
+      </w:r>
+    </w:p>
+    <w:p xmlns:wp14="http://schemas.microsoft.com/office/word/2010/wordml" wp14:textId="77777777">
+      <w:r>
+        <w:rPr>
+          <w:noProof/>
+        </w:rPr>
+        <w:t>Suspendisse dui purus, scelerisque at, vulputate vitae, pretium mattis, nunc. Mauris eget neque at sem venenatis eleifend. Ut nonummy.</w:t>
+      </w:r>
+    </w:p>
+    <w:p xmlns:wp14="http://schemas.microsoft.com/office/word/2010/wordml" wp14:textId="77777777">
       <w:pPr>
         <w:pStyle w:val="Ttulo3"/>
-      </w:pPr>
-      <w:bookmarkStart w:id="3" w:name="_Toc226614214"/>
-      <w:r>
-        <w:t>Objetivo Geral</w:t>
-      </w:r>
-      <w:bookmarkEnd w:id="3"/>
-    </w:p>
-    <w:p>
+        <w:rPr/>
+      </w:pPr>
+      <w:bookmarkStart w:name="_Toc21309938" w:id="2033960539"/>
+      <w:r>
+        <w:rPr/>
+        <w:t>Aura</w:t>
+      </w:r>
+      <w:bookmarkEnd w:id="2033960539"/>
+    </w:p>
+    <w:p xmlns:wp14="http://schemas.microsoft.com/office/word/2010/wordml" wp14:textId="77777777">
       <w:pPr>
         <w:rPr>
           <w:noProof/>
@@ -2920,7 +2859,7 @@
         <w:t>Lorem ipsum dolor sit amet, consectetuer adipiscing elit. Maecenas porttitor congue massa. Fusce posuere, magna sed pulvinar ultricies, purus lectus malesuada libero, sit amet commodo magna eros quis urna.</w:t>
       </w:r>
     </w:p>
-    <w:p>
+    <w:p xmlns:wp14="http://schemas.microsoft.com/office/word/2010/wordml" wp14:textId="77777777">
       <w:pPr>
         <w:rPr>
           <w:noProof/>
@@ -2933,7 +2872,7 @@
         <w:t>Nunc viverra imperdiet enim. Fusce est. Vivamus a tellus.</w:t>
       </w:r>
     </w:p>
-    <w:p>
+    <w:p xmlns:wp14="http://schemas.microsoft.com/office/word/2010/wordml" wp14:textId="77777777">
       <w:pPr>
         <w:rPr>
           <w:noProof/>
@@ -2946,7 +2885,7 @@
         <w:t>Pellentesque habitant morbi tristique senectus et netus et malesuada fames ac turpis egestas. Proin pharetra nonummy pede. Mauris et orci.</w:t>
       </w:r>
     </w:p>
-    <w:p>
+    <w:p xmlns:wp14="http://schemas.microsoft.com/office/word/2010/wordml" wp14:textId="77777777">
       <w:pPr>
         <w:rPr>
           <w:noProof/>
@@ -2959,7 +2898,7 @@
         <w:t>Aenean nec lorem. In porttitor. Donec laoreet nonummy augue.</w:t>
       </w:r>
     </w:p>
-    <w:p>
+    <w:p xmlns:wp14="http://schemas.microsoft.com/office/word/2010/wordml" wp14:textId="77777777">
       <w:r>
         <w:rPr>
           <w:noProof/>
@@ -2967,17 +2906,91 @@
         <w:t>Suspendisse dui purus, scelerisque at, vulputate vitae, pretium mattis, nunc. Mauris eget neque at sem venenatis eleifend. Ut nonummy.</w:t>
       </w:r>
     </w:p>
-    <w:p>
+    <w:p xmlns:wp14="http://schemas.microsoft.com/office/word/2010/wordml" wp14:textId="77777777">
+      <w:pPr>
+        <w:pStyle w:val="Ttulo2"/>
+        <w:rPr/>
+      </w:pPr>
+      <w:bookmarkStart w:name="_Toc1888287247" w:id="1976246273"/>
+      <w:r>
+        <w:rPr/>
+        <w:t>Outro subtítulo</w:t>
+      </w:r>
+      <w:bookmarkEnd w:id="1976246273"/>
+    </w:p>
+    <w:p xmlns:wp14="http://schemas.microsoft.com/office/word/2010/wordml" wp14:textId="77777777">
+      <w:pPr>
+        <w:rPr>
+          <w:noProof/>
+        </w:rPr>
+      </w:pPr>
+      <w:r>
+        <w:rPr>
+          <w:noProof/>
+        </w:rPr>
+        <w:t>Lorem ipsum dolor sit amet, consectetuer adipiscing elit. Maecenas porttitor congue massa. Fusce posuere, magna sed pulvinar ultricies, purus lectus malesuada libero, sit amet commodo magna eros quis urna.</w:t>
+      </w:r>
+    </w:p>
+    <w:p xmlns:wp14="http://schemas.microsoft.com/office/word/2010/wordml" wp14:textId="77777777">
+      <w:pPr>
+        <w:rPr>
+          <w:noProof/>
+        </w:rPr>
+      </w:pPr>
+      <w:r>
+        <w:rPr>
+          <w:noProof/>
+        </w:rPr>
+        <w:t>Nunc viverra imperdiet enim. Fusce est. Vivamus a tellus.</w:t>
+      </w:r>
+    </w:p>
+    <w:p xmlns:wp14="http://schemas.microsoft.com/office/word/2010/wordml" wp14:textId="77777777">
+      <w:pPr>
+        <w:rPr>
+          <w:noProof/>
+        </w:rPr>
+      </w:pPr>
+      <w:r>
+        <w:rPr>
+          <w:noProof/>
+        </w:rPr>
+        <w:t>Pellentesque habitant morbi tristique senectus et netus et malesuada fames ac turpis egestas. Proin pharetra nonummy pede. Mauris et orci.</w:t>
+      </w:r>
+    </w:p>
+    <w:p xmlns:wp14="http://schemas.microsoft.com/office/word/2010/wordml" wp14:textId="77777777">
+      <w:pPr>
+        <w:rPr>
+          <w:noProof/>
+        </w:rPr>
+      </w:pPr>
+      <w:r>
+        <w:rPr>
+          <w:noProof/>
+        </w:rPr>
+        <w:t>Aenean nec lorem. In porttitor. Donec laoreet nonummy augue.</w:t>
+      </w:r>
+    </w:p>
+    <w:p xmlns:wp14="http://schemas.microsoft.com/office/word/2010/wordml" wp14:textId="77777777">
+      <w:r>
+        <w:rPr>
+          <w:noProof/>
+        </w:rPr>
+        <w:t>Suspendisse dui purus, scelerisque at, vulputate vitae, pretium mattis, nunc. Mauris eget neque at sem venenatis eleifend. Ut nonummy.</w:t>
+      </w:r>
+    </w:p>
+    <w:p xmlns:wp14="http://schemas.microsoft.com/office/word/2010/wordml" wp14:textId="77777777">
       <w:pPr>
         <w:pStyle w:val="Ttulo3"/>
-      </w:pPr>
-      <w:bookmarkStart w:id="4" w:name="_Toc226614215"/>
-      <w:r>
-        <w:t>Objetivos Específicos</w:t>
-      </w:r>
-      <w:bookmarkEnd w:id="4"/>
-    </w:p>
-    <w:p>
+        <w:rPr/>
+      </w:pPr>
+      <w:bookmarkStart w:name="_Toc1152342913" w:id="1666817255"/>
+      <w:r>
+        <w:rPr/>
+        <w:t>Eita</w:t>
+      </w:r>
+      <w:bookmarkEnd w:id="1666817255"/>
+    </w:p>
+    <w:p xmlns:wp14="http://schemas.microsoft.com/office/word/2010/wordml" wp14:textId="77777777">
       <w:pPr>
         <w:rPr>
           <w:noProof/>
@@ -2990,7 +3003,7 @@
         <w:t>Lorem ipsum dolor sit amet, consectetuer adipiscing elit. Maecenas porttitor congue massa. Fusce posuere, magna sed pulvinar ultricies, purus lectus malesuada libero, sit amet commodo magna eros quis urna.</w:t>
       </w:r>
     </w:p>
-    <w:p>
+    <w:p xmlns:wp14="http://schemas.microsoft.com/office/word/2010/wordml" wp14:textId="77777777">
       <w:pPr>
         <w:rPr>
           <w:noProof/>
@@ -3003,7 +3016,7 @@
         <w:t>Nunc viverra imperdiet enim. Fusce est. Vivamus a tellus.</w:t>
       </w:r>
     </w:p>
-    <w:p>
+    <w:p xmlns:wp14="http://schemas.microsoft.com/office/word/2010/wordml" wp14:textId="77777777">
       <w:pPr>
         <w:rPr>
           <w:noProof/>
@@ -3016,7 +3029,7 @@
         <w:t>Pellentesque habitant morbi tristique senectus et netus et malesuada fames ac turpis egestas. Proin pharetra nonummy pede. Mauris et orci.</w:t>
       </w:r>
     </w:p>
-    <w:p>
+    <w:p xmlns:wp14="http://schemas.microsoft.com/office/word/2010/wordml" wp14:textId="77777777">
       <w:pPr>
         <w:rPr>
           <w:noProof/>
@@ -3029,7 +3042,12 @@
         <w:t>Aenean nec lorem. In porttitor. Donec laoreet nonummy augue.</w:t>
       </w:r>
     </w:p>
-    <w:p>
+    <w:p xmlns:wp14="http://schemas.microsoft.com/office/word/2010/wordml" wp14:textId="77777777">
+      <w:pPr>
+        <w:rPr>
+          <w:noProof/>
+        </w:rPr>
+      </w:pPr>
       <w:r>
         <w:rPr>
           <w:noProof/>
@@ -3037,585 +3055,87 @@
         <w:t>Suspendisse dui purus, scelerisque at, vulputate vitae, pretium mattis, nunc. Mauris eget neque at sem venenatis eleifend. Ut nonummy.</w:t>
       </w:r>
     </w:p>
-    <w:p>
+    <w:p xmlns:wp14="http://schemas.microsoft.com/office/word/2010/wordml" wp14:textId="77777777">
+      <w:pPr>
+        <w:pStyle w:val="Ttulo4"/>
+        <w:rPr>
+          <w:noProof/>
+        </w:rPr>
+      </w:pPr>
+      <w:bookmarkStart w:name="_Toc232959903" w:id="429951970"/>
+      <w:r>
+        <w:rPr>
+          <w:noProof/>
+        </w:rPr>
+        <w:t>Echa</w:t>
+      </w:r>
+      <w:bookmarkEnd w:id="429951970"/>
+    </w:p>
+    <w:p xmlns:wp14="http://schemas.microsoft.com/office/word/2010/wordml" wp14:textId="77777777">
+      <w:pPr>
+        <w:pStyle w:val="Ttulo5"/>
+        <w:rPr/>
+      </w:pPr>
+      <w:bookmarkStart w:name="_Toc1564280167" w:id="290974812"/>
+      <w:r>
+        <w:rPr/>
+        <w:t>Ave</w:t>
+      </w:r>
+      <w:bookmarkEnd w:id="290974812"/>
+    </w:p>
+    <w:p xmlns:wp14="http://schemas.microsoft.com/office/word/2010/wordml" wp14:textId="77777777">
+      <w:pPr>
+        <w:rPr>
+          <w:noProof/>
+        </w:rPr>
+      </w:pPr>
+      <w:r>
+        <w:rPr>
+          <w:noProof/>
+        </w:rPr>
+        <w:br w:type="page"/>
+      </w:r>
+    </w:p>
+    <w:p xmlns:wp14="http://schemas.microsoft.com/office/word/2010/wordml" wp14:textId="77777777">
+      <w:pPr>
+        <w:pStyle w:val="Ttulo1"/>
+        <w:rPr/>
+      </w:pPr>
+      <w:bookmarkStart w:name="_Toc1716222340" w:id="1777395758"/>
+      <w:r>
+        <w:rPr/>
+        <w:t>IMERSÃO</w:t>
+      </w:r>
+      <w:bookmarkEnd w:id="1777395758"/>
+    </w:p>
+    <w:p xmlns:wp14="http://schemas.microsoft.com/office/word/2010/wordml" wp14:textId="77777777">
+      <w:r>
+        <w:t xml:space="preserve">A imersão constitui a primeira etapa do processo, voltada á </w:t>
+      </w:r>
+      <w:r>
+        <w:softHyphen/>
+      </w:r>
+      <w:r>
+        <w:t>compreensão aprofundada do problema a ser resolvido. No contexto do projeto, essa fase envolveu a observação do cenário e a realização de uma pesquisa de campo, com o objetivo de entender melhor as necessidades dos usuários e avaliar a viabilidade da proposta (Deterding, 2011)</w:t>
+      </w:r>
+    </w:p>
+    <w:p xmlns:wp14="http://schemas.microsoft.com/office/word/2010/wordml" wp14:textId="77777777">
       <w:pPr>
         <w:pStyle w:val="Ttulo2"/>
-      </w:pPr>
-      <w:bookmarkStart w:id="5" w:name="_Toc226614216"/>
-      <w:r>
-        <w:lastRenderedPageBreak/>
-        <w:t>Metodologia</w:t>
-      </w:r>
-      <w:bookmarkEnd w:id="5"/>
-    </w:p>
-    <w:p>
-      <w:pPr>
-        <w:rPr>
-          <w:noProof/>
-        </w:rPr>
-      </w:pPr>
-      <w:r>
-        <w:rPr>
-          <w:noProof/>
-        </w:rPr>
-        <w:t>Lorem ipsum dolor sit amet, consectetuer adipiscing elit. Maecenas porttitor congue massa. Fusce posuere, magna sed pulvinar ultricies, purus lectus malesuada libero, sit amet commodo magna eros quis urna.</w:t>
-      </w:r>
-    </w:p>
-    <w:p>
-      <w:pPr>
-        <w:rPr>
-          <w:noProof/>
-        </w:rPr>
-      </w:pPr>
-      <w:r>
-        <w:rPr>
-          <w:noProof/>
-        </w:rPr>
-        <w:t>Nunc viverra imperdiet enim. Fusce est. Vivamus a tellus.</w:t>
-      </w:r>
-    </w:p>
-    <w:p>
-      <w:pPr>
-        <w:rPr>
-          <w:noProof/>
-        </w:rPr>
-      </w:pPr>
-      <w:r>
-        <w:rPr>
-          <w:noProof/>
-        </w:rPr>
-        <w:t>Pellentesque habitant morbi tristique senectus et netus et malesuada fames ac turpis egestas. Proin pharetra nonummy pede. Mauris et orci.</w:t>
-      </w:r>
-    </w:p>
-    <w:p>
-      <w:pPr>
-        <w:rPr>
-          <w:noProof/>
-        </w:rPr>
-      </w:pPr>
-      <w:r>
-        <w:rPr>
-          <w:noProof/>
-        </w:rPr>
-        <w:t>Aenean nec lorem. In porttitor. Donec laoreet nonummy augue.</w:t>
-      </w:r>
-    </w:p>
-    <w:p>
-      <w:r>
-        <w:rPr>
-          <w:noProof/>
-        </w:rPr>
-        <w:t>Suspendisse dui purus, scelerisque at, vulputate vitae, pretium mattis, nunc. Mauris eget neque at sem venenatis eleifend. Ut nonummy.</w:t>
-      </w:r>
-    </w:p>
-    <w:p>
-      <w:pPr>
-        <w:pStyle w:val="Ttulo2"/>
-      </w:pPr>
-      <w:bookmarkStart w:id="6" w:name="_Toc226614217"/>
-      <w:r>
-        <w:t>Resultados Esperados</w:t>
-      </w:r>
-      <w:bookmarkEnd w:id="6"/>
-    </w:p>
-    <w:p>
-      <w:pPr>
-        <w:rPr>
-          <w:noProof/>
-        </w:rPr>
-      </w:pPr>
-      <w:r>
-        <w:rPr>
-          <w:noProof/>
-        </w:rPr>
-        <w:t>Lorem ipsum dolor sit amet, consectetuer adipiscing elit. Maecenas porttitor congue massa. Fusce posuere, magna sed pulvinar ultricies, purus lectus malesuada libero, sit amet commodo magna eros quis urna.</w:t>
-      </w:r>
-    </w:p>
-    <w:p>
-      <w:pPr>
-        <w:rPr>
-          <w:noProof/>
-        </w:rPr>
-      </w:pPr>
-      <w:r>
-        <w:rPr>
-          <w:noProof/>
-        </w:rPr>
-        <w:t>Nunc viverra imperdiet enim. Fusce est. Vivamus a tellus.</w:t>
-      </w:r>
-    </w:p>
-    <w:p>
-      <w:pPr>
-        <w:rPr>
-          <w:noProof/>
-        </w:rPr>
-      </w:pPr>
-      <w:r>
-        <w:rPr>
-          <w:noProof/>
-        </w:rPr>
-        <w:t>Pellentesque habitant morbi tristique senectus et netus et malesuada fames ac turpis egestas. Proin pharetra nonummy pede. Mauris et orci.</w:t>
-      </w:r>
-    </w:p>
-    <w:p>
-      <w:pPr>
-        <w:rPr>
-          <w:noProof/>
-        </w:rPr>
-      </w:pPr>
-      <w:r>
-        <w:rPr>
-          <w:noProof/>
-        </w:rPr>
-        <w:t>Aenean nec lorem. In porttitor. Donec laoreet nonummy augue.</w:t>
-      </w:r>
-    </w:p>
-    <w:p>
-      <w:r>
-        <w:rPr>
-          <w:noProof/>
-        </w:rPr>
-        <w:t>Suspendisse dui purus, scelerisque at, vulputate vitae, pretium mattis, nunc. Mauris eget neque at sem venenatis eleifend. Ut nonummy.</w:t>
-      </w:r>
-    </w:p>
-    <w:p>
-      <w:r>
-        <w:br w:type="page"/>
-      </w:r>
-    </w:p>
-    <w:p>
-      <w:pPr>
-        <w:pStyle w:val="Ttulo1"/>
-      </w:pPr>
-      <w:bookmarkStart w:id="7" w:name="_Toc226614218"/>
-      <w:r>
-        <w:lastRenderedPageBreak/>
-        <w:t>REFERENCIAL TEÓRICO</w:t>
-      </w:r>
-      <w:bookmarkEnd w:id="7"/>
-    </w:p>
-    <w:p>
-      <w:pPr>
-        <w:rPr>
-          <w:noProof/>
-        </w:rPr>
-      </w:pPr>
-      <w:r>
-        <w:rPr>
-          <w:noProof/>
-        </w:rPr>
-        <w:t>Lorem ipsum dolor sit amet, consectetuer adipiscing elit. Maecenas porttitor congue massa. Fusce posuere, magna sed pulvinar ultricies, purus lectus malesuada libero, sit amet commodo magna eros quis urna.</w:t>
-      </w:r>
-    </w:p>
-    <w:p>
-      <w:pPr>
-        <w:rPr>
-          <w:noProof/>
-        </w:rPr>
-      </w:pPr>
-      <w:r>
-        <w:rPr>
-          <w:noProof/>
-        </w:rPr>
-        <w:t>Nunc viverra imperdiet enim. Fusce est. Vivamus a tellus.</w:t>
-      </w:r>
-    </w:p>
-    <w:p>
-      <w:pPr>
-        <w:rPr>
-          <w:noProof/>
-        </w:rPr>
-      </w:pPr>
-      <w:r>
-        <w:rPr>
-          <w:noProof/>
-        </w:rPr>
-        <w:t>Pellentesque habitant morbi tristique senectus et netus et malesuada fames ac turpis egestas. Proin pharetra nonummy pede. Mauris et orci.</w:t>
-      </w:r>
-    </w:p>
-    <w:p>
-      <w:pPr>
-        <w:rPr>
-          <w:noProof/>
-        </w:rPr>
-      </w:pPr>
-      <w:r>
-        <w:rPr>
-          <w:noProof/>
-        </w:rPr>
-        <w:t>Aenean nec lorem. In porttitor. Donec laoreet nonummy augue.</w:t>
-      </w:r>
-    </w:p>
-    <w:p>
-      <w:r>
-        <w:rPr>
-          <w:noProof/>
-        </w:rPr>
-        <w:t>Suspendisse dui purus, scelerisque at, vulputate vitae, pretium mattis, nunc. Mauris eget neque at sem venenatis eleifend. Ut nonummy.</w:t>
-      </w:r>
-    </w:p>
-    <w:p>
-      <w:pPr>
-        <w:pStyle w:val="Ttulo2"/>
-      </w:pPr>
-      <w:bookmarkStart w:id="8" w:name="_Toc226614219"/>
-      <w:r>
-        <w:t>Simulando um subtítulo</w:t>
-      </w:r>
-      <w:bookmarkEnd w:id="8"/>
-    </w:p>
-    <w:p>
-      <w:pPr>
-        <w:rPr>
-          <w:noProof/>
-        </w:rPr>
-      </w:pPr>
-      <w:r>
-        <w:rPr>
-          <w:noProof/>
-        </w:rPr>
-        <w:t>Lorem ipsum dolor sit amet, consectetuer adipiscing elit. Maecenas porttitor congue massa. Fusce posuere, magna sed pulvinar ultricies, purus lectus malesuada libero, sit amet commodo magna eros quis urna.</w:t>
-      </w:r>
-    </w:p>
-    <w:p>
-      <w:pPr>
-        <w:rPr>
-          <w:noProof/>
-        </w:rPr>
-      </w:pPr>
-      <w:r>
-        <w:rPr>
-          <w:noProof/>
-        </w:rPr>
-        <w:t>Nunc viverra imperdiet enim. Fusce est. Vivamus a tellus.</w:t>
-      </w:r>
-    </w:p>
-    <w:p>
-      <w:pPr>
-        <w:rPr>
-          <w:noProof/>
-        </w:rPr>
-      </w:pPr>
-      <w:r>
-        <w:rPr>
-          <w:noProof/>
-        </w:rPr>
-        <w:t>Pellentesque habitant morbi tristique senectus et netus et malesuada fames ac turpis egestas. Proin pharetra nonummy pede. Mauris et orci.</w:t>
-      </w:r>
-    </w:p>
-    <w:p>
-      <w:pPr>
-        <w:rPr>
-          <w:noProof/>
-        </w:rPr>
-      </w:pPr>
-      <w:r>
-        <w:rPr>
-          <w:noProof/>
-        </w:rPr>
-        <w:t>Aenean nec lorem. In porttitor. Donec laoreet nonummy augue.</w:t>
-      </w:r>
-    </w:p>
-    <w:p>
-      <w:r>
-        <w:rPr>
-          <w:noProof/>
-        </w:rPr>
-        <w:t>Suspendisse dui purus, scelerisque at, vulputate vitae, pretium mattis, nunc. Mauris eget neque at sem venenatis eleifend. Ut nonummy.</w:t>
-      </w:r>
-    </w:p>
-    <w:p>
-      <w:pPr>
-        <w:pStyle w:val="Ttulo3"/>
-      </w:pPr>
-      <w:bookmarkStart w:id="9" w:name="_Toc226614220"/>
-      <w:r>
-        <w:t>Aura</w:t>
-      </w:r>
-      <w:bookmarkEnd w:id="9"/>
-    </w:p>
-    <w:p>
-      <w:pPr>
-        <w:rPr>
-          <w:noProof/>
-        </w:rPr>
-      </w:pPr>
-      <w:r>
-        <w:rPr>
-          <w:noProof/>
-        </w:rPr>
-        <w:t>Lorem ipsum dolor sit amet, consectetuer adipiscing elit. Maecenas porttitor congue massa. Fusce posuere, magna sed pulvinar ultricies, purus lectus malesuada libero, sit amet commodo magna eros quis urna.</w:t>
-      </w:r>
-    </w:p>
-    <w:p>
-      <w:pPr>
-        <w:rPr>
-          <w:noProof/>
-        </w:rPr>
-      </w:pPr>
-      <w:r>
-        <w:rPr>
-          <w:noProof/>
-        </w:rPr>
-        <w:t>Nunc viverra imperdiet enim. Fusce est. Vivamus a tellus.</w:t>
-      </w:r>
-    </w:p>
-    <w:p>
-      <w:pPr>
-        <w:rPr>
-          <w:noProof/>
-        </w:rPr>
-      </w:pPr>
-      <w:r>
-        <w:rPr>
-          <w:noProof/>
-        </w:rPr>
-        <w:t>Pellentesque habitant morbi tristique senectus et netus et malesuada fames ac turpis egestas. Proin pharetra nonummy pede. Mauris et orci.</w:t>
-      </w:r>
-    </w:p>
-    <w:p>
-      <w:pPr>
-        <w:rPr>
-          <w:noProof/>
-        </w:rPr>
-      </w:pPr>
-      <w:r>
-        <w:rPr>
-          <w:noProof/>
-        </w:rPr>
-        <w:t>Aenean nec lorem. In porttitor. Donec laoreet nonummy augue.</w:t>
-      </w:r>
-    </w:p>
-    <w:p>
-      <w:r>
-        <w:rPr>
-          <w:noProof/>
-        </w:rPr>
-        <w:lastRenderedPageBreak/>
-        <w:t>Suspendisse dui purus, scelerisque at, vulputate vitae, pretium mattis, nunc. Mauris eget neque at sem venenatis eleifend. Ut nonummy.</w:t>
-      </w:r>
-    </w:p>
-    <w:p>
-      <w:pPr>
-        <w:pStyle w:val="Ttulo2"/>
-      </w:pPr>
-      <w:bookmarkStart w:id="10" w:name="_Toc226614221"/>
-      <w:r>
-        <w:t>Outro subtítulo</w:t>
-      </w:r>
-      <w:bookmarkEnd w:id="10"/>
-    </w:p>
-    <w:p>
-      <w:pPr>
-        <w:rPr>
-          <w:noProof/>
-        </w:rPr>
-      </w:pPr>
-      <w:r>
-        <w:rPr>
-          <w:noProof/>
-        </w:rPr>
-        <w:t>Lorem ipsum dolor sit amet, consectetuer adipiscing elit. Maecenas porttitor congue massa. Fusce posuere, magna sed pulvinar ultricies, purus lectus malesuada libero, sit amet commodo magna eros quis urna.</w:t>
-      </w:r>
-    </w:p>
-    <w:p>
-      <w:pPr>
-        <w:rPr>
-          <w:noProof/>
-        </w:rPr>
-      </w:pPr>
-      <w:r>
-        <w:rPr>
-          <w:noProof/>
-        </w:rPr>
-        <w:t>Nunc viverra imperdiet enim. Fusce est. Vivamus a tellus.</w:t>
-      </w:r>
-    </w:p>
-    <w:p>
-      <w:pPr>
-        <w:rPr>
-          <w:noProof/>
-        </w:rPr>
-      </w:pPr>
-      <w:r>
-        <w:rPr>
-          <w:noProof/>
-        </w:rPr>
-        <w:t>Pellentesque habitant morbi tristique senectus et netus et malesuada fames ac turpis egestas. Proin pharetra nonummy pede. Mauris et orci.</w:t>
-      </w:r>
-    </w:p>
-    <w:p>
-      <w:pPr>
-        <w:rPr>
-          <w:noProof/>
-        </w:rPr>
-      </w:pPr>
-      <w:r>
-        <w:rPr>
-          <w:noProof/>
-        </w:rPr>
-        <w:t>Aenean nec lorem. In porttitor. Donec laoreet nonummy augue.</w:t>
-      </w:r>
-    </w:p>
-    <w:p>
-      <w:r>
-        <w:rPr>
-          <w:noProof/>
-        </w:rPr>
-        <w:t>Suspendisse dui purus, scelerisque at, vulputate vitae, pretium mattis, nunc. Mauris eget neque at sem venenatis eleifend. Ut nonummy.</w:t>
-      </w:r>
-    </w:p>
-    <w:p>
-      <w:pPr>
-        <w:pStyle w:val="Ttulo3"/>
-      </w:pPr>
-      <w:bookmarkStart w:id="11" w:name="_Toc226614222"/>
-      <w:r>
-        <w:t>Eita</w:t>
-      </w:r>
-      <w:bookmarkEnd w:id="11"/>
-    </w:p>
-    <w:p>
-      <w:pPr>
-        <w:rPr>
-          <w:noProof/>
-        </w:rPr>
-      </w:pPr>
-      <w:r>
-        <w:rPr>
-          <w:noProof/>
-        </w:rPr>
-        <w:t>Lorem ipsum dolor sit amet, consectetuer adipiscing elit. Maecenas porttitor congue massa. Fusce posuere, magna sed pulvinar ultricies, purus lectus malesuada libero, sit amet commodo magna eros quis urna.</w:t>
-      </w:r>
-    </w:p>
-    <w:p>
-      <w:pPr>
-        <w:rPr>
-          <w:noProof/>
-        </w:rPr>
-      </w:pPr>
-      <w:r>
-        <w:rPr>
-          <w:noProof/>
-        </w:rPr>
-        <w:t>Nunc viverra imperdiet enim. Fusce est. Vivamus a tellus.</w:t>
-      </w:r>
-    </w:p>
-    <w:p>
-      <w:pPr>
-        <w:rPr>
-          <w:noProof/>
-        </w:rPr>
-      </w:pPr>
-      <w:r>
-        <w:rPr>
-          <w:noProof/>
-        </w:rPr>
-        <w:t>Pellentesque habitant morbi tristique senectus et netus et malesuada fames ac turpis egestas. Proin pharetra nonummy pede. Mauris et orci.</w:t>
-      </w:r>
-    </w:p>
-    <w:p>
-      <w:pPr>
-        <w:rPr>
-          <w:noProof/>
-        </w:rPr>
-      </w:pPr>
-      <w:r>
-        <w:rPr>
-          <w:noProof/>
-        </w:rPr>
-        <w:t>Aenean nec lorem. In porttitor. Donec laoreet nonummy augue.</w:t>
-      </w:r>
-    </w:p>
-    <w:p>
-      <w:pPr>
-        <w:rPr>
-          <w:noProof/>
-        </w:rPr>
-      </w:pPr>
-      <w:r>
-        <w:rPr>
-          <w:noProof/>
-        </w:rPr>
-        <w:t>Suspendisse dui purus, scelerisque at, vulputate vitae, pretium mattis, nunc. Mauris eget neque at sem venenatis eleifend. Ut nonummy.</w:t>
-      </w:r>
-    </w:p>
-    <w:p>
-      <w:pPr>
-        <w:pStyle w:val="Ttulo4"/>
-        <w:rPr>
-          <w:noProof/>
-        </w:rPr>
-      </w:pPr>
-      <w:bookmarkStart w:id="12" w:name="_Toc226614223"/>
-      <w:r>
-        <w:rPr>
-          <w:noProof/>
-        </w:rPr>
-        <w:t>Echa</w:t>
-      </w:r>
-      <w:bookmarkEnd w:id="12"/>
-    </w:p>
-    <w:p>
-      <w:pPr>
-        <w:pStyle w:val="Ttulo5"/>
-      </w:pPr>
-      <w:bookmarkStart w:id="13" w:name="_Toc226614224"/>
-      <w:r>
-        <w:t>Ave</w:t>
-      </w:r>
-      <w:bookmarkEnd w:id="13"/>
-    </w:p>
-    <w:p>
-      <w:pPr>
-        <w:rPr>
-          <w:noProof/>
-        </w:rPr>
-      </w:pPr>
-      <w:r>
-        <w:rPr>
-          <w:noProof/>
-        </w:rPr>
-        <w:br w:type="page"/>
-      </w:r>
-    </w:p>
-    <w:p>
-      <w:pPr>
-        <w:pStyle w:val="Ttulo1"/>
-      </w:pPr>
-      <w:bookmarkStart w:id="14" w:name="_Toc226614225"/>
-      <w:r>
-        <w:lastRenderedPageBreak/>
-        <w:t>IMERSÃO</w:t>
-      </w:r>
-      <w:bookmarkEnd w:id="14"/>
-    </w:p>
-    <w:p>
-      <w:r>
-        <w:t xml:space="preserve">A imersão constitui a primeira etapa do processo, voltada á </w:t>
-      </w:r>
-      <w:r>
-        <w:softHyphen/>
-        <w:t>compreensão aprofundada do problema a ser resolvido. No contexto do projeto, essa fase envolveu a observação do cenário e a realização de uma pesquisa de campo, com o objetivo de entender melhor as necessidades dos usuários e avaliar a viabilidade da proposta (Deterding, 2011)</w:t>
-      </w:r>
-    </w:p>
-    <w:p>
-      <w:pPr>
-        <w:pStyle w:val="Ttulo2"/>
-        <w:rPr>
-          <w:noProof/>
-        </w:rPr>
-      </w:pPr>
-      <w:bookmarkStart w:id="15" w:name="_Toc226614226"/>
+        <w:rPr>
+          <w:noProof/>
+        </w:rPr>
+      </w:pPr>
+      <w:bookmarkStart w:name="_Toc812206686" w:id="755514829"/>
       <w:r>
         <w:rPr>
           <w:noProof/>
         </w:rPr>
         <w:t>Caderno de Sensibilidade</w:t>
       </w:r>
-      <w:bookmarkEnd w:id="15"/>
-    </w:p>
-    <w:p>
+      <w:bookmarkEnd w:id="755514829"/>
+    </w:p>
+    <w:p xmlns:wp14="http://schemas.microsoft.com/office/word/2010/wordml" wp14:textId="77777777">
       <w:pPr>
         <w:pStyle w:val="Citao"/>
       </w:pPr>
@@ -3624,10 +3144,12 @@
       </w:r>
       <w:r>
         <w:br/>
+      </w:r>
+      <w:r>
         <w:t>Ao contrário de uma abordagem de observação direta e presencial, esta técnica permite que o próprio usuário faça o relato de suas atividades, no contexto de seu dia a dia. Este tipo de informação é útil na fase de imersão, uma vez que possibilita o entendimento do universo do usuário, de seus sonhos e de suas expectativas, sem que o pesquisador precise ir até ele.</w:t>
       </w:r>
     </w:p>
-    <w:p>
+    <w:p xmlns:wp14="http://schemas.microsoft.com/office/word/2010/wordml" wp14:textId="77777777">
       <w:pPr>
         <w:pStyle w:val="Citao"/>
       </w:pPr>
@@ -3635,12 +3157,12 @@
         <w:t>(MJV TECHNOLOGY &amp; INNOVATION, 2016)</w:t>
       </w:r>
     </w:p>
-    <w:p>
+    <w:p xmlns:wp14="http://schemas.microsoft.com/office/word/2010/wordml" wp14:textId="77777777">
       <w:pPr>
         <w:pStyle w:val="Legenda"/>
         <w:keepNext/>
       </w:pPr>
-      <w:bookmarkStart w:id="16" w:name="_Toc226613146"/>
+      <w:bookmarkStart w:name="_Toc226613146" w:id="16"/>
       <w:r>
         <w:t xml:space="preserve">Figura </w:t>
       </w:r>
@@ -3667,14 +3189,14 @@
       </w:r>
       <w:bookmarkEnd w:id="16"/>
     </w:p>
-    <w:p>
+    <w:p xmlns:wp14="http://schemas.microsoft.com/office/word/2010/wordml" wp14:textId="77777777">
       <w:pPr>
         <w:pStyle w:val="ImagenseFontes"/>
         <w:ind w:firstLine="0"/>
       </w:pPr>
       <w:r>
         <w:drawing>
-          <wp:inline distT="0" distB="0" distL="0" distR="0">
+          <wp:inline xmlns:wp14="http://schemas.microsoft.com/office/word/2010/wordprocessingDrawing" distT="0" distB="0" distL="0" distR="0" wp14:anchorId="0EC6F982" wp14:editId="7777777">
             <wp:extent cx="2787650" cy="2736114"/>
             <wp:effectExtent l="0" t="0" r="0" b="7620"/>
             <wp:docPr id="2" name="Imagem 2" descr="Descubra o que é e como organizar uma Sessão Generativa"/>
@@ -3723,7 +3245,7 @@
         </w:drawing>
       </w:r>
     </w:p>
-    <w:p>
+    <w:p xmlns:wp14="http://schemas.microsoft.com/office/word/2010/wordml" wp14:textId="77777777">
       <w:pPr>
         <w:pStyle w:val="ImagenseFontes"/>
         <w:ind w:firstLine="0"/>
@@ -3738,12 +3260,12 @@
         <w:t>, 2015</w:t>
       </w:r>
     </w:p>
-    <w:p>
+    <w:p xmlns:wp14="http://schemas.microsoft.com/office/word/2010/wordml" wp14:textId="77777777">
       <w:pPr>
         <w:pStyle w:val="Legenda"/>
         <w:keepNext/>
       </w:pPr>
-      <w:bookmarkStart w:id="17" w:name="_Toc226613168"/>
+      <w:bookmarkStart w:name="_Toc226613168" w:id="17"/>
       <w:r>
         <w:t xml:space="preserve">Quadro </w:t>
       </w:r>
@@ -3780,12 +3302,12 @@
         <w:gridCol w:w="6516"/>
         <w:gridCol w:w="2545"/>
       </w:tblGrid>
-      <w:tr>
+      <w:tr xmlns:wp14="http://schemas.microsoft.com/office/word/2010/wordml" wp14:textId="77777777">
         <w:tc>
           <w:tcPr>
             <w:tcW w:w="6516" w:type="dxa"/>
           </w:tcPr>
-          <w:p>
+          <w:p wp14:textId="77777777">
             <w:pPr>
               <w:ind w:firstLine="0"/>
               <w:rPr>
@@ -3806,7 +3328,7 @@
           <w:tcPr>
             <w:tcW w:w="2545" w:type="dxa"/>
           </w:tcPr>
-          <w:p>
+          <w:p wp14:textId="77777777">
             <w:pPr>
               <w:ind w:firstLine="0"/>
               <w:rPr>
@@ -3824,12 +3346,12 @@
           </w:p>
         </w:tc>
       </w:tr>
-      <w:tr>
+      <w:tr xmlns:wp14="http://schemas.microsoft.com/office/word/2010/wordml" wp14:textId="77777777">
         <w:tc>
           <w:tcPr>
             <w:tcW w:w="6516" w:type="dxa"/>
           </w:tcPr>
-          <w:p>
+          <w:p wp14:textId="77777777">
             <w:pPr>
               <w:rPr>
                 <w:noProof/>
@@ -3845,7 +3367,6 @@
               <w:rPr>
                 <w:noProof/>
               </w:rPr>
-              <w:lastRenderedPageBreak/>
               <w:t>magna sed pulvinar ultricies, purus lectus malesuada libero, sit amet commodo magna eros quis urna.</w:t>
             </w:r>
           </w:p>
@@ -3854,33 +3375,32 @@
           <w:tcPr>
             <w:tcW w:w="2545" w:type="dxa"/>
           </w:tcPr>
-          <w:p>
+          <w:p wp14:textId="77777777">
             <w:pPr>
               <w:ind w:firstLine="0"/>
               <w:rPr>
-                <w:rFonts w:ascii="Segoe UI Symbol" w:eastAsiaTheme="majorEastAsia" w:hAnsi="Segoe UI Symbol" w:cstheme="majorBidi"/>
+                <w:rFonts w:ascii="Segoe UI Symbol" w:hAnsi="Segoe UI Symbol" w:eastAsiaTheme="majorEastAsia" w:cstheme="majorBidi"/>
                 <w:sz w:val="72"/>
                 <w:szCs w:val="72"/>
               </w:rPr>
             </w:pPr>
             <w:r>
               <w:rPr>
-                <w:rFonts w:ascii="Segoe UI Symbol" w:eastAsiaTheme="majorEastAsia" w:hAnsi="Segoe UI Symbol" w:cstheme="majorBidi"/>
+                <w:rFonts w:ascii="Segoe UI Symbol" w:hAnsi="Segoe UI Symbol" w:eastAsiaTheme="majorEastAsia" w:cstheme="majorBidi"/>
                 <w:sz w:val="72"/>
                 <w:szCs w:val="72"/>
               </w:rPr>
-              <w:lastRenderedPageBreak/>
               <w:t>😊</w:t>
             </w:r>
           </w:p>
         </w:tc>
       </w:tr>
-      <w:tr>
+      <w:tr xmlns:wp14="http://schemas.microsoft.com/office/word/2010/wordml" wp14:textId="77777777">
         <w:tc>
           <w:tcPr>
             <w:tcW w:w="6516" w:type="dxa"/>
           </w:tcPr>
-          <w:p>
+          <w:p wp14:textId="77777777">
             <w:pPr>
               <w:rPr>
                 <w:noProof/>
@@ -3893,7 +3413,7 @@
               <w:t>Lorem ipsum dolor sit amet, consectetuer adipiscing elit. Maecenas porttitor congue massa. Fusce posuere, magna sed pulvinar ultricies, purus lectus malesuada libero, sit amet commodo magna eros quis urna.</w:t>
             </w:r>
           </w:p>
-          <w:p>
+          <w:p wp14:textId="77777777">
             <w:pPr>
               <w:ind w:firstLine="0"/>
               <w:rPr>
@@ -3907,7 +3427,7 @@
           <w:tcPr>
             <w:tcW w:w="2545" w:type="dxa"/>
           </w:tcPr>
-          <w:p>
+          <w:p wp14:textId="77777777">
             <w:pPr>
               <w:ind w:firstLine="0"/>
               <w:rPr>
@@ -3917,7 +3437,7 @@
             </w:pPr>
             <w:r>
               <w:rPr>
-                <w:rFonts w:ascii="Segoe UI Symbol" w:eastAsiaTheme="majorEastAsia" w:hAnsi="Segoe UI Symbol" w:cstheme="majorBidi"/>
+                <w:rFonts w:ascii="Segoe UI Symbol" w:hAnsi="Segoe UI Symbol" w:eastAsiaTheme="majorEastAsia" w:cstheme="majorBidi"/>
                 <w:sz w:val="72"/>
                 <w:szCs w:val="72"/>
               </w:rPr>
@@ -3926,12 +3446,12 @@
           </w:p>
         </w:tc>
       </w:tr>
-      <w:tr>
+      <w:tr xmlns:wp14="http://schemas.microsoft.com/office/word/2010/wordml" wp14:textId="77777777">
         <w:tc>
           <w:tcPr>
             <w:tcW w:w="6516" w:type="dxa"/>
           </w:tcPr>
-          <w:p>
+          <w:p wp14:textId="77777777">
             <w:pPr>
               <w:rPr>
                 <w:noProof/>
@@ -3944,7 +3464,7 @@
               <w:t>Lorem ipsum dolor sit amet, consectetuer adipiscing elit. Maecenas porttitor congue massa. Fusce posuere, magna sed pulvinar ultricies, purus lectus malesuada libero, sit amet commodo magna eros quis urna.</w:t>
             </w:r>
           </w:p>
-          <w:p>
+          <w:p wp14:textId="77777777">
             <w:pPr>
               <w:ind w:firstLine="0"/>
               <w:rPr>
@@ -3958,7 +3478,7 @@
           <w:tcPr>
             <w:tcW w:w="2545" w:type="dxa"/>
           </w:tcPr>
-          <w:p>
+          <w:p wp14:textId="77777777">
             <w:pPr>
               <w:ind w:firstLine="0"/>
               <w:rPr>
@@ -3968,7 +3488,7 @@
             </w:pPr>
             <w:r>
               <w:rPr>
-                <w:rFonts w:ascii="Segoe UI Symbol" w:eastAsiaTheme="majorEastAsia" w:hAnsi="Segoe UI Symbol" w:cstheme="majorBidi"/>
+                <w:rFonts w:ascii="Segoe UI Symbol" w:hAnsi="Segoe UI Symbol" w:eastAsiaTheme="majorEastAsia" w:cstheme="majorBidi"/>
                 <w:sz w:val="72"/>
                 <w:szCs w:val="72"/>
               </w:rPr>
@@ -3977,12 +3497,12 @@
           </w:p>
         </w:tc>
       </w:tr>
-      <w:tr>
+      <w:tr xmlns:wp14="http://schemas.microsoft.com/office/word/2010/wordml" wp14:textId="77777777">
         <w:tc>
           <w:tcPr>
             <w:tcW w:w="6516" w:type="dxa"/>
           </w:tcPr>
-          <w:p>
+          <w:p wp14:textId="77777777">
             <w:pPr>
               <w:rPr>
                 <w:noProof/>
@@ -3995,7 +3515,7 @@
               <w:t>Lorem ipsum dolor sit amet, consectetuer adipiscing elit. Maecenas porttitor congue massa. Fusce posuere, magna sed pulvinar ultricies, purus lectus malesuada libero, sit amet commodo magna eros quis urna.</w:t>
             </w:r>
           </w:p>
-          <w:p>
+          <w:p wp14:textId="77777777">
             <w:pPr>
               <w:ind w:firstLine="0"/>
               <w:rPr>
@@ -4009,18 +3529,18 @@
           <w:tcPr>
             <w:tcW w:w="2545" w:type="dxa"/>
           </w:tcPr>
-          <w:p>
+          <w:p wp14:textId="77777777">
             <w:pPr>
               <w:ind w:firstLine="0"/>
               <w:rPr>
-                <w:rFonts w:ascii="Segoe UI Symbol" w:eastAsiaTheme="majorEastAsia" w:hAnsi="Segoe UI Symbol" w:cstheme="majorBidi"/>
+                <w:rFonts w:ascii="Segoe UI Symbol" w:hAnsi="Segoe UI Symbol" w:eastAsiaTheme="majorEastAsia" w:cstheme="majorBidi"/>
                 <w:sz w:val="72"/>
                 <w:szCs w:val="72"/>
               </w:rPr>
             </w:pPr>
             <w:r>
               <w:rPr>
-                <w:rFonts w:ascii="Segoe UI Symbol" w:eastAsiaTheme="majorEastAsia" w:hAnsi="Segoe UI Symbol" w:cstheme="majorBidi"/>
+                <w:rFonts w:ascii="Segoe UI Symbol" w:hAnsi="Segoe UI Symbol" w:eastAsiaTheme="majorEastAsia" w:cstheme="majorBidi"/>
                 <w:sz w:val="72"/>
                 <w:szCs w:val="72"/>
               </w:rPr>
@@ -4029,12 +3549,12 @@
           </w:p>
         </w:tc>
       </w:tr>
-      <w:tr>
+      <w:tr xmlns:wp14="http://schemas.microsoft.com/office/word/2010/wordml" wp14:textId="77777777">
         <w:tc>
           <w:tcPr>
             <w:tcW w:w="6516" w:type="dxa"/>
           </w:tcPr>
-          <w:p>
+          <w:p wp14:textId="77777777">
             <w:pPr>
               <w:rPr>
                 <w:noProof/>
@@ -4047,7 +3567,7 @@
               <w:t>Lorem ipsum dolor sit amet, consectetuer adipiscing elit. Maecenas porttitor congue massa. Fusce posuere, magna sed pulvinar ultricies, purus lectus malesuada libero, sit amet commodo magna eros quis urna.</w:t>
             </w:r>
           </w:p>
-          <w:p>
+          <w:p wp14:textId="77777777">
             <w:pPr>
               <w:rPr>
                 <w:noProof/>
@@ -4059,7 +3579,7 @@
           <w:tcPr>
             <w:tcW w:w="2545" w:type="dxa"/>
           </w:tcPr>
-          <w:p>
+          <w:p wp14:textId="77777777">
             <w:pPr>
               <w:ind w:firstLine="0"/>
               <w:rPr>
@@ -4069,7 +3589,7 @@
             </w:pPr>
             <w:r>
               <w:rPr>
-                <w:rFonts w:ascii="Segoe UI Symbol" w:eastAsiaTheme="majorEastAsia" w:hAnsi="Segoe UI Symbol" w:cstheme="majorBidi"/>
+                <w:rFonts w:ascii="Segoe UI Symbol" w:hAnsi="Segoe UI Symbol" w:eastAsiaTheme="majorEastAsia" w:cstheme="majorBidi"/>
                 <w:sz w:val="72"/>
                 <w:szCs w:val="72"/>
               </w:rPr>
@@ -4078,12 +3598,12 @@
           </w:p>
         </w:tc>
       </w:tr>
-      <w:tr>
+      <w:tr xmlns:wp14="http://schemas.microsoft.com/office/word/2010/wordml" wp14:textId="77777777">
         <w:tc>
           <w:tcPr>
             <w:tcW w:w="6516" w:type="dxa"/>
           </w:tcPr>
-          <w:p>
+          <w:p wp14:textId="77777777">
             <w:pPr>
               <w:rPr>
                 <w:noProof/>
@@ -4096,7 +3616,7 @@
               <w:t>Lorem ipsum dolor sit amet, consectetuer adipiscing elit. Maecenas porttitor congue massa. Fusce posuere, magna sed pulvinar ultricies, purus lectus malesuada libero, sit amet commodo magna eros quis urna.</w:t>
             </w:r>
           </w:p>
-          <w:p>
+          <w:p wp14:textId="77777777">
             <w:pPr>
               <w:rPr>
                 <w:noProof/>
@@ -4108,7 +3628,7 @@
           <w:tcPr>
             <w:tcW w:w="2545" w:type="dxa"/>
           </w:tcPr>
-          <w:p>
+          <w:p wp14:textId="77777777">
             <w:pPr>
               <w:ind w:firstLine="0"/>
               <w:rPr>
@@ -4118,7 +3638,7 @@
             </w:pPr>
             <w:r>
               <w:rPr>
-                <w:rFonts w:ascii="Segoe UI Symbol" w:eastAsiaTheme="majorEastAsia" w:hAnsi="Segoe UI Symbol" w:cstheme="majorBidi"/>
+                <w:rFonts w:ascii="Segoe UI Symbol" w:hAnsi="Segoe UI Symbol" w:eastAsiaTheme="majorEastAsia" w:cstheme="majorBidi"/>
                 <w:sz w:val="72"/>
                 <w:szCs w:val="72"/>
               </w:rPr>
@@ -4127,12 +3647,12 @@
           </w:p>
         </w:tc>
       </w:tr>
-      <w:tr>
+      <w:tr xmlns:wp14="http://schemas.microsoft.com/office/word/2010/wordml" wp14:textId="77777777">
         <w:tc>
           <w:tcPr>
             <w:tcW w:w="6516" w:type="dxa"/>
           </w:tcPr>
-          <w:p>
+          <w:p wp14:textId="77777777">
             <w:pPr>
               <w:rPr>
                 <w:noProof/>
@@ -4142,11 +3662,10 @@
               <w:rPr>
                 <w:noProof/>
               </w:rPr>
-              <w:lastRenderedPageBreak/>
               <w:t>Lorem ipsum dolor sit amet, consectetuer adipiscing elit. Maecenas porttitor congue massa. Fusce posuere, magna sed pulvinar ultricies, purus lectus malesuada libero, sit amet commodo magna eros quis urna.</w:t>
             </w:r>
           </w:p>
-          <w:p>
+          <w:p wp14:textId="77777777">
             <w:pPr>
               <w:rPr>
                 <w:noProof/>
@@ -4158,7 +3677,7 @@
           <w:tcPr>
             <w:tcW w:w="2545" w:type="dxa"/>
           </w:tcPr>
-          <w:p>
+          <w:p wp14:textId="77777777">
             <w:pPr>
               <w:ind w:firstLine="0"/>
               <w:rPr>
@@ -4168,7 +3687,7 @@
             </w:pPr>
             <w:r>
               <w:rPr>
-                <w:rFonts w:ascii="Segoe UI Symbol" w:eastAsiaTheme="majorEastAsia" w:hAnsi="Segoe UI Symbol" w:cstheme="majorBidi"/>
+                <w:rFonts w:ascii="Segoe UI Symbol" w:hAnsi="Segoe UI Symbol" w:eastAsiaTheme="majorEastAsia" w:cstheme="majorBidi"/>
                 <w:sz w:val="72"/>
                 <w:szCs w:val="72"/>
               </w:rPr>
@@ -4178,7 +3697,7 @@
         </w:tc>
       </w:tr>
     </w:tbl>
-    <w:p>
+    <w:p xmlns:wp14="http://schemas.microsoft.com/office/word/2010/wordml" wp14:textId="77777777">
       <w:pPr>
         <w:pStyle w:val="ImagenseFontes"/>
       </w:pPr>
@@ -4186,30 +3705,29 @@
         <w:t>Fonte: Os Autores, 2026</w:t>
       </w:r>
     </w:p>
-    <w:p>
+    <w:p xmlns:wp14="http://schemas.microsoft.com/office/word/2010/wordml" wp14:textId="77777777">
       <w:pPr>
         <w:pStyle w:val="Ttulo2"/>
-        <w:rPr>
-          <w:szCs w:val="32"/>
-        </w:rPr>
-      </w:pPr>
-      <w:bookmarkStart w:id="18" w:name="_Toc226614227"/>
-      <w:r>
+        <w:rPr/>
+      </w:pPr>
+      <w:bookmarkStart w:name="_Toc1991370755" w:id="1066286380"/>
+      <w:r>
+        <w:rPr/>
         <w:t>Pesquisa de Campo</w:t>
       </w:r>
-      <w:bookmarkEnd w:id="18"/>
-    </w:p>
-    <w:p>
+      <w:bookmarkEnd w:id="1066286380"/>
+    </w:p>
+    <w:p xmlns:wp14="http://schemas.microsoft.com/office/word/2010/wordml" wp14:textId="77777777">
       <w:r>
         <w:t>Introdução explicando sobre a pesquisa de campo</w:t>
       </w:r>
     </w:p>
-    <w:p>
+    <w:p xmlns:wp14="http://schemas.microsoft.com/office/word/2010/wordml" wp14:textId="77777777">
       <w:pPr>
         <w:pStyle w:val="Legenda"/>
         <w:keepNext/>
       </w:pPr>
-      <w:bookmarkStart w:id="19" w:name="_Toc226613243"/>
+      <w:bookmarkStart w:name="_Toc226613243" w:id="19"/>
       <w:r>
         <w:t xml:space="preserve">Grafico </w:t>
       </w:r>
@@ -4236,14 +3754,14 @@
       </w:r>
       <w:bookmarkEnd w:id="19"/>
     </w:p>
-    <w:p>
+    <w:p xmlns:wp14="http://schemas.microsoft.com/office/word/2010/wordml" wp14:textId="77777777">
       <w:pPr>
         <w:pStyle w:val="ImagenseFontes"/>
         <w:keepNext/>
       </w:pPr>
       <w:r>
         <w:drawing>
-          <wp:inline distT="0" distB="0" distL="0" distR="0">
+          <wp:inline xmlns:wp14="http://schemas.microsoft.com/office/word/2010/wordprocessingDrawing" distT="0" distB="0" distL="0" distR="0" wp14:anchorId="625D20A7" wp14:editId="7777777">
             <wp:extent cx="5486400" cy="3200400"/>
             <wp:effectExtent l="0" t="0" r="0" b="0"/>
             <wp:docPr id="4" name="Gráfico 4"/>
@@ -4257,7 +3775,7 @@
         </w:drawing>
       </w:r>
     </w:p>
-    <w:p>
+    <w:p xmlns:wp14="http://schemas.microsoft.com/office/word/2010/wordml" wp14:textId="77777777">
       <w:pPr>
         <w:pStyle w:val="Legenda"/>
       </w:pPr>
@@ -4274,18 +3792,17 @@
         <w:t>, 2026</w:t>
       </w:r>
     </w:p>
-    <w:p>
+    <w:p xmlns:wp14="http://schemas.microsoft.com/office/word/2010/wordml" wp14:textId="77777777">
       <w:pPr>
         <w:pStyle w:val="Legenda"/>
       </w:pPr>
     </w:p>
-    <w:p>
+    <w:p xmlns:wp14="http://schemas.microsoft.com/office/word/2010/wordml" wp14:textId="77777777">
       <w:pPr>
         <w:pStyle w:val="Legenda"/>
         <w:keepNext/>
       </w:pPr>
       <w:r>
-        <w:lastRenderedPageBreak/>
         <w:t xml:space="preserve">Grafico </w:t>
       </w:r>
       <w:r>
@@ -4310,7 +3827,7 @@
         <w:t>: Gostos</w:t>
       </w:r>
     </w:p>
-    <w:p>
+    <w:p xmlns:wp14="http://schemas.microsoft.com/office/word/2010/wordml" wp14:textId="77777777">
       <w:pPr>
         <w:pStyle w:val="Legenda"/>
         <w:keepNext/>
@@ -4321,7 +3838,7 @@
           <w:lang w:eastAsia="pt-BR"/>
         </w:rPr>
         <w:drawing>
-          <wp:inline distT="0" distB="0" distL="0" distR="0">
+          <wp:inline xmlns:wp14="http://schemas.microsoft.com/office/word/2010/wordprocessingDrawing" distT="0" distB="0" distL="0" distR="0" wp14:anchorId="2E031DD0" wp14:editId="7777777">
             <wp:extent cx="5486400" cy="3200400"/>
             <wp:effectExtent l="0" t="0" r="0" b="0"/>
             <wp:docPr id="6" name="Gráfico 6"/>
@@ -4335,7 +3852,7 @@
         </w:drawing>
       </w:r>
     </w:p>
-    <w:p>
+    <w:p xmlns:wp14="http://schemas.microsoft.com/office/word/2010/wordml" wp14:textId="77777777">
       <w:pPr>
         <w:pStyle w:val="Legenda"/>
       </w:pPr>
@@ -4343,7 +3860,7 @@
         <w:t>Fonte: Os Autores, 2026</w:t>
       </w:r>
     </w:p>
-    <w:p>
+    <w:p xmlns:wp14="http://schemas.microsoft.com/office/word/2010/wordml" wp14:textId="77777777">
       <w:pPr>
         <w:pStyle w:val="Legenda"/>
       </w:pPr>
@@ -4351,31 +3868,35 @@
         <w:br w:type="page"/>
       </w:r>
     </w:p>
-    <w:p>
+    <w:p xmlns:wp14="http://schemas.microsoft.com/office/word/2010/wordml" wp14:textId="77777777">
       <w:pPr>
         <w:pStyle w:val="Ttulo1"/>
-      </w:pPr>
-      <w:bookmarkStart w:id="20" w:name="_Toc226614228"/>
-      <w:r>
-        <w:lastRenderedPageBreak/>
+        <w:rPr/>
+      </w:pPr>
+      <w:bookmarkStart w:name="_Toc1154099208" w:id="1778382631"/>
+      <w:r>
+        <w:rPr/>
         <w:t>ANÁLISE E SÍNTESE</w:t>
       </w:r>
-      <w:bookmarkEnd w:id="20"/>
-    </w:p>
-    <w:p>
+      <w:bookmarkEnd w:id="1778382631"/>
+    </w:p>
+    <w:p xmlns:wp14="http://schemas.microsoft.com/office/word/2010/wordml" wp14:textId="77777777">
       <w:pPr>
         <w:pStyle w:val="Ttulo2"/>
-      </w:pPr>
-      <w:bookmarkStart w:id="21" w:name="_Toc226614229"/>
-      <w:r>
+        <w:rPr/>
+      </w:pPr>
+      <w:bookmarkStart w:name="_Toc1115156005" w:id="947592768"/>
+      <w:r>
+        <w:rPr/>
         <w:t>Person</w:t>
       </w:r>
       <w:r>
+        <w:rPr/>
         <w:t>a</w:t>
       </w:r>
-      <w:bookmarkEnd w:id="21"/>
-    </w:p>
-    <w:p>
+      <w:bookmarkEnd w:id="947592768"/>
+    </w:p>
+    <w:p xmlns:wp14="http://schemas.microsoft.com/office/word/2010/wordml" wp14:textId="77777777">
       <w:pPr>
         <w:pStyle w:val="Citao"/>
       </w:pPr>
@@ -4383,12 +3904,12 @@
         <w:t>As personas são personagens ficcionais, criadas com base na síntese dos comportamentos observados dentre consumidores com perfis extremos. Traduzem motivações, desejos, expectativas e necessidades, que sintonizam características significativas dos públicos-alvo relevantes para os produtos e serviços das marcas e organizações. [...] Ao final, são atribuídos nomes, histórias e necessidades que contribuem para a personificação desses arquétipos.” (VIANNA et al., 2012, p. 80 apud COLLIER DE MENDONÇA et al., ANO).</w:t>
       </w:r>
     </w:p>
-    <w:p>
+    <w:p xmlns:wp14="http://schemas.microsoft.com/office/word/2010/wordml" wp14:textId="77777777">
       <w:pPr>
         <w:pStyle w:val="Legenda"/>
         <w:keepNext/>
       </w:pPr>
-      <w:bookmarkStart w:id="22" w:name="_Toc226613147"/>
+      <w:bookmarkStart w:name="_Toc226613147" w:id="22"/>
       <w:r>
         <w:t xml:space="preserve">Figura </w:t>
       </w:r>
@@ -4415,13 +3936,13 @@
       </w:r>
       <w:bookmarkEnd w:id="22"/>
     </w:p>
-    <w:p>
+    <w:p xmlns:wp14="http://schemas.microsoft.com/office/word/2010/wordml" wp14:textId="77777777">
       <w:pPr>
         <w:pStyle w:val="ImagenseFontes"/>
       </w:pPr>
       <w:r>
         <w:drawing>
-          <wp:inline distT="0" distB="0" distL="0" distR="0">
+          <wp:inline xmlns:wp14="http://schemas.microsoft.com/office/word/2010/wordprocessingDrawing" distT="0" distB="0" distL="0" distR="0" wp14:anchorId="275E2F36" wp14:editId="7777777">
             <wp:extent cx="1775011" cy="1441476"/>
             <wp:effectExtent l="0" t="0" r="0" b="6350"/>
             <wp:docPr id="1" name="Imagem 1" descr="Como definir personas durante a aplicação do Design Thinking?"/>
@@ -4470,7 +3991,7 @@
         </w:drawing>
       </w:r>
     </w:p>
-    <w:p>
+    <w:p xmlns:wp14="http://schemas.microsoft.com/office/word/2010/wordml" wp14:textId="77777777">
       <w:pPr>
         <w:pStyle w:val="ImagenseFontes"/>
       </w:pPr>
@@ -4478,39 +3999,43 @@
         <w:t>Fonte: Tallyson Faustino, 2024</w:t>
       </w:r>
     </w:p>
-    <w:p>
+    <w:p xmlns:wp14="http://schemas.microsoft.com/office/word/2010/wordml" wp14:textId="77777777">
       <w:r>
         <w:t>Sendo assim nesse trabalho foi criado a persona xcx, que atende os requisitos da citação acima, então aqui está a persona xxxxxxxx.</w:t>
       </w:r>
     </w:p>
-    <w:p>
+    <w:p xmlns:wp14="http://schemas.microsoft.com/office/word/2010/wordml" wp14:textId="77777777">
       <w:pPr>
         <w:pStyle w:val="Ttulo1"/>
-      </w:pPr>
+        <w:rPr/>
+      </w:pPr>
+      <w:bookmarkStart w:name="_Toc655292254" w:id="87805143"/>
       <w:r>
         <w:br w:type="page"/>
       </w:r>
-      <w:bookmarkStart w:id="23" w:name="_Toc226614230"/>
-      <w:r>
-        <w:lastRenderedPageBreak/>
+      <w:r>
+        <w:rPr/>
         <w:t>A</w:t>
       </w:r>
       <w:r>
+        <w:rPr/>
         <w:t>SPECTOS ESTRATÉGICOS</w:t>
       </w:r>
-      <w:bookmarkEnd w:id="23"/>
-    </w:p>
-    <w:p>
+      <w:bookmarkEnd w:id="87805143"/>
+    </w:p>
+    <w:p xmlns:wp14="http://schemas.microsoft.com/office/word/2010/wordml" wp14:textId="77777777">
       <w:pPr>
         <w:pStyle w:val="Ttulo2"/>
-      </w:pPr>
-      <w:bookmarkStart w:id="24" w:name="_Toc226614231"/>
-      <w:r>
+        <w:rPr/>
+      </w:pPr>
+      <w:bookmarkStart w:name="_Toc21870507" w:id="1502025803"/>
+      <w:r>
+        <w:rPr/>
         <w:t>Planejamento Financeiro</w:t>
       </w:r>
-      <w:bookmarkEnd w:id="24"/>
-    </w:p>
-    <w:p>
+      <w:bookmarkEnd w:id="1502025803"/>
+    </w:p>
+    <w:p xmlns:wp14="http://schemas.microsoft.com/office/word/2010/wordml" wp14:textId="77777777">
       <w:pPr>
         <w:pStyle w:val="Legenda"/>
         <w:keepNext/>
@@ -4518,7 +4043,7 @@
           <w:vertAlign w:val="subscript"/>
         </w:rPr>
       </w:pPr>
-      <w:bookmarkStart w:id="25" w:name="_Toc226613252"/>
+      <w:bookmarkStart w:name="_Toc226613252" w:id="25"/>
       <w:r>
         <w:t xml:space="preserve">Tabela </w:t>
       </w:r>
@@ -4553,12 +4078,12 @@
         <w:tblStyle w:val="TabeladeGrade4-nfase5"/>
         <w:tblW w:w="0" w:type="auto"/>
         <w:tblBorders>
-          <w:top w:val="single" w:sz="4" w:space="0" w:color="auto"/>
-          <w:left w:val="none" w:sz="0" w:space="0" w:color="auto"/>
-          <w:bottom w:val="single" w:sz="4" w:space="0" w:color="auto"/>
-          <w:right w:val="none" w:sz="0" w:space="0" w:color="auto"/>
-          <w:insideH w:val="single" w:sz="4" w:space="0" w:color="auto"/>
-          <w:insideV w:val="single" w:sz="4" w:space="0" w:color="auto"/>
+          <w:top w:val="single" w:color="auto" w:sz="4" w:space="0"/>
+          <w:left w:val="none" w:color="auto" w:sz="0" w:space="0"/>
+          <w:bottom w:val="single" w:color="auto" w:sz="4" w:space="0"/>
+          <w:right w:val="none" w:color="auto" w:sz="0" w:space="0"/>
+          <w:insideH w:val="single" w:color="auto" w:sz="4" w:space="0"/>
+          <w:insideV w:val="single" w:color="auto" w:sz="4" w:space="0"/>
         </w:tblBorders>
         <w:tblLook w:val="04A0" w:firstRow="1" w:lastRow="0" w:firstColumn="1" w:lastColumn="0" w:noHBand="0" w:noVBand="1"/>
       </w:tblPr>
@@ -4566,7 +4091,7 @@
         <w:gridCol w:w="4530"/>
         <w:gridCol w:w="4531"/>
       </w:tblGrid>
-      <w:tr>
+      <w:tr xmlns:wp14="http://schemas.microsoft.com/office/word/2010/wordml" wp14:textId="77777777">
         <w:trPr>
           <w:cnfStyle w:val="100000000000" w:firstRow="1" w:lastRow="0" w:firstColumn="0" w:lastColumn="0" w:oddVBand="0" w:evenVBand="0" w:oddHBand="0" w:evenHBand="0" w:firstRowFirstColumn="0" w:firstRowLastColumn="0" w:lastRowFirstColumn="0" w:lastRowLastColumn="0"/>
         </w:trPr>
@@ -4575,13 +4100,13 @@
             <w:cnfStyle w:val="001000000000" w:firstRow="0" w:lastRow="0" w:firstColumn="1" w:lastColumn="0" w:oddVBand="0" w:evenVBand="0" w:oddHBand="0" w:evenHBand="0" w:firstRowFirstColumn="0" w:firstRowLastColumn="0" w:lastRowFirstColumn="0" w:lastRowLastColumn="0"/>
             <w:tcW w:w="4530" w:type="dxa"/>
             <w:tcBorders>
-              <w:top w:val="none" w:sz="0" w:space="0" w:color="auto"/>
-              <w:left w:val="none" w:sz="0" w:space="0" w:color="auto"/>
-              <w:bottom w:val="none" w:sz="0" w:space="0" w:color="auto"/>
-              <w:right w:val="none" w:sz="0" w:space="0" w:color="auto"/>
+              <w:top w:val="none" w:color="auto" w:sz="0" w:space="0"/>
+              <w:left w:val="none" w:color="auto" w:sz="0" w:space="0"/>
+              <w:bottom w:val="none" w:color="auto" w:sz="0" w:space="0"/>
+              <w:right w:val="none" w:color="auto" w:sz="0" w:space="0"/>
             </w:tcBorders>
           </w:tcPr>
-          <w:p>
+          <w:p wp14:textId="77777777">
             <w:r>
               <w:t>Pacote</w:t>
             </w:r>
@@ -4591,13 +4116,13 @@
           <w:tcPr>
             <w:tcW w:w="4531" w:type="dxa"/>
             <w:tcBorders>
-              <w:top w:val="none" w:sz="0" w:space="0" w:color="auto"/>
-              <w:left w:val="none" w:sz="0" w:space="0" w:color="auto"/>
-              <w:bottom w:val="none" w:sz="0" w:space="0" w:color="auto"/>
-              <w:right w:val="none" w:sz="0" w:space="0" w:color="auto"/>
+              <w:top w:val="none" w:color="auto" w:sz="0" w:space="0"/>
+              <w:left w:val="none" w:color="auto" w:sz="0" w:space="0"/>
+              <w:bottom w:val="none" w:color="auto" w:sz="0" w:space="0"/>
+              <w:right w:val="none" w:color="auto" w:sz="0" w:space="0"/>
             </w:tcBorders>
           </w:tcPr>
-          <w:p>
+          <w:p wp14:textId="77777777">
             <w:pPr>
               <w:cnfStyle w:val="100000000000" w:firstRow="1" w:lastRow="0" w:firstColumn="0" w:lastColumn="0" w:oddVBand="0" w:evenVBand="0" w:oddHBand="0" w:evenHBand="0" w:firstRowFirstColumn="0" w:firstRowLastColumn="0" w:lastRowFirstColumn="0" w:lastRowLastColumn="0"/>
             </w:pPr>
@@ -4607,7 +4132,7 @@
           </w:p>
         </w:tc>
       </w:tr>
-      <w:tr>
+      <w:tr xmlns:wp14="http://schemas.microsoft.com/office/word/2010/wordml" wp14:textId="77777777">
         <w:trPr>
           <w:cnfStyle w:val="000000100000" w:firstRow="0" w:lastRow="0" w:firstColumn="0" w:lastColumn="0" w:oddVBand="0" w:evenVBand="0" w:oddHBand="1" w:evenHBand="0" w:firstRowFirstColumn="0" w:firstRowLastColumn="0" w:lastRowFirstColumn="0" w:lastRowLastColumn="0"/>
         </w:trPr>
@@ -4616,7 +4141,7 @@
             <w:cnfStyle w:val="001000000000" w:firstRow="0" w:lastRow="0" w:firstColumn="1" w:lastColumn="0" w:oddVBand="0" w:evenVBand="0" w:oddHBand="0" w:evenHBand="0" w:firstRowFirstColumn="0" w:firstRowLastColumn="0" w:lastRowFirstColumn="0" w:lastRowLastColumn="0"/>
             <w:tcW w:w="4530" w:type="dxa"/>
           </w:tcPr>
-          <w:p>
+          <w:p wp14:textId="77777777">
             <w:r>
               <w:t>Pacote Prata</w:t>
             </w:r>
@@ -4626,7 +4151,7 @@
           <w:tcPr>
             <w:tcW w:w="4531" w:type="dxa"/>
           </w:tcPr>
-          <w:p>
+          <w:p wp14:textId="77777777">
             <w:pPr>
               <w:cnfStyle w:val="000000100000" w:firstRow="0" w:lastRow="0" w:firstColumn="0" w:lastColumn="0" w:oddVBand="0" w:evenVBand="0" w:oddHBand="1" w:evenHBand="0" w:firstRowFirstColumn="0" w:firstRowLastColumn="0" w:lastRowFirstColumn="0" w:lastRowLastColumn="0"/>
             </w:pPr>
@@ -4636,13 +4161,13 @@
           </w:p>
         </w:tc>
       </w:tr>
-      <w:tr>
+      <w:tr xmlns:wp14="http://schemas.microsoft.com/office/word/2010/wordml" wp14:textId="77777777">
         <w:tc>
           <w:tcPr>
             <w:cnfStyle w:val="001000000000" w:firstRow="0" w:lastRow="0" w:firstColumn="1" w:lastColumn="0" w:oddVBand="0" w:evenVBand="0" w:oddHBand="0" w:evenHBand="0" w:firstRowFirstColumn="0" w:firstRowLastColumn="0" w:lastRowFirstColumn="0" w:lastRowLastColumn="0"/>
             <w:tcW w:w="4530" w:type="dxa"/>
           </w:tcPr>
-          <w:p>
+          <w:p wp14:textId="77777777">
             <w:r>
               <w:t>Pacote Ouro</w:t>
             </w:r>
@@ -4652,7 +4177,7 @@
           <w:tcPr>
             <w:tcW w:w="4531" w:type="dxa"/>
           </w:tcPr>
-          <w:p>
+          <w:p wp14:textId="77777777">
             <w:pPr>
               <w:cnfStyle w:val="000000000000" w:firstRow="0" w:lastRow="0" w:firstColumn="0" w:lastColumn="0" w:oddVBand="0" w:evenVBand="0" w:oddHBand="0" w:evenHBand="0" w:firstRowFirstColumn="0" w:firstRowLastColumn="0" w:lastRowFirstColumn="0" w:lastRowLastColumn="0"/>
             </w:pPr>
@@ -4662,7 +4187,7 @@
           </w:p>
         </w:tc>
       </w:tr>
-      <w:tr>
+      <w:tr xmlns:wp14="http://schemas.microsoft.com/office/word/2010/wordml" wp14:textId="77777777">
         <w:trPr>
           <w:cnfStyle w:val="000000100000" w:firstRow="0" w:lastRow="0" w:firstColumn="0" w:lastColumn="0" w:oddVBand="0" w:evenVBand="0" w:oddHBand="1" w:evenHBand="0" w:firstRowFirstColumn="0" w:firstRowLastColumn="0" w:lastRowFirstColumn="0" w:lastRowLastColumn="0"/>
         </w:trPr>
@@ -4671,7 +4196,7 @@
             <w:cnfStyle w:val="001000000000" w:firstRow="0" w:lastRow="0" w:firstColumn="1" w:lastColumn="0" w:oddVBand="0" w:evenVBand="0" w:oddHBand="0" w:evenHBand="0" w:firstRowFirstColumn="0" w:firstRowLastColumn="0" w:lastRowFirstColumn="0" w:lastRowLastColumn="0"/>
             <w:tcW w:w="4530" w:type="dxa"/>
           </w:tcPr>
-          <w:p>
+          <w:p wp14:textId="77777777">
             <w:r>
               <w:t>Pacote Premium</w:t>
             </w:r>
@@ -4681,7 +4206,7 @@
           <w:tcPr>
             <w:tcW w:w="4531" w:type="dxa"/>
           </w:tcPr>
-          <w:p>
+          <w:p wp14:textId="77777777">
             <w:pPr>
               <w:cnfStyle w:val="000000100000" w:firstRow="0" w:lastRow="0" w:firstColumn="0" w:lastColumn="0" w:oddVBand="0" w:evenVBand="0" w:oddHBand="1" w:evenHBand="0" w:firstRowFirstColumn="0" w:firstRowLastColumn="0" w:lastRowFirstColumn="0" w:lastRowLastColumn="0"/>
             </w:pPr>
@@ -4692,24 +4217,24 @@
         </w:tc>
       </w:tr>
     </w:tbl>
-    <w:p>
+    <w:p xmlns:wp14="http://schemas.microsoft.com/office/word/2010/wordml" wp14:textId="77777777">
       <w:pPr>
         <w:pStyle w:val="Ttulo2"/>
       </w:pPr>
       <w:r>
         <w:br w:type="page"/>
       </w:r>
-      <w:bookmarkStart w:id="26" w:name="_GoBack"/>
+      <w:bookmarkStart w:name="_GoBack" w:id="26"/>
       <w:bookmarkEnd w:id="26"/>
     </w:p>
-    <w:p>
+    <w:p xmlns:wp14="http://schemas.microsoft.com/office/word/2010/wordml" wp14:textId="77777777">
       <w:pPr>
         <w:spacing w:after="160" w:line="259" w:lineRule="auto"/>
         <w:ind w:firstLine="0"/>
         <w:jc w:val="left"/>
       </w:pPr>
     </w:p>
-    <w:p>
+    <w:p xmlns:wp14="http://schemas.microsoft.com/office/word/2010/wordml" wp14:textId="77777777">
       <w:pPr>
         <w:pStyle w:val="Ttulo1"/>
         <w:numPr>
@@ -4718,20 +4243,21 @@
         </w:numPr>
         <w:ind w:left="709" w:hanging="709"/>
       </w:pPr>
-      <w:bookmarkStart w:id="27" w:name="_Toc226614232"/>
-      <w:r>
+      <w:bookmarkStart w:name="_Toc2067081538" w:id="394039036"/>
+      <w:r>
+        <w:rPr/>
         <w:t>REFERÊNCIAS</w:t>
       </w:r>
-      <w:bookmarkEnd w:id="27"/>
-    </w:p>
-    <w:p>
+      <w:bookmarkEnd w:id="394039036"/>
+    </w:p>
+    <w:p xmlns:wp14="http://schemas.microsoft.com/office/word/2010/wordml" wp14:textId="77777777">
       <w:pPr>
         <w:spacing w:after="0"/>
       </w:pPr>
       <w:r>
         <w:t xml:space="preserve">Nãolembro: </w:t>
       </w:r>
-      <w:hyperlink r:id="rId12" w:history="1">
+      <w:hyperlink w:history="1" r:id="rId12">
         <w:r>
           <w:rPr>
             <w:rStyle w:val="Hyperlink"/>
@@ -4740,8 +4266,8 @@
         </w:r>
       </w:hyperlink>
     </w:p>
-    <w:p/>
-    <w:p>
+    <w:p xmlns:wp14="http://schemas.microsoft.com/office/word/2010/wordml" wp14:textId="77777777"/>
+    <w:p xmlns:wp14="http://schemas.microsoft.com/office/word/2010/wordml" wp14:textId="77777777">
       <w:pPr>
         <w:pStyle w:val="NormalWeb"/>
         <w:spacing w:before="0" w:beforeAutospacing="0" w:after="0" w:afterAutospacing="0" w:line="360" w:lineRule="atLeast"/>
@@ -4781,7 +4307,7 @@
         </w:rPr>
         <w:t xml:space="preserve">. Disponível em: &lt; </w:t>
       </w:r>
-      <w:hyperlink r:id="rId13" w:history="1">
+      <w:hyperlink w:history="1" r:id="rId13">
         <w:r>
           <w:rPr>
             <w:rStyle w:val="Hyperlink"/>
@@ -4802,7 +4328,7 @@
         <w:t xml:space="preserve"> &gt;.</w:t>
       </w:r>
     </w:p>
-    <w:p>
+    <w:p xmlns:wp14="http://schemas.microsoft.com/office/word/2010/wordml" wp14:textId="77777777">
       <w:pPr>
         <w:pStyle w:val="NormalWeb"/>
         <w:spacing w:before="120" w:beforeAutospacing="0" w:after="0" w:afterAutospacing="0" w:line="360" w:lineRule="atLeast"/>
@@ -4843,7 +4369,7 @@
         <w:t>. Disponível em: &lt;https://www.mjvinnovation.com/pt-br/blog/design-thinking-que-sao-cadernos-sensibilizacao/&gt;.</w:t>
       </w:r>
     </w:p>
-    <w:p>
+    <w:p xmlns:wp14="http://schemas.microsoft.com/office/word/2010/wordml" wp14:textId="77777777">
       <w:pPr>
         <w:pStyle w:val="NormalWeb"/>
         <w:spacing w:before="120" w:beforeAutospacing="0" w:after="0" w:afterAutospacing="0" w:line="360" w:lineRule="atLeast"/>
@@ -4883,7 +4409,7 @@
         </w:rPr>
         <w:t xml:space="preserve">. Disponível em: &lt; </w:t>
       </w:r>
-      <w:hyperlink r:id="rId14" w:history="1">
+      <w:hyperlink w:history="1" r:id="rId14">
         <w:r>
           <w:rPr>
             <w:rStyle w:val="Hyperlink"/>
@@ -4904,7 +4430,7 @@
         <w:t xml:space="preserve"> &gt;. Acesso em: 2 abr. 2026.</w:t>
       </w:r>
     </w:p>
-    <w:p>
+    <w:p xmlns:wp14="http://schemas.microsoft.com/office/word/2010/wordml" wp14:textId="77777777">
       <w:pPr>
         <w:pStyle w:val="NormalWeb"/>
         <w:rPr>
@@ -4924,7 +4450,7 @@
         <w:t>‌</w:t>
       </w:r>
     </w:p>
-    <w:p>
+    <w:p xmlns:wp14="http://schemas.microsoft.com/office/word/2010/wordml" wp14:textId="77777777">
       <w:pPr>
         <w:pStyle w:val="NormalWeb"/>
         <w:spacing w:before="0" w:beforeAutospacing="0" w:after="0" w:afterAutospacing="0" w:line="360" w:lineRule="atLeast"/>
@@ -4936,7 +4462,7 @@
         </w:rPr>
       </w:pPr>
     </w:p>
-    <w:p>
+    <w:p xmlns:wp14="http://schemas.microsoft.com/office/word/2010/wordml" wp14:textId="77777777">
       <w:pPr>
         <w:pStyle w:val="NormalWeb"/>
         <w:rPr>
@@ -4956,7 +4482,7 @@
         <w:t>‌</w:t>
       </w:r>
     </w:p>
-    <w:p>
+    <w:p xmlns:wp14="http://schemas.microsoft.com/office/word/2010/wordml" wp14:textId="77777777">
       <w:pPr>
         <w:pStyle w:val="NormalWeb"/>
         <w:rPr>
@@ -4976,7 +4502,7 @@
         <w:t>‌</w:t>
       </w:r>
     </w:p>
-    <w:p>
+    <w:p xmlns:wp14="http://schemas.microsoft.com/office/word/2010/wordml" wp14:textId="77777777">
       <w:pPr>
         <w:pStyle w:val="NormalWeb"/>
         <w:spacing w:before="0" w:beforeAutospacing="0" w:after="0" w:afterAutospacing="0" w:line="360" w:lineRule="atLeast"/>
@@ -4988,7 +4514,7 @@
         </w:rPr>
       </w:pPr>
     </w:p>
-    <w:p>
+    <w:p xmlns:wp14="http://schemas.microsoft.com/office/word/2010/wordml" wp14:textId="77777777">
       <w:pPr>
         <w:pStyle w:val="NormalWeb"/>
         <w:rPr>
@@ -5008,11 +4534,11 @@
         <w:t>‌</w:t>
       </w:r>
     </w:p>
-    <w:p/>
+    <w:p xmlns:wp14="http://schemas.microsoft.com/office/word/2010/wordml" wp14:textId="77777777"/>
     <w:sectPr>
       <w:headerReference w:type="default" r:id="rId15"/>
       <w:footerReference w:type="default" r:id="rId16"/>
-      <w:pgSz w:w="11906" w:h="16838"/>
+      <w:pgSz w:w="11906" w:h="16838" w:orient="portrait"/>
       <w:pgMar w:top="1701" w:right="1134" w:bottom="1134" w:left="1701" w:header="709" w:footer="709" w:gutter="0"/>
       <w:cols w:space="708"/>
       <w:docGrid w:linePitch="360"/>
@@ -5024,7 +4550,7 @@
 <file path=word/endnotes.xml><?xml version="1.0" encoding="utf-8"?>
 <w:endnotes xmlns:wpc="http://schemas.microsoft.com/office/word/2010/wordprocessingCanvas" xmlns:cx="http://schemas.microsoft.com/office/drawing/2014/chartex" xmlns:cx1="http://schemas.microsoft.com/office/drawing/2015/9/8/chartex" xmlns:mc="http://schemas.openxmlformats.org/markup-compatibility/2006" xmlns:o="urn:schemas-microsoft-com:office:office" xmlns:r="http://schemas.openxmlformats.org/officeDocument/2006/relationships" xmlns:m="http://schemas.openxmlformats.org/officeDocument/2006/math" xmlns:v="urn:schemas-microsoft-com:vml" xmlns:wp14="http://schemas.microsoft.com/office/word/2010/wordprocessingDrawing" xmlns:wp="http://schemas.openxmlformats.org/drawingml/2006/wordprocessingDrawing" xmlns:w10="urn:schemas-microsoft-com:office:word" xmlns:w="http://schemas.openxmlformats.org/wordprocessingml/2006/main" xmlns:w14="http://schemas.microsoft.com/office/word/2010/wordml" xmlns:w15="http://schemas.microsoft.com/office/word/2012/wordml" xmlns:w16se="http://schemas.microsoft.com/office/word/2015/wordml/symex" xmlns:wpg="http://schemas.microsoft.com/office/word/2010/wordprocessingGroup" xmlns:wpi="http://schemas.microsoft.com/office/word/2010/wordprocessingInk" xmlns:wne="http://schemas.microsoft.com/office/word/2006/wordml" xmlns:wps="http://schemas.microsoft.com/office/word/2010/wordprocessingShape" mc:Ignorable="w14 w15 w16se wp14">
   <w:endnote w:type="separator" w:id="-1">
-    <w:p>
+    <w:p xmlns:wp14="http://schemas.microsoft.com/office/word/2010/wordml" wp14:textId="77777777">
       <w:pPr>
         <w:spacing w:after="0" w:line="240" w:lineRule="auto"/>
       </w:pPr>
@@ -5034,7 +4560,7 @@
     </w:p>
   </w:endnote>
   <w:endnote w:type="continuationSeparator" w:id="0">
-    <w:p>
+    <w:p xmlns:wp14="http://schemas.microsoft.com/office/word/2010/wordml" wp14:textId="77777777">
       <w:pPr>
         <w:spacing w:after="0" w:line="240" w:lineRule="auto"/>
       </w:pPr>
@@ -5048,7 +4574,7 @@
 
 <file path=word/footer1.xml><?xml version="1.0" encoding="utf-8"?>
 <w:ftr xmlns:wpc="http://schemas.microsoft.com/office/word/2010/wordprocessingCanvas" xmlns:cx="http://schemas.microsoft.com/office/drawing/2014/chartex" xmlns:cx1="http://schemas.microsoft.com/office/drawing/2015/9/8/chartex" xmlns:mc="http://schemas.openxmlformats.org/markup-compatibility/2006" xmlns:o="urn:schemas-microsoft-com:office:office" xmlns:r="http://schemas.openxmlformats.org/officeDocument/2006/relationships" xmlns:m="http://schemas.openxmlformats.org/officeDocument/2006/math" xmlns:v="urn:schemas-microsoft-com:vml" xmlns:wp14="http://schemas.microsoft.com/office/word/2010/wordprocessingDrawing" xmlns:wp="http://schemas.openxmlformats.org/drawingml/2006/wordprocessingDrawing" xmlns:w10="urn:schemas-microsoft-com:office:word" xmlns:w="http://schemas.openxmlformats.org/wordprocessingml/2006/main" xmlns:w14="http://schemas.microsoft.com/office/word/2010/wordml" xmlns:w15="http://schemas.microsoft.com/office/word/2012/wordml" xmlns:w16se="http://schemas.microsoft.com/office/word/2015/wordml/symex" xmlns:wpg="http://schemas.microsoft.com/office/word/2010/wordprocessingGroup" xmlns:wpi="http://schemas.microsoft.com/office/word/2010/wordprocessingInk" xmlns:wne="http://schemas.microsoft.com/office/word/2006/wordml" xmlns:wps="http://schemas.microsoft.com/office/word/2010/wordprocessingShape" mc:Ignorable="w14 w15 w16se wp14">
-  <w:p>
+  <w:p xmlns:wp14="http://schemas.microsoft.com/office/word/2010/wordml" wp14:textId="77777777">
     <w:pPr>
       <w:pStyle w:val="Rodap"/>
     </w:pPr>
@@ -5059,7 +4585,7 @@
 <file path=word/footnotes.xml><?xml version="1.0" encoding="utf-8"?>
 <w:footnotes xmlns:wpc="http://schemas.microsoft.com/office/word/2010/wordprocessingCanvas" xmlns:cx="http://schemas.microsoft.com/office/drawing/2014/chartex" xmlns:cx1="http://schemas.microsoft.com/office/drawing/2015/9/8/chartex" xmlns:mc="http://schemas.openxmlformats.org/markup-compatibility/2006" xmlns:o="urn:schemas-microsoft-com:office:office" xmlns:r="http://schemas.openxmlformats.org/officeDocument/2006/relationships" xmlns:m="http://schemas.openxmlformats.org/officeDocument/2006/math" xmlns:v="urn:schemas-microsoft-com:vml" xmlns:wp14="http://schemas.microsoft.com/office/word/2010/wordprocessingDrawing" xmlns:wp="http://schemas.openxmlformats.org/drawingml/2006/wordprocessingDrawing" xmlns:w10="urn:schemas-microsoft-com:office:word" xmlns:w="http://schemas.openxmlformats.org/wordprocessingml/2006/main" xmlns:w14="http://schemas.microsoft.com/office/word/2010/wordml" xmlns:w15="http://schemas.microsoft.com/office/word/2012/wordml" xmlns:w16se="http://schemas.microsoft.com/office/word/2015/wordml/symex" xmlns:wpg="http://schemas.microsoft.com/office/word/2010/wordprocessingGroup" xmlns:wpi="http://schemas.microsoft.com/office/word/2010/wordprocessingInk" xmlns:wne="http://schemas.microsoft.com/office/word/2006/wordml" xmlns:wps="http://schemas.microsoft.com/office/word/2010/wordprocessingShape" mc:Ignorable="w14 w15 w16se wp14">
   <w:footnote w:type="separator" w:id="-1">
-    <w:p>
+    <w:p xmlns:wp14="http://schemas.microsoft.com/office/word/2010/wordml" wp14:textId="77777777">
       <w:pPr>
         <w:spacing w:after="0" w:line="240" w:lineRule="auto"/>
       </w:pPr>
@@ -5069,7 +4595,7 @@
     </w:p>
   </w:footnote>
   <w:footnote w:type="continuationSeparator" w:id="0">
-    <w:p>
+    <w:p xmlns:wp14="http://schemas.microsoft.com/office/word/2010/wordml" wp14:textId="77777777">
       <w:pPr>
         <w:spacing w:after="0" w:line="240" w:lineRule="auto"/>
       </w:pPr>
@@ -5092,7 +4618,7 @@
       </w:docPartObj>
     </w:sdtPr>
     <w:sdtContent>
-      <w:p>
+      <w:p xmlns:wp14="http://schemas.microsoft.com/office/word/2010/wordml" wp14:textId="77777777">
         <w:pPr>
           <w:pStyle w:val="Cabealho"/>
           <w:jc w:val="right"/>
@@ -5118,7 +4644,7 @@
       </w:p>
     </w:sdtContent>
   </w:sdt>
-  <w:p>
+  <w:p xmlns:wp14="http://schemas.microsoft.com/office/word/2010/wordml" wp14:textId="77777777">
     <w:pPr>
       <w:pStyle w:val="Cabealho"/>
     </w:pPr>
@@ -5353,11 +4879,11 @@
 </file>
 
 <file path=word/styles.xml><?xml version="1.0" encoding="utf-8"?>
-<w:styles xmlns:mc="http://schemas.openxmlformats.org/markup-compatibility/2006" xmlns:r="http://schemas.openxmlformats.org/officeDocument/2006/relationships" xmlns:w="http://schemas.openxmlformats.org/wordprocessingml/2006/main" xmlns:w14="http://schemas.microsoft.com/office/word/2010/wordml" xmlns:w15="http://schemas.microsoft.com/office/word/2012/wordml" xmlns:w16se="http://schemas.microsoft.com/office/word/2015/wordml/symex" mc:Ignorable="w14 w15 w16se">
+<w:styles xmlns:wp14="http://schemas.microsoft.com/office/word/2010/wordprocessingDrawing" xmlns:mc="http://schemas.openxmlformats.org/markup-compatibility/2006" xmlns:r="http://schemas.openxmlformats.org/officeDocument/2006/relationships" xmlns:w="http://schemas.openxmlformats.org/wordprocessingml/2006/main" xmlns:w14="http://schemas.microsoft.com/office/word/2010/wordml" xmlns:w15="http://schemas.microsoft.com/office/word/2012/wordml" xmlns:w16se="http://schemas.microsoft.com/office/word/2015/wordml/symex" mc:Ignorable="w14 w15 w16se wp14">
   <w:docDefaults>
     <w:rPrDefault>
       <w:rPr>
-        <w:rFonts w:asciiTheme="minorHAnsi" w:eastAsiaTheme="minorHAnsi" w:hAnsiTheme="minorHAnsi" w:cstheme="minorBidi"/>
+        <w:rFonts w:asciiTheme="minorHAnsi" w:hAnsiTheme="minorHAnsi" w:eastAsiaTheme="minorHAnsi" w:cstheme="minorBidi"/>
         <w:sz w:val="22"/>
         <w:szCs w:val="22"/>
         <w:lang w:val="pt-BR" w:eastAsia="en-US" w:bidi="ar-SA"/>
@@ -5372,14 +4898,14 @@
   <w:latentStyles w:defLockedState="0" w:defUIPriority="99" w:defSemiHidden="0" w:defUnhideWhenUsed="0" w:defQFormat="0" w:count="371">
     <w:lsdException w:name="Normal" w:uiPriority="0" w:qFormat="1"/>
     <w:lsdException w:name="heading 1" w:uiPriority="9" w:qFormat="1"/>
-    <w:lsdException w:name="heading 2" w:semiHidden="1" w:uiPriority="9" w:unhideWhenUsed="1" w:qFormat="1"/>
-    <w:lsdException w:name="heading 3" w:semiHidden="1" w:uiPriority="9" w:unhideWhenUsed="1" w:qFormat="1"/>
-    <w:lsdException w:name="heading 4" w:semiHidden="1" w:uiPriority="9" w:unhideWhenUsed="1" w:qFormat="1"/>
-    <w:lsdException w:name="heading 5" w:semiHidden="1" w:uiPriority="9" w:unhideWhenUsed="1" w:qFormat="1"/>
-    <w:lsdException w:name="heading 6" w:semiHidden="1" w:uiPriority="9" w:unhideWhenUsed="1" w:qFormat="1"/>
-    <w:lsdException w:name="heading 7" w:semiHidden="1" w:uiPriority="9" w:unhideWhenUsed="1" w:qFormat="1"/>
-    <w:lsdException w:name="heading 8" w:semiHidden="1" w:uiPriority="9" w:unhideWhenUsed="1" w:qFormat="1"/>
-    <w:lsdException w:name="heading 9" w:semiHidden="1" w:uiPriority="9" w:unhideWhenUsed="1" w:qFormat="1"/>
+    <w:lsdException w:name="heading 2" w:uiPriority="9" w:semiHidden="1" w:unhideWhenUsed="1" w:qFormat="1"/>
+    <w:lsdException w:name="heading 3" w:uiPriority="9" w:semiHidden="1" w:unhideWhenUsed="1" w:qFormat="1"/>
+    <w:lsdException w:name="heading 4" w:uiPriority="9" w:semiHidden="1" w:unhideWhenUsed="1" w:qFormat="1"/>
+    <w:lsdException w:name="heading 5" w:uiPriority="9" w:semiHidden="1" w:unhideWhenUsed="1" w:qFormat="1"/>
+    <w:lsdException w:name="heading 6" w:uiPriority="9" w:semiHidden="1" w:unhideWhenUsed="1" w:qFormat="1"/>
+    <w:lsdException w:name="heading 7" w:uiPriority="9" w:semiHidden="1" w:unhideWhenUsed="1" w:qFormat="1"/>
+    <w:lsdException w:name="heading 8" w:uiPriority="9" w:semiHidden="1" w:unhideWhenUsed="1" w:qFormat="1"/>
+    <w:lsdException w:name="heading 9" w:uiPriority="9" w:semiHidden="1" w:unhideWhenUsed="1" w:qFormat="1"/>
     <w:lsdException w:name="index 1" w:semiHidden="1" w:unhideWhenUsed="1"/>
     <w:lsdException w:name="index 2" w:semiHidden="1" w:unhideWhenUsed="1"/>
     <w:lsdException w:name="index 3" w:semiHidden="1" w:unhideWhenUsed="1"/>
@@ -5389,22 +4915,22 @@
     <w:lsdException w:name="index 7" w:semiHidden="1" w:unhideWhenUsed="1"/>
     <w:lsdException w:name="index 8" w:semiHidden="1" w:unhideWhenUsed="1"/>
     <w:lsdException w:name="index 9" w:semiHidden="1" w:unhideWhenUsed="1"/>
-    <w:lsdException w:name="toc 1" w:semiHidden="1" w:uiPriority="39" w:unhideWhenUsed="1"/>
-    <w:lsdException w:name="toc 2" w:semiHidden="1" w:uiPriority="39" w:unhideWhenUsed="1"/>
-    <w:lsdException w:name="toc 3" w:semiHidden="1" w:uiPriority="39" w:unhideWhenUsed="1"/>
-    <w:lsdException w:name="toc 4" w:semiHidden="1" w:uiPriority="39" w:unhideWhenUsed="1"/>
-    <w:lsdException w:name="toc 5" w:semiHidden="1" w:uiPriority="39" w:unhideWhenUsed="1"/>
-    <w:lsdException w:name="toc 6" w:semiHidden="1" w:uiPriority="39" w:unhideWhenUsed="1"/>
-    <w:lsdException w:name="toc 7" w:semiHidden="1" w:uiPriority="39" w:unhideWhenUsed="1"/>
-    <w:lsdException w:name="toc 8" w:semiHidden="1" w:uiPriority="39" w:unhideWhenUsed="1"/>
-    <w:lsdException w:name="toc 9" w:semiHidden="1" w:uiPriority="39" w:unhideWhenUsed="1"/>
+    <w:lsdException w:name="toc 1" w:uiPriority="39" w:semiHidden="1" w:unhideWhenUsed="1"/>
+    <w:lsdException w:name="toc 2" w:uiPriority="39" w:semiHidden="1" w:unhideWhenUsed="1"/>
+    <w:lsdException w:name="toc 3" w:uiPriority="39" w:semiHidden="1" w:unhideWhenUsed="1"/>
+    <w:lsdException w:name="toc 4" w:uiPriority="39" w:semiHidden="1" w:unhideWhenUsed="1"/>
+    <w:lsdException w:name="toc 5" w:uiPriority="39" w:semiHidden="1" w:unhideWhenUsed="1"/>
+    <w:lsdException w:name="toc 6" w:uiPriority="39" w:semiHidden="1" w:unhideWhenUsed="1"/>
+    <w:lsdException w:name="toc 7" w:uiPriority="39" w:semiHidden="1" w:unhideWhenUsed="1"/>
+    <w:lsdException w:name="toc 8" w:uiPriority="39" w:semiHidden="1" w:unhideWhenUsed="1"/>
+    <w:lsdException w:name="toc 9" w:uiPriority="39" w:semiHidden="1" w:unhideWhenUsed="1"/>
     <w:lsdException w:name="Normal Indent" w:semiHidden="1" w:unhideWhenUsed="1"/>
     <w:lsdException w:name="footnote text" w:semiHidden="1" w:unhideWhenUsed="1"/>
     <w:lsdException w:name="annotation text" w:semiHidden="1" w:unhideWhenUsed="1"/>
     <w:lsdException w:name="header" w:semiHidden="1" w:unhideWhenUsed="1"/>
     <w:lsdException w:name="footer" w:semiHidden="1" w:unhideWhenUsed="1"/>
     <w:lsdException w:name="index heading" w:semiHidden="1" w:unhideWhenUsed="1"/>
-    <w:lsdException w:name="caption" w:semiHidden="1" w:uiPriority="35" w:unhideWhenUsed="1" w:qFormat="1"/>
+    <w:lsdException w:name="caption" w:uiPriority="35" w:semiHidden="1" w:unhideWhenUsed="1" w:qFormat="1"/>
     <w:lsdException w:name="table of figures" w:semiHidden="1" w:unhideWhenUsed="1"/>
     <w:lsdException w:name="envelope address" w:semiHidden="1" w:unhideWhenUsed="1"/>
     <w:lsdException w:name="envelope return" w:semiHidden="1" w:unhideWhenUsed="1"/>
@@ -5435,7 +4961,7 @@
     <w:lsdException w:name="Title" w:uiPriority="10" w:qFormat="1"/>
     <w:lsdException w:name="Closing" w:semiHidden="1" w:unhideWhenUsed="1"/>
     <w:lsdException w:name="Signature" w:semiHidden="1" w:unhideWhenUsed="1"/>
-    <w:lsdException w:name="Default Paragraph Font" w:semiHidden="1" w:uiPriority="1" w:unhideWhenUsed="1"/>
+    <w:lsdException w:name="Default Paragraph Font" w:uiPriority="1" w:semiHidden="1" w:unhideWhenUsed="1"/>
     <w:lsdException w:name="Body Text" w:semiHidden="1" w:unhideWhenUsed="1"/>
     <w:lsdException w:name="Body Text Indent" w:semiHidden="1" w:unhideWhenUsed="1"/>
     <w:lsdException w:name="List Continue" w:semiHidden="1" w:unhideWhenUsed="1"/>
@@ -5635,8 +5161,8 @@
     <w:lsdException w:name="Subtle Reference" w:uiPriority="31" w:qFormat="1"/>
     <w:lsdException w:name="Intense Reference" w:uiPriority="32" w:qFormat="1"/>
     <w:lsdException w:name="Book Title" w:uiPriority="33" w:qFormat="1"/>
-    <w:lsdException w:name="Bibliography" w:semiHidden="1" w:uiPriority="37" w:unhideWhenUsed="1"/>
-    <w:lsdException w:name="TOC Heading" w:semiHidden="1" w:uiPriority="39" w:unhideWhenUsed="1" w:qFormat="1"/>
+    <w:lsdException w:name="Bibliography" w:uiPriority="37" w:semiHidden="1" w:unhideWhenUsed="1"/>
+    <w:lsdException w:name="TOC Heading" w:uiPriority="39" w:semiHidden="1" w:unhideWhenUsed="1" w:qFormat="1"/>
     <w:lsdException w:name="Plain Table 1" w:uiPriority="41"/>
     <w:lsdException w:name="Plain Table 2" w:uiPriority="42"/>
     <w:lsdException w:name="Plain Table 3" w:uiPriority="43"/>
@@ -5742,7 +5268,7 @@
     <w:lsdException w:name="List Table 6 Colorful Accent 6" w:uiPriority="51"/>
     <w:lsdException w:name="List Table 7 Colorful Accent 6" w:uiPriority="52"/>
   </w:latentStyles>
-  <w:style w:type="paragraph" w:default="1" w:styleId="Normal">
+  <w:style w:type="paragraph" w:styleId="Normal" w:default="1">
     <w:name w:val="Normal"/>
     <w:qFormat/>
     <w:rsid w:val="0049782E"/>
@@ -5888,12 +5414,12 @@
       <w:b/>
     </w:rPr>
   </w:style>
-  <w:style w:type="character" w:default="1" w:styleId="Fontepargpadro">
+  <w:style w:type="character" w:styleId="Fontepargpadro" w:default="1">
     <w:name w:val="Default Paragraph Font"/>
     <w:uiPriority w:val="1"/>
     <w:unhideWhenUsed/>
   </w:style>
-  <w:style w:type="table" w:default="1" w:styleId="Tabelanormal">
+  <w:style w:type="table" w:styleId="Tabelanormal" w:default="1">
     <w:name w:val="Normal Table"/>
     <w:uiPriority w:val="99"/>
     <w:semiHidden/>
@@ -5908,7 +5434,7 @@
       </w:tblCellMar>
     </w:tblPr>
   </w:style>
-  <w:style w:type="numbering" w:default="1" w:styleId="Semlista">
+  <w:style w:type="numbering" w:styleId="Semlista" w:default="1">
     <w:name w:val="No List"/>
     <w:uiPriority w:val="99"/>
     <w:semiHidden/>
@@ -5930,14 +5456,14 @@
       <w:sz w:val="28"/>
     </w:rPr>
   </w:style>
-  <w:style w:type="character" w:customStyle="1" w:styleId="Ttulo1Char">
+  <w:style w:type="character" w:styleId="Ttulo1Char" w:customStyle="1">
     <w:name w:val="Título 1 Char"/>
     <w:basedOn w:val="Fontepargpadro"/>
     <w:link w:val="Ttulo1"/>
     <w:uiPriority w:val="9"/>
     <w:rsid w:val="0026684F"/>
     <w:rPr>
-      <w:rFonts w:ascii="Arial" w:eastAsiaTheme="majorEastAsia" w:hAnsi="Arial" w:cstheme="majorBidi"/>
+      <w:rFonts w:ascii="Arial" w:hAnsi="Arial" w:eastAsiaTheme="majorEastAsia" w:cstheme="majorBidi"/>
       <w:b/>
       <w:sz w:val="24"/>
       <w:szCs w:val="32"/>
@@ -5954,53 +5480,53 @@
       <w:contextualSpacing/>
     </w:pPr>
   </w:style>
-  <w:style w:type="character" w:customStyle="1" w:styleId="Ttulo2Char">
+  <w:style w:type="character" w:styleId="Ttulo2Char" w:customStyle="1">
     <w:name w:val="Título 2 Char"/>
     <w:basedOn w:val="Fontepargpadro"/>
     <w:link w:val="Ttulo2"/>
     <w:uiPriority w:val="9"/>
     <w:rsid w:val="002E7F5C"/>
     <w:rPr>
-      <w:rFonts w:ascii="Arial" w:eastAsiaTheme="majorEastAsia" w:hAnsi="Arial" w:cstheme="majorBidi"/>
+      <w:rFonts w:ascii="Arial" w:hAnsi="Arial" w:eastAsiaTheme="majorEastAsia" w:cstheme="majorBidi"/>
       <w:b/>
       <w:sz w:val="24"/>
       <w:szCs w:val="26"/>
     </w:rPr>
   </w:style>
-  <w:style w:type="character" w:customStyle="1" w:styleId="Ttulo3Char">
+  <w:style w:type="character" w:styleId="Ttulo3Char" w:customStyle="1">
     <w:name w:val="Título 3 Char"/>
     <w:basedOn w:val="Fontepargpadro"/>
     <w:link w:val="Ttulo3"/>
     <w:uiPriority w:val="9"/>
     <w:rsid w:val="002E7F5C"/>
     <w:rPr>
-      <w:rFonts w:ascii="Arial" w:eastAsiaTheme="majorEastAsia" w:hAnsi="Arial" w:cstheme="majorBidi"/>
+      <w:rFonts w:ascii="Arial" w:hAnsi="Arial" w:eastAsiaTheme="majorEastAsia" w:cstheme="majorBidi"/>
       <w:b/>
       <w:sz w:val="24"/>
       <w:szCs w:val="24"/>
     </w:rPr>
   </w:style>
-  <w:style w:type="character" w:customStyle="1" w:styleId="Ttulo4Char">
+  <w:style w:type="character" w:styleId="Ttulo4Char" w:customStyle="1">
     <w:name w:val="Título 4 Char"/>
     <w:basedOn w:val="Fontepargpadro"/>
     <w:link w:val="Ttulo4"/>
     <w:uiPriority w:val="9"/>
     <w:rsid w:val="002E7F5C"/>
     <w:rPr>
-      <w:rFonts w:ascii="Arial" w:eastAsiaTheme="majorEastAsia" w:hAnsi="Arial" w:cstheme="majorBidi"/>
+      <w:rFonts w:ascii="Arial" w:hAnsi="Arial" w:eastAsiaTheme="majorEastAsia" w:cstheme="majorBidi"/>
       <w:b/>
       <w:iCs/>
       <w:sz w:val="24"/>
     </w:rPr>
   </w:style>
-  <w:style w:type="character" w:customStyle="1" w:styleId="Ttulo5Char">
+  <w:style w:type="character" w:styleId="Ttulo5Char" w:customStyle="1">
     <w:name w:val="Título 5 Char"/>
     <w:basedOn w:val="Fontepargpadro"/>
     <w:link w:val="Ttulo5"/>
     <w:uiPriority w:val="9"/>
     <w:rsid w:val="002E7F5C"/>
     <w:rPr>
-      <w:rFonts w:ascii="Arial" w:eastAsiaTheme="majorEastAsia" w:hAnsi="Arial" w:cstheme="majorBidi"/>
+      <w:rFonts w:ascii="Arial" w:hAnsi="Arial" w:eastAsiaTheme="majorEastAsia" w:cstheme="majorBidi"/>
       <w:b/>
       <w:sz w:val="24"/>
     </w:rPr>
@@ -6101,7 +5627,7 @@
       <w:ind w:firstLine="0"/>
     </w:pPr>
   </w:style>
-  <w:style w:type="paragraph" w:customStyle="1" w:styleId="ImagenseFontes">
+  <w:style w:type="paragraph" w:styleId="ImagenseFontes" w:customStyle="1">
     <w:name w:val="Imagens e Fontes"/>
     <w:basedOn w:val="Normal"/>
     <w:link w:val="ImagenseFontesChar"/>
@@ -6117,7 +5643,7 @@
       <w:lang w:eastAsia="pt-BR"/>
     </w:rPr>
   </w:style>
-  <w:style w:type="character" w:customStyle="1" w:styleId="ImagenseFontesChar">
+  <w:style w:type="character" w:styleId="ImagenseFontesChar" w:customStyle="1">
     <w:name w:val="Imagens e Fontes Char"/>
     <w:basedOn w:val="Fontepargpadro"/>
     <w:link w:val="ImagenseFontes"/>
@@ -6162,7 +5688,7 @@
       <w:jc w:val="left"/>
     </w:pPr>
     <w:rPr>
-      <w:rFonts w:ascii="Times New Roman" w:eastAsia="Times New Roman" w:hAnsi="Times New Roman" w:cs="Times New Roman"/>
+      <w:rFonts w:ascii="Times New Roman" w:hAnsi="Times New Roman" w:eastAsia="Times New Roman" w:cs="Times New Roman"/>
       <w:szCs w:val="24"/>
       <w:lang w:eastAsia="pt-BR"/>
     </w:rPr>
@@ -6183,7 +5709,7 @@
       <w:szCs w:val="20"/>
     </w:rPr>
   </w:style>
-  <w:style w:type="character" w:customStyle="1" w:styleId="TextodenotadefimChar">
+  <w:style w:type="character" w:styleId="TextodenotadefimChar" w:customStyle="1">
     <w:name w:val="Texto de nota de fim Char"/>
     <w:basedOn w:val="Fontepargpadro"/>
     <w:link w:val="Textodenotadefim"/>
@@ -6224,7 +5750,7 @@
       <w:sz w:val="20"/>
     </w:rPr>
   </w:style>
-  <w:style w:type="character" w:customStyle="1" w:styleId="CitaoChar">
+  <w:style w:type="character" w:styleId="CitaoChar" w:customStyle="1">
     <w:name w:val="Citação Char"/>
     <w:basedOn w:val="Fontepargpadro"/>
     <w:link w:val="Citao"/>
@@ -6246,12 +5772,12 @@
     </w:pPr>
     <w:tblPr>
       <w:tblBorders>
-        <w:top w:val="single" w:sz="4" w:space="0" w:color="auto"/>
-        <w:left w:val="single" w:sz="4" w:space="0" w:color="auto"/>
-        <w:bottom w:val="single" w:sz="4" w:space="0" w:color="auto"/>
-        <w:right w:val="single" w:sz="4" w:space="0" w:color="auto"/>
-        <w:insideH w:val="single" w:sz="4" w:space="0" w:color="auto"/>
-        <w:insideV w:val="single" w:sz="4" w:space="0" w:color="auto"/>
+        <w:top w:val="single" w:color="auto" w:sz="4" w:space="0"/>
+        <w:left w:val="single" w:color="auto" w:sz="4" w:space="0"/>
+        <w:bottom w:val="single" w:color="auto" w:sz="4" w:space="0"/>
+        <w:right w:val="single" w:color="auto" w:sz="4" w:space="0"/>
+        <w:insideH w:val="single" w:color="auto" w:sz="4" w:space="0"/>
+        <w:insideV w:val="single" w:color="auto" w:sz="4" w:space="0"/>
       </w:tblBorders>
     </w:tblPr>
   </w:style>
@@ -6267,12 +5793,12 @@
       <w:tblStyleRowBandSize w:val="1"/>
       <w:tblStyleColBandSize w:val="1"/>
       <w:tblBorders>
-        <w:top w:val="single" w:sz="4" w:space="0" w:color="8EAADB" w:themeColor="accent5" w:themeTint="99"/>
-        <w:left w:val="single" w:sz="4" w:space="0" w:color="8EAADB" w:themeColor="accent5" w:themeTint="99"/>
-        <w:bottom w:val="single" w:sz="4" w:space="0" w:color="8EAADB" w:themeColor="accent5" w:themeTint="99"/>
-        <w:right w:val="single" w:sz="4" w:space="0" w:color="8EAADB" w:themeColor="accent5" w:themeTint="99"/>
-        <w:insideH w:val="single" w:sz="4" w:space="0" w:color="8EAADB" w:themeColor="accent5" w:themeTint="99"/>
-        <w:insideV w:val="single" w:sz="4" w:space="0" w:color="8EAADB" w:themeColor="accent5" w:themeTint="99"/>
+        <w:top w:val="single" w:color="8EAADB" w:themeColor="accent5" w:themeTint="99" w:sz="4" w:space="0"/>
+        <w:left w:val="single" w:color="8EAADB" w:themeColor="accent5" w:themeTint="99" w:sz="4" w:space="0"/>
+        <w:bottom w:val="single" w:color="8EAADB" w:themeColor="accent5" w:themeTint="99" w:sz="4" w:space="0"/>
+        <w:right w:val="single" w:color="8EAADB" w:themeColor="accent5" w:themeTint="99" w:sz="4" w:space="0"/>
+        <w:insideH w:val="single" w:color="8EAADB" w:themeColor="accent5" w:themeTint="99" w:sz="4" w:space="0"/>
+        <w:insideV w:val="single" w:color="8EAADB" w:themeColor="accent5" w:themeTint="99" w:sz="4" w:space="0"/>
       </w:tblBorders>
     </w:tblPr>
     <w:tblStylePr w:type="firstRow">
@@ -6284,10 +5810,10 @@
       <w:tblPr/>
       <w:tcPr>
         <w:tcBorders>
-          <w:top w:val="single" w:sz="4" w:space="0" w:color="4472C4" w:themeColor="accent5"/>
-          <w:left w:val="single" w:sz="4" w:space="0" w:color="4472C4" w:themeColor="accent5"/>
-          <w:bottom w:val="single" w:sz="4" w:space="0" w:color="4472C4" w:themeColor="accent5"/>
-          <w:right w:val="single" w:sz="4" w:space="0" w:color="4472C4" w:themeColor="accent5"/>
+          <w:top w:val="single" w:color="4472C4" w:themeColor="accent5" w:sz="4" w:space="0"/>
+          <w:left w:val="single" w:color="4472C4" w:themeColor="accent5" w:sz="4" w:space="0"/>
+          <w:bottom w:val="single" w:color="4472C4" w:themeColor="accent5" w:sz="4" w:space="0"/>
+          <w:right w:val="single" w:color="4472C4" w:themeColor="accent5" w:sz="4" w:space="0"/>
           <w:insideH w:val="nil"/>
           <w:insideV w:val="nil"/>
         </w:tcBorders>
@@ -6302,7 +5828,7 @@
       <w:tblPr/>
       <w:tcPr>
         <w:tcBorders>
-          <w:top w:val="double" w:sz="4" w:space="0" w:color="4472C4" w:themeColor="accent5"/>
+          <w:top w:val="double" w:color="4472C4" w:themeColor="accent5" w:sz="4" w:space="0"/>
         </w:tcBorders>
       </w:tcPr>
     </w:tblStylePr>
@@ -6357,7 +5883,7 @@
       <w:spacing w:after="0" w:line="240" w:lineRule="auto"/>
     </w:pPr>
   </w:style>
-  <w:style w:type="character" w:customStyle="1" w:styleId="CabealhoChar">
+  <w:style w:type="character" w:styleId="CabealhoChar" w:customStyle="1">
     <w:name w:val="Cabeçalho Char"/>
     <w:basedOn w:val="Fontepargpadro"/>
     <w:link w:val="Cabealho"/>
@@ -6383,7 +5909,7 @@
       <w:spacing w:after="0" w:line="240" w:lineRule="auto"/>
     </w:pPr>
   </w:style>
-  <w:style w:type="character" w:customStyle="1" w:styleId="RodapChar">
+  <w:style w:type="character" w:styleId="RodapChar" w:customStyle="1">
     <w:name w:val="Rodapé Char"/>
     <w:basedOn w:val="Fontepargpadro"/>
     <w:link w:val="Rodap"/>
@@ -8129,7 +7655,7 @@
 </file>
 
 <file path=word/theme/theme1.xml><?xml version="1.0" encoding="utf-8"?>
-<a:theme xmlns:a="http://schemas.openxmlformats.org/drawingml/2006/main" name="Tema do Office">
+<a:theme xmlns:a="http://schemas.openxmlformats.org/drawingml/2006/main" xmlns:thm15="http://schemas.microsoft.com/office/thememl/2012/main" name="Tema do Office">
   <a:themeElements>
     <a:clrScheme name="Office">
       <a:dk1>

--- a/Abnt.docx
+++ b/Abnt.docx
@@ -1,8 +1,8 @@
 
 <file path=word/document.xml><?xml version="1.0" encoding="utf-8"?>
-<w:document xmlns:wpc="http://schemas.microsoft.com/office/word/2010/wordprocessingCanvas" xmlns:cx="http://schemas.microsoft.com/office/drawing/2014/chartex" xmlns:cx1="http://schemas.microsoft.com/office/drawing/2015/9/8/chartex" xmlns:mc="http://schemas.openxmlformats.org/markup-compatibility/2006" xmlns:o="urn:schemas-microsoft-com:office:office" xmlns:r="http://schemas.openxmlformats.org/officeDocument/2006/relationships" xmlns:m="http://schemas.openxmlformats.org/officeDocument/2006/math" xmlns:v="urn:schemas-microsoft-com:vml" xmlns:wp14="http://schemas.microsoft.com/office/word/2010/wordprocessingDrawing" xmlns:wp="http://schemas.openxmlformats.org/drawingml/2006/wordprocessingDrawing" xmlns:w10="urn:schemas-microsoft-com:office:word" xmlns:w="http://schemas.openxmlformats.org/wordprocessingml/2006/main" xmlns:w14="http://schemas.microsoft.com/office/word/2010/wordml" xmlns:w15="http://schemas.microsoft.com/office/word/2012/wordml" xmlns:w16se="http://schemas.microsoft.com/office/word/2015/wordml/symex" xmlns:wpg="http://schemas.microsoft.com/office/word/2010/wordprocessingGroup" xmlns:wpi="http://schemas.microsoft.com/office/word/2010/wordprocessingInk" xmlns:wne="http://schemas.microsoft.com/office/word/2006/wordml" xmlns:wps="http://schemas.microsoft.com/office/word/2010/wordprocessingShape" xmlns:a="http://schemas.openxmlformats.org/drawingml/2006/main" xmlns:pic="http://schemas.openxmlformats.org/drawingml/2006/picture" xmlns:a14="http://schemas.microsoft.com/office/drawing/2010/main" xmlns:c="http://schemas.openxmlformats.org/drawingml/2006/chart" mc:Ignorable="w14 w15 w16se wp14">
+<w:document xmlns:wpc="http://schemas.microsoft.com/office/word/2010/wordprocessingCanvas" xmlns:cx="http://schemas.microsoft.com/office/drawing/2014/chartex" xmlns:cx1="http://schemas.microsoft.com/office/drawing/2015/9/8/chartex" xmlns:mc="http://schemas.openxmlformats.org/markup-compatibility/2006" xmlns:o="urn:schemas-microsoft-com:office:office" xmlns:r="http://schemas.openxmlformats.org/officeDocument/2006/relationships" xmlns:m="http://schemas.openxmlformats.org/officeDocument/2006/math" xmlns:v="urn:schemas-microsoft-com:vml" xmlns:wp14="http://schemas.microsoft.com/office/word/2010/wordprocessingDrawing" xmlns:wp="http://schemas.openxmlformats.org/drawingml/2006/wordprocessingDrawing" xmlns:w10="urn:schemas-microsoft-com:office:word" xmlns:w="http://schemas.openxmlformats.org/wordprocessingml/2006/main" xmlns:w14="http://schemas.microsoft.com/office/word/2010/wordml" xmlns:w15="http://schemas.microsoft.com/office/word/2012/wordml" xmlns:w16se="http://schemas.microsoft.com/office/word/2015/wordml/symex" xmlns:wpg="http://schemas.microsoft.com/office/word/2010/wordprocessingGroup" xmlns:wpi="http://schemas.microsoft.com/office/word/2010/wordprocessingInk" xmlns:wne="http://schemas.microsoft.com/office/word/2006/wordml" xmlns:wps="http://schemas.microsoft.com/office/word/2010/wordprocessingShape" mc:Ignorable="w14 w15 w16se wp14">
   <w:body>
-    <w:p xmlns:wp14="http://schemas.microsoft.com/office/word/2010/wordml" wp14:textId="77777777">
+    <w:p>
       <w:pPr>
         <w:pStyle w:val="SemEspaamento"/>
       </w:pPr>
@@ -10,7 +10,7 @@
         <w:t>CENTRO PAULA SOUZA</w:t>
       </w:r>
     </w:p>
-    <w:p xmlns:wp14="http://schemas.microsoft.com/office/word/2010/wordml" wp14:textId="77777777">
+    <w:p>
       <w:pPr>
         <w:pStyle w:val="SemEspaamento"/>
       </w:pPr>
@@ -18,7 +18,7 @@
         <w:t>ETEC PROFª MARIA CRISTINA MEDEIROS</w:t>
       </w:r>
     </w:p>
-    <w:p xmlns:wp14="http://schemas.microsoft.com/office/word/2010/wordml" wp14:textId="77777777">
+    <w:p>
       <w:pPr>
         <w:pStyle w:val="SemEspaamento"/>
       </w:pPr>
@@ -26,7 +26,7 @@
         <w:t>Informática para Internet Integrado ao Ensino Médio</w:t>
       </w:r>
     </w:p>
-    <w:p xmlns:wp14="http://schemas.microsoft.com/office/word/2010/wordml" wp14:textId="77777777">
+    <w:p>
       <w:pPr>
         <w:pStyle w:val="SemEspaamento"/>
         <w:spacing w:before="1920"/>
@@ -35,7 +35,7 @@
         <w:t>Arthur Ribeiro Luz</w:t>
       </w:r>
     </w:p>
-    <w:p xmlns:wp14="http://schemas.microsoft.com/office/word/2010/wordml" wp14:textId="77777777">
+    <w:p>
       <w:pPr>
         <w:pStyle w:val="SemEspaamento"/>
       </w:pPr>
@@ -43,7 +43,7 @@
         <w:t>Caio Oliveira Barreto</w:t>
       </w:r>
     </w:p>
-    <w:p xmlns:wp14="http://schemas.microsoft.com/office/word/2010/wordml" wp14:textId="77777777">
+    <w:p>
       <w:pPr>
         <w:pStyle w:val="SemEspaamento"/>
       </w:pPr>
@@ -51,7 +51,7 @@
         <w:t>Eduardo Luiz Franceliano</w:t>
       </w:r>
     </w:p>
-    <w:p xmlns:wp14="http://schemas.microsoft.com/office/word/2010/wordml" wp14:textId="77777777">
+    <w:p>
       <w:pPr>
         <w:pStyle w:val="SemEspaamento"/>
       </w:pPr>
@@ -59,7 +59,7 @@
         <w:t>Guilherme da Silva Gimenes</w:t>
       </w:r>
     </w:p>
-    <w:p xmlns:wp14="http://schemas.microsoft.com/office/word/2010/wordml" wp14:textId="77777777">
+    <w:p>
       <w:pPr>
         <w:pStyle w:val="SemEspaamento"/>
       </w:pPr>
@@ -67,7 +67,7 @@
         <w:t>João Arthur Rípoli Pereira Nunes</w:t>
       </w:r>
     </w:p>
-    <w:p xmlns:wp14="http://schemas.microsoft.com/office/word/2010/wordml" wp14:textId="77777777">
+    <w:p>
       <w:pPr>
         <w:pStyle w:val="SemEspaamento"/>
         <w:spacing w:before="2520"/>
@@ -79,7 +79,7 @@
         <w:t>: Jogo para conscientização sobre poluição, automação e política</w:t>
       </w:r>
     </w:p>
-    <w:p xmlns:wp14="http://schemas.microsoft.com/office/word/2010/wordml" wp14:textId="77777777">
+    <w:p>
       <w:pPr>
         <w:pStyle w:val="SemEspaamento"/>
         <w:spacing w:before="5640"/>
@@ -88,7 +88,7 @@
         <w:t>Ribeirão Pires</w:t>
       </w:r>
     </w:p>
-    <w:p xmlns:wp14="http://schemas.microsoft.com/office/word/2010/wordml" wp14:textId="77777777">
+    <w:p>
       <w:pPr>
         <w:pStyle w:val="SemEspaamento"/>
       </w:pPr>
@@ -96,7 +96,7 @@
         <w:t>2026</w:t>
       </w:r>
     </w:p>
-    <w:p xmlns:wp14="http://schemas.microsoft.com/office/word/2010/wordml" wp14:textId="77777777">
+    <w:p>
       <w:pPr>
         <w:rPr>
           <w:b/>
@@ -104,7 +104,7 @@
         </w:rPr>
       </w:pPr>
     </w:p>
-    <w:p xmlns:wp14="http://schemas.microsoft.com/office/word/2010/wordml" wp14:textId="77777777">
+    <w:p>
       <w:pPr>
         <w:pStyle w:val="SemEspaamento"/>
       </w:pPr>
@@ -112,7 +112,7 @@
         <w:t>Arthur Ribeiro Luz</w:t>
       </w:r>
     </w:p>
-    <w:p xmlns:wp14="http://schemas.microsoft.com/office/word/2010/wordml" wp14:textId="77777777">
+    <w:p>
       <w:pPr>
         <w:pStyle w:val="SemEspaamento"/>
       </w:pPr>
@@ -120,7 +120,7 @@
         <w:t>Caio Oliveira Barreto</w:t>
       </w:r>
     </w:p>
-    <w:p xmlns:wp14="http://schemas.microsoft.com/office/word/2010/wordml" wp14:textId="77777777">
+    <w:p>
       <w:pPr>
         <w:pStyle w:val="SemEspaamento"/>
       </w:pPr>
@@ -128,7 +128,7 @@
         <w:t>Eduardo Luiz Franceliano</w:t>
       </w:r>
     </w:p>
-    <w:p xmlns:wp14="http://schemas.microsoft.com/office/word/2010/wordml" wp14:textId="77777777">
+    <w:p>
       <w:pPr>
         <w:pStyle w:val="SemEspaamento"/>
       </w:pPr>
@@ -136,7 +136,7 @@
         <w:t>Guilherme da Silva Gimenes</w:t>
       </w:r>
     </w:p>
-    <w:p xmlns:wp14="http://schemas.microsoft.com/office/word/2010/wordml" wp14:textId="77777777">
+    <w:p>
       <w:pPr>
         <w:pStyle w:val="SemEspaamento"/>
       </w:pPr>
@@ -144,7 +144,7 @@
         <w:t>João Arthur Rípoli Pereira Nunes</w:t>
       </w:r>
     </w:p>
-    <w:p xmlns:wp14="http://schemas.microsoft.com/office/word/2010/wordml" wp14:textId="77777777">
+    <w:p>
       <w:pPr>
         <w:pStyle w:val="SemEspaamento"/>
         <w:spacing w:before="4920"/>
@@ -153,7 +153,7 @@
         <w:t>THERMAUTOMATA: Jogo para conscientização sobre poluição, automação e política</w:t>
       </w:r>
     </w:p>
-    <w:p xmlns:wp14="http://schemas.microsoft.com/office/word/2010/wordml" wp14:textId="77777777">
+    <w:p>
       <w:pPr>
         <w:pStyle w:val="SemEspaamento"/>
         <w:spacing w:before="960"/>
@@ -172,7 +172,7 @@
         <w:t>Trabalho de Conclusão de curso apresentado ao Curso Técnico em Informática para Internet Integrado ao Ensino Médio da ETEC ProfªMaria Cristina Medeiros, orientado pela ProfªMe. Cíntia Maria de Araújo Pinho, como requisito parcial para obtenção do título de técnico em Informática para Internet</w:t>
       </w:r>
     </w:p>
-    <w:p xmlns:wp14="http://schemas.microsoft.com/office/word/2010/wordml" wp14:textId="77777777">
+    <w:p>
       <w:pPr>
         <w:pStyle w:val="SemEspaamento"/>
         <w:spacing w:before="2880"/>
@@ -187,7 +187,7 @@
         <w:t>Ribeirão Pires</w:t>
       </w:r>
     </w:p>
-    <w:p xmlns:wp14="http://schemas.microsoft.com/office/word/2010/wordml" wp14:textId="77777777">
+    <w:p>
       <w:pPr>
         <w:pStyle w:val="SemEspaamento"/>
       </w:pPr>
@@ -195,57 +195,60 @@
         <w:t>2026</w:t>
       </w:r>
     </w:p>
-    <w:p xmlns:wp14="http://schemas.microsoft.com/office/word/2010/wordml" wp14:textId="77777777">
+    <w:p>
       <w:r>
         <w:br w:type="page"/>
       </w:r>
       <w:r>
+        <w:lastRenderedPageBreak/>
         <w:t>Ficha Catalográfica</w:t>
       </w:r>
     </w:p>
-    <w:p xmlns:wp14="http://schemas.microsoft.com/office/word/2010/wordml" wp14:textId="77777777">
+    <w:p>
       <w:r>
         <w:br w:type="page"/>
       </w:r>
     </w:p>
-    <w:p xmlns:wp14="http://schemas.microsoft.com/office/word/2010/wordml" wp14:textId="77777777">
+    <w:p>
       <w:pPr>
         <w:pStyle w:val="SemEspaamento"/>
       </w:pPr>
       <w:r>
+        <w:lastRenderedPageBreak/>
         <w:t>DEDICATÓRIA</w:t>
       </w:r>
     </w:p>
-    <w:p xmlns:wp14="http://schemas.microsoft.com/office/word/2010/wordml" wp14:textId="77777777">
+    <w:p>
       <w:r>
         <w:t>Aqui vai ficar a dedicatória</w:t>
       </w:r>
     </w:p>
-    <w:p xmlns:wp14="http://schemas.microsoft.com/office/word/2010/wordml" wp14:textId="77777777">
+    <w:p>
       <w:r>
         <w:br w:type="page"/>
       </w:r>
     </w:p>
-    <w:p xmlns:wp14="http://schemas.microsoft.com/office/word/2010/wordml" wp14:textId="77777777">
+    <w:p>
       <w:pPr>
         <w:pStyle w:val="SemEspaamento"/>
       </w:pPr>
       <w:r>
+        <w:lastRenderedPageBreak/>
         <w:t>AGRADECIMENTOS</w:t>
       </w:r>
     </w:p>
-    <w:p xmlns:wp14="http://schemas.microsoft.com/office/word/2010/wordml" wp14:textId="77777777">
+    <w:p>
       <w:r>
         <w:t>Aqui vai ficar os agradecimentos</w:t>
       </w:r>
     </w:p>
-    <w:p xmlns:wp14="http://schemas.microsoft.com/office/word/2010/wordml" wp14:textId="77777777">
+    <w:p>
       <w:r>
         <w:br w:type="page"/>
       </w:r>
     </w:p>
-    <w:p xmlns:wp14="http://schemas.microsoft.com/office/word/2010/wordml" wp14:textId="77777777"/>
-    <w:p xmlns:wp14="http://schemas.microsoft.com/office/word/2010/wordml" wp14:textId="77777777">
+    <w:p/>
+    <w:p>
       <w:pPr>
         <w:spacing w:before="12600"/>
       </w:pPr>
@@ -253,13 +256,13 @@
         <w:t>Frase</w:t>
       </w:r>
     </w:p>
-    <w:p xmlns:wp14="http://schemas.microsoft.com/office/word/2010/wordml" wp14:textId="77777777">
+    <w:p>
       <w:r>
         <w:t>Autor</w:t>
       </w:r>
     </w:p>
-    <w:p xmlns:wp14="http://schemas.microsoft.com/office/word/2010/wordml" wp14:textId="77777777"/>
-    <w:p xmlns:wp14="http://schemas.microsoft.com/office/word/2010/wordml" wp14:textId="77777777">
+    <w:p/>
+    <w:p>
       <w:pPr>
         <w:pStyle w:val="SemEspaamento"/>
       </w:pPr>
@@ -267,25 +270,26 @@
         <w:t>RESUMO</w:t>
       </w:r>
     </w:p>
-    <w:p xmlns:wp14="http://schemas.microsoft.com/office/word/2010/wordml" wp14:textId="77777777">
+    <w:p>
       <w:r>
         <w:t>Aqui jaz o resumo</w:t>
       </w:r>
     </w:p>
-    <w:p xmlns:wp14="http://schemas.microsoft.com/office/word/2010/wordml" wp14:textId="77777777">
+    <w:p>
       <w:r>
         <w:br w:type="page"/>
       </w:r>
     </w:p>
-    <w:p xmlns:wp14="http://schemas.microsoft.com/office/word/2010/wordml" wp14:textId="77777777">
+    <w:p>
       <w:pPr>
         <w:pStyle w:val="SemEspaamento"/>
       </w:pPr>
       <w:r>
+        <w:lastRenderedPageBreak/>
         <w:t>ABSTRACT</w:t>
       </w:r>
     </w:p>
-    <w:p xmlns:wp14="http://schemas.microsoft.com/office/word/2010/wordml" wp14:textId="77777777">
+    <w:p>
       <w:r>
         <w:t>Res</w:t>
       </w:r>
@@ -296,30 +300,31 @@
         <w:t>tion em engrish</w:t>
       </w:r>
     </w:p>
-    <w:p xmlns:wp14="http://schemas.microsoft.com/office/word/2010/wordml" wp14:textId="77777777">
+    <w:p>
       <w:r>
         <w:br w:type="page"/>
       </w:r>
     </w:p>
-    <w:p xmlns:wp14="http://schemas.microsoft.com/office/word/2010/wordml" wp14:textId="77777777">
+    <w:p>
       <w:pPr>
         <w:pStyle w:val="SemEspaamento"/>
       </w:pPr>
       <w:r>
+        <w:lastRenderedPageBreak/>
         <w:t>ÍNDICE DE ILUSTRAÇÕES</w:t>
       </w:r>
     </w:p>
-    <w:p xmlns:wp14="http://schemas.microsoft.com/office/word/2010/wordml" wp14:textId="77777777">
+    <w:p>
       <w:pPr>
         <w:pStyle w:val="SemEspaamento"/>
       </w:pPr>
     </w:p>
-    <w:p xmlns:wp14="http://schemas.microsoft.com/office/word/2010/wordml" wp14:textId="77777777">
+    <w:p>
       <w:pPr>
         <w:pStyle w:val="SemEspaamento"/>
       </w:pPr>
     </w:p>
-    <w:p xmlns:wp14="http://schemas.microsoft.com/office/word/2010/wordml" wp14:textId="77777777">
+    <w:p>
       <w:pPr>
         <w:pStyle w:val="SemEspaamento"/>
       </w:pPr>
@@ -327,12 +332,12 @@
         <w:t>FIGURAS</w:t>
       </w:r>
     </w:p>
-    <w:p xmlns:wp14="http://schemas.microsoft.com/office/word/2010/wordml" wp14:textId="77777777">
+    <w:p>
       <w:pPr>
         <w:pStyle w:val="SemEspaamento"/>
       </w:pPr>
     </w:p>
-    <w:p xmlns:wp14="http://schemas.microsoft.com/office/word/2010/wordml" wp14:textId="77777777">
+    <w:p>
       <w:pPr>
         <w:pStyle w:val="ndicedeilustraes"/>
         <w:tabs>
@@ -351,7 +356,7 @@
       <w:r>
         <w:fldChar w:fldCharType="separate"/>
       </w:r>
-      <w:hyperlink w:history="1" w:anchor="_Toc226613146">
+      <w:hyperlink w:anchor="_Toc226613146" w:history="1">
         <w:r>
           <w:rPr>
             <w:rStyle w:val="Hyperlink"/>
@@ -409,7 +414,7 @@
         </w:r>
       </w:hyperlink>
     </w:p>
-    <w:p xmlns:wp14="http://schemas.microsoft.com/office/word/2010/wordml" wp14:textId="77777777">
+    <w:p>
       <w:pPr>
         <w:pStyle w:val="ndicedeilustraes"/>
         <w:tabs>
@@ -419,7 +424,7 @@
           <w:noProof/>
         </w:rPr>
       </w:pPr>
-      <w:hyperlink w:history="1" w:anchor="_Toc226613147">
+      <w:hyperlink w:anchor="_Toc226613147" w:history="1">
         <w:r>
           <w:rPr>
             <w:rStyle w:val="Hyperlink"/>
@@ -477,7 +482,7 @@
         </w:r>
       </w:hyperlink>
     </w:p>
-    <w:p xmlns:wp14="http://schemas.microsoft.com/office/word/2010/wordml" wp14:textId="77777777">
+    <w:p>
       <w:pPr>
         <w:pStyle w:val="SemEspaamento"/>
       </w:pPr>
@@ -485,7 +490,7 @@
         <w:fldChar w:fldCharType="end"/>
       </w:r>
     </w:p>
-    <w:p xmlns:wp14="http://schemas.microsoft.com/office/word/2010/wordml" wp14:textId="77777777">
+    <w:p>
       <w:pPr>
         <w:pStyle w:val="SemEspaamento"/>
       </w:pPr>
@@ -493,19 +498,19 @@
         <w:t>QUADROS</w:t>
       </w:r>
     </w:p>
-    <w:p xmlns:wp14="http://schemas.microsoft.com/office/word/2010/wordml" wp14:textId="77777777">
+    <w:p>
       <w:pPr>
         <w:pStyle w:val="SemEspaamento"/>
       </w:pPr>
     </w:p>
-    <w:p xmlns:wp14="http://schemas.microsoft.com/office/word/2010/wordml" wp14:textId="77777777">
+    <w:p>
       <w:pPr>
         <w:pStyle w:val="ndicedeilustraes"/>
         <w:tabs>
           <w:tab w:val="right" w:leader="dot" w:pos="9061"/>
         </w:tabs>
         <w:rPr>
-          <w:rFonts w:asciiTheme="minorHAnsi" w:hAnsiTheme="minorHAnsi" w:eastAsiaTheme="minorEastAsia"/>
+          <w:rFonts w:asciiTheme="minorHAnsi" w:eastAsiaTheme="minorEastAsia" w:hAnsiTheme="minorHAnsi"/>
           <w:noProof/>
           <w:sz w:val="22"/>
           <w:lang w:eastAsia="pt-BR"/>
@@ -520,7 +525,7 @@
       <w:r>
         <w:fldChar w:fldCharType="separate"/>
       </w:r>
-      <w:hyperlink w:history="1" w:anchor="_Toc226613168">
+      <w:hyperlink w:anchor="_Toc226613168" w:history="1">
         <w:r>
           <w:rPr>
             <w:rStyle w:val="Hyperlink"/>
@@ -578,7 +583,7 @@
         </w:r>
       </w:hyperlink>
     </w:p>
-    <w:p xmlns:wp14="http://schemas.microsoft.com/office/word/2010/wordml" wp14:textId="77777777">
+    <w:p>
       <w:pPr>
         <w:pStyle w:val="SemEspaamento"/>
         <w:jc w:val="both"/>
@@ -587,7 +592,7 @@
         <w:fldChar w:fldCharType="end"/>
       </w:r>
     </w:p>
-    <w:p xmlns:wp14="http://schemas.microsoft.com/office/word/2010/wordml" wp14:textId="77777777">
+    <w:p>
       <w:pPr>
         <w:pStyle w:val="SemEspaamento"/>
       </w:pPr>
@@ -595,19 +600,19 @@
         <w:t>GRÁFICOS</w:t>
       </w:r>
     </w:p>
-    <w:p xmlns:wp14="http://schemas.microsoft.com/office/word/2010/wordml" wp14:textId="77777777">
+    <w:p>
       <w:pPr>
         <w:pStyle w:val="SemEspaamento"/>
       </w:pPr>
     </w:p>
-    <w:p xmlns:wp14="http://schemas.microsoft.com/office/word/2010/wordml" wp14:textId="77777777">
+    <w:p>
       <w:pPr>
         <w:pStyle w:val="ndicedeilustraes"/>
         <w:tabs>
           <w:tab w:val="right" w:leader="dot" w:pos="9061"/>
         </w:tabs>
         <w:rPr>
-          <w:rFonts w:asciiTheme="minorHAnsi" w:hAnsiTheme="minorHAnsi" w:eastAsiaTheme="minorEastAsia"/>
+          <w:rFonts w:asciiTheme="minorHAnsi" w:eastAsiaTheme="minorEastAsia" w:hAnsiTheme="minorHAnsi"/>
           <w:noProof/>
           <w:sz w:val="22"/>
           <w:lang w:eastAsia="pt-BR"/>
@@ -622,7 +627,7 @@
       <w:r>
         <w:fldChar w:fldCharType="separate"/>
       </w:r>
-      <w:hyperlink w:history="1" w:anchor="_Toc226613243">
+      <w:hyperlink w:anchor="_Toc226613243" w:history="1">
         <w:r>
           <w:rPr>
             <w:rStyle w:val="Hyperlink"/>
@@ -680,7 +685,7 @@
         </w:r>
       </w:hyperlink>
     </w:p>
-    <w:p xmlns:wp14="http://schemas.microsoft.com/office/word/2010/wordml" wp14:textId="77777777">
+    <w:p>
       <w:pPr>
         <w:pStyle w:val="SemEspaamento"/>
       </w:pPr>
@@ -688,7 +693,7 @@
         <w:fldChar w:fldCharType="end"/>
       </w:r>
     </w:p>
-    <w:p xmlns:wp14="http://schemas.microsoft.com/office/word/2010/wordml" wp14:textId="77777777">
+    <w:p>
       <w:pPr>
         <w:pStyle w:val="SemEspaamento"/>
       </w:pPr>
@@ -696,19 +701,19 @@
         <w:t>TABELAS</w:t>
       </w:r>
     </w:p>
-    <w:p xmlns:wp14="http://schemas.microsoft.com/office/word/2010/wordml" wp14:textId="77777777">
+    <w:p>
       <w:pPr>
         <w:pStyle w:val="SemEspaamento"/>
       </w:pPr>
     </w:p>
-    <w:p xmlns:wp14="http://schemas.microsoft.com/office/word/2010/wordml" wp14:textId="77777777">
+    <w:p>
       <w:pPr>
         <w:pStyle w:val="ndicedeilustraes"/>
         <w:tabs>
           <w:tab w:val="right" w:leader="dot" w:pos="9061"/>
         </w:tabs>
         <w:rPr>
-          <w:rFonts w:asciiTheme="minorHAnsi" w:hAnsiTheme="minorHAnsi" w:eastAsiaTheme="minorEastAsia"/>
+          <w:rFonts w:asciiTheme="minorHAnsi" w:eastAsiaTheme="minorEastAsia" w:hAnsiTheme="minorHAnsi"/>
           <w:noProof/>
           <w:sz w:val="22"/>
           <w:lang w:eastAsia="pt-BR"/>
@@ -723,7 +728,7 @@
       <w:r>
         <w:fldChar w:fldCharType="separate"/>
       </w:r>
-      <w:hyperlink w:history="1" w:anchor="_Toc226613252">
+      <w:hyperlink w:anchor="_Toc226613252" w:history="1">
         <w:r>
           <w:rPr>
             <w:rStyle w:val="Hyperlink"/>
@@ -781,7 +786,7 @@
         </w:r>
       </w:hyperlink>
     </w:p>
-    <w:p xmlns:wp14="http://schemas.microsoft.com/office/word/2010/wordml" wp14:textId="77777777">
+    <w:p>
       <w:pPr>
         <w:pStyle w:val="SemEspaamento"/>
       </w:pPr>
@@ -789,7 +794,7 @@
         <w:fldChar w:fldCharType="end"/>
       </w:r>
     </w:p>
-    <w:p xmlns:wp14="http://schemas.microsoft.com/office/word/2010/wordml" wp14:textId="77777777">
+    <w:p>
       <w:pPr>
         <w:rPr>
           <w:sz w:val="28"/>
@@ -799,12 +804,12 @@
         <w:br w:type="page"/>
       </w:r>
     </w:p>
-    <w:p xmlns:wp14="http://schemas.microsoft.com/office/word/2010/wordml" wp14:textId="77777777">
+    <w:p>
       <w:pPr>
         <w:pStyle w:val="SemEspaamento"/>
       </w:pPr>
     </w:p>
-    <w:p xmlns:wp14="http://schemas.microsoft.com/office/word/2010/wordml" wp14:textId="77777777">
+    <w:p>
       <w:pPr>
         <w:pStyle w:val="SemEspaamento"/>
       </w:pPr>
@@ -812,18 +817,18 @@
         <w:t>SUMÁRIO</w:t>
       </w:r>
     </w:p>
-    <w:p xmlns:wp14="http://schemas.microsoft.com/office/word/2010/wordml" wp14:textId="1599DDD4">
+    <w:p>
       <w:pPr>
         <w:pStyle w:val="Sumrio1"/>
         <w:tabs>
-          <w:tab w:val="left" w:leader="none" w:pos="480"/>
+          <w:tab w:val="clear" w:pos="9061"/>
+          <w:tab w:val="left" w:pos="480"/>
           <w:tab w:val="right" w:leader="dot" w:pos="9060"/>
         </w:tabs>
         <w:rPr>
-          <w:rFonts w:ascii="Calibri" w:hAnsi="Calibri" w:eastAsia="" w:asciiTheme="minorAscii" w:hAnsiTheme="minorAscii" w:eastAsiaTheme="minorEastAsia"/>
+          <w:rFonts w:asciiTheme="minorHAnsi" w:eastAsiaTheme="minorEastAsia" w:hAnsiTheme="minorHAnsi"/>
           <w:noProof/>
           <w:sz w:val="22"/>
-          <w:szCs w:val="22"/>
           <w:lang w:eastAsia="pt-BR"/>
         </w:rPr>
       </w:pPr>
@@ -831,7 +836,7 @@
         <w:fldChar w:fldCharType="begin"/>
       </w:r>
       <w:r>
-        <w:instrText xml:space="preserve">TOC \o "1-5" \z \u \h</w:instrText>
+        <w:instrText>TOC \o "1-5" \z \u \h</w:instrText>
       </w:r>
       <w:r>
         <w:fldChar w:fldCharType="separate"/>
@@ -859,7 +864,7 @@
           <w:fldChar w:fldCharType="begin"/>
         </w:r>
         <w:r>
-          <w:instrText xml:space="preserve">PAGEREF _Toc577091244 \h</w:instrText>
+          <w:instrText>PAGEREF _Toc577091244 \h</w:instrText>
         </w:r>
         <w:r>
           <w:fldChar w:fldCharType="separate"/>
@@ -875,18 +880,18 @@
         </w:r>
       </w:hyperlink>
     </w:p>
-    <w:p xmlns:wp14="http://schemas.microsoft.com/office/word/2010/wordml" wp14:textId="5B77063B">
+    <w:p>
       <w:pPr>
         <w:pStyle w:val="Sumrio2"/>
         <w:tabs>
-          <w:tab w:val="left" w:leader="none" w:pos="720"/>
+          <w:tab w:val="clear" w:pos="9061"/>
+          <w:tab w:val="left" w:pos="720"/>
           <w:tab w:val="right" w:leader="dot" w:pos="9060"/>
         </w:tabs>
         <w:rPr>
-          <w:rFonts w:ascii="Calibri" w:hAnsi="Calibri" w:eastAsia="" w:asciiTheme="minorAscii" w:hAnsiTheme="minorAscii" w:eastAsiaTheme="minorEastAsia"/>
+          <w:rFonts w:asciiTheme="minorHAnsi" w:eastAsiaTheme="minorEastAsia" w:hAnsiTheme="minorHAnsi"/>
           <w:noProof/>
           <w:sz w:val="22"/>
-          <w:szCs w:val="22"/>
           <w:lang w:eastAsia="pt-BR"/>
         </w:rPr>
       </w:pPr>
@@ -913,7 +918,7 @@
           <w:fldChar w:fldCharType="begin"/>
         </w:r>
         <w:r>
-          <w:instrText xml:space="preserve">PAGEREF _Toc2006291682 \h</w:instrText>
+          <w:instrText>PAGEREF _Toc2006291682 \h</w:instrText>
         </w:r>
         <w:r>
           <w:fldChar w:fldCharType="separate"/>
@@ -929,18 +934,18 @@
         </w:r>
       </w:hyperlink>
     </w:p>
-    <w:p xmlns:wp14="http://schemas.microsoft.com/office/word/2010/wordml" wp14:textId="72C8E872">
+    <w:p>
       <w:pPr>
         <w:pStyle w:val="Sumrio2"/>
         <w:tabs>
-          <w:tab w:val="left" w:leader="none" w:pos="720"/>
+          <w:tab w:val="clear" w:pos="9061"/>
+          <w:tab w:val="left" w:pos="720"/>
           <w:tab w:val="right" w:leader="dot" w:pos="9060"/>
         </w:tabs>
         <w:rPr>
-          <w:rFonts w:ascii="Calibri" w:hAnsi="Calibri" w:eastAsia="" w:asciiTheme="minorAscii" w:hAnsiTheme="minorAscii" w:eastAsiaTheme="minorEastAsia"/>
+          <w:rFonts w:asciiTheme="minorHAnsi" w:eastAsiaTheme="minorEastAsia" w:hAnsiTheme="minorHAnsi"/>
           <w:noProof/>
           <w:sz w:val="22"/>
-          <w:szCs w:val="22"/>
           <w:lang w:eastAsia="pt-BR"/>
         </w:rPr>
       </w:pPr>
@@ -967,7 +972,7 @@
           <w:fldChar w:fldCharType="begin"/>
         </w:r>
         <w:r>
-          <w:instrText xml:space="preserve">PAGEREF _Toc741111477 \h</w:instrText>
+          <w:instrText>PAGEREF _Toc741111477 \h</w:instrText>
         </w:r>
         <w:r>
           <w:fldChar w:fldCharType="separate"/>
@@ -983,18 +988,18 @@
         </w:r>
       </w:hyperlink>
     </w:p>
-    <w:p xmlns:wp14="http://schemas.microsoft.com/office/word/2010/wordml" wp14:textId="59B4CB28">
+    <w:p>
       <w:pPr>
         <w:pStyle w:val="Sumrio2"/>
         <w:tabs>
-          <w:tab w:val="left" w:leader="none" w:pos="720"/>
+          <w:tab w:val="clear" w:pos="9061"/>
+          <w:tab w:val="left" w:pos="720"/>
           <w:tab w:val="right" w:leader="dot" w:pos="9060"/>
         </w:tabs>
         <w:rPr>
-          <w:rFonts w:ascii="Calibri" w:hAnsi="Calibri" w:eastAsia="" w:asciiTheme="minorAscii" w:hAnsiTheme="minorAscii" w:eastAsiaTheme="minorEastAsia"/>
+          <w:rFonts w:asciiTheme="minorHAnsi" w:eastAsiaTheme="minorEastAsia" w:hAnsiTheme="minorHAnsi"/>
           <w:noProof/>
           <w:sz w:val="22"/>
-          <w:szCs w:val="22"/>
           <w:lang w:eastAsia="pt-BR"/>
         </w:rPr>
       </w:pPr>
@@ -1021,7 +1026,7 @@
           <w:fldChar w:fldCharType="begin"/>
         </w:r>
         <w:r>
-          <w:instrText xml:space="preserve">PAGEREF _Toc643444076 \h</w:instrText>
+          <w:instrText>PAGEREF _Toc643444076 \h</w:instrText>
         </w:r>
         <w:r>
           <w:fldChar w:fldCharType="separate"/>
@@ -1037,18 +1042,18 @@
         </w:r>
       </w:hyperlink>
     </w:p>
-    <w:p xmlns:wp14="http://schemas.microsoft.com/office/word/2010/wordml" wp14:textId="1156C597">
+    <w:p>
       <w:pPr>
         <w:pStyle w:val="Sumrio3"/>
         <w:tabs>
-          <w:tab w:val="left" w:leader="none" w:pos="1200"/>
+          <w:tab w:val="clear" w:pos="9061"/>
+          <w:tab w:val="left" w:pos="1200"/>
           <w:tab w:val="right" w:leader="dot" w:pos="9060"/>
         </w:tabs>
         <w:rPr>
-          <w:rFonts w:ascii="Calibri" w:hAnsi="Calibri" w:eastAsia="" w:asciiTheme="minorAscii" w:hAnsiTheme="minorAscii" w:eastAsiaTheme="minorEastAsia"/>
+          <w:rFonts w:asciiTheme="minorHAnsi" w:eastAsiaTheme="minorEastAsia" w:hAnsiTheme="minorHAnsi"/>
           <w:noProof/>
           <w:sz w:val="22"/>
-          <w:szCs w:val="22"/>
           <w:lang w:eastAsia="pt-BR"/>
         </w:rPr>
       </w:pPr>
@@ -1075,7 +1080,7 @@
           <w:fldChar w:fldCharType="begin"/>
         </w:r>
         <w:r>
-          <w:instrText xml:space="preserve">PAGEREF _Toc1095139646 \h</w:instrText>
+          <w:instrText>PAGEREF _Toc1095139646 \h</w:instrText>
         </w:r>
         <w:r>
           <w:fldChar w:fldCharType="separate"/>
@@ -1091,18 +1096,18 @@
         </w:r>
       </w:hyperlink>
     </w:p>
-    <w:p xmlns:wp14="http://schemas.microsoft.com/office/word/2010/wordml" wp14:textId="7FEF726D">
+    <w:p>
       <w:pPr>
         <w:pStyle w:val="Sumrio3"/>
         <w:tabs>
-          <w:tab w:val="left" w:leader="none" w:pos="1200"/>
+          <w:tab w:val="clear" w:pos="9061"/>
+          <w:tab w:val="left" w:pos="1200"/>
           <w:tab w:val="right" w:leader="dot" w:pos="9060"/>
         </w:tabs>
         <w:rPr>
-          <w:rFonts w:ascii="Calibri" w:hAnsi="Calibri" w:eastAsia="" w:asciiTheme="minorAscii" w:hAnsiTheme="minorAscii" w:eastAsiaTheme="minorEastAsia"/>
+          <w:rFonts w:asciiTheme="minorHAnsi" w:eastAsiaTheme="minorEastAsia" w:hAnsiTheme="minorHAnsi"/>
           <w:noProof/>
           <w:sz w:val="22"/>
-          <w:szCs w:val="22"/>
           <w:lang w:eastAsia="pt-BR"/>
         </w:rPr>
       </w:pPr>
@@ -1129,7 +1134,7 @@
           <w:fldChar w:fldCharType="begin"/>
         </w:r>
         <w:r>
-          <w:instrText xml:space="preserve">PAGEREF _Toc1947799233 \h</w:instrText>
+          <w:instrText>PAGEREF _Toc1947799233 \h</w:instrText>
         </w:r>
         <w:r>
           <w:fldChar w:fldCharType="separate"/>
@@ -1145,18 +1150,18 @@
         </w:r>
       </w:hyperlink>
     </w:p>
-    <w:p xmlns:wp14="http://schemas.microsoft.com/office/word/2010/wordml" wp14:textId="5E1EDF20">
+    <w:p>
       <w:pPr>
         <w:pStyle w:val="Sumrio2"/>
         <w:tabs>
-          <w:tab w:val="left" w:leader="none" w:pos="720"/>
+          <w:tab w:val="clear" w:pos="9061"/>
+          <w:tab w:val="left" w:pos="720"/>
           <w:tab w:val="right" w:leader="dot" w:pos="9060"/>
         </w:tabs>
         <w:rPr>
-          <w:rFonts w:ascii="Calibri" w:hAnsi="Calibri" w:eastAsia="" w:asciiTheme="minorAscii" w:hAnsiTheme="minorAscii" w:eastAsiaTheme="minorEastAsia"/>
+          <w:rFonts w:asciiTheme="minorHAnsi" w:eastAsiaTheme="minorEastAsia" w:hAnsiTheme="minorHAnsi"/>
           <w:noProof/>
           <w:sz w:val="22"/>
-          <w:szCs w:val="22"/>
           <w:lang w:eastAsia="pt-BR"/>
         </w:rPr>
       </w:pPr>
@@ -1183,7 +1188,7 @@
           <w:fldChar w:fldCharType="begin"/>
         </w:r>
         <w:r>
-          <w:instrText xml:space="preserve">PAGEREF _Toc1306546911 \h</w:instrText>
+          <w:instrText>PAGEREF _Toc1306546911 \h</w:instrText>
         </w:r>
         <w:r>
           <w:fldChar w:fldCharType="separate"/>
@@ -1199,18 +1204,18 @@
         </w:r>
       </w:hyperlink>
     </w:p>
-    <w:p xmlns:wp14="http://schemas.microsoft.com/office/word/2010/wordml" wp14:textId="02AA0B02">
+    <w:p>
       <w:pPr>
         <w:pStyle w:val="Sumrio2"/>
         <w:tabs>
-          <w:tab w:val="left" w:leader="none" w:pos="720"/>
+          <w:tab w:val="clear" w:pos="9061"/>
+          <w:tab w:val="left" w:pos="720"/>
           <w:tab w:val="right" w:leader="dot" w:pos="9060"/>
         </w:tabs>
         <w:rPr>
-          <w:rFonts w:ascii="Calibri" w:hAnsi="Calibri" w:eastAsia="" w:asciiTheme="minorAscii" w:hAnsiTheme="minorAscii" w:eastAsiaTheme="minorEastAsia"/>
+          <w:rFonts w:asciiTheme="minorHAnsi" w:eastAsiaTheme="minorEastAsia" w:hAnsiTheme="minorHAnsi"/>
           <w:noProof/>
           <w:sz w:val="22"/>
-          <w:szCs w:val="22"/>
           <w:lang w:eastAsia="pt-BR"/>
         </w:rPr>
       </w:pPr>
@@ -1237,7 +1242,7 @@
           <w:fldChar w:fldCharType="begin"/>
         </w:r>
         <w:r>
-          <w:instrText xml:space="preserve">PAGEREF _Toc1255624074 \h</w:instrText>
+          <w:instrText>PAGEREF _Toc1255624074 \h</w:instrText>
         </w:r>
         <w:r>
           <w:fldChar w:fldCharType="separate"/>
@@ -1253,18 +1258,18 @@
         </w:r>
       </w:hyperlink>
     </w:p>
-    <w:p xmlns:wp14="http://schemas.microsoft.com/office/word/2010/wordml" wp14:textId="316DCE75">
+    <w:p>
       <w:pPr>
         <w:pStyle w:val="Sumrio1"/>
         <w:tabs>
-          <w:tab w:val="left" w:leader="none" w:pos="480"/>
+          <w:tab w:val="clear" w:pos="9061"/>
+          <w:tab w:val="left" w:pos="480"/>
           <w:tab w:val="right" w:leader="dot" w:pos="9060"/>
         </w:tabs>
         <w:rPr>
-          <w:rFonts w:ascii="Calibri" w:hAnsi="Calibri" w:eastAsia="" w:asciiTheme="minorAscii" w:hAnsiTheme="minorAscii" w:eastAsiaTheme="minorEastAsia"/>
+          <w:rFonts w:asciiTheme="minorHAnsi" w:eastAsiaTheme="minorEastAsia" w:hAnsiTheme="minorHAnsi"/>
           <w:noProof/>
           <w:sz w:val="22"/>
-          <w:szCs w:val="22"/>
           <w:lang w:eastAsia="pt-BR"/>
         </w:rPr>
       </w:pPr>
@@ -1291,7 +1296,7 @@
           <w:fldChar w:fldCharType="begin"/>
         </w:r>
         <w:r>
-          <w:instrText xml:space="preserve">PAGEREF _Toc1996055768 \h</w:instrText>
+          <w:instrText>PAGEREF _Toc1996055768 \h</w:instrText>
         </w:r>
         <w:r>
           <w:fldChar w:fldCharType="separate"/>
@@ -1307,18 +1312,18 @@
         </w:r>
       </w:hyperlink>
     </w:p>
-    <w:p xmlns:wp14="http://schemas.microsoft.com/office/word/2010/wordml" wp14:textId="05E7DF09">
+    <w:p>
       <w:pPr>
         <w:pStyle w:val="Sumrio2"/>
         <w:tabs>
-          <w:tab w:val="left" w:leader="none" w:pos="720"/>
+          <w:tab w:val="clear" w:pos="9061"/>
+          <w:tab w:val="left" w:pos="720"/>
           <w:tab w:val="right" w:leader="dot" w:pos="9060"/>
         </w:tabs>
         <w:rPr>
-          <w:rFonts w:ascii="Calibri" w:hAnsi="Calibri" w:eastAsia="" w:asciiTheme="minorAscii" w:hAnsiTheme="minorAscii" w:eastAsiaTheme="minorEastAsia"/>
+          <w:rFonts w:asciiTheme="minorHAnsi" w:eastAsiaTheme="minorEastAsia" w:hAnsiTheme="minorHAnsi"/>
           <w:noProof/>
           <w:sz w:val="22"/>
-          <w:szCs w:val="22"/>
           <w:lang w:eastAsia="pt-BR"/>
         </w:rPr>
       </w:pPr>
@@ -1345,7 +1350,7 @@
           <w:fldChar w:fldCharType="begin"/>
         </w:r>
         <w:r>
-          <w:instrText xml:space="preserve">PAGEREF _Toc1286324886 \h</w:instrText>
+          <w:instrText>PAGEREF _Toc1286324886 \h</w:instrText>
         </w:r>
         <w:r>
           <w:fldChar w:fldCharType="separate"/>
@@ -1361,18 +1366,18 @@
         </w:r>
       </w:hyperlink>
     </w:p>
-    <w:p xmlns:wp14="http://schemas.microsoft.com/office/word/2010/wordml" wp14:textId="177A90CD">
+    <w:p>
       <w:pPr>
         <w:pStyle w:val="Sumrio3"/>
         <w:tabs>
-          <w:tab w:val="left" w:leader="none" w:pos="1200"/>
+          <w:tab w:val="clear" w:pos="9061"/>
+          <w:tab w:val="left" w:pos="1200"/>
           <w:tab w:val="right" w:leader="dot" w:pos="9060"/>
         </w:tabs>
         <w:rPr>
-          <w:rFonts w:ascii="Calibri" w:hAnsi="Calibri" w:eastAsia="" w:asciiTheme="minorAscii" w:hAnsiTheme="minorAscii" w:eastAsiaTheme="minorEastAsia"/>
+          <w:rFonts w:asciiTheme="minorHAnsi" w:eastAsiaTheme="minorEastAsia" w:hAnsiTheme="minorHAnsi"/>
           <w:noProof/>
           <w:sz w:val="22"/>
-          <w:szCs w:val="22"/>
           <w:lang w:eastAsia="pt-BR"/>
         </w:rPr>
       </w:pPr>
@@ -1399,7 +1404,7 @@
           <w:fldChar w:fldCharType="begin"/>
         </w:r>
         <w:r>
-          <w:instrText xml:space="preserve">PAGEREF _Toc21309938 \h</w:instrText>
+          <w:instrText>PAGEREF _Toc21309938 \h</w:instrText>
         </w:r>
         <w:r>
           <w:fldChar w:fldCharType="separate"/>
@@ -1415,18 +1420,18 @@
         </w:r>
       </w:hyperlink>
     </w:p>
-    <w:p xmlns:wp14="http://schemas.microsoft.com/office/word/2010/wordml" wp14:textId="78C973FC">
+    <w:p>
       <w:pPr>
         <w:pStyle w:val="Sumrio2"/>
         <w:tabs>
-          <w:tab w:val="left" w:leader="none" w:pos="720"/>
+          <w:tab w:val="clear" w:pos="9061"/>
+          <w:tab w:val="left" w:pos="720"/>
           <w:tab w:val="right" w:leader="dot" w:pos="9060"/>
         </w:tabs>
         <w:rPr>
-          <w:rFonts w:ascii="Calibri" w:hAnsi="Calibri" w:eastAsia="" w:asciiTheme="minorAscii" w:hAnsiTheme="minorAscii" w:eastAsiaTheme="minorEastAsia"/>
+          <w:rFonts w:asciiTheme="minorHAnsi" w:eastAsiaTheme="minorEastAsia" w:hAnsiTheme="minorHAnsi"/>
           <w:noProof/>
           <w:sz w:val="22"/>
-          <w:szCs w:val="22"/>
           <w:lang w:eastAsia="pt-BR"/>
         </w:rPr>
       </w:pPr>
@@ -1453,7 +1458,7 @@
           <w:fldChar w:fldCharType="begin"/>
         </w:r>
         <w:r>
-          <w:instrText xml:space="preserve">PAGEREF _Toc1888287247 \h</w:instrText>
+          <w:instrText>PAGEREF _Toc1888287247 \h</w:instrText>
         </w:r>
         <w:r>
           <w:fldChar w:fldCharType="separate"/>
@@ -1469,18 +1474,18 @@
         </w:r>
       </w:hyperlink>
     </w:p>
-    <w:p xmlns:wp14="http://schemas.microsoft.com/office/word/2010/wordml" wp14:textId="0E5A6289">
+    <w:p>
       <w:pPr>
         <w:pStyle w:val="Sumrio3"/>
         <w:tabs>
-          <w:tab w:val="left" w:leader="none" w:pos="1200"/>
+          <w:tab w:val="clear" w:pos="9061"/>
+          <w:tab w:val="left" w:pos="1200"/>
           <w:tab w:val="right" w:leader="dot" w:pos="9060"/>
         </w:tabs>
         <w:rPr>
-          <w:rFonts w:ascii="Calibri" w:hAnsi="Calibri" w:eastAsia="" w:asciiTheme="minorAscii" w:hAnsiTheme="minorAscii" w:eastAsiaTheme="minorEastAsia"/>
+          <w:rFonts w:asciiTheme="minorHAnsi" w:eastAsiaTheme="minorEastAsia" w:hAnsiTheme="minorHAnsi"/>
           <w:noProof/>
           <w:sz w:val="22"/>
-          <w:szCs w:val="22"/>
           <w:lang w:eastAsia="pt-BR"/>
         </w:rPr>
       </w:pPr>
@@ -1507,7 +1512,7 @@
           <w:fldChar w:fldCharType="begin"/>
         </w:r>
         <w:r>
-          <w:instrText xml:space="preserve">PAGEREF _Toc1152342913 \h</w:instrText>
+          <w:instrText>PAGEREF _Toc1152342913 \h</w:instrText>
         </w:r>
         <w:r>
           <w:fldChar w:fldCharType="separate"/>
@@ -1523,18 +1528,18 @@
         </w:r>
       </w:hyperlink>
     </w:p>
-    <w:p xmlns:wp14="http://schemas.microsoft.com/office/word/2010/wordml" wp14:textId="27C099B9">
+    <w:p>
       <w:pPr>
         <w:pStyle w:val="Sumrio4"/>
         <w:tabs>
-          <w:tab w:val="left" w:leader="none" w:pos="1680"/>
+          <w:tab w:val="clear" w:pos="9061"/>
+          <w:tab w:val="left" w:pos="1680"/>
           <w:tab w:val="right" w:leader="dot" w:pos="9060"/>
         </w:tabs>
         <w:rPr>
-          <w:rFonts w:ascii="Calibri" w:hAnsi="Calibri" w:eastAsia="" w:asciiTheme="minorAscii" w:hAnsiTheme="minorAscii" w:eastAsiaTheme="minorEastAsia"/>
+          <w:rFonts w:asciiTheme="minorHAnsi" w:eastAsiaTheme="minorEastAsia" w:hAnsiTheme="minorHAnsi"/>
           <w:noProof/>
           <w:sz w:val="22"/>
-          <w:szCs w:val="22"/>
           <w:lang w:eastAsia="pt-BR"/>
         </w:rPr>
       </w:pPr>
@@ -1561,7 +1566,7 @@
           <w:fldChar w:fldCharType="begin"/>
         </w:r>
         <w:r>
-          <w:instrText xml:space="preserve">PAGEREF _Toc232959903 \h</w:instrText>
+          <w:instrText>PAGEREF _Toc232959903 \h</w:instrText>
         </w:r>
         <w:r>
           <w:fldChar w:fldCharType="separate"/>
@@ -1577,18 +1582,18 @@
         </w:r>
       </w:hyperlink>
     </w:p>
-    <w:p xmlns:wp14="http://schemas.microsoft.com/office/word/2010/wordml" wp14:textId="4E20597D">
+    <w:p>
       <w:pPr>
         <w:pStyle w:val="Sumrio5"/>
         <w:tabs>
-          <w:tab w:val="left" w:leader="none" w:pos="2160"/>
+          <w:tab w:val="clear" w:pos="9061"/>
+          <w:tab w:val="left" w:pos="2160"/>
           <w:tab w:val="right" w:leader="dot" w:pos="9060"/>
         </w:tabs>
         <w:rPr>
-          <w:rFonts w:ascii="Calibri" w:hAnsi="Calibri" w:eastAsia="" w:asciiTheme="minorAscii" w:hAnsiTheme="minorAscii" w:eastAsiaTheme="minorEastAsia"/>
+          <w:rFonts w:asciiTheme="minorHAnsi" w:eastAsiaTheme="minorEastAsia" w:hAnsiTheme="minorHAnsi"/>
           <w:noProof/>
           <w:sz w:val="22"/>
-          <w:szCs w:val="22"/>
           <w:lang w:eastAsia="pt-BR"/>
         </w:rPr>
       </w:pPr>
@@ -1615,7 +1620,7 @@
           <w:fldChar w:fldCharType="begin"/>
         </w:r>
         <w:r>
-          <w:instrText xml:space="preserve">PAGEREF _Toc1564280167 \h</w:instrText>
+          <w:instrText>PAGEREF _Toc1564280167 \h</w:instrText>
         </w:r>
         <w:r>
           <w:fldChar w:fldCharType="separate"/>
@@ -1631,18 +1636,18 @@
         </w:r>
       </w:hyperlink>
     </w:p>
-    <w:p xmlns:wp14="http://schemas.microsoft.com/office/word/2010/wordml" wp14:textId="27076299">
+    <w:p>
       <w:pPr>
         <w:pStyle w:val="Sumrio1"/>
         <w:tabs>
-          <w:tab w:val="left" w:leader="none" w:pos="480"/>
+          <w:tab w:val="clear" w:pos="9061"/>
+          <w:tab w:val="left" w:pos="480"/>
           <w:tab w:val="right" w:leader="dot" w:pos="9060"/>
         </w:tabs>
         <w:rPr>
-          <w:rFonts w:ascii="Calibri" w:hAnsi="Calibri" w:eastAsia="" w:asciiTheme="minorAscii" w:hAnsiTheme="minorAscii" w:eastAsiaTheme="minorEastAsia"/>
+          <w:rFonts w:asciiTheme="minorHAnsi" w:eastAsiaTheme="minorEastAsia" w:hAnsiTheme="minorHAnsi"/>
           <w:noProof/>
           <w:sz w:val="22"/>
-          <w:szCs w:val="22"/>
           <w:lang w:eastAsia="pt-BR"/>
         </w:rPr>
       </w:pPr>
@@ -1669,7 +1674,7 @@
           <w:fldChar w:fldCharType="begin"/>
         </w:r>
         <w:r>
-          <w:instrText xml:space="preserve">PAGEREF _Toc1716222340 \h</w:instrText>
+          <w:instrText>PAGEREF _Toc1716222340 \h</w:instrText>
         </w:r>
         <w:r>
           <w:fldChar w:fldCharType="separate"/>
@@ -1685,18 +1690,18 @@
         </w:r>
       </w:hyperlink>
     </w:p>
-    <w:p xmlns:wp14="http://schemas.microsoft.com/office/word/2010/wordml" wp14:textId="71D04EFF">
+    <w:p>
       <w:pPr>
         <w:pStyle w:val="Sumrio2"/>
         <w:tabs>
-          <w:tab w:val="left" w:leader="none" w:pos="720"/>
+          <w:tab w:val="clear" w:pos="9061"/>
+          <w:tab w:val="left" w:pos="720"/>
           <w:tab w:val="right" w:leader="dot" w:pos="9060"/>
         </w:tabs>
         <w:rPr>
-          <w:rFonts w:ascii="Calibri" w:hAnsi="Calibri" w:eastAsia="" w:asciiTheme="minorAscii" w:hAnsiTheme="minorAscii" w:eastAsiaTheme="minorEastAsia"/>
+          <w:rFonts w:asciiTheme="minorHAnsi" w:eastAsiaTheme="minorEastAsia" w:hAnsiTheme="minorHAnsi"/>
           <w:noProof/>
           <w:sz w:val="22"/>
-          <w:szCs w:val="22"/>
           <w:lang w:eastAsia="pt-BR"/>
         </w:rPr>
       </w:pPr>
@@ -1723,7 +1728,7 @@
           <w:fldChar w:fldCharType="begin"/>
         </w:r>
         <w:r>
-          <w:instrText xml:space="preserve">PAGEREF _Toc812206686 \h</w:instrText>
+          <w:instrText>PAGEREF _Toc812206686 \h</w:instrText>
         </w:r>
         <w:r>
           <w:fldChar w:fldCharType="separate"/>
@@ -1739,18 +1744,18 @@
         </w:r>
       </w:hyperlink>
     </w:p>
-    <w:p xmlns:wp14="http://schemas.microsoft.com/office/word/2010/wordml" wp14:textId="41C14903">
+    <w:p>
       <w:pPr>
         <w:pStyle w:val="Sumrio2"/>
         <w:tabs>
-          <w:tab w:val="left" w:leader="none" w:pos="720"/>
+          <w:tab w:val="clear" w:pos="9061"/>
+          <w:tab w:val="left" w:pos="720"/>
           <w:tab w:val="right" w:leader="dot" w:pos="9060"/>
         </w:tabs>
         <w:rPr>
-          <w:rFonts w:ascii="Calibri" w:hAnsi="Calibri" w:eastAsia="" w:asciiTheme="minorAscii" w:hAnsiTheme="minorAscii" w:eastAsiaTheme="minorEastAsia"/>
+          <w:rFonts w:asciiTheme="minorHAnsi" w:eastAsiaTheme="minorEastAsia" w:hAnsiTheme="minorHAnsi"/>
           <w:noProof/>
           <w:sz w:val="22"/>
-          <w:szCs w:val="22"/>
           <w:lang w:eastAsia="pt-BR"/>
         </w:rPr>
       </w:pPr>
@@ -1777,7 +1782,7 @@
           <w:fldChar w:fldCharType="begin"/>
         </w:r>
         <w:r>
-          <w:instrText xml:space="preserve">PAGEREF _Toc1991370755 \h</w:instrText>
+          <w:instrText>PAGEREF _Toc1991370755 \h</w:instrText>
         </w:r>
         <w:r>
           <w:fldChar w:fldCharType="separate"/>
@@ -1793,18 +1798,18 @@
         </w:r>
       </w:hyperlink>
     </w:p>
-    <w:p xmlns:wp14="http://schemas.microsoft.com/office/word/2010/wordml" wp14:textId="20144DDC">
+    <w:p>
       <w:pPr>
         <w:pStyle w:val="Sumrio1"/>
         <w:tabs>
-          <w:tab w:val="left" w:leader="none" w:pos="480"/>
+          <w:tab w:val="clear" w:pos="9061"/>
+          <w:tab w:val="left" w:pos="480"/>
           <w:tab w:val="right" w:leader="dot" w:pos="9060"/>
         </w:tabs>
         <w:rPr>
-          <w:rFonts w:ascii="Calibri" w:hAnsi="Calibri" w:eastAsia="" w:asciiTheme="minorAscii" w:hAnsiTheme="minorAscii" w:eastAsiaTheme="minorEastAsia"/>
+          <w:rFonts w:asciiTheme="minorHAnsi" w:eastAsiaTheme="minorEastAsia" w:hAnsiTheme="minorHAnsi"/>
           <w:noProof/>
           <w:sz w:val="22"/>
-          <w:szCs w:val="22"/>
           <w:lang w:eastAsia="pt-BR"/>
         </w:rPr>
       </w:pPr>
@@ -1831,7 +1836,7 @@
           <w:fldChar w:fldCharType="begin"/>
         </w:r>
         <w:r>
-          <w:instrText xml:space="preserve">PAGEREF _Toc1154099208 \h</w:instrText>
+          <w:instrText>PAGEREF _Toc1154099208 \h</w:instrText>
         </w:r>
         <w:r>
           <w:fldChar w:fldCharType="separate"/>
@@ -1847,18 +1852,18 @@
         </w:r>
       </w:hyperlink>
     </w:p>
-    <w:p xmlns:wp14="http://schemas.microsoft.com/office/word/2010/wordml" wp14:textId="6B9396DE">
+    <w:p>
       <w:pPr>
         <w:pStyle w:val="Sumrio2"/>
         <w:tabs>
-          <w:tab w:val="left" w:leader="none" w:pos="720"/>
+          <w:tab w:val="clear" w:pos="9061"/>
+          <w:tab w:val="left" w:pos="720"/>
           <w:tab w:val="right" w:leader="dot" w:pos="9060"/>
         </w:tabs>
         <w:rPr>
-          <w:rFonts w:ascii="Calibri" w:hAnsi="Calibri" w:eastAsia="" w:asciiTheme="minorAscii" w:hAnsiTheme="minorAscii" w:eastAsiaTheme="minorEastAsia"/>
+          <w:rFonts w:asciiTheme="minorHAnsi" w:eastAsiaTheme="minorEastAsia" w:hAnsiTheme="minorHAnsi"/>
           <w:noProof/>
           <w:sz w:val="22"/>
-          <w:szCs w:val="22"/>
           <w:lang w:eastAsia="pt-BR"/>
         </w:rPr>
       </w:pPr>
@@ -1885,7 +1890,7 @@
           <w:fldChar w:fldCharType="begin"/>
         </w:r>
         <w:r>
-          <w:instrText xml:space="preserve">PAGEREF _Toc1115156005 \h</w:instrText>
+          <w:instrText>PAGEREF _Toc1115156005 \h</w:instrText>
         </w:r>
         <w:r>
           <w:fldChar w:fldCharType="separate"/>
@@ -1901,18 +1906,18 @@
         </w:r>
       </w:hyperlink>
     </w:p>
-    <w:p xmlns:wp14="http://schemas.microsoft.com/office/word/2010/wordml" wp14:textId="01753F7D">
+    <w:p>
       <w:pPr>
         <w:pStyle w:val="Sumrio1"/>
         <w:tabs>
-          <w:tab w:val="left" w:leader="none" w:pos="480"/>
+          <w:tab w:val="clear" w:pos="9061"/>
+          <w:tab w:val="left" w:pos="480"/>
           <w:tab w:val="right" w:leader="dot" w:pos="9060"/>
         </w:tabs>
         <w:rPr>
-          <w:rFonts w:ascii="Calibri" w:hAnsi="Calibri" w:eastAsia="" w:asciiTheme="minorAscii" w:hAnsiTheme="minorAscii" w:eastAsiaTheme="minorEastAsia"/>
+          <w:rFonts w:asciiTheme="minorHAnsi" w:eastAsiaTheme="minorEastAsia" w:hAnsiTheme="minorHAnsi"/>
           <w:noProof/>
           <w:sz w:val="22"/>
-          <w:szCs w:val="22"/>
           <w:lang w:eastAsia="pt-BR"/>
         </w:rPr>
       </w:pPr>
@@ -1939,7 +1944,7 @@
           <w:fldChar w:fldCharType="begin"/>
         </w:r>
         <w:r>
-          <w:instrText xml:space="preserve">PAGEREF _Toc655292254 \h</w:instrText>
+          <w:instrText>PAGEREF _Toc655292254 \h</w:instrText>
         </w:r>
         <w:r>
           <w:fldChar w:fldCharType="separate"/>
@@ -1955,18 +1960,18 @@
         </w:r>
       </w:hyperlink>
     </w:p>
-    <w:p xmlns:wp14="http://schemas.microsoft.com/office/word/2010/wordml" wp14:textId="2E10F939">
+    <w:p>
       <w:pPr>
         <w:pStyle w:val="Sumrio2"/>
         <w:tabs>
-          <w:tab w:val="left" w:leader="none" w:pos="720"/>
+          <w:tab w:val="clear" w:pos="9061"/>
+          <w:tab w:val="left" w:pos="720"/>
           <w:tab w:val="right" w:leader="dot" w:pos="9060"/>
         </w:tabs>
         <w:rPr>
-          <w:rFonts w:ascii="Calibri" w:hAnsi="Calibri" w:eastAsia="" w:asciiTheme="minorAscii" w:hAnsiTheme="minorAscii" w:eastAsiaTheme="minorEastAsia"/>
+          <w:rFonts w:asciiTheme="minorHAnsi" w:eastAsiaTheme="minorEastAsia" w:hAnsiTheme="minorHAnsi"/>
           <w:noProof/>
           <w:sz w:val="22"/>
-          <w:szCs w:val="22"/>
           <w:lang w:eastAsia="pt-BR"/>
         </w:rPr>
       </w:pPr>
@@ -1993,7 +1998,7 @@
           <w:fldChar w:fldCharType="begin"/>
         </w:r>
         <w:r>
-          <w:instrText xml:space="preserve">PAGEREF _Toc21870507 \h</w:instrText>
+          <w:instrText>PAGEREF _Toc21870507 \h</w:instrText>
         </w:r>
         <w:r>
           <w:fldChar w:fldCharType="separate"/>
@@ -2013,6 +2018,7 @@
       <w:pPr>
         <w:pStyle w:val="Sumrio1"/>
         <w:tabs>
+          <w:tab w:val="clear" w:pos="9061"/>
           <w:tab w:val="right" w:leader="dot" w:pos="9060"/>
         </w:tabs>
       </w:pPr>
@@ -2030,7 +2036,7 @@
           <w:fldChar w:fldCharType="begin"/>
         </w:r>
         <w:r>
-          <w:instrText xml:space="preserve">PAGEREF _Toc2067081538 \h</w:instrText>
+          <w:instrText>PAGEREF _Toc2067081538 \h</w:instrText>
         </w:r>
         <w:r>
           <w:fldChar w:fldCharType="separate"/>
@@ -2049,12 +2055,12 @@
         <w:fldChar w:fldCharType="end"/>
       </w:r>
     </w:p>
-    <w:p xmlns:wp14="http://schemas.microsoft.com/office/word/2010/wordml" wp14:textId="77777777">
+    <w:p>
       <w:pPr>
         <w:ind w:firstLine="0"/>
       </w:pPr>
     </w:p>
-    <w:p xmlns:wp14="http://schemas.microsoft.com/office/word/2010/wordml" wp14:textId="77777777">
+    <w:p>
       <w:pPr>
         <w:spacing w:after="160" w:line="259" w:lineRule="auto"/>
         <w:ind w:firstLine="0"/>
@@ -2064,19 +2070,18 @@
         <w:br w:type="page"/>
       </w:r>
     </w:p>
-    <w:p xmlns:wp14="http://schemas.microsoft.com/office/word/2010/wordml" wp14:textId="77777777">
+    <w:p>
       <w:pPr>
         <w:pStyle w:val="Ttulo1"/>
-        <w:rPr/>
-      </w:pPr>
-      <w:bookmarkStart w:name="_Toc577091244" w:id="1790843314"/>
-      <w:r>
-        <w:rPr/>
+      </w:pPr>
+      <w:bookmarkStart w:id="0" w:name="_Toc577091244"/>
+      <w:r>
+        <w:lastRenderedPageBreak/>
         <w:t>INTRODUÇÃO</w:t>
       </w:r>
-      <w:bookmarkEnd w:id="1790843314"/>
-    </w:p>
-    <w:p xmlns:wp14="http://schemas.microsoft.com/office/word/2010/wordml" wp14:textId="12105188">
+      <w:bookmarkEnd w:id="0"/>
+    </w:p>
+    <w:p>
       <w:pPr>
         <w:rPr>
           <w:noProof/>
@@ -2097,7 +2102,6 @@
     </w:p>
     <w:p>
       <w:pPr>
-        <w:pStyle w:val="Normal"/>
         <w:rPr>
           <w:noProof/>
         </w:rPr>
@@ -2110,147 +2114,118 @@
       </w:r>
       <w:r>
         <w:rPr>
-          <w:rFonts w:ascii="Arial" w:hAnsi="Arial" w:eastAsia="Arial" w:cs="Arial"/>
-          <w:noProof/>
-          <w:sz w:val="24"/>
+          <w:rFonts w:eastAsia="Arial" w:cs="Arial"/>
+          <w:noProof/>
           <w:szCs w:val="24"/>
-          <w:lang w:val="pt-BR"/>
         </w:rPr>
         <w:t>o desenvolvimento do jogo eletrônico</w:t>
       </w:r>
       <w:r>
         <w:rPr>
-          <w:rFonts w:ascii="Arial" w:hAnsi="Arial" w:eastAsia="Arial" w:cs="Arial"/>
-          <w:noProof/>
-          <w:sz w:val="24"/>
+          <w:rFonts w:eastAsia="Arial" w:cs="Arial"/>
+          <w:noProof/>
           <w:szCs w:val="24"/>
-          <w:lang w:val="pt-BR"/>
         </w:rPr>
         <w:t xml:space="preserve"> Thermautomata</w:t>
       </w:r>
       <w:r>
         <w:rPr>
-          <w:rFonts w:ascii="Arial" w:hAnsi="Arial" w:eastAsia="Arial" w:cs="Arial"/>
-          <w:noProof/>
-          <w:sz w:val="24"/>
+          <w:rFonts w:eastAsia="Arial" w:cs="Arial"/>
+          <w:noProof/>
           <w:szCs w:val="24"/>
-          <w:lang w:val="pt-BR"/>
         </w:rPr>
         <w:t>, idealizado pelo estúdio independente Heart Roulette. O projeto busca utilizar o entretenimento digital como ferramenta de conscientização e educação, abordando conceitos complexos como política, economia, automação e seus impactos sociais e ambientais.</w:t>
       </w:r>
     </w:p>
     <w:p>
       <w:pPr>
-        <w:pStyle w:val="Normal"/>
-        <w:rPr>
-          <w:rFonts w:ascii="Arial" w:hAnsi="Arial" w:eastAsia="Arial" w:cs="Arial"/>
-          <w:noProof/>
-          <w:sz w:val="24"/>
+        <w:rPr>
+          <w:rFonts w:eastAsia="Arial" w:cs="Arial"/>
+          <w:noProof/>
           <w:szCs w:val="24"/>
-          <w:lang w:val="pt-BR"/>
-        </w:rPr>
-      </w:pPr>
-      <w:r>
-        <w:rPr>
-          <w:rFonts w:ascii="Arial" w:hAnsi="Arial" w:eastAsia="Arial" w:cs="Arial"/>
-          <w:noProof/>
-          <w:sz w:val="24"/>
+        </w:rPr>
+      </w:pPr>
+      <w:r>
+        <w:rPr>
+          <w:rFonts w:eastAsia="Arial" w:cs="Arial"/>
+          <w:noProof/>
           <w:szCs w:val="24"/>
-          <w:lang w:val="pt-BR"/>
         </w:rPr>
         <w:t>A problemática que orienta este estudo consiste em compreender como jogos digitais podem contribuir para a disseminação de conhecimento sobre temas como planejamento urbano, sustentabilidade e organização social, de forma acessível e interativa ao público. Assim, o objetivo geral deste trabalho é desenvolver um jogo que integre mecânicas de automação, gestão política e logística, promovendo a reflexão sobre os desafios contemporâneos relacionados ao desenvolvimento sustentável.</w:t>
       </w:r>
     </w:p>
     <w:p>
       <w:pPr>
-        <w:pStyle w:val="Normal"/>
-        <w:rPr>
-          <w:rFonts w:ascii="Arial" w:hAnsi="Arial" w:eastAsia="Arial" w:cs="Arial"/>
-          <w:noProof/>
-          <w:sz w:val="24"/>
+        <w:rPr>
+          <w:rFonts w:eastAsia="Arial" w:cs="Arial"/>
+          <w:noProof/>
           <w:szCs w:val="24"/>
-          <w:lang w:val="pt-BR"/>
-        </w:rPr>
-      </w:pPr>
-      <w:r>
-        <w:rPr>
-          <w:rFonts w:ascii="Arial" w:hAnsi="Arial" w:eastAsia="Arial" w:cs="Arial"/>
-          <w:noProof/>
-          <w:sz w:val="24"/>
+        </w:rPr>
+      </w:pPr>
+      <w:r>
+        <w:rPr>
+          <w:rFonts w:eastAsia="Arial" w:cs="Arial"/>
+          <w:noProof/>
           <w:szCs w:val="24"/>
-          <w:lang w:val="pt-BR"/>
         </w:rPr>
         <w:t>Como objetivos espec</w:t>
       </w:r>
       <w:r>
         <w:rPr>
-          <w:rFonts w:ascii="Arial" w:hAnsi="Arial" w:eastAsia="Arial" w:cs="Arial"/>
-          <w:noProof/>
-          <w:sz w:val="24"/>
+          <w:rFonts w:eastAsia="Arial" w:cs="Arial"/>
+          <w:noProof/>
           <w:szCs w:val="24"/>
-          <w:lang w:val="pt-BR"/>
         </w:rPr>
         <w:t>íficos, destacam-se a criação de sistemas compreensíveis de automação e logística, a implementação de mecânicas que representem decisões políticas e sociais, bem como a demonstração dos impactos ambientais decorrentes das ações do jogador dentro do jogo.</w:t>
       </w:r>
     </w:p>
     <w:p>
       <w:pPr>
-        <w:pStyle w:val="Normal"/>
-        <w:rPr>
-          <w:rFonts w:ascii="Arial" w:hAnsi="Arial" w:eastAsia="Arial" w:cs="Arial"/>
-          <w:noProof/>
-          <w:sz w:val="24"/>
+        <w:rPr>
+          <w:rFonts w:eastAsia="Arial" w:cs="Arial"/>
+          <w:noProof/>
           <w:szCs w:val="24"/>
-          <w:lang w:val="pt-BR"/>
-        </w:rPr>
-      </w:pPr>
-      <w:r>
-        <w:rPr>
-          <w:rFonts w:ascii="Arial" w:hAnsi="Arial" w:eastAsia="Arial" w:cs="Arial"/>
-          <w:noProof/>
-          <w:sz w:val="24"/>
+        </w:rPr>
+      </w:pPr>
+      <w:r>
+        <w:rPr>
+          <w:rFonts w:eastAsia="Arial" w:cs="Arial"/>
+          <w:noProof/>
           <w:szCs w:val="24"/>
-          <w:lang w:val="pt-BR"/>
         </w:rPr>
         <w:t>A realização deste projeto justifica-se pela crescente necessidade de abordar temas complexos de forma didática e acessível, especialmente para o público jovem, incentivando o pensamento crítico sobre questões sociais, econômicas e ambientais.</w:t>
       </w:r>
     </w:p>
     <w:p>
       <w:pPr>
-        <w:pStyle w:val="Normal"/>
-        <w:rPr>
-          <w:rFonts w:ascii="Arial" w:hAnsi="Arial" w:eastAsia="Arial" w:cs="Arial"/>
-          <w:noProof/>
-          <w:sz w:val="24"/>
+        <w:rPr>
+          <w:rFonts w:eastAsia="Arial" w:cs="Arial"/>
+          <w:noProof/>
           <w:szCs w:val="24"/>
-          <w:lang w:val="pt-BR"/>
-        </w:rPr>
-      </w:pPr>
-      <w:r>
-        <w:rPr>
-          <w:rFonts w:ascii="Arial" w:hAnsi="Arial" w:eastAsia="Arial" w:cs="Arial"/>
-          <w:noProof/>
-          <w:sz w:val="24"/>
+        </w:rPr>
+      </w:pPr>
+      <w:r>
+        <w:rPr>
+          <w:rFonts w:eastAsia="Arial" w:cs="Arial"/>
+          <w:noProof/>
           <w:szCs w:val="24"/>
-          <w:lang w:val="pt-BR"/>
         </w:rPr>
         <w:t>Para o desenvolvimento deste trabalho, foi adotada uma abordagem baseada em conceitos de design thinking, incluindo etapas de empatia e definição do problema, além de pesquisa teóricas sobre os temas abordados.</w:t>
       </w:r>
     </w:p>
-    <w:p xmlns:wp14="http://schemas.microsoft.com/office/word/2010/wordml" wp14:textId="77777777"/>
-    <w:p xmlns:wp14="http://schemas.microsoft.com/office/word/2010/wordml" wp14:textId="77777777">
+    <w:p/>
+    <w:p>
       <w:pPr>
         <w:pStyle w:val="Ttulo2"/>
-        <w:rPr/>
-      </w:pPr>
-      <w:bookmarkStart w:name="_Toc2006291682" w:id="159824106"/>
-      <w:r>
-        <w:rPr/>
+      </w:pPr>
+      <w:bookmarkStart w:id="1" w:name="_Toc2006291682"/>
+      <w:r>
+        <w:lastRenderedPageBreak/>
         <w:t>Problemática</w:t>
       </w:r>
-      <w:bookmarkEnd w:id="159824106"/>
-    </w:p>
-    <w:p xmlns:wp14="http://schemas.microsoft.com/office/word/2010/wordml" wp14:textId="670E77CE">
+      <w:bookmarkEnd w:id="1"/>
+    </w:p>
+    <w:p>
       <w:pPr>
         <w:rPr>
           <w:noProof/>
@@ -2313,19 +2288,17 @@
         <w:t>omunidades Sustentáveis) e ODS 12 (Consumo e Produção Responsáveis), contribuindo para a conscientização e educação da sociedade em direção a um futuro mais sustentável.</w:t>
       </w:r>
     </w:p>
-    <w:p xmlns:wp14="http://schemas.microsoft.com/office/word/2010/wordml" wp14:textId="77777777">
+    <w:p>
       <w:pPr>
         <w:pStyle w:val="Ttulo2"/>
-        <w:rPr/>
-      </w:pPr>
-      <w:bookmarkStart w:name="_Toc741111477" w:id="415372277"/>
-      <w:r>
-        <w:rPr/>
+      </w:pPr>
+      <w:bookmarkStart w:id="2" w:name="_Toc741111477"/>
+      <w:r>
         <w:t>Justificativa</w:t>
       </w:r>
-      <w:bookmarkEnd w:id="415372277"/>
-    </w:p>
-    <w:p xmlns:wp14="http://schemas.microsoft.com/office/word/2010/wordml" wp14:textId="77777777">
+      <w:bookmarkEnd w:id="2"/>
+    </w:p>
+    <w:p>
       <w:pPr>
         <w:rPr>
           <w:noProof/>
@@ -2338,7 +2311,7 @@
         <w:t>Lorem ipsum dolor sit amet, consectetuer adipiscing elit. Maecenas porttitor congue massa. Fusce posuere, magna sed pulvinar ultricies, purus lectus malesuada libero, sit amet commodo magna eros quis urna.</w:t>
       </w:r>
     </w:p>
-    <w:p xmlns:wp14="http://schemas.microsoft.com/office/word/2010/wordml" wp14:textId="77777777">
+    <w:p>
       <w:pPr>
         <w:rPr>
           <w:noProof/>
@@ -2351,7 +2324,7 @@
         <w:t>Nunc viverra imperdiet enim. Fusce est. Vivamus a tellus.</w:t>
       </w:r>
     </w:p>
-    <w:p xmlns:wp14="http://schemas.microsoft.com/office/word/2010/wordml" wp14:textId="77777777">
+    <w:p>
       <w:pPr>
         <w:rPr>
           <w:noProof/>
@@ -2364,20 +2337,21 @@
         <w:t>Pellentesque habitant morbi tristique senectus et netus et malesuada fames ac turpis egestas. Proin pharetra nonummy pede. Mauris et orci.</w:t>
       </w:r>
     </w:p>
-    <w:p xmlns:wp14="http://schemas.microsoft.com/office/word/2010/wordml" wp14:textId="77777777">
-      <w:pPr>
-        <w:rPr>
-          <w:noProof/>
-        </w:rPr>
-      </w:pPr>
-      <w:r>
-        <w:rPr>
-          <w:noProof/>
-        </w:rPr>
+    <w:p>
+      <w:pPr>
+        <w:rPr>
+          <w:noProof/>
+        </w:rPr>
+      </w:pPr>
+      <w:r>
+        <w:rPr>
+          <w:noProof/>
+        </w:rPr>
+        <w:lastRenderedPageBreak/>
         <w:t>Aenean nec lorem. In porttitor. Donec laoreet nonummy augue.</w:t>
       </w:r>
     </w:p>
-    <w:p xmlns:wp14="http://schemas.microsoft.com/office/word/2010/wordml" wp14:textId="77777777">
+    <w:p>
       <w:r>
         <w:rPr>
           <w:noProof/>
@@ -2385,31 +2359,27 @@
         <w:t>Suspendisse dui purus, scelerisque at, vulputate vitae, pretium mattis, nunc. Mauris eget neque at sem venenatis eleifend. Ut nonummy.</w:t>
       </w:r>
     </w:p>
-    <w:p xmlns:wp14="http://schemas.microsoft.com/office/word/2010/wordml" wp14:textId="77777777">
+    <w:p>
       <w:pPr>
         <w:pStyle w:val="Ttulo2"/>
-        <w:rPr/>
-      </w:pPr>
-      <w:bookmarkStart w:name="_Toc643444076" w:id="1188705902"/>
-      <w:r>
-        <w:rPr/>
+      </w:pPr>
+      <w:bookmarkStart w:id="3" w:name="_Toc643444076"/>
+      <w:r>
         <w:t>Objetivos</w:t>
       </w:r>
-      <w:bookmarkEnd w:id="1188705902"/>
-    </w:p>
-    <w:p xmlns:wp14="http://schemas.microsoft.com/office/word/2010/wordml" wp14:textId="77777777">
+      <w:bookmarkEnd w:id="3"/>
+    </w:p>
+    <w:p>
       <w:pPr>
         <w:pStyle w:val="Ttulo3"/>
-        <w:rPr/>
-      </w:pPr>
-      <w:bookmarkStart w:name="_Toc1095139646" w:id="350244556"/>
-      <w:r>
-        <w:rPr/>
+      </w:pPr>
+      <w:bookmarkStart w:id="4" w:name="_Toc1095139646"/>
+      <w:r>
         <w:t>Objetivo Geral</w:t>
       </w:r>
-      <w:bookmarkEnd w:id="350244556"/>
-    </w:p>
-    <w:p xmlns:wp14="http://schemas.microsoft.com/office/word/2010/wordml" wp14:textId="77777777">
+      <w:bookmarkEnd w:id="4"/>
+    </w:p>
+    <w:p>
       <w:pPr>
         <w:rPr>
           <w:noProof/>
@@ -2422,7 +2392,7 @@
         <w:t>Lorem ipsum dolor sit amet, consectetuer adipiscing elit. Maecenas porttitor congue massa. Fusce posuere, magna sed pulvinar ultricies, purus lectus malesuada libero, sit amet commodo magna eros quis urna.</w:t>
       </w:r>
     </w:p>
-    <w:p xmlns:wp14="http://schemas.microsoft.com/office/word/2010/wordml" wp14:textId="77777777">
+    <w:p>
       <w:pPr>
         <w:rPr>
           <w:noProof/>
@@ -2435,7 +2405,7 @@
         <w:t>Nunc viverra imperdiet enim. Fusce est. Vivamus a tellus.</w:t>
       </w:r>
     </w:p>
-    <w:p xmlns:wp14="http://schemas.microsoft.com/office/word/2010/wordml" wp14:textId="77777777">
+    <w:p>
       <w:pPr>
         <w:rPr>
           <w:noProof/>
@@ -2448,7 +2418,7 @@
         <w:t>Pellentesque habitant morbi tristique senectus et netus et malesuada fames ac turpis egestas. Proin pharetra nonummy pede. Mauris et orci.</w:t>
       </w:r>
     </w:p>
-    <w:p xmlns:wp14="http://schemas.microsoft.com/office/word/2010/wordml" wp14:textId="77777777">
+    <w:p>
       <w:pPr>
         <w:rPr>
           <w:noProof/>
@@ -2461,7 +2431,7 @@
         <w:t>Aenean nec lorem. In porttitor. Donec laoreet nonummy augue.</w:t>
       </w:r>
     </w:p>
-    <w:p xmlns:wp14="http://schemas.microsoft.com/office/word/2010/wordml" wp14:textId="77777777">
+    <w:p>
       <w:r>
         <w:rPr>
           <w:noProof/>
@@ -2469,19 +2439,17 @@
         <w:t>Suspendisse dui purus, scelerisque at, vulputate vitae, pretium mattis, nunc. Mauris eget neque at sem venenatis eleifend. Ut nonummy.</w:t>
       </w:r>
     </w:p>
-    <w:p xmlns:wp14="http://schemas.microsoft.com/office/word/2010/wordml" wp14:textId="77777777">
+    <w:p>
       <w:pPr>
         <w:pStyle w:val="Ttulo3"/>
-        <w:rPr/>
-      </w:pPr>
-      <w:bookmarkStart w:name="_Toc1947799233" w:id="310532698"/>
-      <w:r>
-        <w:rPr/>
+      </w:pPr>
+      <w:bookmarkStart w:id="5" w:name="_Toc1947799233"/>
+      <w:r>
         <w:t>Objetivos Específicos</w:t>
       </w:r>
-      <w:bookmarkEnd w:id="310532698"/>
-    </w:p>
-    <w:p xmlns:wp14="http://schemas.microsoft.com/office/word/2010/wordml" wp14:textId="77777777">
+      <w:bookmarkEnd w:id="5"/>
+    </w:p>
+    <w:p>
       <w:pPr>
         <w:rPr>
           <w:noProof/>
@@ -2494,7 +2462,7 @@
         <w:t>Lorem ipsum dolor sit amet, consectetuer adipiscing elit. Maecenas porttitor congue massa. Fusce posuere, magna sed pulvinar ultricies, purus lectus malesuada libero, sit amet commodo magna eros quis urna.</w:t>
       </w:r>
     </w:p>
-    <w:p xmlns:wp14="http://schemas.microsoft.com/office/word/2010/wordml" wp14:textId="77777777">
+    <w:p>
       <w:pPr>
         <w:rPr>
           <w:noProof/>
@@ -2507,7 +2475,7 @@
         <w:t>Nunc viverra imperdiet enim. Fusce est. Vivamus a tellus.</w:t>
       </w:r>
     </w:p>
-    <w:p xmlns:wp14="http://schemas.microsoft.com/office/word/2010/wordml" wp14:textId="77777777">
+    <w:p>
       <w:pPr>
         <w:rPr>
           <w:noProof/>
@@ -2520,7 +2488,7 @@
         <w:t>Pellentesque habitant morbi tristique senectus et netus et malesuada fames ac turpis egestas. Proin pharetra nonummy pede. Mauris et orci.</w:t>
       </w:r>
     </w:p>
-    <w:p xmlns:wp14="http://schemas.microsoft.com/office/word/2010/wordml" wp14:textId="77777777">
+    <w:p>
       <w:pPr>
         <w:rPr>
           <w:noProof/>
@@ -2533,7 +2501,7 @@
         <w:t>Aenean nec lorem. In porttitor. Donec laoreet nonummy augue.</w:t>
       </w:r>
     </w:p>
-    <w:p xmlns:wp14="http://schemas.microsoft.com/office/word/2010/wordml" wp14:textId="77777777">
+    <w:p>
       <w:r>
         <w:rPr>
           <w:noProof/>
@@ -2541,19 +2509,18 @@
         <w:t>Suspendisse dui purus, scelerisque at, vulputate vitae, pretium mattis, nunc. Mauris eget neque at sem venenatis eleifend. Ut nonummy.</w:t>
       </w:r>
     </w:p>
-    <w:p xmlns:wp14="http://schemas.microsoft.com/office/word/2010/wordml" wp14:textId="77777777">
+    <w:p>
       <w:pPr>
         <w:pStyle w:val="Ttulo2"/>
-        <w:rPr/>
-      </w:pPr>
-      <w:bookmarkStart w:name="_Toc1306546911" w:id="1507736859"/>
-      <w:r>
-        <w:rPr/>
+      </w:pPr>
+      <w:bookmarkStart w:id="6" w:name="_Toc1306546911"/>
+      <w:r>
+        <w:lastRenderedPageBreak/>
         <w:t>Metodologia</w:t>
       </w:r>
-      <w:bookmarkEnd w:id="1507736859"/>
-    </w:p>
-    <w:p xmlns:wp14="http://schemas.microsoft.com/office/word/2010/wordml" wp14:textId="77777777">
+      <w:bookmarkEnd w:id="6"/>
+    </w:p>
+    <w:p>
       <w:pPr>
         <w:rPr>
           <w:noProof/>
@@ -2566,7 +2533,7 @@
         <w:t>Lorem ipsum dolor sit amet, consectetuer adipiscing elit. Maecenas porttitor congue massa. Fusce posuere, magna sed pulvinar ultricies, purus lectus malesuada libero, sit amet commodo magna eros quis urna.</w:t>
       </w:r>
     </w:p>
-    <w:p xmlns:wp14="http://schemas.microsoft.com/office/word/2010/wordml" wp14:textId="77777777">
+    <w:p>
       <w:pPr>
         <w:rPr>
           <w:noProof/>
@@ -2579,7 +2546,7 @@
         <w:t>Nunc viverra imperdiet enim. Fusce est. Vivamus a tellus.</w:t>
       </w:r>
     </w:p>
-    <w:p xmlns:wp14="http://schemas.microsoft.com/office/word/2010/wordml" wp14:textId="77777777">
+    <w:p>
       <w:pPr>
         <w:rPr>
           <w:noProof/>
@@ -2592,7 +2559,7 @@
         <w:t>Pellentesque habitant morbi tristique senectus et netus et malesuada fames ac turpis egestas. Proin pharetra nonummy pede. Mauris et orci.</w:t>
       </w:r>
     </w:p>
-    <w:p xmlns:wp14="http://schemas.microsoft.com/office/word/2010/wordml" wp14:textId="77777777">
+    <w:p>
       <w:pPr>
         <w:rPr>
           <w:noProof/>
@@ -2605,7 +2572,7 @@
         <w:t>Aenean nec lorem. In porttitor. Donec laoreet nonummy augue.</w:t>
       </w:r>
     </w:p>
-    <w:p xmlns:wp14="http://schemas.microsoft.com/office/word/2010/wordml" wp14:textId="77777777">
+    <w:p>
       <w:r>
         <w:rPr>
           <w:noProof/>
@@ -2613,19 +2580,17 @@
         <w:t>Suspendisse dui purus, scelerisque at, vulputate vitae, pretium mattis, nunc. Mauris eget neque at sem venenatis eleifend. Ut nonummy.</w:t>
       </w:r>
     </w:p>
-    <w:p xmlns:wp14="http://schemas.microsoft.com/office/word/2010/wordml" wp14:textId="77777777">
+    <w:p>
       <w:pPr>
         <w:pStyle w:val="Ttulo2"/>
-        <w:rPr/>
-      </w:pPr>
-      <w:bookmarkStart w:name="_Toc1255624074" w:id="709047219"/>
-      <w:r>
-        <w:rPr/>
+      </w:pPr>
+      <w:bookmarkStart w:id="7" w:name="_Toc1255624074"/>
+      <w:r>
         <w:t>Resultados Esperados</w:t>
       </w:r>
-      <w:bookmarkEnd w:id="709047219"/>
-    </w:p>
-    <w:p xmlns:wp14="http://schemas.microsoft.com/office/word/2010/wordml" wp14:textId="77777777">
+      <w:bookmarkEnd w:id="7"/>
+    </w:p>
+    <w:p>
       <w:pPr>
         <w:rPr>
           <w:noProof/>
@@ -2638,7 +2603,7 @@
         <w:t>Lorem ipsum dolor sit amet, consectetuer adipiscing elit. Maecenas porttitor congue massa. Fusce posuere, magna sed pulvinar ultricies, purus lectus malesuada libero, sit amet commodo magna eros quis urna.</w:t>
       </w:r>
     </w:p>
-    <w:p xmlns:wp14="http://schemas.microsoft.com/office/word/2010/wordml" wp14:textId="77777777">
+    <w:p>
       <w:pPr>
         <w:rPr>
           <w:noProof/>
@@ -2651,7 +2616,7 @@
         <w:t>Nunc viverra imperdiet enim. Fusce est. Vivamus a tellus.</w:t>
       </w:r>
     </w:p>
-    <w:p xmlns:wp14="http://schemas.microsoft.com/office/word/2010/wordml" wp14:textId="77777777">
+    <w:p>
       <w:pPr>
         <w:rPr>
           <w:noProof/>
@@ -2664,7 +2629,7 @@
         <w:t>Pellentesque habitant morbi tristique senectus et netus et malesuada fames ac turpis egestas. Proin pharetra nonummy pede. Mauris et orci.</w:t>
       </w:r>
     </w:p>
-    <w:p xmlns:wp14="http://schemas.microsoft.com/office/word/2010/wordml" wp14:textId="77777777">
+    <w:p>
       <w:pPr>
         <w:rPr>
           <w:noProof/>
@@ -2677,7 +2642,7 @@
         <w:t>Aenean nec lorem. In porttitor. Donec laoreet nonummy augue.</w:t>
       </w:r>
     </w:p>
-    <w:p xmlns:wp14="http://schemas.microsoft.com/office/word/2010/wordml" wp14:textId="77777777">
+    <w:p>
       <w:r>
         <w:rPr>
           <w:noProof/>
@@ -2685,24 +2650,23 @@
         <w:t>Suspendisse dui purus, scelerisque at, vulputate vitae, pretium mattis, nunc. Mauris eget neque at sem venenatis eleifend. Ut nonummy.</w:t>
       </w:r>
     </w:p>
-    <w:p xmlns:wp14="http://schemas.microsoft.com/office/word/2010/wordml" wp14:textId="77777777">
+    <w:p>
       <w:r>
         <w:br w:type="page"/>
       </w:r>
     </w:p>
-    <w:p xmlns:wp14="http://schemas.microsoft.com/office/word/2010/wordml" wp14:textId="77777777">
+    <w:p>
       <w:pPr>
         <w:pStyle w:val="Ttulo1"/>
-        <w:rPr/>
-      </w:pPr>
-      <w:bookmarkStart w:name="_Toc1996055768" w:id="112189521"/>
-      <w:r>
-        <w:rPr/>
+      </w:pPr>
+      <w:bookmarkStart w:id="8" w:name="_Toc1996055768"/>
+      <w:r>
+        <w:lastRenderedPageBreak/>
         <w:t>REFERENCIAL TEÓRICO</w:t>
       </w:r>
-      <w:bookmarkEnd w:id="112189521"/>
-    </w:p>
-    <w:p xmlns:wp14="http://schemas.microsoft.com/office/word/2010/wordml" wp14:textId="77777777">
+      <w:bookmarkEnd w:id="8"/>
+    </w:p>
+    <w:p>
       <w:pPr>
         <w:rPr>
           <w:noProof/>
@@ -2715,7 +2679,7 @@
         <w:t>Lorem ipsum dolor sit amet, consectetuer adipiscing elit. Maecenas porttitor congue massa. Fusce posuere, magna sed pulvinar ultricies, purus lectus malesuada libero, sit amet commodo magna eros quis urna.</w:t>
       </w:r>
     </w:p>
-    <w:p xmlns:wp14="http://schemas.microsoft.com/office/word/2010/wordml" wp14:textId="77777777">
+    <w:p>
       <w:pPr>
         <w:rPr>
           <w:noProof/>
@@ -2728,7 +2692,7 @@
         <w:t>Nunc viverra imperdiet enim. Fusce est. Vivamus a tellus.</w:t>
       </w:r>
     </w:p>
-    <w:p xmlns:wp14="http://schemas.microsoft.com/office/word/2010/wordml" wp14:textId="77777777">
+    <w:p>
       <w:pPr>
         <w:rPr>
           <w:noProof/>
@@ -2741,7 +2705,7 @@
         <w:t>Pellentesque habitant morbi tristique senectus et netus et malesuada fames ac turpis egestas. Proin pharetra nonummy pede. Mauris et orci.</w:t>
       </w:r>
     </w:p>
-    <w:p xmlns:wp14="http://schemas.microsoft.com/office/word/2010/wordml" wp14:textId="77777777">
+    <w:p>
       <w:pPr>
         <w:rPr>
           <w:noProof/>
@@ -2754,7 +2718,7 @@
         <w:t>Aenean nec lorem. In porttitor. Donec laoreet nonummy augue.</w:t>
       </w:r>
     </w:p>
-    <w:p xmlns:wp14="http://schemas.microsoft.com/office/word/2010/wordml" wp14:textId="77777777">
+    <w:p>
       <w:r>
         <w:rPr>
           <w:noProof/>
@@ -2762,19 +2726,17 @@
         <w:t>Suspendisse dui purus, scelerisque at, vulputate vitae, pretium mattis, nunc. Mauris eget neque at sem venenatis eleifend. Ut nonummy.</w:t>
       </w:r>
     </w:p>
-    <w:p xmlns:wp14="http://schemas.microsoft.com/office/word/2010/wordml" wp14:textId="77777777">
+    <w:p>
       <w:pPr>
         <w:pStyle w:val="Ttulo2"/>
-        <w:rPr/>
-      </w:pPr>
-      <w:bookmarkStart w:name="_Toc1286324886" w:id="1452020961"/>
-      <w:r>
-        <w:rPr/>
+      </w:pPr>
+      <w:bookmarkStart w:id="9" w:name="_Toc1286324886"/>
+      <w:r>
         <w:t>Simulando um subtítulo</w:t>
       </w:r>
-      <w:bookmarkEnd w:id="1452020961"/>
-    </w:p>
-    <w:p xmlns:wp14="http://schemas.microsoft.com/office/word/2010/wordml" wp14:textId="77777777">
+      <w:bookmarkEnd w:id="9"/>
+    </w:p>
+    <w:p>
       <w:pPr>
         <w:rPr>
           <w:noProof/>
@@ -2787,7 +2749,7 @@
         <w:t>Lorem ipsum dolor sit amet, consectetuer adipiscing elit. Maecenas porttitor congue massa. Fusce posuere, magna sed pulvinar ultricies, purus lectus malesuada libero, sit amet commodo magna eros quis urna.</w:t>
       </w:r>
     </w:p>
-    <w:p xmlns:wp14="http://schemas.microsoft.com/office/word/2010/wordml" wp14:textId="77777777">
+    <w:p>
       <w:pPr>
         <w:rPr>
           <w:noProof/>
@@ -2800,7 +2762,7 @@
         <w:t>Nunc viverra imperdiet enim. Fusce est. Vivamus a tellus.</w:t>
       </w:r>
     </w:p>
-    <w:p xmlns:wp14="http://schemas.microsoft.com/office/word/2010/wordml" wp14:textId="77777777">
+    <w:p>
       <w:pPr>
         <w:rPr>
           <w:noProof/>
@@ -2813,7 +2775,7 @@
         <w:t>Pellentesque habitant morbi tristique senectus et netus et malesuada fames ac turpis egestas. Proin pharetra nonummy pede. Mauris et orci.</w:t>
       </w:r>
     </w:p>
-    <w:p xmlns:wp14="http://schemas.microsoft.com/office/word/2010/wordml" wp14:textId="77777777">
+    <w:p>
       <w:pPr>
         <w:rPr>
           <w:noProof/>
@@ -2826,7 +2788,7 @@
         <w:t>Aenean nec lorem. In porttitor. Donec laoreet nonummy augue.</w:t>
       </w:r>
     </w:p>
-    <w:p xmlns:wp14="http://schemas.microsoft.com/office/word/2010/wordml" wp14:textId="77777777">
+    <w:p>
       <w:r>
         <w:rPr>
           <w:noProof/>
@@ -2834,19 +2796,17 @@
         <w:t>Suspendisse dui purus, scelerisque at, vulputate vitae, pretium mattis, nunc. Mauris eget neque at sem venenatis eleifend. Ut nonummy.</w:t>
       </w:r>
     </w:p>
-    <w:p xmlns:wp14="http://schemas.microsoft.com/office/word/2010/wordml" wp14:textId="77777777">
+    <w:p>
       <w:pPr>
         <w:pStyle w:val="Ttulo3"/>
-        <w:rPr/>
-      </w:pPr>
-      <w:bookmarkStart w:name="_Toc21309938" w:id="2033960539"/>
-      <w:r>
-        <w:rPr/>
+      </w:pPr>
+      <w:bookmarkStart w:id="10" w:name="_Toc21309938"/>
+      <w:r>
         <w:t>Aura</w:t>
       </w:r>
-      <w:bookmarkEnd w:id="2033960539"/>
-    </w:p>
-    <w:p xmlns:wp14="http://schemas.microsoft.com/office/word/2010/wordml" wp14:textId="77777777">
+      <w:bookmarkEnd w:id="10"/>
+    </w:p>
+    <w:p>
       <w:pPr>
         <w:rPr>
           <w:noProof/>
@@ -2859,7 +2819,7 @@
         <w:t>Lorem ipsum dolor sit amet, consectetuer adipiscing elit. Maecenas porttitor congue massa. Fusce posuere, magna sed pulvinar ultricies, purus lectus malesuada libero, sit amet commodo magna eros quis urna.</w:t>
       </w:r>
     </w:p>
-    <w:p xmlns:wp14="http://schemas.microsoft.com/office/word/2010/wordml" wp14:textId="77777777">
+    <w:p>
       <w:pPr>
         <w:rPr>
           <w:noProof/>
@@ -2872,7 +2832,7 @@
         <w:t>Nunc viverra imperdiet enim. Fusce est. Vivamus a tellus.</w:t>
       </w:r>
     </w:p>
-    <w:p xmlns:wp14="http://schemas.microsoft.com/office/word/2010/wordml" wp14:textId="77777777">
+    <w:p>
       <w:pPr>
         <w:rPr>
           <w:noProof/>
@@ -2885,7 +2845,7 @@
         <w:t>Pellentesque habitant morbi tristique senectus et netus et malesuada fames ac turpis egestas. Proin pharetra nonummy pede. Mauris et orci.</w:t>
       </w:r>
     </w:p>
-    <w:p xmlns:wp14="http://schemas.microsoft.com/office/word/2010/wordml" wp14:textId="77777777">
+    <w:p>
       <w:pPr>
         <w:rPr>
           <w:noProof/>
@@ -2898,27 +2858,26 @@
         <w:t>Aenean nec lorem. In porttitor. Donec laoreet nonummy augue.</w:t>
       </w:r>
     </w:p>
-    <w:p xmlns:wp14="http://schemas.microsoft.com/office/word/2010/wordml" wp14:textId="77777777">
-      <w:r>
-        <w:rPr>
-          <w:noProof/>
-        </w:rPr>
+    <w:p>
+      <w:r>
+        <w:rPr>
+          <w:noProof/>
+        </w:rPr>
+        <w:lastRenderedPageBreak/>
         <w:t>Suspendisse dui purus, scelerisque at, vulputate vitae, pretium mattis, nunc. Mauris eget neque at sem venenatis eleifend. Ut nonummy.</w:t>
       </w:r>
     </w:p>
-    <w:p xmlns:wp14="http://schemas.microsoft.com/office/word/2010/wordml" wp14:textId="77777777">
+    <w:p>
       <w:pPr>
         <w:pStyle w:val="Ttulo2"/>
-        <w:rPr/>
-      </w:pPr>
-      <w:bookmarkStart w:name="_Toc1888287247" w:id="1976246273"/>
-      <w:r>
-        <w:rPr/>
+      </w:pPr>
+      <w:bookmarkStart w:id="11" w:name="_Toc1888287247"/>
+      <w:r>
         <w:t>Outro subtítulo</w:t>
       </w:r>
-      <w:bookmarkEnd w:id="1976246273"/>
-    </w:p>
-    <w:p xmlns:wp14="http://schemas.microsoft.com/office/word/2010/wordml" wp14:textId="77777777">
+      <w:bookmarkEnd w:id="11"/>
+    </w:p>
+    <w:p>
       <w:pPr>
         <w:rPr>
           <w:noProof/>
@@ -2931,7 +2890,7 @@
         <w:t>Lorem ipsum dolor sit amet, consectetuer adipiscing elit. Maecenas porttitor congue massa. Fusce posuere, magna sed pulvinar ultricies, purus lectus malesuada libero, sit amet commodo magna eros quis urna.</w:t>
       </w:r>
     </w:p>
-    <w:p xmlns:wp14="http://schemas.microsoft.com/office/word/2010/wordml" wp14:textId="77777777">
+    <w:p>
       <w:pPr>
         <w:rPr>
           <w:noProof/>
@@ -2944,7 +2903,7 @@
         <w:t>Nunc viverra imperdiet enim. Fusce est. Vivamus a tellus.</w:t>
       </w:r>
     </w:p>
-    <w:p xmlns:wp14="http://schemas.microsoft.com/office/word/2010/wordml" wp14:textId="77777777">
+    <w:p>
       <w:pPr>
         <w:rPr>
           <w:noProof/>
@@ -2957,7 +2916,7 @@
         <w:t>Pellentesque habitant morbi tristique senectus et netus et malesuada fames ac turpis egestas. Proin pharetra nonummy pede. Mauris et orci.</w:t>
       </w:r>
     </w:p>
-    <w:p xmlns:wp14="http://schemas.microsoft.com/office/word/2010/wordml" wp14:textId="77777777">
+    <w:p>
       <w:pPr>
         <w:rPr>
           <w:noProof/>
@@ -2970,7 +2929,7 @@
         <w:t>Aenean nec lorem. In porttitor. Donec laoreet nonummy augue.</w:t>
       </w:r>
     </w:p>
-    <w:p xmlns:wp14="http://schemas.microsoft.com/office/word/2010/wordml" wp14:textId="77777777">
+    <w:p>
       <w:r>
         <w:rPr>
           <w:noProof/>
@@ -2978,19 +2937,17 @@
         <w:t>Suspendisse dui purus, scelerisque at, vulputate vitae, pretium mattis, nunc. Mauris eget neque at sem venenatis eleifend. Ut nonummy.</w:t>
       </w:r>
     </w:p>
-    <w:p xmlns:wp14="http://schemas.microsoft.com/office/word/2010/wordml" wp14:textId="77777777">
+    <w:p>
       <w:pPr>
         <w:pStyle w:val="Ttulo3"/>
-        <w:rPr/>
-      </w:pPr>
-      <w:bookmarkStart w:name="_Toc1152342913" w:id="1666817255"/>
-      <w:r>
-        <w:rPr/>
+      </w:pPr>
+      <w:bookmarkStart w:id="12" w:name="_Toc1152342913"/>
+      <w:r>
         <w:t>Eita</w:t>
       </w:r>
-      <w:bookmarkEnd w:id="1666817255"/>
-    </w:p>
-    <w:p xmlns:wp14="http://schemas.microsoft.com/office/word/2010/wordml" wp14:textId="77777777">
+      <w:bookmarkEnd w:id="12"/>
+    </w:p>
+    <w:p>
       <w:pPr>
         <w:rPr>
           <w:noProof/>
@@ -3003,7 +2960,7 @@
         <w:t>Lorem ipsum dolor sit amet, consectetuer adipiscing elit. Maecenas porttitor congue massa. Fusce posuere, magna sed pulvinar ultricies, purus lectus malesuada libero, sit amet commodo magna eros quis urna.</w:t>
       </w:r>
     </w:p>
-    <w:p xmlns:wp14="http://schemas.microsoft.com/office/word/2010/wordml" wp14:textId="77777777">
+    <w:p>
       <w:pPr>
         <w:rPr>
           <w:noProof/>
@@ -3016,7 +2973,7 @@
         <w:t>Nunc viverra imperdiet enim. Fusce est. Vivamus a tellus.</w:t>
       </w:r>
     </w:p>
-    <w:p xmlns:wp14="http://schemas.microsoft.com/office/word/2010/wordml" wp14:textId="77777777">
+    <w:p>
       <w:pPr>
         <w:rPr>
           <w:noProof/>
@@ -3029,7 +2986,7 @@
         <w:t>Pellentesque habitant morbi tristique senectus et netus et malesuada fames ac turpis egestas. Proin pharetra nonummy pede. Mauris et orci.</w:t>
       </w:r>
     </w:p>
-    <w:p xmlns:wp14="http://schemas.microsoft.com/office/word/2010/wordml" wp14:textId="77777777">
+    <w:p>
       <w:pPr>
         <w:rPr>
           <w:noProof/>
@@ -3042,7 +2999,7 @@
         <w:t>Aenean nec lorem. In porttitor. Donec laoreet nonummy augue.</w:t>
       </w:r>
     </w:p>
-    <w:p xmlns:wp14="http://schemas.microsoft.com/office/word/2010/wordml" wp14:textId="77777777">
+    <w:p>
       <w:pPr>
         <w:rPr>
           <w:noProof/>
@@ -3055,35 +3012,33 @@
         <w:t>Suspendisse dui purus, scelerisque at, vulputate vitae, pretium mattis, nunc. Mauris eget neque at sem venenatis eleifend. Ut nonummy.</w:t>
       </w:r>
     </w:p>
-    <w:p xmlns:wp14="http://schemas.microsoft.com/office/word/2010/wordml" wp14:textId="77777777">
+    <w:p>
       <w:pPr>
         <w:pStyle w:val="Ttulo4"/>
         <w:rPr>
           <w:noProof/>
         </w:rPr>
       </w:pPr>
-      <w:bookmarkStart w:name="_Toc232959903" w:id="429951970"/>
+      <w:bookmarkStart w:id="13" w:name="_Toc232959903"/>
       <w:r>
         <w:rPr>
           <w:noProof/>
         </w:rPr>
         <w:t>Echa</w:t>
       </w:r>
-      <w:bookmarkEnd w:id="429951970"/>
-    </w:p>
-    <w:p xmlns:wp14="http://schemas.microsoft.com/office/word/2010/wordml" wp14:textId="77777777">
+      <w:bookmarkEnd w:id="13"/>
+    </w:p>
+    <w:p>
       <w:pPr>
         <w:pStyle w:val="Ttulo5"/>
-        <w:rPr/>
-      </w:pPr>
-      <w:bookmarkStart w:name="_Toc1564280167" w:id="290974812"/>
-      <w:r>
-        <w:rPr/>
+      </w:pPr>
+      <w:bookmarkStart w:id="14" w:name="_Toc1564280167"/>
+      <w:r>
         <w:t>Ave</w:t>
       </w:r>
-      <w:bookmarkEnd w:id="290974812"/>
-    </w:p>
-    <w:p xmlns:wp14="http://schemas.microsoft.com/office/word/2010/wordml" wp14:textId="77777777">
+      <w:bookmarkEnd w:id="14"/>
+    </w:p>
+    <w:p>
       <w:pPr>
         <w:rPr>
           <w:noProof/>
@@ -3096,46 +3051,43 @@
         <w:br w:type="page"/>
       </w:r>
     </w:p>
-    <w:p xmlns:wp14="http://schemas.microsoft.com/office/word/2010/wordml" wp14:textId="77777777">
+    <w:p>
       <w:pPr>
         <w:pStyle w:val="Ttulo1"/>
-        <w:rPr/>
-      </w:pPr>
-      <w:bookmarkStart w:name="_Toc1716222340" w:id="1777395758"/>
-      <w:r>
-        <w:rPr/>
+      </w:pPr>
+      <w:bookmarkStart w:id="15" w:name="_Toc1716222340"/>
+      <w:r>
+        <w:lastRenderedPageBreak/>
         <w:t>IMERSÃO</w:t>
       </w:r>
-      <w:bookmarkEnd w:id="1777395758"/>
-    </w:p>
-    <w:p xmlns:wp14="http://schemas.microsoft.com/office/word/2010/wordml" wp14:textId="77777777">
+      <w:bookmarkEnd w:id="15"/>
+    </w:p>
+    <w:p>
       <w:r>
         <w:t xml:space="preserve">A imersão constitui a primeira etapa do processo, voltada á </w:t>
       </w:r>
       <w:r>
         <w:softHyphen/>
-      </w:r>
-      <w:r>
         <w:t>compreensão aprofundada do problema a ser resolvido. No contexto do projeto, essa fase envolveu a observação do cenário e a realização de uma pesquisa de campo, com o objetivo de entender melhor as necessidades dos usuários e avaliar a viabilidade da proposta (Deterding, 2011)</w:t>
       </w:r>
     </w:p>
-    <w:p xmlns:wp14="http://schemas.microsoft.com/office/word/2010/wordml" wp14:textId="77777777">
+    <w:p>
       <w:pPr>
         <w:pStyle w:val="Ttulo2"/>
         <w:rPr>
           <w:noProof/>
         </w:rPr>
       </w:pPr>
-      <w:bookmarkStart w:name="_Toc812206686" w:id="755514829"/>
+      <w:bookmarkStart w:id="16" w:name="_Toc812206686"/>
       <w:r>
         <w:rPr>
           <w:noProof/>
         </w:rPr>
         <w:t>Caderno de Sensibilidade</w:t>
       </w:r>
-      <w:bookmarkEnd w:id="755514829"/>
-    </w:p>
-    <w:p xmlns:wp14="http://schemas.microsoft.com/office/word/2010/wordml" wp14:textId="77777777">
+      <w:bookmarkEnd w:id="16"/>
+    </w:p>
+    <w:p>
       <w:pPr>
         <w:pStyle w:val="Citao"/>
       </w:pPr>
@@ -3144,12 +3096,10 @@
       </w:r>
       <w:r>
         <w:br/>
-      </w:r>
-      <w:r>
         <w:t>Ao contrário de uma abordagem de observação direta e presencial, esta técnica permite que o próprio usuário faça o relato de suas atividades, no contexto de seu dia a dia. Este tipo de informação é útil na fase de imersão, uma vez que possibilita o entendimento do universo do usuário, de seus sonhos e de suas expectativas, sem que o pesquisador precise ir até ele.</w:t>
       </w:r>
     </w:p>
-    <w:p xmlns:wp14="http://schemas.microsoft.com/office/word/2010/wordml" wp14:textId="77777777">
+    <w:p>
       <w:pPr>
         <w:pStyle w:val="Citao"/>
       </w:pPr>
@@ -3157,12 +3107,12 @@
         <w:t>(MJV TECHNOLOGY &amp; INNOVATION, 2016)</w:t>
       </w:r>
     </w:p>
-    <w:p xmlns:wp14="http://schemas.microsoft.com/office/word/2010/wordml" wp14:textId="77777777">
+    <w:p>
       <w:pPr>
         <w:pStyle w:val="Legenda"/>
         <w:keepNext/>
       </w:pPr>
-      <w:bookmarkStart w:name="_Toc226613146" w:id="16"/>
+      <w:bookmarkStart w:id="17" w:name="_Toc226613146"/>
       <w:r>
         <w:t xml:space="preserve">Figura </w:t>
       </w:r>
@@ -3187,16 +3137,16 @@
       <w:r>
         <w:t>: Caderno de Sensibilidade</w:t>
       </w:r>
-      <w:bookmarkEnd w:id="16"/>
-    </w:p>
-    <w:p xmlns:wp14="http://schemas.microsoft.com/office/word/2010/wordml" wp14:textId="77777777">
+      <w:bookmarkEnd w:id="17"/>
+    </w:p>
+    <w:p>
       <w:pPr>
         <w:pStyle w:val="ImagenseFontes"/>
         <w:ind w:firstLine="0"/>
       </w:pPr>
       <w:r>
         <w:drawing>
-          <wp:inline xmlns:wp14="http://schemas.microsoft.com/office/word/2010/wordprocessingDrawing" distT="0" distB="0" distL="0" distR="0" wp14:anchorId="0EC6F982" wp14:editId="7777777">
+          <wp:inline distT="0" distB="0" distL="0" distR="0" wp14:anchorId="0EC6F982" wp14:editId="07777777">
             <wp:extent cx="2787650" cy="2736114"/>
             <wp:effectExtent l="0" t="0" r="0" b="7620"/>
             <wp:docPr id="2" name="Imagem 2" descr="Descubra o que é e como organizar uma Sessão Generativa"/>
@@ -3245,7 +3195,7 @@
         </w:drawing>
       </w:r>
     </w:p>
-    <w:p xmlns:wp14="http://schemas.microsoft.com/office/word/2010/wordml" wp14:textId="77777777">
+    <w:p>
       <w:pPr>
         <w:pStyle w:val="ImagenseFontes"/>
         <w:ind w:firstLine="0"/>
@@ -3260,12 +3210,12 @@
         <w:t>, 2015</w:t>
       </w:r>
     </w:p>
-    <w:p xmlns:wp14="http://schemas.microsoft.com/office/word/2010/wordml" wp14:textId="77777777">
+    <w:p>
       <w:pPr>
         <w:pStyle w:val="Legenda"/>
         <w:keepNext/>
       </w:pPr>
-      <w:bookmarkStart w:name="_Toc226613168" w:id="17"/>
+      <w:bookmarkStart w:id="18" w:name="_Toc226613168"/>
       <w:r>
         <w:t xml:space="preserve">Quadro </w:t>
       </w:r>
@@ -3290,7 +3240,7 @@
       <w:r>
         <w:t>: Sentimentos e Reações</w:t>
       </w:r>
-      <w:bookmarkEnd w:id="17"/>
+      <w:bookmarkEnd w:id="18"/>
     </w:p>
     <w:tbl>
       <w:tblPr>
@@ -3302,12 +3252,12 @@
         <w:gridCol w:w="6516"/>
         <w:gridCol w:w="2545"/>
       </w:tblGrid>
-      <w:tr xmlns:wp14="http://schemas.microsoft.com/office/word/2010/wordml" wp14:textId="77777777">
+      <w:tr>
         <w:tc>
           <w:tcPr>
             <w:tcW w:w="6516" w:type="dxa"/>
           </w:tcPr>
-          <w:p wp14:textId="77777777">
+          <w:p>
             <w:pPr>
               <w:ind w:firstLine="0"/>
               <w:rPr>
@@ -3328,7 +3278,7 @@
           <w:tcPr>
             <w:tcW w:w="2545" w:type="dxa"/>
           </w:tcPr>
-          <w:p wp14:textId="77777777">
+          <w:p>
             <w:pPr>
               <w:ind w:firstLine="0"/>
               <w:rPr>
@@ -3346,12 +3296,12 @@
           </w:p>
         </w:tc>
       </w:tr>
-      <w:tr xmlns:wp14="http://schemas.microsoft.com/office/word/2010/wordml" wp14:textId="77777777">
+      <w:tr>
         <w:tc>
           <w:tcPr>
             <w:tcW w:w="6516" w:type="dxa"/>
           </w:tcPr>
-          <w:p wp14:textId="77777777">
+          <w:p>
             <w:pPr>
               <w:rPr>
                 <w:noProof/>
@@ -3367,6 +3317,7 @@
               <w:rPr>
                 <w:noProof/>
               </w:rPr>
+              <w:lastRenderedPageBreak/>
               <w:t>magna sed pulvinar ultricies, purus lectus malesuada libero, sit amet commodo magna eros quis urna.</w:t>
             </w:r>
           </w:p>
@@ -3375,32 +3326,33 @@
           <w:tcPr>
             <w:tcW w:w="2545" w:type="dxa"/>
           </w:tcPr>
-          <w:p wp14:textId="77777777">
+          <w:p>
             <w:pPr>
               <w:ind w:firstLine="0"/>
               <w:rPr>
-                <w:rFonts w:ascii="Segoe UI Symbol" w:hAnsi="Segoe UI Symbol" w:eastAsiaTheme="majorEastAsia" w:cstheme="majorBidi"/>
+                <w:rFonts w:ascii="Segoe UI Symbol" w:eastAsiaTheme="majorEastAsia" w:hAnsi="Segoe UI Symbol" w:cstheme="majorBidi"/>
                 <w:sz w:val="72"/>
                 <w:szCs w:val="72"/>
               </w:rPr>
             </w:pPr>
             <w:r>
               <w:rPr>
-                <w:rFonts w:ascii="Segoe UI Symbol" w:hAnsi="Segoe UI Symbol" w:eastAsiaTheme="majorEastAsia" w:cstheme="majorBidi"/>
+                <w:rFonts w:ascii="Segoe UI Symbol" w:eastAsiaTheme="majorEastAsia" w:hAnsi="Segoe UI Symbol" w:cstheme="majorBidi"/>
                 <w:sz w:val="72"/>
                 <w:szCs w:val="72"/>
               </w:rPr>
+              <w:lastRenderedPageBreak/>
               <w:t>😊</w:t>
             </w:r>
           </w:p>
         </w:tc>
       </w:tr>
-      <w:tr xmlns:wp14="http://schemas.microsoft.com/office/word/2010/wordml" wp14:textId="77777777">
+      <w:tr>
         <w:tc>
           <w:tcPr>
             <w:tcW w:w="6516" w:type="dxa"/>
           </w:tcPr>
-          <w:p wp14:textId="77777777">
+          <w:p>
             <w:pPr>
               <w:rPr>
                 <w:noProof/>
@@ -3413,7 +3365,7 @@
               <w:t>Lorem ipsum dolor sit amet, consectetuer adipiscing elit. Maecenas porttitor congue massa. Fusce posuere, magna sed pulvinar ultricies, purus lectus malesuada libero, sit amet commodo magna eros quis urna.</w:t>
             </w:r>
           </w:p>
-          <w:p wp14:textId="77777777">
+          <w:p>
             <w:pPr>
               <w:ind w:firstLine="0"/>
               <w:rPr>
@@ -3427,7 +3379,7 @@
           <w:tcPr>
             <w:tcW w:w="2545" w:type="dxa"/>
           </w:tcPr>
-          <w:p wp14:textId="77777777">
+          <w:p>
             <w:pPr>
               <w:ind w:firstLine="0"/>
               <w:rPr>
@@ -3437,7 +3389,7 @@
             </w:pPr>
             <w:r>
               <w:rPr>
-                <w:rFonts w:ascii="Segoe UI Symbol" w:hAnsi="Segoe UI Symbol" w:eastAsiaTheme="majorEastAsia" w:cstheme="majorBidi"/>
+                <w:rFonts w:ascii="Segoe UI Symbol" w:eastAsiaTheme="majorEastAsia" w:hAnsi="Segoe UI Symbol" w:cstheme="majorBidi"/>
                 <w:sz w:val="72"/>
                 <w:szCs w:val="72"/>
               </w:rPr>
@@ -3446,12 +3398,12 @@
           </w:p>
         </w:tc>
       </w:tr>
-      <w:tr xmlns:wp14="http://schemas.microsoft.com/office/word/2010/wordml" wp14:textId="77777777">
+      <w:tr>
         <w:tc>
           <w:tcPr>
             <w:tcW w:w="6516" w:type="dxa"/>
           </w:tcPr>
-          <w:p wp14:textId="77777777">
+          <w:p>
             <w:pPr>
               <w:rPr>
                 <w:noProof/>
@@ -3464,7 +3416,7 @@
               <w:t>Lorem ipsum dolor sit amet, consectetuer adipiscing elit. Maecenas porttitor congue massa. Fusce posuere, magna sed pulvinar ultricies, purus lectus malesuada libero, sit amet commodo magna eros quis urna.</w:t>
             </w:r>
           </w:p>
-          <w:p wp14:textId="77777777">
+          <w:p>
             <w:pPr>
               <w:ind w:firstLine="0"/>
               <w:rPr>
@@ -3478,7 +3430,7 @@
           <w:tcPr>
             <w:tcW w:w="2545" w:type="dxa"/>
           </w:tcPr>
-          <w:p wp14:textId="77777777">
+          <w:p>
             <w:pPr>
               <w:ind w:firstLine="0"/>
               <w:rPr>
@@ -3488,7 +3440,7 @@
             </w:pPr>
             <w:r>
               <w:rPr>
-                <w:rFonts w:ascii="Segoe UI Symbol" w:hAnsi="Segoe UI Symbol" w:eastAsiaTheme="majorEastAsia" w:cstheme="majorBidi"/>
+                <w:rFonts w:ascii="Segoe UI Symbol" w:eastAsiaTheme="majorEastAsia" w:hAnsi="Segoe UI Symbol" w:cstheme="majorBidi"/>
                 <w:sz w:val="72"/>
                 <w:szCs w:val="72"/>
               </w:rPr>
@@ -3497,12 +3449,12 @@
           </w:p>
         </w:tc>
       </w:tr>
-      <w:tr xmlns:wp14="http://schemas.microsoft.com/office/word/2010/wordml" wp14:textId="77777777">
+      <w:tr>
         <w:tc>
           <w:tcPr>
             <w:tcW w:w="6516" w:type="dxa"/>
           </w:tcPr>
-          <w:p wp14:textId="77777777">
+          <w:p>
             <w:pPr>
               <w:rPr>
                 <w:noProof/>
@@ -3515,7 +3467,7 @@
               <w:t>Lorem ipsum dolor sit amet, consectetuer adipiscing elit. Maecenas porttitor congue massa. Fusce posuere, magna sed pulvinar ultricies, purus lectus malesuada libero, sit amet commodo magna eros quis urna.</w:t>
             </w:r>
           </w:p>
-          <w:p wp14:textId="77777777">
+          <w:p>
             <w:pPr>
               <w:ind w:firstLine="0"/>
               <w:rPr>
@@ -3529,18 +3481,18 @@
           <w:tcPr>
             <w:tcW w:w="2545" w:type="dxa"/>
           </w:tcPr>
-          <w:p wp14:textId="77777777">
+          <w:p>
             <w:pPr>
               <w:ind w:firstLine="0"/>
               <w:rPr>
-                <w:rFonts w:ascii="Segoe UI Symbol" w:hAnsi="Segoe UI Symbol" w:eastAsiaTheme="majorEastAsia" w:cstheme="majorBidi"/>
+                <w:rFonts w:ascii="Segoe UI Symbol" w:eastAsiaTheme="majorEastAsia" w:hAnsi="Segoe UI Symbol" w:cstheme="majorBidi"/>
                 <w:sz w:val="72"/>
                 <w:szCs w:val="72"/>
               </w:rPr>
             </w:pPr>
             <w:r>
               <w:rPr>
-                <w:rFonts w:ascii="Segoe UI Symbol" w:hAnsi="Segoe UI Symbol" w:eastAsiaTheme="majorEastAsia" w:cstheme="majorBidi"/>
+                <w:rFonts w:ascii="Segoe UI Symbol" w:eastAsiaTheme="majorEastAsia" w:hAnsi="Segoe UI Symbol" w:cstheme="majorBidi"/>
                 <w:sz w:val="72"/>
                 <w:szCs w:val="72"/>
               </w:rPr>
@@ -3549,12 +3501,12 @@
           </w:p>
         </w:tc>
       </w:tr>
-      <w:tr xmlns:wp14="http://schemas.microsoft.com/office/word/2010/wordml" wp14:textId="77777777">
+      <w:tr>
         <w:tc>
           <w:tcPr>
             <w:tcW w:w="6516" w:type="dxa"/>
           </w:tcPr>
-          <w:p wp14:textId="77777777">
+          <w:p>
             <w:pPr>
               <w:rPr>
                 <w:noProof/>
@@ -3567,7 +3519,7 @@
               <w:t>Lorem ipsum dolor sit amet, consectetuer adipiscing elit. Maecenas porttitor congue massa. Fusce posuere, magna sed pulvinar ultricies, purus lectus malesuada libero, sit amet commodo magna eros quis urna.</w:t>
             </w:r>
           </w:p>
-          <w:p wp14:textId="77777777">
+          <w:p>
             <w:pPr>
               <w:rPr>
                 <w:noProof/>
@@ -3579,7 +3531,7 @@
           <w:tcPr>
             <w:tcW w:w="2545" w:type="dxa"/>
           </w:tcPr>
-          <w:p wp14:textId="77777777">
+          <w:p>
             <w:pPr>
               <w:ind w:firstLine="0"/>
               <w:rPr>
@@ -3589,7 +3541,7 @@
             </w:pPr>
             <w:r>
               <w:rPr>
-                <w:rFonts w:ascii="Segoe UI Symbol" w:hAnsi="Segoe UI Symbol" w:eastAsiaTheme="majorEastAsia" w:cstheme="majorBidi"/>
+                <w:rFonts w:ascii="Segoe UI Symbol" w:eastAsiaTheme="majorEastAsia" w:hAnsi="Segoe UI Symbol" w:cstheme="majorBidi"/>
                 <w:sz w:val="72"/>
                 <w:szCs w:val="72"/>
               </w:rPr>
@@ -3598,12 +3550,12 @@
           </w:p>
         </w:tc>
       </w:tr>
-      <w:tr xmlns:wp14="http://schemas.microsoft.com/office/word/2010/wordml" wp14:textId="77777777">
+      <w:tr>
         <w:tc>
           <w:tcPr>
             <w:tcW w:w="6516" w:type="dxa"/>
           </w:tcPr>
-          <w:p wp14:textId="77777777">
+          <w:p>
             <w:pPr>
               <w:rPr>
                 <w:noProof/>
@@ -3616,7 +3568,7 @@
               <w:t>Lorem ipsum dolor sit amet, consectetuer adipiscing elit. Maecenas porttitor congue massa. Fusce posuere, magna sed pulvinar ultricies, purus lectus malesuada libero, sit amet commodo magna eros quis urna.</w:t>
             </w:r>
           </w:p>
-          <w:p wp14:textId="77777777">
+          <w:p>
             <w:pPr>
               <w:rPr>
                 <w:noProof/>
@@ -3628,7 +3580,7 @@
           <w:tcPr>
             <w:tcW w:w="2545" w:type="dxa"/>
           </w:tcPr>
-          <w:p wp14:textId="77777777">
+          <w:p>
             <w:pPr>
               <w:ind w:firstLine="0"/>
               <w:rPr>
@@ -3638,7 +3590,7 @@
             </w:pPr>
             <w:r>
               <w:rPr>
-                <w:rFonts w:ascii="Segoe UI Symbol" w:hAnsi="Segoe UI Symbol" w:eastAsiaTheme="majorEastAsia" w:cstheme="majorBidi"/>
+                <w:rFonts w:ascii="Segoe UI Symbol" w:eastAsiaTheme="majorEastAsia" w:hAnsi="Segoe UI Symbol" w:cstheme="majorBidi"/>
                 <w:sz w:val="72"/>
                 <w:szCs w:val="72"/>
               </w:rPr>
@@ -3647,12 +3599,12 @@
           </w:p>
         </w:tc>
       </w:tr>
-      <w:tr xmlns:wp14="http://schemas.microsoft.com/office/word/2010/wordml" wp14:textId="77777777">
+      <w:tr>
         <w:tc>
           <w:tcPr>
             <w:tcW w:w="6516" w:type="dxa"/>
           </w:tcPr>
-          <w:p wp14:textId="77777777">
+          <w:p>
             <w:pPr>
               <w:rPr>
                 <w:noProof/>
@@ -3662,10 +3614,11 @@
               <w:rPr>
                 <w:noProof/>
               </w:rPr>
+              <w:lastRenderedPageBreak/>
               <w:t>Lorem ipsum dolor sit amet, consectetuer adipiscing elit. Maecenas porttitor congue massa. Fusce posuere, magna sed pulvinar ultricies, purus lectus malesuada libero, sit amet commodo magna eros quis urna.</w:t>
             </w:r>
           </w:p>
-          <w:p wp14:textId="77777777">
+          <w:p>
             <w:pPr>
               <w:rPr>
                 <w:noProof/>
@@ -3677,7 +3630,7 @@
           <w:tcPr>
             <w:tcW w:w="2545" w:type="dxa"/>
           </w:tcPr>
-          <w:p wp14:textId="77777777">
+          <w:p>
             <w:pPr>
               <w:ind w:firstLine="0"/>
               <w:rPr>
@@ -3687,7 +3640,7 @@
             </w:pPr>
             <w:r>
               <w:rPr>
-                <w:rFonts w:ascii="Segoe UI Symbol" w:hAnsi="Segoe UI Symbol" w:eastAsiaTheme="majorEastAsia" w:cstheme="majorBidi"/>
+                <w:rFonts w:ascii="Segoe UI Symbol" w:eastAsiaTheme="majorEastAsia" w:hAnsi="Segoe UI Symbol" w:cstheme="majorBidi"/>
                 <w:sz w:val="72"/>
                 <w:szCs w:val="72"/>
               </w:rPr>
@@ -3697,7 +3650,7 @@
         </w:tc>
       </w:tr>
     </w:tbl>
-    <w:p xmlns:wp14="http://schemas.microsoft.com/office/word/2010/wordml" wp14:textId="77777777">
+    <w:p>
       <w:pPr>
         <w:pStyle w:val="ImagenseFontes"/>
       </w:pPr>
@@ -3705,29 +3658,27 @@
         <w:t>Fonte: Os Autores, 2026</w:t>
       </w:r>
     </w:p>
-    <w:p xmlns:wp14="http://schemas.microsoft.com/office/word/2010/wordml" wp14:textId="77777777">
+    <w:p>
       <w:pPr>
         <w:pStyle w:val="Ttulo2"/>
-        <w:rPr/>
-      </w:pPr>
-      <w:bookmarkStart w:name="_Toc1991370755" w:id="1066286380"/>
-      <w:r>
-        <w:rPr/>
+      </w:pPr>
+      <w:bookmarkStart w:id="19" w:name="_Toc1991370755"/>
+      <w:r>
         <w:t>Pesquisa de Campo</w:t>
       </w:r>
-      <w:bookmarkEnd w:id="1066286380"/>
-    </w:p>
-    <w:p xmlns:wp14="http://schemas.microsoft.com/office/word/2010/wordml" wp14:textId="77777777">
+      <w:bookmarkEnd w:id="19"/>
+    </w:p>
+    <w:p>
       <w:r>
         <w:t>Introdução explicando sobre a pesquisa de campo</w:t>
       </w:r>
     </w:p>
-    <w:p xmlns:wp14="http://schemas.microsoft.com/office/word/2010/wordml" wp14:textId="77777777">
+    <w:p>
       <w:pPr>
         <w:pStyle w:val="Legenda"/>
         <w:keepNext/>
       </w:pPr>
-      <w:bookmarkStart w:name="_Toc226613243" w:id="19"/>
+      <w:bookmarkStart w:id="20" w:name="_Toc226613243"/>
       <w:r>
         <w:t xml:space="preserve">Grafico </w:t>
       </w:r>
@@ -3752,16 +3703,16 @@
       <w:r>
         <w:t>: Idade dos Entrevistados</w:t>
       </w:r>
-      <w:bookmarkEnd w:id="19"/>
-    </w:p>
-    <w:p xmlns:wp14="http://schemas.microsoft.com/office/word/2010/wordml" wp14:textId="77777777">
+      <w:bookmarkEnd w:id="20"/>
+    </w:p>
+    <w:p>
       <w:pPr>
         <w:pStyle w:val="ImagenseFontes"/>
         <w:keepNext/>
       </w:pPr>
       <w:r>
         <w:drawing>
-          <wp:inline xmlns:wp14="http://schemas.microsoft.com/office/word/2010/wordprocessingDrawing" distT="0" distB="0" distL="0" distR="0" wp14:anchorId="625D20A7" wp14:editId="7777777">
+          <wp:inline distT="0" distB="0" distL="0" distR="0" wp14:anchorId="625D20A7" wp14:editId="07777777">
             <wp:extent cx="5486400" cy="3200400"/>
             <wp:effectExtent l="0" t="0" r="0" b="0"/>
             <wp:docPr id="4" name="Gráfico 4"/>
@@ -3775,7 +3726,7 @@
         </w:drawing>
       </w:r>
     </w:p>
-    <w:p xmlns:wp14="http://schemas.microsoft.com/office/word/2010/wordml" wp14:textId="77777777">
+    <w:p>
       <w:pPr>
         <w:pStyle w:val="Legenda"/>
       </w:pPr>
@@ -3792,17 +3743,18 @@
         <w:t>, 2026</w:t>
       </w:r>
     </w:p>
-    <w:p xmlns:wp14="http://schemas.microsoft.com/office/word/2010/wordml" wp14:textId="77777777">
+    <w:p>
       <w:pPr>
         <w:pStyle w:val="Legenda"/>
       </w:pPr>
     </w:p>
-    <w:p xmlns:wp14="http://schemas.microsoft.com/office/word/2010/wordml" wp14:textId="77777777">
+    <w:p>
       <w:pPr>
         <w:pStyle w:val="Legenda"/>
         <w:keepNext/>
       </w:pPr>
       <w:r>
+        <w:lastRenderedPageBreak/>
         <w:t xml:space="preserve">Grafico </w:t>
       </w:r>
       <w:r>
@@ -3827,7 +3779,7 @@
         <w:t>: Gostos</w:t>
       </w:r>
     </w:p>
-    <w:p xmlns:wp14="http://schemas.microsoft.com/office/word/2010/wordml" wp14:textId="77777777">
+    <w:p>
       <w:pPr>
         <w:pStyle w:val="Legenda"/>
         <w:keepNext/>
@@ -3838,7 +3790,7 @@
           <w:lang w:eastAsia="pt-BR"/>
         </w:rPr>
         <w:drawing>
-          <wp:inline xmlns:wp14="http://schemas.microsoft.com/office/word/2010/wordprocessingDrawing" distT="0" distB="0" distL="0" distR="0" wp14:anchorId="2E031DD0" wp14:editId="7777777">
+          <wp:inline distT="0" distB="0" distL="0" distR="0" wp14:anchorId="2E031DD0" wp14:editId="07777777">
             <wp:extent cx="5486400" cy="3200400"/>
             <wp:effectExtent l="0" t="0" r="0" b="0"/>
             <wp:docPr id="6" name="Gráfico 6"/>
@@ -3852,7 +3804,7 @@
         </w:drawing>
       </w:r>
     </w:p>
-    <w:p xmlns:wp14="http://schemas.microsoft.com/office/word/2010/wordml" wp14:textId="77777777">
+    <w:p>
       <w:pPr>
         <w:pStyle w:val="Legenda"/>
       </w:pPr>
@@ -3860,7 +3812,7 @@
         <w:t>Fonte: Os Autores, 2026</w:t>
       </w:r>
     </w:p>
-    <w:p xmlns:wp14="http://schemas.microsoft.com/office/word/2010/wordml" wp14:textId="77777777">
+    <w:p>
       <w:pPr>
         <w:pStyle w:val="Legenda"/>
       </w:pPr>
@@ -3868,35 +3820,31 @@
         <w:br w:type="page"/>
       </w:r>
     </w:p>
-    <w:p xmlns:wp14="http://schemas.microsoft.com/office/word/2010/wordml" wp14:textId="77777777">
+    <w:p>
       <w:pPr>
         <w:pStyle w:val="Ttulo1"/>
-        <w:rPr/>
-      </w:pPr>
-      <w:bookmarkStart w:name="_Toc1154099208" w:id="1778382631"/>
-      <w:r>
-        <w:rPr/>
+      </w:pPr>
+      <w:bookmarkStart w:id="21" w:name="_Toc1154099208"/>
+      <w:r>
+        <w:lastRenderedPageBreak/>
         <w:t>ANÁLISE E SÍNTESE</w:t>
       </w:r>
-      <w:bookmarkEnd w:id="1778382631"/>
-    </w:p>
-    <w:p xmlns:wp14="http://schemas.microsoft.com/office/word/2010/wordml" wp14:textId="77777777">
+      <w:bookmarkEnd w:id="21"/>
+    </w:p>
+    <w:p>
       <w:pPr>
         <w:pStyle w:val="Ttulo2"/>
-        <w:rPr/>
-      </w:pPr>
-      <w:bookmarkStart w:name="_Toc1115156005" w:id="947592768"/>
-      <w:r>
-        <w:rPr/>
+      </w:pPr>
+      <w:bookmarkStart w:id="22" w:name="_Toc1115156005"/>
+      <w:r>
         <w:t>Person</w:t>
       </w:r>
       <w:r>
-        <w:rPr/>
         <w:t>a</w:t>
       </w:r>
-      <w:bookmarkEnd w:id="947592768"/>
-    </w:p>
-    <w:p xmlns:wp14="http://schemas.microsoft.com/office/word/2010/wordml" wp14:textId="77777777">
+      <w:bookmarkEnd w:id="22"/>
+    </w:p>
+    <w:p>
       <w:pPr>
         <w:pStyle w:val="Citao"/>
       </w:pPr>
@@ -3904,12 +3852,12 @@
         <w:t>As personas são personagens ficcionais, criadas com base na síntese dos comportamentos observados dentre consumidores com perfis extremos. Traduzem motivações, desejos, expectativas e necessidades, que sintonizam características significativas dos públicos-alvo relevantes para os produtos e serviços das marcas e organizações. [...] Ao final, são atribuídos nomes, histórias e necessidades que contribuem para a personificação desses arquétipos.” (VIANNA et al., 2012, p. 80 apud COLLIER DE MENDONÇA et al., ANO).</w:t>
       </w:r>
     </w:p>
-    <w:p xmlns:wp14="http://schemas.microsoft.com/office/word/2010/wordml" wp14:textId="77777777">
+    <w:p>
       <w:pPr>
         <w:pStyle w:val="Legenda"/>
         <w:keepNext/>
       </w:pPr>
-      <w:bookmarkStart w:name="_Toc226613147" w:id="22"/>
+      <w:bookmarkStart w:id="23" w:name="_Toc226613147"/>
       <w:r>
         <w:t xml:space="preserve">Figura </w:t>
       </w:r>
@@ -3934,15 +3882,15 @@
       <w:r>
         <w:t>: Personas</w:t>
       </w:r>
-      <w:bookmarkEnd w:id="22"/>
-    </w:p>
-    <w:p xmlns:wp14="http://schemas.microsoft.com/office/word/2010/wordml" wp14:textId="77777777">
+      <w:bookmarkEnd w:id="23"/>
+    </w:p>
+    <w:p>
       <w:pPr>
         <w:pStyle w:val="ImagenseFontes"/>
       </w:pPr>
       <w:r>
         <w:drawing>
-          <wp:inline xmlns:wp14="http://schemas.microsoft.com/office/word/2010/wordprocessingDrawing" distT="0" distB="0" distL="0" distR="0" wp14:anchorId="275E2F36" wp14:editId="7777777">
+          <wp:inline distT="0" distB="0" distL="0" distR="0" wp14:anchorId="275E2F36" wp14:editId="07777777">
             <wp:extent cx="1775011" cy="1441476"/>
             <wp:effectExtent l="0" t="0" r="0" b="6350"/>
             <wp:docPr id="1" name="Imagem 1" descr="Como definir personas durante a aplicação do Design Thinking?"/>
@@ -3991,7 +3939,7 @@
         </w:drawing>
       </w:r>
     </w:p>
-    <w:p xmlns:wp14="http://schemas.microsoft.com/office/word/2010/wordml" wp14:textId="77777777">
+    <w:p>
       <w:pPr>
         <w:pStyle w:val="ImagenseFontes"/>
       </w:pPr>
@@ -3999,43 +3947,363 @@
         <w:t>Fonte: Tallyson Faustino, 2024</w:t>
       </w:r>
     </w:p>
-    <w:p xmlns:wp14="http://schemas.microsoft.com/office/word/2010/wordml" wp14:textId="77777777">
+    <w:p>
       <w:r>
         <w:t>Sendo assim nesse trabalho foi criado a persona xcx, que atende os requisitos da citação acima, então aqui está a persona xxxxxxxx.</w:t>
       </w:r>
     </w:p>
-    <w:p xmlns:wp14="http://schemas.microsoft.com/office/word/2010/wordml" wp14:textId="77777777">
+    <w:p>
+      <w:pPr>
+        <w:spacing w:after="160" w:line="259" w:lineRule="auto"/>
+        <w:ind w:firstLine="0"/>
+        <w:jc w:val="left"/>
+      </w:pPr>
+      <w:r>
+        <w:br w:type="page"/>
+      </w:r>
+    </w:p>
+    <w:p>
       <w:pPr>
         <w:pStyle w:val="Ttulo1"/>
-        <w:rPr/>
-      </w:pPr>
-      <w:bookmarkStart w:name="_Toc655292254" w:id="87805143"/>
+      </w:pPr>
+      <w:r>
+        <w:lastRenderedPageBreak/>
+        <w:t>IDEAÇÃO</w:t>
+      </w:r>
+    </w:p>
+    <w:p>
+      <w:pPr>
+        <w:pStyle w:val="Ttulo2"/>
+      </w:pPr>
+      <w:r>
+        <w:t>Cardápio de Ideias</w:t>
+      </w:r>
+    </w:p>
+    <w:tbl>
+      <w:tblPr>
+        <w:tblStyle w:val="Tabelacomgrade"/>
+        <w:tblW w:w="0" w:type="auto"/>
+        <w:tblLook w:val="04A0" w:firstRow="1" w:lastRow="0" w:firstColumn="1" w:lastColumn="0" w:noHBand="0" w:noVBand="1"/>
+      </w:tblPr>
+      <w:tblGrid>
+        <w:gridCol w:w="4530"/>
+        <w:gridCol w:w="4531"/>
+      </w:tblGrid>
+      <w:tr>
+        <w:tc>
+          <w:tcPr>
+            <w:tcW w:w="4530" w:type="dxa"/>
+          </w:tcPr>
+          <w:p>
+            <w:pPr>
+              <w:ind w:firstLine="0"/>
+              <w:jc w:val="center"/>
+              <w:rPr>
+                <w:b/>
+              </w:rPr>
+            </w:pPr>
+            <w:r>
+              <w:rPr>
+                <w:b/>
+              </w:rPr>
+              <w:t>Objetivos</w:t>
+            </w:r>
+          </w:p>
+        </w:tc>
+        <w:tc>
+          <w:tcPr>
+            <w:tcW w:w="4531" w:type="dxa"/>
+          </w:tcPr>
+          <w:p>
+            <w:pPr>
+              <w:ind w:firstLine="0"/>
+              <w:jc w:val="center"/>
+              <w:rPr>
+                <w:b/>
+              </w:rPr>
+            </w:pPr>
+            <w:r>
+              <w:rPr>
+                <w:b/>
+              </w:rPr>
+              <w:t>Ideias</w:t>
+            </w:r>
+          </w:p>
+        </w:tc>
+      </w:tr>
+      <w:tr>
+        <w:tc>
+          <w:tcPr>
+            <w:tcW w:w="4530" w:type="dxa"/>
+          </w:tcPr>
+          <w:p>
+            <w:pPr>
+              <w:ind w:firstLine="0"/>
+              <w:jc w:val="left"/>
+            </w:pPr>
+            <w:r>
+              <w:t>Conscientização sobre política</w:t>
+            </w:r>
+          </w:p>
+        </w:tc>
+        <w:tc>
+          <w:tcPr>
+            <w:tcW w:w="4531" w:type="dxa"/>
+          </w:tcPr>
+          <w:p>
+            <w:pPr>
+              <w:ind w:firstLine="0"/>
+              <w:jc w:val="left"/>
+            </w:pPr>
+            <w:r>
+              <w:t>Demonstração de Polis e sua influência sobre espectro político</w:t>
+            </w:r>
+            <w:r>
+              <w:t xml:space="preserve">. - </w:t>
+            </w:r>
+            <w:r>
+              <w:t>Interação direta com situações e dilemas políticos na sociedade</w:t>
+            </w:r>
+            <w:r>
+              <w:t>.</w:t>
+            </w:r>
+          </w:p>
+        </w:tc>
+      </w:tr>
+      <w:tr>
+        <w:tc>
+          <w:tcPr>
+            <w:tcW w:w="4530" w:type="dxa"/>
+          </w:tcPr>
+          <w:p>
+            <w:pPr>
+              <w:ind w:firstLine="0"/>
+              <w:jc w:val="left"/>
+            </w:pPr>
+            <w:r>
+              <w:t>Conscientização sobre a complexidade de uma cadeia de produção</w:t>
+            </w:r>
+          </w:p>
+        </w:tc>
+        <w:tc>
+          <w:tcPr>
+            <w:tcW w:w="4531" w:type="dxa"/>
+          </w:tcPr>
+          <w:p>
+            <w:pPr>
+              <w:ind w:firstLine="0"/>
+              <w:jc w:val="left"/>
+            </w:pPr>
+            <w:r>
+              <w:t>Recriação realista sobre cadeias de produção e evolução tecnológica</w:t>
+            </w:r>
+            <w:r>
+              <w:t xml:space="preserve">. - </w:t>
+            </w:r>
+            <w:r>
+              <w:t>Interação direta com sistemas de automação, a partir de maquinas e logística de produção</w:t>
+            </w:r>
+            <w:r>
+              <w:t>.</w:t>
+            </w:r>
+          </w:p>
+        </w:tc>
+      </w:tr>
+      <w:tr>
+        <w:tc>
+          <w:tcPr>
+            <w:tcW w:w="4530" w:type="dxa"/>
+          </w:tcPr>
+          <w:p>
+            <w:pPr>
+              <w:ind w:firstLine="0"/>
+              <w:jc w:val="left"/>
+            </w:pPr>
+            <w:r>
+              <w:t>Conscientização em relação às dificuldades da transferência de tecnologias e modo de geração de energia</w:t>
+            </w:r>
+          </w:p>
+        </w:tc>
+        <w:tc>
+          <w:tcPr>
+            <w:tcW w:w="4531" w:type="dxa"/>
+          </w:tcPr>
+          <w:p>
+            <w:pPr>
+              <w:ind w:firstLine="0"/>
+              <w:jc w:val="left"/>
+            </w:pPr>
+            <w:r>
+              <w:t>Recriação realista sobre cadeias de produção, e opções de máquinas com eficiência e custos distintos.</w:t>
+            </w:r>
+            <w:r>
+              <w:t xml:space="preserve"> - </w:t>
+            </w:r>
+            <w:r>
+              <w:t>Interação e necessidade de progressão em referência à cadeia de produção</w:t>
+            </w:r>
+            <w:r>
+              <w:t>.</w:t>
+            </w:r>
+          </w:p>
+        </w:tc>
+      </w:tr>
+      <w:tr>
+        <w:tc>
+          <w:tcPr>
+            <w:tcW w:w="4530" w:type="dxa"/>
+          </w:tcPr>
+          <w:p>
+            <w:pPr>
+              <w:ind w:firstLine="0"/>
+              <w:jc w:val="left"/>
+            </w:pPr>
+            <w:r>
+              <w:t>Conscientização sobre os impactos da poluição humana</w:t>
+            </w:r>
+          </w:p>
+        </w:tc>
+        <w:tc>
+          <w:tcPr>
+            <w:tcW w:w="4531" w:type="dxa"/>
+          </w:tcPr>
+          <w:p>
+            <w:pPr>
+              <w:ind w:firstLine="0"/>
+              <w:jc w:val="left"/>
+            </w:pPr>
+            <w:r>
+              <w:t>Consequências diretas de um alto índice de poluição no ambiente a partir de ataques selvagens</w:t>
+            </w:r>
+            <w:r>
+              <w:t xml:space="preserve">. - </w:t>
+            </w:r>
+            <w:r>
+              <w:t>Demonstração das consequências da poluição a longo prazo</w:t>
+            </w:r>
+            <w:r>
+              <w:t>.</w:t>
+            </w:r>
+          </w:p>
+        </w:tc>
+      </w:tr>
+      <w:tr>
+        <w:tc>
+          <w:tcPr>
+            <w:tcW w:w="4530" w:type="dxa"/>
+          </w:tcPr>
+          <w:p>
+            <w:pPr>
+              <w:ind w:firstLine="0"/>
+              <w:jc w:val="left"/>
+            </w:pPr>
+            <w:r>
+              <w:t>Desenvolver uma plataforma digital intuitiva e prática para a conscientização de ciências políticas e dificuldades de infraestrutura</w:t>
+            </w:r>
+          </w:p>
+        </w:tc>
+        <w:tc>
+          <w:tcPr>
+            <w:tcW w:w="4531" w:type="dxa"/>
+          </w:tcPr>
+          <w:p>
+            <w:pPr>
+              <w:ind w:firstLine="0"/>
+              <w:jc w:val="left"/>
+            </w:pPr>
+            <w:r>
+              <w:t>Login e Criação de Contas</w:t>
+            </w:r>
+            <w:r>
+              <w:t>, f</w:t>
+            </w:r>
+            <w:r>
+              <w:t>unção para preencher e adicionar artigos escritos pelos autores</w:t>
+            </w:r>
+            <w:r>
+              <w:t xml:space="preserve"> e o</w:t>
+            </w:r>
+            <w:r>
+              <w:t>pção de download do projeto em desenvolvimento</w:t>
+            </w:r>
+          </w:p>
+        </w:tc>
+      </w:tr>
+      <w:tr>
+        <w:tc>
+          <w:tcPr>
+            <w:tcW w:w="4530" w:type="dxa"/>
+          </w:tcPr>
+          <w:p>
+            <w:pPr>
+              <w:ind w:firstLine="0"/>
+              <w:jc w:val="left"/>
+              <w:rPr>
+                <w:b/>
+              </w:rPr>
+            </w:pPr>
+            <w:r>
+              <w:rPr>
+                <w:b/>
+              </w:rPr>
+              <w:t>Financiar o projeto principal da equipe*</w:t>
+            </w:r>
+          </w:p>
+        </w:tc>
+        <w:tc>
+          <w:tcPr>
+            <w:tcW w:w="4531" w:type="dxa"/>
+          </w:tcPr>
+          <w:p>
+            <w:pPr>
+              <w:ind w:firstLine="0"/>
+              <w:jc w:val="left"/>
+            </w:pPr>
+            <w:r>
+              <w:t xml:space="preserve">Adição de subsídios de financiamento (Patreon, SubcribeStar, Discord Privado, Kickstarter, Ko-Fi, Catarse, </w:t>
+            </w:r>
+            <w:r>
+              <w:lastRenderedPageBreak/>
+              <w:t>Apoia.se)</w:t>
+            </w:r>
+            <w:r>
+              <w:t xml:space="preserve"> e v</w:t>
+            </w:r>
+            <w:bookmarkStart w:id="24" w:name="_GoBack"/>
+            <w:bookmarkEnd w:id="24"/>
+            <w:r>
+              <w:t>enda de produtos envolvendo o projeto.</w:t>
+            </w:r>
+          </w:p>
+        </w:tc>
+      </w:tr>
+    </w:tbl>
+    <w:p/>
+    <w:p>
+      <w:pPr>
+        <w:pStyle w:val="Ttulo1"/>
+      </w:pPr>
+      <w:bookmarkStart w:id="25" w:name="_Toc655292254"/>
       <w:r>
         <w:br w:type="page"/>
       </w:r>
       <w:r>
-        <w:rPr/>
-        <w:t>A</w:t>
-      </w:r>
-      <w:r>
-        <w:rPr/>
-        <w:t>SPECTOS ESTRATÉGICOS</w:t>
-      </w:r>
-      <w:bookmarkEnd w:id="87805143"/>
-    </w:p>
-    <w:p xmlns:wp14="http://schemas.microsoft.com/office/word/2010/wordml" wp14:textId="77777777">
+        <w:lastRenderedPageBreak/>
+        <w:t>ASPECTOS ESTRATÉGICOS</w:t>
+      </w:r>
+      <w:bookmarkEnd w:id="25"/>
+    </w:p>
+    <w:p>
       <w:pPr>
         <w:pStyle w:val="Ttulo2"/>
-        <w:rPr/>
-      </w:pPr>
-      <w:bookmarkStart w:name="_Toc21870507" w:id="1502025803"/>
-      <w:r>
-        <w:rPr/>
+      </w:pPr>
+      <w:bookmarkStart w:id="26" w:name="_Toc21870507"/>
+      <w:r>
         <w:t>Planejamento Financeiro</w:t>
       </w:r>
-      <w:bookmarkEnd w:id="1502025803"/>
-    </w:p>
-    <w:p xmlns:wp14="http://schemas.microsoft.com/office/word/2010/wordml" wp14:textId="77777777">
+      <w:bookmarkEnd w:id="26"/>
+    </w:p>
+    <w:p>
       <w:pPr>
         <w:pStyle w:val="Legenda"/>
         <w:keepNext/>
@@ -4043,7 +4311,7 @@
           <w:vertAlign w:val="subscript"/>
         </w:rPr>
       </w:pPr>
-      <w:bookmarkStart w:name="_Toc226613252" w:id="25"/>
+      <w:bookmarkStart w:id="27" w:name="_Toc226613252"/>
       <w:r>
         <w:t xml:space="preserve">Tabela </w:t>
       </w:r>
@@ -4071,19 +4339,19 @@
         </w:rPr>
         <w:t>: Pacotes</w:t>
       </w:r>
-      <w:bookmarkEnd w:id="25"/>
+      <w:bookmarkEnd w:id="27"/>
     </w:p>
     <w:tbl>
       <w:tblPr>
         <w:tblStyle w:val="TabeladeGrade4-nfase5"/>
         <w:tblW w:w="0" w:type="auto"/>
         <w:tblBorders>
-          <w:top w:val="single" w:color="auto" w:sz="4" w:space="0"/>
-          <w:left w:val="none" w:color="auto" w:sz="0" w:space="0"/>
-          <w:bottom w:val="single" w:color="auto" w:sz="4" w:space="0"/>
-          <w:right w:val="none" w:color="auto" w:sz="0" w:space="0"/>
-          <w:insideH w:val="single" w:color="auto" w:sz="4" w:space="0"/>
-          <w:insideV w:val="single" w:color="auto" w:sz="4" w:space="0"/>
+          <w:top w:val="single" w:sz="4" w:space="0" w:color="auto"/>
+          <w:left w:val="none" w:sz="0" w:space="0" w:color="auto"/>
+          <w:bottom w:val="single" w:sz="4" w:space="0" w:color="auto"/>
+          <w:right w:val="none" w:sz="0" w:space="0" w:color="auto"/>
+          <w:insideH w:val="single" w:sz="4" w:space="0" w:color="auto"/>
+          <w:insideV w:val="single" w:sz="4" w:space="0" w:color="auto"/>
         </w:tblBorders>
         <w:tblLook w:val="04A0" w:firstRow="1" w:lastRow="0" w:firstColumn="1" w:lastColumn="0" w:noHBand="0" w:noVBand="1"/>
       </w:tblPr>
@@ -4091,7 +4359,7 @@
         <w:gridCol w:w="4530"/>
         <w:gridCol w:w="4531"/>
       </w:tblGrid>
-      <w:tr xmlns:wp14="http://schemas.microsoft.com/office/word/2010/wordml" wp14:textId="77777777">
+      <w:tr>
         <w:trPr>
           <w:cnfStyle w:val="100000000000" w:firstRow="1" w:lastRow="0" w:firstColumn="0" w:lastColumn="0" w:oddVBand="0" w:evenVBand="0" w:oddHBand="0" w:evenHBand="0" w:firstRowFirstColumn="0" w:firstRowLastColumn="0" w:lastRowFirstColumn="0" w:lastRowLastColumn="0"/>
         </w:trPr>
@@ -4100,13 +4368,13 @@
             <w:cnfStyle w:val="001000000000" w:firstRow="0" w:lastRow="0" w:firstColumn="1" w:lastColumn="0" w:oddVBand="0" w:evenVBand="0" w:oddHBand="0" w:evenHBand="0" w:firstRowFirstColumn="0" w:firstRowLastColumn="0" w:lastRowFirstColumn="0" w:lastRowLastColumn="0"/>
             <w:tcW w:w="4530" w:type="dxa"/>
             <w:tcBorders>
-              <w:top w:val="none" w:color="auto" w:sz="0" w:space="0"/>
-              <w:left w:val="none" w:color="auto" w:sz="0" w:space="0"/>
-              <w:bottom w:val="none" w:color="auto" w:sz="0" w:space="0"/>
-              <w:right w:val="none" w:color="auto" w:sz="0" w:space="0"/>
+              <w:top w:val="none" w:sz="0" w:space="0" w:color="auto"/>
+              <w:left w:val="none" w:sz="0" w:space="0" w:color="auto"/>
+              <w:bottom w:val="none" w:sz="0" w:space="0" w:color="auto"/>
+              <w:right w:val="none" w:sz="0" w:space="0" w:color="auto"/>
             </w:tcBorders>
           </w:tcPr>
-          <w:p wp14:textId="77777777">
+          <w:p>
             <w:r>
               <w:t>Pacote</w:t>
             </w:r>
@@ -4116,13 +4384,13 @@
           <w:tcPr>
             <w:tcW w:w="4531" w:type="dxa"/>
             <w:tcBorders>
-              <w:top w:val="none" w:color="auto" w:sz="0" w:space="0"/>
-              <w:left w:val="none" w:color="auto" w:sz="0" w:space="0"/>
-              <w:bottom w:val="none" w:color="auto" w:sz="0" w:space="0"/>
-              <w:right w:val="none" w:color="auto" w:sz="0" w:space="0"/>
+              <w:top w:val="none" w:sz="0" w:space="0" w:color="auto"/>
+              <w:left w:val="none" w:sz="0" w:space="0" w:color="auto"/>
+              <w:bottom w:val="none" w:sz="0" w:space="0" w:color="auto"/>
+              <w:right w:val="none" w:sz="0" w:space="0" w:color="auto"/>
             </w:tcBorders>
           </w:tcPr>
-          <w:p wp14:textId="77777777">
+          <w:p>
             <w:pPr>
               <w:cnfStyle w:val="100000000000" w:firstRow="1" w:lastRow="0" w:firstColumn="0" w:lastColumn="0" w:oddVBand="0" w:evenVBand="0" w:oddHBand="0" w:evenHBand="0" w:firstRowFirstColumn="0" w:firstRowLastColumn="0" w:lastRowFirstColumn="0" w:lastRowLastColumn="0"/>
             </w:pPr>
@@ -4132,7 +4400,7 @@
           </w:p>
         </w:tc>
       </w:tr>
-      <w:tr xmlns:wp14="http://schemas.microsoft.com/office/word/2010/wordml" wp14:textId="77777777">
+      <w:tr>
         <w:trPr>
           <w:cnfStyle w:val="000000100000" w:firstRow="0" w:lastRow="0" w:firstColumn="0" w:lastColumn="0" w:oddVBand="0" w:evenVBand="0" w:oddHBand="1" w:evenHBand="0" w:firstRowFirstColumn="0" w:firstRowLastColumn="0" w:lastRowFirstColumn="0" w:lastRowLastColumn="0"/>
         </w:trPr>
@@ -4141,7 +4409,7 @@
             <w:cnfStyle w:val="001000000000" w:firstRow="0" w:lastRow="0" w:firstColumn="1" w:lastColumn="0" w:oddVBand="0" w:evenVBand="0" w:oddHBand="0" w:evenHBand="0" w:firstRowFirstColumn="0" w:firstRowLastColumn="0" w:lastRowFirstColumn="0" w:lastRowLastColumn="0"/>
             <w:tcW w:w="4530" w:type="dxa"/>
           </w:tcPr>
-          <w:p wp14:textId="77777777">
+          <w:p>
             <w:r>
               <w:t>Pacote Prata</w:t>
             </w:r>
@@ -4151,7 +4419,7 @@
           <w:tcPr>
             <w:tcW w:w="4531" w:type="dxa"/>
           </w:tcPr>
-          <w:p wp14:textId="77777777">
+          <w:p>
             <w:pPr>
               <w:cnfStyle w:val="000000100000" w:firstRow="0" w:lastRow="0" w:firstColumn="0" w:lastColumn="0" w:oddVBand="0" w:evenVBand="0" w:oddHBand="1" w:evenHBand="0" w:firstRowFirstColumn="0" w:firstRowLastColumn="0" w:lastRowFirstColumn="0" w:lastRowLastColumn="0"/>
             </w:pPr>
@@ -4161,13 +4429,13 @@
           </w:p>
         </w:tc>
       </w:tr>
-      <w:tr xmlns:wp14="http://schemas.microsoft.com/office/word/2010/wordml" wp14:textId="77777777">
+      <w:tr>
         <w:tc>
           <w:tcPr>
             <w:cnfStyle w:val="001000000000" w:firstRow="0" w:lastRow="0" w:firstColumn="1" w:lastColumn="0" w:oddVBand="0" w:evenVBand="0" w:oddHBand="0" w:evenHBand="0" w:firstRowFirstColumn="0" w:firstRowLastColumn="0" w:lastRowFirstColumn="0" w:lastRowLastColumn="0"/>
             <w:tcW w:w="4530" w:type="dxa"/>
           </w:tcPr>
-          <w:p wp14:textId="77777777">
+          <w:p>
             <w:r>
               <w:t>Pacote Ouro</w:t>
             </w:r>
@@ -4177,7 +4445,7 @@
           <w:tcPr>
             <w:tcW w:w="4531" w:type="dxa"/>
           </w:tcPr>
-          <w:p wp14:textId="77777777">
+          <w:p>
             <w:pPr>
               <w:cnfStyle w:val="000000000000" w:firstRow="0" w:lastRow="0" w:firstColumn="0" w:lastColumn="0" w:oddVBand="0" w:evenVBand="0" w:oddHBand="0" w:evenHBand="0" w:firstRowFirstColumn="0" w:firstRowLastColumn="0" w:lastRowFirstColumn="0" w:lastRowLastColumn="0"/>
             </w:pPr>
@@ -4187,7 +4455,7 @@
           </w:p>
         </w:tc>
       </w:tr>
-      <w:tr xmlns:wp14="http://schemas.microsoft.com/office/word/2010/wordml" wp14:textId="77777777">
+      <w:tr>
         <w:trPr>
           <w:cnfStyle w:val="000000100000" w:firstRow="0" w:lastRow="0" w:firstColumn="0" w:lastColumn="0" w:oddVBand="0" w:evenVBand="0" w:oddHBand="1" w:evenHBand="0" w:firstRowFirstColumn="0" w:firstRowLastColumn="0" w:lastRowFirstColumn="0" w:lastRowLastColumn="0"/>
         </w:trPr>
@@ -4196,7 +4464,7 @@
             <w:cnfStyle w:val="001000000000" w:firstRow="0" w:lastRow="0" w:firstColumn="1" w:lastColumn="0" w:oddVBand="0" w:evenVBand="0" w:oddHBand="0" w:evenHBand="0" w:firstRowFirstColumn="0" w:firstRowLastColumn="0" w:lastRowFirstColumn="0" w:lastRowLastColumn="0"/>
             <w:tcW w:w="4530" w:type="dxa"/>
           </w:tcPr>
-          <w:p wp14:textId="77777777">
+          <w:p>
             <w:r>
               <w:t>Pacote Premium</w:t>
             </w:r>
@@ -4206,7 +4474,7 @@
           <w:tcPr>
             <w:tcW w:w="4531" w:type="dxa"/>
           </w:tcPr>
-          <w:p wp14:textId="77777777">
+          <w:p>
             <w:pPr>
               <w:cnfStyle w:val="000000100000" w:firstRow="0" w:lastRow="0" w:firstColumn="0" w:lastColumn="0" w:oddVBand="0" w:evenVBand="0" w:oddHBand="1" w:evenHBand="0" w:firstRowFirstColumn="0" w:firstRowLastColumn="0" w:lastRowFirstColumn="0" w:lastRowLastColumn="0"/>
             </w:pPr>
@@ -4217,24 +4485,22 @@
         </w:tc>
       </w:tr>
     </w:tbl>
-    <w:p xmlns:wp14="http://schemas.microsoft.com/office/word/2010/wordml" wp14:textId="77777777">
+    <w:p>
       <w:pPr>
         <w:pStyle w:val="Ttulo2"/>
       </w:pPr>
       <w:r>
         <w:br w:type="page"/>
       </w:r>
-      <w:bookmarkStart w:name="_GoBack" w:id="26"/>
-      <w:bookmarkEnd w:id="26"/>
-    </w:p>
-    <w:p xmlns:wp14="http://schemas.microsoft.com/office/word/2010/wordml" wp14:textId="77777777">
+    </w:p>
+    <w:p>
       <w:pPr>
         <w:spacing w:after="160" w:line="259" w:lineRule="auto"/>
         <w:ind w:firstLine="0"/>
         <w:jc w:val="left"/>
       </w:pPr>
     </w:p>
-    <w:p xmlns:wp14="http://schemas.microsoft.com/office/word/2010/wordml" wp14:textId="77777777">
+    <w:p>
       <w:pPr>
         <w:pStyle w:val="Ttulo1"/>
         <w:numPr>
@@ -4243,21 +4509,20 @@
         </w:numPr>
         <w:ind w:left="709" w:hanging="709"/>
       </w:pPr>
-      <w:bookmarkStart w:name="_Toc2067081538" w:id="394039036"/>
-      <w:r>
-        <w:rPr/>
+      <w:bookmarkStart w:id="28" w:name="_Toc2067081538"/>
+      <w:r>
         <w:t>REFERÊNCIAS</w:t>
       </w:r>
-      <w:bookmarkEnd w:id="394039036"/>
-    </w:p>
-    <w:p xmlns:wp14="http://schemas.microsoft.com/office/word/2010/wordml" wp14:textId="77777777">
+      <w:bookmarkEnd w:id="28"/>
+    </w:p>
+    <w:p>
       <w:pPr>
         <w:spacing w:after="0"/>
       </w:pPr>
       <w:r>
         <w:t xml:space="preserve">Nãolembro: </w:t>
       </w:r>
-      <w:hyperlink w:history="1" r:id="rId12">
+      <w:hyperlink r:id="rId12" w:history="1">
         <w:r>
           <w:rPr>
             <w:rStyle w:val="Hyperlink"/>
@@ -4266,8 +4531,8 @@
         </w:r>
       </w:hyperlink>
     </w:p>
-    <w:p xmlns:wp14="http://schemas.microsoft.com/office/word/2010/wordml" wp14:textId="77777777"/>
-    <w:p xmlns:wp14="http://schemas.microsoft.com/office/word/2010/wordml" wp14:textId="77777777">
+    <w:p/>
+    <w:p>
       <w:pPr>
         <w:pStyle w:val="NormalWeb"/>
         <w:spacing w:before="0" w:beforeAutospacing="0" w:after="0" w:afterAutospacing="0" w:line="360" w:lineRule="atLeast"/>
@@ -4307,7 +4572,7 @@
         </w:rPr>
         <w:t xml:space="preserve">. Disponível em: &lt; </w:t>
       </w:r>
-      <w:hyperlink w:history="1" r:id="rId13">
+      <w:hyperlink r:id="rId13" w:history="1">
         <w:r>
           <w:rPr>
             <w:rStyle w:val="Hyperlink"/>
@@ -4328,7 +4593,7 @@
         <w:t xml:space="preserve"> &gt;.</w:t>
       </w:r>
     </w:p>
-    <w:p xmlns:wp14="http://schemas.microsoft.com/office/word/2010/wordml" wp14:textId="77777777">
+    <w:p>
       <w:pPr>
         <w:pStyle w:val="NormalWeb"/>
         <w:spacing w:before="120" w:beforeAutospacing="0" w:after="0" w:afterAutospacing="0" w:line="360" w:lineRule="atLeast"/>
@@ -4369,7 +4634,7 @@
         <w:t>. Disponível em: &lt;https://www.mjvinnovation.com/pt-br/blog/design-thinking-que-sao-cadernos-sensibilizacao/&gt;.</w:t>
       </w:r>
     </w:p>
-    <w:p xmlns:wp14="http://schemas.microsoft.com/office/word/2010/wordml" wp14:textId="77777777">
+    <w:p>
       <w:pPr>
         <w:pStyle w:val="NormalWeb"/>
         <w:spacing w:before="120" w:beforeAutospacing="0" w:after="0" w:afterAutospacing="0" w:line="360" w:lineRule="atLeast"/>
@@ -4409,7 +4674,7 @@
         </w:rPr>
         <w:t xml:space="preserve">. Disponível em: &lt; </w:t>
       </w:r>
-      <w:hyperlink w:history="1" r:id="rId14">
+      <w:hyperlink r:id="rId14" w:history="1">
         <w:r>
           <w:rPr>
             <w:rStyle w:val="Hyperlink"/>
@@ -4430,7 +4695,7 @@
         <w:t xml:space="preserve"> &gt;. Acesso em: 2 abr. 2026.</w:t>
       </w:r>
     </w:p>
-    <w:p xmlns:wp14="http://schemas.microsoft.com/office/word/2010/wordml" wp14:textId="77777777">
+    <w:p>
       <w:pPr>
         <w:pStyle w:val="NormalWeb"/>
         <w:rPr>
@@ -4450,7 +4715,7 @@
         <w:t>‌</w:t>
       </w:r>
     </w:p>
-    <w:p xmlns:wp14="http://schemas.microsoft.com/office/word/2010/wordml" wp14:textId="77777777">
+    <w:p>
       <w:pPr>
         <w:pStyle w:val="NormalWeb"/>
         <w:spacing w:before="0" w:beforeAutospacing="0" w:after="0" w:afterAutospacing="0" w:line="360" w:lineRule="atLeast"/>
@@ -4462,7 +4727,7 @@
         </w:rPr>
       </w:pPr>
     </w:p>
-    <w:p xmlns:wp14="http://schemas.microsoft.com/office/word/2010/wordml" wp14:textId="77777777">
+    <w:p>
       <w:pPr>
         <w:pStyle w:val="NormalWeb"/>
         <w:rPr>
@@ -4482,7 +4747,7 @@
         <w:t>‌</w:t>
       </w:r>
     </w:p>
-    <w:p xmlns:wp14="http://schemas.microsoft.com/office/word/2010/wordml" wp14:textId="77777777">
+    <w:p>
       <w:pPr>
         <w:pStyle w:val="NormalWeb"/>
         <w:rPr>
@@ -4502,7 +4767,7 @@
         <w:t>‌</w:t>
       </w:r>
     </w:p>
-    <w:p xmlns:wp14="http://schemas.microsoft.com/office/word/2010/wordml" wp14:textId="77777777">
+    <w:p>
       <w:pPr>
         <w:pStyle w:val="NormalWeb"/>
         <w:spacing w:before="0" w:beforeAutospacing="0" w:after="0" w:afterAutospacing="0" w:line="360" w:lineRule="atLeast"/>
@@ -4514,7 +4779,7 @@
         </w:rPr>
       </w:pPr>
     </w:p>
-    <w:p xmlns:wp14="http://schemas.microsoft.com/office/word/2010/wordml" wp14:textId="77777777">
+    <w:p>
       <w:pPr>
         <w:pStyle w:val="NormalWeb"/>
         <w:rPr>
@@ -4534,11 +4799,11 @@
         <w:t>‌</w:t>
       </w:r>
     </w:p>
-    <w:p xmlns:wp14="http://schemas.microsoft.com/office/word/2010/wordml" wp14:textId="77777777"/>
+    <w:p/>
     <w:sectPr>
       <w:headerReference w:type="default" r:id="rId15"/>
       <w:footerReference w:type="default" r:id="rId16"/>
-      <w:pgSz w:w="11906" w:h="16838" w:orient="portrait"/>
+      <w:pgSz w:w="11906" w:h="16838"/>
       <w:pgMar w:top="1701" w:right="1134" w:bottom="1134" w:left="1701" w:header="709" w:footer="709" w:gutter="0"/>
       <w:cols w:space="708"/>
       <w:docGrid w:linePitch="360"/>
@@ -4550,7 +4815,7 @@
 <file path=word/endnotes.xml><?xml version="1.0" encoding="utf-8"?>
 <w:endnotes xmlns:wpc="http://schemas.microsoft.com/office/word/2010/wordprocessingCanvas" xmlns:cx="http://schemas.microsoft.com/office/drawing/2014/chartex" xmlns:cx1="http://schemas.microsoft.com/office/drawing/2015/9/8/chartex" xmlns:mc="http://schemas.openxmlformats.org/markup-compatibility/2006" xmlns:o="urn:schemas-microsoft-com:office:office" xmlns:r="http://schemas.openxmlformats.org/officeDocument/2006/relationships" xmlns:m="http://schemas.openxmlformats.org/officeDocument/2006/math" xmlns:v="urn:schemas-microsoft-com:vml" xmlns:wp14="http://schemas.microsoft.com/office/word/2010/wordprocessingDrawing" xmlns:wp="http://schemas.openxmlformats.org/drawingml/2006/wordprocessingDrawing" xmlns:w10="urn:schemas-microsoft-com:office:word" xmlns:w="http://schemas.openxmlformats.org/wordprocessingml/2006/main" xmlns:w14="http://schemas.microsoft.com/office/word/2010/wordml" xmlns:w15="http://schemas.microsoft.com/office/word/2012/wordml" xmlns:w16se="http://schemas.microsoft.com/office/word/2015/wordml/symex" xmlns:wpg="http://schemas.microsoft.com/office/word/2010/wordprocessingGroup" xmlns:wpi="http://schemas.microsoft.com/office/word/2010/wordprocessingInk" xmlns:wne="http://schemas.microsoft.com/office/word/2006/wordml" xmlns:wps="http://schemas.microsoft.com/office/word/2010/wordprocessingShape" mc:Ignorable="w14 w15 w16se wp14">
   <w:endnote w:type="separator" w:id="-1">
-    <w:p xmlns:wp14="http://schemas.microsoft.com/office/word/2010/wordml" wp14:textId="77777777">
+    <w:p>
       <w:pPr>
         <w:spacing w:after="0" w:line="240" w:lineRule="auto"/>
       </w:pPr>
@@ -4560,7 +4825,7 @@
     </w:p>
   </w:endnote>
   <w:endnote w:type="continuationSeparator" w:id="0">
-    <w:p xmlns:wp14="http://schemas.microsoft.com/office/word/2010/wordml" wp14:textId="77777777">
+    <w:p>
       <w:pPr>
         <w:spacing w:after="0" w:line="240" w:lineRule="auto"/>
       </w:pPr>
@@ -4574,7 +4839,7 @@
 
 <file path=word/footer1.xml><?xml version="1.0" encoding="utf-8"?>
 <w:ftr xmlns:wpc="http://schemas.microsoft.com/office/word/2010/wordprocessingCanvas" xmlns:cx="http://schemas.microsoft.com/office/drawing/2014/chartex" xmlns:cx1="http://schemas.microsoft.com/office/drawing/2015/9/8/chartex" xmlns:mc="http://schemas.openxmlformats.org/markup-compatibility/2006" xmlns:o="urn:schemas-microsoft-com:office:office" xmlns:r="http://schemas.openxmlformats.org/officeDocument/2006/relationships" xmlns:m="http://schemas.openxmlformats.org/officeDocument/2006/math" xmlns:v="urn:schemas-microsoft-com:vml" xmlns:wp14="http://schemas.microsoft.com/office/word/2010/wordprocessingDrawing" xmlns:wp="http://schemas.openxmlformats.org/drawingml/2006/wordprocessingDrawing" xmlns:w10="urn:schemas-microsoft-com:office:word" xmlns:w="http://schemas.openxmlformats.org/wordprocessingml/2006/main" xmlns:w14="http://schemas.microsoft.com/office/word/2010/wordml" xmlns:w15="http://schemas.microsoft.com/office/word/2012/wordml" xmlns:w16se="http://schemas.microsoft.com/office/word/2015/wordml/symex" xmlns:wpg="http://schemas.microsoft.com/office/word/2010/wordprocessingGroup" xmlns:wpi="http://schemas.microsoft.com/office/word/2010/wordprocessingInk" xmlns:wne="http://schemas.microsoft.com/office/word/2006/wordml" xmlns:wps="http://schemas.microsoft.com/office/word/2010/wordprocessingShape" mc:Ignorable="w14 w15 w16se wp14">
-  <w:p xmlns:wp14="http://schemas.microsoft.com/office/word/2010/wordml" wp14:textId="77777777">
+  <w:p>
     <w:pPr>
       <w:pStyle w:val="Rodap"/>
     </w:pPr>
@@ -4585,7 +4850,7 @@
 <file path=word/footnotes.xml><?xml version="1.0" encoding="utf-8"?>
 <w:footnotes xmlns:wpc="http://schemas.microsoft.com/office/word/2010/wordprocessingCanvas" xmlns:cx="http://schemas.microsoft.com/office/drawing/2014/chartex" xmlns:cx1="http://schemas.microsoft.com/office/drawing/2015/9/8/chartex" xmlns:mc="http://schemas.openxmlformats.org/markup-compatibility/2006" xmlns:o="urn:schemas-microsoft-com:office:office" xmlns:r="http://schemas.openxmlformats.org/officeDocument/2006/relationships" xmlns:m="http://schemas.openxmlformats.org/officeDocument/2006/math" xmlns:v="urn:schemas-microsoft-com:vml" xmlns:wp14="http://schemas.microsoft.com/office/word/2010/wordprocessingDrawing" xmlns:wp="http://schemas.openxmlformats.org/drawingml/2006/wordprocessingDrawing" xmlns:w10="urn:schemas-microsoft-com:office:word" xmlns:w="http://schemas.openxmlformats.org/wordprocessingml/2006/main" xmlns:w14="http://schemas.microsoft.com/office/word/2010/wordml" xmlns:w15="http://schemas.microsoft.com/office/word/2012/wordml" xmlns:w16se="http://schemas.microsoft.com/office/word/2015/wordml/symex" xmlns:wpg="http://schemas.microsoft.com/office/word/2010/wordprocessingGroup" xmlns:wpi="http://schemas.microsoft.com/office/word/2010/wordprocessingInk" xmlns:wne="http://schemas.microsoft.com/office/word/2006/wordml" xmlns:wps="http://schemas.microsoft.com/office/word/2010/wordprocessingShape" mc:Ignorable="w14 w15 w16se wp14">
   <w:footnote w:type="separator" w:id="-1">
-    <w:p xmlns:wp14="http://schemas.microsoft.com/office/word/2010/wordml" wp14:textId="77777777">
+    <w:p>
       <w:pPr>
         <w:spacing w:after="0" w:line="240" w:lineRule="auto"/>
       </w:pPr>
@@ -4595,7 +4860,7 @@
     </w:p>
   </w:footnote>
   <w:footnote w:type="continuationSeparator" w:id="0">
-    <w:p xmlns:wp14="http://schemas.microsoft.com/office/word/2010/wordml" wp14:textId="77777777">
+    <w:p>
       <w:pPr>
         <w:spacing w:after="0" w:line="240" w:lineRule="auto"/>
       </w:pPr>
@@ -4617,8 +4882,9 @@
         <w:docPartUnique/>
       </w:docPartObj>
     </w:sdtPr>
+    <w:sdtEndPr/>
     <w:sdtContent>
-      <w:p xmlns:wp14="http://schemas.microsoft.com/office/word/2010/wordml" wp14:textId="77777777">
+      <w:p>
         <w:pPr>
           <w:pStyle w:val="Cabealho"/>
           <w:jc w:val="right"/>
@@ -4644,7 +4910,7 @@
       </w:p>
     </w:sdtContent>
   </w:sdt>
-  <w:p xmlns:wp14="http://schemas.microsoft.com/office/word/2010/wordml" wp14:textId="77777777">
+  <w:p>
     <w:pPr>
       <w:pStyle w:val="Cabealho"/>
     </w:pPr>
@@ -4879,11 +5145,11 @@
 </file>
 
 <file path=word/styles.xml><?xml version="1.0" encoding="utf-8"?>
-<w:styles xmlns:wp14="http://schemas.microsoft.com/office/word/2010/wordprocessingDrawing" xmlns:mc="http://schemas.openxmlformats.org/markup-compatibility/2006" xmlns:r="http://schemas.openxmlformats.org/officeDocument/2006/relationships" xmlns:w="http://schemas.openxmlformats.org/wordprocessingml/2006/main" xmlns:w14="http://schemas.microsoft.com/office/word/2010/wordml" xmlns:w15="http://schemas.microsoft.com/office/word/2012/wordml" xmlns:w16se="http://schemas.microsoft.com/office/word/2015/wordml/symex" mc:Ignorable="w14 w15 w16se wp14">
+<w:styles xmlns:mc="http://schemas.openxmlformats.org/markup-compatibility/2006" xmlns:r="http://schemas.openxmlformats.org/officeDocument/2006/relationships" xmlns:w="http://schemas.openxmlformats.org/wordprocessingml/2006/main" xmlns:w14="http://schemas.microsoft.com/office/word/2010/wordml" xmlns:w15="http://schemas.microsoft.com/office/word/2012/wordml" xmlns:w16se="http://schemas.microsoft.com/office/word/2015/wordml/symex" mc:Ignorable="w14 w15 w16se">
   <w:docDefaults>
     <w:rPrDefault>
       <w:rPr>
-        <w:rFonts w:asciiTheme="minorHAnsi" w:hAnsiTheme="minorHAnsi" w:eastAsiaTheme="minorHAnsi" w:cstheme="minorBidi"/>
+        <w:rFonts w:asciiTheme="minorHAnsi" w:eastAsiaTheme="minorHAnsi" w:hAnsiTheme="minorHAnsi" w:cstheme="minorBidi"/>
         <w:sz w:val="22"/>
         <w:szCs w:val="22"/>
         <w:lang w:val="pt-BR" w:eastAsia="en-US" w:bidi="ar-SA"/>
@@ -4898,14 +5164,14 @@
   <w:latentStyles w:defLockedState="0" w:defUIPriority="99" w:defSemiHidden="0" w:defUnhideWhenUsed="0" w:defQFormat="0" w:count="371">
     <w:lsdException w:name="Normal" w:uiPriority="0" w:qFormat="1"/>
     <w:lsdException w:name="heading 1" w:uiPriority="9" w:qFormat="1"/>
-    <w:lsdException w:name="heading 2" w:uiPriority="9" w:semiHidden="1" w:unhideWhenUsed="1" w:qFormat="1"/>
-    <w:lsdException w:name="heading 3" w:uiPriority="9" w:semiHidden="1" w:unhideWhenUsed="1" w:qFormat="1"/>
-    <w:lsdException w:name="heading 4" w:uiPriority="9" w:semiHidden="1" w:unhideWhenUsed="1" w:qFormat="1"/>
-    <w:lsdException w:name="heading 5" w:uiPriority="9" w:semiHidden="1" w:unhideWhenUsed="1" w:qFormat="1"/>
-    <w:lsdException w:name="heading 6" w:uiPriority="9" w:semiHidden="1" w:unhideWhenUsed="1" w:qFormat="1"/>
-    <w:lsdException w:name="heading 7" w:uiPriority="9" w:semiHidden="1" w:unhideWhenUsed="1" w:qFormat="1"/>
-    <w:lsdException w:name="heading 8" w:uiPriority="9" w:semiHidden="1" w:unhideWhenUsed="1" w:qFormat="1"/>
-    <w:lsdException w:name="heading 9" w:uiPriority="9" w:semiHidden="1" w:unhideWhenUsed="1" w:qFormat="1"/>
+    <w:lsdException w:name="heading 2" w:semiHidden="1" w:uiPriority="9" w:unhideWhenUsed="1" w:qFormat="1"/>
+    <w:lsdException w:name="heading 3" w:semiHidden="1" w:uiPriority="9" w:unhideWhenUsed="1" w:qFormat="1"/>
+    <w:lsdException w:name="heading 4" w:semiHidden="1" w:uiPriority="9" w:unhideWhenUsed="1" w:qFormat="1"/>
+    <w:lsdException w:name="heading 5" w:semiHidden="1" w:uiPriority="9" w:unhideWhenUsed="1" w:qFormat="1"/>
+    <w:lsdException w:name="heading 6" w:semiHidden="1" w:uiPriority="9" w:unhideWhenUsed="1" w:qFormat="1"/>
+    <w:lsdException w:name="heading 7" w:semiHidden="1" w:uiPriority="9" w:unhideWhenUsed="1" w:qFormat="1"/>
+    <w:lsdException w:name="heading 8" w:semiHidden="1" w:uiPriority="9" w:unhideWhenUsed="1" w:qFormat="1"/>
+    <w:lsdException w:name="heading 9" w:semiHidden="1" w:uiPriority="9" w:unhideWhenUsed="1" w:qFormat="1"/>
     <w:lsdException w:name="index 1" w:semiHidden="1" w:unhideWhenUsed="1"/>
     <w:lsdException w:name="index 2" w:semiHidden="1" w:unhideWhenUsed="1"/>
     <w:lsdException w:name="index 3" w:semiHidden="1" w:unhideWhenUsed="1"/>
@@ -4915,22 +5181,22 @@
     <w:lsdException w:name="index 7" w:semiHidden="1" w:unhideWhenUsed="1"/>
     <w:lsdException w:name="index 8" w:semiHidden="1" w:unhideWhenUsed="1"/>
     <w:lsdException w:name="index 9" w:semiHidden="1" w:unhideWhenUsed="1"/>
-    <w:lsdException w:name="toc 1" w:uiPriority="39" w:semiHidden="1" w:unhideWhenUsed="1"/>
-    <w:lsdException w:name="toc 2" w:uiPriority="39" w:semiHidden="1" w:unhideWhenUsed="1"/>
-    <w:lsdException w:name="toc 3" w:uiPriority="39" w:semiHidden="1" w:unhideWhenUsed="1"/>
-    <w:lsdException w:name="toc 4" w:uiPriority="39" w:semiHidden="1" w:unhideWhenUsed="1"/>
-    <w:lsdException w:name="toc 5" w:uiPriority="39" w:semiHidden="1" w:unhideWhenUsed="1"/>
-    <w:lsdException w:name="toc 6" w:uiPriority="39" w:semiHidden="1" w:unhideWhenUsed="1"/>
-    <w:lsdException w:name="toc 7" w:uiPriority="39" w:semiHidden="1" w:unhideWhenUsed="1"/>
-    <w:lsdException w:name="toc 8" w:uiPriority="39" w:semiHidden="1" w:unhideWhenUsed="1"/>
-    <w:lsdException w:name="toc 9" w:uiPriority="39" w:semiHidden="1" w:unhideWhenUsed="1"/>
+    <w:lsdException w:name="toc 1" w:semiHidden="1" w:uiPriority="39" w:unhideWhenUsed="1"/>
+    <w:lsdException w:name="toc 2" w:semiHidden="1" w:uiPriority="39" w:unhideWhenUsed="1"/>
+    <w:lsdException w:name="toc 3" w:semiHidden="1" w:uiPriority="39" w:unhideWhenUsed="1"/>
+    <w:lsdException w:name="toc 4" w:semiHidden="1" w:uiPriority="39" w:unhideWhenUsed="1"/>
+    <w:lsdException w:name="toc 5" w:semiHidden="1" w:uiPriority="39" w:unhideWhenUsed="1"/>
+    <w:lsdException w:name="toc 6" w:semiHidden="1" w:uiPriority="39" w:unhideWhenUsed="1"/>
+    <w:lsdException w:name="toc 7" w:semiHidden="1" w:uiPriority="39" w:unhideWhenUsed="1"/>
+    <w:lsdException w:name="toc 8" w:semiHidden="1" w:uiPriority="39" w:unhideWhenUsed="1"/>
+    <w:lsdException w:name="toc 9" w:semiHidden="1" w:uiPriority="39" w:unhideWhenUsed="1"/>
     <w:lsdException w:name="Normal Indent" w:semiHidden="1" w:unhideWhenUsed="1"/>
     <w:lsdException w:name="footnote text" w:semiHidden="1" w:unhideWhenUsed="1"/>
     <w:lsdException w:name="annotation text" w:semiHidden="1" w:unhideWhenUsed="1"/>
     <w:lsdException w:name="header" w:semiHidden="1" w:unhideWhenUsed="1"/>
     <w:lsdException w:name="footer" w:semiHidden="1" w:unhideWhenUsed="1"/>
     <w:lsdException w:name="index heading" w:semiHidden="1" w:unhideWhenUsed="1"/>
-    <w:lsdException w:name="caption" w:uiPriority="35" w:semiHidden="1" w:unhideWhenUsed="1" w:qFormat="1"/>
+    <w:lsdException w:name="caption" w:semiHidden="1" w:uiPriority="35" w:unhideWhenUsed="1" w:qFormat="1"/>
     <w:lsdException w:name="table of figures" w:semiHidden="1" w:unhideWhenUsed="1"/>
     <w:lsdException w:name="envelope address" w:semiHidden="1" w:unhideWhenUsed="1"/>
     <w:lsdException w:name="envelope return" w:semiHidden="1" w:unhideWhenUsed="1"/>
@@ -4961,7 +5227,7 @@
     <w:lsdException w:name="Title" w:uiPriority="10" w:qFormat="1"/>
     <w:lsdException w:name="Closing" w:semiHidden="1" w:unhideWhenUsed="1"/>
     <w:lsdException w:name="Signature" w:semiHidden="1" w:unhideWhenUsed="1"/>
-    <w:lsdException w:name="Default Paragraph Font" w:uiPriority="1" w:semiHidden="1" w:unhideWhenUsed="1"/>
+    <w:lsdException w:name="Default Paragraph Font" w:semiHidden="1" w:uiPriority="1" w:unhideWhenUsed="1"/>
     <w:lsdException w:name="Body Text" w:semiHidden="1" w:unhideWhenUsed="1"/>
     <w:lsdException w:name="Body Text Indent" w:semiHidden="1" w:unhideWhenUsed="1"/>
     <w:lsdException w:name="List Continue" w:semiHidden="1" w:unhideWhenUsed="1"/>
@@ -5161,8 +5427,8 @@
     <w:lsdException w:name="Subtle Reference" w:uiPriority="31" w:qFormat="1"/>
     <w:lsdException w:name="Intense Reference" w:uiPriority="32" w:qFormat="1"/>
     <w:lsdException w:name="Book Title" w:uiPriority="33" w:qFormat="1"/>
-    <w:lsdException w:name="Bibliography" w:uiPriority="37" w:semiHidden="1" w:unhideWhenUsed="1"/>
-    <w:lsdException w:name="TOC Heading" w:uiPriority="39" w:semiHidden="1" w:unhideWhenUsed="1" w:qFormat="1"/>
+    <w:lsdException w:name="Bibliography" w:semiHidden="1" w:uiPriority="37" w:unhideWhenUsed="1"/>
+    <w:lsdException w:name="TOC Heading" w:semiHidden="1" w:uiPriority="39" w:unhideWhenUsed="1" w:qFormat="1"/>
     <w:lsdException w:name="Plain Table 1" w:uiPriority="41"/>
     <w:lsdException w:name="Plain Table 2" w:uiPriority="42"/>
     <w:lsdException w:name="Plain Table 3" w:uiPriority="43"/>
@@ -5268,7 +5534,7 @@
     <w:lsdException w:name="List Table 6 Colorful Accent 6" w:uiPriority="51"/>
     <w:lsdException w:name="List Table 7 Colorful Accent 6" w:uiPriority="52"/>
   </w:latentStyles>
-  <w:style w:type="paragraph" w:styleId="Normal" w:default="1">
+  <w:style w:type="paragraph" w:default="1" w:styleId="Normal">
     <w:name w:val="Normal"/>
     <w:qFormat/>
     <w:rsid w:val="0049782E"/>
@@ -5414,12 +5680,13 @@
       <w:b/>
     </w:rPr>
   </w:style>
-  <w:style w:type="character" w:styleId="Fontepargpadro" w:default="1">
+  <w:style w:type="character" w:default="1" w:styleId="Fontepargpadro">
     <w:name w:val="Default Paragraph Font"/>
     <w:uiPriority w:val="1"/>
+    <w:semiHidden/>
     <w:unhideWhenUsed/>
   </w:style>
-  <w:style w:type="table" w:styleId="Tabelanormal" w:default="1">
+  <w:style w:type="table" w:default="1" w:styleId="Tabelanormal">
     <w:name w:val="Normal Table"/>
     <w:uiPriority w:val="99"/>
     <w:semiHidden/>
@@ -5434,7 +5701,7 @@
       </w:tblCellMar>
     </w:tblPr>
   </w:style>
-  <w:style w:type="numbering" w:styleId="Semlista" w:default="1">
+  <w:style w:type="numbering" w:default="1" w:styleId="Semlista">
     <w:name w:val="No List"/>
     <w:uiPriority w:val="99"/>
     <w:semiHidden/>
@@ -5456,14 +5723,14 @@
       <w:sz w:val="28"/>
     </w:rPr>
   </w:style>
-  <w:style w:type="character" w:styleId="Ttulo1Char" w:customStyle="1">
+  <w:style w:type="character" w:customStyle="1" w:styleId="Ttulo1Char">
     <w:name w:val="Título 1 Char"/>
     <w:basedOn w:val="Fontepargpadro"/>
     <w:link w:val="Ttulo1"/>
     <w:uiPriority w:val="9"/>
     <w:rsid w:val="0026684F"/>
     <w:rPr>
-      <w:rFonts w:ascii="Arial" w:hAnsi="Arial" w:eastAsiaTheme="majorEastAsia" w:cstheme="majorBidi"/>
+      <w:rFonts w:ascii="Arial" w:eastAsiaTheme="majorEastAsia" w:hAnsi="Arial" w:cstheme="majorBidi"/>
       <w:b/>
       <w:sz w:val="24"/>
       <w:szCs w:val="32"/>
@@ -5480,53 +5747,53 @@
       <w:contextualSpacing/>
     </w:pPr>
   </w:style>
-  <w:style w:type="character" w:styleId="Ttulo2Char" w:customStyle="1">
+  <w:style w:type="character" w:customStyle="1" w:styleId="Ttulo2Char">
     <w:name w:val="Título 2 Char"/>
     <w:basedOn w:val="Fontepargpadro"/>
     <w:link w:val="Ttulo2"/>
     <w:uiPriority w:val="9"/>
     <w:rsid w:val="002E7F5C"/>
     <w:rPr>
-      <w:rFonts w:ascii="Arial" w:hAnsi="Arial" w:eastAsiaTheme="majorEastAsia" w:cstheme="majorBidi"/>
+      <w:rFonts w:ascii="Arial" w:eastAsiaTheme="majorEastAsia" w:hAnsi="Arial" w:cstheme="majorBidi"/>
       <w:b/>
       <w:sz w:val="24"/>
       <w:szCs w:val="26"/>
     </w:rPr>
   </w:style>
-  <w:style w:type="character" w:styleId="Ttulo3Char" w:customStyle="1">
+  <w:style w:type="character" w:customStyle="1" w:styleId="Ttulo3Char">
     <w:name w:val="Título 3 Char"/>
     <w:basedOn w:val="Fontepargpadro"/>
     <w:link w:val="Ttulo3"/>
     <w:uiPriority w:val="9"/>
     <w:rsid w:val="002E7F5C"/>
     <w:rPr>
-      <w:rFonts w:ascii="Arial" w:hAnsi="Arial" w:eastAsiaTheme="majorEastAsia" w:cstheme="majorBidi"/>
+      <w:rFonts w:ascii="Arial" w:eastAsiaTheme="majorEastAsia" w:hAnsi="Arial" w:cstheme="majorBidi"/>
       <w:b/>
       <w:sz w:val="24"/>
       <w:szCs w:val="24"/>
     </w:rPr>
   </w:style>
-  <w:style w:type="character" w:styleId="Ttulo4Char" w:customStyle="1">
+  <w:style w:type="character" w:customStyle="1" w:styleId="Ttulo4Char">
     <w:name w:val="Título 4 Char"/>
     <w:basedOn w:val="Fontepargpadro"/>
     <w:link w:val="Ttulo4"/>
     <w:uiPriority w:val="9"/>
     <w:rsid w:val="002E7F5C"/>
     <w:rPr>
-      <w:rFonts w:ascii="Arial" w:hAnsi="Arial" w:eastAsiaTheme="majorEastAsia" w:cstheme="majorBidi"/>
+      <w:rFonts w:ascii="Arial" w:eastAsiaTheme="majorEastAsia" w:hAnsi="Arial" w:cstheme="majorBidi"/>
       <w:b/>
       <w:iCs/>
       <w:sz w:val="24"/>
     </w:rPr>
   </w:style>
-  <w:style w:type="character" w:styleId="Ttulo5Char" w:customStyle="1">
+  <w:style w:type="character" w:customStyle="1" w:styleId="Ttulo5Char">
     <w:name w:val="Título 5 Char"/>
     <w:basedOn w:val="Fontepargpadro"/>
     <w:link w:val="Ttulo5"/>
     <w:uiPriority w:val="9"/>
     <w:rsid w:val="002E7F5C"/>
     <w:rPr>
-      <w:rFonts w:ascii="Arial" w:hAnsi="Arial" w:eastAsiaTheme="majorEastAsia" w:cstheme="majorBidi"/>
+      <w:rFonts w:ascii="Arial" w:eastAsiaTheme="majorEastAsia" w:hAnsi="Arial" w:cstheme="majorBidi"/>
       <w:b/>
       <w:sz w:val="24"/>
     </w:rPr>
@@ -5627,7 +5894,7 @@
       <w:ind w:firstLine="0"/>
     </w:pPr>
   </w:style>
-  <w:style w:type="paragraph" w:styleId="ImagenseFontes" w:customStyle="1">
+  <w:style w:type="paragraph" w:customStyle="1" w:styleId="ImagenseFontes">
     <w:name w:val="Imagens e Fontes"/>
     <w:basedOn w:val="Normal"/>
     <w:link w:val="ImagenseFontesChar"/>
@@ -5643,7 +5910,7 @@
       <w:lang w:eastAsia="pt-BR"/>
     </w:rPr>
   </w:style>
-  <w:style w:type="character" w:styleId="ImagenseFontesChar" w:customStyle="1">
+  <w:style w:type="character" w:customStyle="1" w:styleId="ImagenseFontesChar">
     <w:name w:val="Imagens e Fontes Char"/>
     <w:basedOn w:val="Fontepargpadro"/>
     <w:link w:val="ImagenseFontes"/>
@@ -5688,7 +5955,7 @@
       <w:jc w:val="left"/>
     </w:pPr>
     <w:rPr>
-      <w:rFonts w:ascii="Times New Roman" w:hAnsi="Times New Roman" w:eastAsia="Times New Roman" w:cs="Times New Roman"/>
+      <w:rFonts w:ascii="Times New Roman" w:eastAsia="Times New Roman" w:hAnsi="Times New Roman" w:cs="Times New Roman"/>
       <w:szCs w:val="24"/>
       <w:lang w:eastAsia="pt-BR"/>
     </w:rPr>
@@ -5709,7 +5976,7 @@
       <w:szCs w:val="20"/>
     </w:rPr>
   </w:style>
-  <w:style w:type="character" w:styleId="TextodenotadefimChar" w:customStyle="1">
+  <w:style w:type="character" w:customStyle="1" w:styleId="TextodenotadefimChar">
     <w:name w:val="Texto de nota de fim Char"/>
     <w:basedOn w:val="Fontepargpadro"/>
     <w:link w:val="Textodenotadefim"/>
@@ -5750,7 +6017,7 @@
       <w:sz w:val="20"/>
     </w:rPr>
   </w:style>
-  <w:style w:type="character" w:styleId="CitaoChar" w:customStyle="1">
+  <w:style w:type="character" w:customStyle="1" w:styleId="CitaoChar">
     <w:name w:val="Citação Char"/>
     <w:basedOn w:val="Fontepargpadro"/>
     <w:link w:val="Citao"/>
@@ -5772,12 +6039,12 @@
     </w:pPr>
     <w:tblPr>
       <w:tblBorders>
-        <w:top w:val="single" w:color="auto" w:sz="4" w:space="0"/>
-        <w:left w:val="single" w:color="auto" w:sz="4" w:space="0"/>
-        <w:bottom w:val="single" w:color="auto" w:sz="4" w:space="0"/>
-        <w:right w:val="single" w:color="auto" w:sz="4" w:space="0"/>
-        <w:insideH w:val="single" w:color="auto" w:sz="4" w:space="0"/>
-        <w:insideV w:val="single" w:color="auto" w:sz="4" w:space="0"/>
+        <w:top w:val="single" w:sz="4" w:space="0" w:color="auto"/>
+        <w:left w:val="single" w:sz="4" w:space="0" w:color="auto"/>
+        <w:bottom w:val="single" w:sz="4" w:space="0" w:color="auto"/>
+        <w:right w:val="single" w:sz="4" w:space="0" w:color="auto"/>
+        <w:insideH w:val="single" w:sz="4" w:space="0" w:color="auto"/>
+        <w:insideV w:val="single" w:sz="4" w:space="0" w:color="auto"/>
       </w:tblBorders>
     </w:tblPr>
   </w:style>
@@ -5793,12 +6060,12 @@
       <w:tblStyleRowBandSize w:val="1"/>
       <w:tblStyleColBandSize w:val="1"/>
       <w:tblBorders>
-        <w:top w:val="single" w:color="8EAADB" w:themeColor="accent5" w:themeTint="99" w:sz="4" w:space="0"/>
-        <w:left w:val="single" w:color="8EAADB" w:themeColor="accent5" w:themeTint="99" w:sz="4" w:space="0"/>
-        <w:bottom w:val="single" w:color="8EAADB" w:themeColor="accent5" w:themeTint="99" w:sz="4" w:space="0"/>
-        <w:right w:val="single" w:color="8EAADB" w:themeColor="accent5" w:themeTint="99" w:sz="4" w:space="0"/>
-        <w:insideH w:val="single" w:color="8EAADB" w:themeColor="accent5" w:themeTint="99" w:sz="4" w:space="0"/>
-        <w:insideV w:val="single" w:color="8EAADB" w:themeColor="accent5" w:themeTint="99" w:sz="4" w:space="0"/>
+        <w:top w:val="single" w:sz="4" w:space="0" w:color="8EAADB" w:themeColor="accent5" w:themeTint="99"/>
+        <w:left w:val="single" w:sz="4" w:space="0" w:color="8EAADB" w:themeColor="accent5" w:themeTint="99"/>
+        <w:bottom w:val="single" w:sz="4" w:space="0" w:color="8EAADB" w:themeColor="accent5" w:themeTint="99"/>
+        <w:right w:val="single" w:sz="4" w:space="0" w:color="8EAADB" w:themeColor="accent5" w:themeTint="99"/>
+        <w:insideH w:val="single" w:sz="4" w:space="0" w:color="8EAADB" w:themeColor="accent5" w:themeTint="99"/>
+        <w:insideV w:val="single" w:sz="4" w:space="0" w:color="8EAADB" w:themeColor="accent5" w:themeTint="99"/>
       </w:tblBorders>
     </w:tblPr>
     <w:tblStylePr w:type="firstRow">
@@ -5810,10 +6077,10 @@
       <w:tblPr/>
       <w:tcPr>
         <w:tcBorders>
-          <w:top w:val="single" w:color="4472C4" w:themeColor="accent5" w:sz="4" w:space="0"/>
-          <w:left w:val="single" w:color="4472C4" w:themeColor="accent5" w:sz="4" w:space="0"/>
-          <w:bottom w:val="single" w:color="4472C4" w:themeColor="accent5" w:sz="4" w:space="0"/>
-          <w:right w:val="single" w:color="4472C4" w:themeColor="accent5" w:sz="4" w:space="0"/>
+          <w:top w:val="single" w:sz="4" w:space="0" w:color="4472C4" w:themeColor="accent5"/>
+          <w:left w:val="single" w:sz="4" w:space="0" w:color="4472C4" w:themeColor="accent5"/>
+          <w:bottom w:val="single" w:sz="4" w:space="0" w:color="4472C4" w:themeColor="accent5"/>
+          <w:right w:val="single" w:sz="4" w:space="0" w:color="4472C4" w:themeColor="accent5"/>
           <w:insideH w:val="nil"/>
           <w:insideV w:val="nil"/>
         </w:tcBorders>
@@ -5828,7 +6095,7 @@
       <w:tblPr/>
       <w:tcPr>
         <w:tcBorders>
-          <w:top w:val="double" w:color="4472C4" w:themeColor="accent5" w:sz="4" w:space="0"/>
+          <w:top w:val="double" w:sz="4" w:space="0" w:color="4472C4" w:themeColor="accent5"/>
         </w:tcBorders>
       </w:tcPr>
     </w:tblStylePr>
@@ -5883,7 +6150,7 @@
       <w:spacing w:after="0" w:line="240" w:lineRule="auto"/>
     </w:pPr>
   </w:style>
-  <w:style w:type="character" w:styleId="CabealhoChar" w:customStyle="1">
+  <w:style w:type="character" w:customStyle="1" w:styleId="CabealhoChar">
     <w:name w:val="Cabeçalho Char"/>
     <w:basedOn w:val="Fontepargpadro"/>
     <w:link w:val="Cabealho"/>
@@ -5909,7 +6176,7 @@
       <w:spacing w:after="0" w:line="240" w:lineRule="auto"/>
     </w:pPr>
   </w:style>
-  <w:style w:type="character" w:styleId="RodapChar" w:customStyle="1">
+  <w:style w:type="character" w:customStyle="1" w:styleId="RodapChar">
     <w:name w:val="Rodapé Char"/>
     <w:basedOn w:val="Fontepargpadro"/>
     <w:link w:val="Rodap"/>
@@ -7655,7 +7922,7 @@
 </file>
 
 <file path=word/theme/theme1.xml><?xml version="1.0" encoding="utf-8"?>
-<a:theme xmlns:a="http://schemas.openxmlformats.org/drawingml/2006/main" xmlns:thm15="http://schemas.microsoft.com/office/thememl/2012/main" name="Tema do Office">
+<a:theme xmlns:a="http://schemas.openxmlformats.org/drawingml/2006/main" name="Tema do Office">
   <a:themeElements>
     <a:clrScheme name="Office">
       <a:dk1>
@@ -7920,7 +8187,7 @@
 </file>
 
 <file path=customXml/itemProps1.xml><?xml version="1.0" encoding="utf-8"?>
-<ds:datastoreItem xmlns:ds="http://schemas.openxmlformats.org/officeDocument/2006/customXml" ds:itemID="{D8401A2E-E146-482C-81AF-37C09F53832E}">
+<ds:datastoreItem xmlns:ds="http://schemas.openxmlformats.org/officeDocument/2006/customXml" ds:itemID="{34F6D596-853D-411C-B7F9-1E8AAB4483BF}">
   <ds:schemaRefs>
     <ds:schemaRef ds:uri="http://schemas.openxmlformats.org/officeDocument/2006/bibliography"/>
   </ds:schemaRefs>
